--- a/hin/docx/37.content.docx
+++ b/hin/docx/37.content.docx
@@ -767,6 +767,20 @@
       </w:r>
       <w:r>
         <w:rPr>
+          <w:lang w:val="hi_IN" w:bidi="hi_IN"/>
+        </w:rPr>
+        <w:t>בִּ⁠שְׁנַ֤ת שְׁתַּ֨יִם֙ לְ⁠דָרְיָ֣וֶשׁ הַ⁠מֶּ֔לֶךְ</w:t>
+      </w:r>
+    </w:p>
+    <w:p>
+      <w:pPr/>
+      <w:r>
+        <w:rPr>
+          <w:lang w:val="hi_IN" w:bidi="hi_IN"/>
+        </w:rPr>
+      </w:r>
+      <w:r>
+        <w:rPr>
           <w:b/>
           <w:lang w:val="hi_IN" w:bidi="hi_IN"/>
         </w:rPr>
@@ -857,6 +871,20 @@
       </w:r>
       <w:r>
         <w:rPr>
+          <w:lang w:val="hi_IN" w:bidi="hi_IN"/>
+        </w:rPr>
+        <w:t>בִּ⁠שְׁנַ֤ת שְׁתַּ֨יִם֙ &amp; בַּ⁠חֹ֨דֶשׁ֙ הַ⁠שִּׁשִּׁ֔י בְּ⁠י֥וֹם אֶחָ֖ד לַ⁠חֹ֑דֶשׁ</w:t>
+      </w:r>
+    </w:p>
+    <w:p>
+      <w:pPr/>
+      <w:r>
+        <w:rPr>
+          <w:lang w:val="hi_IN" w:bidi="hi_IN"/>
+        </w:rPr>
+      </w:r>
+      <w:r>
+        <w:rPr>
           <w:b/>
           <w:lang w:val="hi_IN" w:bidi="hi_IN"/>
         </w:rPr>
@@ -953,6 +981,20 @@
       </w:r>
       <w:r>
         <w:rPr>
+          <w:lang w:val="hi_IN" w:bidi="hi_IN"/>
+        </w:rPr>
+        <w:t>בַּ⁠חֹ֨דֶשׁ֙ הַ⁠שִּׁשִּׁ֔י בְּ⁠י֥וֹם אֶחָ֖ד לַ⁠חֹ֑דֶשׁ</w:t>
+      </w:r>
+    </w:p>
+    <w:p>
+      <w:pPr/>
+      <w:r>
+        <w:rPr>
+          <w:lang w:val="hi_IN" w:bidi="hi_IN"/>
+        </w:rPr>
+      </w:r>
+      <w:r>
+        <w:rPr>
           <w:b/>
           <w:lang w:val="hi_IN" w:bidi="hi_IN"/>
         </w:rPr>
@@ -1049,6 +1091,20 @@
       </w:r>
       <w:r>
         <w:rPr>
+          <w:lang w:val="hi_IN" w:bidi="hi_IN"/>
+        </w:rPr>
+        <w:t>הָיָ֨ה דְבַר־יְהוָ֜ה בְּ⁠יַד־חַגַּ֣י הַ⁠נָּבִ֗יא</w:t>
+      </w:r>
+    </w:p>
+    <w:p>
+      <w:pPr/>
+      <w:r>
+        <w:rPr>
+          <w:lang w:val="hi_IN" w:bidi="hi_IN"/>
+        </w:rPr>
+      </w:r>
+      <w:r>
+        <w:rPr>
           <w:b/>
           <w:lang w:val="hi_IN" w:bidi="hi_IN"/>
         </w:rPr>
@@ -1184,6 +1240,20 @@
       </w:r>
       <w:r>
         <w:rPr>
+          <w:lang w:val="hi_IN" w:bidi="hi_IN"/>
+        </w:rPr>
+        <w:t>דְבַר־יְהוָ֜ה</w:t>
+      </w:r>
+    </w:p>
+    <w:p>
+      <w:pPr/>
+      <w:r>
+        <w:rPr>
+          <w:lang w:val="hi_IN" w:bidi="hi_IN"/>
+        </w:rPr>
+      </w:r>
+      <w:r>
+        <w:rPr>
           <w:b/>
           <w:lang w:val="hi_IN" w:bidi="hi_IN"/>
         </w:rPr>
@@ -1274,6 +1344,20 @@
       </w:r>
       <w:r>
         <w:rPr>
+          <w:lang w:val="hi_IN" w:bidi="hi_IN"/>
+        </w:rPr>
+        <w:t>כֹּ֥ה אָמַ֛ר יְהוָ֥ה צְבָא֖וֹת לֵ⁠אמֹ֑ר הָ⁠עָ֤ם הַ⁠זֶּה֙ אָֽמְר֔וּ לֹ֥א עֶת־בֹּ֛א עֶת־בֵּ֥ית יְהוָ֖ה לְ⁠הִבָּנֽוֹת</w:t>
+      </w:r>
+    </w:p>
+    <w:p>
+      <w:pPr/>
+      <w:r>
+        <w:rPr>
+          <w:lang w:val="hi_IN" w:bidi="hi_IN"/>
+        </w:rPr>
+      </w:r>
+      <w:r>
+        <w:rPr>
           <w:b/>
           <w:lang w:val="hi_IN" w:bidi="hi_IN"/>
         </w:rPr>
@@ -1357,6 +1441,20 @@
       </w:r>
       <w:r>
         <w:rPr>
+          <w:lang w:val="hi_IN" w:bidi="hi_IN"/>
+        </w:rPr>
+        <w:t>יְהוָ֥ה צְבָא֖וֹת</w:t>
+      </w:r>
+    </w:p>
+    <w:p>
+      <w:pPr/>
+      <w:r>
+        <w:rPr>
+          <w:lang w:val="hi_IN" w:bidi="hi_IN"/>
+        </w:rPr>
+      </w:r>
+      <w:r>
+        <w:rPr>
           <w:b/>
           <w:lang w:val="hi_IN" w:bidi="hi_IN"/>
         </w:rPr>
@@ -1466,6 +1564,20 @@
       </w:r>
       <w:r>
         <w:rPr>
+          <w:lang w:val="hi_IN" w:bidi="hi_IN"/>
+        </w:rPr>
+        <w:t>הָ⁠עָ֤ם הַ⁠זֶּה֙</w:t>
+      </w:r>
+    </w:p>
+    <w:p>
+      <w:pPr/>
+      <w:r>
+        <w:rPr>
+          <w:lang w:val="hi_IN" w:bidi="hi_IN"/>
+        </w:rPr>
+      </w:r>
+      <w:r>
+        <w:rPr>
           <w:b/>
           <w:lang w:val="hi_IN" w:bidi="hi_IN"/>
         </w:rPr>
@@ -1562,6 +1674,20 @@
       </w:r>
       <w:r>
         <w:rPr>
+          <w:lang w:val="hi_IN" w:bidi="hi_IN"/>
+        </w:rPr>
+        <w:t>עֶת־בֵּ֥ית יְהוָ֖ה</w:t>
+      </w:r>
+    </w:p>
+    <w:p>
+      <w:pPr/>
+      <w:r>
+        <w:rPr>
+          <w:lang w:val="hi_IN" w:bidi="hi_IN"/>
+        </w:rPr>
+      </w:r>
+      <w:r>
+        <w:rPr>
           <w:b/>
           <w:lang w:val="hi_IN" w:bidi="hi_IN"/>
         </w:rPr>
@@ -1647,6 +1773,20 @@
         <w:rPr>
           <w:lang w:val="hi_IN" w:bidi="hi_IN"/>
         </w:rPr>
+      </w:r>
+    </w:p>
+    <w:p>
+      <w:pPr/>
+      <w:r>
+        <w:rPr>
+          <w:lang w:val="hi_IN" w:bidi="hi_IN"/>
+        </w:rPr>
+      </w:r>
+      <w:r>
+        <w:rPr>
+          <w:lang w:val="hi_IN" w:bidi="hi_IN"/>
+        </w:rPr>
+        <w:t>וַֽ⁠יְהִי֙ דְּבַר־יְהוָ֔ה בְּ⁠יַד־חַגַּ֥י הַ⁠נָּבִ֖יא</w:t>
       </w:r>
     </w:p>
     <w:p>
@@ -1759,6 +1899,20 @@
       </w:r>
       <w:r>
         <w:rPr>
+          <w:lang w:val="hi_IN" w:bidi="hi_IN"/>
+        </w:rPr>
+        <w:t>הַ⁠עֵ֤ת לָ⁠כֶם֙ אַתֶּ֔ם לָ⁠שֶׁ֖בֶת בְּ⁠בָתֵּי⁠כֶ֣ם סְפוּנִ֑ים וְ⁠הַ⁠בַּ֥יִת הַ⁠זֶּ֖ה חָרֵֽב</w:t>
+      </w:r>
+    </w:p>
+    <w:p>
+      <w:pPr/>
+      <w:r>
+        <w:rPr>
+          <w:lang w:val="hi_IN" w:bidi="hi_IN"/>
+        </w:rPr>
+      </w:r>
+      <w:r>
+        <w:rPr>
           <w:b/>
           <w:lang w:val="hi_IN" w:bidi="hi_IN"/>
         </w:rPr>
@@ -1842,6 +1996,20 @@
       </w:r>
       <w:r>
         <w:rPr>
+          <w:lang w:val="hi_IN" w:bidi="hi_IN"/>
+        </w:rPr>
+        <w:t>לָ⁠כֶם֙ אַתֶּ֔ם &amp; בְּ⁠בָתֵּי⁠כֶ֣ם</w:t>
+      </w:r>
+    </w:p>
+    <w:p>
+      <w:pPr/>
+      <w:r>
+        <w:rPr>
+          <w:lang w:val="hi_IN" w:bidi="hi_IN"/>
+        </w:rPr>
+      </w:r>
+      <w:r>
+        <w:rPr>
           <w:b/>
           <w:lang w:val="hi_IN" w:bidi="hi_IN"/>
         </w:rPr>
@@ -1990,6 +2158,20 @@
       </w:r>
       <w:r>
         <w:rPr>
+          <w:lang w:val="hi_IN" w:bidi="hi_IN"/>
+        </w:rPr>
+        <w:t>סְפוּנִ֑ים</w:t>
+      </w:r>
+    </w:p>
+    <w:p>
+      <w:pPr/>
+      <w:r>
+        <w:rPr>
+          <w:lang w:val="hi_IN" w:bidi="hi_IN"/>
+        </w:rPr>
+      </w:r>
+      <w:r>
+        <w:rPr>
           <w:b/>
           <w:lang w:val="hi_IN" w:bidi="hi_IN"/>
         </w:rPr>
@@ -2086,6 +2268,20 @@
       </w:r>
       <w:r>
         <w:rPr>
+          <w:lang w:val="hi_IN" w:bidi="hi_IN"/>
+        </w:rPr>
+        <w:t>וְ⁠עַתָּ֕ה כֹּ֥ה אָמַ֖ר יְהוָ֣ה צְבָא֑וֹת שִׂ֥ימוּ לְבַבְ⁠כֶ֖ם עַל־דַּרְכֵי⁠כֶֽם</w:t>
+      </w:r>
+    </w:p>
+    <w:p>
+      <w:pPr/>
+      <w:r>
+        <w:rPr>
+          <w:lang w:val="hi_IN" w:bidi="hi_IN"/>
+        </w:rPr>
+      </w:r>
+      <w:r>
+        <w:rPr>
           <w:b/>
           <w:lang w:val="hi_IN" w:bidi="hi_IN"/>
         </w:rPr>
@@ -2169,6 +2365,20 @@
       </w:r>
       <w:r>
         <w:rPr>
+          <w:lang w:val="hi_IN" w:bidi="hi_IN"/>
+        </w:rPr>
+        <w:t>שִׂ֥ימוּ לְבַבְ⁠כֶ֖ם עַל־דַּרְכֵי⁠כֶֽם</w:t>
+      </w:r>
+    </w:p>
+    <w:p>
+      <w:pPr/>
+      <w:r>
+        <w:rPr>
+          <w:lang w:val="hi_IN" w:bidi="hi_IN"/>
+        </w:rPr>
+      </w:r>
+      <w:r>
+        <w:rPr>
           <w:b/>
           <w:lang w:val="hi_IN" w:bidi="hi_IN"/>
         </w:rPr>
@@ -2291,6 +2501,20 @@
       </w:r>
       <w:r>
         <w:rPr>
+          <w:lang w:val="hi_IN" w:bidi="hi_IN"/>
+        </w:rPr>
+        <w:t>לְבַבְ⁠כֶ֖ם</w:t>
+      </w:r>
+    </w:p>
+    <w:p>
+      <w:pPr/>
+      <w:r>
+        <w:rPr>
+          <w:lang w:val="hi_IN" w:bidi="hi_IN"/>
+        </w:rPr>
+      </w:r>
+      <w:r>
+        <w:rPr>
           <w:b/>
           <w:lang w:val="hi_IN" w:bidi="hi_IN"/>
         </w:rPr>
@@ -2413,6 +2637,20 @@
       </w:r>
       <w:r>
         <w:rPr>
+          <w:lang w:val="hi_IN" w:bidi="hi_IN"/>
+        </w:rPr>
+        <w:t>דַּרְכֵי⁠כֶֽם</w:t>
+      </w:r>
+    </w:p>
+    <w:p>
+      <w:pPr/>
+      <w:r>
+        <w:rPr>
+          <w:lang w:val="hi_IN" w:bidi="hi_IN"/>
+        </w:rPr>
+      </w:r>
+      <w:r>
+        <w:rPr>
           <w:b/>
           <w:lang w:val="hi_IN" w:bidi="hi_IN"/>
         </w:rPr>
@@ -2535,6 +2773,20 @@
       </w:r>
       <w:r>
         <w:rPr>
+          <w:lang w:val="hi_IN" w:bidi="hi_IN"/>
+        </w:rPr>
+        <w:t>וְ⁠אֵין־לְ⁠שָׂבְעָה֙</w:t>
+      </w:r>
+    </w:p>
+    <w:p>
+      <w:pPr/>
+      <w:r>
+        <w:rPr>
+          <w:lang w:val="hi_IN" w:bidi="hi_IN"/>
+        </w:rPr>
+      </w:r>
+      <w:r>
+        <w:rPr>
           <w:b/>
           <w:lang w:val="hi_IN" w:bidi="hi_IN"/>
         </w:rPr>
@@ -2631,6 +2883,20 @@
       </w:r>
       <w:r>
         <w:rPr>
+          <w:lang w:val="hi_IN" w:bidi="hi_IN"/>
+        </w:rPr>
+        <w:t>וְ⁠אֵין־לְ⁠שָׁכְרָ֔ה</w:t>
+      </w:r>
+    </w:p>
+    <w:p>
+      <w:pPr/>
+      <w:r>
+        <w:rPr>
+          <w:lang w:val="hi_IN" w:bidi="hi_IN"/>
+        </w:rPr>
+      </w:r>
+      <w:r>
+        <w:rPr>
           <w:b/>
           <w:lang w:val="hi_IN" w:bidi="hi_IN"/>
         </w:rPr>
@@ -2714,6 +2980,20 @@
       </w:r>
       <w:r>
         <w:rPr>
+          <w:lang w:val="hi_IN" w:bidi="hi_IN"/>
+        </w:rPr>
+        <w:t>לָב֖וֹשׁ וְ⁠אֵין־לְ⁠חֹ֣ם ל֑⁠וֹ</w:t>
+      </w:r>
+    </w:p>
+    <w:p>
+      <w:pPr/>
+      <w:r>
+        <w:rPr>
+          <w:lang w:val="hi_IN" w:bidi="hi_IN"/>
+        </w:rPr>
+      </w:r>
+      <w:r>
+        <w:rPr>
           <w:b/>
           <w:lang w:val="hi_IN" w:bidi="hi_IN"/>
         </w:rPr>
@@ -2797,6 +3077,20 @@
       </w:r>
       <w:r>
         <w:rPr>
+          <w:lang w:val="hi_IN" w:bidi="hi_IN"/>
+        </w:rPr>
+        <w:t>וְ⁠הַ֨⁠מִּשְׂתַּכֵּ֔ר מִשְׂתַּכֵּ֖ר אֶל־צְר֥וֹר נָקֽוּב</w:t>
+      </w:r>
+    </w:p>
+    <w:p>
+      <w:pPr/>
+      <w:r>
+        <w:rPr>
+          <w:lang w:val="hi_IN" w:bidi="hi_IN"/>
+        </w:rPr>
+      </w:r>
+      <w:r>
+        <w:rPr>
           <w:b/>
           <w:lang w:val="hi_IN" w:bidi="hi_IN"/>
         </w:rPr>
@@ -2880,6 +3174,20 @@
       </w:r>
       <w:r>
         <w:rPr>
+          <w:lang w:val="hi_IN" w:bidi="hi_IN"/>
+        </w:rPr>
+        <w:t>וְ⁠הַ֨⁠מִּשְׂתַּכֵּ֔ר מִשְׂתַּכֵּ֖ר אֶל־צְר֥וֹר נָקֽוּב</w:t>
+      </w:r>
+    </w:p>
+    <w:p>
+      <w:pPr/>
+      <w:r>
+        <w:rPr>
+          <w:lang w:val="hi_IN" w:bidi="hi_IN"/>
+        </w:rPr>
+      </w:r>
+      <w:r>
+        <w:rPr>
           <w:b/>
           <w:lang w:val="hi_IN" w:bidi="hi_IN"/>
         </w:rPr>
@@ -2989,6 +3297,20 @@
       </w:r>
       <w:r>
         <w:rPr>
+          <w:lang w:val="hi_IN" w:bidi="hi_IN"/>
+        </w:rPr>
+        <w:t>צְר֥וֹר נָקֽוּב</w:t>
+      </w:r>
+    </w:p>
+    <w:p>
+      <w:pPr/>
+      <w:r>
+        <w:rPr>
+          <w:lang w:val="hi_IN" w:bidi="hi_IN"/>
+        </w:rPr>
+      </w:r>
+      <w:r>
+        <w:rPr>
           <w:b/>
           <w:lang w:val="hi_IN" w:bidi="hi_IN"/>
         </w:rPr>
@@ -3072,6 +3394,20 @@
       </w:r>
       <w:r>
         <w:rPr>
+          <w:lang w:val="hi_IN" w:bidi="hi_IN"/>
+        </w:rPr>
+        <w:t>כֹּ֥ה אָמַ֖ר יְהוָ֣ה צְבָא֑וֹת שִׂ֥ימוּ לְבַבְ⁠כֶ֖ם עַל־דַּרְכֵי⁠כֶֽם</w:t>
+      </w:r>
+    </w:p>
+    <w:p>
+      <w:pPr/>
+      <w:r>
+        <w:rPr>
+          <w:lang w:val="hi_IN" w:bidi="hi_IN"/>
+        </w:rPr>
+      </w:r>
+      <w:r>
+        <w:rPr>
           <w:b/>
           <w:lang w:val="hi_IN" w:bidi="hi_IN"/>
         </w:rPr>
@@ -3196,6 +3532,20 @@
         <w:rPr>
           <w:lang w:val="hi_IN" w:bidi="hi_IN"/>
         </w:rPr>
+      </w:r>
+    </w:p>
+    <w:p>
+      <w:pPr/>
+      <w:r>
+        <w:rPr>
+          <w:lang w:val="hi_IN" w:bidi="hi_IN"/>
+        </w:rPr>
+      </w:r>
+      <w:r>
+        <w:rPr>
+          <w:lang w:val="hi_IN" w:bidi="hi_IN"/>
+        </w:rPr>
+        <w:t>שִׂ֥ימוּ לְבַבְ⁠כֶ֖ם עַל־דַּרְכֵי⁠כֶֽם</w:t>
       </w:r>
     </w:p>
     <w:p>
@@ -3308,6 +3658,20 @@
       </w:r>
       <w:r>
         <w:rPr>
+          <w:lang w:val="hi_IN" w:bidi="hi_IN"/>
+        </w:rPr>
+        <w:t>עֲל֥וּ הָ⁠הָ֛ר וַ⁠הֲבֵאתֶ֥ם עֵ֖ץ וּ⁠בְנ֣וּ הַ⁠בָּ֑יִת וְ⁠אֶרְצֶה־בּ֥⁠וֹ ו⁠אכבד אָמַ֥ר יְהוָֽה</w:t>
+      </w:r>
+    </w:p>
+    <w:p>
+      <w:pPr/>
+      <w:r>
+        <w:rPr>
+          <w:lang w:val="hi_IN" w:bidi="hi_IN"/>
+        </w:rPr>
+      </w:r>
+      <w:r>
+        <w:rPr>
           <w:b/>
           <w:lang w:val="hi_IN" w:bidi="hi_IN"/>
         </w:rPr>
@@ -3391,6 +3755,20 @@
       </w:r>
       <w:r>
         <w:rPr>
+          <w:lang w:val="hi_IN" w:bidi="hi_IN"/>
+        </w:rPr>
+        <w:t>הָ⁠הָ֛ר</w:t>
+      </w:r>
+    </w:p>
+    <w:p>
+      <w:pPr/>
+      <w:r>
+        <w:rPr>
+          <w:lang w:val="hi_IN" w:bidi="hi_IN"/>
+        </w:rPr>
+      </w:r>
+      <w:r>
+        <w:rPr>
           <w:b/>
           <w:lang w:val="hi_IN" w:bidi="hi_IN"/>
         </w:rPr>
@@ -3487,6 +3865,20 @@
       </w:r>
       <w:r>
         <w:rPr>
+          <w:lang w:val="hi_IN" w:bidi="hi_IN"/>
+        </w:rPr>
+        <w:t>ו⁠אכבד</w:t>
+      </w:r>
+    </w:p>
+    <w:p>
+      <w:pPr/>
+      <w:r>
+        <w:rPr>
+          <w:lang w:val="hi_IN" w:bidi="hi_IN"/>
+        </w:rPr>
+      </w:r>
+      <w:r>
+        <w:rPr>
           <w:b/>
           <w:lang w:val="hi_IN" w:bidi="hi_IN"/>
         </w:rPr>
@@ -3570,6 +3962,20 @@
       </w:r>
       <w:r>
         <w:rPr>
+          <w:lang w:val="hi_IN" w:bidi="hi_IN"/>
+        </w:rPr>
+        <w:t>פָּנֹ֤ה אֶל־הַרְבֵּה֙ וְ⁠הִנֵּ֣ה לִ⁠מְעָ֔ט וַ⁠הֲבֵאתֶ֥ם הַ⁠בַּ֖יִת וְ⁠נָפַ֣חְתִּי ב֑⁠וֹ יַ֣עַן מֶ֗ה נְאֻם֙ יְהוָ֣ה צְבָא֔וֹת יַ֗עַן בֵּיתִ⁠י֙ אֲשֶׁר־ה֣וּא חָרֵ֔ב וְ⁠אַתֶּ֥ם רָצִ֖ים אִ֥ישׁ לְ⁠בֵיתֽ⁠וֹ</w:t>
+      </w:r>
+    </w:p>
+    <w:p>
+      <w:pPr/>
+      <w:r>
+        <w:rPr>
+          <w:lang w:val="hi_IN" w:bidi="hi_IN"/>
+        </w:rPr>
+      </w:r>
+      <w:r>
+        <w:rPr>
           <w:b/>
           <w:lang w:val="hi_IN" w:bidi="hi_IN"/>
         </w:rPr>
@@ -3665,6 +4071,20 @@
       </w:r>
       <w:r>
         <w:rPr>
+          <w:lang w:val="hi_IN" w:bidi="hi_IN"/>
+        </w:rPr>
+        <w:t>וְ⁠הִנֵּ֣ה</w:t>
+      </w:r>
+    </w:p>
+    <w:p>
+      <w:pPr/>
+      <w:r>
+        <w:rPr>
+          <w:lang w:val="hi_IN" w:bidi="hi_IN"/>
+        </w:rPr>
+      </w:r>
+      <w:r>
+        <w:rPr>
           <w:b/>
           <w:lang w:val="hi_IN" w:bidi="hi_IN"/>
         </w:rPr>
@@ -3761,6 +4181,20 @@
       </w:r>
       <w:r>
         <w:rPr>
+          <w:lang w:val="hi_IN" w:bidi="hi_IN"/>
+        </w:rPr>
+        <w:t>וְ⁠הִנֵּ֣ה לִ⁠מְעָ֔ט</w:t>
+      </w:r>
+    </w:p>
+    <w:p>
+      <w:pPr/>
+      <w:r>
+        <w:rPr>
+          <w:lang w:val="hi_IN" w:bidi="hi_IN"/>
+        </w:rPr>
+      </w:r>
+      <w:r>
+        <w:rPr>
           <w:b/>
           <w:lang w:val="hi_IN" w:bidi="hi_IN"/>
         </w:rPr>
@@ -3844,6 +4278,20 @@
       </w:r>
       <w:r>
         <w:rPr>
+          <w:lang w:val="hi_IN" w:bidi="hi_IN"/>
+        </w:rPr>
+        <w:t>וְ⁠נָפַ֣חְתִּי ב֑⁠וֹ</w:t>
+      </w:r>
+    </w:p>
+    <w:p>
+      <w:pPr/>
+      <w:r>
+        <w:rPr>
+          <w:lang w:val="hi_IN" w:bidi="hi_IN"/>
+        </w:rPr>
+      </w:r>
+      <w:r>
+        <w:rPr>
           <w:b/>
           <w:lang w:val="hi_IN" w:bidi="hi_IN"/>
         </w:rPr>
@@ -3953,6 +4401,20 @@
       </w:r>
       <w:r>
         <w:rPr>
+          <w:lang w:val="hi_IN" w:bidi="hi_IN"/>
+        </w:rPr>
+        <w:t>יַ֣עַן מֶ֗ה &amp; יַ֗עַן בֵּיתִ⁠י֙</w:t>
+      </w:r>
+    </w:p>
+    <w:p>
+      <w:pPr/>
+      <w:r>
+        <w:rPr>
+          <w:lang w:val="hi_IN" w:bidi="hi_IN"/>
+        </w:rPr>
+      </w:r>
+      <w:r>
+        <w:rPr>
           <w:b/>
           <w:lang w:val="hi_IN" w:bidi="hi_IN"/>
         </w:rPr>
@@ -4049,6 +4511,20 @@
       </w:r>
       <w:r>
         <w:rPr>
+          <w:lang w:val="hi_IN" w:bidi="hi_IN"/>
+        </w:rPr>
+        <w:t>נְאֻם֙ יְהוָ֣ה צְבָא֔וֹת</w:t>
+      </w:r>
+    </w:p>
+    <w:p>
+      <w:pPr/>
+      <w:r>
+        <w:rPr>
+          <w:lang w:val="hi_IN" w:bidi="hi_IN"/>
+        </w:rPr>
+      </w:r>
+      <w:r>
+        <w:rPr>
           <w:b/>
           <w:lang w:val="hi_IN" w:bidi="hi_IN"/>
         </w:rPr>
@@ -4145,6 +4621,20 @@
       </w:r>
       <w:r>
         <w:rPr>
+          <w:lang w:val="hi_IN" w:bidi="hi_IN"/>
+        </w:rPr>
+        <w:t>וְ⁠אַתֶּ֥ם רָצִ֖ים אִ֥ישׁ לְ⁠בֵיתֽ⁠וֹ</w:t>
+      </w:r>
+    </w:p>
+    <w:p>
+      <w:pPr/>
+      <w:r>
+        <w:rPr>
+          <w:lang w:val="hi_IN" w:bidi="hi_IN"/>
+        </w:rPr>
+      </w:r>
+      <w:r>
+        <w:rPr>
           <w:b/>
           <w:lang w:val="hi_IN" w:bidi="hi_IN"/>
         </w:rPr>
@@ -4254,6 +4744,20 @@
       </w:r>
       <w:r>
         <w:rPr>
+          <w:lang w:val="hi_IN" w:bidi="hi_IN"/>
+        </w:rPr>
+        <w:t>וְ⁠אַתֶּ֥ם רָצִ֖ים אִ֥ישׁ לְ⁠בֵיתֽ⁠וֹ</w:t>
+      </w:r>
+    </w:p>
+    <w:p>
+      <w:pPr/>
+      <w:r>
+        <w:rPr>
+          <w:lang w:val="hi_IN" w:bidi="hi_IN"/>
+        </w:rPr>
+      </w:r>
+      <w:r>
+        <w:rPr>
           <w:b/>
           <w:lang w:val="hi_IN" w:bidi="hi_IN"/>
         </w:rPr>
@@ -4350,6 +4854,20 @@
       </w:r>
       <w:r>
         <w:rPr>
+          <w:lang w:val="hi_IN" w:bidi="hi_IN"/>
+        </w:rPr>
+        <w:t>כָּלְא֥וּ שָמַ֖יִם מִ⁠טָּ֑ל וְ⁠הָ⁠אָ֖רֶץ כָּלְאָ֥ה יְבוּלָֽ⁠הּ</w:t>
+      </w:r>
+    </w:p>
+    <w:p>
+      <w:pPr/>
+      <w:r>
+        <w:rPr>
+          <w:lang w:val="hi_IN" w:bidi="hi_IN"/>
+        </w:rPr>
+      </w:r>
+      <w:r>
+        <w:rPr>
           <w:b/>
           <w:lang w:val="hi_IN" w:bidi="hi_IN"/>
         </w:rPr>
@@ -4498,6 +5016,20 @@
       </w:r>
       <w:r>
         <w:rPr>
+          <w:lang w:val="hi_IN" w:bidi="hi_IN"/>
+        </w:rPr>
+        <w:t>עֲלֵי⁠כֶ֔ם כָּלְא֥וּ שָמַ֖יִם מִ⁠טָּ֑ל</w:t>
+      </w:r>
+    </w:p>
+    <w:p>
+      <w:pPr/>
+      <w:r>
+        <w:rPr>
+          <w:lang w:val="hi_IN" w:bidi="hi_IN"/>
+        </w:rPr>
+      </w:r>
+      <w:r>
+        <w:rPr>
           <w:b/>
           <w:lang w:val="hi_IN" w:bidi="hi_IN"/>
         </w:rPr>
@@ -4607,6 +5139,20 @@
       </w:r>
       <w:r>
         <w:rPr>
+          <w:lang w:val="hi_IN" w:bidi="hi_IN"/>
+        </w:rPr>
+        <w:t>עַל־הָ⁠אָ֣רֶץ וְ⁠עַל־הֶ⁠הָרִ֗ים וְ⁠עַל־הַ⁠דָּגָן֙ וְ⁠עַל־הַ⁠תִּיר֣וֹשׁ וְ⁠עַל־הַ⁠יִּצְהָ֔ר וְ⁠עַ֛ל אֲשֶׁ֥ר תּוֹצִ֖יא הָ⁠אֲדָמָ֑ה וְ⁠עַל־הָֽ⁠אָדָם֙ וְ⁠עַל־הַ⁠בְּהֵמָ֔ה וְ⁠עַ֖ל כָּל־יְגִ֥יעַ כַּפָּֽיִם</w:t>
+      </w:r>
+    </w:p>
+    <w:p>
+      <w:pPr/>
+      <w:r>
+        <w:rPr>
+          <w:lang w:val="hi_IN" w:bidi="hi_IN"/>
+        </w:rPr>
+      </w:r>
+      <w:r>
+        <w:rPr>
           <w:b/>
           <w:lang w:val="hi_IN" w:bidi="hi_IN"/>
         </w:rPr>
@@ -4742,6 +5288,20 @@
       </w:r>
       <w:r>
         <w:rPr>
+          <w:lang w:val="hi_IN" w:bidi="hi_IN"/>
+        </w:rPr>
+        <w:t>וָ⁠אֶקְרָ֨א חֹ֜רֶב עַל־הָ⁠אָ֣רֶץ וְ⁠עַל־הֶ⁠הָרִ֗ים וְ⁠עַל־הַ⁠דָּגָן֙ וְ⁠עַל־הַ⁠תִּיר֣וֹשׁ וְ⁠עַל־הַ⁠יִּצְהָ֔ר וְ⁠עַ֛ל אֲשֶׁ֥ר תּוֹצִ֖יא הָ⁠אֲדָמָ֑ה וְ⁠עַל־הָֽ⁠אָדָם֙ וְ⁠עַל־הַ⁠בְּהֵמָ֔ה וְ⁠עַ֖ל כָּל־יְגִ֥יעַ כַּפָּֽיִם</w:t>
+      </w:r>
+    </w:p>
+    <w:p>
+      <w:pPr/>
+      <w:r>
+        <w:rPr>
+          <w:lang w:val="hi_IN" w:bidi="hi_IN"/>
+        </w:rPr>
+      </w:r>
+      <w:r>
+        <w:rPr>
           <w:b/>
           <w:lang w:val="hi_IN" w:bidi="hi_IN"/>
         </w:rPr>
@@ -4838,6 +5398,20 @@
       </w:r>
       <w:r>
         <w:rPr>
+          <w:lang w:val="hi_IN" w:bidi="hi_IN"/>
+        </w:rPr>
+        <w:t>וָ⁠אֶקְרָ֨א</w:t>
+      </w:r>
+    </w:p>
+    <w:p>
+      <w:pPr/>
+      <w:r>
+        <w:rPr>
+          <w:lang w:val="hi_IN" w:bidi="hi_IN"/>
+        </w:rPr>
+      </w:r>
+      <w:r>
+        <w:rPr>
           <w:b/>
           <w:lang w:val="hi_IN" w:bidi="hi_IN"/>
         </w:rPr>
@@ -4947,6 +5521,20 @@
       </w:r>
       <w:r>
         <w:rPr>
+          <w:lang w:val="hi_IN" w:bidi="hi_IN"/>
+        </w:rPr>
+        <w:t>וְ⁠עַל־הַ⁠דָּגָן֙ וְ⁠עַל־הַ⁠תִּיר֣וֹשׁ וְ⁠עַל־הַ⁠יִּצְהָ֔ר</w:t>
+      </w:r>
+    </w:p>
+    <w:p>
+      <w:pPr/>
+      <w:r>
+        <w:rPr>
+          <w:lang w:val="hi_IN" w:bidi="hi_IN"/>
+        </w:rPr>
+      </w:r>
+      <w:r>
+        <w:rPr>
           <w:b/>
           <w:lang w:val="hi_IN" w:bidi="hi_IN"/>
         </w:rPr>
@@ -5069,6 +5657,20 @@
       </w:r>
       <w:r>
         <w:rPr>
+          <w:lang w:val="hi_IN" w:bidi="hi_IN"/>
+        </w:rPr>
+        <w:t>וְ⁠עַל־הָֽ⁠אָדָם֙ וְ⁠עַל־הַ⁠בְּהֵמָ֔ה</w:t>
+      </w:r>
+    </w:p>
+    <w:p>
+      <w:pPr/>
+      <w:r>
+        <w:rPr>
+          <w:lang w:val="hi_IN" w:bidi="hi_IN"/>
+        </w:rPr>
+      </w:r>
+      <w:r>
+        <w:rPr>
           <w:b/>
           <w:lang w:val="hi_IN" w:bidi="hi_IN"/>
         </w:rPr>
@@ -5178,6 +5780,20 @@
       </w:r>
       <w:r>
         <w:rPr>
+          <w:lang w:val="hi_IN" w:bidi="hi_IN"/>
+        </w:rPr>
+        <w:t>כַּפָּֽיִם</w:t>
+      </w:r>
+    </w:p>
+    <w:p>
+      <w:pPr/>
+      <w:r>
+        <w:rPr>
+          <w:lang w:val="hi_IN" w:bidi="hi_IN"/>
+        </w:rPr>
+      </w:r>
+      <w:r>
+        <w:rPr>
           <w:b/>
           <w:lang w:val="hi_IN" w:bidi="hi_IN"/>
         </w:rPr>
@@ -5300,6 +5916,20 @@
       </w:r>
       <w:r>
         <w:rPr>
+          <w:lang w:val="hi_IN" w:bidi="hi_IN"/>
+        </w:rPr>
+        <w:t>וַ⁠יִּשְׁמַ֣ע &amp; בְּ⁠קוֹל֙ יְהוָ֣ה אֱלֹֽהֵי⁠הֶ֔ם וְ⁠עַל־דִּבְרֵי֙ חַגַּ֣י הַ⁠נָּבִ֔יא</w:t>
+      </w:r>
+    </w:p>
+    <w:p>
+      <w:pPr/>
+      <w:r>
+        <w:rPr>
+          <w:lang w:val="hi_IN" w:bidi="hi_IN"/>
+        </w:rPr>
+      </w:r>
+      <w:r>
+        <w:rPr>
           <w:b/>
           <w:lang w:val="hi_IN" w:bidi="hi_IN"/>
         </w:rPr>
@@ -5409,6 +6039,20 @@
       </w:r>
       <w:r>
         <w:rPr>
+          <w:lang w:val="hi_IN" w:bidi="hi_IN"/>
+        </w:rPr>
+        <w:t>וַ⁠יִּשְׁמַ֣ע &amp; בְּ⁠קוֹל֙ יְהוָ֣ה אֱלֹֽהֵי⁠הֶ֔ם וְ⁠עַל־דִּבְרֵי֙ חַגַּ֣י הַ⁠נָּבִ֔יא</w:t>
+      </w:r>
+    </w:p>
+    <w:p>
+      <w:pPr/>
+      <w:r>
+        <w:rPr>
+          <w:lang w:val="hi_IN" w:bidi="hi_IN"/>
+        </w:rPr>
+      </w:r>
+      <w:r>
+        <w:rPr>
           <w:b/>
           <w:lang w:val="hi_IN" w:bidi="hi_IN"/>
         </w:rPr>
@@ -5531,6 +6175,20 @@
       </w:r>
       <w:r>
         <w:rPr>
+          <w:lang w:val="hi_IN" w:bidi="hi_IN"/>
+        </w:rPr>
+        <w:t>בְּ⁠קוֹל֙ יְהוָ֣ה אֱלֹֽהֵי⁠הֶ֔ם וְ⁠עַל־דִּבְרֵי֙ חַגַּ֣י הַ⁠נָּבִ֔יא</w:t>
+      </w:r>
+    </w:p>
+    <w:p>
+      <w:pPr/>
+      <w:r>
+        <w:rPr>
+          <w:lang w:val="hi_IN" w:bidi="hi_IN"/>
+        </w:rPr>
+      </w:r>
+      <w:r>
+        <w:rPr>
           <w:b/>
           <w:lang w:val="hi_IN" w:bidi="hi_IN"/>
         </w:rPr>
@@ -5627,6 +6285,20 @@
       </w:r>
       <w:r>
         <w:rPr>
+          <w:lang w:val="hi_IN" w:bidi="hi_IN"/>
+        </w:rPr>
+        <w:t>וַ⁠יִּֽירְא֥וּ הָ⁠עָ֖ם מִ⁠פְּנֵ֥י יְהוָֽה</w:t>
+      </w:r>
+    </w:p>
+    <w:p>
+      <w:pPr/>
+      <w:r>
+        <w:rPr>
+          <w:lang w:val="hi_IN" w:bidi="hi_IN"/>
+        </w:rPr>
+      </w:r>
+      <w:r>
+        <w:rPr>
           <w:b/>
           <w:lang w:val="hi_IN" w:bidi="hi_IN"/>
         </w:rPr>
@@ -5749,6 +6421,20 @@
       </w:r>
       <w:r>
         <w:rPr>
+          <w:lang w:val="hi_IN" w:bidi="hi_IN"/>
+        </w:rPr>
+        <w:t>אֲנִ֥י אִתְּ⁠כֶ֖ם נְאֻם־יְהוָֽה</w:t>
+      </w:r>
+    </w:p>
+    <w:p>
+      <w:pPr/>
+      <w:r>
+        <w:rPr>
+          <w:lang w:val="hi_IN" w:bidi="hi_IN"/>
+        </w:rPr>
+      </w:r>
+      <w:r>
+        <w:rPr>
           <w:b/>
           <w:lang w:val="hi_IN" w:bidi="hi_IN"/>
         </w:rPr>
@@ -5832,6 +6518,20 @@
       </w:r>
       <w:r>
         <w:rPr>
+          <w:lang w:val="hi_IN" w:bidi="hi_IN"/>
+        </w:rPr>
+        <w:t>וַ⁠יָּ֣עַר יְהוָ֡ה אֶת־רוּחַ֩ זְרֻבָּבֶ֨ל בֶּן־שַׁלְתִּיאֵ֜ל פַּחַ֣ת יְהוּדָ֗ה וְ⁠אֶת־ר֨וּחַ֙ יְהוֹשֻׁ֤עַ בֶּן־יְהוֹצָדָק֙ הַ⁠כֹּהֵ֣ן הַ⁠גָּד֔וֹל וְֽ⁠אֶת־ר֔וּחַ כֹּ֖ל שְׁאֵרִ֣ית הָ⁠עָ֑ם</w:t>
+      </w:r>
+    </w:p>
+    <w:p>
+      <w:pPr/>
+      <w:r>
+        <w:rPr>
+          <w:lang w:val="hi_IN" w:bidi="hi_IN"/>
+        </w:rPr>
+      </w:r>
+      <w:r>
+        <w:rPr>
           <w:b/>
           <w:lang w:val="hi_IN" w:bidi="hi_IN"/>
         </w:rPr>
@@ -5954,6 +6654,20 @@
       </w:r>
       <w:r>
         <w:rPr>
+          <w:lang w:val="hi_IN" w:bidi="hi_IN"/>
+        </w:rPr>
+        <w:t>וַ⁠יָּ֣עַר יְהוָ֡ה אֶת־רוּחַ֩ זְרֻבָּבֶ֨ל בֶּן־שַׁלְתִּיאֵ֜ל פַּחַ֣ת יְהוּדָ֗ה וְ⁠אֶת־ר֨וּחַ֙ יְהוֹשֻׁ֤עַ בֶּן־יְהוֹצָדָק֙ הַ⁠כֹּהֵ֣ן הַ⁠גָּד֔וֹל וְֽ⁠אֶת־ר֔וּחַ כֹּ֖ל שְׁאֵרִ֣ית הָ⁠עָ֑ם</w:t>
+      </w:r>
+    </w:p>
+    <w:p>
+      <w:pPr/>
+      <w:r>
+        <w:rPr>
+          <w:lang w:val="hi_IN" w:bidi="hi_IN"/>
+        </w:rPr>
+      </w:r>
+      <w:r>
+        <w:rPr>
           <w:b/>
           <w:lang w:val="hi_IN" w:bidi="hi_IN"/>
         </w:rPr>
@@ -6052,6 +6766,20 @@
         <w:rPr>
           <w:lang w:val="hi_IN" w:bidi="hi_IN"/>
         </w:rPr>
+      </w:r>
+    </w:p>
+    <w:p>
+      <w:pPr/>
+      <w:r>
+        <w:rPr>
+          <w:lang w:val="hi_IN" w:bidi="hi_IN"/>
+        </w:rPr>
+      </w:r>
+      <w:r>
+        <w:rPr>
+          <w:lang w:val="hi_IN" w:bidi="hi_IN"/>
+        </w:rPr>
+        <w:t>בְּ⁠י֨וֹם עֶשְׂרִ֧ים וְ⁠אַרְבָּעָ֛ה לַ⁠חֹ֖דֶשׁ בַּ⁠שִּׁשִּׁ֑י</w:t>
       </w:r>
     </w:p>
     <w:p>
@@ -6177,6 +6905,20 @@
       </w:r>
       <w:r>
         <w:rPr>
+          <w:lang w:val="hi_IN" w:bidi="hi_IN"/>
+        </w:rPr>
+        <w:t>בְּ⁠י֨וֹם עֶשְׂרִ֧ים וְ⁠אַרְבָּעָ֛ה לַ⁠חֹ֖דֶשׁ בַּ⁠שִּׁשִּׁ֑י בִּ⁠שְׁנַ֥ת שְׁתַּ֖יִם</w:t>
+      </w:r>
+    </w:p>
+    <w:p>
+      <w:pPr/>
+      <w:r>
+        <w:rPr>
+          <w:lang w:val="hi_IN" w:bidi="hi_IN"/>
+        </w:rPr>
+      </w:r>
+      <w:r>
+        <w:rPr>
           <w:b/>
           <w:lang w:val="hi_IN" w:bidi="hi_IN"/>
         </w:rPr>
@@ -6382,6 +7124,20 @@
       </w:r>
       <w:r>
         <w:rPr>
+          <w:lang w:val="hi_IN" w:bidi="hi_IN"/>
+        </w:rPr>
+        <w:t>בַּ⁠שְּׁבִיעִ֕י בְּ⁠עֶשְׂרִ֥ים וְ⁠אֶחָ֖ד לַ⁠חֹ֑דֶשׁ</w:t>
+      </w:r>
+    </w:p>
+    <w:p>
+      <w:pPr/>
+      <w:r>
+        <w:rPr>
+          <w:lang w:val="hi_IN" w:bidi="hi_IN"/>
+        </w:rPr>
+      </w:r>
+      <w:r>
+        <w:rPr>
           <w:b/>
           <w:lang w:val="hi_IN" w:bidi="hi_IN"/>
         </w:rPr>
@@ -6465,6 +7221,20 @@
       </w:r>
       <w:r>
         <w:rPr>
+          <w:lang w:val="hi_IN" w:bidi="hi_IN"/>
+        </w:rPr>
+        <w:t>בַּ⁠שְּׁבִיעִ֕י בְּ⁠עֶשְׂרִ֥ים וְ⁠אֶחָ֖ד לַ⁠חֹ֑דֶשׁ</w:t>
+      </w:r>
+    </w:p>
+    <w:p>
+      <w:pPr/>
+      <w:r>
+        <w:rPr>
+          <w:lang w:val="hi_IN" w:bidi="hi_IN"/>
+        </w:rPr>
+      </w:r>
+      <w:r>
+        <w:rPr>
           <w:b/>
           <w:lang w:val="hi_IN" w:bidi="hi_IN"/>
         </w:rPr>
@@ -6537,6 +7307,20 @@
         <w:rPr>
           <w:lang w:val="hi_IN" w:bidi="hi_IN"/>
         </w:rPr>
+      </w:r>
+    </w:p>
+    <w:p>
+      <w:pPr/>
+      <w:r>
+        <w:rPr>
+          <w:lang w:val="hi_IN" w:bidi="hi_IN"/>
+        </w:rPr>
+      </w:r>
+      <w:r>
+        <w:rPr>
+          <w:lang w:val="hi_IN" w:bidi="hi_IN"/>
+        </w:rPr>
+        <w:t>בַּ⁠שְּׁבִיעִ֕י בְּ⁠עֶשְׂרִ֥ים וְ⁠אֶחָ֖ד לַ⁠חֹ֑דֶשׁ</w:t>
       </w:r>
     </w:p>
     <w:p>
@@ -6675,6 +7459,20 @@
       </w:r>
       <w:r>
         <w:rPr>
+          <w:lang w:val="hi_IN" w:bidi="hi_IN"/>
+        </w:rPr>
+        <w:t>הָיָה֙ דְּבַר־יְהוָ֔ה בְּ⁠יַד־חַגַּ֥י הַ⁠נָּבִ֖יא</w:t>
+      </w:r>
+    </w:p>
+    <w:p>
+      <w:pPr/>
+      <w:r>
+        <w:rPr>
+          <w:lang w:val="hi_IN" w:bidi="hi_IN"/>
+        </w:rPr>
+      </w:r>
+      <w:r>
+        <w:rPr>
           <w:b/>
           <w:lang w:val="hi_IN" w:bidi="hi_IN"/>
         </w:rPr>
@@ -6776,6 +7574,20 @@
       </w:r>
       <w:r>
         <w:rPr>
+          <w:lang w:val="hi_IN" w:bidi="hi_IN"/>
+        </w:rPr>
+        <w:t>הָ⁠עָ֖ם לֵ⁠אמֹֽר</w:t>
+      </w:r>
+    </w:p>
+    <w:p>
+      <w:pPr/>
+      <w:r>
+        <w:rPr>
+          <w:lang w:val="hi_IN" w:bidi="hi_IN"/>
+        </w:rPr>
+      </w:r>
+      <w:r>
+        <w:rPr>
           <w:b/>
           <w:lang w:val="hi_IN" w:bidi="hi_IN"/>
         </w:rPr>
@@ -6859,6 +7671,20 @@
       </w:r>
       <w:r>
         <w:rPr>
+          <w:lang w:val="hi_IN" w:bidi="hi_IN"/>
+        </w:rPr>
+        <w:t>מִ֤י בָ⁠כֶם֙ הַ⁠נִּשְׁאָ֔ר אֲשֶׁ֤ר רָאָה֙ אֶת־הַ⁠בַּ֣יִת הַ⁠זֶּ֔ה בִּ⁠כְבוֹד֖⁠וֹ הָ⁠רִאשׁ֑וֹן וּ⁠מָ֨ה אַתֶּ֜ם רֹאִ֤ים אֹת⁠וֹ֙ עַ֔תָּה הֲ⁠ל֥וֹא כָמֹ֛⁠הוּ כְּ⁠אַ֖יִן בְּ⁠עֵינֵי⁠כֶֽם</w:t>
+      </w:r>
+    </w:p>
+    <w:p>
+      <w:pPr/>
+      <w:r>
+        <w:rPr>
+          <w:lang w:val="hi_IN" w:bidi="hi_IN"/>
+        </w:rPr>
+      </w:r>
+      <w:r>
+        <w:rPr>
           <w:b/>
           <w:lang w:val="hi_IN" w:bidi="hi_IN"/>
         </w:rPr>
@@ -6942,6 +7768,20 @@
       </w:r>
       <w:r>
         <w:rPr>
+          <w:lang w:val="hi_IN" w:bidi="hi_IN"/>
+        </w:rPr>
+        <w:t>מִ֤י בָ⁠כֶם֙ הַ⁠נִּשְׁאָ֔ר אֲשֶׁ֤ר רָאָה֙ אֶת־הַ⁠בַּ֣יִת הַ⁠זֶּ֔ה בִּ⁠כְבוֹד֖⁠וֹ הָ⁠רִאשׁ֑וֹן וּ⁠מָ֨ה אַתֶּ֜ם רֹאִ֤ים אֹת⁠וֹ֙ עַ֔תָּה הֲ⁠ל֥וֹא כָמֹ֛⁠הוּ כְּ⁠אַ֖יִן בְּ⁠עֵינֵי⁠כֶֽם</w:t>
+      </w:r>
+    </w:p>
+    <w:p>
+      <w:pPr/>
+      <w:r>
+        <w:rPr>
+          <w:lang w:val="hi_IN" w:bidi="hi_IN"/>
+        </w:rPr>
+      </w:r>
+      <w:r>
+        <w:rPr>
           <w:b/>
           <w:lang w:val="hi_IN" w:bidi="hi_IN"/>
         </w:rPr>
@@ -7025,6 +7865,20 @@
       </w:r>
       <w:r>
         <w:rPr>
+          <w:lang w:val="hi_IN" w:bidi="hi_IN"/>
+        </w:rPr>
+        <w:t>בָ⁠כֶם֙ הַ⁠נִּשְׁאָ֔ר אֲשֶׁ֤ר רָאָה֙ אֶת־הַ⁠בַּ֣יִת הַ⁠זֶּ֔ה</w:t>
+      </w:r>
+    </w:p>
+    <w:p>
+      <w:pPr/>
+      <w:r>
+        <w:rPr>
+          <w:lang w:val="hi_IN" w:bidi="hi_IN"/>
+        </w:rPr>
+      </w:r>
+      <w:r>
+        <w:rPr>
           <w:b/>
           <w:lang w:val="hi_IN" w:bidi="hi_IN"/>
         </w:rPr>
@@ -7108,6 +7962,20 @@
       </w:r>
       <w:r>
         <w:rPr>
+          <w:lang w:val="hi_IN" w:bidi="hi_IN"/>
+        </w:rPr>
+        <w:t>אֲשֶׁ֤ר רָאָה֙ אֶת־הַ⁠בַּ֣יִת הַ⁠זֶּ֔ה בִּ⁠כְבוֹד֖⁠וֹ הָ⁠רִאשׁ֑וֹן</w:t>
+      </w:r>
+    </w:p>
+    <w:p>
+      <w:pPr/>
+      <w:r>
+        <w:rPr>
+          <w:lang w:val="hi_IN" w:bidi="hi_IN"/>
+        </w:rPr>
+      </w:r>
+      <w:r>
+        <w:rPr>
           <w:b/>
           <w:lang w:val="hi_IN" w:bidi="hi_IN"/>
         </w:rPr>
@@ -7204,6 +8072,20 @@
       </w:r>
       <w:r>
         <w:rPr>
+          <w:lang w:val="hi_IN" w:bidi="hi_IN"/>
+        </w:rPr>
+        <w:t>כָמֹ֛⁠הוּ</w:t>
+      </w:r>
+    </w:p>
+    <w:p>
+      <w:pPr/>
+      <w:r>
+        <w:rPr>
+          <w:lang w:val="hi_IN" w:bidi="hi_IN"/>
+        </w:rPr>
+      </w:r>
+      <w:r>
+        <w:rPr>
           <w:b/>
           <w:lang w:val="hi_IN" w:bidi="hi_IN"/>
         </w:rPr>
@@ -7307,6 +8189,20 @@
       </w:r>
       <w:r>
         <w:rPr>
+          <w:lang w:val="hi_IN" w:bidi="hi_IN"/>
+        </w:rPr>
+        <w:t>הֲ⁠ל֥וֹא כָמֹ֛⁠הוּ כְּ⁠אַ֖יִן בְּ⁠עֵינֵי⁠כֶֽם</w:t>
+      </w:r>
+    </w:p>
+    <w:p>
+      <w:pPr/>
+      <w:r>
+        <w:rPr>
+          <w:lang w:val="hi_IN" w:bidi="hi_IN"/>
+        </w:rPr>
+      </w:r>
+      <w:r>
+        <w:rPr>
           <w:b/>
           <w:lang w:val="hi_IN" w:bidi="hi_IN"/>
         </w:rPr>
@@ -7429,6 +8325,20 @@
       </w:r>
       <w:r>
         <w:rPr>
+          <w:lang w:val="hi_IN" w:bidi="hi_IN"/>
+        </w:rPr>
+        <w:t>וְ⁠עַתָּ֣ה חֲזַ֣ק זְרֻבָּבֶ֣ל ׀ נְאֻם־יְהוָ֡ה וַ⁠חֲזַ֣ק יְהוֹשֻׁ֣עַ בֶּן־יְהוֹצָדָק֩ הַ⁠כֹּהֵ֨ן הַ⁠גָּד֜וֹל וַ⁠חֲזַ֨ק כָּל־עַ֥ם הָ⁠אָ֛רֶץ נְאֻם־יְהוָ֖ה וַֽ⁠עֲשׂ֑וּ כִּֽי־אֲנִ֣י אִתְּ⁠כֶ֔ם נְאֻ֖ם יְהוָ֥ה צְבָאֽוֹת</w:t>
+      </w:r>
+    </w:p>
+    <w:p>
+      <w:pPr/>
+      <w:r>
+        <w:rPr>
+          <w:lang w:val="hi_IN" w:bidi="hi_IN"/>
+        </w:rPr>
+      </w:r>
+      <w:r>
+        <w:rPr>
           <w:b/>
           <w:lang w:val="hi_IN" w:bidi="hi_IN"/>
         </w:rPr>
@@ -7501,6 +8411,20 @@
         <w:rPr>
           <w:lang w:val="hi_IN" w:bidi="hi_IN"/>
         </w:rPr>
+      </w:r>
+    </w:p>
+    <w:p>
+      <w:pPr/>
+      <w:r>
+        <w:rPr>
+          <w:lang w:val="hi_IN" w:bidi="hi_IN"/>
+        </w:rPr>
+      </w:r>
+      <w:r>
+        <w:rPr>
+          <w:lang w:val="hi_IN" w:bidi="hi_IN"/>
+        </w:rPr>
+        <w:t>כָּל־עַ֥ם הָ⁠אָ֛רֶץ</w:t>
       </w:r>
     </w:p>
     <w:p>
@@ -7631,6 +8555,20 @@
       </w:r>
       <w:r>
         <w:rPr>
+          <w:lang w:val="hi_IN" w:bidi="hi_IN"/>
+        </w:rPr>
+        <w:t>אֶֽת־הַ⁠דָּבָ֞ר אֲשֶׁר־כָּרַ֤תִּי אִתְּ⁠כֶם֙ בְּ⁠צֵאתְ⁠כֶ֣ם מִ⁠מִּצְרַ֔יִם וְ⁠רוּחִ֖⁠י עֹמֶ֣דֶת בְּ⁠תוֹכְ⁠כֶ֑ם אַל־תִּירָֽאוּ</w:t>
+      </w:r>
+    </w:p>
+    <w:p>
+      <w:pPr/>
+      <w:r>
+        <w:rPr>
+          <w:lang w:val="hi_IN" w:bidi="hi_IN"/>
+        </w:rPr>
+      </w:r>
+      <w:r>
+        <w:rPr>
           <w:b/>
           <w:lang w:val="hi_IN" w:bidi="hi_IN"/>
         </w:rPr>
@@ -7714,6 +8652,20 @@
       </w:r>
       <w:r>
         <w:rPr>
+          <w:lang w:val="hi_IN" w:bidi="hi_IN"/>
+        </w:rPr>
+        <w:t>אֶֽת־הַ⁠דָּבָ֞ר אֲשֶׁר־כָּרַ֤תִּי אִתְּ⁠כֶם֙</w:t>
+      </w:r>
+    </w:p>
+    <w:p>
+      <w:pPr/>
+      <w:r>
+        <w:rPr>
+          <w:lang w:val="hi_IN" w:bidi="hi_IN"/>
+        </w:rPr>
+      </w:r>
+      <w:r>
+        <w:rPr>
           <w:b/>
           <w:lang w:val="hi_IN" w:bidi="hi_IN"/>
         </w:rPr>
@@ -7797,6 +8749,20 @@
       </w:r>
       <w:r>
         <w:rPr>
+          <w:lang w:val="hi_IN" w:bidi="hi_IN"/>
+        </w:rPr>
+        <w:t>אֶֽת־הַ⁠דָּבָ֞ר אֲשֶׁר־כָּרַ֤תִּי אִתְּ⁠כֶם֙</w:t>
+      </w:r>
+    </w:p>
+    <w:p>
+      <w:pPr/>
+      <w:r>
+        <w:rPr>
+          <w:lang w:val="hi_IN" w:bidi="hi_IN"/>
+        </w:rPr>
+      </w:r>
+      <w:r>
+        <w:rPr>
           <w:b/>
           <w:lang w:val="hi_IN" w:bidi="hi_IN"/>
         </w:rPr>
@@ -7895,6 +8861,20 @@
         <w:rPr>
           <w:lang w:val="hi_IN" w:bidi="hi_IN"/>
         </w:rPr>
+      </w:r>
+    </w:p>
+    <w:p>
+      <w:pPr/>
+      <w:r>
+        <w:rPr>
+          <w:lang w:val="hi_IN" w:bidi="hi_IN"/>
+        </w:rPr>
+      </w:r>
+      <w:r>
+        <w:rPr>
+          <w:lang w:val="hi_IN" w:bidi="hi_IN"/>
+        </w:rPr>
+        <w:t>אֶֽת־הַ⁠דָּבָ֞ר אֲשֶׁר־כָּרַ֤תִּי אִתְּ⁠כֶם֙ בְּ⁠צֵאתְ⁠כֶ֣ם מִ⁠מִּצְרַ֔יִם</w:t>
       </w:r>
     </w:p>
     <w:p>
@@ -8051,6 +9031,20 @@
       </w:r>
       <w:r>
         <w:rPr>
+          <w:lang w:val="hi_IN" w:bidi="hi_IN"/>
+        </w:rPr>
+        <w:t>וְ⁠רוּחִ֖⁠י עֹמֶ֣דֶת בְּ⁠תוֹכְ⁠כֶ֑ם</w:t>
+      </w:r>
+    </w:p>
+    <w:p>
+      <w:pPr/>
+      <w:r>
+        <w:rPr>
+          <w:lang w:val="hi_IN" w:bidi="hi_IN"/>
+        </w:rPr>
+      </w:r>
+      <w:r>
+        <w:rPr>
           <w:b/>
           <w:lang w:val="hi_IN" w:bidi="hi_IN"/>
         </w:rPr>
@@ -8134,6 +9128,20 @@
       </w:r>
       <w:r>
         <w:rPr>
+          <w:lang w:val="hi_IN" w:bidi="hi_IN"/>
+        </w:rPr>
+        <w:t>כִּ֣י כֹ֤ה אָמַר֙ יְהוָ֣ה צְבָא֔וֹת ע֥וֹד אַחַ֖ת מְעַ֣ט הִ֑יא וַ⁠אֲנִ֗י מַרְעִישׁ֙ אֶת־הַ⁠שָּׁמַ֣יִם וְ⁠אֶת־הָ⁠אָ֔רֶץ וְ⁠אֶת־הַ⁠יָּ֖ם וְ⁠אֶת־הֶ⁠חָרָבָֽה</w:t>
+      </w:r>
+    </w:p>
+    <w:p>
+      <w:pPr/>
+      <w:r>
+        <w:rPr>
+          <w:lang w:val="hi_IN" w:bidi="hi_IN"/>
+        </w:rPr>
+      </w:r>
+      <w:r>
+        <w:rPr>
           <w:b/>
           <w:lang w:val="hi_IN" w:bidi="hi_IN"/>
         </w:rPr>
@@ -8217,6 +9225,20 @@
       </w:r>
       <w:r>
         <w:rPr>
+          <w:lang w:val="hi_IN" w:bidi="hi_IN"/>
+        </w:rPr>
+        <w:t>ע֥וֹד אַחַ֖ת מְעַ֣ט הִ֑יא וַ⁠אֲנִ֗י מַרְעִישׁ֙</w:t>
+      </w:r>
+    </w:p>
+    <w:p>
+      <w:pPr/>
+      <w:r>
+        <w:rPr>
+          <w:lang w:val="hi_IN" w:bidi="hi_IN"/>
+        </w:rPr>
+      </w:r>
+      <w:r>
+        <w:rPr>
           <w:b/>
           <w:lang w:val="hi_IN" w:bidi="hi_IN"/>
         </w:rPr>
@@ -8352,6 +9374,20 @@
       </w:r>
       <w:r>
         <w:rPr>
+          <w:lang w:val="hi_IN" w:bidi="hi_IN"/>
+        </w:rPr>
+        <w:t>וַ⁠אֲנִ֗י מַרְעִישׁ֙</w:t>
+      </w:r>
+    </w:p>
+    <w:p>
+      <w:pPr/>
+      <w:r>
+        <w:rPr>
+          <w:lang w:val="hi_IN" w:bidi="hi_IN"/>
+        </w:rPr>
+      </w:r>
+      <w:r>
+        <w:rPr>
           <w:b/>
           <w:lang w:val="hi_IN" w:bidi="hi_IN"/>
         </w:rPr>
@@ -8472,6 +9508,20 @@
       </w:r>
       <w:r>
         <w:rPr>
+          <w:lang w:val="hi_IN" w:bidi="hi_IN"/>
+        </w:rPr>
+        <w:t>אֶת־הַ⁠שָּׁמַ֣יִם וְ⁠אֶת־הָ⁠אָ֔רֶץ וְ⁠אֶת־הַ⁠יָּ֖ם וְ⁠אֶת־הֶ⁠חָרָבָֽה</w:t>
+      </w:r>
+    </w:p>
+    <w:p>
+      <w:pPr/>
+      <w:r>
+        <w:rPr>
+          <w:lang w:val="hi_IN" w:bidi="hi_IN"/>
+        </w:rPr>
+      </w:r>
+      <w:r>
+        <w:rPr>
           <w:b/>
           <w:lang w:val="hi_IN" w:bidi="hi_IN"/>
         </w:rPr>
@@ -8607,6 +9657,20 @@
       </w:r>
       <w:r>
         <w:rPr>
+          <w:lang w:val="hi_IN" w:bidi="hi_IN"/>
+        </w:rPr>
+        <w:t>וְ⁠הִרְעַשְׁתִּי֙ אֶת־כָּל־הַ⁠גּוֹיִ֔ם וּ⁠בָ֖אוּ חֶמְדַּ֣ת כָּל־הַ⁠גּוֹיִ֑ם וּ⁠מִלֵּאתִ֞י אֶת־הַ⁠בַּ֤יִת הַ⁠זֶּה֙ כָּב֔וֹד אָמַ֖ר יְהוָ֥ה צְבָאֽוֹת</w:t>
+      </w:r>
+    </w:p>
+    <w:p>
+      <w:pPr/>
+      <w:r>
+        <w:rPr>
+          <w:lang w:val="hi_IN" w:bidi="hi_IN"/>
+        </w:rPr>
+      </w:r>
+      <w:r>
+        <w:rPr>
           <w:b/>
           <w:lang w:val="hi_IN" w:bidi="hi_IN"/>
         </w:rPr>
@@ -8690,6 +9754,20 @@
       </w:r>
       <w:r>
         <w:rPr>
+          <w:lang w:val="hi_IN" w:bidi="hi_IN"/>
+        </w:rPr>
+        <w:t>וְ⁠הִרְעַשְׁתִּי֙ אֶת־כָּל־הַ⁠גּוֹיִ֔ם</w:t>
+      </w:r>
+    </w:p>
+    <w:p>
+      <w:pPr/>
+      <w:r>
+        <w:rPr>
+          <w:lang w:val="hi_IN" w:bidi="hi_IN"/>
+        </w:rPr>
+      </w:r>
+      <w:r>
+        <w:rPr>
           <w:b/>
           <w:lang w:val="hi_IN" w:bidi="hi_IN"/>
         </w:rPr>
@@ -8799,6 +9877,20 @@
       </w:r>
       <w:r>
         <w:rPr>
+          <w:lang w:val="hi_IN" w:bidi="hi_IN"/>
+        </w:rPr>
+        <w:t>וּ⁠מִלֵּאתִ֞י אֶת־הַ⁠בַּ֤יִת הַ⁠זֶּה֙ כָּב֔וֹד</w:t>
+      </w:r>
+    </w:p>
+    <w:p>
+      <w:pPr/>
+      <w:r>
+        <w:rPr>
+          <w:lang w:val="hi_IN" w:bidi="hi_IN"/>
+        </w:rPr>
+      </w:r>
+      <w:r>
+        <w:rPr>
           <w:b/>
           <w:lang w:val="hi_IN" w:bidi="hi_IN"/>
         </w:rPr>
@@ -8940,6 +10032,20 @@
       </w:r>
       <w:r>
         <w:rPr>
+          <w:lang w:val="hi_IN" w:bidi="hi_IN"/>
+        </w:rPr>
+        <w:t>לִ֥⁠י הַ⁠כֶּ֖סֶף וְ⁠לִ֣⁠י הַ⁠זָּהָ֑ב נְאֻ֖ם יְהוָ֥ה צְבָאֽוֹת</w:t>
+      </w:r>
+    </w:p>
+    <w:p>
+      <w:pPr/>
+      <w:r>
+        <w:rPr>
+          <w:lang w:val="hi_IN" w:bidi="hi_IN"/>
+        </w:rPr>
+      </w:r>
+      <w:r>
+        <w:rPr>
           <w:b/>
           <w:lang w:val="hi_IN" w:bidi="hi_IN"/>
         </w:rPr>
@@ -9023,6 +10129,20 @@
       </w:r>
       <w:r>
         <w:rPr>
+          <w:lang w:val="hi_IN" w:bidi="hi_IN"/>
+        </w:rPr>
+        <w:t>לִ֥⁠י הַ⁠כֶּ֖סֶף וְ⁠לִ֣⁠י הַ⁠זָּהָ֑ב</w:t>
+      </w:r>
+    </w:p>
+    <w:p>
+      <w:pPr/>
+      <w:r>
+        <w:rPr>
+          <w:lang w:val="hi_IN" w:bidi="hi_IN"/>
+        </w:rPr>
+      </w:r>
+      <w:r>
+        <w:rPr>
           <w:b/>
           <w:lang w:val="hi_IN" w:bidi="hi_IN"/>
         </w:rPr>
@@ -9106,6 +10226,20 @@
       </w:r>
       <w:r>
         <w:rPr>
+          <w:lang w:val="hi_IN" w:bidi="hi_IN"/>
+        </w:rPr>
+        <w:t>גָּד֣וֹל יִֽהְיֶ֡ה כְּבוֹד֩ הַ⁠בַּ֨יִת הַ⁠זֶּ֤ה הָ⁠אַֽחֲרוֹן֙ מִן־הָ֣⁠רִאשׁ֔וֹן אָמַ֖ר יְהוָ֣ה צְבָא֑וֹת וּ⁠בַ⁠מָּק֤וֹם הַ⁠זֶּה֙ אֶתֵּ֣ן שָׁל֔וֹם נְאֻ֖ם יְהוָ֥ה צְבָאֽוֹת</w:t>
+      </w:r>
+    </w:p>
+    <w:p>
+      <w:pPr/>
+      <w:r>
+        <w:rPr>
+          <w:lang w:val="hi_IN" w:bidi="hi_IN"/>
+        </w:rPr>
+      </w:r>
+      <w:r>
+        <w:rPr>
           <w:b/>
           <w:lang w:val="hi_IN" w:bidi="hi_IN"/>
         </w:rPr>
@@ -9189,6 +10323,20 @@
       </w:r>
       <w:r>
         <w:rPr>
+          <w:lang w:val="hi_IN" w:bidi="hi_IN"/>
+        </w:rPr>
+        <w:t>גָּד֣וֹל יִֽהְיֶ֡ה כְּבוֹד֩ הַ⁠בַּ֨יִת הַ⁠זֶּ֤ה הָ⁠אַֽחֲרוֹן֙ מִן־הָ֣⁠רִאשׁ֔וֹן</w:t>
+      </w:r>
+    </w:p>
+    <w:p>
+      <w:pPr/>
+      <w:r>
+        <w:rPr>
+          <w:lang w:val="hi_IN" w:bidi="hi_IN"/>
+        </w:rPr>
+      </w:r>
+      <w:r>
+        <w:rPr>
           <w:b/>
           <w:lang w:val="hi_IN" w:bidi="hi_IN"/>
         </w:rPr>
@@ -9272,6 +10420,20 @@
       </w:r>
       <w:r>
         <w:rPr>
+          <w:lang w:val="hi_IN" w:bidi="hi_IN"/>
+        </w:rPr>
+        <w:t>גָּד֣וֹל יִֽהְיֶ֡ה כְּבוֹד֩ הַ⁠בַּ֨יִת הַ⁠זֶּ֤ה הָ⁠אַֽחֲרוֹן֙ מִן־הָ֣⁠רִאשׁ֔וֹן</w:t>
+      </w:r>
+    </w:p>
+    <w:p>
+      <w:pPr/>
+      <w:r>
+        <w:rPr>
+          <w:lang w:val="hi_IN" w:bidi="hi_IN"/>
+        </w:rPr>
+      </w:r>
+      <w:r>
+        <w:rPr>
           <w:b/>
           <w:lang w:val="hi_IN" w:bidi="hi_IN"/>
         </w:rPr>
@@ -9368,6 +10530,20 @@
       </w:r>
       <w:r>
         <w:rPr>
+          <w:lang w:val="hi_IN" w:bidi="hi_IN"/>
+        </w:rPr>
+        <w:t>הַ⁠בַּ֨יִת</w:t>
+      </w:r>
+    </w:p>
+    <w:p>
+      <w:pPr/>
+      <w:r>
+        <w:rPr>
+          <w:lang w:val="hi_IN" w:bidi="hi_IN"/>
+        </w:rPr>
+      </w:r>
+      <w:r>
+        <w:rPr>
           <w:b/>
           <w:lang w:val="hi_IN" w:bidi="hi_IN"/>
         </w:rPr>
@@ -9477,6 +10653,20 @@
       </w:r>
       <w:r>
         <w:rPr>
+          <w:lang w:val="hi_IN" w:bidi="hi_IN"/>
+        </w:rPr>
+        <w:t>וּ⁠בַ⁠מָּק֤וֹם הַ⁠זֶּה֙ אֶתֵּ֣ן שָׁל֔וֹם</w:t>
+      </w:r>
+    </w:p>
+    <w:p>
+      <w:pPr/>
+      <w:r>
+        <w:rPr>
+          <w:lang w:val="hi_IN" w:bidi="hi_IN"/>
+        </w:rPr>
+      </w:r>
+      <w:r>
+        <w:rPr>
           <w:b/>
           <w:lang w:val="hi_IN" w:bidi="hi_IN"/>
         </w:rPr>
@@ -9580,6 +10770,20 @@
       </w:r>
       <w:r>
         <w:rPr>
+          <w:lang w:val="hi_IN" w:bidi="hi_IN"/>
+        </w:rPr>
+        <w:t>בְּ⁠עֶשְׂרִ֤ים וְ⁠אַרְבָּעָה֙ לַ⁠תְּשִׁיעִ֔י</w:t>
+      </w:r>
+    </w:p>
+    <w:p>
+      <w:pPr/>
+      <w:r>
+        <w:rPr>
+          <w:lang w:val="hi_IN" w:bidi="hi_IN"/>
+        </w:rPr>
+      </w:r>
+      <w:r>
+        <w:rPr>
           <w:b/>
           <w:lang w:val="hi_IN" w:bidi="hi_IN"/>
         </w:rPr>
@@ -9663,6 +10867,20 @@
       </w:r>
       <w:r>
         <w:rPr>
+          <w:lang w:val="hi_IN" w:bidi="hi_IN"/>
+        </w:rPr>
+        <w:t>בְּ⁠עֶשְׂרִ֤ים וְ⁠אַרְבָּעָה֙ לַ⁠תְּשִׁיעִ֔י בִּ⁠שְׁנַ֥ת שְׁתַּ֖יִם לְ⁠דָרְיָ֑וֶשׁ</w:t>
+      </w:r>
+    </w:p>
+    <w:p>
+      <w:pPr/>
+      <w:r>
+        <w:rPr>
+          <w:lang w:val="hi_IN" w:bidi="hi_IN"/>
+        </w:rPr>
+      </w:r>
+      <w:r>
+        <w:rPr>
           <w:b/>
           <w:lang w:val="hi_IN" w:bidi="hi_IN"/>
         </w:rPr>
@@ -9735,6 +10953,20 @@
         <w:rPr>
           <w:lang w:val="hi_IN" w:bidi="hi_IN"/>
         </w:rPr>
+      </w:r>
+    </w:p>
+    <w:p>
+      <w:pPr/>
+      <w:r>
+        <w:rPr>
+          <w:lang w:val="hi_IN" w:bidi="hi_IN"/>
+        </w:rPr>
+      </w:r>
+      <w:r>
+        <w:rPr>
+          <w:lang w:val="hi_IN" w:bidi="hi_IN"/>
+        </w:rPr>
+        <w:t>בְּ⁠עֶשְׂרִ֤ים וְ⁠אַרְבָּעָה֙ לַ⁠תְּשִׁיעִ֔י</w:t>
       </w:r>
     </w:p>
     <w:p>
@@ -9873,6 +11105,20 @@
       </w:r>
       <w:r>
         <w:rPr>
+          <w:lang w:val="hi_IN" w:bidi="hi_IN"/>
+        </w:rPr>
+        <w:t>הָיָה֙ דְּבַר־יְהוָ֔ה אֶל־חַגַּ֥י הַ⁠נָּבִ֖יא לֵ⁠אמֹֽר</w:t>
+      </w:r>
+    </w:p>
+    <w:p>
+      <w:pPr/>
+      <w:r>
+        <w:rPr>
+          <w:lang w:val="hi_IN" w:bidi="hi_IN"/>
+        </w:rPr>
+      </w:r>
+      <w:r>
+        <w:rPr>
           <w:b/>
           <w:lang w:val="hi_IN" w:bidi="hi_IN"/>
         </w:rPr>
@@ -9986,6 +11232,20 @@
       </w:r>
       <w:r>
         <w:rPr>
+          <w:lang w:val="hi_IN" w:bidi="hi_IN"/>
+        </w:rPr>
+        <w:t>כֹּ֥ה אָמַ֖ר יְהוָ֣ה צְבָא֑וֹת שְׁאַל־נָ֧א אֶת־הַ⁠כֹּהֲנִ֛ים תּוֹרָ֖ה לֵ⁠אמֹֽר</w:t>
+      </w:r>
+    </w:p>
+    <w:p>
+      <w:pPr/>
+      <w:r>
+        <w:rPr>
+          <w:lang w:val="hi_IN" w:bidi="hi_IN"/>
+        </w:rPr>
+      </w:r>
+      <w:r>
+        <w:rPr>
           <w:b/>
           <w:lang w:val="hi_IN" w:bidi="hi_IN"/>
         </w:rPr>
@@ -10069,6 +11329,20 @@
       </w:r>
       <w:r>
         <w:rPr>
+          <w:lang w:val="hi_IN" w:bidi="hi_IN"/>
+        </w:rPr>
+        <w:t>הֵ֣ן ׀ יִשָּׂא־אִ֨ישׁ בְּשַׂר־קֹ֜דֶשׁ בִּ⁠כְנַ֣ף בִּגְד֗⁠וֹ וְ⁠נָגַ֣ע בִּ֠⁠כְנָפ⁠וֹ אֶל־הַ⁠לֶּ֨חֶם וְ⁠אֶל־הַ⁠נָּזִ֜יד וְ⁠אֶל־הַ⁠יַּ֧יִן וְ⁠אֶל־שֶׁ֛מֶן וְ⁠אֶל־כָּל־מַאֲכָ֖ל הֲ⁠יִקְדָּ֑שׁ</w:t>
+      </w:r>
+    </w:p>
+    <w:p>
+      <w:pPr/>
+      <w:r>
+        <w:rPr>
+          <w:lang w:val="hi_IN" w:bidi="hi_IN"/>
+        </w:rPr>
+      </w:r>
+      <w:r>
+        <w:rPr>
           <w:b/>
           <w:lang w:val="hi_IN" w:bidi="hi_IN"/>
         </w:rPr>
@@ -10152,6 +11426,20 @@
       </w:r>
       <w:r>
         <w:rPr>
+          <w:lang w:val="hi_IN" w:bidi="hi_IN"/>
+        </w:rPr>
+        <w:t>הֵ֣ן ׀ יִשָּׂא־אִ֨ישׁ בְּשַׂר־קֹ֜דֶשׁ בִּ⁠כְנַ֣ף בִּגְד֗⁠וֹ וְ⁠נָגַ֣ע בִּ֠⁠כְנָפ⁠וֹ אֶל־הַ⁠לֶּ֨חֶם וְ⁠אֶל־הַ⁠נָּזִ֜יד וְ⁠אֶל־הַ⁠יַּ֧יִן וְ⁠אֶל־שֶׁ֛מֶן וְ⁠אֶל־כָּל־מַאֲכָ֖ל הֲ⁠יִקְדָּ֑שׁ</w:t>
+      </w:r>
+    </w:p>
+    <w:p>
+      <w:pPr/>
+      <w:r>
+        <w:rPr>
+          <w:lang w:val="hi_IN" w:bidi="hi_IN"/>
+        </w:rPr>
+      </w:r>
+      <w:r>
+        <w:rPr>
           <w:b/>
           <w:lang w:val="hi_IN" w:bidi="hi_IN"/>
         </w:rPr>
@@ -10235,6 +11523,20 @@
       </w:r>
       <w:r>
         <w:rPr>
+          <w:lang w:val="hi_IN" w:bidi="hi_IN"/>
+        </w:rPr>
+        <w:t>בְּשַׂר־קֹ֜דֶשׁ</w:t>
+      </w:r>
+    </w:p>
+    <w:p>
+      <w:pPr/>
+      <w:r>
+        <w:rPr>
+          <w:lang w:val="hi_IN" w:bidi="hi_IN"/>
+        </w:rPr>
+      </w:r>
+      <w:r>
+        <w:rPr>
           <w:b/>
           <w:lang w:val="hi_IN" w:bidi="hi_IN"/>
         </w:rPr>
@@ -10320,6 +11622,20 @@
         <w:rPr>
           <w:lang w:val="hi_IN" w:bidi="hi_IN"/>
         </w:rPr>
+      </w:r>
+    </w:p>
+    <w:p>
+      <w:pPr/>
+      <w:r>
+        <w:rPr>
+          <w:lang w:val="hi_IN" w:bidi="hi_IN"/>
+        </w:rPr>
+      </w:r>
+      <w:r>
+        <w:rPr>
+          <w:lang w:val="hi_IN" w:bidi="hi_IN"/>
+        </w:rPr>
+        <w:t>לֹֽא</w:t>
       </w:r>
     </w:p>
     <w:p>
@@ -10445,6 +11761,20 @@
       </w:r>
       <w:r>
         <w:rPr>
+          <w:lang w:val="hi_IN" w:bidi="hi_IN"/>
+        </w:rPr>
+        <w:t>טְמֵא־נֶ֛פֶשׁ</w:t>
+      </w:r>
+    </w:p>
+    <w:p>
+      <w:pPr/>
+      <w:r>
+        <w:rPr>
+          <w:lang w:val="hi_IN" w:bidi="hi_IN"/>
+        </w:rPr>
+      </w:r>
+      <w:r>
+        <w:rPr>
           <w:b/>
           <w:lang w:val="hi_IN" w:bidi="hi_IN"/>
         </w:rPr>
@@ -10541,6 +11871,20 @@
       </w:r>
       <w:r>
         <w:rPr>
+          <w:lang w:val="hi_IN" w:bidi="hi_IN"/>
+        </w:rPr>
+        <w:t>טְמֵא־נֶ֛פֶשׁ</w:t>
+      </w:r>
+    </w:p>
+    <w:p>
+      <w:pPr/>
+      <w:r>
+        <w:rPr>
+          <w:lang w:val="hi_IN" w:bidi="hi_IN"/>
+        </w:rPr>
+      </w:r>
+      <w:r>
+        <w:rPr>
           <w:b/>
           <w:lang w:val="hi_IN" w:bidi="hi_IN"/>
         </w:rPr>
@@ -10626,6 +11970,20 @@
         <w:rPr>
           <w:lang w:val="hi_IN" w:bidi="hi_IN"/>
         </w:rPr>
+      </w:r>
+    </w:p>
+    <w:p>
+      <w:pPr/>
+      <w:r>
+        <w:rPr>
+          <w:lang w:val="hi_IN" w:bidi="hi_IN"/>
+        </w:rPr>
+      </w:r>
+      <w:r>
+        <w:rPr>
+          <w:lang w:val="hi_IN" w:bidi="hi_IN"/>
+        </w:rPr>
+        <w:t>טְמֵא־נֶ֛פֶשׁ</w:t>
       </w:r>
     </w:p>
     <w:p>
@@ -10738,6 +12096,20 @@
       </w:r>
       <w:r>
         <w:rPr>
+          <w:lang w:val="hi_IN" w:bidi="hi_IN"/>
+        </w:rPr>
+        <w:t>בְּ⁠כָל־אֵ֖לֶּה הֲ⁠יִטְמָ֑א</w:t>
+      </w:r>
+    </w:p>
+    <w:p>
+      <w:pPr/>
+      <w:r>
+        <w:rPr>
+          <w:lang w:val="hi_IN" w:bidi="hi_IN"/>
+        </w:rPr>
+      </w:r>
+      <w:r>
+        <w:rPr>
           <w:b/>
           <w:lang w:val="hi_IN" w:bidi="hi_IN"/>
         </w:rPr>
@@ -10847,6 +12219,20 @@
       </w:r>
       <w:r>
         <w:rPr>
+          <w:lang w:val="hi_IN" w:bidi="hi_IN"/>
+        </w:rPr>
+        <w:t>יִטְמָֽא</w:t>
+      </w:r>
+    </w:p>
+    <w:p>
+      <w:pPr/>
+      <w:r>
+        <w:rPr>
+          <w:lang w:val="hi_IN" w:bidi="hi_IN"/>
+        </w:rPr>
+      </w:r>
+      <w:r>
+        <w:rPr>
           <w:b/>
           <w:lang w:val="hi_IN" w:bidi="hi_IN"/>
         </w:rPr>
@@ -10930,6 +12316,20 @@
       </w:r>
       <w:r>
         <w:rPr>
+          <w:lang w:val="hi_IN" w:bidi="hi_IN"/>
+        </w:rPr>
+        <w:t>כֵּ֣ן הָֽ⁠עָם־הַ֠⁠זֶּה וְ⁠כֵן־הַ⁠גּ֨וֹי הַ⁠זֶּ֤ה לְ⁠פָנַ⁠י֙ נְאֻם־יְהוָ֔ה וְ⁠כֵ֖ן כָּל־מַעֲשֵׂ֣ה יְדֵי⁠הֶ֑ם וַ⁠אֲשֶׁ֥ר יַקְרִ֛יבוּ שָׁ֖ם טָמֵ֥א הֽוּא</w:t>
+      </w:r>
+    </w:p>
+    <w:p>
+      <w:pPr/>
+      <w:r>
+        <w:rPr>
+          <w:lang w:val="hi_IN" w:bidi="hi_IN"/>
+        </w:rPr>
+      </w:r>
+      <w:r>
+        <w:rPr>
           <w:b/>
           <w:lang w:val="hi_IN" w:bidi="hi_IN"/>
         </w:rPr>
@@ -11013,6 +12413,20 @@
       </w:r>
       <w:r>
         <w:rPr>
+          <w:lang w:val="hi_IN" w:bidi="hi_IN"/>
+        </w:rPr>
+        <w:t>כֵּ֣ן הָֽ⁠עָם־הַ֠⁠זֶּה וְ⁠כֵן־הַ⁠גּ֨וֹי הַ⁠זֶּ֤ה</w:t>
+      </w:r>
+    </w:p>
+    <w:p>
+      <w:pPr/>
+      <w:r>
+        <w:rPr>
+          <w:lang w:val="hi_IN" w:bidi="hi_IN"/>
+        </w:rPr>
+      </w:r>
+      <w:r>
+        <w:rPr>
           <w:b/>
           <w:lang w:val="hi_IN" w:bidi="hi_IN"/>
         </w:rPr>
@@ -11109,6 +12523,20 @@
       </w:r>
       <w:r>
         <w:rPr>
+          <w:lang w:val="hi_IN" w:bidi="hi_IN"/>
+        </w:rPr>
+        <w:t>כֵּ֣ן הָֽ⁠עָם־הַ֠⁠זֶּה וְ⁠כֵן־הַ⁠גּ֨וֹי הַ⁠זֶּ֤ה</w:t>
+      </w:r>
+    </w:p>
+    <w:p>
+      <w:pPr/>
+      <w:r>
+        <w:rPr>
+          <w:lang w:val="hi_IN" w:bidi="hi_IN"/>
+        </w:rPr>
+      </w:r>
+      <w:r>
+        <w:rPr>
           <w:b/>
           <w:lang w:val="hi_IN" w:bidi="hi_IN"/>
         </w:rPr>
@@ -11218,6 +12646,20 @@
       </w:r>
       <w:r>
         <w:rPr>
+          <w:lang w:val="hi_IN" w:bidi="hi_IN"/>
+        </w:rPr>
+        <w:t>לְ⁠פָנַ⁠י֙</w:t>
+      </w:r>
+    </w:p>
+    <w:p>
+      <w:pPr/>
+      <w:r>
+        <w:rPr>
+          <w:lang w:val="hi_IN" w:bidi="hi_IN"/>
+        </w:rPr>
+      </w:r>
+      <w:r>
+        <w:rPr>
           <w:b/>
           <w:lang w:val="hi_IN" w:bidi="hi_IN"/>
         </w:rPr>
@@ -11340,6 +12782,20 @@
       </w:r>
       <w:r>
         <w:rPr>
+          <w:lang w:val="hi_IN" w:bidi="hi_IN"/>
+        </w:rPr>
+        <w:t>לְ⁠פָנַ⁠י֙</w:t>
+      </w:r>
+    </w:p>
+    <w:p>
+      <w:pPr/>
+      <w:r>
+        <w:rPr>
+          <w:lang w:val="hi_IN" w:bidi="hi_IN"/>
+        </w:rPr>
+      </w:r>
+      <w:r>
+        <w:rPr>
           <w:b/>
           <w:lang w:val="hi_IN" w:bidi="hi_IN"/>
         </w:rPr>
@@ -11423,6 +12879,20 @@
       </w:r>
       <w:r>
         <w:rPr>
+          <w:lang w:val="hi_IN" w:bidi="hi_IN"/>
+        </w:rPr>
+        <w:t>וְ⁠כֵ֖ן כָּל־מַעֲשֵׂ֣ה יְדֵי⁠הֶ֑ם</w:t>
+      </w:r>
+    </w:p>
+    <w:p>
+      <w:pPr/>
+      <w:r>
+        <w:rPr>
+          <w:lang w:val="hi_IN" w:bidi="hi_IN"/>
+        </w:rPr>
+      </w:r>
+      <w:r>
+        <w:rPr>
           <w:b/>
           <w:lang w:val="hi_IN" w:bidi="hi_IN"/>
         </w:rPr>
@@ -11534,6 +13004,20 @@
         <w:rPr>
           <w:lang w:val="hi_IN" w:bidi="hi_IN"/>
         </w:rPr>
+      </w:r>
+    </w:p>
+    <w:p>
+      <w:pPr/>
+      <w:r>
+        <w:rPr>
+          <w:lang w:val="hi_IN" w:bidi="hi_IN"/>
+        </w:rPr>
+      </w:r>
+      <w:r>
+        <w:rPr>
+          <w:lang w:val="hi_IN" w:bidi="hi_IN"/>
+        </w:rPr>
+        <w:t>וַ⁠אֲשֶׁ֥ר יַקְרִ֛יבוּ שָׁ֖ם טָמֵ֥א הֽוּא</w:t>
       </w:r>
     </w:p>
     <w:p>
@@ -11659,6 +13143,20 @@
       </w:r>
       <w:r>
         <w:rPr>
+          <w:lang w:val="hi_IN" w:bidi="hi_IN"/>
+        </w:rPr>
+        <w:t>שִֽׂימוּ־נָ֣א לְבַבְ⁠כֶ֔ם</w:t>
+      </w:r>
+    </w:p>
+    <w:p>
+      <w:pPr/>
+      <w:r>
+        <w:rPr>
+          <w:lang w:val="hi_IN" w:bidi="hi_IN"/>
+        </w:rPr>
+      </w:r>
+      <w:r>
+        <w:rPr>
           <w:b/>
           <w:lang w:val="hi_IN" w:bidi="hi_IN"/>
         </w:rPr>
@@ -11760,6 +13258,20 @@
       </w:r>
       <w:r>
         <w:rPr>
+          <w:lang w:val="hi_IN" w:bidi="hi_IN"/>
+        </w:rPr>
+        <w:t>מִן־הַ⁠יּ֥וֹם הַ⁠זֶּ֖ה וָ⁠מָ֑עְלָ⁠ה</w:t>
+      </w:r>
+    </w:p>
+    <w:p>
+      <w:pPr/>
+      <w:r>
+        <w:rPr>
+          <w:lang w:val="hi_IN" w:bidi="hi_IN"/>
+        </w:rPr>
+      </w:r>
+      <w:r>
+        <w:rPr>
           <w:b/>
           <w:lang w:val="hi_IN" w:bidi="hi_IN"/>
         </w:rPr>
@@ -11856,6 +13368,20 @@
       </w:r>
       <w:r>
         <w:rPr>
+          <w:lang w:val="hi_IN" w:bidi="hi_IN"/>
+        </w:rPr>
+        <w:t>מִ⁠טֶּ֧רֶם שֽׂוּם־אֶ֛בֶן אֶל־אֶ֖בֶן בְּ⁠הֵיכַ֥ל יְהוָֽה</w:t>
+      </w:r>
+    </w:p>
+    <w:p>
+      <w:pPr/>
+      <w:r>
+        <w:rPr>
+          <w:lang w:val="hi_IN" w:bidi="hi_IN"/>
+        </w:rPr>
+      </w:r>
+      <w:r>
+        <w:rPr>
           <w:b/>
           <w:lang w:val="hi_IN" w:bidi="hi_IN"/>
         </w:rPr>
@@ -11939,6 +13465,20 @@
       </w:r>
       <w:r>
         <w:rPr>
+          <w:lang w:val="hi_IN" w:bidi="hi_IN"/>
+        </w:rPr>
+        <w:t>בְּ⁠הֵיכַ֥ל יְהוָֽה</w:t>
+      </w:r>
+    </w:p>
+    <w:p>
+      <w:pPr/>
+      <w:r>
+        <w:rPr>
+          <w:lang w:val="hi_IN" w:bidi="hi_IN"/>
+        </w:rPr>
+      </w:r>
+      <w:r>
+        <w:rPr>
           <w:b/>
           <w:lang w:val="hi_IN" w:bidi="hi_IN"/>
         </w:rPr>
@@ -12022,6 +13562,20 @@
       </w:r>
       <w:r>
         <w:rPr>
+          <w:lang w:val="hi_IN" w:bidi="hi_IN"/>
+        </w:rPr>
+        <w:t>מִֽ⁠הְיוֹתָ֥⁠ם</w:t>
+      </w:r>
+    </w:p>
+    <w:p>
+      <w:pPr/>
+      <w:r>
+        <w:rPr>
+          <w:lang w:val="hi_IN" w:bidi="hi_IN"/>
+        </w:rPr>
+      </w:r>
+      <w:r>
+        <w:rPr>
           <w:b/>
           <w:lang w:val="hi_IN" w:bidi="hi_IN"/>
         </w:rPr>
@@ -12118,6 +13672,20 @@
       </w:r>
       <w:r>
         <w:rPr>
+          <w:lang w:val="hi_IN" w:bidi="hi_IN"/>
+        </w:rPr>
+        <w:t>בָּא֙ אֶל־עֲרֵמַ֣ת עֶשְׂרִ֔ים וְ⁠הָיְתָ֖ה עֲשָׂרָ֑ה</w:t>
+      </w:r>
+    </w:p>
+    <w:p>
+      <w:pPr/>
+      <w:r>
+        <w:rPr>
+          <w:lang w:val="hi_IN" w:bidi="hi_IN"/>
+        </w:rPr>
+      </w:r>
+      <w:r>
+        <w:rPr>
           <w:b/>
           <w:lang w:val="hi_IN" w:bidi="hi_IN"/>
         </w:rPr>
@@ -12201,6 +13769,20 @@
       </w:r>
       <w:r>
         <w:rPr>
+          <w:lang w:val="hi_IN" w:bidi="hi_IN"/>
+        </w:rPr>
+        <w:t>בָּא֙ אֶל־עֲרֵמַ֣ת עֶשְׂרִ֔ים וְ⁠הָיְתָ֖ה עֲשָׂרָ֑ה</w:t>
+      </w:r>
+    </w:p>
+    <w:p>
+      <w:pPr/>
+      <w:r>
+        <w:rPr>
+          <w:lang w:val="hi_IN" w:bidi="hi_IN"/>
+        </w:rPr>
+      </w:r>
+      <w:r>
+        <w:rPr>
           <w:b/>
           <w:lang w:val="hi_IN" w:bidi="hi_IN"/>
         </w:rPr>
@@ -12291,6 +13873,20 @@
       </w:r>
       <w:r>
         <w:rPr>
+          <w:lang w:val="hi_IN" w:bidi="hi_IN"/>
+        </w:rPr>
+        <w:t>בָּ֣א אֶל־הַ⁠יֶּ֗קֶב לַ⁠חְשֹׂף֙ חֲמִשִּׁ֣ים פּוּרָ֔ה וְ⁠הָיְתָ֖ה עֶשְׂרִֽים</w:t>
+      </w:r>
+    </w:p>
+    <w:p>
+      <w:pPr/>
+      <w:r>
+        <w:rPr>
+          <w:lang w:val="hi_IN" w:bidi="hi_IN"/>
+        </w:rPr>
+      </w:r>
+      <w:r>
+        <w:rPr>
           <w:b/>
           <w:lang w:val="hi_IN" w:bidi="hi_IN"/>
         </w:rPr>
@@ -12374,6 +13970,20 @@
       </w:r>
       <w:r>
         <w:rPr>
+          <w:lang w:val="hi_IN" w:bidi="hi_IN"/>
+        </w:rPr>
+        <w:t>חֲמִשִּׁ֣ים פּוּרָ֔ה</w:t>
+      </w:r>
+    </w:p>
+    <w:p>
+      <w:pPr/>
+      <w:r>
+        <w:rPr>
+          <w:lang w:val="hi_IN" w:bidi="hi_IN"/>
+        </w:rPr>
+      </w:r>
+      <w:r>
+        <w:rPr>
           <w:b/>
           <w:lang w:val="hi_IN" w:bidi="hi_IN"/>
         </w:rPr>
@@ -12470,6 +14080,20 @@
       </w:r>
       <w:r>
         <w:rPr>
+          <w:lang w:val="hi_IN" w:bidi="hi_IN"/>
+        </w:rPr>
+        <w:t>הִכֵּ֨יתִי אֶתְ⁠כֶ֜ם בַּ⁠שִּׁדָּפ֤וֹן וּ⁠בַ⁠יֵּֽרָקוֹן֙ וּ⁠בַ⁠בָּרָ֔ד אֵ֖ת כָּל־מַעֲשֵׂ֣ה יְדֵי⁠כֶ֑ם וְ⁠אֵין־אֶתְ⁠כֶ֥ם אֵלַ֖⁠י נְאֻם־יְהוָֽה</w:t>
+      </w:r>
+    </w:p>
+    <w:p>
+      <w:pPr/>
+      <w:r>
+        <w:rPr>
+          <w:lang w:val="hi_IN" w:bidi="hi_IN"/>
+        </w:rPr>
+      </w:r>
+      <w:r>
+        <w:rPr>
           <w:b/>
           <w:lang w:val="hi_IN" w:bidi="hi_IN"/>
         </w:rPr>
@@ -12577,6 +14201,20 @@
       </w:r>
       <w:r>
         <w:rPr>
+          <w:lang w:val="hi_IN" w:bidi="hi_IN"/>
+        </w:rPr>
+        <w:t>אֵ֖ת כָּל־מַעֲשֵׂ֣ה יְדֵי⁠כֶ֑ם</w:t>
+      </w:r>
+    </w:p>
+    <w:p>
+      <w:pPr/>
+      <w:r>
+        <w:rPr>
+          <w:lang w:val="hi_IN" w:bidi="hi_IN"/>
+        </w:rPr>
+      </w:r>
+      <w:r>
+        <w:rPr>
           <w:b/>
           <w:lang w:val="hi_IN" w:bidi="hi_IN"/>
         </w:rPr>
@@ -12675,6 +14313,20 @@
         <w:rPr>
           <w:lang w:val="hi_IN" w:bidi="hi_IN"/>
         </w:rPr>
+      </w:r>
+    </w:p>
+    <w:p>
+      <w:pPr/>
+      <w:r>
+        <w:rPr>
+          <w:lang w:val="hi_IN" w:bidi="hi_IN"/>
+        </w:rPr>
+      </w:r>
+      <w:r>
+        <w:rPr>
+          <w:lang w:val="hi_IN" w:bidi="hi_IN"/>
+        </w:rPr>
+        <w:t>אֵ֖ת כָּל־מַעֲשֵׂ֣ה יְדֵי⁠כֶ֑ם</w:t>
       </w:r>
     </w:p>
     <w:p>
@@ -12813,6 +14465,20 @@
       </w:r>
       <w:r>
         <w:rPr>
+          <w:lang w:val="hi_IN" w:bidi="hi_IN"/>
+        </w:rPr>
+        <w:t>וְ⁠אֵין־אֶתְ⁠כֶ֥ם אֵלַ֖⁠י</w:t>
+      </w:r>
+    </w:p>
+    <w:p>
+      <w:pPr/>
+      <w:r>
+        <w:rPr>
+          <w:lang w:val="hi_IN" w:bidi="hi_IN"/>
+        </w:rPr>
+      </w:r>
+      <w:r>
+        <w:rPr>
           <w:b/>
           <w:lang w:val="hi_IN" w:bidi="hi_IN"/>
         </w:rPr>
@@ -12885,6 +14551,20 @@
         <w:rPr>
           <w:lang w:val="hi_IN" w:bidi="hi_IN"/>
         </w:rPr>
+      </w:r>
+    </w:p>
+    <w:p>
+      <w:pPr/>
+      <w:r>
+        <w:rPr>
+          <w:lang w:val="hi_IN" w:bidi="hi_IN"/>
+        </w:rPr>
+      </w:r>
+      <w:r>
+        <w:rPr>
+          <w:lang w:val="hi_IN" w:bidi="hi_IN"/>
+        </w:rPr>
+        <w:t>שִׂימוּ &amp; לְבַבְ⁠כֶ֔ם</w:t>
       </w:r>
     </w:p>
     <w:p>
@@ -12997,6 +14677,20 @@
       </w:r>
       <w:r>
         <w:rPr>
+          <w:lang w:val="hi_IN" w:bidi="hi_IN"/>
+        </w:rPr>
+        <w:t>מִן־הַ⁠יּ֥וֹם הַ⁠זֶּ֖ה וָ⁠מָ֑עְלָ⁠ה מִ⁠יּוֹם֩ עֶשְׂרִ֨ים וְ⁠אַרְבָּעָ֜ה לַ⁠תְּשִׁיעִ֗י לְ⁠מִן־הַ⁠יּ֛וֹם אֲשֶׁר־יֻסַּ֥ד הֵֽיכַל־יְהוָ֖ה</w:t>
+      </w:r>
+    </w:p>
+    <w:p>
+      <w:pPr/>
+      <w:r>
+        <w:rPr>
+          <w:lang w:val="hi_IN" w:bidi="hi_IN"/>
+        </w:rPr>
+      </w:r>
+      <w:r>
+        <w:rPr>
           <w:b/>
           <w:lang w:val="hi_IN" w:bidi="hi_IN"/>
         </w:rPr>
@@ -13129,6 +14823,20 @@
       </w:r>
       <w:r>
         <w:rPr>
+          <w:lang w:val="hi_IN" w:bidi="hi_IN"/>
+        </w:rPr>
+        <w:t>מִ⁠יּוֹם֩ עֶשְׂרִ֨ים וְ⁠אַרְבָּעָ֜ה לַ⁠תְּשִׁיעִ֗י</w:t>
+      </w:r>
+    </w:p>
+    <w:p>
+      <w:pPr/>
+      <w:r>
+        <w:rPr>
+          <w:lang w:val="hi_IN" w:bidi="hi_IN"/>
+        </w:rPr>
+      </w:r>
+      <w:r>
+        <w:rPr>
           <w:b/>
           <w:lang w:val="hi_IN" w:bidi="hi_IN"/>
         </w:rPr>
@@ -13201,6 +14909,20 @@
         <w:rPr>
           <w:lang w:val="hi_IN" w:bidi="hi_IN"/>
         </w:rPr>
+      </w:r>
+    </w:p>
+    <w:p>
+      <w:pPr/>
+      <w:r>
+        <w:rPr>
+          <w:lang w:val="hi_IN" w:bidi="hi_IN"/>
+        </w:rPr>
+      </w:r>
+      <w:r>
+        <w:rPr>
+          <w:lang w:val="hi_IN" w:bidi="hi_IN"/>
+        </w:rPr>
+        <w:t>מִ⁠יּוֹם֩ עֶשְׂרִ֨ים וְ⁠אַרְבָּעָ֜ה לַ⁠תְּשִׁיעִ֗י</w:t>
       </w:r>
     </w:p>
     <w:p>
@@ -13313,6 +15035,20 @@
       </w:r>
       <w:r>
         <w:rPr>
+          <w:lang w:val="hi_IN" w:bidi="hi_IN"/>
+        </w:rPr>
+        <w:t>יֻסַּ֥ד הֵֽיכַל־יְהוָ֖ה</w:t>
+      </w:r>
+    </w:p>
+    <w:p>
+      <w:pPr/>
+      <w:r>
+        <w:rPr>
+          <w:lang w:val="hi_IN" w:bidi="hi_IN"/>
+        </w:rPr>
+      </w:r>
+      <w:r>
+        <w:rPr>
           <w:b/>
           <w:lang w:val="hi_IN" w:bidi="hi_IN"/>
         </w:rPr>
@@ -13396,6 +15132,20 @@
       </w:r>
       <w:r>
         <w:rPr>
+          <w:lang w:val="hi_IN" w:bidi="hi_IN"/>
+        </w:rPr>
+        <w:t>הֵֽיכַל־יְהוָ֖ה</w:t>
+      </w:r>
+    </w:p>
+    <w:p>
+      <w:pPr/>
+      <w:r>
+        <w:rPr>
+          <w:lang w:val="hi_IN" w:bidi="hi_IN"/>
+        </w:rPr>
+      </w:r>
+      <w:r>
+        <w:rPr>
           <w:b/>
           <w:lang w:val="hi_IN" w:bidi="hi_IN"/>
         </w:rPr>
@@ -13468,6 +15218,20 @@
         <w:rPr>
           <w:lang w:val="hi_IN" w:bidi="hi_IN"/>
         </w:rPr>
+      </w:r>
+    </w:p>
+    <w:p>
+      <w:pPr/>
+      <w:r>
+        <w:rPr>
+          <w:lang w:val="hi_IN" w:bidi="hi_IN"/>
+        </w:rPr>
+      </w:r>
+      <w:r>
+        <w:rPr>
+          <w:lang w:val="hi_IN" w:bidi="hi_IN"/>
+        </w:rPr>
+        <w:t>שִׂ֥ימוּ לְבַבְ⁠כֶֽם</w:t>
       </w:r>
     </w:p>
     <w:p>
@@ -13580,6 +15344,20 @@
       </w:r>
       <w:r>
         <w:rPr>
+          <w:lang w:val="hi_IN" w:bidi="hi_IN"/>
+        </w:rPr>
+        <w:t>הַ⁠ע֤וֹד הַ⁠זֶּ֨רַע֙ בַּ⁠מְּגוּרָ֔ה</w:t>
+      </w:r>
+    </w:p>
+    <w:p>
+      <w:pPr/>
+      <w:r>
+        <w:rPr>
+          <w:lang w:val="hi_IN" w:bidi="hi_IN"/>
+        </w:rPr>
+      </w:r>
+      <w:r>
+        <w:rPr>
           <w:b/>
           <w:lang w:val="hi_IN" w:bidi="hi_IN"/>
         </w:rPr>
@@ -13687,6 +15465,20 @@
       </w:r>
       <w:r>
         <w:rPr>
+          <w:lang w:val="hi_IN" w:bidi="hi_IN"/>
+        </w:rPr>
+        <w:t>מִן־הַ⁠יּ֥וֹם הַ⁠זֶּ֖ה אֲבָרֵֽךְ</w:t>
+      </w:r>
+    </w:p>
+    <w:p>
+      <w:pPr/>
+      <w:r>
+        <w:rPr>
+          <w:lang w:val="hi_IN" w:bidi="hi_IN"/>
+        </w:rPr>
+      </w:r>
+      <w:r>
+        <w:rPr>
           <w:b/>
           <w:lang w:val="hi_IN" w:bidi="hi_IN"/>
         </w:rPr>
@@ -13789,6 +15581,20 @@
       </w:r>
       <w:r>
         <w:rPr>
+          <w:lang w:val="hi_IN" w:bidi="hi_IN"/>
+        </w:rPr>
+        <w:t>מִן־הַ⁠יּ֥וֹם הַ⁠זֶּ֖ה</w:t>
+      </w:r>
+    </w:p>
+    <w:p>
+      <w:pPr/>
+      <w:r>
+        <w:rPr>
+          <w:lang w:val="hi_IN" w:bidi="hi_IN"/>
+        </w:rPr>
+      </w:r>
+      <w:r>
+        <w:rPr>
           <w:b/>
           <w:lang w:val="hi_IN" w:bidi="hi_IN"/>
         </w:rPr>
@@ -13861,6 +15667,20 @@
         <w:rPr>
           <w:lang w:val="hi_IN" w:bidi="hi_IN"/>
         </w:rPr>
+      </w:r>
+    </w:p>
+    <w:p>
+      <w:pPr/>
+      <w:r>
+        <w:rPr>
+          <w:lang w:val="hi_IN" w:bidi="hi_IN"/>
+        </w:rPr>
+      </w:r>
+      <w:r>
+        <w:rPr>
+          <w:lang w:val="hi_IN" w:bidi="hi_IN"/>
+        </w:rPr>
+        <w:t>וַ⁠יְהִ֨י דְבַר־יְהוָ֤ה ׀ שֵׁנִית֙ אֶל־חַגַּ֔י</w:t>
       </w:r>
     </w:p>
     <w:p>
@@ -13973,6 +15793,20 @@
       </w:r>
       <w:r>
         <w:rPr>
+          <w:lang w:val="hi_IN" w:bidi="hi_IN"/>
+        </w:rPr>
+        <w:t>שֵׁנִית֙</w:t>
+      </w:r>
+    </w:p>
+    <w:p>
+      <w:pPr/>
+      <w:r>
+        <w:rPr>
+          <w:lang w:val="hi_IN" w:bidi="hi_IN"/>
+        </w:rPr>
+      </w:r>
+      <w:r>
+        <w:rPr>
           <w:b/>
           <w:lang w:val="hi_IN" w:bidi="hi_IN"/>
         </w:rPr>
@@ -14056,6 +15890,20 @@
       </w:r>
       <w:r>
         <w:rPr>
+          <w:lang w:val="hi_IN" w:bidi="hi_IN"/>
+        </w:rPr>
+        <w:t>בְּ⁠עֶשְׂרִ֧ים וְ⁠אַרְבָּעָ֛ה לַ⁠חֹ֖דֶשׁ</w:t>
+      </w:r>
+    </w:p>
+    <w:p>
+      <w:pPr/>
+      <w:r>
+        <w:rPr>
+          <w:lang w:val="hi_IN" w:bidi="hi_IN"/>
+        </w:rPr>
+      </w:r>
+      <w:r>
+        <w:rPr>
           <w:b/>
           <w:lang w:val="hi_IN" w:bidi="hi_IN"/>
         </w:rPr>
@@ -14128,6 +15976,20 @@
         <w:rPr>
           <w:lang w:val="hi_IN" w:bidi="hi_IN"/>
         </w:rPr>
+      </w:r>
+    </w:p>
+    <w:p>
+      <w:pPr/>
+      <w:r>
+        <w:rPr>
+          <w:lang w:val="hi_IN" w:bidi="hi_IN"/>
+        </w:rPr>
+      </w:r>
+      <w:r>
+        <w:rPr>
+          <w:lang w:val="hi_IN" w:bidi="hi_IN"/>
+        </w:rPr>
+        <w:t>בְּ⁠עֶשְׂרִ֧ים וְ⁠אַרְבָּעָ֛ה לַ⁠חֹ֖דֶשׁ</w:t>
       </w:r>
     </w:p>
     <w:p>
@@ -14323,6 +16185,20 @@
       </w:r>
       <w:r>
         <w:rPr>
+          <w:lang w:val="hi_IN" w:bidi="hi_IN"/>
+        </w:rPr>
+        <w:t>אֱמֹ֕ר אֶל־זְרֻבָּבֶ֥ל פַּֽחַת־יְהוּדָ֖ה לֵ⁠אמֹ֑ר אֲנִ֣י מַרְעִ֔ישׁ אֶת־הַ⁠שָּׁמַ֖יִם וְ⁠אֶת־הָ⁠אָֽרֶץ</w:t>
+      </w:r>
+    </w:p>
+    <w:p>
+      <w:pPr/>
+      <w:r>
+        <w:rPr>
+          <w:lang w:val="hi_IN" w:bidi="hi_IN"/>
+        </w:rPr>
+      </w:r>
+      <w:r>
+        <w:rPr>
           <w:b/>
           <w:lang w:val="hi_IN" w:bidi="hi_IN"/>
         </w:rPr>
@@ -14395,6 +16271,20 @@
         <w:rPr>
           <w:lang w:val="hi_IN" w:bidi="hi_IN"/>
         </w:rPr>
+      </w:r>
+    </w:p>
+    <w:p>
+      <w:pPr/>
+      <w:r>
+        <w:rPr>
+          <w:lang w:val="hi_IN" w:bidi="hi_IN"/>
+        </w:rPr>
+      </w:r>
+      <w:r>
+        <w:rPr>
+          <w:lang w:val="hi_IN" w:bidi="hi_IN"/>
+        </w:rPr>
+        <w:t>אֲנִ֣י מַרְעִ֔ישׁ אֶת־הַ⁠שָּׁמַ֖יִם וְ⁠אֶת־הָ⁠אָֽרֶץ</w:t>
       </w:r>
     </w:p>
     <w:p>
@@ -14507,6 +16397,20 @@
       </w:r>
       <w:r>
         <w:rPr>
+          <w:lang w:val="hi_IN" w:bidi="hi_IN"/>
+        </w:rPr>
+        <w:t>אֶת־הַ⁠שָּׁמַ֖יִם וְ⁠אֶת־הָ⁠אָֽרֶץ</w:t>
+      </w:r>
+    </w:p>
+    <w:p>
+      <w:pPr/>
+      <w:r>
+        <w:rPr>
+          <w:lang w:val="hi_IN" w:bidi="hi_IN"/>
+        </w:rPr>
+      </w:r>
+      <w:r>
+        <w:rPr>
           <w:b/>
           <w:lang w:val="hi_IN" w:bidi="hi_IN"/>
         </w:rPr>
@@ -14634,6 +16538,20 @@
       </w:r>
       <w:r>
         <w:rPr>
+          <w:lang w:val="hi_IN" w:bidi="hi_IN"/>
+        </w:rPr>
+        <w:t>כִּסֵּ֣א מַמְלָכ֔וֹת</w:t>
+      </w:r>
+    </w:p>
+    <w:p>
+      <w:pPr/>
+      <w:r>
+        <w:rPr>
+          <w:lang w:val="hi_IN" w:bidi="hi_IN"/>
+        </w:rPr>
+      </w:r>
+      <w:r>
+        <w:rPr>
           <w:b/>
           <w:lang w:val="hi_IN" w:bidi="hi_IN"/>
         </w:rPr>
@@ -14743,6 +16661,20 @@
       </w:r>
       <w:r>
         <w:rPr>
+          <w:lang w:val="hi_IN" w:bidi="hi_IN"/>
+        </w:rPr>
+        <w:t>כִּסֵּ֣א מַמְלָכ֔וֹת</w:t>
+      </w:r>
+    </w:p>
+    <w:p>
+      <w:pPr/>
+      <w:r>
+        <w:rPr>
+          <w:lang w:val="hi_IN" w:bidi="hi_IN"/>
+        </w:rPr>
+      </w:r>
+      <w:r>
+        <w:rPr>
           <w:b/>
           <w:lang w:val="hi_IN" w:bidi="hi_IN"/>
         </w:rPr>
@@ -14852,6 +16784,20 @@
       </w:r>
       <w:r>
         <w:rPr>
+          <w:lang w:val="hi_IN" w:bidi="hi_IN"/>
+        </w:rPr>
+        <w:t>וְ⁠הָפַכְתִּ֤י מֶרְכָּבָה֙ וְ⁠רֹ֣כְבֶ֔י⁠הָ וְ⁠יָרְד֤וּ סוּסִים֙ וְ⁠רֹ֣כְבֵי⁠הֶ֔ם</w:t>
+      </w:r>
+    </w:p>
+    <w:p>
+      <w:pPr/>
+      <w:r>
+        <w:rPr>
+          <w:lang w:val="hi_IN" w:bidi="hi_IN"/>
+        </w:rPr>
+      </w:r>
+      <w:r>
+        <w:rPr>
           <w:b/>
           <w:lang w:val="hi_IN" w:bidi="hi_IN"/>
         </w:rPr>
@@ -14935,6 +16881,20 @@
       </w:r>
       <w:r>
         <w:rPr>
+          <w:lang w:val="hi_IN" w:bidi="hi_IN"/>
+        </w:rPr>
+        <w:t>מֶרְכָּבָה֙ וְ⁠רֹ֣כְבֶ֔י⁠הָ</w:t>
+      </w:r>
+    </w:p>
+    <w:p>
+      <w:pPr/>
+      <w:r>
+        <w:rPr>
+          <w:lang w:val="hi_IN" w:bidi="hi_IN"/>
+        </w:rPr>
+      </w:r>
+      <w:r>
+        <w:rPr>
           <w:b/>
           <w:lang w:val="hi_IN" w:bidi="hi_IN"/>
         </w:rPr>
@@ -15044,6 +17004,20 @@
       </w:r>
       <w:r>
         <w:rPr>
+          <w:lang w:val="hi_IN" w:bidi="hi_IN"/>
+        </w:rPr>
+        <w:t>וְ⁠יָרְד֤וּ</w:t>
+      </w:r>
+    </w:p>
+    <w:p>
+      <w:pPr/>
+      <w:r>
+        <w:rPr>
+          <w:lang w:val="hi_IN" w:bidi="hi_IN"/>
+        </w:rPr>
+      </w:r>
+      <w:r>
+        <w:rPr>
           <w:b/>
           <w:lang w:val="hi_IN" w:bidi="hi_IN"/>
         </w:rPr>
@@ -15168,6 +17142,20 @@
         <w:rPr>
           <w:lang w:val="hi_IN" w:bidi="hi_IN"/>
         </w:rPr>
+      </w:r>
+    </w:p>
+    <w:p>
+      <w:pPr/>
+      <w:r>
+        <w:rPr>
+          <w:lang w:val="hi_IN" w:bidi="hi_IN"/>
+        </w:rPr>
+      </w:r>
+      <w:r>
+        <w:rPr>
+          <w:lang w:val="hi_IN" w:bidi="hi_IN"/>
+        </w:rPr>
+        <w:t>אִ֖ישׁ בְּ⁠חֶ֥רֶב אָחִֽי⁠ו</w:t>
       </w:r>
     </w:p>
     <w:p>
@@ -15280,6 +17268,20 @@
       </w:r>
       <w:r>
         <w:rPr>
+          <w:lang w:val="hi_IN" w:bidi="hi_IN"/>
+        </w:rPr>
+        <w:t>אִ֖ישׁ בְּ⁠חֶ֥רֶב אָחִֽי⁠ו</w:t>
+      </w:r>
+    </w:p>
+    <w:p>
+      <w:pPr/>
+      <w:r>
+        <w:rPr>
+          <w:lang w:val="hi_IN" w:bidi="hi_IN"/>
+        </w:rPr>
+      </w:r>
+      <w:r>
+        <w:rPr>
           <w:b/>
           <w:lang w:val="hi_IN" w:bidi="hi_IN"/>
         </w:rPr>
@@ -15376,6 +17378,20 @@
       </w:r>
       <w:r>
         <w:rPr>
+          <w:lang w:val="hi_IN" w:bidi="hi_IN"/>
+        </w:rPr>
+        <w:t>אָחִֽי⁠ו</w:t>
+      </w:r>
+    </w:p>
+    <w:p>
+      <w:pPr/>
+      <w:r>
+        <w:rPr>
+          <w:lang w:val="hi_IN" w:bidi="hi_IN"/>
+        </w:rPr>
+      </w:r>
+      <w:r>
+        <w:rPr>
           <w:b/>
           <w:lang w:val="hi_IN" w:bidi="hi_IN"/>
         </w:rPr>
@@ -15472,6 +17488,20 @@
       </w:r>
       <w:r>
         <w:rPr>
+          <w:lang w:val="hi_IN" w:bidi="hi_IN"/>
+        </w:rPr>
+        <w:t>בַּ⁠יּ֣וֹם הַ⁠ה֣וּא נְאֻם־יְהוָ֣ה צְבָא֡וֹת אֶ֠קָּחֲ⁠ךָ זְרֻבָּבֶ֨ל בֶּן־שְׁאַלְתִּיאֵ֤ל עַבְדִּ⁠י֙ נְאֻם־יְהוָ֔ה וְ⁠שַׂמְתִּ֖י⁠ךָ כַּֽ⁠חוֹתָ֑ם כִּֽי־בְ⁠ךָ֣ בָחַ֔רְתִּי נְאֻ֖ם יְהוָ֥ה צְבָאֽוֹת</w:t>
+      </w:r>
+    </w:p>
+    <w:p>
+      <w:pPr/>
+      <w:r>
+        <w:rPr>
+          <w:lang w:val="hi_IN" w:bidi="hi_IN"/>
+        </w:rPr>
+      </w:r>
+      <w:r>
+        <w:rPr>
           <w:b/>
           <w:lang w:val="hi_IN" w:bidi="hi_IN"/>
         </w:rPr>
@@ -15555,6 +17585,20 @@
       </w:r>
       <w:r>
         <w:rPr>
+          <w:lang w:val="hi_IN" w:bidi="hi_IN"/>
+        </w:rPr>
+        <w:t>בַּ⁠יּ֣וֹם הַ⁠ה֣וּא</w:t>
+      </w:r>
+    </w:p>
+    <w:p>
+      <w:pPr/>
+      <w:r>
+        <w:rPr>
+          <w:lang w:val="hi_IN" w:bidi="hi_IN"/>
+        </w:rPr>
+      </w:r>
+      <w:r>
+        <w:rPr>
           <w:b/>
           <w:lang w:val="hi_IN" w:bidi="hi_IN"/>
         </w:rPr>
@@ -15651,6 +17695,20 @@
       </w:r>
       <w:r>
         <w:rPr>
+          <w:lang w:val="hi_IN" w:bidi="hi_IN"/>
+        </w:rPr>
+        <w:t>אֶ֠קָּחֲ⁠ךָ &amp; וְ⁠שַׂמְתִּ֖י⁠ךָ &amp; בְ⁠ךָ֣ בָחַ֔רְתִּי</w:t>
+      </w:r>
+    </w:p>
+    <w:p>
+      <w:pPr/>
+      <w:r>
+        <w:rPr>
+          <w:lang w:val="hi_IN" w:bidi="hi_IN"/>
+        </w:rPr>
+      </w:r>
+      <w:r>
+        <w:rPr>
           <w:b/>
           <w:lang w:val="hi_IN" w:bidi="hi_IN"/>
         </w:rPr>
@@ -15773,6 +17831,20 @@
       </w:r>
       <w:r>
         <w:rPr>
+          <w:lang w:val="hi_IN" w:bidi="hi_IN"/>
+        </w:rPr>
+        <w:t>כַּֽ⁠חוֹתָ֑ם</w:t>
+      </w:r>
+    </w:p>
+    <w:p>
+      <w:pPr/>
+      <w:r>
+        <w:rPr>
+          <w:lang w:val="hi_IN" w:bidi="hi_IN"/>
+        </w:rPr>
+      </w:r>
+      <w:r>
+        <w:rPr>
           <w:b/>
           <w:lang w:val="hi_IN" w:bidi="hi_IN"/>
         </w:rPr>
@@ -15852,6 +17924,20 @@
         <w:rPr>
           <w:lang w:val="hi_IN" w:bidi="hi_IN"/>
         </w:rPr>
+      </w:r>
+    </w:p>
+    <w:p>
+      <w:pPr/>
+      <w:r>
+        <w:rPr>
+          <w:lang w:val="hi_IN" w:bidi="hi_IN"/>
+        </w:rPr>
+      </w:r>
+      <w:r>
+        <w:rPr>
+          <w:lang w:val="hi_IN" w:bidi="hi_IN"/>
+        </w:rPr>
+        <w:t>כַּֽ⁠חוֹתָ֑ם</w:t>
       </w:r>
     </w:p>
     <w:p>

--- a/hin/docx/37.content.docx
+++ b/hin/docx/37.content.docx
@@ -28,49 +28,15 @@
       </w:r>
     </w:p>
     <w:p>
-      <w:pPr>
-        <w:pStyle w:val="Heading2"/>
-      </w:pPr>
-      <w:r>
-        <w:rPr>
-          <w:lang w:val="hi_IN" w:bidi="hi_IN"/>
-        </w:rPr>
-        <w:t>License Information</w:t>
-      </w:r>
-      <w:r>
-        <w:rPr>
-          <w:lang w:val="hi_IN" w:bidi="hi_IN"/>
-        </w:rPr>
-      </w:r>
-    </w:p>
-    <w:p>
-      <w:pPr/>
-      <w:r>
-        <w:rPr>
-          <w:lang w:val="hi_IN" w:bidi="hi_IN"/>
-        </w:rPr>
-      </w:r>
-      <w:r>
-        <w:rPr>
-          <w:b/>
-          <w:lang w:val="hi_IN" w:bidi="hi_IN"/>
-        </w:rPr>
-        <w:t>अनुवाद नोट्स (अनफोल्डिंग वर्ड)</w:t>
-      </w:r>
-      <w:r>
-        <w:rPr>
-          <w:lang w:val="hi_IN" w:bidi="hi_IN"/>
-        </w:rPr>
-        <w:t xml:space="preserve"> (Hindi) is based on</w:t>
-      </w:r>
-      <w:r>
-        <w:rPr>
-          <w:lang w:val="hi_IN" w:bidi="hi_IN"/>
-        </w:rPr>
-        <w:t xml:space="preserve">: </w:t>
-      </w:r>
-      <w:r>
-        <w:rPr>
+      <w:pPr/>
+      <w:r>
+        <w:rPr>
+          <w:lang w:val="hi_IN" w:bidi="hi_IN"/>
+        </w:rPr>
+      </w:r>
+      <w:r>
+        <w:rPr>
+          <w:b/>
           <w:lang w:val="hi_IN" w:bidi="hi_IN"/>
         </w:rPr>
         <w:t>unfoldingWord® Translation Notes</w:t>
@@ -79,62 +45,31 @@
         <w:rPr>
           <w:lang w:val="hi_IN" w:bidi="hi_IN"/>
         </w:rPr>
-        <w:t xml:space="preserve">, </w:t>
-      </w:r>
-      <w:hyperlink r:id="rId13">
-        <w:r>
-          <w:rPr>
-            <w:lang w:val="hi_IN" w:bidi="hi_IN"/>
-          </w:rPr>
-          <w:rPr>
-            <w:color w:val="0000EE"/>
-            <w:u w:val="single"/>
-          </w:rPr>
-          <w:t>unfoldingWord</w:t>
-        </w:r>
-      </w:hyperlink>
-      <w:r>
-        <w:rPr>
-          <w:lang w:val="hi_IN" w:bidi="hi_IN"/>
-        </w:rPr>
-        <w:t xml:space="preserve">, 2022, which is licensed under a </w:t>
-      </w:r>
-      <w:hyperlink r:id="rId14">
-        <w:r>
-          <w:rPr>
-            <w:lang w:val="hi_IN" w:bidi="hi_IN"/>
-          </w:rPr>
-          <w:rPr>
-            <w:color w:val="0000EE"/>
-            <w:u w:val="single"/>
-          </w:rPr>
-          <w:t>CC BY-SA 4.0 license</w:t>
-        </w:r>
-      </w:hyperlink>
-      <w:r>
-        <w:rPr>
-          <w:lang w:val="hi_IN" w:bidi="hi_IN"/>
-        </w:rPr>
-        <w:t>.</w:t>
-      </w:r>
-      <w:r>
-        <w:rPr>
-          <w:lang w:val="hi_IN" w:bidi="hi_IN"/>
-        </w:rPr>
-      </w:r>
-    </w:p>
-    <w:p>
-      <w:pPr/>
-      <w:r>
-        <w:rPr>
-          <w:lang w:val="hi_IN" w:bidi="hi_IN"/>
-        </w:rPr>
-      </w:r>
-      <w:r>
-        <w:rPr>
-          <w:lang w:val="hi_IN" w:bidi="hi_IN"/>
-        </w:rPr>
-        <w:t>This PDF version is provided under the same license.</w:t>
+        <w:t xml:space="preserve"> © 2022 unfoldingWord. Released under CC BY-SA 4.0 license. </w:t>
+      </w:r>
+      <w:r>
+        <w:rPr>
+          <w:lang w:val="hi_IN" w:bidi="hi_IN"/>
+        </w:rPr>
+        <w:t>unfoldingWord® Translation Notes</w:t>
+      </w:r>
+      <w:r>
+        <w:rPr>
+          <w:lang w:val="hi_IN" w:bidi="hi_IN"/>
+        </w:rPr>
+        <w:t xml:space="preserve"> has been adapted in the following languages: Tok Pisin, Arabic (عربي), French (Français), Hindi (हिंदी), Indonesian (Bahasa Indonesia), Portuguese (Português), Russian (Русский), Spanish (Español), Swahili (Kiswahili), and Simplified Chinese (简体中文) from </w:t>
+      </w:r>
+      <w:r>
+        <w:rPr>
+          <w:lang w:val="hi_IN" w:bidi="hi_IN"/>
+        </w:rPr>
+        <w:t>unfoldingWord® Translation Notes</w:t>
+      </w:r>
+      <w:r>
+        <w:rPr>
+          <w:lang w:val="hi_IN" w:bidi="hi_IN"/>
+        </w:rPr>
+        <w:t xml:space="preserve"> © 2022 unfoldingWord. Released under CC BY-SA 4.0 license by Mission Mutual</w:t>
       </w:r>
       <w:r>
         <w:rPr>
@@ -767,20 +702,6 @@
       </w:r>
       <w:r>
         <w:rPr>
-          <w:lang w:val="hi_IN" w:bidi="hi_IN"/>
-        </w:rPr>
-        <w:t>בִּ⁠שְׁנַ֤ת שְׁתַּ֨יִם֙ לְ⁠דָרְיָ֣וֶשׁ הַ⁠מֶּ֔לֶךְ</w:t>
-      </w:r>
-    </w:p>
-    <w:p>
-      <w:pPr/>
-      <w:r>
-        <w:rPr>
-          <w:lang w:val="hi_IN" w:bidi="hi_IN"/>
-        </w:rPr>
-      </w:r>
-      <w:r>
-        <w:rPr>
           <w:b/>
           <w:lang w:val="hi_IN" w:bidi="hi_IN"/>
         </w:rPr>
@@ -871,20 +792,6 @@
       </w:r>
       <w:r>
         <w:rPr>
-          <w:lang w:val="hi_IN" w:bidi="hi_IN"/>
-        </w:rPr>
-        <w:t>בִּ⁠שְׁנַ֤ת שְׁתַּ֨יִם֙ &amp; בַּ⁠חֹ֨דֶשׁ֙ הַ⁠שִּׁשִּׁ֔י בְּ⁠י֥וֹם אֶחָ֖ד לַ⁠חֹ֑דֶשׁ</w:t>
-      </w:r>
-    </w:p>
-    <w:p>
-      <w:pPr/>
-      <w:r>
-        <w:rPr>
-          <w:lang w:val="hi_IN" w:bidi="hi_IN"/>
-        </w:rPr>
-      </w:r>
-      <w:r>
-        <w:rPr>
           <w:b/>
           <w:lang w:val="hi_IN" w:bidi="hi_IN"/>
         </w:rPr>
@@ -981,20 +888,6 @@
       </w:r>
       <w:r>
         <w:rPr>
-          <w:lang w:val="hi_IN" w:bidi="hi_IN"/>
-        </w:rPr>
-        <w:t>בַּ⁠חֹ֨דֶשׁ֙ הַ⁠שִּׁשִּׁ֔י בְּ⁠י֥וֹם אֶחָ֖ד לַ⁠חֹ֑דֶשׁ</w:t>
-      </w:r>
-    </w:p>
-    <w:p>
-      <w:pPr/>
-      <w:r>
-        <w:rPr>
-          <w:lang w:val="hi_IN" w:bidi="hi_IN"/>
-        </w:rPr>
-      </w:r>
-      <w:r>
-        <w:rPr>
           <w:b/>
           <w:lang w:val="hi_IN" w:bidi="hi_IN"/>
         </w:rPr>
@@ -1091,20 +984,6 @@
       </w:r>
       <w:r>
         <w:rPr>
-          <w:lang w:val="hi_IN" w:bidi="hi_IN"/>
-        </w:rPr>
-        <w:t>הָיָ֨ה דְבַר־יְהוָ֜ה בְּ⁠יַד־חַגַּ֣י הַ⁠נָּבִ֗יא</w:t>
-      </w:r>
-    </w:p>
-    <w:p>
-      <w:pPr/>
-      <w:r>
-        <w:rPr>
-          <w:lang w:val="hi_IN" w:bidi="hi_IN"/>
-        </w:rPr>
-      </w:r>
-      <w:r>
-        <w:rPr>
           <w:b/>
           <w:lang w:val="hi_IN" w:bidi="hi_IN"/>
         </w:rPr>
@@ -1240,20 +1119,6 @@
       </w:r>
       <w:r>
         <w:rPr>
-          <w:lang w:val="hi_IN" w:bidi="hi_IN"/>
-        </w:rPr>
-        <w:t>דְבַר־יְהוָ֜ה</w:t>
-      </w:r>
-    </w:p>
-    <w:p>
-      <w:pPr/>
-      <w:r>
-        <w:rPr>
-          <w:lang w:val="hi_IN" w:bidi="hi_IN"/>
-        </w:rPr>
-      </w:r>
-      <w:r>
-        <w:rPr>
           <w:b/>
           <w:lang w:val="hi_IN" w:bidi="hi_IN"/>
         </w:rPr>
@@ -1344,20 +1209,6 @@
       </w:r>
       <w:r>
         <w:rPr>
-          <w:lang w:val="hi_IN" w:bidi="hi_IN"/>
-        </w:rPr>
-        <w:t>כֹּ֥ה אָמַ֛ר יְהוָ֥ה צְבָא֖וֹת לֵ⁠אמֹ֑ר הָ⁠עָ֤ם הַ⁠זֶּה֙ אָֽמְר֔וּ לֹ֥א עֶת־בֹּ֛א עֶת־בֵּ֥ית יְהוָ֖ה לְ⁠הִבָּנֽוֹת</w:t>
-      </w:r>
-    </w:p>
-    <w:p>
-      <w:pPr/>
-      <w:r>
-        <w:rPr>
-          <w:lang w:val="hi_IN" w:bidi="hi_IN"/>
-        </w:rPr>
-      </w:r>
-      <w:r>
-        <w:rPr>
           <w:b/>
           <w:lang w:val="hi_IN" w:bidi="hi_IN"/>
         </w:rPr>
@@ -1441,20 +1292,6 @@
       </w:r>
       <w:r>
         <w:rPr>
-          <w:lang w:val="hi_IN" w:bidi="hi_IN"/>
-        </w:rPr>
-        <w:t>יְהוָ֥ה צְבָא֖וֹת</w:t>
-      </w:r>
-    </w:p>
-    <w:p>
-      <w:pPr/>
-      <w:r>
-        <w:rPr>
-          <w:lang w:val="hi_IN" w:bidi="hi_IN"/>
-        </w:rPr>
-      </w:r>
-      <w:r>
-        <w:rPr>
           <w:b/>
           <w:lang w:val="hi_IN" w:bidi="hi_IN"/>
         </w:rPr>
@@ -1564,20 +1401,6 @@
       </w:r>
       <w:r>
         <w:rPr>
-          <w:lang w:val="hi_IN" w:bidi="hi_IN"/>
-        </w:rPr>
-        <w:t>הָ⁠עָ֤ם הַ⁠זֶּה֙</w:t>
-      </w:r>
-    </w:p>
-    <w:p>
-      <w:pPr/>
-      <w:r>
-        <w:rPr>
-          <w:lang w:val="hi_IN" w:bidi="hi_IN"/>
-        </w:rPr>
-      </w:r>
-      <w:r>
-        <w:rPr>
           <w:b/>
           <w:lang w:val="hi_IN" w:bidi="hi_IN"/>
         </w:rPr>
@@ -1674,20 +1497,6 @@
       </w:r>
       <w:r>
         <w:rPr>
-          <w:lang w:val="hi_IN" w:bidi="hi_IN"/>
-        </w:rPr>
-        <w:t>עֶת־בֵּ֥ית יְהוָ֖ה</w:t>
-      </w:r>
-    </w:p>
-    <w:p>
-      <w:pPr/>
-      <w:r>
-        <w:rPr>
-          <w:lang w:val="hi_IN" w:bidi="hi_IN"/>
-        </w:rPr>
-      </w:r>
-      <w:r>
-        <w:rPr>
           <w:b/>
           <w:lang w:val="hi_IN" w:bidi="hi_IN"/>
         </w:rPr>
@@ -1784,20 +1593,6 @@
       </w:r>
       <w:r>
         <w:rPr>
-          <w:lang w:val="hi_IN" w:bidi="hi_IN"/>
-        </w:rPr>
-        <w:t>וַֽ⁠יְהִי֙ דְּבַר־יְהוָ֔ה בְּ⁠יַד־חַגַּ֥י הַ⁠נָּבִ֖יא</w:t>
-      </w:r>
-    </w:p>
-    <w:p>
-      <w:pPr/>
-      <w:r>
-        <w:rPr>
-          <w:lang w:val="hi_IN" w:bidi="hi_IN"/>
-        </w:rPr>
-      </w:r>
-      <w:r>
-        <w:rPr>
           <w:b/>
           <w:lang w:val="hi_IN" w:bidi="hi_IN"/>
         </w:rPr>
@@ -1817,7 +1612,7 @@
         </w:rPr>
         <w:t xml:space="preserve">देखें कि आपने </w:t>
       </w:r>
-      <w:hyperlink r:id="rId15">
+      <w:hyperlink r:id="rId13">
         <w:r>
           <w:rPr>
             <w:lang w:val="hi_IN" w:bidi="hi_IN"/>
@@ -1899,20 +1694,6 @@
       </w:r>
       <w:r>
         <w:rPr>
-          <w:lang w:val="hi_IN" w:bidi="hi_IN"/>
-        </w:rPr>
-        <w:t>הַ⁠עֵ֤ת לָ⁠כֶם֙ אַתֶּ֔ם לָ⁠שֶׁ֖בֶת בְּ⁠בָתֵּי⁠כֶ֣ם סְפוּנִ֑ים וְ⁠הַ⁠בַּ֥יִת הַ⁠זֶּ֖ה חָרֵֽב</w:t>
-      </w:r>
-    </w:p>
-    <w:p>
-      <w:pPr/>
-      <w:r>
-        <w:rPr>
-          <w:lang w:val="hi_IN" w:bidi="hi_IN"/>
-        </w:rPr>
-      </w:r>
-      <w:r>
-        <w:rPr>
           <w:b/>
           <w:lang w:val="hi_IN" w:bidi="hi_IN"/>
         </w:rPr>
@@ -1996,20 +1777,6 @@
       </w:r>
       <w:r>
         <w:rPr>
-          <w:lang w:val="hi_IN" w:bidi="hi_IN"/>
-        </w:rPr>
-        <w:t>לָ⁠כֶם֙ אַתֶּ֔ם &amp; בְּ⁠בָתֵּי⁠כֶ֣ם</w:t>
-      </w:r>
-    </w:p>
-    <w:p>
-      <w:pPr/>
-      <w:r>
-        <w:rPr>
-          <w:lang w:val="hi_IN" w:bidi="hi_IN"/>
-        </w:rPr>
-      </w:r>
-      <w:r>
-        <w:rPr>
           <w:b/>
           <w:lang w:val="hi_IN" w:bidi="hi_IN"/>
         </w:rPr>
@@ -2158,20 +1925,6 @@
       </w:r>
       <w:r>
         <w:rPr>
-          <w:lang w:val="hi_IN" w:bidi="hi_IN"/>
-        </w:rPr>
-        <w:t>סְפוּנִ֑ים</w:t>
-      </w:r>
-    </w:p>
-    <w:p>
-      <w:pPr/>
-      <w:r>
-        <w:rPr>
-          <w:lang w:val="hi_IN" w:bidi="hi_IN"/>
-        </w:rPr>
-      </w:r>
-      <w:r>
-        <w:rPr>
           <w:b/>
           <w:lang w:val="hi_IN" w:bidi="hi_IN"/>
         </w:rPr>
@@ -2268,20 +2021,6 @@
       </w:r>
       <w:r>
         <w:rPr>
-          <w:lang w:val="hi_IN" w:bidi="hi_IN"/>
-        </w:rPr>
-        <w:t>וְ⁠עַתָּ֕ה כֹּ֥ה אָמַ֖ר יְהוָ֣ה צְבָא֑וֹת שִׂ֥ימוּ לְבַבְ⁠כֶ֖ם עַל־דַּרְכֵי⁠כֶֽם</w:t>
-      </w:r>
-    </w:p>
-    <w:p>
-      <w:pPr/>
-      <w:r>
-        <w:rPr>
-          <w:lang w:val="hi_IN" w:bidi="hi_IN"/>
-        </w:rPr>
-      </w:r>
-      <w:r>
-        <w:rPr>
           <w:b/>
           <w:lang w:val="hi_IN" w:bidi="hi_IN"/>
         </w:rPr>
@@ -2365,20 +2104,6 @@
       </w:r>
       <w:r>
         <w:rPr>
-          <w:lang w:val="hi_IN" w:bidi="hi_IN"/>
-        </w:rPr>
-        <w:t>שִׂ֥ימוּ לְבַבְ⁠כֶ֖ם עַל־דַּרְכֵי⁠כֶֽם</w:t>
-      </w:r>
-    </w:p>
-    <w:p>
-      <w:pPr/>
-      <w:r>
-        <w:rPr>
-          <w:lang w:val="hi_IN" w:bidi="hi_IN"/>
-        </w:rPr>
-      </w:r>
-      <w:r>
-        <w:rPr>
           <w:b/>
           <w:lang w:val="hi_IN" w:bidi="hi_IN"/>
         </w:rPr>
@@ -2501,20 +2226,6 @@
       </w:r>
       <w:r>
         <w:rPr>
-          <w:lang w:val="hi_IN" w:bidi="hi_IN"/>
-        </w:rPr>
-        <w:t>לְבַבְ⁠כֶ֖ם</w:t>
-      </w:r>
-    </w:p>
-    <w:p>
-      <w:pPr/>
-      <w:r>
-        <w:rPr>
-          <w:lang w:val="hi_IN" w:bidi="hi_IN"/>
-        </w:rPr>
-      </w:r>
-      <w:r>
-        <w:rPr>
           <w:b/>
           <w:lang w:val="hi_IN" w:bidi="hi_IN"/>
         </w:rPr>
@@ -2637,20 +2348,6 @@
       </w:r>
       <w:r>
         <w:rPr>
-          <w:lang w:val="hi_IN" w:bidi="hi_IN"/>
-        </w:rPr>
-        <w:t>דַּרְכֵי⁠כֶֽם</w:t>
-      </w:r>
-    </w:p>
-    <w:p>
-      <w:pPr/>
-      <w:r>
-        <w:rPr>
-          <w:lang w:val="hi_IN" w:bidi="hi_IN"/>
-        </w:rPr>
-      </w:r>
-      <w:r>
-        <w:rPr>
           <w:b/>
           <w:lang w:val="hi_IN" w:bidi="hi_IN"/>
         </w:rPr>
@@ -2773,20 +2470,6 @@
       </w:r>
       <w:r>
         <w:rPr>
-          <w:lang w:val="hi_IN" w:bidi="hi_IN"/>
-        </w:rPr>
-        <w:t>וְ⁠אֵין־לְ⁠שָׂבְעָה֙</w:t>
-      </w:r>
-    </w:p>
-    <w:p>
-      <w:pPr/>
-      <w:r>
-        <w:rPr>
-          <w:lang w:val="hi_IN" w:bidi="hi_IN"/>
-        </w:rPr>
-      </w:r>
-      <w:r>
-        <w:rPr>
           <w:b/>
           <w:lang w:val="hi_IN" w:bidi="hi_IN"/>
         </w:rPr>
@@ -2883,20 +2566,6 @@
       </w:r>
       <w:r>
         <w:rPr>
-          <w:lang w:val="hi_IN" w:bidi="hi_IN"/>
-        </w:rPr>
-        <w:t>וְ⁠אֵין־לְ⁠שָׁכְרָ֔ה</w:t>
-      </w:r>
-    </w:p>
-    <w:p>
-      <w:pPr/>
-      <w:r>
-        <w:rPr>
-          <w:lang w:val="hi_IN" w:bidi="hi_IN"/>
-        </w:rPr>
-      </w:r>
-      <w:r>
-        <w:rPr>
           <w:b/>
           <w:lang w:val="hi_IN" w:bidi="hi_IN"/>
         </w:rPr>
@@ -2980,20 +2649,6 @@
       </w:r>
       <w:r>
         <w:rPr>
-          <w:lang w:val="hi_IN" w:bidi="hi_IN"/>
-        </w:rPr>
-        <w:t>לָב֖וֹשׁ וְ⁠אֵין־לְ⁠חֹ֣ם ל֑⁠וֹ</w:t>
-      </w:r>
-    </w:p>
-    <w:p>
-      <w:pPr/>
-      <w:r>
-        <w:rPr>
-          <w:lang w:val="hi_IN" w:bidi="hi_IN"/>
-        </w:rPr>
-      </w:r>
-      <w:r>
-        <w:rPr>
           <w:b/>
           <w:lang w:val="hi_IN" w:bidi="hi_IN"/>
         </w:rPr>
@@ -3077,20 +2732,6 @@
       </w:r>
       <w:r>
         <w:rPr>
-          <w:lang w:val="hi_IN" w:bidi="hi_IN"/>
-        </w:rPr>
-        <w:t>וְ⁠הַ֨⁠מִּשְׂתַּכֵּ֔ר מִשְׂתַּכֵּ֖ר אֶל־צְר֥וֹר נָקֽוּב</w:t>
-      </w:r>
-    </w:p>
-    <w:p>
-      <w:pPr/>
-      <w:r>
-        <w:rPr>
-          <w:lang w:val="hi_IN" w:bidi="hi_IN"/>
-        </w:rPr>
-      </w:r>
-      <w:r>
-        <w:rPr>
           <w:b/>
           <w:lang w:val="hi_IN" w:bidi="hi_IN"/>
         </w:rPr>
@@ -3174,20 +2815,6 @@
       </w:r>
       <w:r>
         <w:rPr>
-          <w:lang w:val="hi_IN" w:bidi="hi_IN"/>
-        </w:rPr>
-        <w:t>וְ⁠הַ֨⁠מִּשְׂתַּכֵּ֔ר מִשְׂתַּכֵּ֖ר אֶל־צְר֥וֹר נָקֽוּב</w:t>
-      </w:r>
-    </w:p>
-    <w:p>
-      <w:pPr/>
-      <w:r>
-        <w:rPr>
-          <w:lang w:val="hi_IN" w:bidi="hi_IN"/>
-        </w:rPr>
-      </w:r>
-      <w:r>
-        <w:rPr>
           <w:b/>
           <w:lang w:val="hi_IN" w:bidi="hi_IN"/>
         </w:rPr>
@@ -3297,20 +2924,6 @@
       </w:r>
       <w:r>
         <w:rPr>
-          <w:lang w:val="hi_IN" w:bidi="hi_IN"/>
-        </w:rPr>
-        <w:t>צְר֥וֹר נָקֽוּב</w:t>
-      </w:r>
-    </w:p>
-    <w:p>
-      <w:pPr/>
-      <w:r>
-        <w:rPr>
-          <w:lang w:val="hi_IN" w:bidi="hi_IN"/>
-        </w:rPr>
-      </w:r>
-      <w:r>
-        <w:rPr>
           <w:b/>
           <w:lang w:val="hi_IN" w:bidi="hi_IN"/>
         </w:rPr>
@@ -3394,20 +3007,6 @@
       </w:r>
       <w:r>
         <w:rPr>
-          <w:lang w:val="hi_IN" w:bidi="hi_IN"/>
-        </w:rPr>
-        <w:t>כֹּ֥ה אָמַ֖ר יְהוָ֣ה צְבָא֑וֹת שִׂ֥ימוּ לְבַבְ⁠כֶ֖ם עַל־דַּרְכֵי⁠כֶֽם</w:t>
-      </w:r>
-    </w:p>
-    <w:p>
-      <w:pPr/>
-      <w:r>
-        <w:rPr>
-          <w:lang w:val="hi_IN" w:bidi="hi_IN"/>
-        </w:rPr>
-      </w:r>
-      <w:r>
-        <w:rPr>
           <w:b/>
           <w:lang w:val="hi_IN" w:bidi="hi_IN"/>
         </w:rPr>
@@ -3543,20 +3142,6 @@
       </w:r>
       <w:r>
         <w:rPr>
-          <w:lang w:val="hi_IN" w:bidi="hi_IN"/>
-        </w:rPr>
-        <w:t>שִׂ֥ימוּ לְבַבְ⁠כֶ֖ם עַל־דַּרְכֵי⁠כֶֽם</w:t>
-      </w:r>
-    </w:p>
-    <w:p>
-      <w:pPr/>
-      <w:r>
-        <w:rPr>
-          <w:lang w:val="hi_IN" w:bidi="hi_IN"/>
-        </w:rPr>
-      </w:r>
-      <w:r>
-        <w:rPr>
           <w:b/>
           <w:lang w:val="hi_IN" w:bidi="hi_IN"/>
         </w:rPr>
@@ -3576,7 +3161,7 @@
         </w:rPr>
         <w:t xml:space="preserve">देखें कि आपने </w:t>
       </w:r>
-      <w:hyperlink r:id="rId16">
+      <w:hyperlink r:id="rId14">
         <w:r>
           <w:rPr>
             <w:lang w:val="hi_IN" w:bidi="hi_IN"/>
@@ -3658,20 +3243,6 @@
       </w:r>
       <w:r>
         <w:rPr>
-          <w:lang w:val="hi_IN" w:bidi="hi_IN"/>
-        </w:rPr>
-        <w:t>עֲל֥וּ הָ⁠הָ֛ר וַ⁠הֲבֵאתֶ֥ם עֵ֖ץ וּ⁠בְנ֣וּ הַ⁠בָּ֑יִת וְ⁠אֶרְצֶה־בּ֥⁠וֹ ו⁠אכבד אָמַ֥ר יְהוָֽה</w:t>
-      </w:r>
-    </w:p>
-    <w:p>
-      <w:pPr/>
-      <w:r>
-        <w:rPr>
-          <w:lang w:val="hi_IN" w:bidi="hi_IN"/>
-        </w:rPr>
-      </w:r>
-      <w:r>
-        <w:rPr>
           <w:b/>
           <w:lang w:val="hi_IN" w:bidi="hi_IN"/>
         </w:rPr>
@@ -3755,20 +3326,6 @@
       </w:r>
       <w:r>
         <w:rPr>
-          <w:lang w:val="hi_IN" w:bidi="hi_IN"/>
-        </w:rPr>
-        <w:t>הָ⁠הָ֛ר</w:t>
-      </w:r>
-    </w:p>
-    <w:p>
-      <w:pPr/>
-      <w:r>
-        <w:rPr>
-          <w:lang w:val="hi_IN" w:bidi="hi_IN"/>
-        </w:rPr>
-      </w:r>
-      <w:r>
-        <w:rPr>
           <w:b/>
           <w:lang w:val="hi_IN" w:bidi="hi_IN"/>
         </w:rPr>
@@ -3865,20 +3422,6 @@
       </w:r>
       <w:r>
         <w:rPr>
-          <w:lang w:val="hi_IN" w:bidi="hi_IN"/>
-        </w:rPr>
-        <w:t>ו⁠אכבד</w:t>
-      </w:r>
-    </w:p>
-    <w:p>
-      <w:pPr/>
-      <w:r>
-        <w:rPr>
-          <w:lang w:val="hi_IN" w:bidi="hi_IN"/>
-        </w:rPr>
-      </w:r>
-      <w:r>
-        <w:rPr>
           <w:b/>
           <w:lang w:val="hi_IN" w:bidi="hi_IN"/>
         </w:rPr>
@@ -3962,20 +3505,6 @@
       </w:r>
       <w:r>
         <w:rPr>
-          <w:lang w:val="hi_IN" w:bidi="hi_IN"/>
-        </w:rPr>
-        <w:t>פָּנֹ֤ה אֶל־הַרְבֵּה֙ וְ⁠הִנֵּ֣ה לִ⁠מְעָ֔ט וַ⁠הֲבֵאתֶ֥ם הַ⁠בַּ֖יִת וְ⁠נָפַ֣חְתִּי ב֑⁠וֹ יַ֣עַן מֶ֗ה נְאֻם֙ יְהוָ֣ה צְבָא֔וֹת יַ֗עַן בֵּיתִ⁠י֙ אֲשֶׁר־ה֣וּא חָרֵ֔ב וְ⁠אַתֶּ֥ם רָצִ֖ים אִ֥ישׁ לְ⁠בֵיתֽ⁠וֹ</w:t>
-      </w:r>
-    </w:p>
-    <w:p>
-      <w:pPr/>
-      <w:r>
-        <w:rPr>
-          <w:lang w:val="hi_IN" w:bidi="hi_IN"/>
-        </w:rPr>
-      </w:r>
-      <w:r>
-        <w:rPr>
           <w:b/>
           <w:lang w:val="hi_IN" w:bidi="hi_IN"/>
         </w:rPr>
@@ -4071,20 +3600,6 @@
       </w:r>
       <w:r>
         <w:rPr>
-          <w:lang w:val="hi_IN" w:bidi="hi_IN"/>
-        </w:rPr>
-        <w:t>וְ⁠הִנֵּ֣ה</w:t>
-      </w:r>
-    </w:p>
-    <w:p>
-      <w:pPr/>
-      <w:r>
-        <w:rPr>
-          <w:lang w:val="hi_IN" w:bidi="hi_IN"/>
-        </w:rPr>
-      </w:r>
-      <w:r>
-        <w:rPr>
           <w:b/>
           <w:lang w:val="hi_IN" w:bidi="hi_IN"/>
         </w:rPr>
@@ -4181,20 +3696,6 @@
       </w:r>
       <w:r>
         <w:rPr>
-          <w:lang w:val="hi_IN" w:bidi="hi_IN"/>
-        </w:rPr>
-        <w:t>וְ⁠הִנֵּ֣ה לִ⁠מְעָ֔ט</w:t>
-      </w:r>
-    </w:p>
-    <w:p>
-      <w:pPr/>
-      <w:r>
-        <w:rPr>
-          <w:lang w:val="hi_IN" w:bidi="hi_IN"/>
-        </w:rPr>
-      </w:r>
-      <w:r>
-        <w:rPr>
           <w:b/>
           <w:lang w:val="hi_IN" w:bidi="hi_IN"/>
         </w:rPr>
@@ -4278,20 +3779,6 @@
       </w:r>
       <w:r>
         <w:rPr>
-          <w:lang w:val="hi_IN" w:bidi="hi_IN"/>
-        </w:rPr>
-        <w:t>וְ⁠נָפַ֣חְתִּי ב֑⁠וֹ</w:t>
-      </w:r>
-    </w:p>
-    <w:p>
-      <w:pPr/>
-      <w:r>
-        <w:rPr>
-          <w:lang w:val="hi_IN" w:bidi="hi_IN"/>
-        </w:rPr>
-      </w:r>
-      <w:r>
-        <w:rPr>
           <w:b/>
           <w:lang w:val="hi_IN" w:bidi="hi_IN"/>
         </w:rPr>
@@ -4401,20 +3888,6 @@
       </w:r>
       <w:r>
         <w:rPr>
-          <w:lang w:val="hi_IN" w:bidi="hi_IN"/>
-        </w:rPr>
-        <w:t>יַ֣עַן מֶ֗ה &amp; יַ֗עַן בֵּיתִ⁠י֙</w:t>
-      </w:r>
-    </w:p>
-    <w:p>
-      <w:pPr/>
-      <w:r>
-        <w:rPr>
-          <w:lang w:val="hi_IN" w:bidi="hi_IN"/>
-        </w:rPr>
-      </w:r>
-      <w:r>
-        <w:rPr>
           <w:b/>
           <w:lang w:val="hi_IN" w:bidi="hi_IN"/>
         </w:rPr>
@@ -4511,20 +3984,6 @@
       </w:r>
       <w:r>
         <w:rPr>
-          <w:lang w:val="hi_IN" w:bidi="hi_IN"/>
-        </w:rPr>
-        <w:t>נְאֻם֙ יְהוָ֣ה צְבָא֔וֹת</w:t>
-      </w:r>
-    </w:p>
-    <w:p>
-      <w:pPr/>
-      <w:r>
-        <w:rPr>
-          <w:lang w:val="hi_IN" w:bidi="hi_IN"/>
-        </w:rPr>
-      </w:r>
-      <w:r>
-        <w:rPr>
           <w:b/>
           <w:lang w:val="hi_IN" w:bidi="hi_IN"/>
         </w:rPr>
@@ -4621,20 +4080,6 @@
       </w:r>
       <w:r>
         <w:rPr>
-          <w:lang w:val="hi_IN" w:bidi="hi_IN"/>
-        </w:rPr>
-        <w:t>וְ⁠אַתֶּ֥ם רָצִ֖ים אִ֥ישׁ לְ⁠בֵיתֽ⁠וֹ</w:t>
-      </w:r>
-    </w:p>
-    <w:p>
-      <w:pPr/>
-      <w:r>
-        <w:rPr>
-          <w:lang w:val="hi_IN" w:bidi="hi_IN"/>
-        </w:rPr>
-      </w:r>
-      <w:r>
-        <w:rPr>
           <w:b/>
           <w:lang w:val="hi_IN" w:bidi="hi_IN"/>
         </w:rPr>
@@ -4744,20 +4189,6 @@
       </w:r>
       <w:r>
         <w:rPr>
-          <w:lang w:val="hi_IN" w:bidi="hi_IN"/>
-        </w:rPr>
-        <w:t>וְ⁠אַתֶּ֥ם רָצִ֖ים אִ֥ישׁ לְ⁠בֵיתֽ⁠וֹ</w:t>
-      </w:r>
-    </w:p>
-    <w:p>
-      <w:pPr/>
-      <w:r>
-        <w:rPr>
-          <w:lang w:val="hi_IN" w:bidi="hi_IN"/>
-        </w:rPr>
-      </w:r>
-      <w:r>
-        <w:rPr>
           <w:b/>
           <w:lang w:val="hi_IN" w:bidi="hi_IN"/>
         </w:rPr>
@@ -4854,20 +4285,6 @@
       </w:r>
       <w:r>
         <w:rPr>
-          <w:lang w:val="hi_IN" w:bidi="hi_IN"/>
-        </w:rPr>
-        <w:t>כָּלְא֥וּ שָמַ֖יִם מִ⁠טָּ֑ל וְ⁠הָ⁠אָ֖רֶץ כָּלְאָ֥ה יְבוּלָֽ⁠הּ</w:t>
-      </w:r>
-    </w:p>
-    <w:p>
-      <w:pPr/>
-      <w:r>
-        <w:rPr>
-          <w:lang w:val="hi_IN" w:bidi="hi_IN"/>
-        </w:rPr>
-      </w:r>
-      <w:r>
-        <w:rPr>
           <w:b/>
           <w:lang w:val="hi_IN" w:bidi="hi_IN"/>
         </w:rPr>
@@ -5016,20 +4433,6 @@
       </w:r>
       <w:r>
         <w:rPr>
-          <w:lang w:val="hi_IN" w:bidi="hi_IN"/>
-        </w:rPr>
-        <w:t>עֲלֵי⁠כֶ֔ם כָּלְא֥וּ שָמַ֖יִם מִ⁠טָּ֑ל</w:t>
-      </w:r>
-    </w:p>
-    <w:p>
-      <w:pPr/>
-      <w:r>
-        <w:rPr>
-          <w:lang w:val="hi_IN" w:bidi="hi_IN"/>
-        </w:rPr>
-      </w:r>
-      <w:r>
-        <w:rPr>
           <w:b/>
           <w:lang w:val="hi_IN" w:bidi="hi_IN"/>
         </w:rPr>
@@ -5139,20 +4542,6 @@
       </w:r>
       <w:r>
         <w:rPr>
-          <w:lang w:val="hi_IN" w:bidi="hi_IN"/>
-        </w:rPr>
-        <w:t>עַל־הָ⁠אָ֣רֶץ וְ⁠עַל־הֶ⁠הָרִ֗ים וְ⁠עַל־הַ⁠דָּגָן֙ וְ⁠עַל־הַ⁠תִּיר֣וֹשׁ וְ⁠עַל־הַ⁠יִּצְהָ֔ר וְ⁠עַ֛ל אֲשֶׁ֥ר תּוֹצִ֖יא הָ⁠אֲדָמָ֑ה וְ⁠עַל־הָֽ⁠אָדָם֙ וְ⁠עַל־הַ⁠בְּהֵמָ֔ה וְ⁠עַ֖ל כָּל־יְגִ֥יעַ כַּפָּֽיִם</w:t>
-      </w:r>
-    </w:p>
-    <w:p>
-      <w:pPr/>
-      <w:r>
-        <w:rPr>
-          <w:lang w:val="hi_IN" w:bidi="hi_IN"/>
-        </w:rPr>
-      </w:r>
-      <w:r>
-        <w:rPr>
           <w:b/>
           <w:lang w:val="hi_IN" w:bidi="hi_IN"/>
         </w:rPr>
@@ -5288,20 +4677,6 @@
       </w:r>
       <w:r>
         <w:rPr>
-          <w:lang w:val="hi_IN" w:bidi="hi_IN"/>
-        </w:rPr>
-        <w:t>וָ⁠אֶקְרָ֨א חֹ֜רֶב עַל־הָ⁠אָ֣רֶץ וְ⁠עַל־הֶ⁠הָרִ֗ים וְ⁠עַל־הַ⁠דָּגָן֙ וְ⁠עַל־הַ⁠תִּיר֣וֹשׁ וְ⁠עַל־הַ⁠יִּצְהָ֔ר וְ⁠עַ֛ל אֲשֶׁ֥ר תּוֹצִ֖יא הָ⁠אֲדָמָ֑ה וְ⁠עַל־הָֽ⁠אָדָם֙ וְ⁠עַל־הַ⁠בְּהֵמָ֔ה וְ⁠עַ֖ל כָּל־יְגִ֥יעַ כַּפָּֽיִם</w:t>
-      </w:r>
-    </w:p>
-    <w:p>
-      <w:pPr/>
-      <w:r>
-        <w:rPr>
-          <w:lang w:val="hi_IN" w:bidi="hi_IN"/>
-        </w:rPr>
-      </w:r>
-      <w:r>
-        <w:rPr>
           <w:b/>
           <w:lang w:val="hi_IN" w:bidi="hi_IN"/>
         </w:rPr>
@@ -5398,20 +4773,6 @@
       </w:r>
       <w:r>
         <w:rPr>
-          <w:lang w:val="hi_IN" w:bidi="hi_IN"/>
-        </w:rPr>
-        <w:t>וָ⁠אֶקְרָ֨א</w:t>
-      </w:r>
-    </w:p>
-    <w:p>
-      <w:pPr/>
-      <w:r>
-        <w:rPr>
-          <w:lang w:val="hi_IN" w:bidi="hi_IN"/>
-        </w:rPr>
-      </w:r>
-      <w:r>
-        <w:rPr>
           <w:b/>
           <w:lang w:val="hi_IN" w:bidi="hi_IN"/>
         </w:rPr>
@@ -5521,20 +4882,6 @@
       </w:r>
       <w:r>
         <w:rPr>
-          <w:lang w:val="hi_IN" w:bidi="hi_IN"/>
-        </w:rPr>
-        <w:t>וְ⁠עַל־הַ⁠דָּגָן֙ וְ⁠עַל־הַ⁠תִּיר֣וֹשׁ וְ⁠עַל־הַ⁠יִּצְהָ֔ר</w:t>
-      </w:r>
-    </w:p>
-    <w:p>
-      <w:pPr/>
-      <w:r>
-        <w:rPr>
-          <w:lang w:val="hi_IN" w:bidi="hi_IN"/>
-        </w:rPr>
-      </w:r>
-      <w:r>
-        <w:rPr>
           <w:b/>
           <w:lang w:val="hi_IN" w:bidi="hi_IN"/>
         </w:rPr>
@@ -5657,20 +5004,6 @@
       </w:r>
       <w:r>
         <w:rPr>
-          <w:lang w:val="hi_IN" w:bidi="hi_IN"/>
-        </w:rPr>
-        <w:t>וְ⁠עַל־הָֽ⁠אָדָם֙ וְ⁠עַל־הַ⁠בְּהֵמָ֔ה</w:t>
-      </w:r>
-    </w:p>
-    <w:p>
-      <w:pPr/>
-      <w:r>
-        <w:rPr>
-          <w:lang w:val="hi_IN" w:bidi="hi_IN"/>
-        </w:rPr>
-      </w:r>
-      <w:r>
-        <w:rPr>
           <w:b/>
           <w:lang w:val="hi_IN" w:bidi="hi_IN"/>
         </w:rPr>
@@ -5780,20 +5113,6 @@
       </w:r>
       <w:r>
         <w:rPr>
-          <w:lang w:val="hi_IN" w:bidi="hi_IN"/>
-        </w:rPr>
-        <w:t>כַּפָּֽיִם</w:t>
-      </w:r>
-    </w:p>
-    <w:p>
-      <w:pPr/>
-      <w:r>
-        <w:rPr>
-          <w:lang w:val="hi_IN" w:bidi="hi_IN"/>
-        </w:rPr>
-      </w:r>
-      <w:r>
-        <w:rPr>
           <w:b/>
           <w:lang w:val="hi_IN" w:bidi="hi_IN"/>
         </w:rPr>
@@ -5916,20 +5235,6 @@
       </w:r>
       <w:r>
         <w:rPr>
-          <w:lang w:val="hi_IN" w:bidi="hi_IN"/>
-        </w:rPr>
-        <w:t>וַ⁠יִּשְׁמַ֣ע &amp; בְּ⁠קוֹל֙ יְהוָ֣ה אֱלֹֽהֵי⁠הֶ֔ם וְ⁠עַל־דִּבְרֵי֙ חַגַּ֣י הַ⁠נָּבִ֔יא</w:t>
-      </w:r>
-    </w:p>
-    <w:p>
-      <w:pPr/>
-      <w:r>
-        <w:rPr>
-          <w:lang w:val="hi_IN" w:bidi="hi_IN"/>
-        </w:rPr>
-      </w:r>
-      <w:r>
-        <w:rPr>
           <w:b/>
           <w:lang w:val="hi_IN" w:bidi="hi_IN"/>
         </w:rPr>
@@ -6039,20 +5344,6 @@
       </w:r>
       <w:r>
         <w:rPr>
-          <w:lang w:val="hi_IN" w:bidi="hi_IN"/>
-        </w:rPr>
-        <w:t>וַ⁠יִּשְׁמַ֣ע &amp; בְּ⁠קוֹל֙ יְהוָ֣ה אֱלֹֽהֵי⁠הֶ֔ם וְ⁠עַל־דִּבְרֵי֙ חַגַּ֣י הַ⁠נָּבִ֔יא</w:t>
-      </w:r>
-    </w:p>
-    <w:p>
-      <w:pPr/>
-      <w:r>
-        <w:rPr>
-          <w:lang w:val="hi_IN" w:bidi="hi_IN"/>
-        </w:rPr>
-      </w:r>
-      <w:r>
-        <w:rPr>
           <w:b/>
           <w:lang w:val="hi_IN" w:bidi="hi_IN"/>
         </w:rPr>
@@ -6175,20 +5466,6 @@
       </w:r>
       <w:r>
         <w:rPr>
-          <w:lang w:val="hi_IN" w:bidi="hi_IN"/>
-        </w:rPr>
-        <w:t>בְּ⁠קוֹל֙ יְהוָ֣ה אֱלֹֽהֵי⁠הֶ֔ם וְ⁠עַל־דִּבְרֵי֙ חַגַּ֣י הַ⁠נָּבִ֔יא</w:t>
-      </w:r>
-    </w:p>
-    <w:p>
-      <w:pPr/>
-      <w:r>
-        <w:rPr>
-          <w:lang w:val="hi_IN" w:bidi="hi_IN"/>
-        </w:rPr>
-      </w:r>
-      <w:r>
-        <w:rPr>
           <w:b/>
           <w:lang w:val="hi_IN" w:bidi="hi_IN"/>
         </w:rPr>
@@ -6285,20 +5562,6 @@
       </w:r>
       <w:r>
         <w:rPr>
-          <w:lang w:val="hi_IN" w:bidi="hi_IN"/>
-        </w:rPr>
-        <w:t>וַ⁠יִּֽירְא֥וּ הָ⁠עָ֖ם מִ⁠פְּנֵ֥י יְהוָֽה</w:t>
-      </w:r>
-    </w:p>
-    <w:p>
-      <w:pPr/>
-      <w:r>
-        <w:rPr>
-          <w:lang w:val="hi_IN" w:bidi="hi_IN"/>
-        </w:rPr>
-      </w:r>
-      <w:r>
-        <w:rPr>
           <w:b/>
           <w:lang w:val="hi_IN" w:bidi="hi_IN"/>
         </w:rPr>
@@ -6421,20 +5684,6 @@
       </w:r>
       <w:r>
         <w:rPr>
-          <w:lang w:val="hi_IN" w:bidi="hi_IN"/>
-        </w:rPr>
-        <w:t>אֲנִ֥י אִתְּ⁠כֶ֖ם נְאֻם־יְהוָֽה</w:t>
-      </w:r>
-    </w:p>
-    <w:p>
-      <w:pPr/>
-      <w:r>
-        <w:rPr>
-          <w:lang w:val="hi_IN" w:bidi="hi_IN"/>
-        </w:rPr>
-      </w:r>
-      <w:r>
-        <w:rPr>
           <w:b/>
           <w:lang w:val="hi_IN" w:bidi="hi_IN"/>
         </w:rPr>
@@ -6518,20 +5767,6 @@
       </w:r>
       <w:r>
         <w:rPr>
-          <w:lang w:val="hi_IN" w:bidi="hi_IN"/>
-        </w:rPr>
-        <w:t>וַ⁠יָּ֣עַר יְהוָ֡ה אֶת־רוּחַ֩ זְרֻבָּבֶ֨ל בֶּן־שַׁלְתִּיאֵ֜ל פַּחַ֣ת יְהוּדָ֗ה וְ⁠אֶת־ר֨וּחַ֙ יְהוֹשֻׁ֤עַ בֶּן־יְהוֹצָדָק֙ הַ⁠כֹּהֵ֣ן הַ⁠גָּד֔וֹל וְֽ⁠אֶת־ר֔וּחַ כֹּ֖ל שְׁאֵרִ֣ית הָ⁠עָ֑ם</w:t>
-      </w:r>
-    </w:p>
-    <w:p>
-      <w:pPr/>
-      <w:r>
-        <w:rPr>
-          <w:lang w:val="hi_IN" w:bidi="hi_IN"/>
-        </w:rPr>
-      </w:r>
-      <w:r>
-        <w:rPr>
           <w:b/>
           <w:lang w:val="hi_IN" w:bidi="hi_IN"/>
         </w:rPr>
@@ -6654,20 +5889,6 @@
       </w:r>
       <w:r>
         <w:rPr>
-          <w:lang w:val="hi_IN" w:bidi="hi_IN"/>
-        </w:rPr>
-        <w:t>וַ⁠יָּ֣עַר יְהוָ֡ה אֶת־רוּחַ֩ זְרֻבָּבֶ֨ל בֶּן־שַׁלְתִּיאֵ֜ל פַּחַ֣ת יְהוּדָ֗ה וְ⁠אֶת־ר֨וּחַ֙ יְהוֹשֻׁ֤עַ בֶּן־יְהוֹצָדָק֙ הַ⁠כֹּהֵ֣ן הַ⁠גָּד֔וֹל וְֽ⁠אֶת־ר֔וּחַ כֹּ֖ל שְׁאֵרִ֣ית הָ⁠עָ֑ם</w:t>
-      </w:r>
-    </w:p>
-    <w:p>
-      <w:pPr/>
-      <w:r>
-        <w:rPr>
-          <w:lang w:val="hi_IN" w:bidi="hi_IN"/>
-        </w:rPr>
-      </w:r>
-      <w:r>
-        <w:rPr>
           <w:b/>
           <w:lang w:val="hi_IN" w:bidi="hi_IN"/>
         </w:rPr>
@@ -6777,20 +5998,6 @@
       </w:r>
       <w:r>
         <w:rPr>
-          <w:lang w:val="hi_IN" w:bidi="hi_IN"/>
-        </w:rPr>
-        <w:t>בְּ⁠י֨וֹם עֶשְׂרִ֧ים וְ⁠אַרְבָּעָ֛ה לַ⁠חֹ֖דֶשׁ בַּ⁠שִּׁשִּׁ֑י</w:t>
-      </w:r>
-    </w:p>
-    <w:p>
-      <w:pPr/>
-      <w:r>
-        <w:rPr>
-          <w:lang w:val="hi_IN" w:bidi="hi_IN"/>
-        </w:rPr>
-      </w:r>
-      <w:r>
-        <w:rPr>
           <w:b/>
           <w:lang w:val="hi_IN" w:bidi="hi_IN"/>
         </w:rPr>
@@ -6823,7 +6030,7 @@
         </w:rPr>
         <w:t xml:space="preserve"> पश्चिमी कैलेण्डर के अगस्त और सितंबर महीने के दौरान होता है। देखें कि आपने </w:t>
       </w:r>
-      <w:hyperlink r:id="rId15">
+      <w:hyperlink r:id="rId13">
         <w:r>
           <w:rPr>
             <w:lang w:val="hi_IN" w:bidi="hi_IN"/>
@@ -6905,20 +6112,6 @@
       </w:r>
       <w:r>
         <w:rPr>
-          <w:lang w:val="hi_IN" w:bidi="hi_IN"/>
-        </w:rPr>
-        <w:t>בְּ⁠י֨וֹם עֶשְׂרִ֧ים וְ⁠אַרְבָּעָ֛ה לַ⁠חֹ֖דֶשׁ בַּ⁠שִּׁשִּׁ֑י בִּ⁠שְׁנַ֥ת שְׁתַּ֖יִם</w:t>
-      </w:r>
-    </w:p>
-    <w:p>
-      <w:pPr/>
-      <w:r>
-        <w:rPr>
-          <w:lang w:val="hi_IN" w:bidi="hi_IN"/>
-        </w:rPr>
-      </w:r>
-      <w:r>
-        <w:rPr>
           <w:b/>
           <w:lang w:val="hi_IN" w:bidi="hi_IN"/>
         </w:rPr>
@@ -7124,20 +6317,6 @@
       </w:r>
       <w:r>
         <w:rPr>
-          <w:lang w:val="hi_IN" w:bidi="hi_IN"/>
-        </w:rPr>
-        <w:t>בַּ⁠שְּׁבִיעִ֕י בְּ⁠עֶשְׂרִ֥ים וְ⁠אֶחָ֖ד לַ⁠חֹ֑דֶשׁ</w:t>
-      </w:r>
-    </w:p>
-    <w:p>
-      <w:pPr/>
-      <w:r>
-        <w:rPr>
-          <w:lang w:val="hi_IN" w:bidi="hi_IN"/>
-        </w:rPr>
-      </w:r>
-      <w:r>
-        <w:rPr>
           <w:b/>
           <w:lang w:val="hi_IN" w:bidi="hi_IN"/>
         </w:rPr>
@@ -7221,20 +6400,6 @@
       </w:r>
       <w:r>
         <w:rPr>
-          <w:lang w:val="hi_IN" w:bidi="hi_IN"/>
-        </w:rPr>
-        <w:t>בַּ⁠שְּׁבִיעִ֕י בְּ⁠עֶשְׂרִ֥ים וְ⁠אֶחָ֖ד לַ⁠חֹ֑דֶשׁ</w:t>
-      </w:r>
-    </w:p>
-    <w:p>
-      <w:pPr/>
-      <w:r>
-        <w:rPr>
-          <w:lang w:val="hi_IN" w:bidi="hi_IN"/>
-        </w:rPr>
-      </w:r>
-      <w:r>
-        <w:rPr>
           <w:b/>
           <w:lang w:val="hi_IN" w:bidi="hi_IN"/>
         </w:rPr>
@@ -7318,20 +6483,6 @@
       </w:r>
       <w:r>
         <w:rPr>
-          <w:lang w:val="hi_IN" w:bidi="hi_IN"/>
-        </w:rPr>
-        <w:t>בַּ⁠שְּׁבִיעִ֕י בְּ⁠עֶשְׂרִ֥ים וְ⁠אֶחָ֖ד לַ⁠חֹ֑דֶשׁ</w:t>
-      </w:r>
-    </w:p>
-    <w:p>
-      <w:pPr/>
-      <w:r>
-        <w:rPr>
-          <w:lang w:val="hi_IN" w:bidi="hi_IN"/>
-        </w:rPr>
-      </w:r>
-      <w:r>
-        <w:rPr>
           <w:b/>
           <w:lang w:val="hi_IN" w:bidi="hi_IN"/>
         </w:rPr>
@@ -7377,7 +6528,7 @@
         </w:rPr>
         <w:t xml:space="preserve"> दिन पश्चिमी कैलेण्डर में अक्टूबर के मध्य के करीब होता है। देखें कि आपने </w:t>
       </w:r>
-      <w:hyperlink r:id="rId15">
+      <w:hyperlink r:id="rId13">
         <w:r>
           <w:rPr>
             <w:lang w:val="hi_IN" w:bidi="hi_IN"/>
@@ -7459,20 +6610,6 @@
       </w:r>
       <w:r>
         <w:rPr>
-          <w:lang w:val="hi_IN" w:bidi="hi_IN"/>
-        </w:rPr>
-        <w:t>הָיָה֙ דְּבַר־יְהוָ֔ה בְּ⁠יַד־חַגַּ֥י הַ⁠נָּבִ֖יא</w:t>
-      </w:r>
-    </w:p>
-    <w:p>
-      <w:pPr/>
-      <w:r>
-        <w:rPr>
-          <w:lang w:val="hi_IN" w:bidi="hi_IN"/>
-        </w:rPr>
-      </w:r>
-      <w:r>
-        <w:rPr>
           <w:b/>
           <w:lang w:val="hi_IN" w:bidi="hi_IN"/>
         </w:rPr>
@@ -7492,7 +6629,7 @@
         </w:rPr>
         <w:t xml:space="preserve">देखें कि आपने इस समान कथन का अनुवाद </w:t>
       </w:r>
-      <w:hyperlink r:id="rId15">
+      <w:hyperlink r:id="rId13">
         <w:r>
           <w:rPr>
             <w:lang w:val="hi_IN" w:bidi="hi_IN"/>
@@ -7574,20 +6711,6 @@
       </w:r>
       <w:r>
         <w:rPr>
-          <w:lang w:val="hi_IN" w:bidi="hi_IN"/>
-        </w:rPr>
-        <w:t>הָ⁠עָ֖ם לֵ⁠אמֹֽר</w:t>
-      </w:r>
-    </w:p>
-    <w:p>
-      <w:pPr/>
-      <w:r>
-        <w:rPr>
-          <w:lang w:val="hi_IN" w:bidi="hi_IN"/>
-        </w:rPr>
-      </w:r>
-      <w:r>
-        <w:rPr>
           <w:b/>
           <w:lang w:val="hi_IN" w:bidi="hi_IN"/>
         </w:rPr>
@@ -7671,20 +6794,6 @@
       </w:r>
       <w:r>
         <w:rPr>
-          <w:lang w:val="hi_IN" w:bidi="hi_IN"/>
-        </w:rPr>
-        <w:t>מִ֤י בָ⁠כֶם֙ הַ⁠נִּשְׁאָ֔ר אֲשֶׁ֤ר רָאָה֙ אֶת־הַ⁠בַּ֣יִת הַ⁠זֶּ֔ה בִּ⁠כְבוֹד֖⁠וֹ הָ⁠רִאשׁ֑וֹן וּ⁠מָ֨ה אַתֶּ֜ם רֹאִ֤ים אֹת⁠וֹ֙ עַ֔תָּה הֲ⁠ל֥וֹא כָמֹ֛⁠הוּ כְּ⁠אַ֖יִן בְּ⁠עֵינֵי⁠כֶֽם</w:t>
-      </w:r>
-    </w:p>
-    <w:p>
-      <w:pPr/>
-      <w:r>
-        <w:rPr>
-          <w:lang w:val="hi_IN" w:bidi="hi_IN"/>
-        </w:rPr>
-      </w:r>
-      <w:r>
-        <w:rPr>
           <w:b/>
           <w:lang w:val="hi_IN" w:bidi="hi_IN"/>
         </w:rPr>
@@ -7768,20 +6877,6 @@
       </w:r>
       <w:r>
         <w:rPr>
-          <w:lang w:val="hi_IN" w:bidi="hi_IN"/>
-        </w:rPr>
-        <w:t>מִ֤י בָ⁠כֶם֙ הַ⁠נִּשְׁאָ֔ר אֲשֶׁ֤ר רָאָה֙ אֶת־הַ⁠בַּ֣יִת הַ⁠זֶּ֔ה בִּ⁠כְבוֹד֖⁠וֹ הָ⁠רִאשׁ֑וֹן וּ⁠מָ֨ה אַתֶּ֜ם רֹאִ֤ים אֹת⁠וֹ֙ עַ֔תָּה הֲ⁠ל֥וֹא כָמֹ֛⁠הוּ כְּ⁠אַ֖יִן בְּ⁠עֵינֵי⁠כֶֽם</w:t>
-      </w:r>
-    </w:p>
-    <w:p>
-      <w:pPr/>
-      <w:r>
-        <w:rPr>
-          <w:lang w:val="hi_IN" w:bidi="hi_IN"/>
-        </w:rPr>
-      </w:r>
-      <w:r>
-        <w:rPr>
           <w:b/>
           <w:lang w:val="hi_IN" w:bidi="hi_IN"/>
         </w:rPr>
@@ -7865,20 +6960,6 @@
       </w:r>
       <w:r>
         <w:rPr>
-          <w:lang w:val="hi_IN" w:bidi="hi_IN"/>
-        </w:rPr>
-        <w:t>בָ⁠כֶם֙ הַ⁠נִּשְׁאָ֔ר אֲשֶׁ֤ר רָאָה֙ אֶת־הַ⁠בַּ֣יִת הַ⁠זֶּ֔ה</w:t>
-      </w:r>
-    </w:p>
-    <w:p>
-      <w:pPr/>
-      <w:r>
-        <w:rPr>
-          <w:lang w:val="hi_IN" w:bidi="hi_IN"/>
-        </w:rPr>
-      </w:r>
-      <w:r>
-        <w:rPr>
           <w:b/>
           <w:lang w:val="hi_IN" w:bidi="hi_IN"/>
         </w:rPr>
@@ -7962,20 +7043,6 @@
       </w:r>
       <w:r>
         <w:rPr>
-          <w:lang w:val="hi_IN" w:bidi="hi_IN"/>
-        </w:rPr>
-        <w:t>אֲשֶׁ֤ר רָאָה֙ אֶת־הַ⁠בַּ֣יִת הַ⁠זֶּ֔ה בִּ⁠כְבוֹד֖⁠וֹ הָ⁠רִאשׁ֑וֹן</w:t>
-      </w:r>
-    </w:p>
-    <w:p>
-      <w:pPr/>
-      <w:r>
-        <w:rPr>
-          <w:lang w:val="hi_IN" w:bidi="hi_IN"/>
-        </w:rPr>
-      </w:r>
-      <w:r>
-        <w:rPr>
           <w:b/>
           <w:lang w:val="hi_IN" w:bidi="hi_IN"/>
         </w:rPr>
@@ -8072,20 +7139,6 @@
       </w:r>
       <w:r>
         <w:rPr>
-          <w:lang w:val="hi_IN" w:bidi="hi_IN"/>
-        </w:rPr>
-        <w:t>כָמֹ֛⁠הוּ</w:t>
-      </w:r>
-    </w:p>
-    <w:p>
-      <w:pPr/>
-      <w:r>
-        <w:rPr>
-          <w:lang w:val="hi_IN" w:bidi="hi_IN"/>
-        </w:rPr>
-      </w:r>
-      <w:r>
-        <w:rPr>
           <w:b/>
           <w:lang w:val="hi_IN" w:bidi="hi_IN"/>
         </w:rPr>
@@ -8189,20 +7242,6 @@
       </w:r>
       <w:r>
         <w:rPr>
-          <w:lang w:val="hi_IN" w:bidi="hi_IN"/>
-        </w:rPr>
-        <w:t>הֲ⁠ל֥וֹא כָמֹ֛⁠הוּ כְּ⁠אַ֖יִן בְּ⁠עֵינֵי⁠כֶֽם</w:t>
-      </w:r>
-    </w:p>
-    <w:p>
-      <w:pPr/>
-      <w:r>
-        <w:rPr>
-          <w:lang w:val="hi_IN" w:bidi="hi_IN"/>
-        </w:rPr>
-      </w:r>
-      <w:r>
-        <w:rPr>
           <w:b/>
           <w:lang w:val="hi_IN" w:bidi="hi_IN"/>
         </w:rPr>
@@ -8325,20 +7364,6 @@
       </w:r>
       <w:r>
         <w:rPr>
-          <w:lang w:val="hi_IN" w:bidi="hi_IN"/>
-        </w:rPr>
-        <w:t>וְ⁠עַתָּ֣ה חֲזַ֣ק זְרֻבָּבֶ֣ל ׀ נְאֻם־יְהוָ֡ה וַ⁠חֲזַ֣ק יְהוֹשֻׁ֣עַ בֶּן־יְהוֹצָדָק֩ הַ⁠כֹּהֵ֨ן הַ⁠גָּד֜וֹל וַ⁠חֲזַ֨ק כָּל־עַ֥ם הָ⁠אָ֛רֶץ נְאֻם־יְהוָ֖ה וַֽ⁠עֲשׂ֑וּ כִּֽי־אֲנִ֣י אִתְּ⁠כֶ֔ם נְאֻ֖ם יְהוָ֥ה צְבָאֽוֹת</w:t>
-      </w:r>
-    </w:p>
-    <w:p>
-      <w:pPr/>
-      <w:r>
-        <w:rPr>
-          <w:lang w:val="hi_IN" w:bidi="hi_IN"/>
-        </w:rPr>
-      </w:r>
-      <w:r>
-        <w:rPr>
           <w:b/>
           <w:lang w:val="hi_IN" w:bidi="hi_IN"/>
         </w:rPr>
@@ -8422,20 +7447,6 @@
       </w:r>
       <w:r>
         <w:rPr>
-          <w:lang w:val="hi_IN" w:bidi="hi_IN"/>
-        </w:rPr>
-        <w:t>כָּל־עַ֥ם הָ⁠אָ֛רֶץ</w:t>
-      </w:r>
-    </w:p>
-    <w:p>
-      <w:pPr/>
-      <w:r>
-        <w:rPr>
-          <w:lang w:val="hi_IN" w:bidi="hi_IN"/>
-        </w:rPr>
-      </w:r>
-      <w:r>
-        <w:rPr>
           <w:b/>
           <w:lang w:val="hi_IN" w:bidi="hi_IN"/>
         </w:rPr>
@@ -8455,7 +7466,7 @@
         </w:rPr>
         <w:t xml:space="preserve">यहोवा इस अभिव्यक्ति का उपयोग यहूदियों के लिए कर रहे हैं जो बँधुआई से लौट आए हैं। यह वाक्यांश </w:t>
       </w:r>
-      <w:hyperlink r:id="rId17">
+      <w:hyperlink r:id="rId15">
         <w:r>
           <w:rPr>
             <w:lang w:val="hi_IN" w:bidi="hi_IN"/>
@@ -8473,7 +7484,7 @@
         </w:rPr>
         <w:t xml:space="preserve"> और </w:t>
       </w:r>
-      <w:hyperlink r:id="rId18">
+      <w:hyperlink r:id="rId16">
         <w:r>
           <w:rPr>
             <w:lang w:val="hi_IN" w:bidi="hi_IN"/>
@@ -8555,20 +7566,6 @@
       </w:r>
       <w:r>
         <w:rPr>
-          <w:lang w:val="hi_IN" w:bidi="hi_IN"/>
-        </w:rPr>
-        <w:t>אֶֽת־הַ⁠דָּבָ֞ר אֲשֶׁר־כָּרַ֤תִּי אִתְּ⁠כֶם֙ בְּ⁠צֵאתְ⁠כֶ֣ם מִ⁠מִּצְרַ֔יִם וְ⁠רוּחִ֖⁠י עֹמֶ֣דֶת בְּ⁠תוֹכְ⁠כֶ֑ם אַל־תִּירָֽאוּ</w:t>
-      </w:r>
-    </w:p>
-    <w:p>
-      <w:pPr/>
-      <w:r>
-        <w:rPr>
-          <w:lang w:val="hi_IN" w:bidi="hi_IN"/>
-        </w:rPr>
-      </w:r>
-      <w:r>
-        <w:rPr>
           <w:b/>
           <w:lang w:val="hi_IN" w:bidi="hi_IN"/>
         </w:rPr>
@@ -8652,20 +7649,6 @@
       </w:r>
       <w:r>
         <w:rPr>
-          <w:lang w:val="hi_IN" w:bidi="hi_IN"/>
-        </w:rPr>
-        <w:t>אֶֽת־הַ⁠דָּבָ֞ר אֲשֶׁר־כָּרַ֤תִּי אִתְּ⁠כֶם֙</w:t>
-      </w:r>
-    </w:p>
-    <w:p>
-      <w:pPr/>
-      <w:r>
-        <w:rPr>
-          <w:lang w:val="hi_IN" w:bidi="hi_IN"/>
-        </w:rPr>
-      </w:r>
-      <w:r>
-        <w:rPr>
           <w:b/>
           <w:lang w:val="hi_IN" w:bidi="hi_IN"/>
         </w:rPr>
@@ -8749,20 +7732,6 @@
       </w:r>
       <w:r>
         <w:rPr>
-          <w:lang w:val="hi_IN" w:bidi="hi_IN"/>
-        </w:rPr>
-        <w:t>אֶֽת־הַ⁠דָּבָ֞ר אֲשֶׁר־כָּרַ֤תִּי אִתְּ⁠כֶם֙</w:t>
-      </w:r>
-    </w:p>
-    <w:p>
-      <w:pPr/>
-      <w:r>
-        <w:rPr>
-          <w:lang w:val="hi_IN" w:bidi="hi_IN"/>
-        </w:rPr>
-      </w:r>
-      <w:r>
-        <w:rPr>
           <w:b/>
           <w:lang w:val="hi_IN" w:bidi="hi_IN"/>
         </w:rPr>
@@ -8872,20 +7841,6 @@
       </w:r>
       <w:r>
         <w:rPr>
-          <w:lang w:val="hi_IN" w:bidi="hi_IN"/>
-        </w:rPr>
-        <w:t>אֶֽת־הַ⁠דָּבָ֞ר אֲשֶׁר־כָּרַ֤תִּי אִתְּ⁠כֶם֙ בְּ⁠צֵאתְ⁠כֶ֣ם מִ⁠מִּצְרַ֔יִם</w:t>
-      </w:r>
-    </w:p>
-    <w:p>
-      <w:pPr/>
-      <w:r>
-        <w:rPr>
-          <w:lang w:val="hi_IN" w:bidi="hi_IN"/>
-        </w:rPr>
-      </w:r>
-      <w:r>
-        <w:rPr>
           <w:b/>
           <w:lang w:val="hi_IN" w:bidi="hi_IN"/>
         </w:rPr>
@@ -8925,7 +7880,7 @@
         </w:rPr>
         <w:t xml:space="preserve">किया था। उदाहरण के लिए देखें, </w:t>
       </w:r>
-      <w:hyperlink r:id="rId19">
+      <w:hyperlink r:id="rId17">
         <w:r>
           <w:rPr>
             <w:lang w:val="hi_IN" w:bidi="hi_IN"/>
@@ -9031,20 +7986,6 @@
       </w:r>
       <w:r>
         <w:rPr>
-          <w:lang w:val="hi_IN" w:bidi="hi_IN"/>
-        </w:rPr>
-        <w:t>וְ⁠רוּחִ֖⁠י עֹמֶ֣דֶת בְּ⁠תוֹכְ⁠כֶ֑ם</w:t>
-      </w:r>
-    </w:p>
-    <w:p>
-      <w:pPr/>
-      <w:r>
-        <w:rPr>
-          <w:lang w:val="hi_IN" w:bidi="hi_IN"/>
-        </w:rPr>
-      </w:r>
-      <w:r>
-        <w:rPr>
           <w:b/>
           <w:lang w:val="hi_IN" w:bidi="hi_IN"/>
         </w:rPr>
@@ -9128,20 +8069,6 @@
       </w:r>
       <w:r>
         <w:rPr>
-          <w:lang w:val="hi_IN" w:bidi="hi_IN"/>
-        </w:rPr>
-        <w:t>כִּ֣י כֹ֤ה אָמַר֙ יְהוָ֣ה צְבָא֔וֹת ע֥וֹד אַחַ֖ת מְעַ֣ט הִ֑יא וַ⁠אֲנִ֗י מַרְעִישׁ֙ אֶת־הַ⁠שָּׁמַ֣יִם וְ⁠אֶת־הָ⁠אָ֔רֶץ וְ⁠אֶת־הַ⁠יָּ֖ם וְ⁠אֶת־הֶ⁠חָרָבָֽה</w:t>
-      </w:r>
-    </w:p>
-    <w:p>
-      <w:pPr/>
-      <w:r>
-        <w:rPr>
-          <w:lang w:val="hi_IN" w:bidi="hi_IN"/>
-        </w:rPr>
-      </w:r>
-      <w:r>
-        <w:rPr>
           <w:b/>
           <w:lang w:val="hi_IN" w:bidi="hi_IN"/>
         </w:rPr>
@@ -9225,20 +8152,6 @@
       </w:r>
       <w:r>
         <w:rPr>
-          <w:lang w:val="hi_IN" w:bidi="hi_IN"/>
-        </w:rPr>
-        <w:t>ע֥וֹד אַחַ֖ת מְעַ֣ט הִ֑יא וַ⁠אֲנִ֗י מַרְעִישׁ֙</w:t>
-      </w:r>
-    </w:p>
-    <w:p>
-      <w:pPr/>
-      <w:r>
-        <w:rPr>
-          <w:lang w:val="hi_IN" w:bidi="hi_IN"/>
-        </w:rPr>
-      </w:r>
-      <w:r>
-        <w:rPr>
           <w:b/>
           <w:lang w:val="hi_IN" w:bidi="hi_IN"/>
         </w:rPr>
@@ -9374,20 +8287,6 @@
       </w:r>
       <w:r>
         <w:rPr>
-          <w:lang w:val="hi_IN" w:bidi="hi_IN"/>
-        </w:rPr>
-        <w:t>וַ⁠אֲנִ֗י מַרְעִישׁ֙</w:t>
-      </w:r>
-    </w:p>
-    <w:p>
-      <w:pPr/>
-      <w:r>
-        <w:rPr>
-          <w:lang w:val="hi_IN" w:bidi="hi_IN"/>
-        </w:rPr>
-      </w:r>
-      <w:r>
-        <w:rPr>
           <w:b/>
           <w:lang w:val="hi_IN" w:bidi="hi_IN"/>
         </w:rPr>
@@ -9508,20 +8407,6 @@
       </w:r>
       <w:r>
         <w:rPr>
-          <w:lang w:val="hi_IN" w:bidi="hi_IN"/>
-        </w:rPr>
-        <w:t>אֶת־הַ⁠שָּׁמַ֣יִם וְ⁠אֶת־הָ⁠אָ֔רֶץ וְ⁠אֶת־הַ⁠יָּ֖ם וְ⁠אֶת־הֶ⁠חָרָבָֽה</w:t>
-      </w:r>
-    </w:p>
-    <w:p>
-      <w:pPr/>
-      <w:r>
-        <w:rPr>
-          <w:lang w:val="hi_IN" w:bidi="hi_IN"/>
-        </w:rPr>
-      </w:r>
-      <w:r>
-        <w:rPr>
           <w:b/>
           <w:lang w:val="hi_IN" w:bidi="hi_IN"/>
         </w:rPr>
@@ -9657,20 +8542,6 @@
       </w:r>
       <w:r>
         <w:rPr>
-          <w:lang w:val="hi_IN" w:bidi="hi_IN"/>
-        </w:rPr>
-        <w:t>וְ⁠הִרְעַשְׁתִּי֙ אֶת־כָּל־הַ⁠גּוֹיִ֔ם וּ⁠בָ֖אוּ חֶמְדַּ֣ת כָּל־הַ⁠גּוֹיִ֑ם וּ⁠מִלֵּאתִ֞י אֶת־הַ⁠בַּ֤יִת הַ⁠זֶּה֙ כָּב֔וֹד אָמַ֖ר יְהוָ֥ה צְבָאֽוֹת</w:t>
-      </w:r>
-    </w:p>
-    <w:p>
-      <w:pPr/>
-      <w:r>
-        <w:rPr>
-          <w:lang w:val="hi_IN" w:bidi="hi_IN"/>
-        </w:rPr>
-      </w:r>
-      <w:r>
-        <w:rPr>
           <w:b/>
           <w:lang w:val="hi_IN" w:bidi="hi_IN"/>
         </w:rPr>
@@ -9754,20 +8625,6 @@
       </w:r>
       <w:r>
         <w:rPr>
-          <w:lang w:val="hi_IN" w:bidi="hi_IN"/>
-        </w:rPr>
-        <w:t>וְ⁠הִרְעַשְׁתִּי֙ אֶת־כָּל־הַ⁠גּוֹיִ֔ם</w:t>
-      </w:r>
-    </w:p>
-    <w:p>
-      <w:pPr/>
-      <w:r>
-        <w:rPr>
-          <w:lang w:val="hi_IN" w:bidi="hi_IN"/>
-        </w:rPr>
-      </w:r>
-      <w:r>
-        <w:rPr>
           <w:b/>
           <w:lang w:val="hi_IN" w:bidi="hi_IN"/>
         </w:rPr>
@@ -9877,20 +8734,6 @@
       </w:r>
       <w:r>
         <w:rPr>
-          <w:lang w:val="hi_IN" w:bidi="hi_IN"/>
-        </w:rPr>
-        <w:t>וּ⁠מִלֵּאתִ֞י אֶת־הַ⁠בַּ֤יִת הַ⁠זֶּה֙ כָּב֔וֹד</w:t>
-      </w:r>
-    </w:p>
-    <w:p>
-      <w:pPr/>
-      <w:r>
-        <w:rPr>
-          <w:lang w:val="hi_IN" w:bidi="hi_IN"/>
-        </w:rPr>
-      </w:r>
-      <w:r>
-        <w:rPr>
           <w:b/>
           <w:lang w:val="hi_IN" w:bidi="hi_IN"/>
         </w:rPr>
@@ -10032,20 +8875,6 @@
       </w:r>
       <w:r>
         <w:rPr>
-          <w:lang w:val="hi_IN" w:bidi="hi_IN"/>
-        </w:rPr>
-        <w:t>לִ֥⁠י הַ⁠כֶּ֖סֶף וְ⁠לִ֣⁠י הַ⁠זָּהָ֑ב נְאֻ֖ם יְהוָ֥ה צְבָאֽוֹת</w:t>
-      </w:r>
-    </w:p>
-    <w:p>
-      <w:pPr/>
-      <w:r>
-        <w:rPr>
-          <w:lang w:val="hi_IN" w:bidi="hi_IN"/>
-        </w:rPr>
-      </w:r>
-      <w:r>
-        <w:rPr>
           <w:b/>
           <w:lang w:val="hi_IN" w:bidi="hi_IN"/>
         </w:rPr>
@@ -10129,20 +8958,6 @@
       </w:r>
       <w:r>
         <w:rPr>
-          <w:lang w:val="hi_IN" w:bidi="hi_IN"/>
-        </w:rPr>
-        <w:t>לִ֥⁠י הַ⁠כֶּ֖סֶף וְ⁠לִ֣⁠י הַ⁠זָּהָ֑ב</w:t>
-      </w:r>
-    </w:p>
-    <w:p>
-      <w:pPr/>
-      <w:r>
-        <w:rPr>
-          <w:lang w:val="hi_IN" w:bidi="hi_IN"/>
-        </w:rPr>
-      </w:r>
-      <w:r>
-        <w:rPr>
           <w:b/>
           <w:lang w:val="hi_IN" w:bidi="hi_IN"/>
         </w:rPr>
@@ -10226,20 +9041,6 @@
       </w:r>
       <w:r>
         <w:rPr>
-          <w:lang w:val="hi_IN" w:bidi="hi_IN"/>
-        </w:rPr>
-        <w:t>גָּד֣וֹל יִֽהְיֶ֡ה כְּבוֹד֩ הַ⁠בַּ֨יִת הַ⁠זֶּ֤ה הָ⁠אַֽחֲרוֹן֙ מִן־הָ֣⁠רִאשׁ֔וֹן אָמַ֖ר יְהוָ֣ה צְבָא֑וֹת וּ⁠בַ⁠מָּק֤וֹם הַ⁠זֶּה֙ אֶתֵּ֣ן שָׁל֔וֹם נְאֻ֖ם יְהוָ֥ה צְבָאֽוֹת</w:t>
-      </w:r>
-    </w:p>
-    <w:p>
-      <w:pPr/>
-      <w:r>
-        <w:rPr>
-          <w:lang w:val="hi_IN" w:bidi="hi_IN"/>
-        </w:rPr>
-      </w:r>
-      <w:r>
-        <w:rPr>
           <w:b/>
           <w:lang w:val="hi_IN" w:bidi="hi_IN"/>
         </w:rPr>
@@ -10323,20 +9124,6 @@
       </w:r>
       <w:r>
         <w:rPr>
-          <w:lang w:val="hi_IN" w:bidi="hi_IN"/>
-        </w:rPr>
-        <w:t>גָּד֣וֹל יִֽהְיֶ֡ה כְּבוֹד֩ הַ⁠בַּ֨יִת הַ⁠זֶּ֤ה הָ⁠אַֽחֲרוֹן֙ מִן־הָ֣⁠רִאשׁ֔וֹן</w:t>
-      </w:r>
-    </w:p>
-    <w:p>
-      <w:pPr/>
-      <w:r>
-        <w:rPr>
-          <w:lang w:val="hi_IN" w:bidi="hi_IN"/>
-        </w:rPr>
-      </w:r>
-      <w:r>
-        <w:rPr>
           <w:b/>
           <w:lang w:val="hi_IN" w:bidi="hi_IN"/>
         </w:rPr>
@@ -10420,20 +9207,6 @@
       </w:r>
       <w:r>
         <w:rPr>
-          <w:lang w:val="hi_IN" w:bidi="hi_IN"/>
-        </w:rPr>
-        <w:t>גָּד֣וֹל יִֽהְיֶ֡ה כְּבוֹד֩ הַ⁠בַּ֨יִת הַ⁠זֶּ֤ה הָ⁠אַֽחֲרוֹן֙ מִן־הָ֣⁠רִאשׁ֔וֹן</w:t>
-      </w:r>
-    </w:p>
-    <w:p>
-      <w:pPr/>
-      <w:r>
-        <w:rPr>
-          <w:lang w:val="hi_IN" w:bidi="hi_IN"/>
-        </w:rPr>
-      </w:r>
-      <w:r>
-        <w:rPr>
           <w:b/>
           <w:lang w:val="hi_IN" w:bidi="hi_IN"/>
         </w:rPr>
@@ -10530,20 +9303,6 @@
       </w:r>
       <w:r>
         <w:rPr>
-          <w:lang w:val="hi_IN" w:bidi="hi_IN"/>
-        </w:rPr>
-        <w:t>הַ⁠בַּ֨יִת</w:t>
-      </w:r>
-    </w:p>
-    <w:p>
-      <w:pPr/>
-      <w:r>
-        <w:rPr>
-          <w:lang w:val="hi_IN" w:bidi="hi_IN"/>
-        </w:rPr>
-      </w:r>
-      <w:r>
-        <w:rPr>
           <w:b/>
           <w:lang w:val="hi_IN" w:bidi="hi_IN"/>
         </w:rPr>
@@ -10653,20 +9412,6 @@
       </w:r>
       <w:r>
         <w:rPr>
-          <w:lang w:val="hi_IN" w:bidi="hi_IN"/>
-        </w:rPr>
-        <w:t>וּ⁠בַ⁠מָּק֤וֹם הַ⁠זֶּה֙ אֶתֵּ֣ן שָׁל֔וֹם</w:t>
-      </w:r>
-    </w:p>
-    <w:p>
-      <w:pPr/>
-      <w:r>
-        <w:rPr>
-          <w:lang w:val="hi_IN" w:bidi="hi_IN"/>
-        </w:rPr>
-      </w:r>
-      <w:r>
-        <w:rPr>
           <w:b/>
           <w:lang w:val="hi_IN" w:bidi="hi_IN"/>
         </w:rPr>
@@ -10770,20 +9515,6 @@
       </w:r>
       <w:r>
         <w:rPr>
-          <w:lang w:val="hi_IN" w:bidi="hi_IN"/>
-        </w:rPr>
-        <w:t>בְּ⁠עֶשְׂרִ֤ים וְ⁠אַרְבָּעָה֙ לַ⁠תְּשִׁיעִ֔י</w:t>
-      </w:r>
-    </w:p>
-    <w:p>
-      <w:pPr/>
-      <w:r>
-        <w:rPr>
-          <w:lang w:val="hi_IN" w:bidi="hi_IN"/>
-        </w:rPr>
-      </w:r>
-      <w:r>
-        <w:rPr>
           <w:b/>
           <w:lang w:val="hi_IN" w:bidi="hi_IN"/>
         </w:rPr>
@@ -10867,20 +9598,6 @@
       </w:r>
       <w:r>
         <w:rPr>
-          <w:lang w:val="hi_IN" w:bidi="hi_IN"/>
-        </w:rPr>
-        <w:t>בְּ⁠עֶשְׂרִ֤ים וְ⁠אַרְבָּעָה֙ לַ⁠תְּשִׁיעִ֔י בִּ⁠שְׁנַ֥ת שְׁתַּ֖יִם לְ⁠דָרְיָ֑וֶשׁ</w:t>
-      </w:r>
-    </w:p>
-    <w:p>
-      <w:pPr/>
-      <w:r>
-        <w:rPr>
-          <w:lang w:val="hi_IN" w:bidi="hi_IN"/>
-        </w:rPr>
-      </w:r>
-      <w:r>
-        <w:rPr>
           <w:b/>
           <w:lang w:val="hi_IN" w:bidi="hi_IN"/>
         </w:rPr>
@@ -10964,20 +9681,6 @@
       </w:r>
       <w:r>
         <w:rPr>
-          <w:lang w:val="hi_IN" w:bidi="hi_IN"/>
-        </w:rPr>
-        <w:t>בְּ⁠עֶשְׂרִ֤ים וְ⁠אַרְבָּעָה֙ לַ⁠תְּשִׁיעִ֔י</w:t>
-      </w:r>
-    </w:p>
-    <w:p>
-      <w:pPr/>
-      <w:r>
-        <w:rPr>
-          <w:lang w:val="hi_IN" w:bidi="hi_IN"/>
-        </w:rPr>
-      </w:r>
-      <w:r>
-        <w:rPr>
           <w:b/>
           <w:lang w:val="hi_IN" w:bidi="hi_IN"/>
         </w:rPr>
@@ -11023,7 +9726,7 @@
         </w:rPr>
         <w:t xml:space="preserve"> का समय पश्चिमी कैलेण्डर में दिसंबर के मध्य के करीब होता है। देखें कि आपने </w:t>
       </w:r>
-      <w:hyperlink r:id="rId15">
+      <w:hyperlink r:id="rId13">
         <w:r>
           <w:rPr>
             <w:lang w:val="hi_IN" w:bidi="hi_IN"/>
@@ -11105,20 +9808,6 @@
       </w:r>
       <w:r>
         <w:rPr>
-          <w:lang w:val="hi_IN" w:bidi="hi_IN"/>
-        </w:rPr>
-        <w:t>הָיָה֙ דְּבַר־יְהוָ֔ה אֶל־חַגַּ֥י הַ⁠נָּבִ֖יא לֵ⁠אמֹֽר</w:t>
-      </w:r>
-    </w:p>
-    <w:p>
-      <w:pPr/>
-      <w:r>
-        <w:rPr>
-          <w:lang w:val="hi_IN" w:bidi="hi_IN"/>
-        </w:rPr>
-      </w:r>
-      <w:r>
-        <w:rPr>
           <w:b/>
           <w:lang w:val="hi_IN" w:bidi="hi_IN"/>
         </w:rPr>
@@ -11138,7 +9827,7 @@
         </w:rPr>
         <w:t xml:space="preserve">देखें कि आपने </w:t>
       </w:r>
-      <w:hyperlink r:id="rId15">
+      <w:hyperlink r:id="rId13">
         <w:r>
           <w:rPr>
             <w:lang w:val="hi_IN" w:bidi="hi_IN"/>
@@ -11232,20 +9921,6 @@
       </w:r>
       <w:r>
         <w:rPr>
-          <w:lang w:val="hi_IN" w:bidi="hi_IN"/>
-        </w:rPr>
-        <w:t>כֹּ֥ה אָמַ֖ר יְהוָ֣ה צְבָא֑וֹת שְׁאַל־נָ֧א אֶת־הַ⁠כֹּהֲנִ֛ים תּוֹרָ֖ה לֵ⁠אמֹֽר</w:t>
-      </w:r>
-    </w:p>
-    <w:p>
-      <w:pPr/>
-      <w:r>
-        <w:rPr>
-          <w:lang w:val="hi_IN" w:bidi="hi_IN"/>
-        </w:rPr>
-      </w:r>
-      <w:r>
-        <w:rPr>
           <w:b/>
           <w:lang w:val="hi_IN" w:bidi="hi_IN"/>
         </w:rPr>
@@ -11329,20 +10004,6 @@
       </w:r>
       <w:r>
         <w:rPr>
-          <w:lang w:val="hi_IN" w:bidi="hi_IN"/>
-        </w:rPr>
-        <w:t>הֵ֣ן ׀ יִשָּׂא־אִ֨ישׁ בְּשַׂר־קֹ֜דֶשׁ בִּ⁠כְנַ֣ף בִּגְד֗⁠וֹ וְ⁠נָגַ֣ע בִּ֠⁠כְנָפ⁠וֹ אֶל־הַ⁠לֶּ֨חֶם וְ⁠אֶל־הַ⁠נָּזִ֜יד וְ⁠אֶל־הַ⁠יַּ֧יִן וְ⁠אֶל־שֶׁ֛מֶן וְ⁠אֶל־כָּל־מַאֲכָ֖ל הֲ⁠יִקְדָּ֑שׁ</w:t>
-      </w:r>
-    </w:p>
-    <w:p>
-      <w:pPr/>
-      <w:r>
-        <w:rPr>
-          <w:lang w:val="hi_IN" w:bidi="hi_IN"/>
-        </w:rPr>
-      </w:r>
-      <w:r>
-        <w:rPr>
           <w:b/>
           <w:lang w:val="hi_IN" w:bidi="hi_IN"/>
         </w:rPr>
@@ -11426,20 +10087,6 @@
       </w:r>
       <w:r>
         <w:rPr>
-          <w:lang w:val="hi_IN" w:bidi="hi_IN"/>
-        </w:rPr>
-        <w:t>הֵ֣ן ׀ יִשָּׂא־אִ֨ישׁ בְּשַׂר־קֹ֜דֶשׁ בִּ⁠כְנַ֣ף בִּגְד֗⁠וֹ וְ⁠נָגַ֣ע בִּ֠⁠כְנָפ⁠וֹ אֶל־הַ⁠לֶּ֨חֶם וְ⁠אֶל־הַ⁠נָּזִ֜יד וְ⁠אֶל־הַ⁠יַּ֧יִן וְ⁠אֶל־שֶׁ֛מֶן וְ⁠אֶל־כָּל־מַאֲכָ֖ל הֲ⁠יִקְדָּ֑שׁ</w:t>
-      </w:r>
-    </w:p>
-    <w:p>
-      <w:pPr/>
-      <w:r>
-        <w:rPr>
-          <w:lang w:val="hi_IN" w:bidi="hi_IN"/>
-        </w:rPr>
-      </w:r>
-      <w:r>
-        <w:rPr>
           <w:b/>
           <w:lang w:val="hi_IN" w:bidi="hi_IN"/>
         </w:rPr>
@@ -11523,20 +10170,6 @@
       </w:r>
       <w:r>
         <w:rPr>
-          <w:lang w:val="hi_IN" w:bidi="hi_IN"/>
-        </w:rPr>
-        <w:t>בְּשַׂר־קֹ֜דֶשׁ</w:t>
-      </w:r>
-    </w:p>
-    <w:p>
-      <w:pPr/>
-      <w:r>
-        <w:rPr>
-          <w:lang w:val="hi_IN" w:bidi="hi_IN"/>
-        </w:rPr>
-      </w:r>
-      <w:r>
-        <w:rPr>
           <w:b/>
           <w:lang w:val="hi_IN" w:bidi="hi_IN"/>
         </w:rPr>
@@ -11633,20 +10266,6 @@
       </w:r>
       <w:r>
         <w:rPr>
-          <w:lang w:val="hi_IN" w:bidi="hi_IN"/>
-        </w:rPr>
-        <w:t>לֹֽא</w:t>
-      </w:r>
-    </w:p>
-    <w:p>
-      <w:pPr/>
-      <w:r>
-        <w:rPr>
-          <w:lang w:val="hi_IN" w:bidi="hi_IN"/>
-        </w:rPr>
-      </w:r>
-      <w:r>
-        <w:rPr>
           <w:b/>
           <w:lang w:val="hi_IN" w:bidi="hi_IN"/>
         </w:rPr>
@@ -11679,7 +10298,7 @@
         </w:rPr>
         <w:t xml:space="preserve"> को छूने से व्यक्ति “पवित्र” हो जाता है (और इसलिए कुछ विशेषाधिकार प्राप्त करता है लेकिन कुछ प्रतिबन्धों के अधीन भी हो जाता है, देखें </w:t>
       </w:r>
-      <w:hyperlink r:id="rId20">
+      <w:hyperlink r:id="rId18">
         <w:r>
           <w:rPr>
             <w:lang w:val="hi_IN" w:bidi="hi_IN"/>
@@ -11761,20 +10380,6 @@
       </w:r>
       <w:r>
         <w:rPr>
-          <w:lang w:val="hi_IN" w:bidi="hi_IN"/>
-        </w:rPr>
-        <w:t>טְמֵא־נֶ֛פֶשׁ</w:t>
-      </w:r>
-    </w:p>
-    <w:p>
-      <w:pPr/>
-      <w:r>
-        <w:rPr>
-          <w:lang w:val="hi_IN" w:bidi="hi_IN"/>
-        </w:rPr>
-      </w:r>
-      <w:r>
-        <w:rPr>
           <w:b/>
           <w:lang w:val="hi_IN" w:bidi="hi_IN"/>
         </w:rPr>
@@ -11871,20 +10476,6 @@
       </w:r>
       <w:r>
         <w:rPr>
-          <w:lang w:val="hi_IN" w:bidi="hi_IN"/>
-        </w:rPr>
-        <w:t>טְמֵא־נֶ֛פֶשׁ</w:t>
-      </w:r>
-    </w:p>
-    <w:p>
-      <w:pPr/>
-      <w:r>
-        <w:rPr>
-          <w:lang w:val="hi_IN" w:bidi="hi_IN"/>
-        </w:rPr>
-      </w:r>
-      <w:r>
-        <w:rPr>
           <w:b/>
           <w:lang w:val="hi_IN" w:bidi="hi_IN"/>
         </w:rPr>
@@ -11981,20 +10572,6 @@
       </w:r>
       <w:r>
         <w:rPr>
-          <w:lang w:val="hi_IN" w:bidi="hi_IN"/>
-        </w:rPr>
-        <w:t>טְמֵא־נֶ֛פֶשׁ</w:t>
-      </w:r>
-    </w:p>
-    <w:p>
-      <w:pPr/>
-      <w:r>
-        <w:rPr>
-          <w:lang w:val="hi_IN" w:bidi="hi_IN"/>
-        </w:rPr>
-      </w:r>
-      <w:r>
-        <w:rPr>
           <w:b/>
           <w:lang w:val="hi_IN" w:bidi="hi_IN"/>
         </w:rPr>
@@ -12014,7 +10591,7 @@
         </w:rPr>
         <w:t xml:space="preserve">हाग्गै और याजक इस ज्ञान को साझा करते हैं कि यदि कोई इस्राएली एक शव को छूता है, जो कि आनुष्ठानिक रूप से अशुद्ध है, तो वह इस्राएली स्वयं एक निश्चित अवधि के लिए धार्मिक रूप से अशुद्ध हो जाता है (देखें </w:t>
       </w:r>
-      <w:hyperlink r:id="rId21">
+      <w:hyperlink r:id="rId19">
         <w:r>
           <w:rPr>
             <w:lang w:val="hi_IN" w:bidi="hi_IN"/>
@@ -12096,20 +10673,6 @@
       </w:r>
       <w:r>
         <w:rPr>
-          <w:lang w:val="hi_IN" w:bidi="hi_IN"/>
-        </w:rPr>
-        <w:t>בְּ⁠כָל־אֵ֖לֶּה הֲ⁠יִטְמָ֑א</w:t>
-      </w:r>
-    </w:p>
-    <w:p>
-      <w:pPr/>
-      <w:r>
-        <w:rPr>
-          <w:lang w:val="hi_IN" w:bidi="hi_IN"/>
-        </w:rPr>
-      </w:r>
-      <w:r>
-        <w:rPr>
           <w:b/>
           <w:lang w:val="hi_IN" w:bidi="hi_IN"/>
         </w:rPr>
@@ -12219,20 +10782,6 @@
       </w:r>
       <w:r>
         <w:rPr>
-          <w:lang w:val="hi_IN" w:bidi="hi_IN"/>
-        </w:rPr>
-        <w:t>יִטְמָֽא</w:t>
-      </w:r>
-    </w:p>
-    <w:p>
-      <w:pPr/>
-      <w:r>
-        <w:rPr>
-          <w:lang w:val="hi_IN" w:bidi="hi_IN"/>
-        </w:rPr>
-      </w:r>
-      <w:r>
-        <w:rPr>
           <w:b/>
           <w:lang w:val="hi_IN" w:bidi="hi_IN"/>
         </w:rPr>
@@ -12316,20 +10865,6 @@
       </w:r>
       <w:r>
         <w:rPr>
-          <w:lang w:val="hi_IN" w:bidi="hi_IN"/>
-        </w:rPr>
-        <w:t>כֵּ֣ן הָֽ⁠עָם־הַ֠⁠זֶּה וְ⁠כֵן־הַ⁠גּ֨וֹי הַ⁠זֶּ֤ה לְ⁠פָנַ⁠י֙ נְאֻם־יְהוָ֔ה וְ⁠כֵ֖ן כָּל־מַעֲשֵׂ֣ה יְדֵי⁠הֶ֑ם וַ⁠אֲשֶׁ֥ר יַקְרִ֛יבוּ שָׁ֖ם טָמֵ֥א הֽוּא</w:t>
-      </w:r>
-    </w:p>
-    <w:p>
-      <w:pPr/>
-      <w:r>
-        <w:rPr>
-          <w:lang w:val="hi_IN" w:bidi="hi_IN"/>
-        </w:rPr>
-      </w:r>
-      <w:r>
-        <w:rPr>
           <w:b/>
           <w:lang w:val="hi_IN" w:bidi="hi_IN"/>
         </w:rPr>
@@ -12413,20 +10948,6 @@
       </w:r>
       <w:r>
         <w:rPr>
-          <w:lang w:val="hi_IN" w:bidi="hi_IN"/>
-        </w:rPr>
-        <w:t>כֵּ֣ן הָֽ⁠עָם־הַ֠⁠זֶּה וְ⁠כֵן־הַ⁠גּ֨וֹי הַ⁠זֶּ֤ה</w:t>
-      </w:r>
-    </w:p>
-    <w:p>
-      <w:pPr/>
-      <w:r>
-        <w:rPr>
-          <w:lang w:val="hi_IN" w:bidi="hi_IN"/>
-        </w:rPr>
-      </w:r>
-      <w:r>
-        <w:rPr>
           <w:b/>
           <w:lang w:val="hi_IN" w:bidi="hi_IN"/>
         </w:rPr>
@@ -12523,20 +11044,6 @@
       </w:r>
       <w:r>
         <w:rPr>
-          <w:lang w:val="hi_IN" w:bidi="hi_IN"/>
-        </w:rPr>
-        <w:t>כֵּ֣ן הָֽ⁠עָם־הַ֠⁠זֶּה וְ⁠כֵן־הַ⁠גּ֨וֹי הַ⁠זֶּ֤ה</w:t>
-      </w:r>
-    </w:p>
-    <w:p>
-      <w:pPr/>
-      <w:r>
-        <w:rPr>
-          <w:lang w:val="hi_IN" w:bidi="hi_IN"/>
-        </w:rPr>
-      </w:r>
-      <w:r>
-        <w:rPr>
           <w:b/>
           <w:lang w:val="hi_IN" w:bidi="hi_IN"/>
         </w:rPr>
@@ -12646,20 +11153,6 @@
       </w:r>
       <w:r>
         <w:rPr>
-          <w:lang w:val="hi_IN" w:bidi="hi_IN"/>
-        </w:rPr>
-        <w:t>לְ⁠פָנַ⁠י֙</w:t>
-      </w:r>
-    </w:p>
-    <w:p>
-      <w:pPr/>
-      <w:r>
-        <w:rPr>
-          <w:lang w:val="hi_IN" w:bidi="hi_IN"/>
-        </w:rPr>
-      </w:r>
-      <w:r>
-        <w:rPr>
           <w:b/>
           <w:lang w:val="hi_IN" w:bidi="hi_IN"/>
         </w:rPr>
@@ -12782,20 +11275,6 @@
       </w:r>
       <w:r>
         <w:rPr>
-          <w:lang w:val="hi_IN" w:bidi="hi_IN"/>
-        </w:rPr>
-        <w:t>לְ⁠פָנַ⁠י֙</w:t>
-      </w:r>
-    </w:p>
-    <w:p>
-      <w:pPr/>
-      <w:r>
-        <w:rPr>
-          <w:lang w:val="hi_IN" w:bidi="hi_IN"/>
-        </w:rPr>
-      </w:r>
-      <w:r>
-        <w:rPr>
           <w:b/>
           <w:lang w:val="hi_IN" w:bidi="hi_IN"/>
         </w:rPr>
@@ -12879,20 +11358,6 @@
       </w:r>
       <w:r>
         <w:rPr>
-          <w:lang w:val="hi_IN" w:bidi="hi_IN"/>
-        </w:rPr>
-        <w:t>וְ⁠כֵ֖ן כָּל־מַעֲשֵׂ֣ה יְדֵי⁠הֶ֑ם</w:t>
-      </w:r>
-    </w:p>
-    <w:p>
-      <w:pPr/>
-      <w:r>
-        <w:rPr>
-          <w:lang w:val="hi_IN" w:bidi="hi_IN"/>
-        </w:rPr>
-      </w:r>
-      <w:r>
-        <w:rPr>
           <w:b/>
           <w:lang w:val="hi_IN" w:bidi="hi_IN"/>
         </w:rPr>
@@ -13015,20 +11480,6 @@
       </w:r>
       <w:r>
         <w:rPr>
-          <w:lang w:val="hi_IN" w:bidi="hi_IN"/>
-        </w:rPr>
-        <w:t>וַ⁠אֲשֶׁ֥ר יַקְרִ֛יבוּ שָׁ֖ם טָמֵ֥א הֽוּא</w:t>
-      </w:r>
-    </w:p>
-    <w:p>
-      <w:pPr/>
-      <w:r>
-        <w:rPr>
-          <w:lang w:val="hi_IN" w:bidi="hi_IN"/>
-        </w:rPr>
-      </w:r>
-      <w:r>
-        <w:rPr>
           <w:b/>
           <w:lang w:val="hi_IN" w:bidi="hi_IN"/>
         </w:rPr>
@@ -13061,7 +11512,7 @@
         </w:rPr>
         <w:t xml:space="preserve"> से हाग्गै का तात्पर्य उस वेदी से है, जिसे लौटे हुए यहूदियों ने मन्दिर स्थल पर स्थापित किया था। यह </w:t>
       </w:r>
-      <w:hyperlink r:id="rId22">
+      <w:hyperlink r:id="rId20">
         <w:r>
           <w:rPr>
             <w:lang w:val="hi_IN" w:bidi="hi_IN"/>
@@ -13143,20 +11594,6 @@
       </w:r>
       <w:r>
         <w:rPr>
-          <w:lang w:val="hi_IN" w:bidi="hi_IN"/>
-        </w:rPr>
-        <w:t>שִֽׂימוּ־נָ֣א לְבַבְ⁠כֶ֔ם</w:t>
-      </w:r>
-    </w:p>
-    <w:p>
-      <w:pPr/>
-      <w:r>
-        <w:rPr>
-          <w:lang w:val="hi_IN" w:bidi="hi_IN"/>
-        </w:rPr>
-      </w:r>
-      <w:r>
-        <w:rPr>
           <w:b/>
           <w:lang w:val="hi_IN" w:bidi="hi_IN"/>
         </w:rPr>
@@ -13176,7 +11613,7 @@
         </w:rPr>
         <w:t xml:space="preserve">देखें कि आपने इस अभिव्यक्ति का अनुवाद </w:t>
       </w:r>
-      <w:hyperlink r:id="rId16">
+      <w:hyperlink r:id="rId14">
         <w:r>
           <w:rPr>
             <w:lang w:val="hi_IN" w:bidi="hi_IN"/>
@@ -13258,20 +11695,6 @@
       </w:r>
       <w:r>
         <w:rPr>
-          <w:lang w:val="hi_IN" w:bidi="hi_IN"/>
-        </w:rPr>
-        <w:t>מִן־הַ⁠יּ֥וֹם הַ⁠זֶּ֖ה וָ⁠מָ֑עְלָ⁠ה</w:t>
-      </w:r>
-    </w:p>
-    <w:p>
-      <w:pPr/>
-      <w:r>
-        <w:rPr>
-          <w:lang w:val="hi_IN" w:bidi="hi_IN"/>
-        </w:rPr>
-      </w:r>
-      <w:r>
-        <w:rPr>
           <w:b/>
           <w:lang w:val="hi_IN" w:bidi="hi_IN"/>
         </w:rPr>
@@ -13368,20 +11791,6 @@
       </w:r>
       <w:r>
         <w:rPr>
-          <w:lang w:val="hi_IN" w:bidi="hi_IN"/>
-        </w:rPr>
-        <w:t>מִ⁠טֶּ֧רֶם שֽׂוּם־אֶ֛בֶן אֶל־אֶ֖בֶן בְּ⁠הֵיכַ֥ל יְהוָֽה</w:t>
-      </w:r>
-    </w:p>
-    <w:p>
-      <w:pPr/>
-      <w:r>
-        <w:rPr>
-          <w:lang w:val="hi_IN" w:bidi="hi_IN"/>
-        </w:rPr>
-      </w:r>
-      <w:r>
-        <w:rPr>
           <w:b/>
           <w:lang w:val="hi_IN" w:bidi="hi_IN"/>
         </w:rPr>
@@ -13465,20 +11874,6 @@
       </w:r>
       <w:r>
         <w:rPr>
-          <w:lang w:val="hi_IN" w:bidi="hi_IN"/>
-        </w:rPr>
-        <w:t>בְּ⁠הֵיכַ֥ל יְהוָֽה</w:t>
-      </w:r>
-    </w:p>
-    <w:p>
-      <w:pPr/>
-      <w:r>
-        <w:rPr>
-          <w:lang w:val="hi_IN" w:bidi="hi_IN"/>
-        </w:rPr>
-      </w:r>
-      <w:r>
-        <w:rPr>
           <w:b/>
           <w:lang w:val="hi_IN" w:bidi="hi_IN"/>
         </w:rPr>
@@ -13562,20 +11957,6 @@
       </w:r>
       <w:r>
         <w:rPr>
-          <w:lang w:val="hi_IN" w:bidi="hi_IN"/>
-        </w:rPr>
-        <w:t>מִֽ⁠הְיוֹתָ֥⁠ם</w:t>
-      </w:r>
-    </w:p>
-    <w:p>
-      <w:pPr/>
-      <w:r>
-        <w:rPr>
-          <w:lang w:val="hi_IN" w:bidi="hi_IN"/>
-        </w:rPr>
-      </w:r>
-      <w:r>
-        <w:rPr>
           <w:b/>
           <w:lang w:val="hi_IN" w:bidi="hi_IN"/>
         </w:rPr>
@@ -13672,20 +12053,6 @@
       </w:r>
       <w:r>
         <w:rPr>
-          <w:lang w:val="hi_IN" w:bidi="hi_IN"/>
-        </w:rPr>
-        <w:t>בָּא֙ אֶל־עֲרֵמַ֣ת עֶשְׂרִ֔ים וְ⁠הָיְתָ֖ה עֲשָׂרָ֑ה</w:t>
-      </w:r>
-    </w:p>
-    <w:p>
-      <w:pPr/>
-      <w:r>
-        <w:rPr>
-          <w:lang w:val="hi_IN" w:bidi="hi_IN"/>
-        </w:rPr>
-      </w:r>
-      <w:r>
-        <w:rPr>
           <w:b/>
           <w:lang w:val="hi_IN" w:bidi="hi_IN"/>
         </w:rPr>
@@ -13769,20 +12136,6 @@
       </w:r>
       <w:r>
         <w:rPr>
-          <w:lang w:val="hi_IN" w:bidi="hi_IN"/>
-        </w:rPr>
-        <w:t>בָּא֙ אֶל־עֲרֵמַ֣ת עֶשְׂרִ֔ים וְ⁠הָיְתָ֖ה עֲשָׂרָ֑ה</w:t>
-      </w:r>
-    </w:p>
-    <w:p>
-      <w:pPr/>
-      <w:r>
-        <w:rPr>
-          <w:lang w:val="hi_IN" w:bidi="hi_IN"/>
-        </w:rPr>
-      </w:r>
-      <w:r>
-        <w:rPr>
           <w:b/>
           <w:lang w:val="hi_IN" w:bidi="hi_IN"/>
         </w:rPr>
@@ -13873,20 +12226,6 @@
       </w:r>
       <w:r>
         <w:rPr>
-          <w:lang w:val="hi_IN" w:bidi="hi_IN"/>
-        </w:rPr>
-        <w:t>בָּ֣א אֶל־הַ⁠יֶּ֗קֶב לַ⁠חְשֹׂף֙ חֲמִשִּׁ֣ים פּוּרָ֔ה וְ⁠הָיְתָ֖ה עֶשְׂרִֽים</w:t>
-      </w:r>
-    </w:p>
-    <w:p>
-      <w:pPr/>
-      <w:r>
-        <w:rPr>
-          <w:lang w:val="hi_IN" w:bidi="hi_IN"/>
-        </w:rPr>
-      </w:r>
-      <w:r>
-        <w:rPr>
           <w:b/>
           <w:lang w:val="hi_IN" w:bidi="hi_IN"/>
         </w:rPr>
@@ -13970,20 +12309,6 @@
       </w:r>
       <w:r>
         <w:rPr>
-          <w:lang w:val="hi_IN" w:bidi="hi_IN"/>
-        </w:rPr>
-        <w:t>חֲמִשִּׁ֣ים פּוּרָ֔ה</w:t>
-      </w:r>
-    </w:p>
-    <w:p>
-      <w:pPr/>
-      <w:r>
-        <w:rPr>
-          <w:lang w:val="hi_IN" w:bidi="hi_IN"/>
-        </w:rPr>
-      </w:r>
-      <w:r>
-        <w:rPr>
           <w:b/>
           <w:lang w:val="hi_IN" w:bidi="hi_IN"/>
         </w:rPr>
@@ -14080,20 +12405,6 @@
       </w:r>
       <w:r>
         <w:rPr>
-          <w:lang w:val="hi_IN" w:bidi="hi_IN"/>
-        </w:rPr>
-        <w:t>הִכֵּ֨יתִי אֶתְ⁠כֶ֜ם בַּ⁠שִּׁדָּפ֤וֹן וּ⁠בַ⁠יֵּֽרָקוֹן֙ וּ⁠בַ⁠בָּרָ֔ד אֵ֖ת כָּל־מַעֲשֵׂ֣ה יְדֵי⁠כֶ֑ם וְ⁠אֵין־אֶתְ⁠כֶ֥ם אֵלַ֖⁠י נְאֻם־יְהוָֽה</w:t>
-      </w:r>
-    </w:p>
-    <w:p>
-      <w:pPr/>
-      <w:r>
-        <w:rPr>
-          <w:lang w:val="hi_IN" w:bidi="hi_IN"/>
-        </w:rPr>
-      </w:r>
-      <w:r>
-        <w:rPr>
           <w:b/>
           <w:lang w:val="hi_IN" w:bidi="hi_IN"/>
         </w:rPr>
@@ -14201,20 +12512,6 @@
       </w:r>
       <w:r>
         <w:rPr>
-          <w:lang w:val="hi_IN" w:bidi="hi_IN"/>
-        </w:rPr>
-        <w:t>אֵ֖ת כָּל־מַעֲשֵׂ֣ה יְדֵי⁠כֶ֑ם</w:t>
-      </w:r>
-    </w:p>
-    <w:p>
-      <w:pPr/>
-      <w:r>
-        <w:rPr>
-          <w:lang w:val="hi_IN" w:bidi="hi_IN"/>
-        </w:rPr>
-      </w:r>
-      <w:r>
-        <w:rPr>
           <w:b/>
           <w:lang w:val="hi_IN" w:bidi="hi_IN"/>
         </w:rPr>
@@ -14324,20 +12621,6 @@
       </w:r>
       <w:r>
         <w:rPr>
-          <w:lang w:val="hi_IN" w:bidi="hi_IN"/>
-        </w:rPr>
-        <w:t>אֵ֖ת כָּל־מַעֲשֵׂ֣ה יְדֵי⁠כֶ֑ם</w:t>
-      </w:r>
-    </w:p>
-    <w:p>
-      <w:pPr/>
-      <w:r>
-        <w:rPr>
-          <w:lang w:val="hi_IN" w:bidi="hi_IN"/>
-        </w:rPr>
-      </w:r>
-      <w:r>
-        <w:rPr>
           <w:b/>
           <w:lang w:val="hi_IN" w:bidi="hi_IN"/>
         </w:rPr>
@@ -14383,7 +12666,7 @@
         </w:rPr>
         <w:t xml:space="preserve"> वाक्यांश का उपयोग हुआ है। देखें कि आपने </w:t>
       </w:r>
-      <w:hyperlink r:id="rId23">
+      <w:hyperlink r:id="rId21">
         <w:r>
           <w:rPr>
             <w:lang w:val="hi_IN" w:bidi="hi_IN"/>
@@ -14465,20 +12748,6 @@
       </w:r>
       <w:r>
         <w:rPr>
-          <w:lang w:val="hi_IN" w:bidi="hi_IN"/>
-        </w:rPr>
-        <w:t>וְ⁠אֵין־אֶתְ⁠כֶ֥ם אֵלַ֖⁠י</w:t>
-      </w:r>
-    </w:p>
-    <w:p>
-      <w:pPr/>
-      <w:r>
-        <w:rPr>
-          <w:lang w:val="hi_IN" w:bidi="hi_IN"/>
-        </w:rPr>
-      </w:r>
-      <w:r>
-        <w:rPr>
           <w:b/>
           <w:lang w:val="hi_IN" w:bidi="hi_IN"/>
         </w:rPr>
@@ -14562,20 +12831,6 @@
       </w:r>
       <w:r>
         <w:rPr>
-          <w:lang w:val="hi_IN" w:bidi="hi_IN"/>
-        </w:rPr>
-        <w:t>שִׂימוּ &amp; לְבַבְ⁠כֶ֔ם</w:t>
-      </w:r>
-    </w:p>
-    <w:p>
-      <w:pPr/>
-      <w:r>
-        <w:rPr>
-          <w:lang w:val="hi_IN" w:bidi="hi_IN"/>
-        </w:rPr>
-      </w:r>
-      <w:r>
-        <w:rPr>
           <w:b/>
           <w:lang w:val="hi_IN" w:bidi="hi_IN"/>
         </w:rPr>
@@ -14595,7 +12850,7 @@
         </w:rPr>
         <w:t xml:space="preserve">देखें कि आपने </w:t>
       </w:r>
-      <w:hyperlink r:id="rId16">
+      <w:hyperlink r:id="rId14">
         <w:r>
           <w:rPr>
             <w:lang w:val="hi_IN" w:bidi="hi_IN"/>
@@ -14677,20 +12932,6 @@
       </w:r>
       <w:r>
         <w:rPr>
-          <w:lang w:val="hi_IN" w:bidi="hi_IN"/>
-        </w:rPr>
-        <w:t>מִן־הַ⁠יּ֥וֹם הַ⁠זֶּ֖ה וָ⁠מָ֑עְלָ⁠ה מִ⁠יּוֹם֩ עֶשְׂרִ֨ים וְ⁠אַרְבָּעָ֜ה לַ⁠תְּשִׁיעִ֗י לְ⁠מִן־הַ⁠יּ֛וֹם אֲשֶׁר־יֻסַּ֥ד הֵֽיכַל־יְהוָ֖ה</w:t>
-      </w:r>
-    </w:p>
-    <w:p>
-      <w:pPr/>
-      <w:r>
-        <w:rPr>
-          <w:lang w:val="hi_IN" w:bidi="hi_IN"/>
-        </w:rPr>
-      </w:r>
-      <w:r>
-        <w:rPr>
           <w:b/>
           <w:lang w:val="hi_IN" w:bidi="hi_IN"/>
         </w:rPr>
@@ -14710,7 +12951,7 @@
         </w:rPr>
         <w:t xml:space="preserve">जैसा कि </w:t>
       </w:r>
-      <w:hyperlink r:id="rId24">
+      <w:hyperlink r:id="rId22">
         <w:r>
           <w:rPr>
             <w:lang w:val="hi_IN" w:bidi="hi_IN"/>
@@ -14741,7 +12982,7 @@
         </w:rPr>
         <w:t xml:space="preserve"> यहूदियों के बँधुआई से लौटने के बाद की पूरी अवधि को सन्दर्भित करता है। ** नौवें महीने के चौबीसवें दिन** का अर्थ दारा के दूसरे वर्ष में उस तारीख से है, जैसा कि </w:t>
       </w:r>
-      <w:hyperlink r:id="rId25">
+      <w:hyperlink r:id="rId23">
         <w:r>
           <w:rPr>
             <w:lang w:val="hi_IN" w:bidi="hi_IN"/>
@@ -14823,20 +13064,6 @@
       </w:r>
       <w:r>
         <w:rPr>
-          <w:lang w:val="hi_IN" w:bidi="hi_IN"/>
-        </w:rPr>
-        <w:t>מִ⁠יּוֹם֩ עֶשְׂרִ֨ים וְ⁠אַרְבָּעָ֜ה לַ⁠תְּשִׁיעִ֗י</w:t>
-      </w:r>
-    </w:p>
-    <w:p>
-      <w:pPr/>
-      <w:r>
-        <w:rPr>
-          <w:lang w:val="hi_IN" w:bidi="hi_IN"/>
-        </w:rPr>
-      </w:r>
-      <w:r>
-        <w:rPr>
           <w:b/>
           <w:lang w:val="hi_IN" w:bidi="hi_IN"/>
         </w:rPr>
@@ -14920,20 +13147,6 @@
       </w:r>
       <w:r>
         <w:rPr>
-          <w:lang w:val="hi_IN" w:bidi="hi_IN"/>
-        </w:rPr>
-        <w:t>מִ⁠יּוֹם֩ עֶשְׂרִ֨ים וְ⁠אַרְבָּעָ֜ה לַ⁠תְּשִׁיעִ֗י</w:t>
-      </w:r>
-    </w:p>
-    <w:p>
-      <w:pPr/>
-      <w:r>
-        <w:rPr>
-          <w:lang w:val="hi_IN" w:bidi="hi_IN"/>
-        </w:rPr>
-      </w:r>
-      <w:r>
-        <w:rPr>
           <w:b/>
           <w:lang w:val="hi_IN" w:bidi="hi_IN"/>
         </w:rPr>
@@ -14953,7 +13166,7 @@
         </w:rPr>
         <w:t xml:space="preserve">यदि आपकी भाषा में क्रमवाचक संख्या का उपयोग नहीं होता है, तो आप यहाँ मूल संख्या का उपयोग कर सकते हैं। देखें कि आपने </w:t>
       </w:r>
-      <w:hyperlink r:id="rId25">
+      <w:hyperlink r:id="rId23">
         <w:r>
           <w:rPr>
             <w:lang w:val="hi_IN" w:bidi="hi_IN"/>
@@ -15035,20 +13248,6 @@
       </w:r>
       <w:r>
         <w:rPr>
-          <w:lang w:val="hi_IN" w:bidi="hi_IN"/>
-        </w:rPr>
-        <w:t>יֻסַּ֥ד הֵֽיכַל־יְהוָ֖ה</w:t>
-      </w:r>
-    </w:p>
-    <w:p>
-      <w:pPr/>
-      <w:r>
-        <w:rPr>
-          <w:lang w:val="hi_IN" w:bidi="hi_IN"/>
-        </w:rPr>
-      </w:r>
-      <w:r>
-        <w:rPr>
           <w:b/>
           <w:lang w:val="hi_IN" w:bidi="hi_IN"/>
         </w:rPr>
@@ -15132,20 +13331,6 @@
       </w:r>
       <w:r>
         <w:rPr>
-          <w:lang w:val="hi_IN" w:bidi="hi_IN"/>
-        </w:rPr>
-        <w:t>הֵֽיכַל־יְהוָ֖ה</w:t>
-      </w:r>
-    </w:p>
-    <w:p>
-      <w:pPr/>
-      <w:r>
-        <w:rPr>
-          <w:lang w:val="hi_IN" w:bidi="hi_IN"/>
-        </w:rPr>
-      </w:r>
-      <w:r>
-        <w:rPr>
           <w:b/>
           <w:lang w:val="hi_IN" w:bidi="hi_IN"/>
         </w:rPr>
@@ -15229,20 +13414,6 @@
       </w:r>
       <w:r>
         <w:rPr>
-          <w:lang w:val="hi_IN" w:bidi="hi_IN"/>
-        </w:rPr>
-        <w:t>שִׂ֥ימוּ לְבַבְ⁠כֶֽם</w:t>
-      </w:r>
-    </w:p>
-    <w:p>
-      <w:pPr/>
-      <w:r>
-        <w:rPr>
-          <w:lang w:val="hi_IN" w:bidi="hi_IN"/>
-        </w:rPr>
-      </w:r>
-      <w:r>
-        <w:rPr>
           <w:b/>
           <w:lang w:val="hi_IN" w:bidi="hi_IN"/>
         </w:rPr>
@@ -15262,7 +13433,7 @@
         </w:rPr>
         <w:t xml:space="preserve">देखें कि आपने इस वाक्यांश का </w:t>
       </w:r>
-      <w:hyperlink r:id="rId16">
+      <w:hyperlink r:id="rId14">
         <w:r>
           <w:rPr>
             <w:lang w:val="hi_IN" w:bidi="hi_IN"/>
@@ -15344,20 +13515,6 @@
       </w:r>
       <w:r>
         <w:rPr>
-          <w:lang w:val="hi_IN" w:bidi="hi_IN"/>
-        </w:rPr>
-        <w:t>הַ⁠ע֤וֹד הַ⁠זֶּ֨רַע֙ בַּ⁠מְּגוּרָ֔ה</w:t>
-      </w:r>
-    </w:p>
-    <w:p>
-      <w:pPr/>
-      <w:r>
-        <w:rPr>
-          <w:lang w:val="hi_IN" w:bidi="hi_IN"/>
-        </w:rPr>
-      </w:r>
-      <w:r>
-        <w:rPr>
           <w:b/>
           <w:lang w:val="hi_IN" w:bidi="hi_IN"/>
         </w:rPr>
@@ -15465,20 +13622,6 @@
       </w:r>
       <w:r>
         <w:rPr>
-          <w:lang w:val="hi_IN" w:bidi="hi_IN"/>
-        </w:rPr>
-        <w:t>מִן־הַ⁠יּ֥וֹם הַ⁠זֶּ֖ה אֲבָרֵֽךְ</w:t>
-      </w:r>
-    </w:p>
-    <w:p>
-      <w:pPr/>
-      <w:r>
-        <w:rPr>
-          <w:lang w:val="hi_IN" w:bidi="hi_IN"/>
-        </w:rPr>
-      </w:r>
-      <w:r>
-        <w:rPr>
           <w:b/>
           <w:lang w:val="hi_IN" w:bidi="hi_IN"/>
         </w:rPr>
@@ -15581,20 +13724,6 @@
       </w:r>
       <w:r>
         <w:rPr>
-          <w:lang w:val="hi_IN" w:bidi="hi_IN"/>
-        </w:rPr>
-        <w:t>מִן־הַ⁠יּ֥וֹם הַ⁠זֶּ֖ה</w:t>
-      </w:r>
-    </w:p>
-    <w:p>
-      <w:pPr/>
-      <w:r>
-        <w:rPr>
-          <w:lang w:val="hi_IN" w:bidi="hi_IN"/>
-        </w:rPr>
-      </w:r>
-      <w:r>
-        <w:rPr>
           <w:b/>
           <w:lang w:val="hi_IN" w:bidi="hi_IN"/>
         </w:rPr>
@@ -15678,20 +13807,6 @@
       </w:r>
       <w:r>
         <w:rPr>
-          <w:lang w:val="hi_IN" w:bidi="hi_IN"/>
-        </w:rPr>
-        <w:t>וַ⁠יְהִ֨י דְבַר־יְהוָ֤ה ׀ שֵׁנִית֙ אֶל־חַגַּ֔י</w:t>
-      </w:r>
-    </w:p>
-    <w:p>
-      <w:pPr/>
-      <w:r>
-        <w:rPr>
-          <w:lang w:val="hi_IN" w:bidi="hi_IN"/>
-        </w:rPr>
-      </w:r>
-      <w:r>
-        <w:rPr>
           <w:b/>
           <w:lang w:val="hi_IN" w:bidi="hi_IN"/>
         </w:rPr>
@@ -15711,7 +13826,7 @@
         </w:rPr>
         <w:t xml:space="preserve">देखें कि आपने </w:t>
       </w:r>
-      <w:hyperlink r:id="rId25">
+      <w:hyperlink r:id="rId23">
         <w:r>
           <w:rPr>
             <w:lang w:val="hi_IN" w:bidi="hi_IN"/>
@@ -15793,20 +13908,6 @@
       </w:r>
       <w:r>
         <w:rPr>
-          <w:lang w:val="hi_IN" w:bidi="hi_IN"/>
-        </w:rPr>
-        <w:t>שֵׁנִית֙</w:t>
-      </w:r>
-    </w:p>
-    <w:p>
-      <w:pPr/>
-      <w:r>
-        <w:rPr>
-          <w:lang w:val="hi_IN" w:bidi="hi_IN"/>
-        </w:rPr>
-      </w:r>
-      <w:r>
-        <w:rPr>
           <w:b/>
           <w:lang w:val="hi_IN" w:bidi="hi_IN"/>
         </w:rPr>
@@ -15890,20 +13991,6 @@
       </w:r>
       <w:r>
         <w:rPr>
-          <w:lang w:val="hi_IN" w:bidi="hi_IN"/>
-        </w:rPr>
-        <w:t>בְּ⁠עֶשְׂרִ֧ים וְ⁠אַרְבָּעָ֛ה לַ⁠חֹ֖דֶשׁ</w:t>
-      </w:r>
-    </w:p>
-    <w:p>
-      <w:pPr/>
-      <w:r>
-        <w:rPr>
-          <w:lang w:val="hi_IN" w:bidi="hi_IN"/>
-        </w:rPr>
-      </w:r>
-      <w:r>
-        <w:rPr>
           <w:b/>
           <w:lang w:val="hi_IN" w:bidi="hi_IN"/>
         </w:rPr>
@@ -15987,20 +14074,6 @@
       </w:r>
       <w:r>
         <w:rPr>
-          <w:lang w:val="hi_IN" w:bidi="hi_IN"/>
-        </w:rPr>
-        <w:t>בְּ⁠עֶשְׂרִ֧ים וְ⁠אַרְבָּעָ֛ה לַ⁠חֹ֖דֶשׁ</w:t>
-      </w:r>
-    </w:p>
-    <w:p>
-      <w:pPr/>
-      <w:r>
-        <w:rPr>
-          <w:lang w:val="hi_IN" w:bidi="hi_IN"/>
-        </w:rPr>
-      </w:r>
-      <w:r>
-        <w:rPr>
           <w:b/>
           <w:lang w:val="hi_IN" w:bidi="hi_IN"/>
         </w:rPr>
@@ -16103,7 +14176,7 @@
         </w:rPr>
         <w:t xml:space="preserve">देखें कि आपने </w:t>
       </w:r>
-      <w:hyperlink r:id="rId25">
+      <w:hyperlink r:id="rId23">
         <w:r>
           <w:rPr>
             <w:lang w:val="hi_IN" w:bidi="hi_IN"/>
@@ -16185,20 +14258,6 @@
       </w:r>
       <w:r>
         <w:rPr>
-          <w:lang w:val="hi_IN" w:bidi="hi_IN"/>
-        </w:rPr>
-        <w:t>אֱמֹ֕ר אֶל־זְרֻבָּבֶ֥ל פַּֽחַת־יְהוּדָ֖ה לֵ⁠אמֹ֑ר אֲנִ֣י מַרְעִ֔ישׁ אֶת־הַ⁠שָּׁמַ֖יִם וְ⁠אֶת־הָ⁠אָֽרֶץ</w:t>
-      </w:r>
-    </w:p>
-    <w:p>
-      <w:pPr/>
-      <w:r>
-        <w:rPr>
-          <w:lang w:val="hi_IN" w:bidi="hi_IN"/>
-        </w:rPr>
-      </w:r>
-      <w:r>
-        <w:rPr>
           <w:b/>
           <w:lang w:val="hi_IN" w:bidi="hi_IN"/>
         </w:rPr>
@@ -16282,20 +14341,6 @@
       </w:r>
       <w:r>
         <w:rPr>
-          <w:lang w:val="hi_IN" w:bidi="hi_IN"/>
-        </w:rPr>
-        <w:t>אֲנִ֣י מַרְעִ֔ישׁ אֶת־הַ⁠שָּׁמַ֖יִם וְ⁠אֶת־הָ⁠אָֽרֶץ</w:t>
-      </w:r>
-    </w:p>
-    <w:p>
-      <w:pPr/>
-      <w:r>
-        <w:rPr>
-          <w:lang w:val="hi_IN" w:bidi="hi_IN"/>
-        </w:rPr>
-      </w:r>
-      <w:r>
-        <w:rPr>
           <w:b/>
           <w:lang w:val="hi_IN" w:bidi="hi_IN"/>
         </w:rPr>
@@ -16315,7 +14360,7 @@
         </w:rPr>
         <w:t xml:space="preserve">देखें कि आपने </w:t>
       </w:r>
-      <w:hyperlink r:id="rId26">
+      <w:hyperlink r:id="rId24">
         <w:r>
           <w:rPr>
             <w:lang w:val="hi_IN" w:bidi="hi_IN"/>
@@ -16397,20 +14442,6 @@
       </w:r>
       <w:r>
         <w:rPr>
-          <w:lang w:val="hi_IN" w:bidi="hi_IN"/>
-        </w:rPr>
-        <w:t>אֶת־הַ⁠שָּׁמַ֖יִם וְ⁠אֶת־הָ⁠אָֽרֶץ</w:t>
-      </w:r>
-    </w:p>
-    <w:p>
-      <w:pPr/>
-      <w:r>
-        <w:rPr>
-          <w:lang w:val="hi_IN" w:bidi="hi_IN"/>
-        </w:rPr>
-      </w:r>
-      <w:r>
-        <w:rPr>
           <w:b/>
           <w:lang w:val="hi_IN" w:bidi="hi_IN"/>
         </w:rPr>
@@ -16456,7 +14487,7 @@
         </w:rPr>
         <w:t xml:space="preserve"> का उपयोग पूरी सृष्टि का प्रतिनिधित्व करने के लिए कर रहे हैं। देखें कि आपने </w:t>
       </w:r>
-      <w:hyperlink r:id="rId26">
+      <w:hyperlink r:id="rId24">
         <w:r>
           <w:rPr>
             <w:lang w:val="hi_IN" w:bidi="hi_IN"/>
@@ -16538,20 +14569,6 @@
       </w:r>
       <w:r>
         <w:rPr>
-          <w:lang w:val="hi_IN" w:bidi="hi_IN"/>
-        </w:rPr>
-        <w:t>כִּסֵּ֣א מַמְלָכ֔וֹת</w:t>
-      </w:r>
-    </w:p>
-    <w:p>
-      <w:pPr/>
-      <w:r>
-        <w:rPr>
-          <w:lang w:val="hi_IN" w:bidi="hi_IN"/>
-        </w:rPr>
-      </w:r>
-      <w:r>
-        <w:rPr>
           <w:b/>
           <w:lang w:val="hi_IN" w:bidi="hi_IN"/>
         </w:rPr>
@@ -16661,20 +14678,6 @@
       </w:r>
       <w:r>
         <w:rPr>
-          <w:lang w:val="hi_IN" w:bidi="hi_IN"/>
-        </w:rPr>
-        <w:t>כִּסֵּ֣א מַמְלָכ֔וֹת</w:t>
-      </w:r>
-    </w:p>
-    <w:p>
-      <w:pPr/>
-      <w:r>
-        <w:rPr>
-          <w:lang w:val="hi_IN" w:bidi="hi_IN"/>
-        </w:rPr>
-      </w:r>
-      <w:r>
-        <w:rPr>
           <w:b/>
           <w:lang w:val="hi_IN" w:bidi="hi_IN"/>
         </w:rPr>
@@ -16784,20 +14787,6 @@
       </w:r>
       <w:r>
         <w:rPr>
-          <w:lang w:val="hi_IN" w:bidi="hi_IN"/>
-        </w:rPr>
-        <w:t>וְ⁠הָפַכְתִּ֤י מֶרְכָּבָה֙ וְ⁠רֹ֣כְבֶ֔י⁠הָ וְ⁠יָרְד֤וּ סוּסִים֙ וְ⁠רֹ֣כְבֵי⁠הֶ֔ם</w:t>
-      </w:r>
-    </w:p>
-    <w:p>
-      <w:pPr/>
-      <w:r>
-        <w:rPr>
-          <w:lang w:val="hi_IN" w:bidi="hi_IN"/>
-        </w:rPr>
-      </w:r>
-      <w:r>
-        <w:rPr>
           <w:b/>
           <w:lang w:val="hi_IN" w:bidi="hi_IN"/>
         </w:rPr>
@@ -16881,20 +14870,6 @@
       </w:r>
       <w:r>
         <w:rPr>
-          <w:lang w:val="hi_IN" w:bidi="hi_IN"/>
-        </w:rPr>
-        <w:t>מֶרְכָּבָה֙ וְ⁠רֹ֣כְבֶ֔י⁠הָ</w:t>
-      </w:r>
-    </w:p>
-    <w:p>
-      <w:pPr/>
-      <w:r>
-        <w:rPr>
-          <w:lang w:val="hi_IN" w:bidi="hi_IN"/>
-        </w:rPr>
-      </w:r>
-      <w:r>
-        <w:rPr>
           <w:b/>
           <w:lang w:val="hi_IN" w:bidi="hi_IN"/>
         </w:rPr>
@@ -17004,20 +14979,6 @@
       </w:r>
       <w:r>
         <w:rPr>
-          <w:lang w:val="hi_IN" w:bidi="hi_IN"/>
-        </w:rPr>
-        <w:t>וְ⁠יָרְד֤וּ</w:t>
-      </w:r>
-    </w:p>
-    <w:p>
-      <w:pPr/>
-      <w:r>
-        <w:rPr>
-          <w:lang w:val="hi_IN" w:bidi="hi_IN"/>
-        </w:rPr>
-      </w:r>
-      <w:r>
-        <w:rPr>
           <w:b/>
           <w:lang w:val="hi_IN" w:bidi="hi_IN"/>
         </w:rPr>
@@ -17153,20 +15114,6 @@
       </w:r>
       <w:r>
         <w:rPr>
-          <w:lang w:val="hi_IN" w:bidi="hi_IN"/>
-        </w:rPr>
-        <w:t>אִ֖ישׁ בְּ⁠חֶ֥רֶב אָחִֽי⁠ו</w:t>
-      </w:r>
-    </w:p>
-    <w:p>
-      <w:pPr/>
-      <w:r>
-        <w:rPr>
-          <w:lang w:val="hi_IN" w:bidi="hi_IN"/>
-        </w:rPr>
-      </w:r>
-      <w:r>
-        <w:rPr>
           <w:b/>
           <w:lang w:val="hi_IN" w:bidi="hi_IN"/>
         </w:rPr>
@@ -17186,7 +15133,7 @@
         </w:rPr>
         <w:t xml:space="preserve">देखें कि आपने वाक्यांश "हर एक" के समान उपयोग का अनुवाद </w:t>
       </w:r>
-      <w:hyperlink r:id="rId27">
+      <w:hyperlink r:id="rId25">
         <w:r>
           <w:rPr>
             <w:lang w:val="hi_IN" w:bidi="hi_IN"/>
@@ -17268,20 +15215,6 @@
       </w:r>
       <w:r>
         <w:rPr>
-          <w:lang w:val="hi_IN" w:bidi="hi_IN"/>
-        </w:rPr>
-        <w:t>אִ֖ישׁ בְּ⁠חֶ֥רֶב אָחִֽי⁠ו</w:t>
-      </w:r>
-    </w:p>
-    <w:p>
-      <w:pPr/>
-      <w:r>
-        <w:rPr>
-          <w:lang w:val="hi_IN" w:bidi="hi_IN"/>
-        </w:rPr>
-      </w:r>
-      <w:r>
-        <w:rPr>
           <w:b/>
           <w:lang w:val="hi_IN" w:bidi="hi_IN"/>
         </w:rPr>
@@ -17378,20 +15311,6 @@
       </w:r>
       <w:r>
         <w:rPr>
-          <w:lang w:val="hi_IN" w:bidi="hi_IN"/>
-        </w:rPr>
-        <w:t>אָחִֽי⁠ו</w:t>
-      </w:r>
-    </w:p>
-    <w:p>
-      <w:pPr/>
-      <w:r>
-        <w:rPr>
-          <w:lang w:val="hi_IN" w:bidi="hi_IN"/>
-        </w:rPr>
-      </w:r>
-      <w:r>
-        <w:rPr>
           <w:b/>
           <w:lang w:val="hi_IN" w:bidi="hi_IN"/>
         </w:rPr>
@@ -17488,20 +15407,6 @@
       </w:r>
       <w:r>
         <w:rPr>
-          <w:lang w:val="hi_IN" w:bidi="hi_IN"/>
-        </w:rPr>
-        <w:t>בַּ⁠יּ֣וֹם הַ⁠ה֣וּא נְאֻם־יְהוָ֣ה צְבָא֡וֹת אֶ֠קָּחֲ⁠ךָ זְרֻבָּבֶ֨ל בֶּן־שְׁאַלְתִּיאֵ֤ל עַבְדִּ⁠י֙ נְאֻם־יְהוָ֔ה וְ⁠שַׂמְתִּ֖י⁠ךָ כַּֽ⁠חוֹתָ֑ם כִּֽי־בְ⁠ךָ֣ בָחַ֔רְתִּי נְאֻ֖ם יְהוָ֥ה צְבָאֽוֹת</w:t>
-      </w:r>
-    </w:p>
-    <w:p>
-      <w:pPr/>
-      <w:r>
-        <w:rPr>
-          <w:lang w:val="hi_IN" w:bidi="hi_IN"/>
-        </w:rPr>
-      </w:r>
-      <w:r>
-        <w:rPr>
           <w:b/>
           <w:lang w:val="hi_IN" w:bidi="hi_IN"/>
         </w:rPr>
@@ -17585,20 +15490,6 @@
       </w:r>
       <w:r>
         <w:rPr>
-          <w:lang w:val="hi_IN" w:bidi="hi_IN"/>
-        </w:rPr>
-        <w:t>בַּ⁠יּ֣וֹם הַ⁠ה֣וּא</w:t>
-      </w:r>
-    </w:p>
-    <w:p>
-      <w:pPr/>
-      <w:r>
-        <w:rPr>
-          <w:lang w:val="hi_IN" w:bidi="hi_IN"/>
-        </w:rPr>
-      </w:r>
-      <w:r>
-        <w:rPr>
           <w:b/>
           <w:lang w:val="hi_IN" w:bidi="hi_IN"/>
         </w:rPr>
@@ -17695,20 +15586,6 @@
       </w:r>
       <w:r>
         <w:rPr>
-          <w:lang w:val="hi_IN" w:bidi="hi_IN"/>
-        </w:rPr>
-        <w:t>אֶ֠קָּחֲ⁠ךָ &amp; וְ⁠שַׂמְתִּ֖י⁠ךָ &amp; בְ⁠ךָ֣ בָחַ֔רְתִּי</w:t>
-      </w:r>
-    </w:p>
-    <w:p>
-      <w:pPr/>
-      <w:r>
-        <w:rPr>
-          <w:lang w:val="hi_IN" w:bidi="hi_IN"/>
-        </w:rPr>
-      </w:r>
-      <w:r>
-        <w:rPr>
           <w:b/>
           <w:lang w:val="hi_IN" w:bidi="hi_IN"/>
         </w:rPr>
@@ -17831,20 +15708,6 @@
       </w:r>
       <w:r>
         <w:rPr>
-          <w:lang w:val="hi_IN" w:bidi="hi_IN"/>
-        </w:rPr>
-        <w:t>כַּֽ⁠חוֹתָ֑ם</w:t>
-      </w:r>
-    </w:p>
-    <w:p>
-      <w:pPr/>
-      <w:r>
-        <w:rPr>
-          <w:lang w:val="hi_IN" w:bidi="hi_IN"/>
-        </w:rPr>
-      </w:r>
-      <w:r>
-        <w:rPr>
           <w:b/>
           <w:lang w:val="hi_IN" w:bidi="hi_IN"/>
         </w:rPr>
@@ -17924,20 +15787,6 @@
         <w:rPr>
           <w:lang w:val="hi_IN" w:bidi="hi_IN"/>
         </w:rPr>
-      </w:r>
-    </w:p>
-    <w:p>
-      <w:pPr/>
-      <w:r>
-        <w:rPr>
-          <w:lang w:val="hi_IN" w:bidi="hi_IN"/>
-        </w:rPr>
-      </w:r>
-      <w:r>
-        <w:rPr>
-          <w:lang w:val="hi_IN" w:bidi="hi_IN"/>
-        </w:rPr>
-        <w:t>כַּֽ⁠חוֹתָ֑ם</w:t>
       </w:r>
     </w:p>
     <w:p>

--- a/hin/docx/37.content.docx
+++ b/hin/docx/37.content.docx
@@ -28,15 +28,49 @@
       </w:r>
     </w:p>
     <w:p>
-      <w:pPr/>
-      <w:r>
-        <w:rPr>
-          <w:lang w:val="hi_IN" w:bidi="hi_IN"/>
-        </w:rPr>
-      </w:r>
-      <w:r>
-        <w:rPr>
-          <w:b/>
+      <w:pPr>
+        <w:pStyle w:val="Heading2"/>
+      </w:pPr>
+      <w:r>
+        <w:rPr>
+          <w:lang w:val="hi_IN" w:bidi="hi_IN"/>
+        </w:rPr>
+        <w:t>License Information</w:t>
+      </w:r>
+      <w:r>
+        <w:rPr>
+          <w:lang w:val="hi_IN" w:bidi="hi_IN"/>
+        </w:rPr>
+      </w:r>
+    </w:p>
+    <w:p>
+      <w:pPr/>
+      <w:r>
+        <w:rPr>
+          <w:lang w:val="hi_IN" w:bidi="hi_IN"/>
+        </w:rPr>
+      </w:r>
+      <w:r>
+        <w:rPr>
+          <w:b/>
+          <w:lang w:val="hi_IN" w:bidi="hi_IN"/>
+        </w:rPr>
+        <w:t>अनुवाद नोट्स (अनफोल्डिंग वर्ड)</w:t>
+      </w:r>
+      <w:r>
+        <w:rPr>
+          <w:lang w:val="hi_IN" w:bidi="hi_IN"/>
+        </w:rPr>
+        <w:t xml:space="preserve"> (Hindi) is based on</w:t>
+      </w:r>
+      <w:r>
+        <w:rPr>
+          <w:lang w:val="hi_IN" w:bidi="hi_IN"/>
+        </w:rPr>
+        <w:t xml:space="preserve">: </w:t>
+      </w:r>
+      <w:r>
+        <w:rPr>
           <w:lang w:val="hi_IN" w:bidi="hi_IN"/>
         </w:rPr>
         <w:t>unfoldingWord® Translation Notes</w:t>
@@ -45,31 +79,62 @@
         <w:rPr>
           <w:lang w:val="hi_IN" w:bidi="hi_IN"/>
         </w:rPr>
-        <w:t xml:space="preserve"> © 2022 unfoldingWord. Released under CC BY-SA 4.0 license. </w:t>
-      </w:r>
-      <w:r>
-        <w:rPr>
-          <w:lang w:val="hi_IN" w:bidi="hi_IN"/>
-        </w:rPr>
-        <w:t>unfoldingWord® Translation Notes</w:t>
-      </w:r>
-      <w:r>
-        <w:rPr>
-          <w:lang w:val="hi_IN" w:bidi="hi_IN"/>
-        </w:rPr>
-        <w:t xml:space="preserve"> has been adapted in the following languages: Tok Pisin, Arabic (عربي), French (Français), Hindi (हिंदी), Indonesian (Bahasa Indonesia), Portuguese (Português), Russian (Русский), Spanish (Español), Swahili (Kiswahili), and Simplified Chinese (简体中文) from </w:t>
-      </w:r>
-      <w:r>
-        <w:rPr>
-          <w:lang w:val="hi_IN" w:bidi="hi_IN"/>
-        </w:rPr>
-        <w:t>unfoldingWord® Translation Notes</w:t>
-      </w:r>
-      <w:r>
-        <w:rPr>
-          <w:lang w:val="hi_IN" w:bidi="hi_IN"/>
-        </w:rPr>
-        <w:t xml:space="preserve"> © 2022 unfoldingWord. Released under CC BY-SA 4.0 license by Mission Mutual</w:t>
+        <w:t xml:space="preserve">, </w:t>
+      </w:r>
+      <w:hyperlink r:id="rId13">
+        <w:r>
+          <w:rPr>
+            <w:lang w:val="hi_IN" w:bidi="hi_IN"/>
+          </w:rPr>
+          <w:rPr>
+            <w:color w:val="0000EE"/>
+            <w:u w:val="single"/>
+          </w:rPr>
+          <w:t>unfoldingWord</w:t>
+        </w:r>
+      </w:hyperlink>
+      <w:r>
+        <w:rPr>
+          <w:lang w:val="hi_IN" w:bidi="hi_IN"/>
+        </w:rPr>
+        <w:t xml:space="preserve">, 2022, which is licensed under a </w:t>
+      </w:r>
+      <w:hyperlink r:id="rId14">
+        <w:r>
+          <w:rPr>
+            <w:lang w:val="hi_IN" w:bidi="hi_IN"/>
+          </w:rPr>
+          <w:rPr>
+            <w:color w:val="0000EE"/>
+            <w:u w:val="single"/>
+          </w:rPr>
+          <w:t>CC BY-SA 4.0 license</w:t>
+        </w:r>
+      </w:hyperlink>
+      <w:r>
+        <w:rPr>
+          <w:lang w:val="hi_IN" w:bidi="hi_IN"/>
+        </w:rPr>
+        <w:t>.</w:t>
+      </w:r>
+      <w:r>
+        <w:rPr>
+          <w:lang w:val="hi_IN" w:bidi="hi_IN"/>
+        </w:rPr>
+      </w:r>
+    </w:p>
+    <w:p>
+      <w:pPr/>
+      <w:r>
+        <w:rPr>
+          <w:lang w:val="hi_IN" w:bidi="hi_IN"/>
+        </w:rPr>
+      </w:r>
+      <w:r>
+        <w:rPr>
+          <w:lang w:val="hi_IN" w:bidi="hi_IN"/>
+        </w:rPr>
+        <w:t>This PDF version is provided under the same license.</w:t>
       </w:r>
       <w:r>
         <w:rPr>
@@ -702,6 +767,20 @@
       </w:r>
       <w:r>
         <w:rPr>
+          <w:lang w:val="hi_IN" w:bidi="hi_IN"/>
+        </w:rPr>
+        <w:t>בִּ⁠שְׁנַ֤ת שְׁתַּ֨יִם֙ לְ⁠דָרְיָ֣וֶשׁ הַ⁠מֶּ֔לֶךְ</w:t>
+      </w:r>
+    </w:p>
+    <w:p>
+      <w:pPr/>
+      <w:r>
+        <w:rPr>
+          <w:lang w:val="hi_IN" w:bidi="hi_IN"/>
+        </w:rPr>
+      </w:r>
+      <w:r>
+        <w:rPr>
           <w:b/>
           <w:lang w:val="hi_IN" w:bidi="hi_IN"/>
         </w:rPr>
@@ -792,6 +871,20 @@
       </w:r>
       <w:r>
         <w:rPr>
+          <w:lang w:val="hi_IN" w:bidi="hi_IN"/>
+        </w:rPr>
+        <w:t>בִּ⁠שְׁנַ֤ת שְׁתַּ֨יִם֙ &amp; בַּ⁠חֹ֨דֶשׁ֙ הַ⁠שִּׁשִּׁ֔י בְּ⁠י֥וֹם אֶחָ֖ד לַ⁠חֹ֑דֶשׁ</w:t>
+      </w:r>
+    </w:p>
+    <w:p>
+      <w:pPr/>
+      <w:r>
+        <w:rPr>
+          <w:lang w:val="hi_IN" w:bidi="hi_IN"/>
+        </w:rPr>
+      </w:r>
+      <w:r>
+        <w:rPr>
           <w:b/>
           <w:lang w:val="hi_IN" w:bidi="hi_IN"/>
         </w:rPr>
@@ -888,6 +981,20 @@
       </w:r>
       <w:r>
         <w:rPr>
+          <w:lang w:val="hi_IN" w:bidi="hi_IN"/>
+        </w:rPr>
+        <w:t>בַּ⁠חֹ֨דֶשׁ֙ הַ⁠שִּׁשִּׁ֔י בְּ⁠י֥וֹם אֶחָ֖ד לַ⁠חֹ֑דֶשׁ</w:t>
+      </w:r>
+    </w:p>
+    <w:p>
+      <w:pPr/>
+      <w:r>
+        <w:rPr>
+          <w:lang w:val="hi_IN" w:bidi="hi_IN"/>
+        </w:rPr>
+      </w:r>
+      <w:r>
+        <w:rPr>
           <w:b/>
           <w:lang w:val="hi_IN" w:bidi="hi_IN"/>
         </w:rPr>
@@ -984,6 +1091,20 @@
       </w:r>
       <w:r>
         <w:rPr>
+          <w:lang w:val="hi_IN" w:bidi="hi_IN"/>
+        </w:rPr>
+        <w:t>הָיָ֨ה דְבַר־יְהוָ֜ה בְּ⁠יַד־חַגַּ֣י הַ⁠נָּבִ֗יא</w:t>
+      </w:r>
+    </w:p>
+    <w:p>
+      <w:pPr/>
+      <w:r>
+        <w:rPr>
+          <w:lang w:val="hi_IN" w:bidi="hi_IN"/>
+        </w:rPr>
+      </w:r>
+      <w:r>
+        <w:rPr>
           <w:b/>
           <w:lang w:val="hi_IN" w:bidi="hi_IN"/>
         </w:rPr>
@@ -1119,6 +1240,20 @@
       </w:r>
       <w:r>
         <w:rPr>
+          <w:lang w:val="hi_IN" w:bidi="hi_IN"/>
+        </w:rPr>
+        <w:t>דְבַר־יְהוָ֜ה</w:t>
+      </w:r>
+    </w:p>
+    <w:p>
+      <w:pPr/>
+      <w:r>
+        <w:rPr>
+          <w:lang w:val="hi_IN" w:bidi="hi_IN"/>
+        </w:rPr>
+      </w:r>
+      <w:r>
+        <w:rPr>
           <w:b/>
           <w:lang w:val="hi_IN" w:bidi="hi_IN"/>
         </w:rPr>
@@ -1209,6 +1344,20 @@
       </w:r>
       <w:r>
         <w:rPr>
+          <w:lang w:val="hi_IN" w:bidi="hi_IN"/>
+        </w:rPr>
+        <w:t>כֹּ֥ה אָמַ֛ר יְהוָ֥ה צְבָא֖וֹת לֵ⁠אמֹ֑ר הָ⁠עָ֤ם הַ⁠זֶּה֙ אָֽמְר֔וּ לֹ֥א עֶת־בֹּ֛א עֶת־בֵּ֥ית יְהוָ֖ה לְ⁠הִבָּנֽוֹת</w:t>
+      </w:r>
+    </w:p>
+    <w:p>
+      <w:pPr/>
+      <w:r>
+        <w:rPr>
+          <w:lang w:val="hi_IN" w:bidi="hi_IN"/>
+        </w:rPr>
+      </w:r>
+      <w:r>
+        <w:rPr>
           <w:b/>
           <w:lang w:val="hi_IN" w:bidi="hi_IN"/>
         </w:rPr>
@@ -1292,6 +1441,20 @@
       </w:r>
       <w:r>
         <w:rPr>
+          <w:lang w:val="hi_IN" w:bidi="hi_IN"/>
+        </w:rPr>
+        <w:t>יְהוָ֥ה צְבָא֖וֹת</w:t>
+      </w:r>
+    </w:p>
+    <w:p>
+      <w:pPr/>
+      <w:r>
+        <w:rPr>
+          <w:lang w:val="hi_IN" w:bidi="hi_IN"/>
+        </w:rPr>
+      </w:r>
+      <w:r>
+        <w:rPr>
           <w:b/>
           <w:lang w:val="hi_IN" w:bidi="hi_IN"/>
         </w:rPr>
@@ -1401,6 +1564,20 @@
       </w:r>
       <w:r>
         <w:rPr>
+          <w:lang w:val="hi_IN" w:bidi="hi_IN"/>
+        </w:rPr>
+        <w:t>הָ⁠עָ֤ם הַ⁠זֶּה֙</w:t>
+      </w:r>
+    </w:p>
+    <w:p>
+      <w:pPr/>
+      <w:r>
+        <w:rPr>
+          <w:lang w:val="hi_IN" w:bidi="hi_IN"/>
+        </w:rPr>
+      </w:r>
+      <w:r>
+        <w:rPr>
           <w:b/>
           <w:lang w:val="hi_IN" w:bidi="hi_IN"/>
         </w:rPr>
@@ -1497,6 +1674,20 @@
       </w:r>
       <w:r>
         <w:rPr>
+          <w:lang w:val="hi_IN" w:bidi="hi_IN"/>
+        </w:rPr>
+        <w:t>עֶת־בֵּ֥ית יְהוָ֖ה</w:t>
+      </w:r>
+    </w:p>
+    <w:p>
+      <w:pPr/>
+      <w:r>
+        <w:rPr>
+          <w:lang w:val="hi_IN" w:bidi="hi_IN"/>
+        </w:rPr>
+      </w:r>
+      <w:r>
+        <w:rPr>
           <w:b/>
           <w:lang w:val="hi_IN" w:bidi="hi_IN"/>
         </w:rPr>
@@ -1593,6 +1784,20 @@
       </w:r>
       <w:r>
         <w:rPr>
+          <w:lang w:val="hi_IN" w:bidi="hi_IN"/>
+        </w:rPr>
+        <w:t>וַֽ⁠יְהִי֙ דְּבַר־יְהוָ֔ה בְּ⁠יַד־חַגַּ֥י הַ⁠נָּבִ֖יא</w:t>
+      </w:r>
+    </w:p>
+    <w:p>
+      <w:pPr/>
+      <w:r>
+        <w:rPr>
+          <w:lang w:val="hi_IN" w:bidi="hi_IN"/>
+        </w:rPr>
+      </w:r>
+      <w:r>
+        <w:rPr>
           <w:b/>
           <w:lang w:val="hi_IN" w:bidi="hi_IN"/>
         </w:rPr>
@@ -1612,7 +1817,7 @@
         </w:rPr>
         <w:t xml:space="preserve">देखें कि आपने </w:t>
       </w:r>
-      <w:hyperlink r:id="rId13">
+      <w:hyperlink r:id="rId15">
         <w:r>
           <w:rPr>
             <w:lang w:val="hi_IN" w:bidi="hi_IN"/>
@@ -1694,6 +1899,20 @@
       </w:r>
       <w:r>
         <w:rPr>
+          <w:lang w:val="hi_IN" w:bidi="hi_IN"/>
+        </w:rPr>
+        <w:t>הַ⁠עֵ֤ת לָ⁠כֶם֙ אַתֶּ֔ם לָ⁠שֶׁ֖בֶת בְּ⁠בָתֵּי⁠כֶ֣ם סְפוּנִ֑ים וְ⁠הַ⁠בַּ֥יִת הַ⁠זֶּ֖ה חָרֵֽב</w:t>
+      </w:r>
+    </w:p>
+    <w:p>
+      <w:pPr/>
+      <w:r>
+        <w:rPr>
+          <w:lang w:val="hi_IN" w:bidi="hi_IN"/>
+        </w:rPr>
+      </w:r>
+      <w:r>
+        <w:rPr>
           <w:b/>
           <w:lang w:val="hi_IN" w:bidi="hi_IN"/>
         </w:rPr>
@@ -1777,6 +1996,20 @@
       </w:r>
       <w:r>
         <w:rPr>
+          <w:lang w:val="hi_IN" w:bidi="hi_IN"/>
+        </w:rPr>
+        <w:t>לָ⁠כֶם֙ אַתֶּ֔ם &amp; בְּ⁠בָתֵּי⁠כֶ֣ם</w:t>
+      </w:r>
+    </w:p>
+    <w:p>
+      <w:pPr/>
+      <w:r>
+        <w:rPr>
+          <w:lang w:val="hi_IN" w:bidi="hi_IN"/>
+        </w:rPr>
+      </w:r>
+      <w:r>
+        <w:rPr>
           <w:b/>
           <w:lang w:val="hi_IN" w:bidi="hi_IN"/>
         </w:rPr>
@@ -1925,6 +2158,20 @@
       </w:r>
       <w:r>
         <w:rPr>
+          <w:lang w:val="hi_IN" w:bidi="hi_IN"/>
+        </w:rPr>
+        <w:t>סְפוּנִ֑ים</w:t>
+      </w:r>
+    </w:p>
+    <w:p>
+      <w:pPr/>
+      <w:r>
+        <w:rPr>
+          <w:lang w:val="hi_IN" w:bidi="hi_IN"/>
+        </w:rPr>
+      </w:r>
+      <w:r>
+        <w:rPr>
           <w:b/>
           <w:lang w:val="hi_IN" w:bidi="hi_IN"/>
         </w:rPr>
@@ -2021,6 +2268,20 @@
       </w:r>
       <w:r>
         <w:rPr>
+          <w:lang w:val="hi_IN" w:bidi="hi_IN"/>
+        </w:rPr>
+        <w:t>וְ⁠עַתָּ֕ה כֹּ֥ה אָמַ֖ר יְהוָ֣ה צְבָא֑וֹת שִׂ֥ימוּ לְבַבְ⁠כֶ֖ם עַל־דַּרְכֵי⁠כֶֽם</w:t>
+      </w:r>
+    </w:p>
+    <w:p>
+      <w:pPr/>
+      <w:r>
+        <w:rPr>
+          <w:lang w:val="hi_IN" w:bidi="hi_IN"/>
+        </w:rPr>
+      </w:r>
+      <w:r>
+        <w:rPr>
           <w:b/>
           <w:lang w:val="hi_IN" w:bidi="hi_IN"/>
         </w:rPr>
@@ -2104,6 +2365,20 @@
       </w:r>
       <w:r>
         <w:rPr>
+          <w:lang w:val="hi_IN" w:bidi="hi_IN"/>
+        </w:rPr>
+        <w:t>שִׂ֥ימוּ לְבַבְ⁠כֶ֖ם עַל־דַּרְכֵי⁠כֶֽם</w:t>
+      </w:r>
+    </w:p>
+    <w:p>
+      <w:pPr/>
+      <w:r>
+        <w:rPr>
+          <w:lang w:val="hi_IN" w:bidi="hi_IN"/>
+        </w:rPr>
+      </w:r>
+      <w:r>
+        <w:rPr>
           <w:b/>
           <w:lang w:val="hi_IN" w:bidi="hi_IN"/>
         </w:rPr>
@@ -2226,6 +2501,20 @@
       </w:r>
       <w:r>
         <w:rPr>
+          <w:lang w:val="hi_IN" w:bidi="hi_IN"/>
+        </w:rPr>
+        <w:t>לְבַבְ⁠כֶ֖ם</w:t>
+      </w:r>
+    </w:p>
+    <w:p>
+      <w:pPr/>
+      <w:r>
+        <w:rPr>
+          <w:lang w:val="hi_IN" w:bidi="hi_IN"/>
+        </w:rPr>
+      </w:r>
+      <w:r>
+        <w:rPr>
           <w:b/>
           <w:lang w:val="hi_IN" w:bidi="hi_IN"/>
         </w:rPr>
@@ -2348,6 +2637,20 @@
       </w:r>
       <w:r>
         <w:rPr>
+          <w:lang w:val="hi_IN" w:bidi="hi_IN"/>
+        </w:rPr>
+        <w:t>דַּרְכֵי⁠כֶֽם</w:t>
+      </w:r>
+    </w:p>
+    <w:p>
+      <w:pPr/>
+      <w:r>
+        <w:rPr>
+          <w:lang w:val="hi_IN" w:bidi="hi_IN"/>
+        </w:rPr>
+      </w:r>
+      <w:r>
+        <w:rPr>
           <w:b/>
           <w:lang w:val="hi_IN" w:bidi="hi_IN"/>
         </w:rPr>
@@ -2470,6 +2773,20 @@
       </w:r>
       <w:r>
         <w:rPr>
+          <w:lang w:val="hi_IN" w:bidi="hi_IN"/>
+        </w:rPr>
+        <w:t>וְ⁠אֵין־לְ⁠שָׂבְעָה֙</w:t>
+      </w:r>
+    </w:p>
+    <w:p>
+      <w:pPr/>
+      <w:r>
+        <w:rPr>
+          <w:lang w:val="hi_IN" w:bidi="hi_IN"/>
+        </w:rPr>
+      </w:r>
+      <w:r>
+        <w:rPr>
           <w:b/>
           <w:lang w:val="hi_IN" w:bidi="hi_IN"/>
         </w:rPr>
@@ -2566,6 +2883,20 @@
       </w:r>
       <w:r>
         <w:rPr>
+          <w:lang w:val="hi_IN" w:bidi="hi_IN"/>
+        </w:rPr>
+        <w:t>וְ⁠אֵין־לְ⁠שָׁכְרָ֔ה</w:t>
+      </w:r>
+    </w:p>
+    <w:p>
+      <w:pPr/>
+      <w:r>
+        <w:rPr>
+          <w:lang w:val="hi_IN" w:bidi="hi_IN"/>
+        </w:rPr>
+      </w:r>
+      <w:r>
+        <w:rPr>
           <w:b/>
           <w:lang w:val="hi_IN" w:bidi="hi_IN"/>
         </w:rPr>
@@ -2649,6 +2980,20 @@
       </w:r>
       <w:r>
         <w:rPr>
+          <w:lang w:val="hi_IN" w:bidi="hi_IN"/>
+        </w:rPr>
+        <w:t>לָב֖וֹשׁ וְ⁠אֵין־לְ⁠חֹ֣ם ל֑⁠וֹ</w:t>
+      </w:r>
+    </w:p>
+    <w:p>
+      <w:pPr/>
+      <w:r>
+        <w:rPr>
+          <w:lang w:val="hi_IN" w:bidi="hi_IN"/>
+        </w:rPr>
+      </w:r>
+      <w:r>
+        <w:rPr>
           <w:b/>
           <w:lang w:val="hi_IN" w:bidi="hi_IN"/>
         </w:rPr>
@@ -2732,6 +3077,20 @@
       </w:r>
       <w:r>
         <w:rPr>
+          <w:lang w:val="hi_IN" w:bidi="hi_IN"/>
+        </w:rPr>
+        <w:t>וְ⁠הַ֨⁠מִּשְׂתַּכֵּ֔ר מִשְׂתַּכֵּ֖ר אֶל־צְר֥וֹר נָקֽוּב</w:t>
+      </w:r>
+    </w:p>
+    <w:p>
+      <w:pPr/>
+      <w:r>
+        <w:rPr>
+          <w:lang w:val="hi_IN" w:bidi="hi_IN"/>
+        </w:rPr>
+      </w:r>
+      <w:r>
+        <w:rPr>
           <w:b/>
           <w:lang w:val="hi_IN" w:bidi="hi_IN"/>
         </w:rPr>
@@ -2815,6 +3174,20 @@
       </w:r>
       <w:r>
         <w:rPr>
+          <w:lang w:val="hi_IN" w:bidi="hi_IN"/>
+        </w:rPr>
+        <w:t>וְ⁠הַ֨⁠מִּשְׂתַּכֵּ֔ר מִשְׂתַּכֵּ֖ר אֶל־צְר֥וֹר נָקֽוּב</w:t>
+      </w:r>
+    </w:p>
+    <w:p>
+      <w:pPr/>
+      <w:r>
+        <w:rPr>
+          <w:lang w:val="hi_IN" w:bidi="hi_IN"/>
+        </w:rPr>
+      </w:r>
+      <w:r>
+        <w:rPr>
           <w:b/>
           <w:lang w:val="hi_IN" w:bidi="hi_IN"/>
         </w:rPr>
@@ -2924,6 +3297,20 @@
       </w:r>
       <w:r>
         <w:rPr>
+          <w:lang w:val="hi_IN" w:bidi="hi_IN"/>
+        </w:rPr>
+        <w:t>צְר֥וֹר נָקֽוּב</w:t>
+      </w:r>
+    </w:p>
+    <w:p>
+      <w:pPr/>
+      <w:r>
+        <w:rPr>
+          <w:lang w:val="hi_IN" w:bidi="hi_IN"/>
+        </w:rPr>
+      </w:r>
+      <w:r>
+        <w:rPr>
           <w:b/>
           <w:lang w:val="hi_IN" w:bidi="hi_IN"/>
         </w:rPr>
@@ -3007,6 +3394,20 @@
       </w:r>
       <w:r>
         <w:rPr>
+          <w:lang w:val="hi_IN" w:bidi="hi_IN"/>
+        </w:rPr>
+        <w:t>כֹּ֥ה אָמַ֖ר יְהוָ֣ה צְבָא֑וֹת שִׂ֥ימוּ לְבַבְ⁠כֶ֖ם עַל־דַּרְכֵי⁠כֶֽם</w:t>
+      </w:r>
+    </w:p>
+    <w:p>
+      <w:pPr/>
+      <w:r>
+        <w:rPr>
+          <w:lang w:val="hi_IN" w:bidi="hi_IN"/>
+        </w:rPr>
+      </w:r>
+      <w:r>
+        <w:rPr>
           <w:b/>
           <w:lang w:val="hi_IN" w:bidi="hi_IN"/>
         </w:rPr>
@@ -3142,6 +3543,20 @@
       </w:r>
       <w:r>
         <w:rPr>
+          <w:lang w:val="hi_IN" w:bidi="hi_IN"/>
+        </w:rPr>
+        <w:t>שִׂ֥ימוּ לְבַבְ⁠כֶ֖ם עַל־דַּרְכֵי⁠כֶֽם</w:t>
+      </w:r>
+    </w:p>
+    <w:p>
+      <w:pPr/>
+      <w:r>
+        <w:rPr>
+          <w:lang w:val="hi_IN" w:bidi="hi_IN"/>
+        </w:rPr>
+      </w:r>
+      <w:r>
+        <w:rPr>
           <w:b/>
           <w:lang w:val="hi_IN" w:bidi="hi_IN"/>
         </w:rPr>
@@ -3161,7 +3576,7 @@
         </w:rPr>
         <w:t xml:space="preserve">देखें कि आपने </w:t>
       </w:r>
-      <w:hyperlink r:id="rId14">
+      <w:hyperlink r:id="rId16">
         <w:r>
           <w:rPr>
             <w:lang w:val="hi_IN" w:bidi="hi_IN"/>
@@ -3243,6 +3658,20 @@
       </w:r>
       <w:r>
         <w:rPr>
+          <w:lang w:val="hi_IN" w:bidi="hi_IN"/>
+        </w:rPr>
+        <w:t>עֲל֥וּ הָ⁠הָ֛ר וַ⁠הֲבֵאתֶ֥ם עֵ֖ץ וּ⁠בְנ֣וּ הַ⁠בָּ֑יִת וְ⁠אֶרְצֶה־בּ֥⁠וֹ ו⁠אכבד אָמַ֥ר יְהוָֽה</w:t>
+      </w:r>
+    </w:p>
+    <w:p>
+      <w:pPr/>
+      <w:r>
+        <w:rPr>
+          <w:lang w:val="hi_IN" w:bidi="hi_IN"/>
+        </w:rPr>
+      </w:r>
+      <w:r>
+        <w:rPr>
           <w:b/>
           <w:lang w:val="hi_IN" w:bidi="hi_IN"/>
         </w:rPr>
@@ -3326,6 +3755,20 @@
       </w:r>
       <w:r>
         <w:rPr>
+          <w:lang w:val="hi_IN" w:bidi="hi_IN"/>
+        </w:rPr>
+        <w:t>הָ⁠הָ֛ר</w:t>
+      </w:r>
+    </w:p>
+    <w:p>
+      <w:pPr/>
+      <w:r>
+        <w:rPr>
+          <w:lang w:val="hi_IN" w:bidi="hi_IN"/>
+        </w:rPr>
+      </w:r>
+      <w:r>
+        <w:rPr>
           <w:b/>
           <w:lang w:val="hi_IN" w:bidi="hi_IN"/>
         </w:rPr>
@@ -3422,6 +3865,20 @@
       </w:r>
       <w:r>
         <w:rPr>
+          <w:lang w:val="hi_IN" w:bidi="hi_IN"/>
+        </w:rPr>
+        <w:t>ו⁠אכבד</w:t>
+      </w:r>
+    </w:p>
+    <w:p>
+      <w:pPr/>
+      <w:r>
+        <w:rPr>
+          <w:lang w:val="hi_IN" w:bidi="hi_IN"/>
+        </w:rPr>
+      </w:r>
+      <w:r>
+        <w:rPr>
           <w:b/>
           <w:lang w:val="hi_IN" w:bidi="hi_IN"/>
         </w:rPr>
@@ -3505,6 +3962,20 @@
       </w:r>
       <w:r>
         <w:rPr>
+          <w:lang w:val="hi_IN" w:bidi="hi_IN"/>
+        </w:rPr>
+        <w:t>פָּנֹ֤ה אֶל־הַרְבֵּה֙ וְ⁠הִנֵּ֣ה לִ⁠מְעָ֔ט וַ⁠הֲבֵאתֶ֥ם הַ⁠בַּ֖יִת וְ⁠נָפַ֣חְתִּי ב֑⁠וֹ יַ֣עַן מֶ֗ה נְאֻם֙ יְהוָ֣ה צְבָא֔וֹת יַ֗עַן בֵּיתִ⁠י֙ אֲשֶׁר־ה֣וּא חָרֵ֔ב וְ⁠אַתֶּ֥ם רָצִ֖ים אִ֥ישׁ לְ⁠בֵיתֽ⁠וֹ</w:t>
+      </w:r>
+    </w:p>
+    <w:p>
+      <w:pPr/>
+      <w:r>
+        <w:rPr>
+          <w:lang w:val="hi_IN" w:bidi="hi_IN"/>
+        </w:rPr>
+      </w:r>
+      <w:r>
+        <w:rPr>
           <w:b/>
           <w:lang w:val="hi_IN" w:bidi="hi_IN"/>
         </w:rPr>
@@ -3600,6 +4071,20 @@
       </w:r>
       <w:r>
         <w:rPr>
+          <w:lang w:val="hi_IN" w:bidi="hi_IN"/>
+        </w:rPr>
+        <w:t>וְ⁠הִנֵּ֣ה</w:t>
+      </w:r>
+    </w:p>
+    <w:p>
+      <w:pPr/>
+      <w:r>
+        <w:rPr>
+          <w:lang w:val="hi_IN" w:bidi="hi_IN"/>
+        </w:rPr>
+      </w:r>
+      <w:r>
+        <w:rPr>
           <w:b/>
           <w:lang w:val="hi_IN" w:bidi="hi_IN"/>
         </w:rPr>
@@ -3696,6 +4181,20 @@
       </w:r>
       <w:r>
         <w:rPr>
+          <w:lang w:val="hi_IN" w:bidi="hi_IN"/>
+        </w:rPr>
+        <w:t>וְ⁠הִנֵּ֣ה לִ⁠מְעָ֔ט</w:t>
+      </w:r>
+    </w:p>
+    <w:p>
+      <w:pPr/>
+      <w:r>
+        <w:rPr>
+          <w:lang w:val="hi_IN" w:bidi="hi_IN"/>
+        </w:rPr>
+      </w:r>
+      <w:r>
+        <w:rPr>
           <w:b/>
           <w:lang w:val="hi_IN" w:bidi="hi_IN"/>
         </w:rPr>
@@ -3779,6 +4278,20 @@
       </w:r>
       <w:r>
         <w:rPr>
+          <w:lang w:val="hi_IN" w:bidi="hi_IN"/>
+        </w:rPr>
+        <w:t>וְ⁠נָפַ֣חְתִּי ב֑⁠וֹ</w:t>
+      </w:r>
+    </w:p>
+    <w:p>
+      <w:pPr/>
+      <w:r>
+        <w:rPr>
+          <w:lang w:val="hi_IN" w:bidi="hi_IN"/>
+        </w:rPr>
+      </w:r>
+      <w:r>
+        <w:rPr>
           <w:b/>
           <w:lang w:val="hi_IN" w:bidi="hi_IN"/>
         </w:rPr>
@@ -3888,6 +4401,20 @@
       </w:r>
       <w:r>
         <w:rPr>
+          <w:lang w:val="hi_IN" w:bidi="hi_IN"/>
+        </w:rPr>
+        <w:t>יַ֣עַן מֶ֗ה &amp; יַ֗עַן בֵּיתִ⁠י֙</w:t>
+      </w:r>
+    </w:p>
+    <w:p>
+      <w:pPr/>
+      <w:r>
+        <w:rPr>
+          <w:lang w:val="hi_IN" w:bidi="hi_IN"/>
+        </w:rPr>
+      </w:r>
+      <w:r>
+        <w:rPr>
           <w:b/>
           <w:lang w:val="hi_IN" w:bidi="hi_IN"/>
         </w:rPr>
@@ -3984,6 +4511,20 @@
       </w:r>
       <w:r>
         <w:rPr>
+          <w:lang w:val="hi_IN" w:bidi="hi_IN"/>
+        </w:rPr>
+        <w:t>נְאֻם֙ יְהוָ֣ה צְבָא֔וֹת</w:t>
+      </w:r>
+    </w:p>
+    <w:p>
+      <w:pPr/>
+      <w:r>
+        <w:rPr>
+          <w:lang w:val="hi_IN" w:bidi="hi_IN"/>
+        </w:rPr>
+      </w:r>
+      <w:r>
+        <w:rPr>
           <w:b/>
           <w:lang w:val="hi_IN" w:bidi="hi_IN"/>
         </w:rPr>
@@ -4080,6 +4621,20 @@
       </w:r>
       <w:r>
         <w:rPr>
+          <w:lang w:val="hi_IN" w:bidi="hi_IN"/>
+        </w:rPr>
+        <w:t>וְ⁠אַתֶּ֥ם רָצִ֖ים אִ֥ישׁ לְ⁠בֵיתֽ⁠וֹ</w:t>
+      </w:r>
+    </w:p>
+    <w:p>
+      <w:pPr/>
+      <w:r>
+        <w:rPr>
+          <w:lang w:val="hi_IN" w:bidi="hi_IN"/>
+        </w:rPr>
+      </w:r>
+      <w:r>
+        <w:rPr>
           <w:b/>
           <w:lang w:val="hi_IN" w:bidi="hi_IN"/>
         </w:rPr>
@@ -4189,6 +4744,20 @@
       </w:r>
       <w:r>
         <w:rPr>
+          <w:lang w:val="hi_IN" w:bidi="hi_IN"/>
+        </w:rPr>
+        <w:t>וְ⁠אַתֶּ֥ם רָצִ֖ים אִ֥ישׁ לְ⁠בֵיתֽ⁠וֹ</w:t>
+      </w:r>
+    </w:p>
+    <w:p>
+      <w:pPr/>
+      <w:r>
+        <w:rPr>
+          <w:lang w:val="hi_IN" w:bidi="hi_IN"/>
+        </w:rPr>
+      </w:r>
+      <w:r>
+        <w:rPr>
           <w:b/>
           <w:lang w:val="hi_IN" w:bidi="hi_IN"/>
         </w:rPr>
@@ -4285,6 +4854,20 @@
       </w:r>
       <w:r>
         <w:rPr>
+          <w:lang w:val="hi_IN" w:bidi="hi_IN"/>
+        </w:rPr>
+        <w:t>כָּלְא֥וּ שָמַ֖יִם מִ⁠טָּ֑ל וְ⁠הָ⁠אָ֖רֶץ כָּלְאָ֥ה יְבוּלָֽ⁠הּ</w:t>
+      </w:r>
+    </w:p>
+    <w:p>
+      <w:pPr/>
+      <w:r>
+        <w:rPr>
+          <w:lang w:val="hi_IN" w:bidi="hi_IN"/>
+        </w:rPr>
+      </w:r>
+      <w:r>
+        <w:rPr>
           <w:b/>
           <w:lang w:val="hi_IN" w:bidi="hi_IN"/>
         </w:rPr>
@@ -4433,6 +5016,20 @@
       </w:r>
       <w:r>
         <w:rPr>
+          <w:lang w:val="hi_IN" w:bidi="hi_IN"/>
+        </w:rPr>
+        <w:t>עֲלֵי⁠כֶ֔ם כָּלְא֥וּ שָמַ֖יִם מִ⁠טָּ֑ל</w:t>
+      </w:r>
+    </w:p>
+    <w:p>
+      <w:pPr/>
+      <w:r>
+        <w:rPr>
+          <w:lang w:val="hi_IN" w:bidi="hi_IN"/>
+        </w:rPr>
+      </w:r>
+      <w:r>
+        <w:rPr>
           <w:b/>
           <w:lang w:val="hi_IN" w:bidi="hi_IN"/>
         </w:rPr>
@@ -4542,6 +5139,20 @@
       </w:r>
       <w:r>
         <w:rPr>
+          <w:lang w:val="hi_IN" w:bidi="hi_IN"/>
+        </w:rPr>
+        <w:t>עַל־הָ⁠אָ֣רֶץ וְ⁠עַל־הֶ⁠הָרִ֗ים וְ⁠עַל־הַ⁠דָּגָן֙ וְ⁠עַל־הַ⁠תִּיר֣וֹשׁ וְ⁠עַל־הַ⁠יִּצְהָ֔ר וְ⁠עַ֛ל אֲשֶׁ֥ר תּוֹצִ֖יא הָ⁠אֲדָמָ֑ה וְ⁠עַל־הָֽ⁠אָדָם֙ וְ⁠עַל־הַ⁠בְּהֵמָ֔ה וְ⁠עַ֖ל כָּל־יְגִ֥יעַ כַּפָּֽיִם</w:t>
+      </w:r>
+    </w:p>
+    <w:p>
+      <w:pPr/>
+      <w:r>
+        <w:rPr>
+          <w:lang w:val="hi_IN" w:bidi="hi_IN"/>
+        </w:rPr>
+      </w:r>
+      <w:r>
+        <w:rPr>
           <w:b/>
           <w:lang w:val="hi_IN" w:bidi="hi_IN"/>
         </w:rPr>
@@ -4677,6 +5288,20 @@
       </w:r>
       <w:r>
         <w:rPr>
+          <w:lang w:val="hi_IN" w:bidi="hi_IN"/>
+        </w:rPr>
+        <w:t>וָ⁠אֶקְרָ֨א חֹ֜רֶב עַל־הָ⁠אָ֣רֶץ וְ⁠עַל־הֶ⁠הָרִ֗ים וְ⁠עַל־הַ⁠דָּגָן֙ וְ⁠עַל־הַ⁠תִּיר֣וֹשׁ וְ⁠עַל־הַ⁠יִּצְהָ֔ר וְ⁠עַ֛ל אֲשֶׁ֥ר תּוֹצִ֖יא הָ⁠אֲדָמָ֑ה וְ⁠עַל־הָֽ⁠אָדָם֙ וְ⁠עַל־הַ⁠בְּהֵמָ֔ה וְ⁠עַ֖ל כָּל־יְגִ֥יעַ כַּפָּֽיִם</w:t>
+      </w:r>
+    </w:p>
+    <w:p>
+      <w:pPr/>
+      <w:r>
+        <w:rPr>
+          <w:lang w:val="hi_IN" w:bidi="hi_IN"/>
+        </w:rPr>
+      </w:r>
+      <w:r>
+        <w:rPr>
           <w:b/>
           <w:lang w:val="hi_IN" w:bidi="hi_IN"/>
         </w:rPr>
@@ -4773,6 +5398,20 @@
       </w:r>
       <w:r>
         <w:rPr>
+          <w:lang w:val="hi_IN" w:bidi="hi_IN"/>
+        </w:rPr>
+        <w:t>וָ⁠אֶקְרָ֨א</w:t>
+      </w:r>
+    </w:p>
+    <w:p>
+      <w:pPr/>
+      <w:r>
+        <w:rPr>
+          <w:lang w:val="hi_IN" w:bidi="hi_IN"/>
+        </w:rPr>
+      </w:r>
+      <w:r>
+        <w:rPr>
           <w:b/>
           <w:lang w:val="hi_IN" w:bidi="hi_IN"/>
         </w:rPr>
@@ -4882,6 +5521,20 @@
       </w:r>
       <w:r>
         <w:rPr>
+          <w:lang w:val="hi_IN" w:bidi="hi_IN"/>
+        </w:rPr>
+        <w:t>וְ⁠עַל־הַ⁠דָּגָן֙ וְ⁠עַל־הַ⁠תִּיר֣וֹשׁ וְ⁠עַל־הַ⁠יִּצְהָ֔ר</w:t>
+      </w:r>
+    </w:p>
+    <w:p>
+      <w:pPr/>
+      <w:r>
+        <w:rPr>
+          <w:lang w:val="hi_IN" w:bidi="hi_IN"/>
+        </w:rPr>
+      </w:r>
+      <w:r>
+        <w:rPr>
           <w:b/>
           <w:lang w:val="hi_IN" w:bidi="hi_IN"/>
         </w:rPr>
@@ -5004,6 +5657,20 @@
       </w:r>
       <w:r>
         <w:rPr>
+          <w:lang w:val="hi_IN" w:bidi="hi_IN"/>
+        </w:rPr>
+        <w:t>וְ⁠עַל־הָֽ⁠אָדָם֙ וְ⁠עַל־הַ⁠בְּהֵמָ֔ה</w:t>
+      </w:r>
+    </w:p>
+    <w:p>
+      <w:pPr/>
+      <w:r>
+        <w:rPr>
+          <w:lang w:val="hi_IN" w:bidi="hi_IN"/>
+        </w:rPr>
+      </w:r>
+      <w:r>
+        <w:rPr>
           <w:b/>
           <w:lang w:val="hi_IN" w:bidi="hi_IN"/>
         </w:rPr>
@@ -5113,6 +5780,20 @@
       </w:r>
       <w:r>
         <w:rPr>
+          <w:lang w:val="hi_IN" w:bidi="hi_IN"/>
+        </w:rPr>
+        <w:t>כַּפָּֽיִם</w:t>
+      </w:r>
+    </w:p>
+    <w:p>
+      <w:pPr/>
+      <w:r>
+        <w:rPr>
+          <w:lang w:val="hi_IN" w:bidi="hi_IN"/>
+        </w:rPr>
+      </w:r>
+      <w:r>
+        <w:rPr>
           <w:b/>
           <w:lang w:val="hi_IN" w:bidi="hi_IN"/>
         </w:rPr>
@@ -5235,6 +5916,20 @@
       </w:r>
       <w:r>
         <w:rPr>
+          <w:lang w:val="hi_IN" w:bidi="hi_IN"/>
+        </w:rPr>
+        <w:t>וַ⁠יִּשְׁמַ֣ע &amp; בְּ⁠קוֹל֙ יְהוָ֣ה אֱלֹֽהֵי⁠הֶ֔ם וְ⁠עַל־דִּבְרֵי֙ חַגַּ֣י הַ⁠נָּבִ֔יא</w:t>
+      </w:r>
+    </w:p>
+    <w:p>
+      <w:pPr/>
+      <w:r>
+        <w:rPr>
+          <w:lang w:val="hi_IN" w:bidi="hi_IN"/>
+        </w:rPr>
+      </w:r>
+      <w:r>
+        <w:rPr>
           <w:b/>
           <w:lang w:val="hi_IN" w:bidi="hi_IN"/>
         </w:rPr>
@@ -5344,6 +6039,20 @@
       </w:r>
       <w:r>
         <w:rPr>
+          <w:lang w:val="hi_IN" w:bidi="hi_IN"/>
+        </w:rPr>
+        <w:t>וַ⁠יִּשְׁמַ֣ע &amp; בְּ⁠קוֹל֙ יְהוָ֣ה אֱלֹֽהֵי⁠הֶ֔ם וְ⁠עַל־דִּבְרֵי֙ חַגַּ֣י הַ⁠נָּבִ֔יא</w:t>
+      </w:r>
+    </w:p>
+    <w:p>
+      <w:pPr/>
+      <w:r>
+        <w:rPr>
+          <w:lang w:val="hi_IN" w:bidi="hi_IN"/>
+        </w:rPr>
+      </w:r>
+      <w:r>
+        <w:rPr>
           <w:b/>
           <w:lang w:val="hi_IN" w:bidi="hi_IN"/>
         </w:rPr>
@@ -5466,6 +6175,20 @@
       </w:r>
       <w:r>
         <w:rPr>
+          <w:lang w:val="hi_IN" w:bidi="hi_IN"/>
+        </w:rPr>
+        <w:t>בְּ⁠קוֹל֙ יְהוָ֣ה אֱלֹֽהֵי⁠הֶ֔ם וְ⁠עַל־דִּבְרֵי֙ חַגַּ֣י הַ⁠נָּבִ֔יא</w:t>
+      </w:r>
+    </w:p>
+    <w:p>
+      <w:pPr/>
+      <w:r>
+        <w:rPr>
+          <w:lang w:val="hi_IN" w:bidi="hi_IN"/>
+        </w:rPr>
+      </w:r>
+      <w:r>
+        <w:rPr>
           <w:b/>
           <w:lang w:val="hi_IN" w:bidi="hi_IN"/>
         </w:rPr>
@@ -5562,6 +6285,20 @@
       </w:r>
       <w:r>
         <w:rPr>
+          <w:lang w:val="hi_IN" w:bidi="hi_IN"/>
+        </w:rPr>
+        <w:t>וַ⁠יִּֽירְא֥וּ הָ⁠עָ֖ם מִ⁠פְּנֵ֥י יְהוָֽה</w:t>
+      </w:r>
+    </w:p>
+    <w:p>
+      <w:pPr/>
+      <w:r>
+        <w:rPr>
+          <w:lang w:val="hi_IN" w:bidi="hi_IN"/>
+        </w:rPr>
+      </w:r>
+      <w:r>
+        <w:rPr>
           <w:b/>
           <w:lang w:val="hi_IN" w:bidi="hi_IN"/>
         </w:rPr>
@@ -5684,6 +6421,20 @@
       </w:r>
       <w:r>
         <w:rPr>
+          <w:lang w:val="hi_IN" w:bidi="hi_IN"/>
+        </w:rPr>
+        <w:t>אֲנִ֥י אִתְּ⁠כֶ֖ם נְאֻם־יְהוָֽה</w:t>
+      </w:r>
+    </w:p>
+    <w:p>
+      <w:pPr/>
+      <w:r>
+        <w:rPr>
+          <w:lang w:val="hi_IN" w:bidi="hi_IN"/>
+        </w:rPr>
+      </w:r>
+      <w:r>
+        <w:rPr>
           <w:b/>
           <w:lang w:val="hi_IN" w:bidi="hi_IN"/>
         </w:rPr>
@@ -5767,6 +6518,20 @@
       </w:r>
       <w:r>
         <w:rPr>
+          <w:lang w:val="hi_IN" w:bidi="hi_IN"/>
+        </w:rPr>
+        <w:t>וַ⁠יָּ֣עַר יְהוָ֡ה אֶת־רוּחַ֩ זְרֻבָּבֶ֨ל בֶּן־שַׁלְתִּיאֵ֜ל פַּחַ֣ת יְהוּדָ֗ה וְ⁠אֶת־ר֨וּחַ֙ יְהוֹשֻׁ֤עַ בֶּן־יְהוֹצָדָק֙ הַ⁠כֹּהֵ֣ן הַ⁠גָּד֔וֹל וְֽ⁠אֶת־ר֔וּחַ כֹּ֖ל שְׁאֵרִ֣ית הָ⁠עָ֑ם</w:t>
+      </w:r>
+    </w:p>
+    <w:p>
+      <w:pPr/>
+      <w:r>
+        <w:rPr>
+          <w:lang w:val="hi_IN" w:bidi="hi_IN"/>
+        </w:rPr>
+      </w:r>
+      <w:r>
+        <w:rPr>
           <w:b/>
           <w:lang w:val="hi_IN" w:bidi="hi_IN"/>
         </w:rPr>
@@ -5889,6 +6654,20 @@
       </w:r>
       <w:r>
         <w:rPr>
+          <w:lang w:val="hi_IN" w:bidi="hi_IN"/>
+        </w:rPr>
+        <w:t>וַ⁠יָּ֣עַר יְהוָ֡ה אֶת־רוּחַ֩ זְרֻבָּבֶ֨ל בֶּן־שַׁלְתִּיאֵ֜ל פַּחַ֣ת יְהוּדָ֗ה וְ⁠אֶת־ר֨וּחַ֙ יְהוֹשֻׁ֤עַ בֶּן־יְהוֹצָדָק֙ הַ⁠כֹּהֵ֣ן הַ⁠גָּד֔וֹל וְֽ⁠אֶת־ר֔וּחַ כֹּ֖ל שְׁאֵרִ֣ית הָ⁠עָ֑ם</w:t>
+      </w:r>
+    </w:p>
+    <w:p>
+      <w:pPr/>
+      <w:r>
+        <w:rPr>
+          <w:lang w:val="hi_IN" w:bidi="hi_IN"/>
+        </w:rPr>
+      </w:r>
+      <w:r>
+        <w:rPr>
           <w:b/>
           <w:lang w:val="hi_IN" w:bidi="hi_IN"/>
         </w:rPr>
@@ -5998,6 +6777,20 @@
       </w:r>
       <w:r>
         <w:rPr>
+          <w:lang w:val="hi_IN" w:bidi="hi_IN"/>
+        </w:rPr>
+        <w:t>בְּ⁠י֨וֹם עֶשְׂרִ֧ים וְ⁠אַרְבָּעָ֛ה לַ⁠חֹ֖דֶשׁ בַּ⁠שִּׁשִּׁ֑י</w:t>
+      </w:r>
+    </w:p>
+    <w:p>
+      <w:pPr/>
+      <w:r>
+        <w:rPr>
+          <w:lang w:val="hi_IN" w:bidi="hi_IN"/>
+        </w:rPr>
+      </w:r>
+      <w:r>
+        <w:rPr>
           <w:b/>
           <w:lang w:val="hi_IN" w:bidi="hi_IN"/>
         </w:rPr>
@@ -6030,7 +6823,7 @@
         </w:rPr>
         <w:t xml:space="preserve"> पश्चिमी कैलेण्डर के अगस्त और सितंबर महीने के दौरान होता है। देखें कि आपने </w:t>
       </w:r>
-      <w:hyperlink r:id="rId13">
+      <w:hyperlink r:id="rId15">
         <w:r>
           <w:rPr>
             <w:lang w:val="hi_IN" w:bidi="hi_IN"/>
@@ -6112,6 +6905,20 @@
       </w:r>
       <w:r>
         <w:rPr>
+          <w:lang w:val="hi_IN" w:bidi="hi_IN"/>
+        </w:rPr>
+        <w:t>בְּ⁠י֨וֹם עֶשְׂרִ֧ים וְ⁠אַרְבָּעָ֛ה לַ⁠חֹ֖דֶשׁ בַּ⁠שִּׁשִּׁ֑י בִּ⁠שְׁנַ֥ת שְׁתַּ֖יִם</w:t>
+      </w:r>
+    </w:p>
+    <w:p>
+      <w:pPr/>
+      <w:r>
+        <w:rPr>
+          <w:lang w:val="hi_IN" w:bidi="hi_IN"/>
+        </w:rPr>
+      </w:r>
+      <w:r>
+        <w:rPr>
           <w:b/>
           <w:lang w:val="hi_IN" w:bidi="hi_IN"/>
         </w:rPr>
@@ -6317,6 +7124,20 @@
       </w:r>
       <w:r>
         <w:rPr>
+          <w:lang w:val="hi_IN" w:bidi="hi_IN"/>
+        </w:rPr>
+        <w:t>בַּ⁠שְּׁבִיעִ֕י בְּ⁠עֶשְׂרִ֥ים וְ⁠אֶחָ֖ד לַ⁠חֹ֑דֶשׁ</w:t>
+      </w:r>
+    </w:p>
+    <w:p>
+      <w:pPr/>
+      <w:r>
+        <w:rPr>
+          <w:lang w:val="hi_IN" w:bidi="hi_IN"/>
+        </w:rPr>
+      </w:r>
+      <w:r>
+        <w:rPr>
           <w:b/>
           <w:lang w:val="hi_IN" w:bidi="hi_IN"/>
         </w:rPr>
@@ -6400,6 +7221,20 @@
       </w:r>
       <w:r>
         <w:rPr>
+          <w:lang w:val="hi_IN" w:bidi="hi_IN"/>
+        </w:rPr>
+        <w:t>בַּ⁠שְּׁבִיעִ֕י בְּ⁠עֶשְׂרִ֥ים וְ⁠אֶחָ֖ד לַ⁠חֹ֑דֶשׁ</w:t>
+      </w:r>
+    </w:p>
+    <w:p>
+      <w:pPr/>
+      <w:r>
+        <w:rPr>
+          <w:lang w:val="hi_IN" w:bidi="hi_IN"/>
+        </w:rPr>
+      </w:r>
+      <w:r>
+        <w:rPr>
           <w:b/>
           <w:lang w:val="hi_IN" w:bidi="hi_IN"/>
         </w:rPr>
@@ -6483,6 +7318,20 @@
       </w:r>
       <w:r>
         <w:rPr>
+          <w:lang w:val="hi_IN" w:bidi="hi_IN"/>
+        </w:rPr>
+        <w:t>בַּ⁠שְּׁבִיעִ֕י בְּ⁠עֶשְׂרִ֥ים וְ⁠אֶחָ֖ד לַ⁠חֹ֑דֶשׁ</w:t>
+      </w:r>
+    </w:p>
+    <w:p>
+      <w:pPr/>
+      <w:r>
+        <w:rPr>
+          <w:lang w:val="hi_IN" w:bidi="hi_IN"/>
+        </w:rPr>
+      </w:r>
+      <w:r>
+        <w:rPr>
           <w:b/>
           <w:lang w:val="hi_IN" w:bidi="hi_IN"/>
         </w:rPr>
@@ -6528,7 +7377,7 @@
         </w:rPr>
         <w:t xml:space="preserve"> दिन पश्चिमी कैलेण्डर में अक्टूबर के मध्य के करीब होता है। देखें कि आपने </w:t>
       </w:r>
-      <w:hyperlink r:id="rId13">
+      <w:hyperlink r:id="rId15">
         <w:r>
           <w:rPr>
             <w:lang w:val="hi_IN" w:bidi="hi_IN"/>
@@ -6610,6 +7459,20 @@
       </w:r>
       <w:r>
         <w:rPr>
+          <w:lang w:val="hi_IN" w:bidi="hi_IN"/>
+        </w:rPr>
+        <w:t>הָיָה֙ דְּבַר־יְהוָ֔ה בְּ⁠יַד־חַגַּ֥י הַ⁠נָּבִ֖יא</w:t>
+      </w:r>
+    </w:p>
+    <w:p>
+      <w:pPr/>
+      <w:r>
+        <w:rPr>
+          <w:lang w:val="hi_IN" w:bidi="hi_IN"/>
+        </w:rPr>
+      </w:r>
+      <w:r>
+        <w:rPr>
           <w:b/>
           <w:lang w:val="hi_IN" w:bidi="hi_IN"/>
         </w:rPr>
@@ -6629,7 +7492,7 @@
         </w:rPr>
         <w:t xml:space="preserve">देखें कि आपने इस समान कथन का अनुवाद </w:t>
       </w:r>
-      <w:hyperlink r:id="rId13">
+      <w:hyperlink r:id="rId15">
         <w:r>
           <w:rPr>
             <w:lang w:val="hi_IN" w:bidi="hi_IN"/>
@@ -6711,6 +7574,20 @@
       </w:r>
       <w:r>
         <w:rPr>
+          <w:lang w:val="hi_IN" w:bidi="hi_IN"/>
+        </w:rPr>
+        <w:t>הָ⁠עָ֖ם לֵ⁠אמֹֽר</w:t>
+      </w:r>
+    </w:p>
+    <w:p>
+      <w:pPr/>
+      <w:r>
+        <w:rPr>
+          <w:lang w:val="hi_IN" w:bidi="hi_IN"/>
+        </w:rPr>
+      </w:r>
+      <w:r>
+        <w:rPr>
           <w:b/>
           <w:lang w:val="hi_IN" w:bidi="hi_IN"/>
         </w:rPr>
@@ -6794,6 +7671,20 @@
       </w:r>
       <w:r>
         <w:rPr>
+          <w:lang w:val="hi_IN" w:bidi="hi_IN"/>
+        </w:rPr>
+        <w:t>מִ֤י בָ⁠כֶם֙ הַ⁠נִּשְׁאָ֔ר אֲשֶׁ֤ר רָאָה֙ אֶת־הַ⁠בַּ֣יִת הַ⁠זֶּ֔ה בִּ⁠כְבוֹד֖⁠וֹ הָ⁠רִאשׁ֑וֹן וּ⁠מָ֨ה אַתֶּ֜ם רֹאִ֤ים אֹת⁠וֹ֙ עַ֔תָּה הֲ⁠ל֥וֹא כָמֹ֛⁠הוּ כְּ⁠אַ֖יִן בְּ⁠עֵינֵי⁠כֶֽם</w:t>
+      </w:r>
+    </w:p>
+    <w:p>
+      <w:pPr/>
+      <w:r>
+        <w:rPr>
+          <w:lang w:val="hi_IN" w:bidi="hi_IN"/>
+        </w:rPr>
+      </w:r>
+      <w:r>
+        <w:rPr>
           <w:b/>
           <w:lang w:val="hi_IN" w:bidi="hi_IN"/>
         </w:rPr>
@@ -6877,6 +7768,20 @@
       </w:r>
       <w:r>
         <w:rPr>
+          <w:lang w:val="hi_IN" w:bidi="hi_IN"/>
+        </w:rPr>
+        <w:t>מִ֤י בָ⁠כֶם֙ הַ⁠נִּשְׁאָ֔ר אֲשֶׁ֤ר רָאָה֙ אֶת־הַ⁠בַּ֣יִת הַ⁠זֶּ֔ה בִּ⁠כְבוֹד֖⁠וֹ הָ⁠רִאשׁ֑וֹן וּ⁠מָ֨ה אַתֶּ֜ם רֹאִ֤ים אֹת⁠וֹ֙ עַ֔תָּה הֲ⁠ל֥וֹא כָמֹ֛⁠הוּ כְּ⁠אַ֖יִן בְּ⁠עֵינֵי⁠כֶֽם</w:t>
+      </w:r>
+    </w:p>
+    <w:p>
+      <w:pPr/>
+      <w:r>
+        <w:rPr>
+          <w:lang w:val="hi_IN" w:bidi="hi_IN"/>
+        </w:rPr>
+      </w:r>
+      <w:r>
+        <w:rPr>
           <w:b/>
           <w:lang w:val="hi_IN" w:bidi="hi_IN"/>
         </w:rPr>
@@ -6960,6 +7865,20 @@
       </w:r>
       <w:r>
         <w:rPr>
+          <w:lang w:val="hi_IN" w:bidi="hi_IN"/>
+        </w:rPr>
+        <w:t>בָ⁠כֶם֙ הַ⁠נִּשְׁאָ֔ר אֲשֶׁ֤ר רָאָה֙ אֶת־הַ⁠בַּ֣יִת הַ⁠זֶּ֔ה</w:t>
+      </w:r>
+    </w:p>
+    <w:p>
+      <w:pPr/>
+      <w:r>
+        <w:rPr>
+          <w:lang w:val="hi_IN" w:bidi="hi_IN"/>
+        </w:rPr>
+      </w:r>
+      <w:r>
+        <w:rPr>
           <w:b/>
           <w:lang w:val="hi_IN" w:bidi="hi_IN"/>
         </w:rPr>
@@ -7043,6 +7962,20 @@
       </w:r>
       <w:r>
         <w:rPr>
+          <w:lang w:val="hi_IN" w:bidi="hi_IN"/>
+        </w:rPr>
+        <w:t>אֲשֶׁ֤ר רָאָה֙ אֶת־הַ⁠בַּ֣יִת הַ⁠זֶּ֔ה בִּ⁠כְבוֹד֖⁠וֹ הָ⁠רִאשׁ֑וֹן</w:t>
+      </w:r>
+    </w:p>
+    <w:p>
+      <w:pPr/>
+      <w:r>
+        <w:rPr>
+          <w:lang w:val="hi_IN" w:bidi="hi_IN"/>
+        </w:rPr>
+      </w:r>
+      <w:r>
+        <w:rPr>
           <w:b/>
           <w:lang w:val="hi_IN" w:bidi="hi_IN"/>
         </w:rPr>
@@ -7139,6 +8072,20 @@
       </w:r>
       <w:r>
         <w:rPr>
+          <w:lang w:val="hi_IN" w:bidi="hi_IN"/>
+        </w:rPr>
+        <w:t>כָמֹ֛⁠הוּ</w:t>
+      </w:r>
+    </w:p>
+    <w:p>
+      <w:pPr/>
+      <w:r>
+        <w:rPr>
+          <w:lang w:val="hi_IN" w:bidi="hi_IN"/>
+        </w:rPr>
+      </w:r>
+      <w:r>
+        <w:rPr>
           <w:b/>
           <w:lang w:val="hi_IN" w:bidi="hi_IN"/>
         </w:rPr>
@@ -7242,6 +8189,20 @@
       </w:r>
       <w:r>
         <w:rPr>
+          <w:lang w:val="hi_IN" w:bidi="hi_IN"/>
+        </w:rPr>
+        <w:t>הֲ⁠ל֥וֹא כָמֹ֛⁠הוּ כְּ⁠אַ֖יִן בְּ⁠עֵינֵי⁠כֶֽם</w:t>
+      </w:r>
+    </w:p>
+    <w:p>
+      <w:pPr/>
+      <w:r>
+        <w:rPr>
+          <w:lang w:val="hi_IN" w:bidi="hi_IN"/>
+        </w:rPr>
+      </w:r>
+      <w:r>
+        <w:rPr>
           <w:b/>
           <w:lang w:val="hi_IN" w:bidi="hi_IN"/>
         </w:rPr>
@@ -7364,6 +8325,20 @@
       </w:r>
       <w:r>
         <w:rPr>
+          <w:lang w:val="hi_IN" w:bidi="hi_IN"/>
+        </w:rPr>
+        <w:t>וְ⁠עַתָּ֣ה חֲזַ֣ק זְרֻבָּבֶ֣ל ׀ נְאֻם־יְהוָ֡ה וַ⁠חֲזַ֣ק יְהוֹשֻׁ֣עַ בֶּן־יְהוֹצָדָק֩ הַ⁠כֹּהֵ֨ן הַ⁠גָּד֜וֹל וַ⁠חֲזַ֨ק כָּל־עַ֥ם הָ⁠אָ֛רֶץ נְאֻם־יְהוָ֖ה וַֽ⁠עֲשׂ֑וּ כִּֽי־אֲנִ֣י אִתְּ⁠כֶ֔ם נְאֻ֖ם יְהוָ֥ה צְבָאֽוֹת</w:t>
+      </w:r>
+    </w:p>
+    <w:p>
+      <w:pPr/>
+      <w:r>
+        <w:rPr>
+          <w:lang w:val="hi_IN" w:bidi="hi_IN"/>
+        </w:rPr>
+      </w:r>
+      <w:r>
+        <w:rPr>
           <w:b/>
           <w:lang w:val="hi_IN" w:bidi="hi_IN"/>
         </w:rPr>
@@ -7447,6 +8422,20 @@
       </w:r>
       <w:r>
         <w:rPr>
+          <w:lang w:val="hi_IN" w:bidi="hi_IN"/>
+        </w:rPr>
+        <w:t>כָּל־עַ֥ם הָ⁠אָ֛רֶץ</w:t>
+      </w:r>
+    </w:p>
+    <w:p>
+      <w:pPr/>
+      <w:r>
+        <w:rPr>
+          <w:lang w:val="hi_IN" w:bidi="hi_IN"/>
+        </w:rPr>
+      </w:r>
+      <w:r>
+        <w:rPr>
           <w:b/>
           <w:lang w:val="hi_IN" w:bidi="hi_IN"/>
         </w:rPr>
@@ -7466,7 +8455,7 @@
         </w:rPr>
         <w:t xml:space="preserve">यहोवा इस अभिव्यक्ति का उपयोग यहूदियों के लिए कर रहे हैं जो बँधुआई से लौट आए हैं। यह वाक्यांश </w:t>
       </w:r>
-      <w:hyperlink r:id="rId15">
+      <w:hyperlink r:id="rId17">
         <w:r>
           <w:rPr>
             <w:lang w:val="hi_IN" w:bidi="hi_IN"/>
@@ -7484,7 +8473,7 @@
         </w:rPr>
         <w:t xml:space="preserve"> और </w:t>
       </w:r>
-      <w:hyperlink r:id="rId16">
+      <w:hyperlink r:id="rId18">
         <w:r>
           <w:rPr>
             <w:lang w:val="hi_IN" w:bidi="hi_IN"/>
@@ -7566,6 +8555,20 @@
       </w:r>
       <w:r>
         <w:rPr>
+          <w:lang w:val="hi_IN" w:bidi="hi_IN"/>
+        </w:rPr>
+        <w:t>אֶֽת־הַ⁠דָּבָ֞ר אֲשֶׁר־כָּרַ֤תִּי אִתְּ⁠כֶם֙ בְּ⁠צֵאתְ⁠כֶ֣ם מִ⁠מִּצְרַ֔יִם וְ⁠רוּחִ֖⁠י עֹמֶ֣דֶת בְּ⁠תוֹכְ⁠כֶ֑ם אַל־תִּירָֽאוּ</w:t>
+      </w:r>
+    </w:p>
+    <w:p>
+      <w:pPr/>
+      <w:r>
+        <w:rPr>
+          <w:lang w:val="hi_IN" w:bidi="hi_IN"/>
+        </w:rPr>
+      </w:r>
+      <w:r>
+        <w:rPr>
           <w:b/>
           <w:lang w:val="hi_IN" w:bidi="hi_IN"/>
         </w:rPr>
@@ -7649,6 +8652,20 @@
       </w:r>
       <w:r>
         <w:rPr>
+          <w:lang w:val="hi_IN" w:bidi="hi_IN"/>
+        </w:rPr>
+        <w:t>אֶֽת־הַ⁠דָּבָ֞ר אֲשֶׁר־כָּרַ֤תִּי אִתְּ⁠כֶם֙</w:t>
+      </w:r>
+    </w:p>
+    <w:p>
+      <w:pPr/>
+      <w:r>
+        <w:rPr>
+          <w:lang w:val="hi_IN" w:bidi="hi_IN"/>
+        </w:rPr>
+      </w:r>
+      <w:r>
+        <w:rPr>
           <w:b/>
           <w:lang w:val="hi_IN" w:bidi="hi_IN"/>
         </w:rPr>
@@ -7732,6 +8749,20 @@
       </w:r>
       <w:r>
         <w:rPr>
+          <w:lang w:val="hi_IN" w:bidi="hi_IN"/>
+        </w:rPr>
+        <w:t>אֶֽת־הַ⁠דָּבָ֞ר אֲשֶׁר־כָּרַ֤תִּי אִתְּ⁠כֶם֙</w:t>
+      </w:r>
+    </w:p>
+    <w:p>
+      <w:pPr/>
+      <w:r>
+        <w:rPr>
+          <w:lang w:val="hi_IN" w:bidi="hi_IN"/>
+        </w:rPr>
+      </w:r>
+      <w:r>
+        <w:rPr>
           <w:b/>
           <w:lang w:val="hi_IN" w:bidi="hi_IN"/>
         </w:rPr>
@@ -7841,6 +8872,20 @@
       </w:r>
       <w:r>
         <w:rPr>
+          <w:lang w:val="hi_IN" w:bidi="hi_IN"/>
+        </w:rPr>
+        <w:t>אֶֽת־הַ⁠דָּבָ֞ר אֲשֶׁר־כָּרַ֤תִּי אִתְּ⁠כֶם֙ בְּ⁠צֵאתְ⁠כֶ֣ם מִ⁠מִּצְרַ֔יִם</w:t>
+      </w:r>
+    </w:p>
+    <w:p>
+      <w:pPr/>
+      <w:r>
+        <w:rPr>
+          <w:lang w:val="hi_IN" w:bidi="hi_IN"/>
+        </w:rPr>
+      </w:r>
+      <w:r>
+        <w:rPr>
           <w:b/>
           <w:lang w:val="hi_IN" w:bidi="hi_IN"/>
         </w:rPr>
@@ -7880,7 +8925,7 @@
         </w:rPr>
         <w:t xml:space="preserve">किया था। उदाहरण के लिए देखें, </w:t>
       </w:r>
-      <w:hyperlink r:id="rId17">
+      <w:hyperlink r:id="rId19">
         <w:r>
           <w:rPr>
             <w:lang w:val="hi_IN" w:bidi="hi_IN"/>
@@ -7986,6 +9031,20 @@
       </w:r>
       <w:r>
         <w:rPr>
+          <w:lang w:val="hi_IN" w:bidi="hi_IN"/>
+        </w:rPr>
+        <w:t>וְ⁠רוּחִ֖⁠י עֹמֶ֣דֶת בְּ⁠תוֹכְ⁠כֶ֑ם</w:t>
+      </w:r>
+    </w:p>
+    <w:p>
+      <w:pPr/>
+      <w:r>
+        <w:rPr>
+          <w:lang w:val="hi_IN" w:bidi="hi_IN"/>
+        </w:rPr>
+      </w:r>
+      <w:r>
+        <w:rPr>
           <w:b/>
           <w:lang w:val="hi_IN" w:bidi="hi_IN"/>
         </w:rPr>
@@ -8069,6 +9128,20 @@
       </w:r>
       <w:r>
         <w:rPr>
+          <w:lang w:val="hi_IN" w:bidi="hi_IN"/>
+        </w:rPr>
+        <w:t>כִּ֣י כֹ֤ה אָמַר֙ יְהוָ֣ה צְבָא֔וֹת ע֥וֹד אַחַ֖ת מְעַ֣ט הִ֑יא וַ⁠אֲנִ֗י מַרְעִישׁ֙ אֶת־הַ⁠שָּׁמַ֣יִם וְ⁠אֶת־הָ⁠אָ֔רֶץ וְ⁠אֶת־הַ⁠יָּ֖ם וְ⁠אֶת־הֶ⁠חָרָבָֽה</w:t>
+      </w:r>
+    </w:p>
+    <w:p>
+      <w:pPr/>
+      <w:r>
+        <w:rPr>
+          <w:lang w:val="hi_IN" w:bidi="hi_IN"/>
+        </w:rPr>
+      </w:r>
+      <w:r>
+        <w:rPr>
           <w:b/>
           <w:lang w:val="hi_IN" w:bidi="hi_IN"/>
         </w:rPr>
@@ -8152,6 +9225,20 @@
       </w:r>
       <w:r>
         <w:rPr>
+          <w:lang w:val="hi_IN" w:bidi="hi_IN"/>
+        </w:rPr>
+        <w:t>ע֥וֹד אַחַ֖ת מְעַ֣ט הִ֑יא וַ⁠אֲנִ֗י מַרְעִישׁ֙</w:t>
+      </w:r>
+    </w:p>
+    <w:p>
+      <w:pPr/>
+      <w:r>
+        <w:rPr>
+          <w:lang w:val="hi_IN" w:bidi="hi_IN"/>
+        </w:rPr>
+      </w:r>
+      <w:r>
+        <w:rPr>
           <w:b/>
           <w:lang w:val="hi_IN" w:bidi="hi_IN"/>
         </w:rPr>
@@ -8287,6 +9374,20 @@
       </w:r>
       <w:r>
         <w:rPr>
+          <w:lang w:val="hi_IN" w:bidi="hi_IN"/>
+        </w:rPr>
+        <w:t>וַ⁠אֲנִ֗י מַרְעִישׁ֙</w:t>
+      </w:r>
+    </w:p>
+    <w:p>
+      <w:pPr/>
+      <w:r>
+        <w:rPr>
+          <w:lang w:val="hi_IN" w:bidi="hi_IN"/>
+        </w:rPr>
+      </w:r>
+      <w:r>
+        <w:rPr>
           <w:b/>
           <w:lang w:val="hi_IN" w:bidi="hi_IN"/>
         </w:rPr>
@@ -8407,6 +9508,20 @@
       </w:r>
       <w:r>
         <w:rPr>
+          <w:lang w:val="hi_IN" w:bidi="hi_IN"/>
+        </w:rPr>
+        <w:t>אֶת־הַ⁠שָּׁמַ֣יִם וְ⁠אֶת־הָ⁠אָ֔רֶץ וְ⁠אֶת־הַ⁠יָּ֖ם וְ⁠אֶת־הֶ⁠חָרָבָֽה</w:t>
+      </w:r>
+    </w:p>
+    <w:p>
+      <w:pPr/>
+      <w:r>
+        <w:rPr>
+          <w:lang w:val="hi_IN" w:bidi="hi_IN"/>
+        </w:rPr>
+      </w:r>
+      <w:r>
+        <w:rPr>
           <w:b/>
           <w:lang w:val="hi_IN" w:bidi="hi_IN"/>
         </w:rPr>
@@ -8542,6 +9657,20 @@
       </w:r>
       <w:r>
         <w:rPr>
+          <w:lang w:val="hi_IN" w:bidi="hi_IN"/>
+        </w:rPr>
+        <w:t>וְ⁠הִרְעַשְׁתִּי֙ אֶת־כָּל־הַ⁠גּוֹיִ֔ם וּ⁠בָ֖אוּ חֶמְדַּ֣ת כָּל־הַ⁠גּוֹיִ֑ם וּ⁠מִלֵּאתִ֞י אֶת־הַ⁠בַּ֤יִת הַ⁠זֶּה֙ כָּב֔וֹד אָמַ֖ר יְהוָ֥ה צְבָאֽוֹת</w:t>
+      </w:r>
+    </w:p>
+    <w:p>
+      <w:pPr/>
+      <w:r>
+        <w:rPr>
+          <w:lang w:val="hi_IN" w:bidi="hi_IN"/>
+        </w:rPr>
+      </w:r>
+      <w:r>
+        <w:rPr>
           <w:b/>
           <w:lang w:val="hi_IN" w:bidi="hi_IN"/>
         </w:rPr>
@@ -8625,6 +9754,20 @@
       </w:r>
       <w:r>
         <w:rPr>
+          <w:lang w:val="hi_IN" w:bidi="hi_IN"/>
+        </w:rPr>
+        <w:t>וְ⁠הִרְעַשְׁתִּי֙ אֶת־כָּל־הַ⁠גּוֹיִ֔ם</w:t>
+      </w:r>
+    </w:p>
+    <w:p>
+      <w:pPr/>
+      <w:r>
+        <w:rPr>
+          <w:lang w:val="hi_IN" w:bidi="hi_IN"/>
+        </w:rPr>
+      </w:r>
+      <w:r>
+        <w:rPr>
           <w:b/>
           <w:lang w:val="hi_IN" w:bidi="hi_IN"/>
         </w:rPr>
@@ -8734,6 +9877,20 @@
       </w:r>
       <w:r>
         <w:rPr>
+          <w:lang w:val="hi_IN" w:bidi="hi_IN"/>
+        </w:rPr>
+        <w:t>וּ⁠מִלֵּאתִ֞י אֶת־הַ⁠בַּ֤יִת הַ⁠זֶּה֙ כָּב֔וֹד</w:t>
+      </w:r>
+    </w:p>
+    <w:p>
+      <w:pPr/>
+      <w:r>
+        <w:rPr>
+          <w:lang w:val="hi_IN" w:bidi="hi_IN"/>
+        </w:rPr>
+      </w:r>
+      <w:r>
+        <w:rPr>
           <w:b/>
           <w:lang w:val="hi_IN" w:bidi="hi_IN"/>
         </w:rPr>
@@ -8875,6 +10032,20 @@
       </w:r>
       <w:r>
         <w:rPr>
+          <w:lang w:val="hi_IN" w:bidi="hi_IN"/>
+        </w:rPr>
+        <w:t>לִ֥⁠י הַ⁠כֶּ֖סֶף וְ⁠לִ֣⁠י הַ⁠זָּהָ֑ב נְאֻ֖ם יְהוָ֥ה צְבָאֽוֹת</w:t>
+      </w:r>
+    </w:p>
+    <w:p>
+      <w:pPr/>
+      <w:r>
+        <w:rPr>
+          <w:lang w:val="hi_IN" w:bidi="hi_IN"/>
+        </w:rPr>
+      </w:r>
+      <w:r>
+        <w:rPr>
           <w:b/>
           <w:lang w:val="hi_IN" w:bidi="hi_IN"/>
         </w:rPr>
@@ -8958,6 +10129,20 @@
       </w:r>
       <w:r>
         <w:rPr>
+          <w:lang w:val="hi_IN" w:bidi="hi_IN"/>
+        </w:rPr>
+        <w:t>לִ֥⁠י הַ⁠כֶּ֖סֶף וְ⁠לִ֣⁠י הַ⁠זָּהָ֑ב</w:t>
+      </w:r>
+    </w:p>
+    <w:p>
+      <w:pPr/>
+      <w:r>
+        <w:rPr>
+          <w:lang w:val="hi_IN" w:bidi="hi_IN"/>
+        </w:rPr>
+      </w:r>
+      <w:r>
+        <w:rPr>
           <w:b/>
           <w:lang w:val="hi_IN" w:bidi="hi_IN"/>
         </w:rPr>
@@ -9041,6 +10226,20 @@
       </w:r>
       <w:r>
         <w:rPr>
+          <w:lang w:val="hi_IN" w:bidi="hi_IN"/>
+        </w:rPr>
+        <w:t>גָּד֣וֹל יִֽהְיֶ֡ה כְּבוֹד֩ הַ⁠בַּ֨יִת הַ⁠זֶּ֤ה הָ⁠אַֽחֲרוֹן֙ מִן־הָ֣⁠רִאשׁ֔וֹן אָמַ֖ר יְהוָ֣ה צְבָא֑וֹת וּ⁠בַ⁠מָּק֤וֹם הַ⁠זֶּה֙ אֶתֵּ֣ן שָׁל֔וֹם נְאֻ֖ם יְהוָ֥ה צְבָאֽוֹת</w:t>
+      </w:r>
+    </w:p>
+    <w:p>
+      <w:pPr/>
+      <w:r>
+        <w:rPr>
+          <w:lang w:val="hi_IN" w:bidi="hi_IN"/>
+        </w:rPr>
+      </w:r>
+      <w:r>
+        <w:rPr>
           <w:b/>
           <w:lang w:val="hi_IN" w:bidi="hi_IN"/>
         </w:rPr>
@@ -9124,6 +10323,20 @@
       </w:r>
       <w:r>
         <w:rPr>
+          <w:lang w:val="hi_IN" w:bidi="hi_IN"/>
+        </w:rPr>
+        <w:t>גָּד֣וֹל יִֽהְיֶ֡ה כְּבוֹד֩ הַ⁠בַּ֨יִת הַ⁠זֶּ֤ה הָ⁠אַֽחֲרוֹן֙ מִן־הָ֣⁠רִאשׁ֔וֹן</w:t>
+      </w:r>
+    </w:p>
+    <w:p>
+      <w:pPr/>
+      <w:r>
+        <w:rPr>
+          <w:lang w:val="hi_IN" w:bidi="hi_IN"/>
+        </w:rPr>
+      </w:r>
+      <w:r>
+        <w:rPr>
           <w:b/>
           <w:lang w:val="hi_IN" w:bidi="hi_IN"/>
         </w:rPr>
@@ -9207,6 +10420,20 @@
       </w:r>
       <w:r>
         <w:rPr>
+          <w:lang w:val="hi_IN" w:bidi="hi_IN"/>
+        </w:rPr>
+        <w:t>גָּד֣וֹל יִֽהְיֶ֡ה כְּבוֹד֩ הַ⁠בַּ֨יִת הַ⁠זֶּ֤ה הָ⁠אַֽחֲרוֹן֙ מִן־הָ֣⁠רִאשׁ֔וֹן</w:t>
+      </w:r>
+    </w:p>
+    <w:p>
+      <w:pPr/>
+      <w:r>
+        <w:rPr>
+          <w:lang w:val="hi_IN" w:bidi="hi_IN"/>
+        </w:rPr>
+      </w:r>
+      <w:r>
+        <w:rPr>
           <w:b/>
           <w:lang w:val="hi_IN" w:bidi="hi_IN"/>
         </w:rPr>
@@ -9303,6 +10530,20 @@
       </w:r>
       <w:r>
         <w:rPr>
+          <w:lang w:val="hi_IN" w:bidi="hi_IN"/>
+        </w:rPr>
+        <w:t>הַ⁠בַּ֨יִת</w:t>
+      </w:r>
+    </w:p>
+    <w:p>
+      <w:pPr/>
+      <w:r>
+        <w:rPr>
+          <w:lang w:val="hi_IN" w:bidi="hi_IN"/>
+        </w:rPr>
+      </w:r>
+      <w:r>
+        <w:rPr>
           <w:b/>
           <w:lang w:val="hi_IN" w:bidi="hi_IN"/>
         </w:rPr>
@@ -9412,6 +10653,20 @@
       </w:r>
       <w:r>
         <w:rPr>
+          <w:lang w:val="hi_IN" w:bidi="hi_IN"/>
+        </w:rPr>
+        <w:t>וּ⁠בַ⁠מָּק֤וֹם הַ⁠זֶּה֙ אֶתֵּ֣ן שָׁל֔וֹם</w:t>
+      </w:r>
+    </w:p>
+    <w:p>
+      <w:pPr/>
+      <w:r>
+        <w:rPr>
+          <w:lang w:val="hi_IN" w:bidi="hi_IN"/>
+        </w:rPr>
+      </w:r>
+      <w:r>
+        <w:rPr>
           <w:b/>
           <w:lang w:val="hi_IN" w:bidi="hi_IN"/>
         </w:rPr>
@@ -9515,6 +10770,20 @@
       </w:r>
       <w:r>
         <w:rPr>
+          <w:lang w:val="hi_IN" w:bidi="hi_IN"/>
+        </w:rPr>
+        <w:t>בְּ⁠עֶשְׂרִ֤ים וְ⁠אַרְבָּעָה֙ לַ⁠תְּשִׁיעִ֔י</w:t>
+      </w:r>
+    </w:p>
+    <w:p>
+      <w:pPr/>
+      <w:r>
+        <w:rPr>
+          <w:lang w:val="hi_IN" w:bidi="hi_IN"/>
+        </w:rPr>
+      </w:r>
+      <w:r>
+        <w:rPr>
           <w:b/>
           <w:lang w:val="hi_IN" w:bidi="hi_IN"/>
         </w:rPr>
@@ -9598,6 +10867,20 @@
       </w:r>
       <w:r>
         <w:rPr>
+          <w:lang w:val="hi_IN" w:bidi="hi_IN"/>
+        </w:rPr>
+        <w:t>בְּ⁠עֶשְׂרִ֤ים וְ⁠אַרְבָּעָה֙ לַ⁠תְּשִׁיעִ֔י בִּ⁠שְׁנַ֥ת שְׁתַּ֖יִם לְ⁠דָרְיָ֑וֶשׁ</w:t>
+      </w:r>
+    </w:p>
+    <w:p>
+      <w:pPr/>
+      <w:r>
+        <w:rPr>
+          <w:lang w:val="hi_IN" w:bidi="hi_IN"/>
+        </w:rPr>
+      </w:r>
+      <w:r>
+        <w:rPr>
           <w:b/>
           <w:lang w:val="hi_IN" w:bidi="hi_IN"/>
         </w:rPr>
@@ -9681,6 +10964,20 @@
       </w:r>
       <w:r>
         <w:rPr>
+          <w:lang w:val="hi_IN" w:bidi="hi_IN"/>
+        </w:rPr>
+        <w:t>בְּ⁠עֶשְׂרִ֤ים וְ⁠אַרְבָּעָה֙ לַ⁠תְּשִׁיעִ֔י</w:t>
+      </w:r>
+    </w:p>
+    <w:p>
+      <w:pPr/>
+      <w:r>
+        <w:rPr>
+          <w:lang w:val="hi_IN" w:bidi="hi_IN"/>
+        </w:rPr>
+      </w:r>
+      <w:r>
+        <w:rPr>
           <w:b/>
           <w:lang w:val="hi_IN" w:bidi="hi_IN"/>
         </w:rPr>
@@ -9726,7 +11023,7 @@
         </w:rPr>
         <w:t xml:space="preserve"> का समय पश्चिमी कैलेण्डर में दिसंबर के मध्य के करीब होता है। देखें कि आपने </w:t>
       </w:r>
-      <w:hyperlink r:id="rId13">
+      <w:hyperlink r:id="rId15">
         <w:r>
           <w:rPr>
             <w:lang w:val="hi_IN" w:bidi="hi_IN"/>
@@ -9808,6 +11105,20 @@
       </w:r>
       <w:r>
         <w:rPr>
+          <w:lang w:val="hi_IN" w:bidi="hi_IN"/>
+        </w:rPr>
+        <w:t>הָיָה֙ דְּבַר־יְהוָ֔ה אֶל־חַגַּ֥י הַ⁠נָּבִ֖יא לֵ⁠אמֹֽר</w:t>
+      </w:r>
+    </w:p>
+    <w:p>
+      <w:pPr/>
+      <w:r>
+        <w:rPr>
+          <w:lang w:val="hi_IN" w:bidi="hi_IN"/>
+        </w:rPr>
+      </w:r>
+      <w:r>
+        <w:rPr>
           <w:b/>
           <w:lang w:val="hi_IN" w:bidi="hi_IN"/>
         </w:rPr>
@@ -9827,7 +11138,7 @@
         </w:rPr>
         <w:t xml:space="preserve">देखें कि आपने </w:t>
       </w:r>
-      <w:hyperlink r:id="rId13">
+      <w:hyperlink r:id="rId15">
         <w:r>
           <w:rPr>
             <w:lang w:val="hi_IN" w:bidi="hi_IN"/>
@@ -9921,6 +11232,20 @@
       </w:r>
       <w:r>
         <w:rPr>
+          <w:lang w:val="hi_IN" w:bidi="hi_IN"/>
+        </w:rPr>
+        <w:t>כֹּ֥ה אָמַ֖ר יְהוָ֣ה צְבָא֑וֹת שְׁאַל־נָ֧א אֶת־הַ⁠כֹּהֲנִ֛ים תּוֹרָ֖ה לֵ⁠אמֹֽר</w:t>
+      </w:r>
+    </w:p>
+    <w:p>
+      <w:pPr/>
+      <w:r>
+        <w:rPr>
+          <w:lang w:val="hi_IN" w:bidi="hi_IN"/>
+        </w:rPr>
+      </w:r>
+      <w:r>
+        <w:rPr>
           <w:b/>
           <w:lang w:val="hi_IN" w:bidi="hi_IN"/>
         </w:rPr>
@@ -10004,6 +11329,20 @@
       </w:r>
       <w:r>
         <w:rPr>
+          <w:lang w:val="hi_IN" w:bidi="hi_IN"/>
+        </w:rPr>
+        <w:t>הֵ֣ן ׀ יִשָּׂא־אִ֨ישׁ בְּשַׂר־קֹ֜דֶשׁ בִּ⁠כְנַ֣ף בִּגְד֗⁠וֹ וְ⁠נָגַ֣ע בִּ֠⁠כְנָפ⁠וֹ אֶל־הַ⁠לֶּ֨חֶם וְ⁠אֶל־הַ⁠נָּזִ֜יד וְ⁠אֶל־הַ⁠יַּ֧יִן וְ⁠אֶל־שֶׁ֛מֶן וְ⁠אֶל־כָּל־מַאֲכָ֖ל הֲ⁠יִקְדָּ֑שׁ</w:t>
+      </w:r>
+    </w:p>
+    <w:p>
+      <w:pPr/>
+      <w:r>
+        <w:rPr>
+          <w:lang w:val="hi_IN" w:bidi="hi_IN"/>
+        </w:rPr>
+      </w:r>
+      <w:r>
+        <w:rPr>
           <w:b/>
           <w:lang w:val="hi_IN" w:bidi="hi_IN"/>
         </w:rPr>
@@ -10087,6 +11426,20 @@
       </w:r>
       <w:r>
         <w:rPr>
+          <w:lang w:val="hi_IN" w:bidi="hi_IN"/>
+        </w:rPr>
+        <w:t>הֵ֣ן ׀ יִשָּׂא־אִ֨ישׁ בְּשַׂר־קֹ֜דֶשׁ בִּ⁠כְנַ֣ף בִּגְד֗⁠וֹ וְ⁠נָגַ֣ע בִּ֠⁠כְנָפ⁠וֹ אֶל־הַ⁠לֶּ֨חֶם וְ⁠אֶל־הַ⁠נָּזִ֜יד וְ⁠אֶל־הַ⁠יַּ֧יִן וְ⁠אֶל־שֶׁ֛מֶן וְ⁠אֶל־כָּל־מַאֲכָ֖ל הֲ⁠יִקְדָּ֑שׁ</w:t>
+      </w:r>
+    </w:p>
+    <w:p>
+      <w:pPr/>
+      <w:r>
+        <w:rPr>
+          <w:lang w:val="hi_IN" w:bidi="hi_IN"/>
+        </w:rPr>
+      </w:r>
+      <w:r>
+        <w:rPr>
           <w:b/>
           <w:lang w:val="hi_IN" w:bidi="hi_IN"/>
         </w:rPr>
@@ -10170,6 +11523,20 @@
       </w:r>
       <w:r>
         <w:rPr>
+          <w:lang w:val="hi_IN" w:bidi="hi_IN"/>
+        </w:rPr>
+        <w:t>בְּשַׂר־קֹ֜דֶשׁ</w:t>
+      </w:r>
+    </w:p>
+    <w:p>
+      <w:pPr/>
+      <w:r>
+        <w:rPr>
+          <w:lang w:val="hi_IN" w:bidi="hi_IN"/>
+        </w:rPr>
+      </w:r>
+      <w:r>
+        <w:rPr>
           <w:b/>
           <w:lang w:val="hi_IN" w:bidi="hi_IN"/>
         </w:rPr>
@@ -10266,6 +11633,20 @@
       </w:r>
       <w:r>
         <w:rPr>
+          <w:lang w:val="hi_IN" w:bidi="hi_IN"/>
+        </w:rPr>
+        <w:t>לֹֽא</w:t>
+      </w:r>
+    </w:p>
+    <w:p>
+      <w:pPr/>
+      <w:r>
+        <w:rPr>
+          <w:lang w:val="hi_IN" w:bidi="hi_IN"/>
+        </w:rPr>
+      </w:r>
+      <w:r>
+        <w:rPr>
           <w:b/>
           <w:lang w:val="hi_IN" w:bidi="hi_IN"/>
         </w:rPr>
@@ -10298,7 +11679,7 @@
         </w:rPr>
         <w:t xml:space="preserve"> को छूने से व्यक्ति “पवित्र” हो जाता है (और इसलिए कुछ विशेषाधिकार प्राप्त करता है लेकिन कुछ प्रतिबन्धों के अधीन भी हो जाता है, देखें </w:t>
       </w:r>
-      <w:hyperlink r:id="rId18">
+      <w:hyperlink r:id="rId20">
         <w:r>
           <w:rPr>
             <w:lang w:val="hi_IN" w:bidi="hi_IN"/>
@@ -10380,6 +11761,20 @@
       </w:r>
       <w:r>
         <w:rPr>
+          <w:lang w:val="hi_IN" w:bidi="hi_IN"/>
+        </w:rPr>
+        <w:t>טְמֵא־נֶ֛פֶשׁ</w:t>
+      </w:r>
+    </w:p>
+    <w:p>
+      <w:pPr/>
+      <w:r>
+        <w:rPr>
+          <w:lang w:val="hi_IN" w:bidi="hi_IN"/>
+        </w:rPr>
+      </w:r>
+      <w:r>
+        <w:rPr>
           <w:b/>
           <w:lang w:val="hi_IN" w:bidi="hi_IN"/>
         </w:rPr>
@@ -10476,6 +11871,20 @@
       </w:r>
       <w:r>
         <w:rPr>
+          <w:lang w:val="hi_IN" w:bidi="hi_IN"/>
+        </w:rPr>
+        <w:t>טְמֵא־נֶ֛פֶשׁ</w:t>
+      </w:r>
+    </w:p>
+    <w:p>
+      <w:pPr/>
+      <w:r>
+        <w:rPr>
+          <w:lang w:val="hi_IN" w:bidi="hi_IN"/>
+        </w:rPr>
+      </w:r>
+      <w:r>
+        <w:rPr>
           <w:b/>
           <w:lang w:val="hi_IN" w:bidi="hi_IN"/>
         </w:rPr>
@@ -10572,6 +11981,20 @@
       </w:r>
       <w:r>
         <w:rPr>
+          <w:lang w:val="hi_IN" w:bidi="hi_IN"/>
+        </w:rPr>
+        <w:t>טְמֵא־נֶ֛פֶשׁ</w:t>
+      </w:r>
+    </w:p>
+    <w:p>
+      <w:pPr/>
+      <w:r>
+        <w:rPr>
+          <w:lang w:val="hi_IN" w:bidi="hi_IN"/>
+        </w:rPr>
+      </w:r>
+      <w:r>
+        <w:rPr>
           <w:b/>
           <w:lang w:val="hi_IN" w:bidi="hi_IN"/>
         </w:rPr>
@@ -10591,7 +12014,7 @@
         </w:rPr>
         <w:t xml:space="preserve">हाग्गै और याजक इस ज्ञान को साझा करते हैं कि यदि कोई इस्राएली एक शव को छूता है, जो कि आनुष्ठानिक रूप से अशुद्ध है, तो वह इस्राएली स्वयं एक निश्चित अवधि के लिए धार्मिक रूप से अशुद्ध हो जाता है (देखें </w:t>
       </w:r>
-      <w:hyperlink r:id="rId19">
+      <w:hyperlink r:id="rId21">
         <w:r>
           <w:rPr>
             <w:lang w:val="hi_IN" w:bidi="hi_IN"/>
@@ -10673,6 +12096,20 @@
       </w:r>
       <w:r>
         <w:rPr>
+          <w:lang w:val="hi_IN" w:bidi="hi_IN"/>
+        </w:rPr>
+        <w:t>בְּ⁠כָל־אֵ֖לֶּה הֲ⁠יִטְמָ֑א</w:t>
+      </w:r>
+    </w:p>
+    <w:p>
+      <w:pPr/>
+      <w:r>
+        <w:rPr>
+          <w:lang w:val="hi_IN" w:bidi="hi_IN"/>
+        </w:rPr>
+      </w:r>
+      <w:r>
+        <w:rPr>
           <w:b/>
           <w:lang w:val="hi_IN" w:bidi="hi_IN"/>
         </w:rPr>
@@ -10782,6 +12219,20 @@
       </w:r>
       <w:r>
         <w:rPr>
+          <w:lang w:val="hi_IN" w:bidi="hi_IN"/>
+        </w:rPr>
+        <w:t>יִטְמָֽא</w:t>
+      </w:r>
+    </w:p>
+    <w:p>
+      <w:pPr/>
+      <w:r>
+        <w:rPr>
+          <w:lang w:val="hi_IN" w:bidi="hi_IN"/>
+        </w:rPr>
+      </w:r>
+      <w:r>
+        <w:rPr>
           <w:b/>
           <w:lang w:val="hi_IN" w:bidi="hi_IN"/>
         </w:rPr>
@@ -10865,6 +12316,20 @@
       </w:r>
       <w:r>
         <w:rPr>
+          <w:lang w:val="hi_IN" w:bidi="hi_IN"/>
+        </w:rPr>
+        <w:t>כֵּ֣ן הָֽ⁠עָם־הַ֠⁠זֶּה וְ⁠כֵן־הַ⁠גּ֨וֹי הַ⁠זֶּ֤ה לְ⁠פָנַ⁠י֙ נְאֻם־יְהוָ֔ה וְ⁠כֵ֖ן כָּל־מַעֲשֵׂ֣ה יְדֵי⁠הֶ֑ם וַ⁠אֲשֶׁ֥ר יַקְרִ֛יבוּ שָׁ֖ם טָמֵ֥א הֽוּא</w:t>
+      </w:r>
+    </w:p>
+    <w:p>
+      <w:pPr/>
+      <w:r>
+        <w:rPr>
+          <w:lang w:val="hi_IN" w:bidi="hi_IN"/>
+        </w:rPr>
+      </w:r>
+      <w:r>
+        <w:rPr>
           <w:b/>
           <w:lang w:val="hi_IN" w:bidi="hi_IN"/>
         </w:rPr>
@@ -10948,6 +12413,20 @@
       </w:r>
       <w:r>
         <w:rPr>
+          <w:lang w:val="hi_IN" w:bidi="hi_IN"/>
+        </w:rPr>
+        <w:t>כֵּ֣ן הָֽ⁠עָם־הַ֠⁠זֶּה וְ⁠כֵן־הַ⁠גּ֨וֹי הַ⁠זֶּ֤ה</w:t>
+      </w:r>
+    </w:p>
+    <w:p>
+      <w:pPr/>
+      <w:r>
+        <w:rPr>
+          <w:lang w:val="hi_IN" w:bidi="hi_IN"/>
+        </w:rPr>
+      </w:r>
+      <w:r>
+        <w:rPr>
           <w:b/>
           <w:lang w:val="hi_IN" w:bidi="hi_IN"/>
         </w:rPr>
@@ -11044,6 +12523,20 @@
       </w:r>
       <w:r>
         <w:rPr>
+          <w:lang w:val="hi_IN" w:bidi="hi_IN"/>
+        </w:rPr>
+        <w:t>כֵּ֣ן הָֽ⁠עָם־הַ֠⁠זֶּה וְ⁠כֵן־הַ⁠גּ֨וֹי הַ⁠זֶּ֤ה</w:t>
+      </w:r>
+    </w:p>
+    <w:p>
+      <w:pPr/>
+      <w:r>
+        <w:rPr>
+          <w:lang w:val="hi_IN" w:bidi="hi_IN"/>
+        </w:rPr>
+      </w:r>
+      <w:r>
+        <w:rPr>
           <w:b/>
           <w:lang w:val="hi_IN" w:bidi="hi_IN"/>
         </w:rPr>
@@ -11153,6 +12646,20 @@
       </w:r>
       <w:r>
         <w:rPr>
+          <w:lang w:val="hi_IN" w:bidi="hi_IN"/>
+        </w:rPr>
+        <w:t>לְ⁠פָנַ⁠י֙</w:t>
+      </w:r>
+    </w:p>
+    <w:p>
+      <w:pPr/>
+      <w:r>
+        <w:rPr>
+          <w:lang w:val="hi_IN" w:bidi="hi_IN"/>
+        </w:rPr>
+      </w:r>
+      <w:r>
+        <w:rPr>
           <w:b/>
           <w:lang w:val="hi_IN" w:bidi="hi_IN"/>
         </w:rPr>
@@ -11275,6 +12782,20 @@
       </w:r>
       <w:r>
         <w:rPr>
+          <w:lang w:val="hi_IN" w:bidi="hi_IN"/>
+        </w:rPr>
+        <w:t>לְ⁠פָנַ⁠י֙</w:t>
+      </w:r>
+    </w:p>
+    <w:p>
+      <w:pPr/>
+      <w:r>
+        <w:rPr>
+          <w:lang w:val="hi_IN" w:bidi="hi_IN"/>
+        </w:rPr>
+      </w:r>
+      <w:r>
+        <w:rPr>
           <w:b/>
           <w:lang w:val="hi_IN" w:bidi="hi_IN"/>
         </w:rPr>
@@ -11358,6 +12879,20 @@
       </w:r>
       <w:r>
         <w:rPr>
+          <w:lang w:val="hi_IN" w:bidi="hi_IN"/>
+        </w:rPr>
+        <w:t>וְ⁠כֵ֖ן כָּל־מַעֲשֵׂ֣ה יְדֵי⁠הֶ֑ם</w:t>
+      </w:r>
+    </w:p>
+    <w:p>
+      <w:pPr/>
+      <w:r>
+        <w:rPr>
+          <w:lang w:val="hi_IN" w:bidi="hi_IN"/>
+        </w:rPr>
+      </w:r>
+      <w:r>
+        <w:rPr>
           <w:b/>
           <w:lang w:val="hi_IN" w:bidi="hi_IN"/>
         </w:rPr>
@@ -11480,6 +13015,20 @@
       </w:r>
       <w:r>
         <w:rPr>
+          <w:lang w:val="hi_IN" w:bidi="hi_IN"/>
+        </w:rPr>
+        <w:t>וַ⁠אֲשֶׁ֥ר יַקְרִ֛יבוּ שָׁ֖ם טָמֵ֥א הֽוּא</w:t>
+      </w:r>
+    </w:p>
+    <w:p>
+      <w:pPr/>
+      <w:r>
+        <w:rPr>
+          <w:lang w:val="hi_IN" w:bidi="hi_IN"/>
+        </w:rPr>
+      </w:r>
+      <w:r>
+        <w:rPr>
           <w:b/>
           <w:lang w:val="hi_IN" w:bidi="hi_IN"/>
         </w:rPr>
@@ -11512,7 +13061,7 @@
         </w:rPr>
         <w:t xml:space="preserve"> से हाग्गै का तात्पर्य उस वेदी से है, जिसे लौटे हुए यहूदियों ने मन्दिर स्थल पर स्थापित किया था। यह </w:t>
       </w:r>
-      <w:hyperlink r:id="rId20">
+      <w:hyperlink r:id="rId22">
         <w:r>
           <w:rPr>
             <w:lang w:val="hi_IN" w:bidi="hi_IN"/>
@@ -11594,6 +13143,20 @@
       </w:r>
       <w:r>
         <w:rPr>
+          <w:lang w:val="hi_IN" w:bidi="hi_IN"/>
+        </w:rPr>
+        <w:t>שִֽׂימוּ־נָ֣א לְבַבְ⁠כֶ֔ם</w:t>
+      </w:r>
+    </w:p>
+    <w:p>
+      <w:pPr/>
+      <w:r>
+        <w:rPr>
+          <w:lang w:val="hi_IN" w:bidi="hi_IN"/>
+        </w:rPr>
+      </w:r>
+      <w:r>
+        <w:rPr>
           <w:b/>
           <w:lang w:val="hi_IN" w:bidi="hi_IN"/>
         </w:rPr>
@@ -11613,7 +13176,7 @@
         </w:rPr>
         <w:t xml:space="preserve">देखें कि आपने इस अभिव्यक्ति का अनुवाद </w:t>
       </w:r>
-      <w:hyperlink r:id="rId14">
+      <w:hyperlink r:id="rId16">
         <w:r>
           <w:rPr>
             <w:lang w:val="hi_IN" w:bidi="hi_IN"/>
@@ -11695,6 +13258,20 @@
       </w:r>
       <w:r>
         <w:rPr>
+          <w:lang w:val="hi_IN" w:bidi="hi_IN"/>
+        </w:rPr>
+        <w:t>מִן־הַ⁠יּ֥וֹם הַ⁠זֶּ֖ה וָ⁠מָ֑עְלָ⁠ה</w:t>
+      </w:r>
+    </w:p>
+    <w:p>
+      <w:pPr/>
+      <w:r>
+        <w:rPr>
+          <w:lang w:val="hi_IN" w:bidi="hi_IN"/>
+        </w:rPr>
+      </w:r>
+      <w:r>
+        <w:rPr>
           <w:b/>
           <w:lang w:val="hi_IN" w:bidi="hi_IN"/>
         </w:rPr>
@@ -11791,6 +13368,20 @@
       </w:r>
       <w:r>
         <w:rPr>
+          <w:lang w:val="hi_IN" w:bidi="hi_IN"/>
+        </w:rPr>
+        <w:t>מִ⁠טֶּ֧רֶם שֽׂוּם־אֶ֛בֶן אֶל־אֶ֖בֶן בְּ⁠הֵיכַ֥ל יְהוָֽה</w:t>
+      </w:r>
+    </w:p>
+    <w:p>
+      <w:pPr/>
+      <w:r>
+        <w:rPr>
+          <w:lang w:val="hi_IN" w:bidi="hi_IN"/>
+        </w:rPr>
+      </w:r>
+      <w:r>
+        <w:rPr>
           <w:b/>
           <w:lang w:val="hi_IN" w:bidi="hi_IN"/>
         </w:rPr>
@@ -11874,6 +13465,20 @@
       </w:r>
       <w:r>
         <w:rPr>
+          <w:lang w:val="hi_IN" w:bidi="hi_IN"/>
+        </w:rPr>
+        <w:t>בְּ⁠הֵיכַ֥ל יְהוָֽה</w:t>
+      </w:r>
+    </w:p>
+    <w:p>
+      <w:pPr/>
+      <w:r>
+        <w:rPr>
+          <w:lang w:val="hi_IN" w:bidi="hi_IN"/>
+        </w:rPr>
+      </w:r>
+      <w:r>
+        <w:rPr>
           <w:b/>
           <w:lang w:val="hi_IN" w:bidi="hi_IN"/>
         </w:rPr>
@@ -11957,6 +13562,20 @@
       </w:r>
       <w:r>
         <w:rPr>
+          <w:lang w:val="hi_IN" w:bidi="hi_IN"/>
+        </w:rPr>
+        <w:t>מִֽ⁠הְיוֹתָ֥⁠ם</w:t>
+      </w:r>
+    </w:p>
+    <w:p>
+      <w:pPr/>
+      <w:r>
+        <w:rPr>
+          <w:lang w:val="hi_IN" w:bidi="hi_IN"/>
+        </w:rPr>
+      </w:r>
+      <w:r>
+        <w:rPr>
           <w:b/>
           <w:lang w:val="hi_IN" w:bidi="hi_IN"/>
         </w:rPr>
@@ -12053,6 +13672,20 @@
       </w:r>
       <w:r>
         <w:rPr>
+          <w:lang w:val="hi_IN" w:bidi="hi_IN"/>
+        </w:rPr>
+        <w:t>בָּא֙ אֶל־עֲרֵמַ֣ת עֶשְׂרִ֔ים וְ⁠הָיְתָ֖ה עֲשָׂרָ֑ה</w:t>
+      </w:r>
+    </w:p>
+    <w:p>
+      <w:pPr/>
+      <w:r>
+        <w:rPr>
+          <w:lang w:val="hi_IN" w:bidi="hi_IN"/>
+        </w:rPr>
+      </w:r>
+      <w:r>
+        <w:rPr>
           <w:b/>
           <w:lang w:val="hi_IN" w:bidi="hi_IN"/>
         </w:rPr>
@@ -12136,6 +13769,20 @@
       </w:r>
       <w:r>
         <w:rPr>
+          <w:lang w:val="hi_IN" w:bidi="hi_IN"/>
+        </w:rPr>
+        <w:t>בָּא֙ אֶל־עֲרֵמַ֣ת עֶשְׂרִ֔ים וְ⁠הָיְתָ֖ה עֲשָׂרָ֑ה</w:t>
+      </w:r>
+    </w:p>
+    <w:p>
+      <w:pPr/>
+      <w:r>
+        <w:rPr>
+          <w:lang w:val="hi_IN" w:bidi="hi_IN"/>
+        </w:rPr>
+      </w:r>
+      <w:r>
+        <w:rPr>
           <w:b/>
           <w:lang w:val="hi_IN" w:bidi="hi_IN"/>
         </w:rPr>
@@ -12226,6 +13873,20 @@
       </w:r>
       <w:r>
         <w:rPr>
+          <w:lang w:val="hi_IN" w:bidi="hi_IN"/>
+        </w:rPr>
+        <w:t>בָּ֣א אֶל־הַ⁠יֶּ֗קֶב לַ⁠חְשֹׂף֙ חֲמִשִּׁ֣ים פּוּרָ֔ה וְ⁠הָיְתָ֖ה עֶשְׂרִֽים</w:t>
+      </w:r>
+    </w:p>
+    <w:p>
+      <w:pPr/>
+      <w:r>
+        <w:rPr>
+          <w:lang w:val="hi_IN" w:bidi="hi_IN"/>
+        </w:rPr>
+      </w:r>
+      <w:r>
+        <w:rPr>
           <w:b/>
           <w:lang w:val="hi_IN" w:bidi="hi_IN"/>
         </w:rPr>
@@ -12309,6 +13970,20 @@
       </w:r>
       <w:r>
         <w:rPr>
+          <w:lang w:val="hi_IN" w:bidi="hi_IN"/>
+        </w:rPr>
+        <w:t>חֲמִשִּׁ֣ים פּוּרָ֔ה</w:t>
+      </w:r>
+    </w:p>
+    <w:p>
+      <w:pPr/>
+      <w:r>
+        <w:rPr>
+          <w:lang w:val="hi_IN" w:bidi="hi_IN"/>
+        </w:rPr>
+      </w:r>
+      <w:r>
+        <w:rPr>
           <w:b/>
           <w:lang w:val="hi_IN" w:bidi="hi_IN"/>
         </w:rPr>
@@ -12405,6 +14080,20 @@
       </w:r>
       <w:r>
         <w:rPr>
+          <w:lang w:val="hi_IN" w:bidi="hi_IN"/>
+        </w:rPr>
+        <w:t>הִכֵּ֨יתִי אֶתְ⁠כֶ֜ם בַּ⁠שִּׁדָּפ֤וֹן וּ⁠בַ⁠יֵּֽרָקוֹן֙ וּ⁠בַ⁠בָּרָ֔ד אֵ֖ת כָּל־מַעֲשֵׂ֣ה יְדֵי⁠כֶ֑ם וְ⁠אֵין־אֶתְ⁠כֶ֥ם אֵלַ֖⁠י נְאֻם־יְהוָֽה</w:t>
+      </w:r>
+    </w:p>
+    <w:p>
+      <w:pPr/>
+      <w:r>
+        <w:rPr>
+          <w:lang w:val="hi_IN" w:bidi="hi_IN"/>
+        </w:rPr>
+      </w:r>
+      <w:r>
+        <w:rPr>
           <w:b/>
           <w:lang w:val="hi_IN" w:bidi="hi_IN"/>
         </w:rPr>
@@ -12512,6 +14201,20 @@
       </w:r>
       <w:r>
         <w:rPr>
+          <w:lang w:val="hi_IN" w:bidi="hi_IN"/>
+        </w:rPr>
+        <w:t>אֵ֖ת כָּל־מַעֲשֵׂ֣ה יְדֵי⁠כֶ֑ם</w:t>
+      </w:r>
+    </w:p>
+    <w:p>
+      <w:pPr/>
+      <w:r>
+        <w:rPr>
+          <w:lang w:val="hi_IN" w:bidi="hi_IN"/>
+        </w:rPr>
+      </w:r>
+      <w:r>
+        <w:rPr>
           <w:b/>
           <w:lang w:val="hi_IN" w:bidi="hi_IN"/>
         </w:rPr>
@@ -12621,6 +14324,20 @@
       </w:r>
       <w:r>
         <w:rPr>
+          <w:lang w:val="hi_IN" w:bidi="hi_IN"/>
+        </w:rPr>
+        <w:t>אֵ֖ת כָּל־מַעֲשֵׂ֣ה יְדֵי⁠כֶ֑ם</w:t>
+      </w:r>
+    </w:p>
+    <w:p>
+      <w:pPr/>
+      <w:r>
+        <w:rPr>
+          <w:lang w:val="hi_IN" w:bidi="hi_IN"/>
+        </w:rPr>
+      </w:r>
+      <w:r>
+        <w:rPr>
           <w:b/>
           <w:lang w:val="hi_IN" w:bidi="hi_IN"/>
         </w:rPr>
@@ -12666,7 +14383,7 @@
         </w:rPr>
         <w:t xml:space="preserve"> वाक्यांश का उपयोग हुआ है। देखें कि आपने </w:t>
       </w:r>
-      <w:hyperlink r:id="rId21">
+      <w:hyperlink r:id="rId23">
         <w:r>
           <w:rPr>
             <w:lang w:val="hi_IN" w:bidi="hi_IN"/>
@@ -12748,6 +14465,20 @@
       </w:r>
       <w:r>
         <w:rPr>
+          <w:lang w:val="hi_IN" w:bidi="hi_IN"/>
+        </w:rPr>
+        <w:t>וְ⁠אֵין־אֶתְ⁠כֶ֥ם אֵלַ֖⁠י</w:t>
+      </w:r>
+    </w:p>
+    <w:p>
+      <w:pPr/>
+      <w:r>
+        <w:rPr>
+          <w:lang w:val="hi_IN" w:bidi="hi_IN"/>
+        </w:rPr>
+      </w:r>
+      <w:r>
+        <w:rPr>
           <w:b/>
           <w:lang w:val="hi_IN" w:bidi="hi_IN"/>
         </w:rPr>
@@ -12831,6 +14562,20 @@
       </w:r>
       <w:r>
         <w:rPr>
+          <w:lang w:val="hi_IN" w:bidi="hi_IN"/>
+        </w:rPr>
+        <w:t>שִׂימוּ &amp; לְבַבְ⁠כֶ֔ם</w:t>
+      </w:r>
+    </w:p>
+    <w:p>
+      <w:pPr/>
+      <w:r>
+        <w:rPr>
+          <w:lang w:val="hi_IN" w:bidi="hi_IN"/>
+        </w:rPr>
+      </w:r>
+      <w:r>
+        <w:rPr>
           <w:b/>
           <w:lang w:val="hi_IN" w:bidi="hi_IN"/>
         </w:rPr>
@@ -12850,7 +14595,7 @@
         </w:rPr>
         <w:t xml:space="preserve">देखें कि आपने </w:t>
       </w:r>
-      <w:hyperlink r:id="rId14">
+      <w:hyperlink r:id="rId16">
         <w:r>
           <w:rPr>
             <w:lang w:val="hi_IN" w:bidi="hi_IN"/>
@@ -12932,6 +14677,20 @@
       </w:r>
       <w:r>
         <w:rPr>
+          <w:lang w:val="hi_IN" w:bidi="hi_IN"/>
+        </w:rPr>
+        <w:t>מִן־הַ⁠יּ֥וֹם הַ⁠זֶּ֖ה וָ⁠מָ֑עְלָ⁠ה מִ⁠יּוֹם֩ עֶשְׂרִ֨ים וְ⁠אַרְבָּעָ֜ה לַ⁠תְּשִׁיעִ֗י לְ⁠מִן־הַ⁠יּ֛וֹם אֲשֶׁר־יֻסַּ֥ד הֵֽיכַל־יְהוָ֖ה</w:t>
+      </w:r>
+    </w:p>
+    <w:p>
+      <w:pPr/>
+      <w:r>
+        <w:rPr>
+          <w:lang w:val="hi_IN" w:bidi="hi_IN"/>
+        </w:rPr>
+      </w:r>
+      <w:r>
+        <w:rPr>
           <w:b/>
           <w:lang w:val="hi_IN" w:bidi="hi_IN"/>
         </w:rPr>
@@ -12951,7 +14710,7 @@
         </w:rPr>
         <w:t xml:space="preserve">जैसा कि </w:t>
       </w:r>
-      <w:hyperlink r:id="rId22">
+      <w:hyperlink r:id="rId24">
         <w:r>
           <w:rPr>
             <w:lang w:val="hi_IN" w:bidi="hi_IN"/>
@@ -12982,7 +14741,7 @@
         </w:rPr>
         <w:t xml:space="preserve"> यहूदियों के बँधुआई से लौटने के बाद की पूरी अवधि को सन्दर्भित करता है। ** नौवें महीने के चौबीसवें दिन** का अर्थ दारा के दूसरे वर्ष में उस तारीख से है, जैसा कि </w:t>
       </w:r>
-      <w:hyperlink r:id="rId23">
+      <w:hyperlink r:id="rId25">
         <w:r>
           <w:rPr>
             <w:lang w:val="hi_IN" w:bidi="hi_IN"/>
@@ -13064,6 +14823,20 @@
       </w:r>
       <w:r>
         <w:rPr>
+          <w:lang w:val="hi_IN" w:bidi="hi_IN"/>
+        </w:rPr>
+        <w:t>מִ⁠יּוֹם֩ עֶשְׂרִ֨ים וְ⁠אַרְבָּעָ֜ה לַ⁠תְּשִׁיעִ֗י</w:t>
+      </w:r>
+    </w:p>
+    <w:p>
+      <w:pPr/>
+      <w:r>
+        <w:rPr>
+          <w:lang w:val="hi_IN" w:bidi="hi_IN"/>
+        </w:rPr>
+      </w:r>
+      <w:r>
+        <w:rPr>
           <w:b/>
           <w:lang w:val="hi_IN" w:bidi="hi_IN"/>
         </w:rPr>
@@ -13147,6 +14920,20 @@
       </w:r>
       <w:r>
         <w:rPr>
+          <w:lang w:val="hi_IN" w:bidi="hi_IN"/>
+        </w:rPr>
+        <w:t>מִ⁠יּוֹם֩ עֶשְׂרִ֨ים וְ⁠אַרְבָּעָ֜ה לַ⁠תְּשִׁיעִ֗י</w:t>
+      </w:r>
+    </w:p>
+    <w:p>
+      <w:pPr/>
+      <w:r>
+        <w:rPr>
+          <w:lang w:val="hi_IN" w:bidi="hi_IN"/>
+        </w:rPr>
+      </w:r>
+      <w:r>
+        <w:rPr>
           <w:b/>
           <w:lang w:val="hi_IN" w:bidi="hi_IN"/>
         </w:rPr>
@@ -13166,7 +14953,7 @@
         </w:rPr>
         <w:t xml:space="preserve">यदि आपकी भाषा में क्रमवाचक संख्या का उपयोग नहीं होता है, तो आप यहाँ मूल संख्या का उपयोग कर सकते हैं। देखें कि आपने </w:t>
       </w:r>
-      <w:hyperlink r:id="rId23">
+      <w:hyperlink r:id="rId25">
         <w:r>
           <w:rPr>
             <w:lang w:val="hi_IN" w:bidi="hi_IN"/>
@@ -13248,6 +15035,20 @@
       </w:r>
       <w:r>
         <w:rPr>
+          <w:lang w:val="hi_IN" w:bidi="hi_IN"/>
+        </w:rPr>
+        <w:t>יֻסַּ֥ד הֵֽיכַל־יְהוָ֖ה</w:t>
+      </w:r>
+    </w:p>
+    <w:p>
+      <w:pPr/>
+      <w:r>
+        <w:rPr>
+          <w:lang w:val="hi_IN" w:bidi="hi_IN"/>
+        </w:rPr>
+      </w:r>
+      <w:r>
+        <w:rPr>
           <w:b/>
           <w:lang w:val="hi_IN" w:bidi="hi_IN"/>
         </w:rPr>
@@ -13331,6 +15132,20 @@
       </w:r>
       <w:r>
         <w:rPr>
+          <w:lang w:val="hi_IN" w:bidi="hi_IN"/>
+        </w:rPr>
+        <w:t>הֵֽיכַל־יְהוָ֖ה</w:t>
+      </w:r>
+    </w:p>
+    <w:p>
+      <w:pPr/>
+      <w:r>
+        <w:rPr>
+          <w:lang w:val="hi_IN" w:bidi="hi_IN"/>
+        </w:rPr>
+      </w:r>
+      <w:r>
+        <w:rPr>
           <w:b/>
           <w:lang w:val="hi_IN" w:bidi="hi_IN"/>
         </w:rPr>
@@ -13414,6 +15229,20 @@
       </w:r>
       <w:r>
         <w:rPr>
+          <w:lang w:val="hi_IN" w:bidi="hi_IN"/>
+        </w:rPr>
+        <w:t>שִׂ֥ימוּ לְבַבְ⁠כֶֽם</w:t>
+      </w:r>
+    </w:p>
+    <w:p>
+      <w:pPr/>
+      <w:r>
+        <w:rPr>
+          <w:lang w:val="hi_IN" w:bidi="hi_IN"/>
+        </w:rPr>
+      </w:r>
+      <w:r>
+        <w:rPr>
           <w:b/>
           <w:lang w:val="hi_IN" w:bidi="hi_IN"/>
         </w:rPr>
@@ -13433,7 +15262,7 @@
         </w:rPr>
         <w:t xml:space="preserve">देखें कि आपने इस वाक्यांश का </w:t>
       </w:r>
-      <w:hyperlink r:id="rId14">
+      <w:hyperlink r:id="rId16">
         <w:r>
           <w:rPr>
             <w:lang w:val="hi_IN" w:bidi="hi_IN"/>
@@ -13515,6 +15344,20 @@
       </w:r>
       <w:r>
         <w:rPr>
+          <w:lang w:val="hi_IN" w:bidi="hi_IN"/>
+        </w:rPr>
+        <w:t>הַ⁠ע֤וֹד הַ⁠זֶּ֨רַע֙ בַּ⁠מְּגוּרָ֔ה</w:t>
+      </w:r>
+    </w:p>
+    <w:p>
+      <w:pPr/>
+      <w:r>
+        <w:rPr>
+          <w:lang w:val="hi_IN" w:bidi="hi_IN"/>
+        </w:rPr>
+      </w:r>
+      <w:r>
+        <w:rPr>
           <w:b/>
           <w:lang w:val="hi_IN" w:bidi="hi_IN"/>
         </w:rPr>
@@ -13622,6 +15465,20 @@
       </w:r>
       <w:r>
         <w:rPr>
+          <w:lang w:val="hi_IN" w:bidi="hi_IN"/>
+        </w:rPr>
+        <w:t>מִן־הַ⁠יּ֥וֹם הַ⁠זֶּ֖ה אֲבָרֵֽךְ</w:t>
+      </w:r>
+    </w:p>
+    <w:p>
+      <w:pPr/>
+      <w:r>
+        <w:rPr>
+          <w:lang w:val="hi_IN" w:bidi="hi_IN"/>
+        </w:rPr>
+      </w:r>
+      <w:r>
+        <w:rPr>
           <w:b/>
           <w:lang w:val="hi_IN" w:bidi="hi_IN"/>
         </w:rPr>
@@ -13724,6 +15581,20 @@
       </w:r>
       <w:r>
         <w:rPr>
+          <w:lang w:val="hi_IN" w:bidi="hi_IN"/>
+        </w:rPr>
+        <w:t>מִן־הַ⁠יּ֥וֹם הַ⁠זֶּ֖ה</w:t>
+      </w:r>
+    </w:p>
+    <w:p>
+      <w:pPr/>
+      <w:r>
+        <w:rPr>
+          <w:lang w:val="hi_IN" w:bidi="hi_IN"/>
+        </w:rPr>
+      </w:r>
+      <w:r>
+        <w:rPr>
           <w:b/>
           <w:lang w:val="hi_IN" w:bidi="hi_IN"/>
         </w:rPr>
@@ -13807,6 +15678,20 @@
       </w:r>
       <w:r>
         <w:rPr>
+          <w:lang w:val="hi_IN" w:bidi="hi_IN"/>
+        </w:rPr>
+        <w:t>וַ⁠יְהִ֨י דְבַר־יְהוָ֤ה ׀ שֵׁנִית֙ אֶל־חַגַּ֔י</w:t>
+      </w:r>
+    </w:p>
+    <w:p>
+      <w:pPr/>
+      <w:r>
+        <w:rPr>
+          <w:lang w:val="hi_IN" w:bidi="hi_IN"/>
+        </w:rPr>
+      </w:r>
+      <w:r>
+        <w:rPr>
           <w:b/>
           <w:lang w:val="hi_IN" w:bidi="hi_IN"/>
         </w:rPr>
@@ -13826,7 +15711,7 @@
         </w:rPr>
         <w:t xml:space="preserve">देखें कि आपने </w:t>
       </w:r>
-      <w:hyperlink r:id="rId23">
+      <w:hyperlink r:id="rId25">
         <w:r>
           <w:rPr>
             <w:lang w:val="hi_IN" w:bidi="hi_IN"/>
@@ -13908,6 +15793,20 @@
       </w:r>
       <w:r>
         <w:rPr>
+          <w:lang w:val="hi_IN" w:bidi="hi_IN"/>
+        </w:rPr>
+        <w:t>שֵׁנִית֙</w:t>
+      </w:r>
+    </w:p>
+    <w:p>
+      <w:pPr/>
+      <w:r>
+        <w:rPr>
+          <w:lang w:val="hi_IN" w:bidi="hi_IN"/>
+        </w:rPr>
+      </w:r>
+      <w:r>
+        <w:rPr>
           <w:b/>
           <w:lang w:val="hi_IN" w:bidi="hi_IN"/>
         </w:rPr>
@@ -13991,6 +15890,20 @@
       </w:r>
       <w:r>
         <w:rPr>
+          <w:lang w:val="hi_IN" w:bidi="hi_IN"/>
+        </w:rPr>
+        <w:t>בְּ⁠עֶשְׂרִ֧ים וְ⁠אַרְבָּעָ֛ה לַ⁠חֹ֖דֶשׁ</w:t>
+      </w:r>
+    </w:p>
+    <w:p>
+      <w:pPr/>
+      <w:r>
+        <w:rPr>
+          <w:lang w:val="hi_IN" w:bidi="hi_IN"/>
+        </w:rPr>
+      </w:r>
+      <w:r>
+        <w:rPr>
           <w:b/>
           <w:lang w:val="hi_IN" w:bidi="hi_IN"/>
         </w:rPr>
@@ -14074,6 +15987,20 @@
       </w:r>
       <w:r>
         <w:rPr>
+          <w:lang w:val="hi_IN" w:bidi="hi_IN"/>
+        </w:rPr>
+        <w:t>בְּ⁠עֶשְׂרִ֧ים וְ⁠אַרְבָּעָ֛ה לַ⁠חֹ֖דֶשׁ</w:t>
+      </w:r>
+    </w:p>
+    <w:p>
+      <w:pPr/>
+      <w:r>
+        <w:rPr>
+          <w:lang w:val="hi_IN" w:bidi="hi_IN"/>
+        </w:rPr>
+      </w:r>
+      <w:r>
+        <w:rPr>
           <w:b/>
           <w:lang w:val="hi_IN" w:bidi="hi_IN"/>
         </w:rPr>
@@ -14176,7 +16103,7 @@
         </w:rPr>
         <w:t xml:space="preserve">देखें कि आपने </w:t>
       </w:r>
-      <w:hyperlink r:id="rId23">
+      <w:hyperlink r:id="rId25">
         <w:r>
           <w:rPr>
             <w:lang w:val="hi_IN" w:bidi="hi_IN"/>
@@ -14258,6 +16185,20 @@
       </w:r>
       <w:r>
         <w:rPr>
+          <w:lang w:val="hi_IN" w:bidi="hi_IN"/>
+        </w:rPr>
+        <w:t>אֱמֹ֕ר אֶל־זְרֻבָּבֶ֥ל פַּֽחַת־יְהוּדָ֖ה לֵ⁠אמֹ֑ר אֲנִ֣י מַרְעִ֔ישׁ אֶת־הַ⁠שָּׁמַ֖יִם וְ⁠אֶת־הָ⁠אָֽרֶץ</w:t>
+      </w:r>
+    </w:p>
+    <w:p>
+      <w:pPr/>
+      <w:r>
+        <w:rPr>
+          <w:lang w:val="hi_IN" w:bidi="hi_IN"/>
+        </w:rPr>
+      </w:r>
+      <w:r>
+        <w:rPr>
           <w:b/>
           <w:lang w:val="hi_IN" w:bidi="hi_IN"/>
         </w:rPr>
@@ -14341,6 +16282,20 @@
       </w:r>
       <w:r>
         <w:rPr>
+          <w:lang w:val="hi_IN" w:bidi="hi_IN"/>
+        </w:rPr>
+        <w:t>אֲנִ֣י מַרְעִ֔ישׁ אֶת־הַ⁠שָּׁמַ֖יִם וְ⁠אֶת־הָ⁠אָֽרֶץ</w:t>
+      </w:r>
+    </w:p>
+    <w:p>
+      <w:pPr/>
+      <w:r>
+        <w:rPr>
+          <w:lang w:val="hi_IN" w:bidi="hi_IN"/>
+        </w:rPr>
+      </w:r>
+      <w:r>
+        <w:rPr>
           <w:b/>
           <w:lang w:val="hi_IN" w:bidi="hi_IN"/>
         </w:rPr>
@@ -14360,7 +16315,7 @@
         </w:rPr>
         <w:t xml:space="preserve">देखें कि आपने </w:t>
       </w:r>
-      <w:hyperlink r:id="rId24">
+      <w:hyperlink r:id="rId26">
         <w:r>
           <w:rPr>
             <w:lang w:val="hi_IN" w:bidi="hi_IN"/>
@@ -14442,6 +16397,20 @@
       </w:r>
       <w:r>
         <w:rPr>
+          <w:lang w:val="hi_IN" w:bidi="hi_IN"/>
+        </w:rPr>
+        <w:t>אֶת־הַ⁠שָּׁמַ֖יִם וְ⁠אֶת־הָ⁠אָֽרֶץ</w:t>
+      </w:r>
+    </w:p>
+    <w:p>
+      <w:pPr/>
+      <w:r>
+        <w:rPr>
+          <w:lang w:val="hi_IN" w:bidi="hi_IN"/>
+        </w:rPr>
+      </w:r>
+      <w:r>
+        <w:rPr>
           <w:b/>
           <w:lang w:val="hi_IN" w:bidi="hi_IN"/>
         </w:rPr>
@@ -14487,7 +16456,7 @@
         </w:rPr>
         <w:t xml:space="preserve"> का उपयोग पूरी सृष्टि का प्रतिनिधित्व करने के लिए कर रहे हैं। देखें कि आपने </w:t>
       </w:r>
-      <w:hyperlink r:id="rId24">
+      <w:hyperlink r:id="rId26">
         <w:r>
           <w:rPr>
             <w:lang w:val="hi_IN" w:bidi="hi_IN"/>
@@ -14569,6 +16538,20 @@
       </w:r>
       <w:r>
         <w:rPr>
+          <w:lang w:val="hi_IN" w:bidi="hi_IN"/>
+        </w:rPr>
+        <w:t>כִּסֵּ֣א מַמְלָכ֔וֹת</w:t>
+      </w:r>
+    </w:p>
+    <w:p>
+      <w:pPr/>
+      <w:r>
+        <w:rPr>
+          <w:lang w:val="hi_IN" w:bidi="hi_IN"/>
+        </w:rPr>
+      </w:r>
+      <w:r>
+        <w:rPr>
           <w:b/>
           <w:lang w:val="hi_IN" w:bidi="hi_IN"/>
         </w:rPr>
@@ -14678,6 +16661,20 @@
       </w:r>
       <w:r>
         <w:rPr>
+          <w:lang w:val="hi_IN" w:bidi="hi_IN"/>
+        </w:rPr>
+        <w:t>כִּסֵּ֣א מַמְלָכ֔וֹת</w:t>
+      </w:r>
+    </w:p>
+    <w:p>
+      <w:pPr/>
+      <w:r>
+        <w:rPr>
+          <w:lang w:val="hi_IN" w:bidi="hi_IN"/>
+        </w:rPr>
+      </w:r>
+      <w:r>
+        <w:rPr>
           <w:b/>
           <w:lang w:val="hi_IN" w:bidi="hi_IN"/>
         </w:rPr>
@@ -14787,6 +16784,20 @@
       </w:r>
       <w:r>
         <w:rPr>
+          <w:lang w:val="hi_IN" w:bidi="hi_IN"/>
+        </w:rPr>
+        <w:t>וְ⁠הָפַכְתִּ֤י מֶרְכָּבָה֙ וְ⁠רֹ֣כְבֶ֔י⁠הָ וְ⁠יָרְד֤וּ סוּסִים֙ וְ⁠רֹ֣כְבֵי⁠הֶ֔ם</w:t>
+      </w:r>
+    </w:p>
+    <w:p>
+      <w:pPr/>
+      <w:r>
+        <w:rPr>
+          <w:lang w:val="hi_IN" w:bidi="hi_IN"/>
+        </w:rPr>
+      </w:r>
+      <w:r>
+        <w:rPr>
           <w:b/>
           <w:lang w:val="hi_IN" w:bidi="hi_IN"/>
         </w:rPr>
@@ -14870,6 +16881,20 @@
       </w:r>
       <w:r>
         <w:rPr>
+          <w:lang w:val="hi_IN" w:bidi="hi_IN"/>
+        </w:rPr>
+        <w:t>מֶרְכָּבָה֙ וְ⁠רֹ֣כְבֶ֔י⁠הָ</w:t>
+      </w:r>
+    </w:p>
+    <w:p>
+      <w:pPr/>
+      <w:r>
+        <w:rPr>
+          <w:lang w:val="hi_IN" w:bidi="hi_IN"/>
+        </w:rPr>
+      </w:r>
+      <w:r>
+        <w:rPr>
           <w:b/>
           <w:lang w:val="hi_IN" w:bidi="hi_IN"/>
         </w:rPr>
@@ -14979,6 +17004,20 @@
       </w:r>
       <w:r>
         <w:rPr>
+          <w:lang w:val="hi_IN" w:bidi="hi_IN"/>
+        </w:rPr>
+        <w:t>וְ⁠יָרְד֤וּ</w:t>
+      </w:r>
+    </w:p>
+    <w:p>
+      <w:pPr/>
+      <w:r>
+        <w:rPr>
+          <w:lang w:val="hi_IN" w:bidi="hi_IN"/>
+        </w:rPr>
+      </w:r>
+      <w:r>
+        <w:rPr>
           <w:b/>
           <w:lang w:val="hi_IN" w:bidi="hi_IN"/>
         </w:rPr>
@@ -15114,6 +17153,20 @@
       </w:r>
       <w:r>
         <w:rPr>
+          <w:lang w:val="hi_IN" w:bidi="hi_IN"/>
+        </w:rPr>
+        <w:t>אִ֖ישׁ בְּ⁠חֶ֥רֶב אָחִֽי⁠ו</w:t>
+      </w:r>
+    </w:p>
+    <w:p>
+      <w:pPr/>
+      <w:r>
+        <w:rPr>
+          <w:lang w:val="hi_IN" w:bidi="hi_IN"/>
+        </w:rPr>
+      </w:r>
+      <w:r>
+        <w:rPr>
           <w:b/>
           <w:lang w:val="hi_IN" w:bidi="hi_IN"/>
         </w:rPr>
@@ -15133,7 +17186,7 @@
         </w:rPr>
         <w:t xml:space="preserve">देखें कि आपने वाक्यांश "हर एक" के समान उपयोग का अनुवाद </w:t>
       </w:r>
-      <w:hyperlink r:id="rId25">
+      <w:hyperlink r:id="rId27">
         <w:r>
           <w:rPr>
             <w:lang w:val="hi_IN" w:bidi="hi_IN"/>
@@ -15215,6 +17268,20 @@
       </w:r>
       <w:r>
         <w:rPr>
+          <w:lang w:val="hi_IN" w:bidi="hi_IN"/>
+        </w:rPr>
+        <w:t>אִ֖ישׁ בְּ⁠חֶ֥רֶב אָחִֽי⁠ו</w:t>
+      </w:r>
+    </w:p>
+    <w:p>
+      <w:pPr/>
+      <w:r>
+        <w:rPr>
+          <w:lang w:val="hi_IN" w:bidi="hi_IN"/>
+        </w:rPr>
+      </w:r>
+      <w:r>
+        <w:rPr>
           <w:b/>
           <w:lang w:val="hi_IN" w:bidi="hi_IN"/>
         </w:rPr>
@@ -15311,6 +17378,20 @@
       </w:r>
       <w:r>
         <w:rPr>
+          <w:lang w:val="hi_IN" w:bidi="hi_IN"/>
+        </w:rPr>
+        <w:t>אָחִֽי⁠ו</w:t>
+      </w:r>
+    </w:p>
+    <w:p>
+      <w:pPr/>
+      <w:r>
+        <w:rPr>
+          <w:lang w:val="hi_IN" w:bidi="hi_IN"/>
+        </w:rPr>
+      </w:r>
+      <w:r>
+        <w:rPr>
           <w:b/>
           <w:lang w:val="hi_IN" w:bidi="hi_IN"/>
         </w:rPr>
@@ -15407,6 +17488,20 @@
       </w:r>
       <w:r>
         <w:rPr>
+          <w:lang w:val="hi_IN" w:bidi="hi_IN"/>
+        </w:rPr>
+        <w:t>בַּ⁠יּ֣וֹם הַ⁠ה֣וּא נְאֻם־יְהוָ֣ה צְבָא֡וֹת אֶ֠קָּחֲ⁠ךָ זְרֻבָּבֶ֨ל בֶּן־שְׁאַלְתִּיאֵ֤ל עַבְדִּ⁠י֙ נְאֻם־יְהוָ֔ה וְ⁠שַׂמְתִּ֖י⁠ךָ כַּֽ⁠חוֹתָ֑ם כִּֽי־בְ⁠ךָ֣ בָחַ֔רְתִּי נְאֻ֖ם יְהוָ֥ה צְבָאֽוֹת</w:t>
+      </w:r>
+    </w:p>
+    <w:p>
+      <w:pPr/>
+      <w:r>
+        <w:rPr>
+          <w:lang w:val="hi_IN" w:bidi="hi_IN"/>
+        </w:rPr>
+      </w:r>
+      <w:r>
+        <w:rPr>
           <w:b/>
           <w:lang w:val="hi_IN" w:bidi="hi_IN"/>
         </w:rPr>
@@ -15490,6 +17585,20 @@
       </w:r>
       <w:r>
         <w:rPr>
+          <w:lang w:val="hi_IN" w:bidi="hi_IN"/>
+        </w:rPr>
+        <w:t>בַּ⁠יּ֣וֹם הַ⁠ה֣וּא</w:t>
+      </w:r>
+    </w:p>
+    <w:p>
+      <w:pPr/>
+      <w:r>
+        <w:rPr>
+          <w:lang w:val="hi_IN" w:bidi="hi_IN"/>
+        </w:rPr>
+      </w:r>
+      <w:r>
+        <w:rPr>
           <w:b/>
           <w:lang w:val="hi_IN" w:bidi="hi_IN"/>
         </w:rPr>
@@ -15586,6 +17695,20 @@
       </w:r>
       <w:r>
         <w:rPr>
+          <w:lang w:val="hi_IN" w:bidi="hi_IN"/>
+        </w:rPr>
+        <w:t>אֶ֠קָּחֲ⁠ךָ &amp; וְ⁠שַׂמְתִּ֖י⁠ךָ &amp; בְ⁠ךָ֣ בָחַ֔רְתִּי</w:t>
+      </w:r>
+    </w:p>
+    <w:p>
+      <w:pPr/>
+      <w:r>
+        <w:rPr>
+          <w:lang w:val="hi_IN" w:bidi="hi_IN"/>
+        </w:rPr>
+      </w:r>
+      <w:r>
+        <w:rPr>
           <w:b/>
           <w:lang w:val="hi_IN" w:bidi="hi_IN"/>
         </w:rPr>
@@ -15708,6 +17831,20 @@
       </w:r>
       <w:r>
         <w:rPr>
+          <w:lang w:val="hi_IN" w:bidi="hi_IN"/>
+        </w:rPr>
+        <w:t>כַּֽ⁠חוֹתָ֑ם</w:t>
+      </w:r>
+    </w:p>
+    <w:p>
+      <w:pPr/>
+      <w:r>
+        <w:rPr>
+          <w:lang w:val="hi_IN" w:bidi="hi_IN"/>
+        </w:rPr>
+      </w:r>
+      <w:r>
+        <w:rPr>
           <w:b/>
           <w:lang w:val="hi_IN" w:bidi="hi_IN"/>
         </w:rPr>
@@ -15787,6 +17924,20 @@
         <w:rPr>
           <w:lang w:val="hi_IN" w:bidi="hi_IN"/>
         </w:rPr>
+      </w:r>
+    </w:p>
+    <w:p>
+      <w:pPr/>
+      <w:r>
+        <w:rPr>
+          <w:lang w:val="hi_IN" w:bidi="hi_IN"/>
+        </w:rPr>
+      </w:r>
+      <w:r>
+        <w:rPr>
+          <w:lang w:val="hi_IN" w:bidi="hi_IN"/>
+        </w:rPr>
+        <w:t>כַּֽ⁠חוֹתָ֑ם</w:t>
       </w:r>
     </w:p>
     <w:p>

--- a/hin/docx/37.content.docx
+++ b/hin/docx/37.content.docx
@@ -702,6 +702,20 @@
       </w:r>
       <w:r>
         <w:rPr>
+          <w:lang w:val="hi_IN" w:bidi="hi_IN"/>
+        </w:rPr>
+        <w:t>בִּ⁠שְׁנַ֤ת שְׁתַּ֨יִם֙ לְ⁠דָרְיָ֣וֶשׁ הַ⁠מֶּ֔לֶךְ</w:t>
+      </w:r>
+    </w:p>
+    <w:p>
+      <w:pPr/>
+      <w:r>
+        <w:rPr>
+          <w:lang w:val="hi_IN" w:bidi="hi_IN"/>
+        </w:rPr>
+      </w:r>
+      <w:r>
+        <w:rPr>
           <w:b/>
           <w:lang w:val="hi_IN" w:bidi="hi_IN"/>
         </w:rPr>
@@ -792,6 +806,20 @@
       </w:r>
       <w:r>
         <w:rPr>
+          <w:lang w:val="hi_IN" w:bidi="hi_IN"/>
+        </w:rPr>
+        <w:t>בִּ⁠שְׁנַ֤ת שְׁתַּ֨יִם֙ &amp; בַּ⁠חֹ֨דֶשׁ֙ הַ⁠שִּׁשִּׁ֔י בְּ⁠י֥וֹם אֶחָ֖ד לַ⁠חֹ֑דֶשׁ</w:t>
+      </w:r>
+    </w:p>
+    <w:p>
+      <w:pPr/>
+      <w:r>
+        <w:rPr>
+          <w:lang w:val="hi_IN" w:bidi="hi_IN"/>
+        </w:rPr>
+      </w:r>
+      <w:r>
+        <w:rPr>
           <w:b/>
           <w:lang w:val="hi_IN" w:bidi="hi_IN"/>
         </w:rPr>
@@ -888,6 +916,20 @@
       </w:r>
       <w:r>
         <w:rPr>
+          <w:lang w:val="hi_IN" w:bidi="hi_IN"/>
+        </w:rPr>
+        <w:t>בַּ⁠חֹ֨דֶשׁ֙ הַ⁠שִּׁשִּׁ֔י בְּ⁠י֥וֹם אֶחָ֖ד לַ⁠חֹ֑דֶשׁ</w:t>
+      </w:r>
+    </w:p>
+    <w:p>
+      <w:pPr/>
+      <w:r>
+        <w:rPr>
+          <w:lang w:val="hi_IN" w:bidi="hi_IN"/>
+        </w:rPr>
+      </w:r>
+      <w:r>
+        <w:rPr>
           <w:b/>
           <w:lang w:val="hi_IN" w:bidi="hi_IN"/>
         </w:rPr>
@@ -984,6 +1026,20 @@
       </w:r>
       <w:r>
         <w:rPr>
+          <w:lang w:val="hi_IN" w:bidi="hi_IN"/>
+        </w:rPr>
+        <w:t>הָיָ֨ה דְבַר־יְהוָ֜ה בְּ⁠יַד־חַגַּ֣י הַ⁠נָּבִ֗יא</w:t>
+      </w:r>
+    </w:p>
+    <w:p>
+      <w:pPr/>
+      <w:r>
+        <w:rPr>
+          <w:lang w:val="hi_IN" w:bidi="hi_IN"/>
+        </w:rPr>
+      </w:r>
+      <w:r>
+        <w:rPr>
           <w:b/>
           <w:lang w:val="hi_IN" w:bidi="hi_IN"/>
         </w:rPr>
@@ -1119,6 +1175,20 @@
       </w:r>
       <w:r>
         <w:rPr>
+          <w:lang w:val="hi_IN" w:bidi="hi_IN"/>
+        </w:rPr>
+        <w:t>דְבַר־יְהוָ֜ה</w:t>
+      </w:r>
+    </w:p>
+    <w:p>
+      <w:pPr/>
+      <w:r>
+        <w:rPr>
+          <w:lang w:val="hi_IN" w:bidi="hi_IN"/>
+        </w:rPr>
+      </w:r>
+      <w:r>
+        <w:rPr>
           <w:b/>
           <w:lang w:val="hi_IN" w:bidi="hi_IN"/>
         </w:rPr>
@@ -1209,6 +1279,20 @@
       </w:r>
       <w:r>
         <w:rPr>
+          <w:lang w:val="hi_IN" w:bidi="hi_IN"/>
+        </w:rPr>
+        <w:t>כֹּ֥ה אָמַ֛ר יְהוָ֥ה צְבָא֖וֹת לֵ⁠אמֹ֑ר הָ⁠עָ֤ם הַ⁠זֶּה֙ אָֽמְר֔וּ לֹ֥א עֶת־בֹּ֛א עֶת־בֵּ֥ית יְהוָ֖ה לְ⁠הִבָּנֽוֹת</w:t>
+      </w:r>
+    </w:p>
+    <w:p>
+      <w:pPr/>
+      <w:r>
+        <w:rPr>
+          <w:lang w:val="hi_IN" w:bidi="hi_IN"/>
+        </w:rPr>
+      </w:r>
+      <w:r>
+        <w:rPr>
           <w:b/>
           <w:lang w:val="hi_IN" w:bidi="hi_IN"/>
         </w:rPr>
@@ -1292,6 +1376,20 @@
       </w:r>
       <w:r>
         <w:rPr>
+          <w:lang w:val="hi_IN" w:bidi="hi_IN"/>
+        </w:rPr>
+        <w:t>יְהוָ֥ה צְבָא֖וֹת</w:t>
+      </w:r>
+    </w:p>
+    <w:p>
+      <w:pPr/>
+      <w:r>
+        <w:rPr>
+          <w:lang w:val="hi_IN" w:bidi="hi_IN"/>
+        </w:rPr>
+      </w:r>
+      <w:r>
+        <w:rPr>
           <w:b/>
           <w:lang w:val="hi_IN" w:bidi="hi_IN"/>
         </w:rPr>
@@ -1401,6 +1499,20 @@
       </w:r>
       <w:r>
         <w:rPr>
+          <w:lang w:val="hi_IN" w:bidi="hi_IN"/>
+        </w:rPr>
+        <w:t>הָ⁠עָ֤ם הַ⁠זֶּה֙</w:t>
+      </w:r>
+    </w:p>
+    <w:p>
+      <w:pPr/>
+      <w:r>
+        <w:rPr>
+          <w:lang w:val="hi_IN" w:bidi="hi_IN"/>
+        </w:rPr>
+      </w:r>
+      <w:r>
+        <w:rPr>
           <w:b/>
           <w:lang w:val="hi_IN" w:bidi="hi_IN"/>
         </w:rPr>
@@ -1497,6 +1609,20 @@
       </w:r>
       <w:r>
         <w:rPr>
+          <w:lang w:val="hi_IN" w:bidi="hi_IN"/>
+        </w:rPr>
+        <w:t>עֶת־בֵּ֥ית יְהוָ֖ה</w:t>
+      </w:r>
+    </w:p>
+    <w:p>
+      <w:pPr/>
+      <w:r>
+        <w:rPr>
+          <w:lang w:val="hi_IN" w:bidi="hi_IN"/>
+        </w:rPr>
+      </w:r>
+      <w:r>
+        <w:rPr>
           <w:b/>
           <w:lang w:val="hi_IN" w:bidi="hi_IN"/>
         </w:rPr>
@@ -1582,6 +1708,20 @@
         <w:rPr>
           <w:lang w:val="hi_IN" w:bidi="hi_IN"/>
         </w:rPr>
+      </w:r>
+    </w:p>
+    <w:p>
+      <w:pPr/>
+      <w:r>
+        <w:rPr>
+          <w:lang w:val="hi_IN" w:bidi="hi_IN"/>
+        </w:rPr>
+      </w:r>
+      <w:r>
+        <w:rPr>
+          <w:lang w:val="hi_IN" w:bidi="hi_IN"/>
+        </w:rPr>
+        <w:t>וַֽ⁠יְהִי֙ דְּבַר־יְהוָ֔ה בְּ⁠יַד־חַגַּ֥י הַ⁠נָּבִ֖יא</w:t>
       </w:r>
     </w:p>
     <w:p>
@@ -1694,6 +1834,20 @@
       </w:r>
       <w:r>
         <w:rPr>
+          <w:lang w:val="hi_IN" w:bidi="hi_IN"/>
+        </w:rPr>
+        <w:t>הַ⁠עֵ֤ת לָ⁠כֶם֙ אַתֶּ֔ם לָ⁠שֶׁ֖בֶת בְּ⁠בָתֵּי⁠כֶ֣ם סְפוּנִ֑ים וְ⁠הַ⁠בַּ֥יִת הַ⁠זֶּ֖ה חָרֵֽב</w:t>
+      </w:r>
+    </w:p>
+    <w:p>
+      <w:pPr/>
+      <w:r>
+        <w:rPr>
+          <w:lang w:val="hi_IN" w:bidi="hi_IN"/>
+        </w:rPr>
+      </w:r>
+      <w:r>
+        <w:rPr>
           <w:b/>
           <w:lang w:val="hi_IN" w:bidi="hi_IN"/>
         </w:rPr>
@@ -1777,6 +1931,20 @@
       </w:r>
       <w:r>
         <w:rPr>
+          <w:lang w:val="hi_IN" w:bidi="hi_IN"/>
+        </w:rPr>
+        <w:t>לָ⁠כֶם֙ אַתֶּ֔ם &amp; בְּ⁠בָתֵּי⁠כֶ֣ם</w:t>
+      </w:r>
+    </w:p>
+    <w:p>
+      <w:pPr/>
+      <w:r>
+        <w:rPr>
+          <w:lang w:val="hi_IN" w:bidi="hi_IN"/>
+        </w:rPr>
+      </w:r>
+      <w:r>
+        <w:rPr>
           <w:b/>
           <w:lang w:val="hi_IN" w:bidi="hi_IN"/>
         </w:rPr>
@@ -1925,6 +2093,20 @@
       </w:r>
       <w:r>
         <w:rPr>
+          <w:lang w:val="hi_IN" w:bidi="hi_IN"/>
+        </w:rPr>
+        <w:t>סְפוּנִ֑ים</w:t>
+      </w:r>
+    </w:p>
+    <w:p>
+      <w:pPr/>
+      <w:r>
+        <w:rPr>
+          <w:lang w:val="hi_IN" w:bidi="hi_IN"/>
+        </w:rPr>
+      </w:r>
+      <w:r>
+        <w:rPr>
           <w:b/>
           <w:lang w:val="hi_IN" w:bidi="hi_IN"/>
         </w:rPr>
@@ -2021,6 +2203,20 @@
       </w:r>
       <w:r>
         <w:rPr>
+          <w:lang w:val="hi_IN" w:bidi="hi_IN"/>
+        </w:rPr>
+        <w:t>וְ⁠עַתָּ֕ה כֹּ֥ה אָמַ֖ר יְהוָ֣ה צְבָא֑וֹת שִׂ֥ימוּ לְבַבְ⁠כֶ֖ם עַל־דַּרְכֵי⁠כֶֽם</w:t>
+      </w:r>
+    </w:p>
+    <w:p>
+      <w:pPr/>
+      <w:r>
+        <w:rPr>
+          <w:lang w:val="hi_IN" w:bidi="hi_IN"/>
+        </w:rPr>
+      </w:r>
+      <w:r>
+        <w:rPr>
           <w:b/>
           <w:lang w:val="hi_IN" w:bidi="hi_IN"/>
         </w:rPr>
@@ -2104,6 +2300,20 @@
       </w:r>
       <w:r>
         <w:rPr>
+          <w:lang w:val="hi_IN" w:bidi="hi_IN"/>
+        </w:rPr>
+        <w:t>שִׂ֥ימוּ לְבַבְ⁠כֶ֖ם עַל־דַּרְכֵי⁠כֶֽם</w:t>
+      </w:r>
+    </w:p>
+    <w:p>
+      <w:pPr/>
+      <w:r>
+        <w:rPr>
+          <w:lang w:val="hi_IN" w:bidi="hi_IN"/>
+        </w:rPr>
+      </w:r>
+      <w:r>
+        <w:rPr>
           <w:b/>
           <w:lang w:val="hi_IN" w:bidi="hi_IN"/>
         </w:rPr>
@@ -2226,6 +2436,20 @@
       </w:r>
       <w:r>
         <w:rPr>
+          <w:lang w:val="hi_IN" w:bidi="hi_IN"/>
+        </w:rPr>
+        <w:t>לְבַבְ⁠כֶ֖ם</w:t>
+      </w:r>
+    </w:p>
+    <w:p>
+      <w:pPr/>
+      <w:r>
+        <w:rPr>
+          <w:lang w:val="hi_IN" w:bidi="hi_IN"/>
+        </w:rPr>
+      </w:r>
+      <w:r>
+        <w:rPr>
           <w:b/>
           <w:lang w:val="hi_IN" w:bidi="hi_IN"/>
         </w:rPr>
@@ -2348,6 +2572,20 @@
       </w:r>
       <w:r>
         <w:rPr>
+          <w:lang w:val="hi_IN" w:bidi="hi_IN"/>
+        </w:rPr>
+        <w:t>דַּרְכֵי⁠כֶֽם</w:t>
+      </w:r>
+    </w:p>
+    <w:p>
+      <w:pPr/>
+      <w:r>
+        <w:rPr>
+          <w:lang w:val="hi_IN" w:bidi="hi_IN"/>
+        </w:rPr>
+      </w:r>
+      <w:r>
+        <w:rPr>
           <w:b/>
           <w:lang w:val="hi_IN" w:bidi="hi_IN"/>
         </w:rPr>
@@ -2470,6 +2708,20 @@
       </w:r>
       <w:r>
         <w:rPr>
+          <w:lang w:val="hi_IN" w:bidi="hi_IN"/>
+        </w:rPr>
+        <w:t>וְ⁠אֵין־לְ⁠שָׂבְעָה֙</w:t>
+      </w:r>
+    </w:p>
+    <w:p>
+      <w:pPr/>
+      <w:r>
+        <w:rPr>
+          <w:lang w:val="hi_IN" w:bidi="hi_IN"/>
+        </w:rPr>
+      </w:r>
+      <w:r>
+        <w:rPr>
           <w:b/>
           <w:lang w:val="hi_IN" w:bidi="hi_IN"/>
         </w:rPr>
@@ -2566,6 +2818,20 @@
       </w:r>
       <w:r>
         <w:rPr>
+          <w:lang w:val="hi_IN" w:bidi="hi_IN"/>
+        </w:rPr>
+        <w:t>וְ⁠אֵין־לְ⁠שָׁכְרָ֔ה</w:t>
+      </w:r>
+    </w:p>
+    <w:p>
+      <w:pPr/>
+      <w:r>
+        <w:rPr>
+          <w:lang w:val="hi_IN" w:bidi="hi_IN"/>
+        </w:rPr>
+      </w:r>
+      <w:r>
+        <w:rPr>
           <w:b/>
           <w:lang w:val="hi_IN" w:bidi="hi_IN"/>
         </w:rPr>
@@ -2649,6 +2915,20 @@
       </w:r>
       <w:r>
         <w:rPr>
+          <w:lang w:val="hi_IN" w:bidi="hi_IN"/>
+        </w:rPr>
+        <w:t>לָב֖וֹשׁ וְ⁠אֵין־לְ⁠חֹ֣ם ל֑⁠וֹ</w:t>
+      </w:r>
+    </w:p>
+    <w:p>
+      <w:pPr/>
+      <w:r>
+        <w:rPr>
+          <w:lang w:val="hi_IN" w:bidi="hi_IN"/>
+        </w:rPr>
+      </w:r>
+      <w:r>
+        <w:rPr>
           <w:b/>
           <w:lang w:val="hi_IN" w:bidi="hi_IN"/>
         </w:rPr>
@@ -2732,6 +3012,20 @@
       </w:r>
       <w:r>
         <w:rPr>
+          <w:lang w:val="hi_IN" w:bidi="hi_IN"/>
+        </w:rPr>
+        <w:t>וְ⁠הַ֨⁠מִּשְׂתַּכֵּ֔ר מִשְׂתַּכֵּ֖ר אֶל־צְר֥וֹר נָקֽוּב</w:t>
+      </w:r>
+    </w:p>
+    <w:p>
+      <w:pPr/>
+      <w:r>
+        <w:rPr>
+          <w:lang w:val="hi_IN" w:bidi="hi_IN"/>
+        </w:rPr>
+      </w:r>
+      <w:r>
+        <w:rPr>
           <w:b/>
           <w:lang w:val="hi_IN" w:bidi="hi_IN"/>
         </w:rPr>
@@ -2815,6 +3109,20 @@
       </w:r>
       <w:r>
         <w:rPr>
+          <w:lang w:val="hi_IN" w:bidi="hi_IN"/>
+        </w:rPr>
+        <w:t>וְ⁠הַ֨⁠מִּשְׂתַּכֵּ֔ר מִשְׂתַּכֵּ֖ר אֶל־צְר֥וֹר נָקֽוּב</w:t>
+      </w:r>
+    </w:p>
+    <w:p>
+      <w:pPr/>
+      <w:r>
+        <w:rPr>
+          <w:lang w:val="hi_IN" w:bidi="hi_IN"/>
+        </w:rPr>
+      </w:r>
+      <w:r>
+        <w:rPr>
           <w:b/>
           <w:lang w:val="hi_IN" w:bidi="hi_IN"/>
         </w:rPr>
@@ -2924,6 +3232,20 @@
       </w:r>
       <w:r>
         <w:rPr>
+          <w:lang w:val="hi_IN" w:bidi="hi_IN"/>
+        </w:rPr>
+        <w:t>צְר֥וֹר נָקֽוּב</w:t>
+      </w:r>
+    </w:p>
+    <w:p>
+      <w:pPr/>
+      <w:r>
+        <w:rPr>
+          <w:lang w:val="hi_IN" w:bidi="hi_IN"/>
+        </w:rPr>
+      </w:r>
+      <w:r>
+        <w:rPr>
           <w:b/>
           <w:lang w:val="hi_IN" w:bidi="hi_IN"/>
         </w:rPr>
@@ -3007,6 +3329,20 @@
       </w:r>
       <w:r>
         <w:rPr>
+          <w:lang w:val="hi_IN" w:bidi="hi_IN"/>
+        </w:rPr>
+        <w:t>כֹּ֥ה אָמַ֖ר יְהוָ֣ה צְבָא֑וֹת שִׂ֥ימוּ לְבַבְ⁠כֶ֖ם עַל־דַּרְכֵי⁠כֶֽם</w:t>
+      </w:r>
+    </w:p>
+    <w:p>
+      <w:pPr/>
+      <w:r>
+        <w:rPr>
+          <w:lang w:val="hi_IN" w:bidi="hi_IN"/>
+        </w:rPr>
+      </w:r>
+      <w:r>
+        <w:rPr>
           <w:b/>
           <w:lang w:val="hi_IN" w:bidi="hi_IN"/>
         </w:rPr>
@@ -3131,6 +3467,20 @@
         <w:rPr>
           <w:lang w:val="hi_IN" w:bidi="hi_IN"/>
         </w:rPr>
+      </w:r>
+    </w:p>
+    <w:p>
+      <w:pPr/>
+      <w:r>
+        <w:rPr>
+          <w:lang w:val="hi_IN" w:bidi="hi_IN"/>
+        </w:rPr>
+      </w:r>
+      <w:r>
+        <w:rPr>
+          <w:lang w:val="hi_IN" w:bidi="hi_IN"/>
+        </w:rPr>
+        <w:t>שִׂ֥ימוּ לְבַבְ⁠כֶ֖ם עַל־דַּרְכֵי⁠כֶֽם</w:t>
       </w:r>
     </w:p>
     <w:p>
@@ -3243,6 +3593,20 @@
       </w:r>
       <w:r>
         <w:rPr>
+          <w:lang w:val="hi_IN" w:bidi="hi_IN"/>
+        </w:rPr>
+        <w:t>עֲל֥וּ הָ⁠הָ֛ר וַ⁠הֲבֵאתֶ֥ם עֵ֖ץ וּ⁠בְנ֣וּ הַ⁠בָּ֑יִת וְ⁠אֶרְצֶה־בּ֥⁠וֹ ו⁠אכבד אָמַ֥ר יְהוָֽה</w:t>
+      </w:r>
+    </w:p>
+    <w:p>
+      <w:pPr/>
+      <w:r>
+        <w:rPr>
+          <w:lang w:val="hi_IN" w:bidi="hi_IN"/>
+        </w:rPr>
+      </w:r>
+      <w:r>
+        <w:rPr>
           <w:b/>
           <w:lang w:val="hi_IN" w:bidi="hi_IN"/>
         </w:rPr>
@@ -3326,6 +3690,20 @@
       </w:r>
       <w:r>
         <w:rPr>
+          <w:lang w:val="hi_IN" w:bidi="hi_IN"/>
+        </w:rPr>
+        <w:t>הָ⁠הָ֛ר</w:t>
+      </w:r>
+    </w:p>
+    <w:p>
+      <w:pPr/>
+      <w:r>
+        <w:rPr>
+          <w:lang w:val="hi_IN" w:bidi="hi_IN"/>
+        </w:rPr>
+      </w:r>
+      <w:r>
+        <w:rPr>
           <w:b/>
           <w:lang w:val="hi_IN" w:bidi="hi_IN"/>
         </w:rPr>
@@ -3422,6 +3800,20 @@
       </w:r>
       <w:r>
         <w:rPr>
+          <w:lang w:val="hi_IN" w:bidi="hi_IN"/>
+        </w:rPr>
+        <w:t>ו⁠אכבד</w:t>
+      </w:r>
+    </w:p>
+    <w:p>
+      <w:pPr/>
+      <w:r>
+        <w:rPr>
+          <w:lang w:val="hi_IN" w:bidi="hi_IN"/>
+        </w:rPr>
+      </w:r>
+      <w:r>
+        <w:rPr>
           <w:b/>
           <w:lang w:val="hi_IN" w:bidi="hi_IN"/>
         </w:rPr>
@@ -3505,6 +3897,20 @@
       </w:r>
       <w:r>
         <w:rPr>
+          <w:lang w:val="hi_IN" w:bidi="hi_IN"/>
+        </w:rPr>
+        <w:t>פָּנֹ֤ה אֶל־הַרְבֵּה֙ וְ⁠הִנֵּ֣ה לִ⁠מְעָ֔ט וַ⁠הֲבֵאתֶ֥ם הַ⁠בַּ֖יִת וְ⁠נָפַ֣חְתִּי ב֑⁠וֹ יַ֣עַן מֶ֗ה נְאֻם֙ יְהוָ֣ה צְבָא֔וֹת יַ֗עַן בֵּיתִ⁠י֙ אֲשֶׁר־ה֣וּא חָרֵ֔ב וְ⁠אַתֶּ֥ם רָצִ֖ים אִ֥ישׁ לְ⁠בֵיתֽ⁠וֹ</w:t>
+      </w:r>
+    </w:p>
+    <w:p>
+      <w:pPr/>
+      <w:r>
+        <w:rPr>
+          <w:lang w:val="hi_IN" w:bidi="hi_IN"/>
+        </w:rPr>
+      </w:r>
+      <w:r>
+        <w:rPr>
           <w:b/>
           <w:lang w:val="hi_IN" w:bidi="hi_IN"/>
         </w:rPr>
@@ -3600,6 +4006,20 @@
       </w:r>
       <w:r>
         <w:rPr>
+          <w:lang w:val="hi_IN" w:bidi="hi_IN"/>
+        </w:rPr>
+        <w:t>וְ⁠הִנֵּ֣ה</w:t>
+      </w:r>
+    </w:p>
+    <w:p>
+      <w:pPr/>
+      <w:r>
+        <w:rPr>
+          <w:lang w:val="hi_IN" w:bidi="hi_IN"/>
+        </w:rPr>
+      </w:r>
+      <w:r>
+        <w:rPr>
           <w:b/>
           <w:lang w:val="hi_IN" w:bidi="hi_IN"/>
         </w:rPr>
@@ -3696,6 +4116,20 @@
       </w:r>
       <w:r>
         <w:rPr>
+          <w:lang w:val="hi_IN" w:bidi="hi_IN"/>
+        </w:rPr>
+        <w:t>וְ⁠הִנֵּ֣ה לִ⁠מְעָ֔ט</w:t>
+      </w:r>
+    </w:p>
+    <w:p>
+      <w:pPr/>
+      <w:r>
+        <w:rPr>
+          <w:lang w:val="hi_IN" w:bidi="hi_IN"/>
+        </w:rPr>
+      </w:r>
+      <w:r>
+        <w:rPr>
           <w:b/>
           <w:lang w:val="hi_IN" w:bidi="hi_IN"/>
         </w:rPr>
@@ -3779,6 +4213,20 @@
       </w:r>
       <w:r>
         <w:rPr>
+          <w:lang w:val="hi_IN" w:bidi="hi_IN"/>
+        </w:rPr>
+        <w:t>וְ⁠נָפַ֣חְתִּי ב֑⁠וֹ</w:t>
+      </w:r>
+    </w:p>
+    <w:p>
+      <w:pPr/>
+      <w:r>
+        <w:rPr>
+          <w:lang w:val="hi_IN" w:bidi="hi_IN"/>
+        </w:rPr>
+      </w:r>
+      <w:r>
+        <w:rPr>
           <w:b/>
           <w:lang w:val="hi_IN" w:bidi="hi_IN"/>
         </w:rPr>
@@ -3888,6 +4336,20 @@
       </w:r>
       <w:r>
         <w:rPr>
+          <w:lang w:val="hi_IN" w:bidi="hi_IN"/>
+        </w:rPr>
+        <w:t>יַ֣עַן מֶ֗ה &amp; יַ֗עַן בֵּיתִ⁠י֙</w:t>
+      </w:r>
+    </w:p>
+    <w:p>
+      <w:pPr/>
+      <w:r>
+        <w:rPr>
+          <w:lang w:val="hi_IN" w:bidi="hi_IN"/>
+        </w:rPr>
+      </w:r>
+      <w:r>
+        <w:rPr>
           <w:b/>
           <w:lang w:val="hi_IN" w:bidi="hi_IN"/>
         </w:rPr>
@@ -3984,6 +4446,20 @@
       </w:r>
       <w:r>
         <w:rPr>
+          <w:lang w:val="hi_IN" w:bidi="hi_IN"/>
+        </w:rPr>
+        <w:t>נְאֻם֙ יְהוָ֣ה צְבָא֔וֹת</w:t>
+      </w:r>
+    </w:p>
+    <w:p>
+      <w:pPr/>
+      <w:r>
+        <w:rPr>
+          <w:lang w:val="hi_IN" w:bidi="hi_IN"/>
+        </w:rPr>
+      </w:r>
+      <w:r>
+        <w:rPr>
           <w:b/>
           <w:lang w:val="hi_IN" w:bidi="hi_IN"/>
         </w:rPr>
@@ -4080,6 +4556,20 @@
       </w:r>
       <w:r>
         <w:rPr>
+          <w:lang w:val="hi_IN" w:bidi="hi_IN"/>
+        </w:rPr>
+        <w:t>וְ⁠אַתֶּ֥ם רָצִ֖ים אִ֥ישׁ לְ⁠בֵיתֽ⁠וֹ</w:t>
+      </w:r>
+    </w:p>
+    <w:p>
+      <w:pPr/>
+      <w:r>
+        <w:rPr>
+          <w:lang w:val="hi_IN" w:bidi="hi_IN"/>
+        </w:rPr>
+      </w:r>
+      <w:r>
+        <w:rPr>
           <w:b/>
           <w:lang w:val="hi_IN" w:bidi="hi_IN"/>
         </w:rPr>
@@ -4189,6 +4679,20 @@
       </w:r>
       <w:r>
         <w:rPr>
+          <w:lang w:val="hi_IN" w:bidi="hi_IN"/>
+        </w:rPr>
+        <w:t>וְ⁠אַתֶּ֥ם רָצִ֖ים אִ֥ישׁ לְ⁠בֵיתֽ⁠וֹ</w:t>
+      </w:r>
+    </w:p>
+    <w:p>
+      <w:pPr/>
+      <w:r>
+        <w:rPr>
+          <w:lang w:val="hi_IN" w:bidi="hi_IN"/>
+        </w:rPr>
+      </w:r>
+      <w:r>
+        <w:rPr>
           <w:b/>
           <w:lang w:val="hi_IN" w:bidi="hi_IN"/>
         </w:rPr>
@@ -4285,6 +4789,20 @@
       </w:r>
       <w:r>
         <w:rPr>
+          <w:lang w:val="hi_IN" w:bidi="hi_IN"/>
+        </w:rPr>
+        <w:t>כָּלְא֥וּ שָמַ֖יִם מִ⁠טָּ֑ל וְ⁠הָ⁠אָ֖רֶץ כָּלְאָ֥ה יְבוּלָֽ⁠הּ</w:t>
+      </w:r>
+    </w:p>
+    <w:p>
+      <w:pPr/>
+      <w:r>
+        <w:rPr>
+          <w:lang w:val="hi_IN" w:bidi="hi_IN"/>
+        </w:rPr>
+      </w:r>
+      <w:r>
+        <w:rPr>
           <w:b/>
           <w:lang w:val="hi_IN" w:bidi="hi_IN"/>
         </w:rPr>
@@ -4433,6 +4951,20 @@
       </w:r>
       <w:r>
         <w:rPr>
+          <w:lang w:val="hi_IN" w:bidi="hi_IN"/>
+        </w:rPr>
+        <w:t>עֲלֵי⁠כֶ֔ם כָּלְא֥וּ שָמַ֖יִם מִ⁠טָּ֑ל</w:t>
+      </w:r>
+    </w:p>
+    <w:p>
+      <w:pPr/>
+      <w:r>
+        <w:rPr>
+          <w:lang w:val="hi_IN" w:bidi="hi_IN"/>
+        </w:rPr>
+      </w:r>
+      <w:r>
+        <w:rPr>
           <w:b/>
           <w:lang w:val="hi_IN" w:bidi="hi_IN"/>
         </w:rPr>
@@ -4542,6 +5074,20 @@
       </w:r>
       <w:r>
         <w:rPr>
+          <w:lang w:val="hi_IN" w:bidi="hi_IN"/>
+        </w:rPr>
+        <w:t>עַל־הָ⁠אָ֣רֶץ וְ⁠עַל־הֶ⁠הָרִ֗ים וְ⁠עַל־הַ⁠דָּגָן֙ וְ⁠עַל־הַ⁠תִּיר֣וֹשׁ וְ⁠עַל־הַ⁠יִּצְהָ֔ר וְ⁠עַ֛ל אֲשֶׁ֥ר תּוֹצִ֖יא הָ⁠אֲדָמָ֑ה וְ⁠עַל־הָֽ⁠אָדָם֙ וְ⁠עַל־הַ⁠בְּהֵמָ֔ה וְ⁠עַ֖ל כָּל־יְגִ֥יעַ כַּפָּֽיִם</w:t>
+      </w:r>
+    </w:p>
+    <w:p>
+      <w:pPr/>
+      <w:r>
+        <w:rPr>
+          <w:lang w:val="hi_IN" w:bidi="hi_IN"/>
+        </w:rPr>
+      </w:r>
+      <w:r>
+        <w:rPr>
           <w:b/>
           <w:lang w:val="hi_IN" w:bidi="hi_IN"/>
         </w:rPr>
@@ -4677,6 +5223,20 @@
       </w:r>
       <w:r>
         <w:rPr>
+          <w:lang w:val="hi_IN" w:bidi="hi_IN"/>
+        </w:rPr>
+        <w:t>וָ⁠אֶקְרָ֨א חֹ֜רֶב עַל־הָ⁠אָ֣רֶץ וְ⁠עַל־הֶ⁠הָרִ֗ים וְ⁠עַל־הַ⁠דָּגָן֙ וְ⁠עַל־הַ⁠תִּיר֣וֹשׁ וְ⁠עַל־הַ⁠יִּצְהָ֔ר וְ⁠עַ֛ל אֲשֶׁ֥ר תּוֹצִ֖יא הָ⁠אֲדָמָ֑ה וְ⁠עַל־הָֽ⁠אָדָם֙ וְ⁠עַל־הַ⁠בְּהֵמָ֔ה וְ⁠עַ֖ל כָּל־יְגִ֥יעַ כַּפָּֽיִם</w:t>
+      </w:r>
+    </w:p>
+    <w:p>
+      <w:pPr/>
+      <w:r>
+        <w:rPr>
+          <w:lang w:val="hi_IN" w:bidi="hi_IN"/>
+        </w:rPr>
+      </w:r>
+      <w:r>
+        <w:rPr>
           <w:b/>
           <w:lang w:val="hi_IN" w:bidi="hi_IN"/>
         </w:rPr>
@@ -4773,6 +5333,20 @@
       </w:r>
       <w:r>
         <w:rPr>
+          <w:lang w:val="hi_IN" w:bidi="hi_IN"/>
+        </w:rPr>
+        <w:t>וָ⁠אֶקְרָ֨א</w:t>
+      </w:r>
+    </w:p>
+    <w:p>
+      <w:pPr/>
+      <w:r>
+        <w:rPr>
+          <w:lang w:val="hi_IN" w:bidi="hi_IN"/>
+        </w:rPr>
+      </w:r>
+      <w:r>
+        <w:rPr>
           <w:b/>
           <w:lang w:val="hi_IN" w:bidi="hi_IN"/>
         </w:rPr>
@@ -4882,6 +5456,20 @@
       </w:r>
       <w:r>
         <w:rPr>
+          <w:lang w:val="hi_IN" w:bidi="hi_IN"/>
+        </w:rPr>
+        <w:t>וְ⁠עַל־הַ⁠דָּגָן֙ וְ⁠עַל־הַ⁠תִּיר֣וֹשׁ וְ⁠עַל־הַ⁠יִּצְהָ֔ר</w:t>
+      </w:r>
+    </w:p>
+    <w:p>
+      <w:pPr/>
+      <w:r>
+        <w:rPr>
+          <w:lang w:val="hi_IN" w:bidi="hi_IN"/>
+        </w:rPr>
+      </w:r>
+      <w:r>
+        <w:rPr>
           <w:b/>
           <w:lang w:val="hi_IN" w:bidi="hi_IN"/>
         </w:rPr>
@@ -5004,6 +5592,20 @@
       </w:r>
       <w:r>
         <w:rPr>
+          <w:lang w:val="hi_IN" w:bidi="hi_IN"/>
+        </w:rPr>
+        <w:t>וְ⁠עַל־הָֽ⁠אָדָם֙ וְ⁠עַל־הַ⁠בְּהֵמָ֔ה</w:t>
+      </w:r>
+    </w:p>
+    <w:p>
+      <w:pPr/>
+      <w:r>
+        <w:rPr>
+          <w:lang w:val="hi_IN" w:bidi="hi_IN"/>
+        </w:rPr>
+      </w:r>
+      <w:r>
+        <w:rPr>
           <w:b/>
           <w:lang w:val="hi_IN" w:bidi="hi_IN"/>
         </w:rPr>
@@ -5113,6 +5715,20 @@
       </w:r>
       <w:r>
         <w:rPr>
+          <w:lang w:val="hi_IN" w:bidi="hi_IN"/>
+        </w:rPr>
+        <w:t>כַּפָּֽיִם</w:t>
+      </w:r>
+    </w:p>
+    <w:p>
+      <w:pPr/>
+      <w:r>
+        <w:rPr>
+          <w:lang w:val="hi_IN" w:bidi="hi_IN"/>
+        </w:rPr>
+      </w:r>
+      <w:r>
+        <w:rPr>
           <w:b/>
           <w:lang w:val="hi_IN" w:bidi="hi_IN"/>
         </w:rPr>
@@ -5235,6 +5851,20 @@
       </w:r>
       <w:r>
         <w:rPr>
+          <w:lang w:val="hi_IN" w:bidi="hi_IN"/>
+        </w:rPr>
+        <w:t>וַ⁠יִּשְׁמַ֣ע &amp; בְּ⁠קוֹל֙ יְהוָ֣ה אֱלֹֽהֵי⁠הֶ֔ם וְ⁠עַל־דִּבְרֵי֙ חַגַּ֣י הַ⁠נָּבִ֔יא</w:t>
+      </w:r>
+    </w:p>
+    <w:p>
+      <w:pPr/>
+      <w:r>
+        <w:rPr>
+          <w:lang w:val="hi_IN" w:bidi="hi_IN"/>
+        </w:rPr>
+      </w:r>
+      <w:r>
+        <w:rPr>
           <w:b/>
           <w:lang w:val="hi_IN" w:bidi="hi_IN"/>
         </w:rPr>
@@ -5344,6 +5974,20 @@
       </w:r>
       <w:r>
         <w:rPr>
+          <w:lang w:val="hi_IN" w:bidi="hi_IN"/>
+        </w:rPr>
+        <w:t>וַ⁠יִּשְׁמַ֣ע &amp; בְּ⁠קוֹל֙ יְהוָ֣ה אֱלֹֽהֵי⁠הֶ֔ם וְ⁠עַל־דִּבְרֵי֙ חַגַּ֣י הַ⁠נָּבִ֔יא</w:t>
+      </w:r>
+    </w:p>
+    <w:p>
+      <w:pPr/>
+      <w:r>
+        <w:rPr>
+          <w:lang w:val="hi_IN" w:bidi="hi_IN"/>
+        </w:rPr>
+      </w:r>
+      <w:r>
+        <w:rPr>
           <w:b/>
           <w:lang w:val="hi_IN" w:bidi="hi_IN"/>
         </w:rPr>
@@ -5466,6 +6110,20 @@
       </w:r>
       <w:r>
         <w:rPr>
+          <w:lang w:val="hi_IN" w:bidi="hi_IN"/>
+        </w:rPr>
+        <w:t>בְּ⁠קוֹל֙ יְהוָ֣ה אֱלֹֽהֵי⁠הֶ֔ם וְ⁠עַל־דִּבְרֵי֙ חַגַּ֣י הַ⁠נָּבִ֔יא</w:t>
+      </w:r>
+    </w:p>
+    <w:p>
+      <w:pPr/>
+      <w:r>
+        <w:rPr>
+          <w:lang w:val="hi_IN" w:bidi="hi_IN"/>
+        </w:rPr>
+      </w:r>
+      <w:r>
+        <w:rPr>
           <w:b/>
           <w:lang w:val="hi_IN" w:bidi="hi_IN"/>
         </w:rPr>
@@ -5562,6 +6220,20 @@
       </w:r>
       <w:r>
         <w:rPr>
+          <w:lang w:val="hi_IN" w:bidi="hi_IN"/>
+        </w:rPr>
+        <w:t>וַ⁠יִּֽירְא֥וּ הָ⁠עָ֖ם מִ⁠פְּנֵ֥י יְהוָֽה</w:t>
+      </w:r>
+    </w:p>
+    <w:p>
+      <w:pPr/>
+      <w:r>
+        <w:rPr>
+          <w:lang w:val="hi_IN" w:bidi="hi_IN"/>
+        </w:rPr>
+      </w:r>
+      <w:r>
+        <w:rPr>
           <w:b/>
           <w:lang w:val="hi_IN" w:bidi="hi_IN"/>
         </w:rPr>
@@ -5684,6 +6356,20 @@
       </w:r>
       <w:r>
         <w:rPr>
+          <w:lang w:val="hi_IN" w:bidi="hi_IN"/>
+        </w:rPr>
+        <w:t>אֲנִ֥י אִתְּ⁠כֶ֖ם נְאֻם־יְהוָֽה</w:t>
+      </w:r>
+    </w:p>
+    <w:p>
+      <w:pPr/>
+      <w:r>
+        <w:rPr>
+          <w:lang w:val="hi_IN" w:bidi="hi_IN"/>
+        </w:rPr>
+      </w:r>
+      <w:r>
+        <w:rPr>
           <w:b/>
           <w:lang w:val="hi_IN" w:bidi="hi_IN"/>
         </w:rPr>
@@ -5767,6 +6453,20 @@
       </w:r>
       <w:r>
         <w:rPr>
+          <w:lang w:val="hi_IN" w:bidi="hi_IN"/>
+        </w:rPr>
+        <w:t>וַ⁠יָּ֣עַר יְהוָ֡ה אֶת־רוּחַ֩ זְרֻבָּבֶ֨ל בֶּן־שַׁלְתִּיאֵ֜ל פַּחַ֣ת יְהוּדָ֗ה וְ⁠אֶת־ר֨וּחַ֙ יְהוֹשֻׁ֤עַ בֶּן־יְהוֹצָדָק֙ הַ⁠כֹּהֵ֣ן הַ⁠גָּד֔וֹל וְֽ⁠אֶת־ר֔וּחַ כֹּ֖ל שְׁאֵרִ֣ית הָ⁠עָ֑ם</w:t>
+      </w:r>
+    </w:p>
+    <w:p>
+      <w:pPr/>
+      <w:r>
+        <w:rPr>
+          <w:lang w:val="hi_IN" w:bidi="hi_IN"/>
+        </w:rPr>
+      </w:r>
+      <w:r>
+        <w:rPr>
           <w:b/>
           <w:lang w:val="hi_IN" w:bidi="hi_IN"/>
         </w:rPr>
@@ -5889,6 +6589,20 @@
       </w:r>
       <w:r>
         <w:rPr>
+          <w:lang w:val="hi_IN" w:bidi="hi_IN"/>
+        </w:rPr>
+        <w:t>וַ⁠יָּ֣עַר יְהוָ֡ה אֶת־רוּחַ֩ זְרֻבָּבֶ֨ל בֶּן־שַׁלְתִּיאֵ֜ל פַּחַ֣ת יְהוּדָ֗ה וְ⁠אֶת־ר֨וּחַ֙ יְהוֹשֻׁ֤עַ בֶּן־יְהוֹצָדָק֙ הַ⁠כֹּהֵ֣ן הַ⁠גָּד֔וֹל וְֽ⁠אֶת־ר֔וּחַ כֹּ֖ל שְׁאֵרִ֣ית הָ⁠עָ֑ם</w:t>
+      </w:r>
+    </w:p>
+    <w:p>
+      <w:pPr/>
+      <w:r>
+        <w:rPr>
+          <w:lang w:val="hi_IN" w:bidi="hi_IN"/>
+        </w:rPr>
+      </w:r>
+      <w:r>
+        <w:rPr>
           <w:b/>
           <w:lang w:val="hi_IN" w:bidi="hi_IN"/>
         </w:rPr>
@@ -5987,6 +6701,20 @@
         <w:rPr>
           <w:lang w:val="hi_IN" w:bidi="hi_IN"/>
         </w:rPr>
+      </w:r>
+    </w:p>
+    <w:p>
+      <w:pPr/>
+      <w:r>
+        <w:rPr>
+          <w:lang w:val="hi_IN" w:bidi="hi_IN"/>
+        </w:rPr>
+      </w:r>
+      <w:r>
+        <w:rPr>
+          <w:lang w:val="hi_IN" w:bidi="hi_IN"/>
+        </w:rPr>
+        <w:t>בְּ⁠י֨וֹם עֶשְׂרִ֧ים וְ⁠אַרְבָּעָ֛ה לַ⁠חֹ֖דֶשׁ בַּ⁠שִּׁשִּׁ֑י</w:t>
       </w:r>
     </w:p>
     <w:p>
@@ -6112,6 +6840,20 @@
       </w:r>
       <w:r>
         <w:rPr>
+          <w:lang w:val="hi_IN" w:bidi="hi_IN"/>
+        </w:rPr>
+        <w:t>בְּ⁠י֨וֹם עֶשְׂרִ֧ים וְ⁠אַרְבָּעָ֛ה לַ⁠חֹ֖דֶשׁ בַּ⁠שִּׁשִּׁ֑י בִּ⁠שְׁנַ֥ת שְׁתַּ֖יִם</w:t>
+      </w:r>
+    </w:p>
+    <w:p>
+      <w:pPr/>
+      <w:r>
+        <w:rPr>
+          <w:lang w:val="hi_IN" w:bidi="hi_IN"/>
+        </w:rPr>
+      </w:r>
+      <w:r>
+        <w:rPr>
           <w:b/>
           <w:lang w:val="hi_IN" w:bidi="hi_IN"/>
         </w:rPr>
@@ -6317,6 +7059,20 @@
       </w:r>
       <w:r>
         <w:rPr>
+          <w:lang w:val="hi_IN" w:bidi="hi_IN"/>
+        </w:rPr>
+        <w:t>בַּ⁠שְּׁבִיעִ֕י בְּ⁠עֶשְׂרִ֥ים וְ⁠אֶחָ֖ד לַ⁠חֹ֑דֶשׁ</w:t>
+      </w:r>
+    </w:p>
+    <w:p>
+      <w:pPr/>
+      <w:r>
+        <w:rPr>
+          <w:lang w:val="hi_IN" w:bidi="hi_IN"/>
+        </w:rPr>
+      </w:r>
+      <w:r>
+        <w:rPr>
           <w:b/>
           <w:lang w:val="hi_IN" w:bidi="hi_IN"/>
         </w:rPr>
@@ -6400,6 +7156,20 @@
       </w:r>
       <w:r>
         <w:rPr>
+          <w:lang w:val="hi_IN" w:bidi="hi_IN"/>
+        </w:rPr>
+        <w:t>בַּ⁠שְּׁבִיעִ֕י בְּ⁠עֶשְׂרִ֥ים וְ⁠אֶחָ֖ד לַ⁠חֹ֑דֶשׁ</w:t>
+      </w:r>
+    </w:p>
+    <w:p>
+      <w:pPr/>
+      <w:r>
+        <w:rPr>
+          <w:lang w:val="hi_IN" w:bidi="hi_IN"/>
+        </w:rPr>
+      </w:r>
+      <w:r>
+        <w:rPr>
           <w:b/>
           <w:lang w:val="hi_IN" w:bidi="hi_IN"/>
         </w:rPr>
@@ -6472,6 +7242,20 @@
         <w:rPr>
           <w:lang w:val="hi_IN" w:bidi="hi_IN"/>
         </w:rPr>
+      </w:r>
+    </w:p>
+    <w:p>
+      <w:pPr/>
+      <w:r>
+        <w:rPr>
+          <w:lang w:val="hi_IN" w:bidi="hi_IN"/>
+        </w:rPr>
+      </w:r>
+      <w:r>
+        <w:rPr>
+          <w:lang w:val="hi_IN" w:bidi="hi_IN"/>
+        </w:rPr>
+        <w:t>בַּ⁠שְּׁבִיעִ֕י בְּ⁠עֶשְׂרִ֥ים וְ⁠אֶחָ֖ד לַ⁠חֹ֑דֶשׁ</w:t>
       </w:r>
     </w:p>
     <w:p>
@@ -6610,6 +7394,20 @@
       </w:r>
       <w:r>
         <w:rPr>
+          <w:lang w:val="hi_IN" w:bidi="hi_IN"/>
+        </w:rPr>
+        <w:t>הָיָה֙ דְּבַר־יְהוָ֔ה בְּ⁠יַד־חַגַּ֥י הַ⁠נָּבִ֖יא</w:t>
+      </w:r>
+    </w:p>
+    <w:p>
+      <w:pPr/>
+      <w:r>
+        <w:rPr>
+          <w:lang w:val="hi_IN" w:bidi="hi_IN"/>
+        </w:rPr>
+      </w:r>
+      <w:r>
+        <w:rPr>
           <w:b/>
           <w:lang w:val="hi_IN" w:bidi="hi_IN"/>
         </w:rPr>
@@ -6711,6 +7509,20 @@
       </w:r>
       <w:r>
         <w:rPr>
+          <w:lang w:val="hi_IN" w:bidi="hi_IN"/>
+        </w:rPr>
+        <w:t>הָ⁠עָ֖ם לֵ⁠אמֹֽר</w:t>
+      </w:r>
+    </w:p>
+    <w:p>
+      <w:pPr/>
+      <w:r>
+        <w:rPr>
+          <w:lang w:val="hi_IN" w:bidi="hi_IN"/>
+        </w:rPr>
+      </w:r>
+      <w:r>
+        <w:rPr>
           <w:b/>
           <w:lang w:val="hi_IN" w:bidi="hi_IN"/>
         </w:rPr>
@@ -6794,6 +7606,20 @@
       </w:r>
       <w:r>
         <w:rPr>
+          <w:lang w:val="hi_IN" w:bidi="hi_IN"/>
+        </w:rPr>
+        <w:t>מִ֤י בָ⁠כֶם֙ הַ⁠נִּשְׁאָ֔ר אֲשֶׁ֤ר רָאָה֙ אֶת־הַ⁠בַּ֣יִת הַ⁠זֶּ֔ה בִּ⁠כְבוֹד֖⁠וֹ הָ⁠רִאשׁ֑וֹן וּ⁠מָ֨ה אַתֶּ֜ם רֹאִ֤ים אֹת⁠וֹ֙ עַ֔תָּה הֲ⁠ל֥וֹא כָמֹ֛⁠הוּ כְּ⁠אַ֖יִן בְּ⁠עֵינֵי⁠כֶֽם</w:t>
+      </w:r>
+    </w:p>
+    <w:p>
+      <w:pPr/>
+      <w:r>
+        <w:rPr>
+          <w:lang w:val="hi_IN" w:bidi="hi_IN"/>
+        </w:rPr>
+      </w:r>
+      <w:r>
+        <w:rPr>
           <w:b/>
           <w:lang w:val="hi_IN" w:bidi="hi_IN"/>
         </w:rPr>
@@ -6877,6 +7703,20 @@
       </w:r>
       <w:r>
         <w:rPr>
+          <w:lang w:val="hi_IN" w:bidi="hi_IN"/>
+        </w:rPr>
+        <w:t>מִ֤י בָ⁠כֶם֙ הַ⁠נִּשְׁאָ֔ר אֲשֶׁ֤ר רָאָה֙ אֶת־הַ⁠בַּ֣יִת הַ⁠זֶּ֔ה בִּ⁠כְבוֹד֖⁠וֹ הָ⁠רִאשׁ֑וֹן וּ⁠מָ֨ה אַתֶּ֜ם רֹאִ֤ים אֹת⁠וֹ֙ עַ֔תָּה הֲ⁠ל֥וֹא כָמֹ֛⁠הוּ כְּ⁠אַ֖יִן בְּ⁠עֵינֵי⁠כֶֽם</w:t>
+      </w:r>
+    </w:p>
+    <w:p>
+      <w:pPr/>
+      <w:r>
+        <w:rPr>
+          <w:lang w:val="hi_IN" w:bidi="hi_IN"/>
+        </w:rPr>
+      </w:r>
+      <w:r>
+        <w:rPr>
           <w:b/>
           <w:lang w:val="hi_IN" w:bidi="hi_IN"/>
         </w:rPr>
@@ -6960,6 +7800,20 @@
       </w:r>
       <w:r>
         <w:rPr>
+          <w:lang w:val="hi_IN" w:bidi="hi_IN"/>
+        </w:rPr>
+        <w:t>בָ⁠כֶם֙ הַ⁠נִּשְׁאָ֔ר אֲשֶׁ֤ר רָאָה֙ אֶת־הַ⁠בַּ֣יִת הַ⁠זֶּ֔ה</w:t>
+      </w:r>
+    </w:p>
+    <w:p>
+      <w:pPr/>
+      <w:r>
+        <w:rPr>
+          <w:lang w:val="hi_IN" w:bidi="hi_IN"/>
+        </w:rPr>
+      </w:r>
+      <w:r>
+        <w:rPr>
           <w:b/>
           <w:lang w:val="hi_IN" w:bidi="hi_IN"/>
         </w:rPr>
@@ -7043,6 +7897,20 @@
       </w:r>
       <w:r>
         <w:rPr>
+          <w:lang w:val="hi_IN" w:bidi="hi_IN"/>
+        </w:rPr>
+        <w:t>אֲשֶׁ֤ר רָאָה֙ אֶת־הַ⁠בַּ֣יִת הַ⁠זֶּ֔ה בִּ⁠כְבוֹד֖⁠וֹ הָ⁠רִאשׁ֑וֹן</w:t>
+      </w:r>
+    </w:p>
+    <w:p>
+      <w:pPr/>
+      <w:r>
+        <w:rPr>
+          <w:lang w:val="hi_IN" w:bidi="hi_IN"/>
+        </w:rPr>
+      </w:r>
+      <w:r>
+        <w:rPr>
           <w:b/>
           <w:lang w:val="hi_IN" w:bidi="hi_IN"/>
         </w:rPr>
@@ -7139,6 +8007,20 @@
       </w:r>
       <w:r>
         <w:rPr>
+          <w:lang w:val="hi_IN" w:bidi="hi_IN"/>
+        </w:rPr>
+        <w:t>כָמֹ֛⁠הוּ</w:t>
+      </w:r>
+    </w:p>
+    <w:p>
+      <w:pPr/>
+      <w:r>
+        <w:rPr>
+          <w:lang w:val="hi_IN" w:bidi="hi_IN"/>
+        </w:rPr>
+      </w:r>
+      <w:r>
+        <w:rPr>
           <w:b/>
           <w:lang w:val="hi_IN" w:bidi="hi_IN"/>
         </w:rPr>
@@ -7242,6 +8124,20 @@
       </w:r>
       <w:r>
         <w:rPr>
+          <w:lang w:val="hi_IN" w:bidi="hi_IN"/>
+        </w:rPr>
+        <w:t>הֲ⁠ל֥וֹא כָמֹ֛⁠הוּ כְּ⁠אַ֖יִן בְּ⁠עֵינֵי⁠כֶֽם</w:t>
+      </w:r>
+    </w:p>
+    <w:p>
+      <w:pPr/>
+      <w:r>
+        <w:rPr>
+          <w:lang w:val="hi_IN" w:bidi="hi_IN"/>
+        </w:rPr>
+      </w:r>
+      <w:r>
+        <w:rPr>
           <w:b/>
           <w:lang w:val="hi_IN" w:bidi="hi_IN"/>
         </w:rPr>
@@ -7364,6 +8260,20 @@
       </w:r>
       <w:r>
         <w:rPr>
+          <w:lang w:val="hi_IN" w:bidi="hi_IN"/>
+        </w:rPr>
+        <w:t>וְ⁠עַתָּ֣ה חֲזַ֣ק זְרֻבָּבֶ֣ל ׀ נְאֻם־יְהוָ֡ה וַ⁠חֲזַ֣ק יְהוֹשֻׁ֣עַ בֶּן־יְהוֹצָדָק֩ הַ⁠כֹּהֵ֨ן הַ⁠גָּד֜וֹל וַ⁠חֲזַ֨ק כָּל־עַ֥ם הָ⁠אָ֛רֶץ נְאֻם־יְהוָ֖ה וַֽ⁠עֲשׂ֑וּ כִּֽי־אֲנִ֣י אִתְּ⁠כֶ֔ם נְאֻ֖ם יְהוָ֥ה צְבָאֽוֹת</w:t>
+      </w:r>
+    </w:p>
+    <w:p>
+      <w:pPr/>
+      <w:r>
+        <w:rPr>
+          <w:lang w:val="hi_IN" w:bidi="hi_IN"/>
+        </w:rPr>
+      </w:r>
+      <w:r>
+        <w:rPr>
           <w:b/>
           <w:lang w:val="hi_IN" w:bidi="hi_IN"/>
         </w:rPr>
@@ -7436,6 +8346,20 @@
         <w:rPr>
           <w:lang w:val="hi_IN" w:bidi="hi_IN"/>
         </w:rPr>
+      </w:r>
+    </w:p>
+    <w:p>
+      <w:pPr/>
+      <w:r>
+        <w:rPr>
+          <w:lang w:val="hi_IN" w:bidi="hi_IN"/>
+        </w:rPr>
+      </w:r>
+      <w:r>
+        <w:rPr>
+          <w:lang w:val="hi_IN" w:bidi="hi_IN"/>
+        </w:rPr>
+        <w:t>כָּל־עַ֥ם הָ⁠אָ֛רֶץ</w:t>
       </w:r>
     </w:p>
     <w:p>
@@ -7566,6 +8490,20 @@
       </w:r>
       <w:r>
         <w:rPr>
+          <w:lang w:val="hi_IN" w:bidi="hi_IN"/>
+        </w:rPr>
+        <w:t>אֶֽת־הַ⁠דָּבָ֞ר אֲשֶׁר־כָּרַ֤תִּי אִתְּ⁠כֶם֙ בְּ⁠צֵאתְ⁠כֶ֣ם מִ⁠מִּצְרַ֔יִם וְ⁠רוּחִ֖⁠י עֹמֶ֣דֶת בְּ⁠תוֹכְ⁠כֶ֑ם אַל־תִּירָֽאוּ</w:t>
+      </w:r>
+    </w:p>
+    <w:p>
+      <w:pPr/>
+      <w:r>
+        <w:rPr>
+          <w:lang w:val="hi_IN" w:bidi="hi_IN"/>
+        </w:rPr>
+      </w:r>
+      <w:r>
+        <w:rPr>
           <w:b/>
           <w:lang w:val="hi_IN" w:bidi="hi_IN"/>
         </w:rPr>
@@ -7649,6 +8587,20 @@
       </w:r>
       <w:r>
         <w:rPr>
+          <w:lang w:val="hi_IN" w:bidi="hi_IN"/>
+        </w:rPr>
+        <w:t>אֶֽת־הַ⁠דָּבָ֞ר אֲשֶׁר־כָּרַ֤תִּי אִתְּ⁠כֶם֙</w:t>
+      </w:r>
+    </w:p>
+    <w:p>
+      <w:pPr/>
+      <w:r>
+        <w:rPr>
+          <w:lang w:val="hi_IN" w:bidi="hi_IN"/>
+        </w:rPr>
+      </w:r>
+      <w:r>
+        <w:rPr>
           <w:b/>
           <w:lang w:val="hi_IN" w:bidi="hi_IN"/>
         </w:rPr>
@@ -7732,6 +8684,20 @@
       </w:r>
       <w:r>
         <w:rPr>
+          <w:lang w:val="hi_IN" w:bidi="hi_IN"/>
+        </w:rPr>
+        <w:t>אֶֽת־הַ⁠דָּבָ֞ר אֲשֶׁר־כָּרַ֤תִּי אִתְּ⁠כֶם֙</w:t>
+      </w:r>
+    </w:p>
+    <w:p>
+      <w:pPr/>
+      <w:r>
+        <w:rPr>
+          <w:lang w:val="hi_IN" w:bidi="hi_IN"/>
+        </w:rPr>
+      </w:r>
+      <w:r>
+        <w:rPr>
           <w:b/>
           <w:lang w:val="hi_IN" w:bidi="hi_IN"/>
         </w:rPr>
@@ -7830,6 +8796,20 @@
         <w:rPr>
           <w:lang w:val="hi_IN" w:bidi="hi_IN"/>
         </w:rPr>
+      </w:r>
+    </w:p>
+    <w:p>
+      <w:pPr/>
+      <w:r>
+        <w:rPr>
+          <w:lang w:val="hi_IN" w:bidi="hi_IN"/>
+        </w:rPr>
+      </w:r>
+      <w:r>
+        <w:rPr>
+          <w:lang w:val="hi_IN" w:bidi="hi_IN"/>
+        </w:rPr>
+        <w:t>אֶֽת־הַ⁠דָּבָ֞ר אֲשֶׁר־כָּרַ֤תִּי אִתְּ⁠כֶם֙ בְּ⁠צֵאתְ⁠כֶ֣ם מִ⁠מִּצְרַ֔יִם</w:t>
       </w:r>
     </w:p>
     <w:p>
@@ -7986,6 +8966,20 @@
       </w:r>
       <w:r>
         <w:rPr>
+          <w:lang w:val="hi_IN" w:bidi="hi_IN"/>
+        </w:rPr>
+        <w:t>וְ⁠רוּחִ֖⁠י עֹמֶ֣דֶת בְּ⁠תוֹכְ⁠כֶ֑ם</w:t>
+      </w:r>
+    </w:p>
+    <w:p>
+      <w:pPr/>
+      <w:r>
+        <w:rPr>
+          <w:lang w:val="hi_IN" w:bidi="hi_IN"/>
+        </w:rPr>
+      </w:r>
+      <w:r>
+        <w:rPr>
           <w:b/>
           <w:lang w:val="hi_IN" w:bidi="hi_IN"/>
         </w:rPr>
@@ -8069,6 +9063,20 @@
       </w:r>
       <w:r>
         <w:rPr>
+          <w:lang w:val="hi_IN" w:bidi="hi_IN"/>
+        </w:rPr>
+        <w:t>כִּ֣י כֹ֤ה אָמַר֙ יְהוָ֣ה צְבָא֔וֹת ע֥וֹד אַחַ֖ת מְעַ֣ט הִ֑יא וַ⁠אֲנִ֗י מַרְעִישׁ֙ אֶת־הַ⁠שָּׁמַ֣יִם וְ⁠אֶת־הָ⁠אָ֔רֶץ וְ⁠אֶת־הַ⁠יָּ֖ם וְ⁠אֶת־הֶ⁠חָרָבָֽה</w:t>
+      </w:r>
+    </w:p>
+    <w:p>
+      <w:pPr/>
+      <w:r>
+        <w:rPr>
+          <w:lang w:val="hi_IN" w:bidi="hi_IN"/>
+        </w:rPr>
+      </w:r>
+      <w:r>
+        <w:rPr>
           <w:b/>
           <w:lang w:val="hi_IN" w:bidi="hi_IN"/>
         </w:rPr>
@@ -8152,6 +9160,20 @@
       </w:r>
       <w:r>
         <w:rPr>
+          <w:lang w:val="hi_IN" w:bidi="hi_IN"/>
+        </w:rPr>
+        <w:t>ע֥וֹד אַחַ֖ת מְעַ֣ט הִ֑יא וַ⁠אֲנִ֗י מַרְעִישׁ֙</w:t>
+      </w:r>
+    </w:p>
+    <w:p>
+      <w:pPr/>
+      <w:r>
+        <w:rPr>
+          <w:lang w:val="hi_IN" w:bidi="hi_IN"/>
+        </w:rPr>
+      </w:r>
+      <w:r>
+        <w:rPr>
           <w:b/>
           <w:lang w:val="hi_IN" w:bidi="hi_IN"/>
         </w:rPr>
@@ -8287,6 +9309,20 @@
       </w:r>
       <w:r>
         <w:rPr>
+          <w:lang w:val="hi_IN" w:bidi="hi_IN"/>
+        </w:rPr>
+        <w:t>וַ⁠אֲנִ֗י מַרְעִישׁ֙</w:t>
+      </w:r>
+    </w:p>
+    <w:p>
+      <w:pPr/>
+      <w:r>
+        <w:rPr>
+          <w:lang w:val="hi_IN" w:bidi="hi_IN"/>
+        </w:rPr>
+      </w:r>
+      <w:r>
+        <w:rPr>
           <w:b/>
           <w:lang w:val="hi_IN" w:bidi="hi_IN"/>
         </w:rPr>
@@ -8407,6 +9443,20 @@
       </w:r>
       <w:r>
         <w:rPr>
+          <w:lang w:val="hi_IN" w:bidi="hi_IN"/>
+        </w:rPr>
+        <w:t>אֶת־הַ⁠שָּׁמַ֣יִם וְ⁠אֶת־הָ⁠אָ֔רֶץ וְ⁠אֶת־הַ⁠יָּ֖ם וְ⁠אֶת־הֶ⁠חָרָבָֽה</w:t>
+      </w:r>
+    </w:p>
+    <w:p>
+      <w:pPr/>
+      <w:r>
+        <w:rPr>
+          <w:lang w:val="hi_IN" w:bidi="hi_IN"/>
+        </w:rPr>
+      </w:r>
+      <w:r>
+        <w:rPr>
           <w:b/>
           <w:lang w:val="hi_IN" w:bidi="hi_IN"/>
         </w:rPr>
@@ -8542,6 +9592,20 @@
       </w:r>
       <w:r>
         <w:rPr>
+          <w:lang w:val="hi_IN" w:bidi="hi_IN"/>
+        </w:rPr>
+        <w:t>וְ⁠הִרְעַשְׁתִּי֙ אֶת־כָּל־הַ⁠גּוֹיִ֔ם וּ⁠בָ֖אוּ חֶמְדַּ֣ת כָּל־הַ⁠גּוֹיִ֑ם וּ⁠מִלֵּאתִ֞י אֶת־הַ⁠בַּ֤יִת הַ⁠זֶּה֙ כָּב֔וֹד אָמַ֖ר יְהוָ֥ה צְבָאֽוֹת</w:t>
+      </w:r>
+    </w:p>
+    <w:p>
+      <w:pPr/>
+      <w:r>
+        <w:rPr>
+          <w:lang w:val="hi_IN" w:bidi="hi_IN"/>
+        </w:rPr>
+      </w:r>
+      <w:r>
+        <w:rPr>
           <w:b/>
           <w:lang w:val="hi_IN" w:bidi="hi_IN"/>
         </w:rPr>
@@ -8625,6 +9689,20 @@
       </w:r>
       <w:r>
         <w:rPr>
+          <w:lang w:val="hi_IN" w:bidi="hi_IN"/>
+        </w:rPr>
+        <w:t>וְ⁠הִרְעַשְׁתִּי֙ אֶת־כָּל־הַ⁠גּוֹיִ֔ם</w:t>
+      </w:r>
+    </w:p>
+    <w:p>
+      <w:pPr/>
+      <w:r>
+        <w:rPr>
+          <w:lang w:val="hi_IN" w:bidi="hi_IN"/>
+        </w:rPr>
+      </w:r>
+      <w:r>
+        <w:rPr>
           <w:b/>
           <w:lang w:val="hi_IN" w:bidi="hi_IN"/>
         </w:rPr>
@@ -8734,6 +9812,20 @@
       </w:r>
       <w:r>
         <w:rPr>
+          <w:lang w:val="hi_IN" w:bidi="hi_IN"/>
+        </w:rPr>
+        <w:t>וּ⁠מִלֵּאתִ֞י אֶת־הַ⁠בַּ֤יִת הַ⁠זֶּה֙ כָּב֔וֹד</w:t>
+      </w:r>
+    </w:p>
+    <w:p>
+      <w:pPr/>
+      <w:r>
+        <w:rPr>
+          <w:lang w:val="hi_IN" w:bidi="hi_IN"/>
+        </w:rPr>
+      </w:r>
+      <w:r>
+        <w:rPr>
           <w:b/>
           <w:lang w:val="hi_IN" w:bidi="hi_IN"/>
         </w:rPr>
@@ -8875,6 +9967,20 @@
       </w:r>
       <w:r>
         <w:rPr>
+          <w:lang w:val="hi_IN" w:bidi="hi_IN"/>
+        </w:rPr>
+        <w:t>לִ֥⁠י הַ⁠כֶּ֖סֶף וְ⁠לִ֣⁠י הַ⁠זָּהָ֑ב נְאֻ֖ם יְהוָ֥ה צְבָאֽוֹת</w:t>
+      </w:r>
+    </w:p>
+    <w:p>
+      <w:pPr/>
+      <w:r>
+        <w:rPr>
+          <w:lang w:val="hi_IN" w:bidi="hi_IN"/>
+        </w:rPr>
+      </w:r>
+      <w:r>
+        <w:rPr>
           <w:b/>
           <w:lang w:val="hi_IN" w:bidi="hi_IN"/>
         </w:rPr>
@@ -8958,6 +10064,20 @@
       </w:r>
       <w:r>
         <w:rPr>
+          <w:lang w:val="hi_IN" w:bidi="hi_IN"/>
+        </w:rPr>
+        <w:t>לִ֥⁠י הַ⁠כֶּ֖סֶף וְ⁠לִ֣⁠י הַ⁠זָּהָ֑ב</w:t>
+      </w:r>
+    </w:p>
+    <w:p>
+      <w:pPr/>
+      <w:r>
+        <w:rPr>
+          <w:lang w:val="hi_IN" w:bidi="hi_IN"/>
+        </w:rPr>
+      </w:r>
+      <w:r>
+        <w:rPr>
           <w:b/>
           <w:lang w:val="hi_IN" w:bidi="hi_IN"/>
         </w:rPr>
@@ -9041,6 +10161,20 @@
       </w:r>
       <w:r>
         <w:rPr>
+          <w:lang w:val="hi_IN" w:bidi="hi_IN"/>
+        </w:rPr>
+        <w:t>גָּד֣וֹל יִֽהְיֶ֡ה כְּבוֹד֩ הַ⁠בַּ֨יִת הַ⁠זֶּ֤ה הָ⁠אַֽחֲרוֹן֙ מִן־הָ֣⁠רִאשׁ֔וֹן אָמַ֖ר יְהוָ֣ה צְבָא֑וֹת וּ⁠בַ⁠מָּק֤וֹם הַ⁠זֶּה֙ אֶתֵּ֣ן שָׁל֔וֹם נְאֻ֖ם יְהוָ֥ה צְבָאֽוֹת</w:t>
+      </w:r>
+    </w:p>
+    <w:p>
+      <w:pPr/>
+      <w:r>
+        <w:rPr>
+          <w:lang w:val="hi_IN" w:bidi="hi_IN"/>
+        </w:rPr>
+      </w:r>
+      <w:r>
+        <w:rPr>
           <w:b/>
           <w:lang w:val="hi_IN" w:bidi="hi_IN"/>
         </w:rPr>
@@ -9124,6 +10258,20 @@
       </w:r>
       <w:r>
         <w:rPr>
+          <w:lang w:val="hi_IN" w:bidi="hi_IN"/>
+        </w:rPr>
+        <w:t>גָּד֣וֹל יִֽהְיֶ֡ה כְּבוֹד֩ הַ⁠בַּ֨יִת הַ⁠זֶּ֤ה הָ⁠אַֽחֲרוֹן֙ מִן־הָ֣⁠רִאשׁ֔וֹן</w:t>
+      </w:r>
+    </w:p>
+    <w:p>
+      <w:pPr/>
+      <w:r>
+        <w:rPr>
+          <w:lang w:val="hi_IN" w:bidi="hi_IN"/>
+        </w:rPr>
+      </w:r>
+      <w:r>
+        <w:rPr>
           <w:b/>
           <w:lang w:val="hi_IN" w:bidi="hi_IN"/>
         </w:rPr>
@@ -9207,6 +10355,20 @@
       </w:r>
       <w:r>
         <w:rPr>
+          <w:lang w:val="hi_IN" w:bidi="hi_IN"/>
+        </w:rPr>
+        <w:t>גָּד֣וֹל יִֽהְיֶ֡ה כְּבוֹד֩ הַ⁠בַּ֨יִת הַ⁠זֶּ֤ה הָ⁠אַֽחֲרוֹן֙ מִן־הָ֣⁠רִאשׁ֔וֹן</w:t>
+      </w:r>
+    </w:p>
+    <w:p>
+      <w:pPr/>
+      <w:r>
+        <w:rPr>
+          <w:lang w:val="hi_IN" w:bidi="hi_IN"/>
+        </w:rPr>
+      </w:r>
+      <w:r>
+        <w:rPr>
           <w:b/>
           <w:lang w:val="hi_IN" w:bidi="hi_IN"/>
         </w:rPr>
@@ -9303,6 +10465,20 @@
       </w:r>
       <w:r>
         <w:rPr>
+          <w:lang w:val="hi_IN" w:bidi="hi_IN"/>
+        </w:rPr>
+        <w:t>הַ⁠בַּ֨יִת</w:t>
+      </w:r>
+    </w:p>
+    <w:p>
+      <w:pPr/>
+      <w:r>
+        <w:rPr>
+          <w:lang w:val="hi_IN" w:bidi="hi_IN"/>
+        </w:rPr>
+      </w:r>
+      <w:r>
+        <w:rPr>
           <w:b/>
           <w:lang w:val="hi_IN" w:bidi="hi_IN"/>
         </w:rPr>
@@ -9412,6 +10588,20 @@
       </w:r>
       <w:r>
         <w:rPr>
+          <w:lang w:val="hi_IN" w:bidi="hi_IN"/>
+        </w:rPr>
+        <w:t>וּ⁠בַ⁠מָּק֤וֹם הַ⁠זֶּה֙ אֶתֵּ֣ן שָׁל֔וֹם</w:t>
+      </w:r>
+    </w:p>
+    <w:p>
+      <w:pPr/>
+      <w:r>
+        <w:rPr>
+          <w:lang w:val="hi_IN" w:bidi="hi_IN"/>
+        </w:rPr>
+      </w:r>
+      <w:r>
+        <w:rPr>
           <w:b/>
           <w:lang w:val="hi_IN" w:bidi="hi_IN"/>
         </w:rPr>
@@ -9515,6 +10705,20 @@
       </w:r>
       <w:r>
         <w:rPr>
+          <w:lang w:val="hi_IN" w:bidi="hi_IN"/>
+        </w:rPr>
+        <w:t>בְּ⁠עֶשְׂרִ֤ים וְ⁠אַרְבָּעָה֙ לַ⁠תְּשִׁיעִ֔י</w:t>
+      </w:r>
+    </w:p>
+    <w:p>
+      <w:pPr/>
+      <w:r>
+        <w:rPr>
+          <w:lang w:val="hi_IN" w:bidi="hi_IN"/>
+        </w:rPr>
+      </w:r>
+      <w:r>
+        <w:rPr>
           <w:b/>
           <w:lang w:val="hi_IN" w:bidi="hi_IN"/>
         </w:rPr>
@@ -9598,6 +10802,20 @@
       </w:r>
       <w:r>
         <w:rPr>
+          <w:lang w:val="hi_IN" w:bidi="hi_IN"/>
+        </w:rPr>
+        <w:t>בְּ⁠עֶשְׂרִ֤ים וְ⁠אַרְבָּעָה֙ לַ⁠תְּשִׁיעִ֔י בִּ⁠שְׁנַ֥ת שְׁתַּ֖יִם לְ⁠דָרְיָ֑וֶשׁ</w:t>
+      </w:r>
+    </w:p>
+    <w:p>
+      <w:pPr/>
+      <w:r>
+        <w:rPr>
+          <w:lang w:val="hi_IN" w:bidi="hi_IN"/>
+        </w:rPr>
+      </w:r>
+      <w:r>
+        <w:rPr>
           <w:b/>
           <w:lang w:val="hi_IN" w:bidi="hi_IN"/>
         </w:rPr>
@@ -9670,6 +10888,20 @@
         <w:rPr>
           <w:lang w:val="hi_IN" w:bidi="hi_IN"/>
         </w:rPr>
+      </w:r>
+    </w:p>
+    <w:p>
+      <w:pPr/>
+      <w:r>
+        <w:rPr>
+          <w:lang w:val="hi_IN" w:bidi="hi_IN"/>
+        </w:rPr>
+      </w:r>
+      <w:r>
+        <w:rPr>
+          <w:lang w:val="hi_IN" w:bidi="hi_IN"/>
+        </w:rPr>
+        <w:t>בְּ⁠עֶשְׂרִ֤ים וְ⁠אַרְבָּעָה֙ לַ⁠תְּשִׁיעִ֔י</w:t>
       </w:r>
     </w:p>
     <w:p>
@@ -9808,6 +11040,20 @@
       </w:r>
       <w:r>
         <w:rPr>
+          <w:lang w:val="hi_IN" w:bidi="hi_IN"/>
+        </w:rPr>
+        <w:t>הָיָה֙ דְּבַר־יְהוָ֔ה אֶל־חַגַּ֥י הַ⁠נָּבִ֖יא לֵ⁠אמֹֽר</w:t>
+      </w:r>
+    </w:p>
+    <w:p>
+      <w:pPr/>
+      <w:r>
+        <w:rPr>
+          <w:lang w:val="hi_IN" w:bidi="hi_IN"/>
+        </w:rPr>
+      </w:r>
+      <w:r>
+        <w:rPr>
           <w:b/>
           <w:lang w:val="hi_IN" w:bidi="hi_IN"/>
         </w:rPr>
@@ -9921,6 +11167,20 @@
       </w:r>
       <w:r>
         <w:rPr>
+          <w:lang w:val="hi_IN" w:bidi="hi_IN"/>
+        </w:rPr>
+        <w:t>כֹּ֥ה אָמַ֖ר יְהוָ֣ה צְבָא֑וֹת שְׁאַל־נָ֧א אֶת־הַ⁠כֹּהֲנִ֛ים תּוֹרָ֖ה לֵ⁠אמֹֽר</w:t>
+      </w:r>
+    </w:p>
+    <w:p>
+      <w:pPr/>
+      <w:r>
+        <w:rPr>
+          <w:lang w:val="hi_IN" w:bidi="hi_IN"/>
+        </w:rPr>
+      </w:r>
+      <w:r>
+        <w:rPr>
           <w:b/>
           <w:lang w:val="hi_IN" w:bidi="hi_IN"/>
         </w:rPr>
@@ -10004,6 +11264,20 @@
       </w:r>
       <w:r>
         <w:rPr>
+          <w:lang w:val="hi_IN" w:bidi="hi_IN"/>
+        </w:rPr>
+        <w:t>הֵ֣ן ׀ יִשָּׂא־אִ֨ישׁ בְּשַׂר־קֹ֜דֶשׁ בִּ⁠כְנַ֣ף בִּגְד֗⁠וֹ וְ⁠נָגַ֣ע בִּ֠⁠כְנָפ⁠וֹ אֶל־הַ⁠לֶּ֨חֶם וְ⁠אֶל־הַ⁠נָּזִ֜יד וְ⁠אֶל־הַ⁠יַּ֧יִן וְ⁠אֶל־שֶׁ֛מֶן וְ⁠אֶל־כָּל־מַאֲכָ֖ל הֲ⁠יִקְדָּ֑שׁ</w:t>
+      </w:r>
+    </w:p>
+    <w:p>
+      <w:pPr/>
+      <w:r>
+        <w:rPr>
+          <w:lang w:val="hi_IN" w:bidi="hi_IN"/>
+        </w:rPr>
+      </w:r>
+      <w:r>
+        <w:rPr>
           <w:b/>
           <w:lang w:val="hi_IN" w:bidi="hi_IN"/>
         </w:rPr>
@@ -10087,6 +11361,20 @@
       </w:r>
       <w:r>
         <w:rPr>
+          <w:lang w:val="hi_IN" w:bidi="hi_IN"/>
+        </w:rPr>
+        <w:t>הֵ֣ן ׀ יִשָּׂא־אִ֨ישׁ בְּשַׂר־קֹ֜דֶשׁ בִּ⁠כְנַ֣ף בִּגְד֗⁠וֹ וְ⁠נָגַ֣ע בִּ֠⁠כְנָפ⁠וֹ אֶל־הַ⁠לֶּ֨חֶם וְ⁠אֶל־הַ⁠נָּזִ֜יד וְ⁠אֶל־הַ⁠יַּ֧יִן וְ⁠אֶל־שֶׁ֛מֶן וְ⁠אֶל־כָּל־מַאֲכָ֖ל הֲ⁠יִקְדָּ֑שׁ</w:t>
+      </w:r>
+    </w:p>
+    <w:p>
+      <w:pPr/>
+      <w:r>
+        <w:rPr>
+          <w:lang w:val="hi_IN" w:bidi="hi_IN"/>
+        </w:rPr>
+      </w:r>
+      <w:r>
+        <w:rPr>
           <w:b/>
           <w:lang w:val="hi_IN" w:bidi="hi_IN"/>
         </w:rPr>
@@ -10170,6 +11458,20 @@
       </w:r>
       <w:r>
         <w:rPr>
+          <w:lang w:val="hi_IN" w:bidi="hi_IN"/>
+        </w:rPr>
+        <w:t>בְּשַׂר־קֹ֜דֶשׁ</w:t>
+      </w:r>
+    </w:p>
+    <w:p>
+      <w:pPr/>
+      <w:r>
+        <w:rPr>
+          <w:lang w:val="hi_IN" w:bidi="hi_IN"/>
+        </w:rPr>
+      </w:r>
+      <w:r>
+        <w:rPr>
           <w:b/>
           <w:lang w:val="hi_IN" w:bidi="hi_IN"/>
         </w:rPr>
@@ -10255,6 +11557,20 @@
         <w:rPr>
           <w:lang w:val="hi_IN" w:bidi="hi_IN"/>
         </w:rPr>
+      </w:r>
+    </w:p>
+    <w:p>
+      <w:pPr/>
+      <w:r>
+        <w:rPr>
+          <w:lang w:val="hi_IN" w:bidi="hi_IN"/>
+        </w:rPr>
+      </w:r>
+      <w:r>
+        <w:rPr>
+          <w:lang w:val="hi_IN" w:bidi="hi_IN"/>
+        </w:rPr>
+        <w:t>לֹֽא</w:t>
       </w:r>
     </w:p>
     <w:p>
@@ -10380,6 +11696,20 @@
       </w:r>
       <w:r>
         <w:rPr>
+          <w:lang w:val="hi_IN" w:bidi="hi_IN"/>
+        </w:rPr>
+        <w:t>טְמֵא־נֶ֛פֶשׁ</w:t>
+      </w:r>
+    </w:p>
+    <w:p>
+      <w:pPr/>
+      <w:r>
+        <w:rPr>
+          <w:lang w:val="hi_IN" w:bidi="hi_IN"/>
+        </w:rPr>
+      </w:r>
+      <w:r>
+        <w:rPr>
           <w:b/>
           <w:lang w:val="hi_IN" w:bidi="hi_IN"/>
         </w:rPr>
@@ -10476,6 +11806,20 @@
       </w:r>
       <w:r>
         <w:rPr>
+          <w:lang w:val="hi_IN" w:bidi="hi_IN"/>
+        </w:rPr>
+        <w:t>טְמֵא־נֶ֛פֶשׁ</w:t>
+      </w:r>
+    </w:p>
+    <w:p>
+      <w:pPr/>
+      <w:r>
+        <w:rPr>
+          <w:lang w:val="hi_IN" w:bidi="hi_IN"/>
+        </w:rPr>
+      </w:r>
+      <w:r>
+        <w:rPr>
           <w:b/>
           <w:lang w:val="hi_IN" w:bidi="hi_IN"/>
         </w:rPr>
@@ -10561,6 +11905,20 @@
         <w:rPr>
           <w:lang w:val="hi_IN" w:bidi="hi_IN"/>
         </w:rPr>
+      </w:r>
+    </w:p>
+    <w:p>
+      <w:pPr/>
+      <w:r>
+        <w:rPr>
+          <w:lang w:val="hi_IN" w:bidi="hi_IN"/>
+        </w:rPr>
+      </w:r>
+      <w:r>
+        <w:rPr>
+          <w:lang w:val="hi_IN" w:bidi="hi_IN"/>
+        </w:rPr>
+        <w:t>טְמֵא־נֶ֛פֶשׁ</w:t>
       </w:r>
     </w:p>
     <w:p>
@@ -10673,6 +12031,20 @@
       </w:r>
       <w:r>
         <w:rPr>
+          <w:lang w:val="hi_IN" w:bidi="hi_IN"/>
+        </w:rPr>
+        <w:t>בְּ⁠כָל־אֵ֖לֶּה הֲ⁠יִטְמָ֑א</w:t>
+      </w:r>
+    </w:p>
+    <w:p>
+      <w:pPr/>
+      <w:r>
+        <w:rPr>
+          <w:lang w:val="hi_IN" w:bidi="hi_IN"/>
+        </w:rPr>
+      </w:r>
+      <w:r>
+        <w:rPr>
           <w:b/>
           <w:lang w:val="hi_IN" w:bidi="hi_IN"/>
         </w:rPr>
@@ -10782,6 +12154,20 @@
       </w:r>
       <w:r>
         <w:rPr>
+          <w:lang w:val="hi_IN" w:bidi="hi_IN"/>
+        </w:rPr>
+        <w:t>יִטְמָֽא</w:t>
+      </w:r>
+    </w:p>
+    <w:p>
+      <w:pPr/>
+      <w:r>
+        <w:rPr>
+          <w:lang w:val="hi_IN" w:bidi="hi_IN"/>
+        </w:rPr>
+      </w:r>
+      <w:r>
+        <w:rPr>
           <w:b/>
           <w:lang w:val="hi_IN" w:bidi="hi_IN"/>
         </w:rPr>
@@ -10865,6 +12251,20 @@
       </w:r>
       <w:r>
         <w:rPr>
+          <w:lang w:val="hi_IN" w:bidi="hi_IN"/>
+        </w:rPr>
+        <w:t>כֵּ֣ן הָֽ⁠עָם־הַ֠⁠זֶּה וְ⁠כֵן־הַ⁠גּ֨וֹי הַ⁠זֶּ֤ה לְ⁠פָנַ⁠י֙ נְאֻם־יְהוָ֔ה וְ⁠כֵ֖ן כָּל־מַעֲשֵׂ֣ה יְדֵי⁠הֶ֑ם וַ⁠אֲשֶׁ֥ר יַקְרִ֛יבוּ שָׁ֖ם טָמֵ֥א הֽוּא</w:t>
+      </w:r>
+    </w:p>
+    <w:p>
+      <w:pPr/>
+      <w:r>
+        <w:rPr>
+          <w:lang w:val="hi_IN" w:bidi="hi_IN"/>
+        </w:rPr>
+      </w:r>
+      <w:r>
+        <w:rPr>
           <w:b/>
           <w:lang w:val="hi_IN" w:bidi="hi_IN"/>
         </w:rPr>
@@ -10948,6 +12348,20 @@
       </w:r>
       <w:r>
         <w:rPr>
+          <w:lang w:val="hi_IN" w:bidi="hi_IN"/>
+        </w:rPr>
+        <w:t>כֵּ֣ן הָֽ⁠עָם־הַ֠⁠זֶּה וְ⁠כֵן־הַ⁠גּ֨וֹי הַ⁠זֶּ֤ה</w:t>
+      </w:r>
+    </w:p>
+    <w:p>
+      <w:pPr/>
+      <w:r>
+        <w:rPr>
+          <w:lang w:val="hi_IN" w:bidi="hi_IN"/>
+        </w:rPr>
+      </w:r>
+      <w:r>
+        <w:rPr>
           <w:b/>
           <w:lang w:val="hi_IN" w:bidi="hi_IN"/>
         </w:rPr>
@@ -11044,6 +12458,20 @@
       </w:r>
       <w:r>
         <w:rPr>
+          <w:lang w:val="hi_IN" w:bidi="hi_IN"/>
+        </w:rPr>
+        <w:t>כֵּ֣ן הָֽ⁠עָם־הַ֠⁠זֶּה וְ⁠כֵן־הַ⁠גּ֨וֹי הַ⁠זֶּ֤ה</w:t>
+      </w:r>
+    </w:p>
+    <w:p>
+      <w:pPr/>
+      <w:r>
+        <w:rPr>
+          <w:lang w:val="hi_IN" w:bidi="hi_IN"/>
+        </w:rPr>
+      </w:r>
+      <w:r>
+        <w:rPr>
           <w:b/>
           <w:lang w:val="hi_IN" w:bidi="hi_IN"/>
         </w:rPr>
@@ -11153,6 +12581,20 @@
       </w:r>
       <w:r>
         <w:rPr>
+          <w:lang w:val="hi_IN" w:bidi="hi_IN"/>
+        </w:rPr>
+        <w:t>לְ⁠פָנַ⁠י֙</w:t>
+      </w:r>
+    </w:p>
+    <w:p>
+      <w:pPr/>
+      <w:r>
+        <w:rPr>
+          <w:lang w:val="hi_IN" w:bidi="hi_IN"/>
+        </w:rPr>
+      </w:r>
+      <w:r>
+        <w:rPr>
           <w:b/>
           <w:lang w:val="hi_IN" w:bidi="hi_IN"/>
         </w:rPr>
@@ -11275,6 +12717,20 @@
       </w:r>
       <w:r>
         <w:rPr>
+          <w:lang w:val="hi_IN" w:bidi="hi_IN"/>
+        </w:rPr>
+        <w:t>לְ⁠פָנַ⁠י֙</w:t>
+      </w:r>
+    </w:p>
+    <w:p>
+      <w:pPr/>
+      <w:r>
+        <w:rPr>
+          <w:lang w:val="hi_IN" w:bidi="hi_IN"/>
+        </w:rPr>
+      </w:r>
+      <w:r>
+        <w:rPr>
           <w:b/>
           <w:lang w:val="hi_IN" w:bidi="hi_IN"/>
         </w:rPr>
@@ -11358,6 +12814,20 @@
       </w:r>
       <w:r>
         <w:rPr>
+          <w:lang w:val="hi_IN" w:bidi="hi_IN"/>
+        </w:rPr>
+        <w:t>וְ⁠כֵ֖ן כָּל־מַעֲשֵׂ֣ה יְדֵי⁠הֶ֑ם</w:t>
+      </w:r>
+    </w:p>
+    <w:p>
+      <w:pPr/>
+      <w:r>
+        <w:rPr>
+          <w:lang w:val="hi_IN" w:bidi="hi_IN"/>
+        </w:rPr>
+      </w:r>
+      <w:r>
+        <w:rPr>
           <w:b/>
           <w:lang w:val="hi_IN" w:bidi="hi_IN"/>
         </w:rPr>
@@ -11469,6 +12939,20 @@
         <w:rPr>
           <w:lang w:val="hi_IN" w:bidi="hi_IN"/>
         </w:rPr>
+      </w:r>
+    </w:p>
+    <w:p>
+      <w:pPr/>
+      <w:r>
+        <w:rPr>
+          <w:lang w:val="hi_IN" w:bidi="hi_IN"/>
+        </w:rPr>
+      </w:r>
+      <w:r>
+        <w:rPr>
+          <w:lang w:val="hi_IN" w:bidi="hi_IN"/>
+        </w:rPr>
+        <w:t>וַ⁠אֲשֶׁ֥ר יַקְרִ֛יבוּ שָׁ֖ם טָמֵ֥א הֽוּא</w:t>
       </w:r>
     </w:p>
     <w:p>
@@ -11594,6 +13078,20 @@
       </w:r>
       <w:r>
         <w:rPr>
+          <w:lang w:val="hi_IN" w:bidi="hi_IN"/>
+        </w:rPr>
+        <w:t>שִֽׂימוּ־נָ֣א לְבַבְ⁠כֶ֔ם</w:t>
+      </w:r>
+    </w:p>
+    <w:p>
+      <w:pPr/>
+      <w:r>
+        <w:rPr>
+          <w:lang w:val="hi_IN" w:bidi="hi_IN"/>
+        </w:rPr>
+      </w:r>
+      <w:r>
+        <w:rPr>
           <w:b/>
           <w:lang w:val="hi_IN" w:bidi="hi_IN"/>
         </w:rPr>
@@ -11695,6 +13193,20 @@
       </w:r>
       <w:r>
         <w:rPr>
+          <w:lang w:val="hi_IN" w:bidi="hi_IN"/>
+        </w:rPr>
+        <w:t>מִן־הַ⁠יּ֥וֹם הַ⁠זֶּ֖ה וָ⁠מָ֑עְלָ⁠ה</w:t>
+      </w:r>
+    </w:p>
+    <w:p>
+      <w:pPr/>
+      <w:r>
+        <w:rPr>
+          <w:lang w:val="hi_IN" w:bidi="hi_IN"/>
+        </w:rPr>
+      </w:r>
+      <w:r>
+        <w:rPr>
           <w:b/>
           <w:lang w:val="hi_IN" w:bidi="hi_IN"/>
         </w:rPr>
@@ -11791,6 +13303,20 @@
       </w:r>
       <w:r>
         <w:rPr>
+          <w:lang w:val="hi_IN" w:bidi="hi_IN"/>
+        </w:rPr>
+        <w:t>מִ⁠טֶּ֧רֶם שֽׂוּם־אֶ֛בֶן אֶל־אֶ֖בֶן בְּ⁠הֵיכַ֥ל יְהוָֽה</w:t>
+      </w:r>
+    </w:p>
+    <w:p>
+      <w:pPr/>
+      <w:r>
+        <w:rPr>
+          <w:lang w:val="hi_IN" w:bidi="hi_IN"/>
+        </w:rPr>
+      </w:r>
+      <w:r>
+        <w:rPr>
           <w:b/>
           <w:lang w:val="hi_IN" w:bidi="hi_IN"/>
         </w:rPr>
@@ -11874,6 +13400,20 @@
       </w:r>
       <w:r>
         <w:rPr>
+          <w:lang w:val="hi_IN" w:bidi="hi_IN"/>
+        </w:rPr>
+        <w:t>בְּ⁠הֵיכַ֥ל יְהוָֽה</w:t>
+      </w:r>
+    </w:p>
+    <w:p>
+      <w:pPr/>
+      <w:r>
+        <w:rPr>
+          <w:lang w:val="hi_IN" w:bidi="hi_IN"/>
+        </w:rPr>
+      </w:r>
+      <w:r>
+        <w:rPr>
           <w:b/>
           <w:lang w:val="hi_IN" w:bidi="hi_IN"/>
         </w:rPr>
@@ -11957,6 +13497,20 @@
       </w:r>
       <w:r>
         <w:rPr>
+          <w:lang w:val="hi_IN" w:bidi="hi_IN"/>
+        </w:rPr>
+        <w:t>מִֽ⁠הְיוֹתָ֥⁠ם</w:t>
+      </w:r>
+    </w:p>
+    <w:p>
+      <w:pPr/>
+      <w:r>
+        <w:rPr>
+          <w:lang w:val="hi_IN" w:bidi="hi_IN"/>
+        </w:rPr>
+      </w:r>
+      <w:r>
+        <w:rPr>
           <w:b/>
           <w:lang w:val="hi_IN" w:bidi="hi_IN"/>
         </w:rPr>
@@ -12053,6 +13607,20 @@
       </w:r>
       <w:r>
         <w:rPr>
+          <w:lang w:val="hi_IN" w:bidi="hi_IN"/>
+        </w:rPr>
+        <w:t>בָּא֙ אֶל־עֲרֵמַ֣ת עֶשְׂרִ֔ים וְ⁠הָיְתָ֖ה עֲשָׂרָ֑ה</w:t>
+      </w:r>
+    </w:p>
+    <w:p>
+      <w:pPr/>
+      <w:r>
+        <w:rPr>
+          <w:lang w:val="hi_IN" w:bidi="hi_IN"/>
+        </w:rPr>
+      </w:r>
+      <w:r>
+        <w:rPr>
           <w:b/>
           <w:lang w:val="hi_IN" w:bidi="hi_IN"/>
         </w:rPr>
@@ -12136,6 +13704,20 @@
       </w:r>
       <w:r>
         <w:rPr>
+          <w:lang w:val="hi_IN" w:bidi="hi_IN"/>
+        </w:rPr>
+        <w:t>בָּא֙ אֶל־עֲרֵמַ֣ת עֶשְׂרִ֔ים וְ⁠הָיְתָ֖ה עֲשָׂרָ֑ה</w:t>
+      </w:r>
+    </w:p>
+    <w:p>
+      <w:pPr/>
+      <w:r>
+        <w:rPr>
+          <w:lang w:val="hi_IN" w:bidi="hi_IN"/>
+        </w:rPr>
+      </w:r>
+      <w:r>
+        <w:rPr>
           <w:b/>
           <w:lang w:val="hi_IN" w:bidi="hi_IN"/>
         </w:rPr>
@@ -12226,6 +13808,20 @@
       </w:r>
       <w:r>
         <w:rPr>
+          <w:lang w:val="hi_IN" w:bidi="hi_IN"/>
+        </w:rPr>
+        <w:t>בָּ֣א אֶל־הַ⁠יֶּ֗קֶב לַ⁠חְשֹׂף֙ חֲמִשִּׁ֣ים פּוּרָ֔ה וְ⁠הָיְתָ֖ה עֶשְׂרִֽים</w:t>
+      </w:r>
+    </w:p>
+    <w:p>
+      <w:pPr/>
+      <w:r>
+        <w:rPr>
+          <w:lang w:val="hi_IN" w:bidi="hi_IN"/>
+        </w:rPr>
+      </w:r>
+      <w:r>
+        <w:rPr>
           <w:b/>
           <w:lang w:val="hi_IN" w:bidi="hi_IN"/>
         </w:rPr>
@@ -12309,6 +13905,20 @@
       </w:r>
       <w:r>
         <w:rPr>
+          <w:lang w:val="hi_IN" w:bidi="hi_IN"/>
+        </w:rPr>
+        <w:t>חֲמִשִּׁ֣ים פּוּרָ֔ה</w:t>
+      </w:r>
+    </w:p>
+    <w:p>
+      <w:pPr/>
+      <w:r>
+        <w:rPr>
+          <w:lang w:val="hi_IN" w:bidi="hi_IN"/>
+        </w:rPr>
+      </w:r>
+      <w:r>
+        <w:rPr>
           <w:b/>
           <w:lang w:val="hi_IN" w:bidi="hi_IN"/>
         </w:rPr>
@@ -12405,6 +14015,20 @@
       </w:r>
       <w:r>
         <w:rPr>
+          <w:lang w:val="hi_IN" w:bidi="hi_IN"/>
+        </w:rPr>
+        <w:t>הִכֵּ֨יתִי אֶתְ⁠כֶ֜ם בַּ⁠שִּׁדָּפ֤וֹן וּ⁠בַ⁠יֵּֽרָקוֹן֙ וּ⁠בַ⁠בָּרָ֔ד אֵ֖ת כָּל־מַעֲשֵׂ֣ה יְדֵי⁠כֶ֑ם וְ⁠אֵין־אֶתְ⁠כֶ֥ם אֵלַ֖⁠י נְאֻם־יְהוָֽה</w:t>
+      </w:r>
+    </w:p>
+    <w:p>
+      <w:pPr/>
+      <w:r>
+        <w:rPr>
+          <w:lang w:val="hi_IN" w:bidi="hi_IN"/>
+        </w:rPr>
+      </w:r>
+      <w:r>
+        <w:rPr>
           <w:b/>
           <w:lang w:val="hi_IN" w:bidi="hi_IN"/>
         </w:rPr>
@@ -12512,6 +14136,20 @@
       </w:r>
       <w:r>
         <w:rPr>
+          <w:lang w:val="hi_IN" w:bidi="hi_IN"/>
+        </w:rPr>
+        <w:t>אֵ֖ת כָּל־מַעֲשֵׂ֣ה יְדֵי⁠כֶ֑ם</w:t>
+      </w:r>
+    </w:p>
+    <w:p>
+      <w:pPr/>
+      <w:r>
+        <w:rPr>
+          <w:lang w:val="hi_IN" w:bidi="hi_IN"/>
+        </w:rPr>
+      </w:r>
+      <w:r>
+        <w:rPr>
           <w:b/>
           <w:lang w:val="hi_IN" w:bidi="hi_IN"/>
         </w:rPr>
@@ -12610,6 +14248,20 @@
         <w:rPr>
           <w:lang w:val="hi_IN" w:bidi="hi_IN"/>
         </w:rPr>
+      </w:r>
+    </w:p>
+    <w:p>
+      <w:pPr/>
+      <w:r>
+        <w:rPr>
+          <w:lang w:val="hi_IN" w:bidi="hi_IN"/>
+        </w:rPr>
+      </w:r>
+      <w:r>
+        <w:rPr>
+          <w:lang w:val="hi_IN" w:bidi="hi_IN"/>
+        </w:rPr>
+        <w:t>אֵ֖ת כָּל־מַעֲשֵׂ֣ה יְדֵי⁠כֶ֑ם</w:t>
       </w:r>
     </w:p>
     <w:p>
@@ -12748,6 +14400,20 @@
       </w:r>
       <w:r>
         <w:rPr>
+          <w:lang w:val="hi_IN" w:bidi="hi_IN"/>
+        </w:rPr>
+        <w:t>וְ⁠אֵין־אֶתְ⁠כֶ֥ם אֵלַ֖⁠י</w:t>
+      </w:r>
+    </w:p>
+    <w:p>
+      <w:pPr/>
+      <w:r>
+        <w:rPr>
+          <w:lang w:val="hi_IN" w:bidi="hi_IN"/>
+        </w:rPr>
+      </w:r>
+      <w:r>
+        <w:rPr>
           <w:b/>
           <w:lang w:val="hi_IN" w:bidi="hi_IN"/>
         </w:rPr>
@@ -12820,6 +14486,20 @@
         <w:rPr>
           <w:lang w:val="hi_IN" w:bidi="hi_IN"/>
         </w:rPr>
+      </w:r>
+    </w:p>
+    <w:p>
+      <w:pPr/>
+      <w:r>
+        <w:rPr>
+          <w:lang w:val="hi_IN" w:bidi="hi_IN"/>
+        </w:rPr>
+      </w:r>
+      <w:r>
+        <w:rPr>
+          <w:lang w:val="hi_IN" w:bidi="hi_IN"/>
+        </w:rPr>
+        <w:t>שִׂימוּ &amp; לְבַבְ⁠כֶ֔ם</w:t>
       </w:r>
     </w:p>
     <w:p>
@@ -12932,6 +14612,20 @@
       </w:r>
       <w:r>
         <w:rPr>
+          <w:lang w:val="hi_IN" w:bidi="hi_IN"/>
+        </w:rPr>
+        <w:t>מִן־הַ⁠יּ֥וֹם הַ⁠זֶּ֖ה וָ⁠מָ֑עְלָ⁠ה מִ⁠יּוֹם֩ עֶשְׂרִ֨ים וְ⁠אַרְבָּעָ֜ה לַ⁠תְּשִׁיעִ֗י לְ⁠מִן־הַ⁠יּ֛וֹם אֲשֶׁר־יֻסַּ֥ד הֵֽיכַל־יְהוָ֖ה</w:t>
+      </w:r>
+    </w:p>
+    <w:p>
+      <w:pPr/>
+      <w:r>
+        <w:rPr>
+          <w:lang w:val="hi_IN" w:bidi="hi_IN"/>
+        </w:rPr>
+      </w:r>
+      <w:r>
+        <w:rPr>
           <w:b/>
           <w:lang w:val="hi_IN" w:bidi="hi_IN"/>
         </w:rPr>
@@ -13064,6 +14758,20 @@
       </w:r>
       <w:r>
         <w:rPr>
+          <w:lang w:val="hi_IN" w:bidi="hi_IN"/>
+        </w:rPr>
+        <w:t>מִ⁠יּוֹם֩ עֶשְׂרִ֨ים וְ⁠אַרְבָּעָ֜ה לַ⁠תְּשִׁיעִ֗י</w:t>
+      </w:r>
+    </w:p>
+    <w:p>
+      <w:pPr/>
+      <w:r>
+        <w:rPr>
+          <w:lang w:val="hi_IN" w:bidi="hi_IN"/>
+        </w:rPr>
+      </w:r>
+      <w:r>
+        <w:rPr>
           <w:b/>
           <w:lang w:val="hi_IN" w:bidi="hi_IN"/>
         </w:rPr>
@@ -13136,6 +14844,20 @@
         <w:rPr>
           <w:lang w:val="hi_IN" w:bidi="hi_IN"/>
         </w:rPr>
+      </w:r>
+    </w:p>
+    <w:p>
+      <w:pPr/>
+      <w:r>
+        <w:rPr>
+          <w:lang w:val="hi_IN" w:bidi="hi_IN"/>
+        </w:rPr>
+      </w:r>
+      <w:r>
+        <w:rPr>
+          <w:lang w:val="hi_IN" w:bidi="hi_IN"/>
+        </w:rPr>
+        <w:t>מִ⁠יּוֹם֩ עֶשְׂרִ֨ים וְ⁠אַרְבָּעָ֜ה לַ⁠תְּשִׁיעִ֗י</w:t>
       </w:r>
     </w:p>
     <w:p>
@@ -13248,6 +14970,20 @@
       </w:r>
       <w:r>
         <w:rPr>
+          <w:lang w:val="hi_IN" w:bidi="hi_IN"/>
+        </w:rPr>
+        <w:t>יֻסַּ֥ד הֵֽיכַל־יְהוָ֖ה</w:t>
+      </w:r>
+    </w:p>
+    <w:p>
+      <w:pPr/>
+      <w:r>
+        <w:rPr>
+          <w:lang w:val="hi_IN" w:bidi="hi_IN"/>
+        </w:rPr>
+      </w:r>
+      <w:r>
+        <w:rPr>
           <w:b/>
           <w:lang w:val="hi_IN" w:bidi="hi_IN"/>
         </w:rPr>
@@ -13331,6 +15067,20 @@
       </w:r>
       <w:r>
         <w:rPr>
+          <w:lang w:val="hi_IN" w:bidi="hi_IN"/>
+        </w:rPr>
+        <w:t>הֵֽיכַל־יְהוָ֖ה</w:t>
+      </w:r>
+    </w:p>
+    <w:p>
+      <w:pPr/>
+      <w:r>
+        <w:rPr>
+          <w:lang w:val="hi_IN" w:bidi="hi_IN"/>
+        </w:rPr>
+      </w:r>
+      <w:r>
+        <w:rPr>
           <w:b/>
           <w:lang w:val="hi_IN" w:bidi="hi_IN"/>
         </w:rPr>
@@ -13403,6 +15153,20 @@
         <w:rPr>
           <w:lang w:val="hi_IN" w:bidi="hi_IN"/>
         </w:rPr>
+      </w:r>
+    </w:p>
+    <w:p>
+      <w:pPr/>
+      <w:r>
+        <w:rPr>
+          <w:lang w:val="hi_IN" w:bidi="hi_IN"/>
+        </w:rPr>
+      </w:r>
+      <w:r>
+        <w:rPr>
+          <w:lang w:val="hi_IN" w:bidi="hi_IN"/>
+        </w:rPr>
+        <w:t>שִׂ֥ימוּ לְבַבְ⁠כֶֽם</w:t>
       </w:r>
     </w:p>
     <w:p>
@@ -13515,6 +15279,20 @@
       </w:r>
       <w:r>
         <w:rPr>
+          <w:lang w:val="hi_IN" w:bidi="hi_IN"/>
+        </w:rPr>
+        <w:t>הַ⁠ע֤וֹד הַ⁠זֶּ֨רַע֙ בַּ⁠מְּגוּרָ֔ה</w:t>
+      </w:r>
+    </w:p>
+    <w:p>
+      <w:pPr/>
+      <w:r>
+        <w:rPr>
+          <w:lang w:val="hi_IN" w:bidi="hi_IN"/>
+        </w:rPr>
+      </w:r>
+      <w:r>
+        <w:rPr>
           <w:b/>
           <w:lang w:val="hi_IN" w:bidi="hi_IN"/>
         </w:rPr>
@@ -13622,6 +15400,20 @@
       </w:r>
       <w:r>
         <w:rPr>
+          <w:lang w:val="hi_IN" w:bidi="hi_IN"/>
+        </w:rPr>
+        <w:t>מִן־הַ⁠יּ֥וֹם הַ⁠זֶּ֖ה אֲבָרֵֽךְ</w:t>
+      </w:r>
+    </w:p>
+    <w:p>
+      <w:pPr/>
+      <w:r>
+        <w:rPr>
+          <w:lang w:val="hi_IN" w:bidi="hi_IN"/>
+        </w:rPr>
+      </w:r>
+      <w:r>
+        <w:rPr>
           <w:b/>
           <w:lang w:val="hi_IN" w:bidi="hi_IN"/>
         </w:rPr>
@@ -13724,6 +15516,20 @@
       </w:r>
       <w:r>
         <w:rPr>
+          <w:lang w:val="hi_IN" w:bidi="hi_IN"/>
+        </w:rPr>
+        <w:t>מִן־הַ⁠יּ֥וֹם הַ⁠זֶּ֖ה</w:t>
+      </w:r>
+    </w:p>
+    <w:p>
+      <w:pPr/>
+      <w:r>
+        <w:rPr>
+          <w:lang w:val="hi_IN" w:bidi="hi_IN"/>
+        </w:rPr>
+      </w:r>
+      <w:r>
+        <w:rPr>
           <w:b/>
           <w:lang w:val="hi_IN" w:bidi="hi_IN"/>
         </w:rPr>
@@ -13796,6 +15602,20 @@
         <w:rPr>
           <w:lang w:val="hi_IN" w:bidi="hi_IN"/>
         </w:rPr>
+      </w:r>
+    </w:p>
+    <w:p>
+      <w:pPr/>
+      <w:r>
+        <w:rPr>
+          <w:lang w:val="hi_IN" w:bidi="hi_IN"/>
+        </w:rPr>
+      </w:r>
+      <w:r>
+        <w:rPr>
+          <w:lang w:val="hi_IN" w:bidi="hi_IN"/>
+        </w:rPr>
+        <w:t>וַ⁠יְהִ֨י דְבַר־יְהוָ֤ה ׀ שֵׁנִית֙ אֶל־חַגַּ֔י</w:t>
       </w:r>
     </w:p>
     <w:p>
@@ -13908,6 +15728,20 @@
       </w:r>
       <w:r>
         <w:rPr>
+          <w:lang w:val="hi_IN" w:bidi="hi_IN"/>
+        </w:rPr>
+        <w:t>שֵׁנִית֙</w:t>
+      </w:r>
+    </w:p>
+    <w:p>
+      <w:pPr/>
+      <w:r>
+        <w:rPr>
+          <w:lang w:val="hi_IN" w:bidi="hi_IN"/>
+        </w:rPr>
+      </w:r>
+      <w:r>
+        <w:rPr>
           <w:b/>
           <w:lang w:val="hi_IN" w:bidi="hi_IN"/>
         </w:rPr>
@@ -13991,6 +15825,20 @@
       </w:r>
       <w:r>
         <w:rPr>
+          <w:lang w:val="hi_IN" w:bidi="hi_IN"/>
+        </w:rPr>
+        <w:t>בְּ⁠עֶשְׂרִ֧ים וְ⁠אַרְבָּעָ֛ה לַ⁠חֹ֖דֶשׁ</w:t>
+      </w:r>
+    </w:p>
+    <w:p>
+      <w:pPr/>
+      <w:r>
+        <w:rPr>
+          <w:lang w:val="hi_IN" w:bidi="hi_IN"/>
+        </w:rPr>
+      </w:r>
+      <w:r>
+        <w:rPr>
           <w:b/>
           <w:lang w:val="hi_IN" w:bidi="hi_IN"/>
         </w:rPr>
@@ -14063,6 +15911,20 @@
         <w:rPr>
           <w:lang w:val="hi_IN" w:bidi="hi_IN"/>
         </w:rPr>
+      </w:r>
+    </w:p>
+    <w:p>
+      <w:pPr/>
+      <w:r>
+        <w:rPr>
+          <w:lang w:val="hi_IN" w:bidi="hi_IN"/>
+        </w:rPr>
+      </w:r>
+      <w:r>
+        <w:rPr>
+          <w:lang w:val="hi_IN" w:bidi="hi_IN"/>
+        </w:rPr>
+        <w:t>בְּ⁠עֶשְׂרִ֧ים וְ⁠אַרְבָּעָ֛ה לַ⁠חֹ֖דֶשׁ</w:t>
       </w:r>
     </w:p>
     <w:p>
@@ -14258,6 +16120,20 @@
       </w:r>
       <w:r>
         <w:rPr>
+          <w:lang w:val="hi_IN" w:bidi="hi_IN"/>
+        </w:rPr>
+        <w:t>אֱמֹ֕ר אֶל־זְרֻבָּבֶ֥ל פַּֽחַת־יְהוּדָ֖ה לֵ⁠אמֹ֑ר אֲנִ֣י מַרְעִ֔ישׁ אֶת־הַ⁠שָּׁמַ֖יִם וְ⁠אֶת־הָ⁠אָֽרֶץ</w:t>
+      </w:r>
+    </w:p>
+    <w:p>
+      <w:pPr/>
+      <w:r>
+        <w:rPr>
+          <w:lang w:val="hi_IN" w:bidi="hi_IN"/>
+        </w:rPr>
+      </w:r>
+      <w:r>
+        <w:rPr>
           <w:b/>
           <w:lang w:val="hi_IN" w:bidi="hi_IN"/>
         </w:rPr>
@@ -14330,6 +16206,20 @@
         <w:rPr>
           <w:lang w:val="hi_IN" w:bidi="hi_IN"/>
         </w:rPr>
+      </w:r>
+    </w:p>
+    <w:p>
+      <w:pPr/>
+      <w:r>
+        <w:rPr>
+          <w:lang w:val="hi_IN" w:bidi="hi_IN"/>
+        </w:rPr>
+      </w:r>
+      <w:r>
+        <w:rPr>
+          <w:lang w:val="hi_IN" w:bidi="hi_IN"/>
+        </w:rPr>
+        <w:t>אֲנִ֣י מַרְעִ֔ישׁ אֶת־הַ⁠שָּׁמַ֖יִם וְ⁠אֶת־הָ⁠אָֽרֶץ</w:t>
       </w:r>
     </w:p>
     <w:p>
@@ -14442,6 +16332,20 @@
       </w:r>
       <w:r>
         <w:rPr>
+          <w:lang w:val="hi_IN" w:bidi="hi_IN"/>
+        </w:rPr>
+        <w:t>אֶת־הַ⁠שָּׁמַ֖יִם וְ⁠אֶת־הָ⁠אָֽרֶץ</w:t>
+      </w:r>
+    </w:p>
+    <w:p>
+      <w:pPr/>
+      <w:r>
+        <w:rPr>
+          <w:lang w:val="hi_IN" w:bidi="hi_IN"/>
+        </w:rPr>
+      </w:r>
+      <w:r>
+        <w:rPr>
           <w:b/>
           <w:lang w:val="hi_IN" w:bidi="hi_IN"/>
         </w:rPr>
@@ -14569,6 +16473,20 @@
       </w:r>
       <w:r>
         <w:rPr>
+          <w:lang w:val="hi_IN" w:bidi="hi_IN"/>
+        </w:rPr>
+        <w:t>כִּסֵּ֣א מַמְלָכ֔וֹת</w:t>
+      </w:r>
+    </w:p>
+    <w:p>
+      <w:pPr/>
+      <w:r>
+        <w:rPr>
+          <w:lang w:val="hi_IN" w:bidi="hi_IN"/>
+        </w:rPr>
+      </w:r>
+      <w:r>
+        <w:rPr>
           <w:b/>
           <w:lang w:val="hi_IN" w:bidi="hi_IN"/>
         </w:rPr>
@@ -14678,6 +16596,20 @@
       </w:r>
       <w:r>
         <w:rPr>
+          <w:lang w:val="hi_IN" w:bidi="hi_IN"/>
+        </w:rPr>
+        <w:t>כִּסֵּ֣א מַמְלָכ֔וֹת</w:t>
+      </w:r>
+    </w:p>
+    <w:p>
+      <w:pPr/>
+      <w:r>
+        <w:rPr>
+          <w:lang w:val="hi_IN" w:bidi="hi_IN"/>
+        </w:rPr>
+      </w:r>
+      <w:r>
+        <w:rPr>
           <w:b/>
           <w:lang w:val="hi_IN" w:bidi="hi_IN"/>
         </w:rPr>
@@ -14787,6 +16719,20 @@
       </w:r>
       <w:r>
         <w:rPr>
+          <w:lang w:val="hi_IN" w:bidi="hi_IN"/>
+        </w:rPr>
+        <w:t>וְ⁠הָפַכְתִּ֤י מֶרְכָּבָה֙ וְ⁠רֹ֣כְבֶ֔י⁠הָ וְ⁠יָרְד֤וּ סוּסִים֙ וְ⁠רֹ֣כְבֵי⁠הֶ֔ם</w:t>
+      </w:r>
+    </w:p>
+    <w:p>
+      <w:pPr/>
+      <w:r>
+        <w:rPr>
+          <w:lang w:val="hi_IN" w:bidi="hi_IN"/>
+        </w:rPr>
+      </w:r>
+      <w:r>
+        <w:rPr>
           <w:b/>
           <w:lang w:val="hi_IN" w:bidi="hi_IN"/>
         </w:rPr>
@@ -14870,6 +16816,20 @@
       </w:r>
       <w:r>
         <w:rPr>
+          <w:lang w:val="hi_IN" w:bidi="hi_IN"/>
+        </w:rPr>
+        <w:t>מֶרְכָּבָה֙ וְ⁠רֹ֣כְבֶ֔י⁠הָ</w:t>
+      </w:r>
+    </w:p>
+    <w:p>
+      <w:pPr/>
+      <w:r>
+        <w:rPr>
+          <w:lang w:val="hi_IN" w:bidi="hi_IN"/>
+        </w:rPr>
+      </w:r>
+      <w:r>
+        <w:rPr>
           <w:b/>
           <w:lang w:val="hi_IN" w:bidi="hi_IN"/>
         </w:rPr>
@@ -14979,6 +16939,20 @@
       </w:r>
       <w:r>
         <w:rPr>
+          <w:lang w:val="hi_IN" w:bidi="hi_IN"/>
+        </w:rPr>
+        <w:t>וְ⁠יָרְד֤וּ</w:t>
+      </w:r>
+    </w:p>
+    <w:p>
+      <w:pPr/>
+      <w:r>
+        <w:rPr>
+          <w:lang w:val="hi_IN" w:bidi="hi_IN"/>
+        </w:rPr>
+      </w:r>
+      <w:r>
+        <w:rPr>
           <w:b/>
           <w:lang w:val="hi_IN" w:bidi="hi_IN"/>
         </w:rPr>
@@ -15103,6 +17077,20 @@
         <w:rPr>
           <w:lang w:val="hi_IN" w:bidi="hi_IN"/>
         </w:rPr>
+      </w:r>
+    </w:p>
+    <w:p>
+      <w:pPr/>
+      <w:r>
+        <w:rPr>
+          <w:lang w:val="hi_IN" w:bidi="hi_IN"/>
+        </w:rPr>
+      </w:r>
+      <w:r>
+        <w:rPr>
+          <w:lang w:val="hi_IN" w:bidi="hi_IN"/>
+        </w:rPr>
+        <w:t>אִ֖ישׁ בְּ⁠חֶ֥רֶב אָחִֽי⁠ו</w:t>
       </w:r>
     </w:p>
     <w:p>
@@ -15215,6 +17203,20 @@
       </w:r>
       <w:r>
         <w:rPr>
+          <w:lang w:val="hi_IN" w:bidi="hi_IN"/>
+        </w:rPr>
+        <w:t>אִ֖ישׁ בְּ⁠חֶ֥רֶב אָחִֽי⁠ו</w:t>
+      </w:r>
+    </w:p>
+    <w:p>
+      <w:pPr/>
+      <w:r>
+        <w:rPr>
+          <w:lang w:val="hi_IN" w:bidi="hi_IN"/>
+        </w:rPr>
+      </w:r>
+      <w:r>
+        <w:rPr>
           <w:b/>
           <w:lang w:val="hi_IN" w:bidi="hi_IN"/>
         </w:rPr>
@@ -15311,6 +17313,20 @@
       </w:r>
       <w:r>
         <w:rPr>
+          <w:lang w:val="hi_IN" w:bidi="hi_IN"/>
+        </w:rPr>
+        <w:t>אָחִֽי⁠ו</w:t>
+      </w:r>
+    </w:p>
+    <w:p>
+      <w:pPr/>
+      <w:r>
+        <w:rPr>
+          <w:lang w:val="hi_IN" w:bidi="hi_IN"/>
+        </w:rPr>
+      </w:r>
+      <w:r>
+        <w:rPr>
           <w:b/>
           <w:lang w:val="hi_IN" w:bidi="hi_IN"/>
         </w:rPr>
@@ -15407,6 +17423,20 @@
       </w:r>
       <w:r>
         <w:rPr>
+          <w:lang w:val="hi_IN" w:bidi="hi_IN"/>
+        </w:rPr>
+        <w:t>בַּ⁠יּ֣וֹם הַ⁠ה֣וּא נְאֻם־יְהוָ֣ה צְבָא֡וֹת אֶ֠קָּחֲ⁠ךָ זְרֻבָּבֶ֨ל בֶּן־שְׁאַלְתִּיאֵ֤ל עַבְדִּ⁠י֙ נְאֻם־יְהוָ֔ה וְ⁠שַׂמְתִּ֖י⁠ךָ כַּֽ⁠חוֹתָ֑ם כִּֽי־בְ⁠ךָ֣ בָחַ֔רְתִּי נְאֻ֖ם יְהוָ֥ה צְבָאֽוֹת</w:t>
+      </w:r>
+    </w:p>
+    <w:p>
+      <w:pPr/>
+      <w:r>
+        <w:rPr>
+          <w:lang w:val="hi_IN" w:bidi="hi_IN"/>
+        </w:rPr>
+      </w:r>
+      <w:r>
+        <w:rPr>
           <w:b/>
           <w:lang w:val="hi_IN" w:bidi="hi_IN"/>
         </w:rPr>
@@ -15490,6 +17520,20 @@
       </w:r>
       <w:r>
         <w:rPr>
+          <w:lang w:val="hi_IN" w:bidi="hi_IN"/>
+        </w:rPr>
+        <w:t>בַּ⁠יּ֣וֹם הַ⁠ה֣וּא</w:t>
+      </w:r>
+    </w:p>
+    <w:p>
+      <w:pPr/>
+      <w:r>
+        <w:rPr>
+          <w:lang w:val="hi_IN" w:bidi="hi_IN"/>
+        </w:rPr>
+      </w:r>
+      <w:r>
+        <w:rPr>
           <w:b/>
           <w:lang w:val="hi_IN" w:bidi="hi_IN"/>
         </w:rPr>
@@ -15586,6 +17630,20 @@
       </w:r>
       <w:r>
         <w:rPr>
+          <w:lang w:val="hi_IN" w:bidi="hi_IN"/>
+        </w:rPr>
+        <w:t>אֶ֠קָּחֲ⁠ךָ &amp; וְ⁠שַׂמְתִּ֖י⁠ךָ &amp; בְ⁠ךָ֣ בָחַ֔רְתִּי</w:t>
+      </w:r>
+    </w:p>
+    <w:p>
+      <w:pPr/>
+      <w:r>
+        <w:rPr>
+          <w:lang w:val="hi_IN" w:bidi="hi_IN"/>
+        </w:rPr>
+      </w:r>
+      <w:r>
+        <w:rPr>
           <w:b/>
           <w:lang w:val="hi_IN" w:bidi="hi_IN"/>
         </w:rPr>
@@ -15708,6 +17766,20 @@
       </w:r>
       <w:r>
         <w:rPr>
+          <w:lang w:val="hi_IN" w:bidi="hi_IN"/>
+        </w:rPr>
+        <w:t>כַּֽ⁠חוֹתָ֑ם</w:t>
+      </w:r>
+    </w:p>
+    <w:p>
+      <w:pPr/>
+      <w:r>
+        <w:rPr>
+          <w:lang w:val="hi_IN" w:bidi="hi_IN"/>
+        </w:rPr>
+      </w:r>
+      <w:r>
+        <w:rPr>
           <w:b/>
           <w:lang w:val="hi_IN" w:bidi="hi_IN"/>
         </w:rPr>
@@ -15787,6 +17859,20 @@
         <w:rPr>
           <w:lang w:val="hi_IN" w:bidi="hi_IN"/>
         </w:rPr>
+      </w:r>
+    </w:p>
+    <w:p>
+      <w:pPr/>
+      <w:r>
+        <w:rPr>
+          <w:lang w:val="hi_IN" w:bidi="hi_IN"/>
+        </w:rPr>
+      </w:r>
+      <w:r>
+        <w:rPr>
+          <w:lang w:val="hi_IN" w:bidi="hi_IN"/>
+        </w:rPr>
+        <w:t>כַּֽ⁠חוֹתָ֑ם</w:t>
       </w:r>
     </w:p>
     <w:p>

--- a/hin/docx/37.content.docx
+++ b/hin/docx/37.content.docx
@@ -28,49 +28,15 @@
       </w:r>
     </w:p>
     <w:p>
-      <w:pPr>
-        <w:pStyle w:val="Heading2"/>
-      </w:pPr>
-      <w:r>
-        <w:rPr>
-          <w:lang w:val="hi_IN" w:bidi="hi_IN"/>
-        </w:rPr>
-        <w:t>License Information</w:t>
-      </w:r>
-      <w:r>
-        <w:rPr>
-          <w:lang w:val="hi_IN" w:bidi="hi_IN"/>
-        </w:rPr>
-      </w:r>
-    </w:p>
-    <w:p>
-      <w:pPr/>
-      <w:r>
-        <w:rPr>
-          <w:lang w:val="hi_IN" w:bidi="hi_IN"/>
-        </w:rPr>
-      </w:r>
-      <w:r>
-        <w:rPr>
-          <w:b/>
-          <w:lang w:val="hi_IN" w:bidi="hi_IN"/>
-        </w:rPr>
-        <w:t>अनुवाद नोट्स (अनफोल्डिंग वर्ड)</w:t>
-      </w:r>
-      <w:r>
-        <w:rPr>
-          <w:lang w:val="hi_IN" w:bidi="hi_IN"/>
-        </w:rPr>
-        <w:t xml:space="preserve"> (Hindi) is based on</w:t>
-      </w:r>
-      <w:r>
-        <w:rPr>
-          <w:lang w:val="hi_IN" w:bidi="hi_IN"/>
-        </w:rPr>
-        <w:t xml:space="preserve">: </w:t>
-      </w:r>
-      <w:r>
-        <w:rPr>
+      <w:pPr/>
+      <w:r>
+        <w:rPr>
+          <w:lang w:val="hi_IN" w:bidi="hi_IN"/>
+        </w:rPr>
+      </w:r>
+      <w:r>
+        <w:rPr>
+          <w:b/>
           <w:lang w:val="hi_IN" w:bidi="hi_IN"/>
         </w:rPr>
         <w:t>unfoldingWord® Translation Notes</w:t>
@@ -79,62 +45,31 @@
         <w:rPr>
           <w:lang w:val="hi_IN" w:bidi="hi_IN"/>
         </w:rPr>
-        <w:t xml:space="preserve">, </w:t>
-      </w:r>
-      <w:hyperlink r:id="rId13">
-        <w:r>
-          <w:rPr>
-            <w:lang w:val="hi_IN" w:bidi="hi_IN"/>
-          </w:rPr>
-          <w:rPr>
-            <w:color w:val="0000EE"/>
-            <w:u w:val="single"/>
-          </w:rPr>
-          <w:t>unfoldingWord</w:t>
-        </w:r>
-      </w:hyperlink>
-      <w:r>
-        <w:rPr>
-          <w:lang w:val="hi_IN" w:bidi="hi_IN"/>
-        </w:rPr>
-        <w:t xml:space="preserve">, 2022, which is licensed under a </w:t>
-      </w:r>
-      <w:hyperlink r:id="rId14">
-        <w:r>
-          <w:rPr>
-            <w:lang w:val="hi_IN" w:bidi="hi_IN"/>
-          </w:rPr>
-          <w:rPr>
-            <w:color w:val="0000EE"/>
-            <w:u w:val="single"/>
-          </w:rPr>
-          <w:t>CC BY-SA 4.0 license</w:t>
-        </w:r>
-      </w:hyperlink>
-      <w:r>
-        <w:rPr>
-          <w:lang w:val="hi_IN" w:bidi="hi_IN"/>
-        </w:rPr>
-        <w:t>.</w:t>
-      </w:r>
-      <w:r>
-        <w:rPr>
-          <w:lang w:val="hi_IN" w:bidi="hi_IN"/>
-        </w:rPr>
-      </w:r>
-    </w:p>
-    <w:p>
-      <w:pPr/>
-      <w:r>
-        <w:rPr>
-          <w:lang w:val="hi_IN" w:bidi="hi_IN"/>
-        </w:rPr>
-      </w:r>
-      <w:r>
-        <w:rPr>
-          <w:lang w:val="hi_IN" w:bidi="hi_IN"/>
-        </w:rPr>
-        <w:t>This PDF version is provided under the same license.</w:t>
+        <w:t xml:space="preserve"> © 2022 unfoldingWord. Released under CC BY-SA 4.0 license. </w:t>
+      </w:r>
+      <w:r>
+        <w:rPr>
+          <w:lang w:val="hi_IN" w:bidi="hi_IN"/>
+        </w:rPr>
+        <w:t>unfoldingWord® Translation Notes</w:t>
+      </w:r>
+      <w:r>
+        <w:rPr>
+          <w:lang w:val="hi_IN" w:bidi="hi_IN"/>
+        </w:rPr>
+        <w:t xml:space="preserve"> has been adapted in the following languages: Tok Pisin, Arabic (عربي), French (Français), Hindi (हिंदी), Indonesian (Bahasa Indonesia), Portuguese (Português), Russian (Русский), Spanish (Español), Swahili (Kiswahili), and Simplified Chinese (简体中文) from </w:t>
+      </w:r>
+      <w:r>
+        <w:rPr>
+          <w:lang w:val="hi_IN" w:bidi="hi_IN"/>
+        </w:rPr>
+        <w:t>unfoldingWord® Translation Notes</w:t>
+      </w:r>
+      <w:r>
+        <w:rPr>
+          <w:lang w:val="hi_IN" w:bidi="hi_IN"/>
+        </w:rPr>
+        <w:t xml:space="preserve"> © 2022 unfoldingWord. Released under CC BY-SA 4.0 license by Mission Mutual</w:t>
       </w:r>
       <w:r>
         <w:rPr>
@@ -1817,7 +1752,7 @@
         </w:rPr>
         <w:t xml:space="preserve">देखें कि आपने </w:t>
       </w:r>
-      <w:hyperlink r:id="rId15">
+      <w:hyperlink r:id="rId13">
         <w:r>
           <w:rPr>
             <w:lang w:val="hi_IN" w:bidi="hi_IN"/>
@@ -3576,7 +3511,7 @@
         </w:rPr>
         <w:t xml:space="preserve">देखें कि आपने </w:t>
       </w:r>
-      <w:hyperlink r:id="rId16">
+      <w:hyperlink r:id="rId14">
         <w:r>
           <w:rPr>
             <w:lang w:val="hi_IN" w:bidi="hi_IN"/>
@@ -6823,7 +6758,7 @@
         </w:rPr>
         <w:t xml:space="preserve"> पश्चिमी कैलेण्डर के अगस्त और सितंबर महीने के दौरान होता है। देखें कि आपने </w:t>
       </w:r>
-      <w:hyperlink r:id="rId15">
+      <w:hyperlink r:id="rId13">
         <w:r>
           <w:rPr>
             <w:lang w:val="hi_IN" w:bidi="hi_IN"/>
@@ -7377,7 +7312,7 @@
         </w:rPr>
         <w:t xml:space="preserve"> दिन पश्चिमी कैलेण्डर में अक्टूबर के मध्य के करीब होता है। देखें कि आपने </w:t>
       </w:r>
-      <w:hyperlink r:id="rId15">
+      <w:hyperlink r:id="rId13">
         <w:r>
           <w:rPr>
             <w:lang w:val="hi_IN" w:bidi="hi_IN"/>
@@ -7492,7 +7427,7 @@
         </w:rPr>
         <w:t xml:space="preserve">देखें कि आपने इस समान कथन का अनुवाद </w:t>
       </w:r>
-      <w:hyperlink r:id="rId15">
+      <w:hyperlink r:id="rId13">
         <w:r>
           <w:rPr>
             <w:lang w:val="hi_IN" w:bidi="hi_IN"/>
@@ -8455,7 +8390,7 @@
         </w:rPr>
         <w:t xml:space="preserve">यहोवा इस अभिव्यक्ति का उपयोग यहूदियों के लिए कर रहे हैं जो बँधुआई से लौट आए हैं। यह वाक्यांश </w:t>
       </w:r>
-      <w:hyperlink r:id="rId17">
+      <w:hyperlink r:id="rId15">
         <w:r>
           <w:rPr>
             <w:lang w:val="hi_IN" w:bidi="hi_IN"/>
@@ -8473,7 +8408,7 @@
         </w:rPr>
         <w:t xml:space="preserve"> और </w:t>
       </w:r>
-      <w:hyperlink r:id="rId18">
+      <w:hyperlink r:id="rId16">
         <w:r>
           <w:rPr>
             <w:lang w:val="hi_IN" w:bidi="hi_IN"/>
@@ -8925,7 +8860,7 @@
         </w:rPr>
         <w:t xml:space="preserve">किया था। उदाहरण के लिए देखें, </w:t>
       </w:r>
-      <w:hyperlink r:id="rId19">
+      <w:hyperlink r:id="rId17">
         <w:r>
           <w:rPr>
             <w:lang w:val="hi_IN" w:bidi="hi_IN"/>
@@ -11023,7 +10958,7 @@
         </w:rPr>
         <w:t xml:space="preserve"> का समय पश्चिमी कैलेण्डर में दिसंबर के मध्य के करीब होता है। देखें कि आपने </w:t>
       </w:r>
-      <w:hyperlink r:id="rId15">
+      <w:hyperlink r:id="rId13">
         <w:r>
           <w:rPr>
             <w:lang w:val="hi_IN" w:bidi="hi_IN"/>
@@ -11138,7 +11073,7 @@
         </w:rPr>
         <w:t xml:space="preserve">देखें कि आपने </w:t>
       </w:r>
-      <w:hyperlink r:id="rId15">
+      <w:hyperlink r:id="rId13">
         <w:r>
           <w:rPr>
             <w:lang w:val="hi_IN" w:bidi="hi_IN"/>
@@ -11679,7 +11614,7 @@
         </w:rPr>
         <w:t xml:space="preserve"> को छूने से व्यक्ति “पवित्र” हो जाता है (और इसलिए कुछ विशेषाधिकार प्राप्त करता है लेकिन कुछ प्रतिबन्धों के अधीन भी हो जाता है, देखें </w:t>
       </w:r>
-      <w:hyperlink r:id="rId20">
+      <w:hyperlink r:id="rId18">
         <w:r>
           <w:rPr>
             <w:lang w:val="hi_IN" w:bidi="hi_IN"/>
@@ -12014,7 +11949,7 @@
         </w:rPr>
         <w:t xml:space="preserve">हाग्गै और याजक इस ज्ञान को साझा करते हैं कि यदि कोई इस्राएली एक शव को छूता है, जो कि आनुष्ठानिक रूप से अशुद्ध है, तो वह इस्राएली स्वयं एक निश्चित अवधि के लिए धार्मिक रूप से अशुद्ध हो जाता है (देखें </w:t>
       </w:r>
-      <w:hyperlink r:id="rId21">
+      <w:hyperlink r:id="rId19">
         <w:r>
           <w:rPr>
             <w:lang w:val="hi_IN" w:bidi="hi_IN"/>
@@ -13061,7 +12996,7 @@
         </w:rPr>
         <w:t xml:space="preserve"> से हाग्गै का तात्पर्य उस वेदी से है, जिसे लौटे हुए यहूदियों ने मन्दिर स्थल पर स्थापित किया था। यह </w:t>
       </w:r>
-      <w:hyperlink r:id="rId22">
+      <w:hyperlink r:id="rId20">
         <w:r>
           <w:rPr>
             <w:lang w:val="hi_IN" w:bidi="hi_IN"/>
@@ -13176,7 +13111,7 @@
         </w:rPr>
         <w:t xml:space="preserve">देखें कि आपने इस अभिव्यक्ति का अनुवाद </w:t>
       </w:r>
-      <w:hyperlink r:id="rId16">
+      <w:hyperlink r:id="rId14">
         <w:r>
           <w:rPr>
             <w:lang w:val="hi_IN" w:bidi="hi_IN"/>
@@ -14383,7 +14318,7 @@
         </w:rPr>
         <w:t xml:space="preserve"> वाक्यांश का उपयोग हुआ है। देखें कि आपने </w:t>
       </w:r>
-      <w:hyperlink r:id="rId23">
+      <w:hyperlink r:id="rId21">
         <w:r>
           <w:rPr>
             <w:lang w:val="hi_IN" w:bidi="hi_IN"/>
@@ -14595,7 +14530,7 @@
         </w:rPr>
         <w:t xml:space="preserve">देखें कि आपने </w:t>
       </w:r>
-      <w:hyperlink r:id="rId16">
+      <w:hyperlink r:id="rId14">
         <w:r>
           <w:rPr>
             <w:lang w:val="hi_IN" w:bidi="hi_IN"/>
@@ -14710,7 +14645,7 @@
         </w:rPr>
         <w:t xml:space="preserve">जैसा कि </w:t>
       </w:r>
-      <w:hyperlink r:id="rId24">
+      <w:hyperlink r:id="rId22">
         <w:r>
           <w:rPr>
             <w:lang w:val="hi_IN" w:bidi="hi_IN"/>
@@ -14741,7 +14676,7 @@
         </w:rPr>
         <w:t xml:space="preserve"> यहूदियों के बँधुआई से लौटने के बाद की पूरी अवधि को सन्दर्भित करता है। ** नौवें महीने के चौबीसवें दिन** का अर्थ दारा के दूसरे वर्ष में उस तारीख से है, जैसा कि </w:t>
       </w:r>
-      <w:hyperlink r:id="rId25">
+      <w:hyperlink r:id="rId23">
         <w:r>
           <w:rPr>
             <w:lang w:val="hi_IN" w:bidi="hi_IN"/>
@@ -14953,7 +14888,7 @@
         </w:rPr>
         <w:t xml:space="preserve">यदि आपकी भाषा में क्रमवाचक संख्या का उपयोग नहीं होता है, तो आप यहाँ मूल संख्या का उपयोग कर सकते हैं। देखें कि आपने </w:t>
       </w:r>
-      <w:hyperlink r:id="rId25">
+      <w:hyperlink r:id="rId23">
         <w:r>
           <w:rPr>
             <w:lang w:val="hi_IN" w:bidi="hi_IN"/>
@@ -15262,7 +15197,7 @@
         </w:rPr>
         <w:t xml:space="preserve">देखें कि आपने इस वाक्यांश का </w:t>
       </w:r>
-      <w:hyperlink r:id="rId16">
+      <w:hyperlink r:id="rId14">
         <w:r>
           <w:rPr>
             <w:lang w:val="hi_IN" w:bidi="hi_IN"/>
@@ -15711,7 +15646,7 @@
         </w:rPr>
         <w:t xml:space="preserve">देखें कि आपने </w:t>
       </w:r>
-      <w:hyperlink r:id="rId25">
+      <w:hyperlink r:id="rId23">
         <w:r>
           <w:rPr>
             <w:lang w:val="hi_IN" w:bidi="hi_IN"/>
@@ -16103,7 +16038,7 @@
         </w:rPr>
         <w:t xml:space="preserve">देखें कि आपने </w:t>
       </w:r>
-      <w:hyperlink r:id="rId25">
+      <w:hyperlink r:id="rId23">
         <w:r>
           <w:rPr>
             <w:lang w:val="hi_IN" w:bidi="hi_IN"/>
@@ -16315,7 +16250,7 @@
         </w:rPr>
         <w:t xml:space="preserve">देखें कि आपने </w:t>
       </w:r>
-      <w:hyperlink r:id="rId26">
+      <w:hyperlink r:id="rId24">
         <w:r>
           <w:rPr>
             <w:lang w:val="hi_IN" w:bidi="hi_IN"/>
@@ -16456,7 +16391,7 @@
         </w:rPr>
         <w:t xml:space="preserve"> का उपयोग पूरी सृष्टि का प्रतिनिधित्व करने के लिए कर रहे हैं। देखें कि आपने </w:t>
       </w:r>
-      <w:hyperlink r:id="rId26">
+      <w:hyperlink r:id="rId24">
         <w:r>
           <w:rPr>
             <w:lang w:val="hi_IN" w:bidi="hi_IN"/>
@@ -17186,7 +17121,7 @@
         </w:rPr>
         <w:t xml:space="preserve">देखें कि आपने वाक्यांश "हर एक" के समान उपयोग का अनुवाद </w:t>
       </w:r>
-      <w:hyperlink r:id="rId27">
+      <w:hyperlink r:id="rId25">
         <w:r>
           <w:rPr>
             <w:lang w:val="hi_IN" w:bidi="hi_IN"/>

--- a/hin/docx/37.content.docx
+++ b/hin/docx/37.content.docx
@@ -141,13 +141,6 @@
         <w:rPr>
           <w:lang w:val="hi_IN" w:bidi="hi_IN"/>
         </w:rPr>
-      </w:r>
-      <w:r>
-        <w:rPr>
-          <w:i/>
-          <w:lang w:val="hi_IN" w:bidi="hi_IN"/>
-        </w:rPr>
-        <w:t>हाग्गै - परिचय, हाग्गै - अध्याय 1 परिचय, हाग्गै 1:1 (#1), हाग्गै 1:1 (#2), हाग्गै 1:1 (#3), हाग्गै 1:1 (#4), हाग्गै 1:1 (#5), हाग्गै 1:2 (#1), हाग्गै 1:2 (#2), हाग्गै 1:2 (#3), हाग्गै 1:2 (#4), हाग्गै 1:3, हाग्गै 1:4 (#1), हाग्गै 1:4 (#2), हाग्गै 1:4 (#3), हाग्गै 1:5 (#1), हाग्गै 1:5 (#2), Haggai 1:5 (#3), हाग्गै 1:5 (#4), हाग्गै 1:6 (#1), हाग्गै 1:6 (#2), हाग्गै 1:6 (#3), हाग्गै 1:6 (#4), हाग्गै 1:6 (#5), हाग्गै 1:6 (#6), हाग्गै 1:7 (#1), हाग्गै 1:7 (#2), हाग्गै 1:8 (#1), हाग्गै 1:8 (#2), हाग्गै 1:8 (#3), हाग्गै 1:9 (#1), हाग्गै 1:9 (#2), हाग्गै 1:9 (#3), हाग्गै 1:9 (#4), हाग्गै 1:9 (#5), हाग्गै 1:9 (#6), हाग्गै 1:9 (#7), हाग्गै 1:9 (#8), हाग्गै 1:10 (#1), हाग्गै 1:10 (#2), हाग्गै 1:11 (#1), हाग्गै 1:11 (#2), हाग्गै 1:11 (#3), हाग्गै 1:11 (#4), हाग्गै 1:11 (#5), हाग्गै 1:11 (#6), हाग्गै 1:12 (#1), हाग्गै 1:12 (#2), हाग्गै 1:12 (#3), हाग्गै 1:12 (#4), हाग्गै 1:13 (#1), हाग्गै 1:14 (#1), हाग्गै 1:14 (#2), हाग्गै 1:15 (#1), हाग्गै 1:15 (#2), हाग्गै - अध्याय 2 परिचय, हाग्गै 2:1 (#1), हाग्गै 2:1 (#2), हाग्गै 2:1 (#3), हाग्गै 2:1 (#4), हाग्गै 2:2 (#1), हाग्गै 2:3 (#1), हाग्गै 2:3 (#2), हाग्गै 2:3 (#3), हाग्गै 2:3 (#4), हाग्गै 2:3 (#5), हाग्गै 2:3 (#6), हाग्गै 2:4 (#1), हाग्गै 2:4 (#2), हाग्गै 2:5 (#1), हाग्गै 2:5 (#2), हाग्गै 2:5 (#3), हाग्गै 2:5 (#4), हाग्गै 2:5 (#5), हाग्गै 2:6 (#1), हाग्गै 2:6 (#2), हाग्गै 2:6 (#3), हाग्गै 2:6 (#4), हाग्गै 2:7 (#1), हाग्गै 2:7 (#2), हाग्गै 2:7 (#3), हाग्गै 2:8 (#1), हाग्गै 2:8 (#2), हाग्गै 2:9 (#1), हाग्गै 2:9 (#2), हाग्गै 2:9 (#3), हाग्गै 2:9 (#4), हाग्गै 2:9 (#5), हाग्गै 2:10 (#1), हाग्गै 2:10 (#2), हाग्गै 2:10 (#3), हाग्गै 2:10 (#4), हाग्गै 2:11 (#1), हाग्गै 2:12 (#1), हाग्गै 2:12 (#2), हाग्गै 2:12 (#3), हाग्गै 2:12 (#4), हाग्गै 2:13 (#1), हाग्गै 2:13 (#2), हाग्गै 2:13 (#3), हाग्गै 2:13 (#4), हाग्गै 2:13 (#5), हाग्गै 2:14 (#1), हाग्गै 2:14 (#2), हाग्गै 2:14 (#3), हाग्गै 2:14 (#4), हाग्गै 2:14 (#5), हाग्गै 2:14 (#6), हाग्गै 2:14 (#7), हाग्गै 2:15 (#1), हाग्गै 2:15 (#2), हाग्गै 2:15 (#3), हाग्गै 2:15 (#4), हाग्गै 2:16 (#1), हाग्गै 2:16 (#2), हाग्गै 2:16 (#3), हाग्गै 2:16 (#4), हाग्गै 2:16 (#5), हाग्गै 2:17 (#1), हाग्गै 2:17 (#2), हाग्गै 2:17 (#3), हाग्गै 2:17 (#4), हाग्गै 2:18 (#1), हाग्गै 2:18 (#2), हाग्गै 2:18 (#3), हाग्गै 2:18 (#4), हाग्गै 2:18 (#5), हाग्गै 2:18 (#6), हाग्गै 2:18 (#7), हाग्गै 2:19 (#1), हाग्गै 2:19 (#2), हाग्गै 2:19 (#3), हाग्गै 2:20 (#1), हाग्गै 2:20 (#2), हाग्गै 2:20 (#3), हाग्गै 2:20 (#4), हाग्गै 2:20 (#5), हाग्गै 2:21 (#1), हाग्गै 2:21 (#2), हाग्गै 2:21 (#3), हाग्गै 2:22 (#1), हाग्गै 2:22 (#2), हाग्गै 2:22 (#3), हाग्गै 2:22 (#4), हाग्गै 2:22 (#5), हाग्गै 2:22 (#6), हाग्गै 2:22 (#7), हाग्गै 2:22 (#8), हाग्गै 2:23 (#1), हाग्गै 2:23 (#2), हाग्गै 2:23 (#3), हाग्गै 2:23 (#4), हाग्गै 2:23 (#5)</w:t>
       </w:r>
       <w:r>
         <w:rPr>

--- a/hin/docx/37.content.docx
+++ b/hin/docx/37.content.docx
@@ -146,19 +146,6 @@
         <w:rPr>
           <w:lang w:val="hi_IN" w:bidi="hi_IN"/>
         </w:rPr>
-      </w:r>
-    </w:p>
-    <w:p>
-      <w:pPr/>
-      <w:r>
-        <w:rPr>
-          <w:lang w:val="hi_IN" w:bidi="hi_IN"/>
-        </w:rPr>
-      </w:r>
-      <w:r>
-        <w:rPr>
-          <w:lang w:val="hi_IN" w:bidi="hi_IN"/>
-        </w:rPr>
         <w:t xml:space="preserve"> </w:t>
       </w:r>
       <w:r>
@@ -605,51 +592,68 @@
         <w:rPr>
           <w:lang w:val="hi_IN" w:bidi="hi_IN"/>
         </w:rPr>
-        <w:t>हाग्गै - अध्याय 1 परिचय</w:t>
-      </w:r>
-      <w:r>
-        <w:rPr>
-          <w:lang w:val="hi_IN" w:bidi="hi_IN"/>
-        </w:rPr>
-      </w:r>
-    </w:p>
-    <w:p>
-      <w:pPr>
-        <w:pStyle w:val="Heading3"/>
-      </w:pPr>
-      <w:r>
-        <w:rPr>
-          <w:lang w:val="hi_IN" w:bidi="hi_IN"/>
-        </w:rPr>
-        <w:t>संरचना और रुपरेखा</w:t>
-      </w:r>
-    </w:p>
-    <w:p>
-      <w:pPr/>
-      <w:r>
-        <w:rPr>
-          <w:lang w:val="hi_IN" w:bidi="hi_IN"/>
-        </w:rPr>
-      </w:r>
-      <w:r>
-        <w:rPr>
-          <w:lang w:val="hi_IN" w:bidi="hi_IN"/>
-        </w:rPr>
-        <w:t>इस अध्याय में वह पहली भविष्यवाणी है जो हाग्गै ने यहोवा की ओर से उन यहूदियों के लिए की थी, जो बँधुआई से लौटे थे।</w:t>
-      </w:r>
-    </w:p>
-    <w:p>
-      <w:pPr/>
-      <w:r>
-        <w:rPr>
-          <w:lang w:val="hi_IN" w:bidi="hi_IN"/>
-        </w:rPr>
-      </w:r>
-      <w:r>
-        <w:rPr>
-          <w:lang w:val="hi_IN" w:bidi="hi_IN"/>
-        </w:rPr>
-        <w:t>कुछ अनुवाद कविता की प्रत्येक पंक्ति को शेष पाठ की तुलना में दाईं ओर थोड़ा और हटाकर प्रस्तुत करते हैं ताकि पढ़ना आसान हो जाए। यूएलटी ऐसा ही करता है पद 4, 6, और 8–11 में पाई जाने वाली कविता के साथ।</w:t>
+        <w:t>हाग्गै 1:1 (#1)</w:t>
+      </w:r>
+      <w:r>
+        <w:rPr>
+          <w:lang w:val="hi_IN" w:bidi="hi_IN"/>
+        </w:rPr>
+      </w:r>
+    </w:p>
+    <w:p>
+      <w:pPr/>
+      <w:r>
+        <w:rPr>
+          <w:lang w:val="hi_IN" w:bidi="hi_IN"/>
+        </w:rPr>
+      </w:r>
+      <w:r>
+        <w:rPr>
+          <w:b/>
+          <w:lang w:val="hi_IN" w:bidi="hi_IN"/>
+        </w:rPr>
+        <w:t>"दारा राजा के... दूसरे वर्ष"</w:t>
+      </w:r>
+    </w:p>
+    <w:p>
+      <w:pPr/>
+      <w:r>
+        <w:rPr>
+          <w:lang w:val="hi_IN" w:bidi="hi_IN"/>
+        </w:rPr>
+      </w:r>
+      <w:r>
+        <w:rPr>
+          <w:b/>
+          <w:lang w:val="hi_IN" w:bidi="hi_IN"/>
+        </w:rPr>
+        <w:t>दारा राजा के... दूसरे वर्ष</w:t>
+      </w:r>
+      <w:r>
+        <w:rPr>
+          <w:lang w:val="hi_IN" w:bidi="hi_IN"/>
+        </w:rPr>
+        <w:t xml:space="preserve"> का तात्पर्य दारा के राजा के रूप में शासन के दूसरे वर्ष से है। यदि यह जानकारी आपके पाठकों के लिए उपयोगी होगी, तो आप इसे यहाँ और 1:15 और 2:10 में शामिल कर सकते हैं। वैकल्पिक अनुवाद: "राजा दारा के शासन के दूसरे वर्ष में"</w:t>
+      </w:r>
+    </w:p>
+    <w:p>
+      <w:pPr/>
+      <w:r>
+        <w:rPr>
+          <w:lang w:val="hi_IN" w:bidi="hi_IN"/>
+        </w:rPr>
+      </w:r>
+      <w:r>
+        <w:rPr>
+          <w:lang w:val="hi_IN" w:bidi="hi_IN"/>
+        </w:rPr>
+        <w:t xml:space="preserve">देखें: </w:t>
+      </w:r>
+      <w:r>
+        <w:rPr>
+          <w:lang w:val="hi_IN" w:bidi="hi_IN"/>
+        </w:rPr>
+        <w:t>अनुमानित ज्ञान और अंतर्निहित जानकारी</w:t>
       </w:r>
       <w:r>
         <w:rPr>
@@ -678,62 +682,54 @@
         <w:rPr>
           <w:lang w:val="hi_IN" w:bidi="hi_IN"/>
         </w:rPr>
-        <w:t>हाग्गै 1:1 (#1)</w:t>
-      </w:r>
-      <w:r>
-        <w:rPr>
-          <w:lang w:val="hi_IN" w:bidi="hi_IN"/>
-        </w:rPr>
-      </w:r>
-    </w:p>
-    <w:p>
-      <w:pPr/>
-      <w:r>
-        <w:rPr>
-          <w:lang w:val="hi_IN" w:bidi="hi_IN"/>
-        </w:rPr>
-      </w:r>
-      <w:r>
-        <w:rPr>
-          <w:lang w:val="hi_IN" w:bidi="hi_IN"/>
-        </w:rPr>
-        <w:t>בִּ⁠שְׁנַ֤ת שְׁתַּ֨יִם֙ לְ⁠דָרְיָ֣וֶשׁ הַ⁠מֶּ֔לֶךְ</w:t>
-      </w:r>
-    </w:p>
-    <w:p>
-      <w:pPr/>
-      <w:r>
-        <w:rPr>
-          <w:lang w:val="hi_IN" w:bidi="hi_IN"/>
-        </w:rPr>
-      </w:r>
-      <w:r>
-        <w:rPr>
-          <w:b/>
-          <w:lang w:val="hi_IN" w:bidi="hi_IN"/>
-        </w:rPr>
-        <w:t>"दारा राजा के... दूसरे वर्ष"</w:t>
-      </w:r>
-    </w:p>
-    <w:p>
-      <w:pPr/>
-      <w:r>
-        <w:rPr>
-          <w:lang w:val="hi_IN" w:bidi="hi_IN"/>
-        </w:rPr>
-      </w:r>
-      <w:r>
-        <w:rPr>
-          <w:b/>
-          <w:lang w:val="hi_IN" w:bidi="hi_IN"/>
-        </w:rPr>
-        <w:t>दारा राजा के... दूसरे वर्ष</w:t>
-      </w:r>
-      <w:r>
-        <w:rPr>
-          <w:lang w:val="hi_IN" w:bidi="hi_IN"/>
-        </w:rPr>
-        <w:t xml:space="preserve"> का तात्पर्य दारा के राजा के रूप में शासन के दूसरे वर्ष से है। यदि यह जानकारी आपके पाठकों के लिए उपयोगी होगी, तो आप इसे यहाँ और 1:15 और 2:10 में शामिल कर सकते हैं। वैकल्पिक अनुवाद: "राजा दारा के शासन के दूसरे वर्ष में"</w:t>
+        <w:t>हाग्गै 1:1 (#2)</w:t>
+      </w:r>
+      <w:r>
+        <w:rPr>
+          <w:lang w:val="hi_IN" w:bidi="hi_IN"/>
+        </w:rPr>
+      </w:r>
+    </w:p>
+    <w:p>
+      <w:pPr/>
+      <w:r>
+        <w:rPr>
+          <w:lang w:val="hi_IN" w:bidi="hi_IN"/>
+        </w:rPr>
+      </w:r>
+      <w:r>
+        <w:rPr>
+          <w:b/>
+          <w:lang w:val="hi_IN" w:bidi="hi_IN"/>
+        </w:rPr>
+        <w:t>"दूसरे वर्ष के"</w:t>
+      </w:r>
+      <w:r>
+        <w:rPr>
+          <w:lang w:val="hi_IN" w:bidi="hi_IN"/>
+        </w:rPr>
+        <w:t xml:space="preserve"> - </w:t>
+      </w:r>
+      <w:r>
+        <w:rPr>
+          <w:b/>
+          <w:lang w:val="hi_IN" w:bidi="hi_IN"/>
+        </w:rPr>
+        <w:t>"छठवें महीने के पहले दिन"</w:t>
+      </w:r>
+    </w:p>
+    <w:p>
+      <w:pPr/>
+      <w:r>
+        <w:rPr>
+          <w:lang w:val="hi_IN" w:bidi="hi_IN"/>
+        </w:rPr>
+      </w:r>
+      <w:r>
+        <w:rPr>
+          <w:lang w:val="hi_IN" w:bidi="hi_IN"/>
+        </w:rPr>
+        <w:t>यदि आपकी भाषा में क्रमवाचक संख्याओं का उपयोग नहीं होता है, तो आप अपने अनुवाद में मूल संख्याओं या समकक्ष अभिव्यक्तियों का उपयोग कर सकते हैं। वैकल्पिक अनुवाद: "वर्ष दो में ... महीने छ: के दिन एक पर"</w:t>
       </w:r>
     </w:p>
     <w:p>
@@ -753,6 +749,615 @@
         <w:rPr>
           <w:lang w:val="hi_IN" w:bidi="hi_IN"/>
         </w:rPr>
+        <w:t>क्रमसूचक संख्याएँ</w:t>
+      </w:r>
+      <w:r>
+        <w:rPr>
+          <w:lang w:val="hi_IN" w:bidi="hi_IN"/>
+        </w:rPr>
+      </w:r>
+      <w:r>
+        <w:rPr>
+          <w:lang w:val="hi_IN" w:bidi="hi_IN"/>
+        </w:rPr>
+      </w:r>
+    </w:p>
+    <w:p>
+      <w:pPr/>
+      <w:r>
+        <w:rPr>
+          <w:lang w:val="hi_IN" w:bidi="hi_IN"/>
+        </w:rPr>
+      </w:r>
+    </w:p>
+    <w:p>
+      <w:pPr>
+        <w:pStyle w:val="Heading2"/>
+      </w:pPr>
+      <w:r>
+        <w:rPr>
+          <w:lang w:val="hi_IN" w:bidi="hi_IN"/>
+        </w:rPr>
+        <w:t>हाग्गै 1:1 (#3)</w:t>
+      </w:r>
+      <w:r>
+        <w:rPr>
+          <w:lang w:val="hi_IN" w:bidi="hi_IN"/>
+        </w:rPr>
+      </w:r>
+    </w:p>
+    <w:p>
+      <w:pPr/>
+      <w:r>
+        <w:rPr>
+          <w:lang w:val="hi_IN" w:bidi="hi_IN"/>
+        </w:rPr>
+      </w:r>
+      <w:r>
+        <w:rPr>
+          <w:b/>
+          <w:lang w:val="hi_IN" w:bidi="hi_IN"/>
+        </w:rPr>
+        <w:t>"छठवें महीने के पहले दिन"</w:t>
+      </w:r>
+    </w:p>
+    <w:p>
+      <w:pPr/>
+      <w:r>
+        <w:rPr>
+          <w:lang w:val="hi_IN" w:bidi="hi_IN"/>
+        </w:rPr>
+      </w:r>
+      <w:r>
+        <w:rPr>
+          <w:lang w:val="hi_IN" w:bidi="hi_IN"/>
+        </w:rPr>
+        <w:t xml:space="preserve">इब्रानी तिथिपत्र (कैलेंडर) का </w:t>
+      </w:r>
+      <w:r>
+        <w:rPr>
+          <w:b/>
+          <w:lang w:val="hi_IN" w:bidi="hi_IN"/>
+        </w:rPr>
+        <w:t>छठवा</w:t>
+      </w:r>
+      <w:r>
+        <w:rPr>
+          <w:lang w:val="hi_IN" w:bidi="hi_IN"/>
+        </w:rPr>
+        <w:t xml:space="preserve"> महीना पश्चिमी कैलेण्डर के अनुसार अगस्त और सितंबर के महीनों को सम्मिलित करता है। इस तिथि को अपने अनुवाद में कैसे व्यक्त किया जा सकता है, इस पर चर्चा के लिए हाग्गै की पुस्तक की प्रस्तावना देखें।</w:t>
+      </w:r>
+    </w:p>
+    <w:p>
+      <w:pPr/>
+      <w:r>
+        <w:rPr>
+          <w:lang w:val="hi_IN" w:bidi="hi_IN"/>
+        </w:rPr>
+      </w:r>
+      <w:r>
+        <w:rPr>
+          <w:lang w:val="hi_IN" w:bidi="hi_IN"/>
+        </w:rPr>
+        <w:t xml:space="preserve">देखें: </w:t>
+      </w:r>
+      <w:r>
+        <w:rPr>
+          <w:lang w:val="hi_IN" w:bidi="hi_IN"/>
+        </w:rPr>
+        <w:t>इब्रानी महीने</w:t>
+      </w:r>
+      <w:r>
+        <w:rPr>
+          <w:lang w:val="hi_IN" w:bidi="hi_IN"/>
+        </w:rPr>
+      </w:r>
+      <w:r>
+        <w:rPr>
+          <w:lang w:val="hi_IN" w:bidi="hi_IN"/>
+        </w:rPr>
+      </w:r>
+    </w:p>
+    <w:p>
+      <w:pPr/>
+      <w:r>
+        <w:rPr>
+          <w:lang w:val="hi_IN" w:bidi="hi_IN"/>
+        </w:rPr>
+      </w:r>
+    </w:p>
+    <w:p>
+      <w:pPr>
+        <w:pStyle w:val="Heading2"/>
+      </w:pPr>
+      <w:r>
+        <w:rPr>
+          <w:lang w:val="hi_IN" w:bidi="hi_IN"/>
+        </w:rPr>
+        <w:t>हाग्गै 1:1 (#4)</w:t>
+      </w:r>
+      <w:r>
+        <w:rPr>
+          <w:lang w:val="hi_IN" w:bidi="hi_IN"/>
+        </w:rPr>
+      </w:r>
+    </w:p>
+    <w:p>
+      <w:pPr/>
+      <w:r>
+        <w:rPr>
+          <w:lang w:val="hi_IN" w:bidi="hi_IN"/>
+        </w:rPr>
+      </w:r>
+      <w:r>
+        <w:rPr>
+          <w:b/>
+          <w:lang w:val="hi_IN" w:bidi="hi_IN"/>
+        </w:rPr>
+        <w:t>" यहोवा का यह वचन, हाग्गै भविष्यद्वक्ता के द्वारा... पहुँचा"</w:t>
+      </w:r>
+    </w:p>
+    <w:p>
+      <w:pPr/>
+      <w:r>
+        <w:rPr>
+          <w:lang w:val="hi_IN" w:bidi="hi_IN"/>
+        </w:rPr>
+      </w:r>
+      <w:r>
+        <w:rPr>
+          <w:lang w:val="hi_IN" w:bidi="hi_IN"/>
+        </w:rPr>
+        <w:t>मूल भाषा में यहाँ हाग्गै भविष्यद्वक्ता के</w:t>
+      </w:r>
+      <w:r>
+        <w:rPr>
+          <w:b/>
+          <w:lang w:val="hi_IN" w:bidi="hi_IN"/>
+        </w:rPr>
+        <w:t xml:space="preserve"> हाथ से</w:t>
+      </w:r>
+      <w:r>
+        <w:rPr>
+          <w:lang w:val="hi_IN" w:bidi="hi_IN"/>
+        </w:rPr>
+        <w:t xml:space="preserve"> वाक्याँश आया है, जबकि हिन्दी अनुवाद में भविष्यद्वक्ता </w:t>
+      </w:r>
+      <w:r>
+        <w:rPr>
+          <w:b/>
+          <w:lang w:val="hi_IN" w:bidi="hi_IN"/>
+        </w:rPr>
+        <w:t>के द्वारा</w:t>
+      </w:r>
+      <w:r>
+        <w:rPr>
+          <w:lang w:val="hi_IN" w:bidi="hi_IN"/>
+        </w:rPr>
+        <w:t xml:space="preserve"> है। यहाँ भविष्यद्वक्ता हाग्गै का एक हिस्सा, उनका </w:t>
+      </w:r>
+      <w:r>
+        <w:rPr>
+          <w:b/>
+          <w:lang w:val="hi_IN" w:bidi="hi_IN"/>
+        </w:rPr>
+        <w:t>हाथ</w:t>
+      </w:r>
+      <w:r>
+        <w:rPr>
+          <w:lang w:val="hi_IN" w:bidi="hi_IN"/>
+        </w:rPr>
+        <w:t xml:space="preserve">, निर्वासितों के लौटे हुए लोगों तक </w:t>
+      </w:r>
+      <w:r>
+        <w:rPr>
+          <w:b/>
+          <w:lang w:val="hi_IN" w:bidi="hi_IN"/>
+        </w:rPr>
+        <w:t xml:space="preserve">यहोवा का वचन </w:t>
+      </w:r>
+      <w:r>
+        <w:rPr>
+          <w:lang w:val="hi_IN" w:bidi="hi_IN"/>
+        </w:rPr>
+        <w:t>पहुँचाने के लिए पूरे हाग्गै का प्रतिनिधित्व करता है। यदि यह आपकी भाषा में उपयोगी हो, तो आप अपनी संस्कृति से एक समकक्ष अभिव्यक्ति का उपयोग कर सकते हैं या अर्थ को स्पष्ट रूप से बता सकते हैं। वैकल्पिक अनुवाद: “भविष्यद्वक्ता हाग्गै यहोवा का वचन लाए।”</w:t>
+      </w:r>
+    </w:p>
+    <w:p>
+      <w:pPr/>
+      <w:r>
+        <w:rPr>
+          <w:lang w:val="hi_IN" w:bidi="hi_IN"/>
+        </w:rPr>
+      </w:r>
+      <w:r>
+        <w:rPr>
+          <w:lang w:val="hi_IN" w:bidi="hi_IN"/>
+        </w:rPr>
+        <w:t xml:space="preserve">देखें: </w:t>
+      </w:r>
+      <w:r>
+        <w:rPr>
+          <w:lang w:val="hi_IN" w:bidi="hi_IN"/>
+        </w:rPr>
+        <w:t>उपलक्षण</w:t>
+      </w:r>
+      <w:r>
+        <w:rPr>
+          <w:lang w:val="hi_IN" w:bidi="hi_IN"/>
+        </w:rPr>
+      </w:r>
+      <w:r>
+        <w:rPr>
+          <w:lang w:val="hi_IN" w:bidi="hi_IN"/>
+        </w:rPr>
+      </w:r>
+    </w:p>
+    <w:p>
+      <w:pPr/>
+      <w:r>
+        <w:rPr>
+          <w:lang w:val="hi_IN" w:bidi="hi_IN"/>
+        </w:rPr>
+      </w:r>
+    </w:p>
+    <w:p>
+      <w:pPr>
+        <w:pStyle w:val="Heading2"/>
+      </w:pPr>
+      <w:r>
+        <w:rPr>
+          <w:lang w:val="hi_IN" w:bidi="hi_IN"/>
+        </w:rPr>
+        <w:t>हाग्गै 1:1 (#5)</w:t>
+      </w:r>
+      <w:r>
+        <w:rPr>
+          <w:lang w:val="hi_IN" w:bidi="hi_IN"/>
+        </w:rPr>
+      </w:r>
+    </w:p>
+    <w:p>
+      <w:pPr/>
+      <w:r>
+        <w:rPr>
+          <w:lang w:val="hi_IN" w:bidi="hi_IN"/>
+        </w:rPr>
+      </w:r>
+      <w:r>
+        <w:rPr>
+          <w:b/>
+          <w:lang w:val="hi_IN" w:bidi="hi_IN"/>
+        </w:rPr>
+        <w:t>"यहोवा का यह वचन"</w:t>
+      </w:r>
+    </w:p>
+    <w:p>
+      <w:pPr/>
+      <w:r>
+        <w:rPr>
+          <w:lang w:val="hi_IN" w:bidi="hi_IN"/>
+        </w:rPr>
+      </w:r>
+      <w:r>
+        <w:rPr>
+          <w:b/>
+          <w:lang w:val="hi_IN" w:bidi="hi_IN"/>
+        </w:rPr>
+        <w:t>वचन</w:t>
+      </w:r>
+      <w:r>
+        <w:rPr>
+          <w:lang w:val="hi_IN" w:bidi="hi_IN"/>
+        </w:rPr>
+        <w:t xml:space="preserve"> उस संदेश का प्रतिनिधित्व करता है जो यहोवा ने शब्दों का उपयोग करके दिया है। यदि यह आपकी भाषा में उपयोगी होगा, तो आप अर्थ को स्पष्ट रूप से बता सकते हैं। वैकल्पिक अनुवाद: "यहोवा से एक संदेश"</w:t>
+      </w:r>
+    </w:p>
+    <w:p>
+      <w:pPr/>
+      <w:r>
+        <w:rPr>
+          <w:lang w:val="hi_IN" w:bidi="hi_IN"/>
+        </w:rPr>
+      </w:r>
+      <w:r>
+        <w:rPr>
+          <w:lang w:val="hi_IN" w:bidi="hi_IN"/>
+        </w:rPr>
+        <w:t xml:space="preserve">देखें: </w:t>
+      </w:r>
+      <w:r>
+        <w:rPr>
+          <w:lang w:val="hi_IN" w:bidi="hi_IN"/>
+        </w:rPr>
+        <w:t>लक्षणालंकार</w:t>
+      </w:r>
+      <w:r>
+        <w:rPr>
+          <w:lang w:val="hi_IN" w:bidi="hi_IN"/>
+        </w:rPr>
+      </w:r>
+      <w:r>
+        <w:rPr>
+          <w:lang w:val="hi_IN" w:bidi="hi_IN"/>
+        </w:rPr>
+      </w:r>
+    </w:p>
+    <w:p>
+      <w:pPr/>
+      <w:r>
+        <w:rPr>
+          <w:lang w:val="hi_IN" w:bidi="hi_IN"/>
+        </w:rPr>
+      </w:r>
+    </w:p>
+    <w:p>
+      <w:pPr>
+        <w:pStyle w:val="Heading2"/>
+      </w:pPr>
+      <w:r>
+        <w:rPr>
+          <w:lang w:val="hi_IN" w:bidi="hi_IN"/>
+        </w:rPr>
+        <w:t>हाग्गै 1:2 (#1)</w:t>
+      </w:r>
+      <w:r>
+        <w:rPr>
+          <w:lang w:val="hi_IN" w:bidi="hi_IN"/>
+        </w:rPr>
+      </w:r>
+    </w:p>
+    <w:p>
+      <w:pPr/>
+      <w:r>
+        <w:rPr>
+          <w:lang w:val="hi_IN" w:bidi="hi_IN"/>
+        </w:rPr>
+      </w:r>
+      <w:r>
+        <w:rPr>
+          <w:b/>
+          <w:lang w:val="hi_IN" w:bidi="hi_IN"/>
+        </w:rPr>
+        <w:t>"सेनाओं का यहोवा यह कहता है, ये लोग कहते हैं कि यहोवा का भवन बनाने का समय नहीं आया है"</w:t>
+      </w:r>
+    </w:p>
+    <w:p>
+      <w:pPr/>
+      <w:r>
+        <w:rPr>
+          <w:lang w:val="hi_IN" w:bidi="hi_IN"/>
+        </w:rPr>
+      </w:r>
+      <w:r>
+        <w:rPr>
+          <w:lang w:val="hi_IN" w:bidi="hi_IN"/>
+        </w:rPr>
+        <w:t>यदि यह आपकी भाषा में अधिक स्पष्ट होगा, तो आप इसका अनुवाद कर सकते हैं ताकि उद्धरण के भीतर उद्धरण न हो। वैकल्पिक अनुवाद: "सेनाओं के यहोवा चिंतित हैं कि ये लोग कह रहे हैं कि यहोवा के भवन के पुनर्निर्माण का समय अभी नहीं आया है।"</w:t>
+      </w:r>
+    </w:p>
+    <w:p>
+      <w:pPr/>
+      <w:r>
+        <w:rPr>
+          <w:lang w:val="hi_IN" w:bidi="hi_IN"/>
+        </w:rPr>
+      </w:r>
+      <w:r>
+        <w:rPr>
+          <w:lang w:val="hi_IN" w:bidi="hi_IN"/>
+        </w:rPr>
+        <w:t xml:space="preserve">देखें: </w:t>
+      </w:r>
+      <w:r>
+        <w:rPr>
+          <w:lang w:val="hi_IN" w:bidi="hi_IN"/>
+        </w:rPr>
+        <w:t>उद्धरणों के अन्दर उद्धरण</w:t>
+      </w:r>
+      <w:r>
+        <w:rPr>
+          <w:lang w:val="hi_IN" w:bidi="hi_IN"/>
+        </w:rPr>
+      </w:r>
+      <w:r>
+        <w:rPr>
+          <w:lang w:val="hi_IN" w:bidi="hi_IN"/>
+        </w:rPr>
+      </w:r>
+    </w:p>
+    <w:p>
+      <w:pPr/>
+      <w:r>
+        <w:rPr>
+          <w:lang w:val="hi_IN" w:bidi="hi_IN"/>
+        </w:rPr>
+      </w:r>
+    </w:p>
+    <w:p>
+      <w:pPr>
+        <w:pStyle w:val="Heading2"/>
+      </w:pPr>
+      <w:r>
+        <w:rPr>
+          <w:lang w:val="hi_IN" w:bidi="hi_IN"/>
+        </w:rPr>
+        <w:t>हाग्गै 1:2 (#2)</w:t>
+      </w:r>
+      <w:r>
+        <w:rPr>
+          <w:lang w:val="hi_IN" w:bidi="hi_IN"/>
+        </w:rPr>
+      </w:r>
+    </w:p>
+    <w:p>
+      <w:pPr/>
+      <w:r>
+        <w:rPr>
+          <w:lang w:val="hi_IN" w:bidi="hi_IN"/>
+        </w:rPr>
+      </w:r>
+      <w:r>
+        <w:rPr>
+          <w:b/>
+          <w:lang w:val="hi_IN" w:bidi="hi_IN"/>
+        </w:rPr>
+        <w:t>"सेनाओं का यहोवा"</w:t>
+      </w:r>
+    </w:p>
+    <w:p>
+      <w:pPr/>
+      <w:r>
+        <w:rPr>
+          <w:lang w:val="hi_IN" w:bidi="hi_IN"/>
+        </w:rPr>
+      </w:r>
+      <w:r>
+        <w:rPr>
+          <w:lang w:val="hi_IN" w:bidi="hi_IN"/>
+        </w:rPr>
+        <w:t xml:space="preserve">शब्द </w:t>
+      </w:r>
+      <w:r>
+        <w:rPr>
+          <w:b/>
+          <w:lang w:val="hi_IN" w:bidi="hi_IN"/>
+        </w:rPr>
+        <w:t>सेनाओं का</w:t>
+      </w:r>
+      <w:r>
+        <w:rPr>
+          <w:lang w:val="hi_IN" w:bidi="hi_IN"/>
+        </w:rPr>
+        <w:t xml:space="preserve"> </w:t>
+      </w:r>
+      <w:r>
+        <w:rPr>
+          <w:b/>
+          <w:lang w:val="hi_IN" w:bidi="hi_IN"/>
+        </w:rPr>
+        <w:t xml:space="preserve">यहोवा </w:t>
+      </w:r>
+      <w:r>
+        <w:rPr>
+          <w:lang w:val="hi_IN" w:bidi="hi_IN"/>
+        </w:rPr>
+        <w:t>परमेश्वर के लिए एक उपाधि है जो उनकी महान शक्ति को दर्शाती है। यह उन्हें स्वर्ग की सेनाओं के सेनापति के रूप में वर्णित करती है। यदि आपके क्षेत्र में बाइबल का अनुवाद उपलब्ध है, तो यह वाक्यांश अनुवाद करने का एक विशेष तरीका हो सकता है और आप अपने अनुवाद में इसका उपयोग कर सकते हैं। यदि आपके क्षेत्र में बाइबल का अनुवाद उपलब्ध नहीं है, तो आप इस वाक्यांश के अर्थ को किसी अन्य तरीके से व्यक्त कर सकते हैं, यहाँ और पूरी पुस्तक में भी। वैकल्पिक अनुवाद: “सर्वशक्तिमान यहोवा”</w:t>
+      </w:r>
+    </w:p>
+    <w:p>
+      <w:pPr/>
+      <w:r>
+        <w:rPr>
+          <w:lang w:val="hi_IN" w:bidi="hi_IN"/>
+        </w:rPr>
+      </w:r>
+      <w:r>
+        <w:rPr>
+          <w:lang w:val="hi_IN" w:bidi="hi_IN"/>
+        </w:rPr>
+        <w:t xml:space="preserve">देखें: </w:t>
+      </w:r>
+      <w:r>
+        <w:rPr>
+          <w:lang w:val="hi_IN" w:bidi="hi_IN"/>
+        </w:rPr>
+        <w:t>नामों का अनुवाद कैसे करें</w:t>
+      </w:r>
+      <w:r>
+        <w:rPr>
+          <w:lang w:val="hi_IN" w:bidi="hi_IN"/>
+        </w:rPr>
+      </w:r>
+      <w:r>
+        <w:rPr>
+          <w:lang w:val="hi_IN" w:bidi="hi_IN"/>
+        </w:rPr>
+      </w:r>
+    </w:p>
+    <w:p>
+      <w:pPr/>
+      <w:r>
+        <w:rPr>
+          <w:lang w:val="hi_IN" w:bidi="hi_IN"/>
+        </w:rPr>
+      </w:r>
+    </w:p>
+    <w:p>
+      <w:pPr>
+        <w:pStyle w:val="Heading2"/>
+      </w:pPr>
+      <w:r>
+        <w:rPr>
+          <w:lang w:val="hi_IN" w:bidi="hi_IN"/>
+        </w:rPr>
+        <w:t>हाग्गै 1:2 (#3)</w:t>
+      </w:r>
+      <w:r>
+        <w:rPr>
+          <w:lang w:val="hi_IN" w:bidi="hi_IN"/>
+        </w:rPr>
+      </w:r>
+    </w:p>
+    <w:p>
+      <w:pPr/>
+      <w:r>
+        <w:rPr>
+          <w:lang w:val="hi_IN" w:bidi="hi_IN"/>
+        </w:rPr>
+      </w:r>
+      <w:r>
+        <w:rPr>
+          <w:b/>
+          <w:lang w:val="hi_IN" w:bidi="hi_IN"/>
+        </w:rPr>
+        <w:t>"ये लोग"</w:t>
+      </w:r>
+    </w:p>
+    <w:p>
+      <w:pPr/>
+      <w:r>
+        <w:rPr>
+          <w:lang w:val="hi_IN" w:bidi="hi_IN"/>
+        </w:rPr>
+      </w:r>
+      <w:r>
+        <w:rPr>
+          <w:lang w:val="hi_IN" w:bidi="hi_IN"/>
+        </w:rPr>
+        <w:t xml:space="preserve">वाक्यांश </w:t>
+      </w:r>
+      <w:r>
+        <w:rPr>
+          <w:b/>
+          <w:lang w:val="hi_IN" w:bidi="hi_IN"/>
+        </w:rPr>
+        <w:t>ये लोग</w:t>
+      </w:r>
+      <w:r>
+        <w:rPr>
+          <w:lang w:val="hi_IN" w:bidi="hi_IN"/>
+        </w:rPr>
+        <w:t xml:space="preserve"> यहूदा के उन लोगों को सन्दर्भित करता है जो बेबीलोन की बँधुआई से लौटे थे। यदि यह आपके पाठकों के लिए उपयोगी होगा, तो आप अपने अनुवाद में इसे इंगित कर सकते हैं। वैकल्पिक अनुवाद: “ये बँधुआई से लौटे हुए यहूदी”</w:t>
+      </w:r>
+    </w:p>
+    <w:p>
+      <w:pPr/>
+      <w:r>
+        <w:rPr>
+          <w:lang w:val="hi_IN" w:bidi="hi_IN"/>
+        </w:rPr>
+      </w:r>
+      <w:r>
+        <w:rPr>
+          <w:lang w:val="hi_IN" w:bidi="hi_IN"/>
+        </w:rPr>
+        <w:t xml:space="preserve">देखें: </w:t>
+      </w:r>
+      <w:r>
+        <w:rPr>
+          <w:lang w:val="hi_IN" w:bidi="hi_IN"/>
+        </w:rPr>
         <w:t>अनुमानित ज्ञान और अंतर्निहित जानकारी</w:t>
       </w:r>
       <w:r>
@@ -782,68 +1387,54 @@
         <w:rPr>
           <w:lang w:val="hi_IN" w:bidi="hi_IN"/>
         </w:rPr>
-        <w:t>हाग्गै 1:1 (#2)</w:t>
-      </w:r>
-      <w:r>
-        <w:rPr>
-          <w:lang w:val="hi_IN" w:bidi="hi_IN"/>
-        </w:rPr>
-      </w:r>
-    </w:p>
-    <w:p>
-      <w:pPr/>
-      <w:r>
-        <w:rPr>
-          <w:lang w:val="hi_IN" w:bidi="hi_IN"/>
-        </w:rPr>
-      </w:r>
-      <w:r>
-        <w:rPr>
-          <w:lang w:val="hi_IN" w:bidi="hi_IN"/>
-        </w:rPr>
-        <w:t>בִּ⁠שְׁנַ֤ת שְׁתַּ֨יִם֙ &amp; בַּ⁠חֹ֨דֶשׁ֙ הַ⁠שִּׁשִּׁ֔י בְּ⁠י֥וֹם אֶחָ֖ד לַ⁠חֹ֑דֶשׁ</w:t>
-      </w:r>
-    </w:p>
-    <w:p>
-      <w:pPr/>
-      <w:r>
-        <w:rPr>
-          <w:lang w:val="hi_IN" w:bidi="hi_IN"/>
-        </w:rPr>
-      </w:r>
-      <w:r>
-        <w:rPr>
-          <w:b/>
-          <w:lang w:val="hi_IN" w:bidi="hi_IN"/>
-        </w:rPr>
-        <w:t>"दूसरे वर्ष के"</w:t>
-      </w:r>
-      <w:r>
-        <w:rPr>
-          <w:lang w:val="hi_IN" w:bidi="hi_IN"/>
-        </w:rPr>
-        <w:t xml:space="preserve"> - </w:t>
-      </w:r>
-      <w:r>
-        <w:rPr>
-          <w:b/>
-          <w:lang w:val="hi_IN" w:bidi="hi_IN"/>
-        </w:rPr>
-        <w:t>"छठवें महीने के पहले दिन"</w:t>
-      </w:r>
-    </w:p>
-    <w:p>
-      <w:pPr/>
-      <w:r>
-        <w:rPr>
-          <w:lang w:val="hi_IN" w:bidi="hi_IN"/>
-        </w:rPr>
-      </w:r>
-      <w:r>
-        <w:rPr>
-          <w:lang w:val="hi_IN" w:bidi="hi_IN"/>
-        </w:rPr>
-        <w:t>यदि आपकी भाषा में क्रमवाचक संख्याओं का उपयोग नहीं होता है, तो आप अपने अनुवाद में मूल संख्याओं या समकक्ष अभिव्यक्तियों का उपयोग कर सकते हैं। वैकल्पिक अनुवाद: "वर्ष दो में ... महीने छ: के दिन एक पर"</w:t>
+        <w:t>हाग्गै 1:2 (#4)</w:t>
+      </w:r>
+      <w:r>
+        <w:rPr>
+          <w:lang w:val="hi_IN" w:bidi="hi_IN"/>
+        </w:rPr>
+      </w:r>
+    </w:p>
+    <w:p>
+      <w:pPr/>
+      <w:r>
+        <w:rPr>
+          <w:lang w:val="hi_IN" w:bidi="hi_IN"/>
+        </w:rPr>
+      </w:r>
+      <w:r>
+        <w:rPr>
+          <w:b/>
+          <w:lang w:val="hi_IN" w:bidi="hi_IN"/>
+        </w:rPr>
+        <w:t>"यहोवा का भवन"</w:t>
+      </w:r>
+    </w:p>
+    <w:p>
+      <w:pPr/>
+      <w:r>
+        <w:rPr>
+          <w:lang w:val="hi_IN" w:bidi="hi_IN"/>
+        </w:rPr>
+      </w:r>
+      <w:r>
+        <w:rPr>
+          <w:lang w:val="hi_IN" w:bidi="hi_IN"/>
+        </w:rPr>
+        <w:t xml:space="preserve">जैसा कि हाग्गै की सामान्य प्रस्तावना में चर्चा की गई है, यहाँ और अक्सर हाग्गै की पुस्तक में, शब्द </w:t>
+      </w:r>
+      <w:r>
+        <w:rPr>
+          <w:b/>
+          <w:lang w:val="hi_IN" w:bidi="hi_IN"/>
+        </w:rPr>
+        <w:t>घर</w:t>
+      </w:r>
+      <w:r>
+        <w:rPr>
+          <w:lang w:val="hi_IN" w:bidi="hi_IN"/>
+        </w:rPr>
+        <w:t xml:space="preserve"> का अर्थ "मन्दिर" होता है। लोग मन्दिर के बारे में ऐसे बात कर रहे हैं जैसे यह एक घर होगा, जिसमें परमेश्वर निवास करेंगे, चूँकि परमेश्वर की उपस्थिति वहाँ होगी। वैकल्पिक अनुवाद: "यहोवा का मन्दिर"</w:t>
       </w:r>
     </w:p>
     <w:p>
@@ -863,7 +1454,7 @@
         <w:rPr>
           <w:lang w:val="hi_IN" w:bidi="hi_IN"/>
         </w:rPr>
-        <w:t>क्रमसूचक संख्याएँ</w:t>
+        <w:t>रूपक</w:t>
       </w:r>
       <w:r>
         <w:rPr>
@@ -892,829 +1483,12 @@
         <w:rPr>
           <w:lang w:val="hi_IN" w:bidi="hi_IN"/>
         </w:rPr>
-        <w:t>हाग्गै 1:1 (#3)</w:t>
-      </w:r>
-      <w:r>
-        <w:rPr>
-          <w:lang w:val="hi_IN" w:bidi="hi_IN"/>
-        </w:rPr>
-      </w:r>
-    </w:p>
-    <w:p>
-      <w:pPr/>
-      <w:r>
-        <w:rPr>
-          <w:lang w:val="hi_IN" w:bidi="hi_IN"/>
-        </w:rPr>
-      </w:r>
-      <w:r>
-        <w:rPr>
-          <w:lang w:val="hi_IN" w:bidi="hi_IN"/>
-        </w:rPr>
-        <w:t>בַּ⁠חֹ֨דֶשׁ֙ הַ⁠שִּׁשִּׁ֔י בְּ⁠י֥וֹם אֶחָ֖ד לַ⁠חֹ֑דֶשׁ</w:t>
-      </w:r>
-    </w:p>
-    <w:p>
-      <w:pPr/>
-      <w:r>
-        <w:rPr>
-          <w:lang w:val="hi_IN" w:bidi="hi_IN"/>
-        </w:rPr>
-      </w:r>
-      <w:r>
-        <w:rPr>
-          <w:b/>
-          <w:lang w:val="hi_IN" w:bidi="hi_IN"/>
-        </w:rPr>
-        <w:t>"छठवें महीने के पहले दिन"</w:t>
-      </w:r>
-    </w:p>
-    <w:p>
-      <w:pPr/>
-      <w:r>
-        <w:rPr>
-          <w:lang w:val="hi_IN" w:bidi="hi_IN"/>
-        </w:rPr>
-      </w:r>
-      <w:r>
-        <w:rPr>
-          <w:lang w:val="hi_IN" w:bidi="hi_IN"/>
-        </w:rPr>
-        <w:t xml:space="preserve">इब्रानी तिथिपत्र (कैलेंडर) का </w:t>
-      </w:r>
-      <w:r>
-        <w:rPr>
-          <w:b/>
-          <w:lang w:val="hi_IN" w:bidi="hi_IN"/>
-        </w:rPr>
-        <w:t>छठवा</w:t>
-      </w:r>
-      <w:r>
-        <w:rPr>
-          <w:lang w:val="hi_IN" w:bidi="hi_IN"/>
-        </w:rPr>
-        <w:t xml:space="preserve"> महीना पश्चिमी कैलेण्डर के अनुसार अगस्त और सितंबर के महीनों को सम्मिलित करता है। इस तिथि को अपने अनुवाद में कैसे व्यक्त किया जा सकता है, इस पर चर्चा के लिए हाग्गै की पुस्तक की प्रस्तावना देखें।</w:t>
-      </w:r>
-    </w:p>
-    <w:p>
-      <w:pPr/>
-      <w:r>
-        <w:rPr>
-          <w:lang w:val="hi_IN" w:bidi="hi_IN"/>
-        </w:rPr>
-      </w:r>
-      <w:r>
-        <w:rPr>
-          <w:lang w:val="hi_IN" w:bidi="hi_IN"/>
-        </w:rPr>
-        <w:t xml:space="preserve">देखें: </w:t>
-      </w:r>
-      <w:r>
-        <w:rPr>
-          <w:lang w:val="hi_IN" w:bidi="hi_IN"/>
-        </w:rPr>
-        <w:t>इब्रानी महीने</w:t>
-      </w:r>
-      <w:r>
-        <w:rPr>
-          <w:lang w:val="hi_IN" w:bidi="hi_IN"/>
-        </w:rPr>
-      </w:r>
-      <w:r>
-        <w:rPr>
-          <w:lang w:val="hi_IN" w:bidi="hi_IN"/>
-        </w:rPr>
-      </w:r>
-    </w:p>
-    <w:p>
-      <w:pPr/>
-      <w:r>
-        <w:rPr>
-          <w:lang w:val="hi_IN" w:bidi="hi_IN"/>
-        </w:rPr>
-      </w:r>
-    </w:p>
-    <w:p>
-      <w:pPr>
-        <w:pStyle w:val="Heading2"/>
-      </w:pPr>
-      <w:r>
-        <w:rPr>
-          <w:lang w:val="hi_IN" w:bidi="hi_IN"/>
-        </w:rPr>
-        <w:t>हाग्गै 1:1 (#4)</w:t>
-      </w:r>
-      <w:r>
-        <w:rPr>
-          <w:lang w:val="hi_IN" w:bidi="hi_IN"/>
-        </w:rPr>
-      </w:r>
-    </w:p>
-    <w:p>
-      <w:pPr/>
-      <w:r>
-        <w:rPr>
-          <w:lang w:val="hi_IN" w:bidi="hi_IN"/>
-        </w:rPr>
-      </w:r>
-      <w:r>
-        <w:rPr>
-          <w:lang w:val="hi_IN" w:bidi="hi_IN"/>
-        </w:rPr>
-        <w:t>הָיָ֨ה דְבַר־יְהוָ֜ה בְּ⁠יַד־חַגַּ֣י הַ⁠נָּבִ֗יא</w:t>
-      </w:r>
-    </w:p>
-    <w:p>
-      <w:pPr/>
-      <w:r>
-        <w:rPr>
-          <w:lang w:val="hi_IN" w:bidi="hi_IN"/>
-        </w:rPr>
-      </w:r>
-      <w:r>
-        <w:rPr>
-          <w:b/>
-          <w:lang w:val="hi_IN" w:bidi="hi_IN"/>
-        </w:rPr>
-        <w:t>" यहोवा का यह वचन, हाग्गै भविष्यद्वक्ता के द्वारा... पहुँचा"</w:t>
-      </w:r>
-    </w:p>
-    <w:p>
-      <w:pPr/>
-      <w:r>
-        <w:rPr>
-          <w:lang w:val="hi_IN" w:bidi="hi_IN"/>
-        </w:rPr>
-      </w:r>
-      <w:r>
-        <w:rPr>
-          <w:lang w:val="hi_IN" w:bidi="hi_IN"/>
-        </w:rPr>
-        <w:t>मूल भाषा में यहाँ हाग्गै भविष्यद्वक्ता के</w:t>
-      </w:r>
-      <w:r>
-        <w:rPr>
-          <w:b/>
-          <w:lang w:val="hi_IN" w:bidi="hi_IN"/>
-        </w:rPr>
-        <w:t xml:space="preserve"> हाथ से</w:t>
-      </w:r>
-      <w:r>
-        <w:rPr>
-          <w:lang w:val="hi_IN" w:bidi="hi_IN"/>
-        </w:rPr>
-        <w:t xml:space="preserve"> वाक्याँश आया है, जबकि हिन्दी अनुवाद में भविष्यद्वक्ता </w:t>
-      </w:r>
-      <w:r>
-        <w:rPr>
-          <w:b/>
-          <w:lang w:val="hi_IN" w:bidi="hi_IN"/>
-        </w:rPr>
-        <w:t>के द्वारा</w:t>
-      </w:r>
-      <w:r>
-        <w:rPr>
-          <w:lang w:val="hi_IN" w:bidi="hi_IN"/>
-        </w:rPr>
-        <w:t xml:space="preserve"> है। यहाँ भविष्यद्वक्ता हाग्गै का एक हिस्सा, उनका </w:t>
-      </w:r>
-      <w:r>
-        <w:rPr>
-          <w:b/>
-          <w:lang w:val="hi_IN" w:bidi="hi_IN"/>
-        </w:rPr>
-        <w:t>हाथ</w:t>
-      </w:r>
-      <w:r>
-        <w:rPr>
-          <w:lang w:val="hi_IN" w:bidi="hi_IN"/>
-        </w:rPr>
-        <w:t xml:space="preserve">, निर्वासितों के लौटे हुए लोगों तक </w:t>
-      </w:r>
-      <w:r>
-        <w:rPr>
-          <w:b/>
-          <w:lang w:val="hi_IN" w:bidi="hi_IN"/>
-        </w:rPr>
-        <w:t xml:space="preserve">यहोवा का वचन </w:t>
-      </w:r>
-      <w:r>
-        <w:rPr>
-          <w:lang w:val="hi_IN" w:bidi="hi_IN"/>
-        </w:rPr>
-        <w:t>पहुँचाने के लिए पूरे हाग्गै का प्रतिनिधित्व करता है। यदि यह आपकी भाषा में उपयोगी हो, तो आप अपनी संस्कृति से एक समकक्ष अभिव्यक्ति का उपयोग कर सकते हैं या अर्थ को स्पष्ट रूप से बता सकते हैं। वैकल्पिक अनुवाद: “भविष्यद्वक्ता हाग्गै यहोवा का वचन लाए।”</w:t>
-      </w:r>
-    </w:p>
-    <w:p>
-      <w:pPr/>
-      <w:r>
-        <w:rPr>
-          <w:lang w:val="hi_IN" w:bidi="hi_IN"/>
-        </w:rPr>
-      </w:r>
-      <w:r>
-        <w:rPr>
-          <w:lang w:val="hi_IN" w:bidi="hi_IN"/>
-        </w:rPr>
-        <w:t xml:space="preserve">देखें: </w:t>
-      </w:r>
-      <w:r>
-        <w:rPr>
-          <w:lang w:val="hi_IN" w:bidi="hi_IN"/>
-        </w:rPr>
-        <w:t>उपलक्षण</w:t>
-      </w:r>
-      <w:r>
-        <w:rPr>
-          <w:lang w:val="hi_IN" w:bidi="hi_IN"/>
-        </w:rPr>
-      </w:r>
-      <w:r>
-        <w:rPr>
-          <w:lang w:val="hi_IN" w:bidi="hi_IN"/>
-        </w:rPr>
-      </w:r>
-    </w:p>
-    <w:p>
-      <w:pPr/>
-      <w:r>
-        <w:rPr>
-          <w:lang w:val="hi_IN" w:bidi="hi_IN"/>
-        </w:rPr>
-      </w:r>
-    </w:p>
-    <w:p>
-      <w:pPr>
-        <w:pStyle w:val="Heading2"/>
-      </w:pPr>
-      <w:r>
-        <w:rPr>
-          <w:lang w:val="hi_IN" w:bidi="hi_IN"/>
-        </w:rPr>
-        <w:t>हाग्गै 1:1 (#5)</w:t>
-      </w:r>
-      <w:r>
-        <w:rPr>
-          <w:lang w:val="hi_IN" w:bidi="hi_IN"/>
-        </w:rPr>
-      </w:r>
-    </w:p>
-    <w:p>
-      <w:pPr/>
-      <w:r>
-        <w:rPr>
-          <w:lang w:val="hi_IN" w:bidi="hi_IN"/>
-        </w:rPr>
-      </w:r>
-      <w:r>
-        <w:rPr>
-          <w:lang w:val="hi_IN" w:bidi="hi_IN"/>
-        </w:rPr>
-        <w:t>דְבַר־יְהוָ֜ה</w:t>
-      </w:r>
-    </w:p>
-    <w:p>
-      <w:pPr/>
-      <w:r>
-        <w:rPr>
-          <w:lang w:val="hi_IN" w:bidi="hi_IN"/>
-        </w:rPr>
-      </w:r>
-      <w:r>
-        <w:rPr>
-          <w:b/>
-          <w:lang w:val="hi_IN" w:bidi="hi_IN"/>
-        </w:rPr>
-        <w:t>"यहोवा का यह वचन"</w:t>
-      </w:r>
-    </w:p>
-    <w:p>
-      <w:pPr/>
-      <w:r>
-        <w:rPr>
-          <w:lang w:val="hi_IN" w:bidi="hi_IN"/>
-        </w:rPr>
-      </w:r>
-      <w:r>
-        <w:rPr>
-          <w:b/>
-          <w:lang w:val="hi_IN" w:bidi="hi_IN"/>
-        </w:rPr>
-        <w:t>वचन</w:t>
-      </w:r>
-      <w:r>
-        <w:rPr>
-          <w:lang w:val="hi_IN" w:bidi="hi_IN"/>
-        </w:rPr>
-        <w:t xml:space="preserve"> उस संदेश का प्रतिनिधित्व करता है जो यहोवा ने शब्दों का उपयोग करके दिया है। यदि यह आपकी भाषा में उपयोगी होगा, तो आप अर्थ को स्पष्ट रूप से बता सकते हैं। वैकल्पिक अनुवाद: "यहोवा से एक संदेश"</w:t>
-      </w:r>
-    </w:p>
-    <w:p>
-      <w:pPr/>
-      <w:r>
-        <w:rPr>
-          <w:lang w:val="hi_IN" w:bidi="hi_IN"/>
-        </w:rPr>
-      </w:r>
-      <w:r>
-        <w:rPr>
-          <w:lang w:val="hi_IN" w:bidi="hi_IN"/>
-        </w:rPr>
-        <w:t xml:space="preserve">देखें: </w:t>
-      </w:r>
-      <w:r>
-        <w:rPr>
-          <w:lang w:val="hi_IN" w:bidi="hi_IN"/>
-        </w:rPr>
-        <w:t>लक्षणालंकार</w:t>
-      </w:r>
-      <w:r>
-        <w:rPr>
-          <w:lang w:val="hi_IN" w:bidi="hi_IN"/>
-        </w:rPr>
-      </w:r>
-      <w:r>
-        <w:rPr>
-          <w:lang w:val="hi_IN" w:bidi="hi_IN"/>
-        </w:rPr>
-      </w:r>
-    </w:p>
-    <w:p>
-      <w:pPr/>
-      <w:r>
-        <w:rPr>
-          <w:lang w:val="hi_IN" w:bidi="hi_IN"/>
-        </w:rPr>
-      </w:r>
-    </w:p>
-    <w:p>
-      <w:pPr>
-        <w:pStyle w:val="Heading2"/>
-      </w:pPr>
-      <w:r>
-        <w:rPr>
-          <w:lang w:val="hi_IN" w:bidi="hi_IN"/>
-        </w:rPr>
-        <w:t>हाग्गै 1:2 (#1)</w:t>
-      </w:r>
-      <w:r>
-        <w:rPr>
-          <w:lang w:val="hi_IN" w:bidi="hi_IN"/>
-        </w:rPr>
-      </w:r>
-    </w:p>
-    <w:p>
-      <w:pPr/>
-      <w:r>
-        <w:rPr>
-          <w:lang w:val="hi_IN" w:bidi="hi_IN"/>
-        </w:rPr>
-      </w:r>
-      <w:r>
-        <w:rPr>
-          <w:lang w:val="hi_IN" w:bidi="hi_IN"/>
-        </w:rPr>
-        <w:t>כֹּ֥ה אָמַ֛ר יְהוָ֥ה צְבָא֖וֹת לֵ⁠אמֹ֑ר הָ⁠עָ֤ם הַ⁠זֶּה֙ אָֽמְר֔וּ לֹ֥א עֶת־בֹּ֛א עֶת־בֵּ֥ית יְהוָ֖ה לְ⁠הִבָּנֽוֹת</w:t>
-      </w:r>
-    </w:p>
-    <w:p>
-      <w:pPr/>
-      <w:r>
-        <w:rPr>
-          <w:lang w:val="hi_IN" w:bidi="hi_IN"/>
-        </w:rPr>
-      </w:r>
-      <w:r>
-        <w:rPr>
-          <w:b/>
-          <w:lang w:val="hi_IN" w:bidi="hi_IN"/>
-        </w:rPr>
-        <w:t>"सेनाओं का यहोवा यह कहता है, ये लोग कहते हैं कि यहोवा का भवन बनाने का समय नहीं आया है"</w:t>
-      </w:r>
-    </w:p>
-    <w:p>
-      <w:pPr/>
-      <w:r>
-        <w:rPr>
-          <w:lang w:val="hi_IN" w:bidi="hi_IN"/>
-        </w:rPr>
-      </w:r>
-      <w:r>
-        <w:rPr>
-          <w:lang w:val="hi_IN" w:bidi="hi_IN"/>
-        </w:rPr>
-        <w:t>यदि यह आपकी भाषा में अधिक स्पष्ट होगा, तो आप इसका अनुवाद कर सकते हैं ताकि उद्धरण के भीतर उद्धरण न हो। वैकल्पिक अनुवाद: "सेनाओं के यहोवा चिंतित हैं कि ये लोग कह रहे हैं कि यहोवा के भवन के पुनर्निर्माण का समय अभी नहीं आया है।"</w:t>
-      </w:r>
-    </w:p>
-    <w:p>
-      <w:pPr/>
-      <w:r>
-        <w:rPr>
-          <w:lang w:val="hi_IN" w:bidi="hi_IN"/>
-        </w:rPr>
-      </w:r>
-      <w:r>
-        <w:rPr>
-          <w:lang w:val="hi_IN" w:bidi="hi_IN"/>
-        </w:rPr>
-        <w:t xml:space="preserve">देखें: </w:t>
-      </w:r>
-      <w:r>
-        <w:rPr>
-          <w:lang w:val="hi_IN" w:bidi="hi_IN"/>
-        </w:rPr>
-        <w:t>उद्धरणों के अन्दर उद्धरण</w:t>
-      </w:r>
-      <w:r>
-        <w:rPr>
-          <w:lang w:val="hi_IN" w:bidi="hi_IN"/>
-        </w:rPr>
-      </w:r>
-      <w:r>
-        <w:rPr>
-          <w:lang w:val="hi_IN" w:bidi="hi_IN"/>
-        </w:rPr>
-      </w:r>
-    </w:p>
-    <w:p>
-      <w:pPr/>
-      <w:r>
-        <w:rPr>
-          <w:lang w:val="hi_IN" w:bidi="hi_IN"/>
-        </w:rPr>
-      </w:r>
-    </w:p>
-    <w:p>
-      <w:pPr>
-        <w:pStyle w:val="Heading2"/>
-      </w:pPr>
-      <w:r>
-        <w:rPr>
-          <w:lang w:val="hi_IN" w:bidi="hi_IN"/>
-        </w:rPr>
-        <w:t>हाग्गै 1:2 (#2)</w:t>
-      </w:r>
-      <w:r>
-        <w:rPr>
-          <w:lang w:val="hi_IN" w:bidi="hi_IN"/>
-        </w:rPr>
-      </w:r>
-    </w:p>
-    <w:p>
-      <w:pPr/>
-      <w:r>
-        <w:rPr>
-          <w:lang w:val="hi_IN" w:bidi="hi_IN"/>
-        </w:rPr>
-      </w:r>
-      <w:r>
-        <w:rPr>
-          <w:lang w:val="hi_IN" w:bidi="hi_IN"/>
-        </w:rPr>
-        <w:t>יְהוָ֥ה צְבָא֖וֹת</w:t>
-      </w:r>
-    </w:p>
-    <w:p>
-      <w:pPr/>
-      <w:r>
-        <w:rPr>
-          <w:lang w:val="hi_IN" w:bidi="hi_IN"/>
-        </w:rPr>
-      </w:r>
-      <w:r>
-        <w:rPr>
-          <w:b/>
-          <w:lang w:val="hi_IN" w:bidi="hi_IN"/>
-        </w:rPr>
-        <w:t>"सेनाओं का यहोवा"</w:t>
-      </w:r>
-    </w:p>
-    <w:p>
-      <w:pPr/>
-      <w:r>
-        <w:rPr>
-          <w:lang w:val="hi_IN" w:bidi="hi_IN"/>
-        </w:rPr>
-      </w:r>
-      <w:r>
-        <w:rPr>
-          <w:lang w:val="hi_IN" w:bidi="hi_IN"/>
-        </w:rPr>
-        <w:t xml:space="preserve">शब्द </w:t>
-      </w:r>
-      <w:r>
-        <w:rPr>
-          <w:b/>
-          <w:lang w:val="hi_IN" w:bidi="hi_IN"/>
-        </w:rPr>
-        <w:t>सेनाओं का</w:t>
-      </w:r>
-      <w:r>
-        <w:rPr>
-          <w:lang w:val="hi_IN" w:bidi="hi_IN"/>
-        </w:rPr>
-        <w:t xml:space="preserve"> </w:t>
-      </w:r>
-      <w:r>
-        <w:rPr>
-          <w:b/>
-          <w:lang w:val="hi_IN" w:bidi="hi_IN"/>
-        </w:rPr>
-        <w:t xml:space="preserve">यहोवा </w:t>
-      </w:r>
-      <w:r>
-        <w:rPr>
-          <w:lang w:val="hi_IN" w:bidi="hi_IN"/>
-        </w:rPr>
-        <w:t>परमेश्वर के लिए एक उपाधि है जो उनकी महान शक्ति को दर्शाती है। यह उन्हें स्वर्ग की सेनाओं के सेनापति के रूप में वर्णित करती है। यदि आपके क्षेत्र में बाइबल का अनुवाद उपलब्ध है, तो यह वाक्यांश अनुवाद करने का एक विशेष तरीका हो सकता है और आप अपने अनुवाद में इसका उपयोग कर सकते हैं। यदि आपके क्षेत्र में बाइबल का अनुवाद उपलब्ध नहीं है, तो आप इस वाक्यांश के अर्थ को किसी अन्य तरीके से व्यक्त कर सकते हैं, यहाँ और पूरी पुस्तक में भी। वैकल्पिक अनुवाद: “सर्वशक्तिमान यहोवा”</w:t>
-      </w:r>
-    </w:p>
-    <w:p>
-      <w:pPr/>
-      <w:r>
-        <w:rPr>
-          <w:lang w:val="hi_IN" w:bidi="hi_IN"/>
-        </w:rPr>
-      </w:r>
-      <w:r>
-        <w:rPr>
-          <w:lang w:val="hi_IN" w:bidi="hi_IN"/>
-        </w:rPr>
-        <w:t xml:space="preserve">देखें: </w:t>
-      </w:r>
-      <w:r>
-        <w:rPr>
-          <w:lang w:val="hi_IN" w:bidi="hi_IN"/>
-        </w:rPr>
-        <w:t>नामों का अनुवाद कैसे करें</w:t>
-      </w:r>
-      <w:r>
-        <w:rPr>
-          <w:lang w:val="hi_IN" w:bidi="hi_IN"/>
-        </w:rPr>
-      </w:r>
-      <w:r>
-        <w:rPr>
-          <w:lang w:val="hi_IN" w:bidi="hi_IN"/>
-        </w:rPr>
-      </w:r>
-    </w:p>
-    <w:p>
-      <w:pPr/>
-      <w:r>
-        <w:rPr>
-          <w:lang w:val="hi_IN" w:bidi="hi_IN"/>
-        </w:rPr>
-      </w:r>
-    </w:p>
-    <w:p>
-      <w:pPr>
-        <w:pStyle w:val="Heading2"/>
-      </w:pPr>
-      <w:r>
-        <w:rPr>
-          <w:lang w:val="hi_IN" w:bidi="hi_IN"/>
-        </w:rPr>
-        <w:t>हाग्गै 1:2 (#3)</w:t>
-      </w:r>
-      <w:r>
-        <w:rPr>
-          <w:lang w:val="hi_IN" w:bidi="hi_IN"/>
-        </w:rPr>
-      </w:r>
-    </w:p>
-    <w:p>
-      <w:pPr/>
-      <w:r>
-        <w:rPr>
-          <w:lang w:val="hi_IN" w:bidi="hi_IN"/>
-        </w:rPr>
-      </w:r>
-      <w:r>
-        <w:rPr>
-          <w:lang w:val="hi_IN" w:bidi="hi_IN"/>
-        </w:rPr>
-        <w:t>הָ⁠עָ֤ם הַ⁠זֶּה֙</w:t>
-      </w:r>
-    </w:p>
-    <w:p>
-      <w:pPr/>
-      <w:r>
-        <w:rPr>
-          <w:lang w:val="hi_IN" w:bidi="hi_IN"/>
-        </w:rPr>
-      </w:r>
-      <w:r>
-        <w:rPr>
-          <w:b/>
-          <w:lang w:val="hi_IN" w:bidi="hi_IN"/>
-        </w:rPr>
-        <w:t>"ये लोग"</w:t>
-      </w:r>
-    </w:p>
-    <w:p>
-      <w:pPr/>
-      <w:r>
-        <w:rPr>
-          <w:lang w:val="hi_IN" w:bidi="hi_IN"/>
-        </w:rPr>
-      </w:r>
-      <w:r>
-        <w:rPr>
-          <w:lang w:val="hi_IN" w:bidi="hi_IN"/>
-        </w:rPr>
-        <w:t xml:space="preserve">वाक्यांश </w:t>
-      </w:r>
-      <w:r>
-        <w:rPr>
-          <w:b/>
-          <w:lang w:val="hi_IN" w:bidi="hi_IN"/>
-        </w:rPr>
-        <w:t>ये लोग</w:t>
-      </w:r>
-      <w:r>
-        <w:rPr>
-          <w:lang w:val="hi_IN" w:bidi="hi_IN"/>
-        </w:rPr>
-        <w:t xml:space="preserve"> यहूदा के उन लोगों को सन्दर्भित करता है जो बेबीलोन की बँधुआई से लौटे थे। यदि यह आपके पाठकों के लिए उपयोगी होगा, तो आप अपने अनुवाद में इसे इंगित कर सकते हैं। वैकल्पिक अनुवाद: “ये बँधुआई से लौटे हुए यहूदी”</w:t>
-      </w:r>
-    </w:p>
-    <w:p>
-      <w:pPr/>
-      <w:r>
-        <w:rPr>
-          <w:lang w:val="hi_IN" w:bidi="hi_IN"/>
-        </w:rPr>
-      </w:r>
-      <w:r>
-        <w:rPr>
-          <w:lang w:val="hi_IN" w:bidi="hi_IN"/>
-        </w:rPr>
-        <w:t xml:space="preserve">देखें: </w:t>
-      </w:r>
-      <w:r>
-        <w:rPr>
-          <w:lang w:val="hi_IN" w:bidi="hi_IN"/>
-        </w:rPr>
-        <w:t>अनुमानित ज्ञान और अंतर्निहित जानकारी</w:t>
-      </w:r>
-      <w:r>
-        <w:rPr>
-          <w:lang w:val="hi_IN" w:bidi="hi_IN"/>
-        </w:rPr>
-      </w:r>
-      <w:r>
-        <w:rPr>
-          <w:lang w:val="hi_IN" w:bidi="hi_IN"/>
-        </w:rPr>
-      </w:r>
-    </w:p>
-    <w:p>
-      <w:pPr/>
-      <w:r>
-        <w:rPr>
-          <w:lang w:val="hi_IN" w:bidi="hi_IN"/>
-        </w:rPr>
-      </w:r>
-    </w:p>
-    <w:p>
-      <w:pPr>
-        <w:pStyle w:val="Heading2"/>
-      </w:pPr>
-      <w:r>
-        <w:rPr>
-          <w:lang w:val="hi_IN" w:bidi="hi_IN"/>
-        </w:rPr>
-        <w:t>हाग्गै 1:2 (#4)</w:t>
-      </w:r>
-      <w:r>
-        <w:rPr>
-          <w:lang w:val="hi_IN" w:bidi="hi_IN"/>
-        </w:rPr>
-      </w:r>
-    </w:p>
-    <w:p>
-      <w:pPr/>
-      <w:r>
-        <w:rPr>
-          <w:lang w:val="hi_IN" w:bidi="hi_IN"/>
-        </w:rPr>
-      </w:r>
-      <w:r>
-        <w:rPr>
-          <w:lang w:val="hi_IN" w:bidi="hi_IN"/>
-        </w:rPr>
-        <w:t>עֶת־בֵּ֥ית יְהוָ֖ה</w:t>
-      </w:r>
-    </w:p>
-    <w:p>
-      <w:pPr/>
-      <w:r>
-        <w:rPr>
-          <w:lang w:val="hi_IN" w:bidi="hi_IN"/>
-        </w:rPr>
-      </w:r>
-      <w:r>
-        <w:rPr>
-          <w:b/>
-          <w:lang w:val="hi_IN" w:bidi="hi_IN"/>
-        </w:rPr>
-        <w:t>"यहोवा का भवन"</w:t>
-      </w:r>
-    </w:p>
-    <w:p>
-      <w:pPr/>
-      <w:r>
-        <w:rPr>
-          <w:lang w:val="hi_IN" w:bidi="hi_IN"/>
-        </w:rPr>
-      </w:r>
-      <w:r>
-        <w:rPr>
-          <w:lang w:val="hi_IN" w:bidi="hi_IN"/>
-        </w:rPr>
-        <w:t xml:space="preserve">जैसा कि हाग्गै की सामान्य प्रस्तावना में चर्चा की गई है, यहाँ और अक्सर हाग्गै की पुस्तक में, शब्द </w:t>
-      </w:r>
-      <w:r>
-        <w:rPr>
-          <w:b/>
-          <w:lang w:val="hi_IN" w:bidi="hi_IN"/>
-        </w:rPr>
-        <w:t>घर</w:t>
-      </w:r>
-      <w:r>
-        <w:rPr>
-          <w:lang w:val="hi_IN" w:bidi="hi_IN"/>
-        </w:rPr>
-        <w:t xml:space="preserve"> का अर्थ "मन्दिर" होता है। लोग मन्दिर के बारे में ऐसे बात कर रहे हैं जैसे यह एक घर होगा, जिसमें परमेश्वर निवास करेंगे, चूँकि परमेश्वर की उपस्थिति वहाँ होगी। वैकल्पिक अनुवाद: "यहोवा का मन्दिर"</w:t>
-      </w:r>
-    </w:p>
-    <w:p>
-      <w:pPr/>
-      <w:r>
-        <w:rPr>
-          <w:lang w:val="hi_IN" w:bidi="hi_IN"/>
-        </w:rPr>
-      </w:r>
-      <w:r>
-        <w:rPr>
-          <w:lang w:val="hi_IN" w:bidi="hi_IN"/>
-        </w:rPr>
-        <w:t xml:space="preserve">देखें: </w:t>
-      </w:r>
-      <w:r>
-        <w:rPr>
-          <w:lang w:val="hi_IN" w:bidi="hi_IN"/>
-        </w:rPr>
-        <w:t>रूपक</w:t>
-      </w:r>
-      <w:r>
-        <w:rPr>
-          <w:lang w:val="hi_IN" w:bidi="hi_IN"/>
-        </w:rPr>
-      </w:r>
-      <w:r>
-        <w:rPr>
-          <w:lang w:val="hi_IN" w:bidi="hi_IN"/>
-        </w:rPr>
-      </w:r>
-    </w:p>
-    <w:p>
-      <w:pPr/>
-      <w:r>
-        <w:rPr>
-          <w:lang w:val="hi_IN" w:bidi="hi_IN"/>
-        </w:rPr>
-      </w:r>
-    </w:p>
-    <w:p>
-      <w:pPr>
-        <w:pStyle w:val="Heading2"/>
-      </w:pPr>
-      <w:r>
-        <w:rPr>
-          <w:lang w:val="hi_IN" w:bidi="hi_IN"/>
-        </w:rPr>
         <w:t>हाग्गै 1:3</w:t>
       </w:r>
       <w:r>
         <w:rPr>
           <w:lang w:val="hi_IN" w:bidi="hi_IN"/>
         </w:rPr>
-      </w:r>
-    </w:p>
-    <w:p>
-      <w:pPr/>
-      <w:r>
-        <w:rPr>
-          <w:lang w:val="hi_IN" w:bidi="hi_IN"/>
-        </w:rPr>
-      </w:r>
-      <w:r>
-        <w:rPr>
-          <w:lang w:val="hi_IN" w:bidi="hi_IN"/>
-        </w:rPr>
-        <w:t>וַֽ⁠יְהִי֙ דְּבַר־יְהוָ֔ה בְּ⁠יַד־חַגַּ֥י הַ⁠נָּבִ֖יא</w:t>
       </w:r>
     </w:p>
     <w:p>
@@ -1827,20 +1601,6 @@
       </w:r>
       <w:r>
         <w:rPr>
-          <w:lang w:val="hi_IN" w:bidi="hi_IN"/>
-        </w:rPr>
-        <w:t>הַ⁠עֵ֤ת לָ⁠כֶם֙ אַתֶּ֔ם לָ⁠שֶׁ֖בֶת בְּ⁠בָתֵּי⁠כֶ֣ם סְפוּנִ֑ים וְ⁠הַ⁠בַּ֥יִת הַ⁠זֶּ֖ה חָרֵֽב</w:t>
-      </w:r>
-    </w:p>
-    <w:p>
-      <w:pPr/>
-      <w:r>
-        <w:rPr>
-          <w:lang w:val="hi_IN" w:bidi="hi_IN"/>
-        </w:rPr>
-      </w:r>
-      <w:r>
-        <w:rPr>
           <w:b/>
           <w:lang w:val="hi_IN" w:bidi="hi_IN"/>
         </w:rPr>
@@ -1924,20 +1684,6 @@
       </w:r>
       <w:r>
         <w:rPr>
-          <w:lang w:val="hi_IN" w:bidi="hi_IN"/>
-        </w:rPr>
-        <w:t>לָ⁠כֶם֙ אַתֶּ֔ם &amp; בְּ⁠בָתֵּי⁠כֶ֣ם</w:t>
-      </w:r>
-    </w:p>
-    <w:p>
-      <w:pPr/>
-      <w:r>
-        <w:rPr>
-          <w:lang w:val="hi_IN" w:bidi="hi_IN"/>
-        </w:rPr>
-      </w:r>
-      <w:r>
-        <w:rPr>
           <w:b/>
           <w:lang w:val="hi_IN" w:bidi="hi_IN"/>
         </w:rPr>
@@ -2086,20 +1832,6 @@
       </w:r>
       <w:r>
         <w:rPr>
-          <w:lang w:val="hi_IN" w:bidi="hi_IN"/>
-        </w:rPr>
-        <w:t>סְפוּנִ֑ים</w:t>
-      </w:r>
-    </w:p>
-    <w:p>
-      <w:pPr/>
-      <w:r>
-        <w:rPr>
-          <w:lang w:val="hi_IN" w:bidi="hi_IN"/>
-        </w:rPr>
-      </w:r>
-      <w:r>
-        <w:rPr>
           <w:b/>
           <w:lang w:val="hi_IN" w:bidi="hi_IN"/>
         </w:rPr>
@@ -2196,20 +1928,6 @@
       </w:r>
       <w:r>
         <w:rPr>
-          <w:lang w:val="hi_IN" w:bidi="hi_IN"/>
-        </w:rPr>
-        <w:t>וְ⁠עַתָּ֕ה כֹּ֥ה אָמַ֖ר יְהוָ֣ה צְבָא֑וֹת שִׂ֥ימוּ לְבַבְ⁠כֶ֖ם עַל־דַּרְכֵי⁠כֶֽם</w:t>
-      </w:r>
-    </w:p>
-    <w:p>
-      <w:pPr/>
-      <w:r>
-        <w:rPr>
-          <w:lang w:val="hi_IN" w:bidi="hi_IN"/>
-        </w:rPr>
-      </w:r>
-      <w:r>
-        <w:rPr>
           <w:b/>
           <w:lang w:val="hi_IN" w:bidi="hi_IN"/>
         </w:rPr>
@@ -2293,20 +2011,6 @@
       </w:r>
       <w:r>
         <w:rPr>
-          <w:lang w:val="hi_IN" w:bidi="hi_IN"/>
-        </w:rPr>
-        <w:t>שִׂ֥ימוּ לְבַבְ⁠כֶ֖ם עַל־דַּרְכֵי⁠כֶֽם</w:t>
-      </w:r>
-    </w:p>
-    <w:p>
-      <w:pPr/>
-      <w:r>
-        <w:rPr>
-          <w:lang w:val="hi_IN" w:bidi="hi_IN"/>
-        </w:rPr>
-      </w:r>
-      <w:r>
-        <w:rPr>
           <w:b/>
           <w:lang w:val="hi_IN" w:bidi="hi_IN"/>
         </w:rPr>
@@ -2429,20 +2133,6 @@
       </w:r>
       <w:r>
         <w:rPr>
-          <w:lang w:val="hi_IN" w:bidi="hi_IN"/>
-        </w:rPr>
-        <w:t>לְבַבְ⁠כֶ֖ם</w:t>
-      </w:r>
-    </w:p>
-    <w:p>
-      <w:pPr/>
-      <w:r>
-        <w:rPr>
-          <w:lang w:val="hi_IN" w:bidi="hi_IN"/>
-        </w:rPr>
-      </w:r>
-      <w:r>
-        <w:rPr>
           <w:b/>
           <w:lang w:val="hi_IN" w:bidi="hi_IN"/>
         </w:rPr>
@@ -2565,20 +2255,6 @@
       </w:r>
       <w:r>
         <w:rPr>
-          <w:lang w:val="hi_IN" w:bidi="hi_IN"/>
-        </w:rPr>
-        <w:t>דַּרְכֵי⁠כֶֽם</w:t>
-      </w:r>
-    </w:p>
-    <w:p>
-      <w:pPr/>
-      <w:r>
-        <w:rPr>
-          <w:lang w:val="hi_IN" w:bidi="hi_IN"/>
-        </w:rPr>
-      </w:r>
-      <w:r>
-        <w:rPr>
           <w:b/>
           <w:lang w:val="hi_IN" w:bidi="hi_IN"/>
         </w:rPr>
@@ -2701,20 +2377,6 @@
       </w:r>
       <w:r>
         <w:rPr>
-          <w:lang w:val="hi_IN" w:bidi="hi_IN"/>
-        </w:rPr>
-        <w:t>וְ⁠אֵין־לְ⁠שָׂבְעָה֙</w:t>
-      </w:r>
-    </w:p>
-    <w:p>
-      <w:pPr/>
-      <w:r>
-        <w:rPr>
-          <w:lang w:val="hi_IN" w:bidi="hi_IN"/>
-        </w:rPr>
-      </w:r>
-      <w:r>
-        <w:rPr>
           <w:b/>
           <w:lang w:val="hi_IN" w:bidi="hi_IN"/>
         </w:rPr>
@@ -2811,20 +2473,6 @@
       </w:r>
       <w:r>
         <w:rPr>
-          <w:lang w:val="hi_IN" w:bidi="hi_IN"/>
-        </w:rPr>
-        <w:t>וְ⁠אֵין־לְ⁠שָׁכְרָ֔ה</w:t>
-      </w:r>
-    </w:p>
-    <w:p>
-      <w:pPr/>
-      <w:r>
-        <w:rPr>
-          <w:lang w:val="hi_IN" w:bidi="hi_IN"/>
-        </w:rPr>
-      </w:r>
-      <w:r>
-        <w:rPr>
           <w:b/>
           <w:lang w:val="hi_IN" w:bidi="hi_IN"/>
         </w:rPr>
@@ -2908,20 +2556,6 @@
       </w:r>
       <w:r>
         <w:rPr>
-          <w:lang w:val="hi_IN" w:bidi="hi_IN"/>
-        </w:rPr>
-        <w:t>לָב֖וֹשׁ וְ⁠אֵין־לְ⁠חֹ֣ם ל֑⁠וֹ</w:t>
-      </w:r>
-    </w:p>
-    <w:p>
-      <w:pPr/>
-      <w:r>
-        <w:rPr>
-          <w:lang w:val="hi_IN" w:bidi="hi_IN"/>
-        </w:rPr>
-      </w:r>
-      <w:r>
-        <w:rPr>
           <w:b/>
           <w:lang w:val="hi_IN" w:bidi="hi_IN"/>
         </w:rPr>
@@ -3005,20 +2639,6 @@
       </w:r>
       <w:r>
         <w:rPr>
-          <w:lang w:val="hi_IN" w:bidi="hi_IN"/>
-        </w:rPr>
-        <w:t>וְ⁠הַ֨⁠מִּשְׂתַּכֵּ֔ר מִשְׂתַּכֵּ֖ר אֶל־צְר֥וֹר נָקֽוּב</w:t>
-      </w:r>
-    </w:p>
-    <w:p>
-      <w:pPr/>
-      <w:r>
-        <w:rPr>
-          <w:lang w:val="hi_IN" w:bidi="hi_IN"/>
-        </w:rPr>
-      </w:r>
-      <w:r>
-        <w:rPr>
           <w:b/>
           <w:lang w:val="hi_IN" w:bidi="hi_IN"/>
         </w:rPr>
@@ -3102,20 +2722,6 @@
       </w:r>
       <w:r>
         <w:rPr>
-          <w:lang w:val="hi_IN" w:bidi="hi_IN"/>
-        </w:rPr>
-        <w:t>וְ⁠הַ֨⁠מִּשְׂתַּכֵּ֔ר מִשְׂתַּכֵּ֖ר אֶל־צְר֥וֹר נָקֽוּב</w:t>
-      </w:r>
-    </w:p>
-    <w:p>
-      <w:pPr/>
-      <w:r>
-        <w:rPr>
-          <w:lang w:val="hi_IN" w:bidi="hi_IN"/>
-        </w:rPr>
-      </w:r>
-      <w:r>
-        <w:rPr>
           <w:b/>
           <w:lang w:val="hi_IN" w:bidi="hi_IN"/>
         </w:rPr>
@@ -3225,20 +2831,6 @@
       </w:r>
       <w:r>
         <w:rPr>
-          <w:lang w:val="hi_IN" w:bidi="hi_IN"/>
-        </w:rPr>
-        <w:t>צְר֥וֹר נָקֽוּב</w:t>
-      </w:r>
-    </w:p>
-    <w:p>
-      <w:pPr/>
-      <w:r>
-        <w:rPr>
-          <w:lang w:val="hi_IN" w:bidi="hi_IN"/>
-        </w:rPr>
-      </w:r>
-      <w:r>
-        <w:rPr>
           <w:b/>
           <w:lang w:val="hi_IN" w:bidi="hi_IN"/>
         </w:rPr>
@@ -3322,20 +2914,6 @@
       </w:r>
       <w:r>
         <w:rPr>
-          <w:lang w:val="hi_IN" w:bidi="hi_IN"/>
-        </w:rPr>
-        <w:t>כֹּ֥ה אָמַ֖ר יְהוָ֣ה צְבָא֑וֹת שִׂ֥ימוּ לְבַבְ⁠כֶ֖ם עַל־דַּרְכֵי⁠כֶֽם</w:t>
-      </w:r>
-    </w:p>
-    <w:p>
-      <w:pPr/>
-      <w:r>
-        <w:rPr>
-          <w:lang w:val="hi_IN" w:bidi="hi_IN"/>
-        </w:rPr>
-      </w:r>
-      <w:r>
-        <w:rPr>
           <w:b/>
           <w:lang w:val="hi_IN" w:bidi="hi_IN"/>
         </w:rPr>
@@ -3460,20 +3038,6 @@
         <w:rPr>
           <w:lang w:val="hi_IN" w:bidi="hi_IN"/>
         </w:rPr>
-      </w:r>
-    </w:p>
-    <w:p>
-      <w:pPr/>
-      <w:r>
-        <w:rPr>
-          <w:lang w:val="hi_IN" w:bidi="hi_IN"/>
-        </w:rPr>
-      </w:r>
-      <w:r>
-        <w:rPr>
-          <w:lang w:val="hi_IN" w:bidi="hi_IN"/>
-        </w:rPr>
-        <w:t>שִׂ֥ימוּ לְבַבְ⁠כֶ֖ם עַל־דַּרְכֵי⁠כֶֽם</w:t>
       </w:r>
     </w:p>
     <w:p>
@@ -3586,20 +3150,6 @@
       </w:r>
       <w:r>
         <w:rPr>
-          <w:lang w:val="hi_IN" w:bidi="hi_IN"/>
-        </w:rPr>
-        <w:t>עֲל֥וּ הָ⁠הָ֛ר וַ⁠הֲבֵאתֶ֥ם עֵ֖ץ וּ⁠בְנ֣וּ הַ⁠בָּ֑יִת וְ⁠אֶרְצֶה־בּ֥⁠וֹ ו⁠אכבד אָמַ֥ר יְהוָֽה</w:t>
-      </w:r>
-    </w:p>
-    <w:p>
-      <w:pPr/>
-      <w:r>
-        <w:rPr>
-          <w:lang w:val="hi_IN" w:bidi="hi_IN"/>
-        </w:rPr>
-      </w:r>
-      <w:r>
-        <w:rPr>
           <w:b/>
           <w:lang w:val="hi_IN" w:bidi="hi_IN"/>
         </w:rPr>
@@ -3683,20 +3233,6 @@
       </w:r>
       <w:r>
         <w:rPr>
-          <w:lang w:val="hi_IN" w:bidi="hi_IN"/>
-        </w:rPr>
-        <w:t>הָ⁠הָ֛ר</w:t>
-      </w:r>
-    </w:p>
-    <w:p>
-      <w:pPr/>
-      <w:r>
-        <w:rPr>
-          <w:lang w:val="hi_IN" w:bidi="hi_IN"/>
-        </w:rPr>
-      </w:r>
-      <w:r>
-        <w:rPr>
           <w:b/>
           <w:lang w:val="hi_IN" w:bidi="hi_IN"/>
         </w:rPr>
@@ -3793,20 +3329,6 @@
       </w:r>
       <w:r>
         <w:rPr>
-          <w:lang w:val="hi_IN" w:bidi="hi_IN"/>
-        </w:rPr>
-        <w:t>ו⁠אכבד</w:t>
-      </w:r>
-    </w:p>
-    <w:p>
-      <w:pPr/>
-      <w:r>
-        <w:rPr>
-          <w:lang w:val="hi_IN" w:bidi="hi_IN"/>
-        </w:rPr>
-      </w:r>
-      <w:r>
-        <w:rPr>
           <w:b/>
           <w:lang w:val="hi_IN" w:bidi="hi_IN"/>
         </w:rPr>
@@ -3890,20 +3412,6 @@
       </w:r>
       <w:r>
         <w:rPr>
-          <w:lang w:val="hi_IN" w:bidi="hi_IN"/>
-        </w:rPr>
-        <w:t>פָּנֹ֤ה אֶל־הַרְבֵּה֙ וְ⁠הִנֵּ֣ה לִ⁠מְעָ֔ט וַ⁠הֲבֵאתֶ֥ם הַ⁠בַּ֖יִת וְ⁠נָפַ֣חְתִּי ב֑⁠וֹ יַ֣עַן מֶ֗ה נְאֻם֙ יְהוָ֣ה צְבָא֔וֹת יַ֗עַן בֵּיתִ⁠י֙ אֲשֶׁר־ה֣וּא חָרֵ֔ב וְ⁠אַתֶּ֥ם רָצִ֖ים אִ֥ישׁ לְ⁠בֵיתֽ⁠וֹ</w:t>
-      </w:r>
-    </w:p>
-    <w:p>
-      <w:pPr/>
-      <w:r>
-        <w:rPr>
-          <w:lang w:val="hi_IN" w:bidi="hi_IN"/>
-        </w:rPr>
-      </w:r>
-      <w:r>
-        <w:rPr>
           <w:b/>
           <w:lang w:val="hi_IN" w:bidi="hi_IN"/>
         </w:rPr>
@@ -3999,20 +3507,6 @@
       </w:r>
       <w:r>
         <w:rPr>
-          <w:lang w:val="hi_IN" w:bidi="hi_IN"/>
-        </w:rPr>
-        <w:t>וְ⁠הִנֵּ֣ה</w:t>
-      </w:r>
-    </w:p>
-    <w:p>
-      <w:pPr/>
-      <w:r>
-        <w:rPr>
-          <w:lang w:val="hi_IN" w:bidi="hi_IN"/>
-        </w:rPr>
-      </w:r>
-      <w:r>
-        <w:rPr>
           <w:b/>
           <w:lang w:val="hi_IN" w:bidi="hi_IN"/>
         </w:rPr>
@@ -4109,20 +3603,6 @@
       </w:r>
       <w:r>
         <w:rPr>
-          <w:lang w:val="hi_IN" w:bidi="hi_IN"/>
-        </w:rPr>
-        <w:t>וְ⁠הִנֵּ֣ה לִ⁠מְעָ֔ט</w:t>
-      </w:r>
-    </w:p>
-    <w:p>
-      <w:pPr/>
-      <w:r>
-        <w:rPr>
-          <w:lang w:val="hi_IN" w:bidi="hi_IN"/>
-        </w:rPr>
-      </w:r>
-      <w:r>
-        <w:rPr>
           <w:b/>
           <w:lang w:val="hi_IN" w:bidi="hi_IN"/>
         </w:rPr>
@@ -4206,20 +3686,6 @@
       </w:r>
       <w:r>
         <w:rPr>
-          <w:lang w:val="hi_IN" w:bidi="hi_IN"/>
-        </w:rPr>
-        <w:t>וְ⁠נָפַ֣חְתִּי ב֑⁠וֹ</w:t>
-      </w:r>
-    </w:p>
-    <w:p>
-      <w:pPr/>
-      <w:r>
-        <w:rPr>
-          <w:lang w:val="hi_IN" w:bidi="hi_IN"/>
-        </w:rPr>
-      </w:r>
-      <w:r>
-        <w:rPr>
           <w:b/>
           <w:lang w:val="hi_IN" w:bidi="hi_IN"/>
         </w:rPr>
@@ -4329,20 +3795,6 @@
       </w:r>
       <w:r>
         <w:rPr>
-          <w:lang w:val="hi_IN" w:bidi="hi_IN"/>
-        </w:rPr>
-        <w:t>יַ֣עַן מֶ֗ה &amp; יַ֗עַן בֵּיתִ⁠י֙</w:t>
-      </w:r>
-    </w:p>
-    <w:p>
-      <w:pPr/>
-      <w:r>
-        <w:rPr>
-          <w:lang w:val="hi_IN" w:bidi="hi_IN"/>
-        </w:rPr>
-      </w:r>
-      <w:r>
-        <w:rPr>
           <w:b/>
           <w:lang w:val="hi_IN" w:bidi="hi_IN"/>
         </w:rPr>
@@ -4439,20 +3891,6 @@
       </w:r>
       <w:r>
         <w:rPr>
-          <w:lang w:val="hi_IN" w:bidi="hi_IN"/>
-        </w:rPr>
-        <w:t>נְאֻם֙ יְהוָ֣ה צְבָא֔וֹת</w:t>
-      </w:r>
-    </w:p>
-    <w:p>
-      <w:pPr/>
-      <w:r>
-        <w:rPr>
-          <w:lang w:val="hi_IN" w:bidi="hi_IN"/>
-        </w:rPr>
-      </w:r>
-      <w:r>
-        <w:rPr>
           <w:b/>
           <w:lang w:val="hi_IN" w:bidi="hi_IN"/>
         </w:rPr>
@@ -4549,20 +3987,6 @@
       </w:r>
       <w:r>
         <w:rPr>
-          <w:lang w:val="hi_IN" w:bidi="hi_IN"/>
-        </w:rPr>
-        <w:t>וְ⁠אַתֶּ֥ם רָצִ֖ים אִ֥ישׁ לְ⁠בֵיתֽ⁠וֹ</w:t>
-      </w:r>
-    </w:p>
-    <w:p>
-      <w:pPr/>
-      <w:r>
-        <w:rPr>
-          <w:lang w:val="hi_IN" w:bidi="hi_IN"/>
-        </w:rPr>
-      </w:r>
-      <w:r>
-        <w:rPr>
           <w:b/>
           <w:lang w:val="hi_IN" w:bidi="hi_IN"/>
         </w:rPr>
@@ -4672,20 +4096,6 @@
       </w:r>
       <w:r>
         <w:rPr>
-          <w:lang w:val="hi_IN" w:bidi="hi_IN"/>
-        </w:rPr>
-        <w:t>וְ⁠אַתֶּ֥ם רָצִ֖ים אִ֥ישׁ לְ⁠בֵיתֽ⁠וֹ</w:t>
-      </w:r>
-    </w:p>
-    <w:p>
-      <w:pPr/>
-      <w:r>
-        <w:rPr>
-          <w:lang w:val="hi_IN" w:bidi="hi_IN"/>
-        </w:rPr>
-      </w:r>
-      <w:r>
-        <w:rPr>
           <w:b/>
           <w:lang w:val="hi_IN" w:bidi="hi_IN"/>
         </w:rPr>
@@ -4782,20 +4192,6 @@
       </w:r>
       <w:r>
         <w:rPr>
-          <w:lang w:val="hi_IN" w:bidi="hi_IN"/>
-        </w:rPr>
-        <w:t>כָּלְא֥וּ שָמַ֖יִם מִ⁠טָּ֑ל וְ⁠הָ⁠אָ֖רֶץ כָּלְאָ֥ה יְבוּלָֽ⁠הּ</w:t>
-      </w:r>
-    </w:p>
-    <w:p>
-      <w:pPr/>
-      <w:r>
-        <w:rPr>
-          <w:lang w:val="hi_IN" w:bidi="hi_IN"/>
-        </w:rPr>
-      </w:r>
-      <w:r>
-        <w:rPr>
           <w:b/>
           <w:lang w:val="hi_IN" w:bidi="hi_IN"/>
         </w:rPr>
@@ -4944,20 +4340,6 @@
       </w:r>
       <w:r>
         <w:rPr>
-          <w:lang w:val="hi_IN" w:bidi="hi_IN"/>
-        </w:rPr>
-        <w:t>עֲלֵי⁠כֶ֔ם כָּלְא֥וּ שָמַ֖יִם מִ⁠טָּ֑ל</w:t>
-      </w:r>
-    </w:p>
-    <w:p>
-      <w:pPr/>
-      <w:r>
-        <w:rPr>
-          <w:lang w:val="hi_IN" w:bidi="hi_IN"/>
-        </w:rPr>
-      </w:r>
-      <w:r>
-        <w:rPr>
           <w:b/>
           <w:lang w:val="hi_IN" w:bidi="hi_IN"/>
         </w:rPr>
@@ -5067,20 +4449,6 @@
       </w:r>
       <w:r>
         <w:rPr>
-          <w:lang w:val="hi_IN" w:bidi="hi_IN"/>
-        </w:rPr>
-        <w:t>עַל־הָ⁠אָ֣רֶץ וְ⁠עַל־הֶ⁠הָרִ֗ים וְ⁠עַל־הַ⁠דָּגָן֙ וְ⁠עַל־הַ⁠תִּיר֣וֹשׁ וְ⁠עַל־הַ⁠יִּצְהָ֔ר וְ⁠עַ֛ל אֲשֶׁ֥ר תּוֹצִ֖יא הָ⁠אֲדָמָ֑ה וְ⁠עַל־הָֽ⁠אָדָם֙ וְ⁠עַל־הַ⁠בְּהֵמָ֔ה וְ⁠עַ֖ל כָּל־יְגִ֥יעַ כַּפָּֽיִם</w:t>
-      </w:r>
-    </w:p>
-    <w:p>
-      <w:pPr/>
-      <w:r>
-        <w:rPr>
-          <w:lang w:val="hi_IN" w:bidi="hi_IN"/>
-        </w:rPr>
-      </w:r>
-      <w:r>
-        <w:rPr>
           <w:b/>
           <w:lang w:val="hi_IN" w:bidi="hi_IN"/>
         </w:rPr>
@@ -5216,20 +4584,6 @@
       </w:r>
       <w:r>
         <w:rPr>
-          <w:lang w:val="hi_IN" w:bidi="hi_IN"/>
-        </w:rPr>
-        <w:t>וָ⁠אֶקְרָ֨א חֹ֜רֶב עַל־הָ⁠אָ֣רֶץ וְ⁠עַל־הֶ⁠הָרִ֗ים וְ⁠עַל־הַ⁠דָּגָן֙ וְ⁠עַל־הַ⁠תִּיר֣וֹשׁ וְ⁠עַל־הַ⁠יִּצְהָ֔ר וְ⁠עַ֛ל אֲשֶׁ֥ר תּוֹצִ֖יא הָ⁠אֲדָמָ֑ה וְ⁠עַל־הָֽ⁠אָדָם֙ וְ⁠עַל־הַ⁠בְּהֵמָ֔ה וְ⁠עַ֖ל כָּל־יְגִ֥יעַ כַּפָּֽיִם</w:t>
-      </w:r>
-    </w:p>
-    <w:p>
-      <w:pPr/>
-      <w:r>
-        <w:rPr>
-          <w:lang w:val="hi_IN" w:bidi="hi_IN"/>
-        </w:rPr>
-      </w:r>
-      <w:r>
-        <w:rPr>
           <w:b/>
           <w:lang w:val="hi_IN" w:bidi="hi_IN"/>
         </w:rPr>
@@ -5326,20 +4680,6 @@
       </w:r>
       <w:r>
         <w:rPr>
-          <w:lang w:val="hi_IN" w:bidi="hi_IN"/>
-        </w:rPr>
-        <w:t>וָ⁠אֶקְרָ֨א</w:t>
-      </w:r>
-    </w:p>
-    <w:p>
-      <w:pPr/>
-      <w:r>
-        <w:rPr>
-          <w:lang w:val="hi_IN" w:bidi="hi_IN"/>
-        </w:rPr>
-      </w:r>
-      <w:r>
-        <w:rPr>
           <w:b/>
           <w:lang w:val="hi_IN" w:bidi="hi_IN"/>
         </w:rPr>
@@ -5449,20 +4789,6 @@
       </w:r>
       <w:r>
         <w:rPr>
-          <w:lang w:val="hi_IN" w:bidi="hi_IN"/>
-        </w:rPr>
-        <w:t>וְ⁠עַל־הַ⁠דָּגָן֙ וְ⁠עַל־הַ⁠תִּיר֣וֹשׁ וְ⁠עַל־הַ⁠יִּצְהָ֔ר</w:t>
-      </w:r>
-    </w:p>
-    <w:p>
-      <w:pPr/>
-      <w:r>
-        <w:rPr>
-          <w:lang w:val="hi_IN" w:bidi="hi_IN"/>
-        </w:rPr>
-      </w:r>
-      <w:r>
-        <w:rPr>
           <w:b/>
           <w:lang w:val="hi_IN" w:bidi="hi_IN"/>
         </w:rPr>
@@ -5585,20 +4911,6 @@
       </w:r>
       <w:r>
         <w:rPr>
-          <w:lang w:val="hi_IN" w:bidi="hi_IN"/>
-        </w:rPr>
-        <w:t>וְ⁠עַל־הָֽ⁠אָדָם֙ וְ⁠עַל־הַ⁠בְּהֵמָ֔ה</w:t>
-      </w:r>
-    </w:p>
-    <w:p>
-      <w:pPr/>
-      <w:r>
-        <w:rPr>
-          <w:lang w:val="hi_IN" w:bidi="hi_IN"/>
-        </w:rPr>
-      </w:r>
-      <w:r>
-        <w:rPr>
           <w:b/>
           <w:lang w:val="hi_IN" w:bidi="hi_IN"/>
         </w:rPr>
@@ -5708,20 +5020,6 @@
       </w:r>
       <w:r>
         <w:rPr>
-          <w:lang w:val="hi_IN" w:bidi="hi_IN"/>
-        </w:rPr>
-        <w:t>כַּפָּֽיִם</w:t>
-      </w:r>
-    </w:p>
-    <w:p>
-      <w:pPr/>
-      <w:r>
-        <w:rPr>
-          <w:lang w:val="hi_IN" w:bidi="hi_IN"/>
-        </w:rPr>
-      </w:r>
-      <w:r>
-        <w:rPr>
           <w:b/>
           <w:lang w:val="hi_IN" w:bidi="hi_IN"/>
         </w:rPr>
@@ -5844,20 +5142,6 @@
       </w:r>
       <w:r>
         <w:rPr>
-          <w:lang w:val="hi_IN" w:bidi="hi_IN"/>
-        </w:rPr>
-        <w:t>וַ⁠יִּשְׁמַ֣ע &amp; בְּ⁠קוֹל֙ יְהוָ֣ה אֱלֹֽהֵי⁠הֶ֔ם וְ⁠עַל־דִּבְרֵי֙ חַגַּ֣י הַ⁠נָּבִ֔יא</w:t>
-      </w:r>
-    </w:p>
-    <w:p>
-      <w:pPr/>
-      <w:r>
-        <w:rPr>
-          <w:lang w:val="hi_IN" w:bidi="hi_IN"/>
-        </w:rPr>
-      </w:r>
-      <w:r>
-        <w:rPr>
           <w:b/>
           <w:lang w:val="hi_IN" w:bidi="hi_IN"/>
         </w:rPr>
@@ -5967,20 +5251,6 @@
       </w:r>
       <w:r>
         <w:rPr>
-          <w:lang w:val="hi_IN" w:bidi="hi_IN"/>
-        </w:rPr>
-        <w:t>וַ⁠יִּשְׁמַ֣ע &amp; בְּ⁠קוֹל֙ יְהוָ֣ה אֱלֹֽהֵי⁠הֶ֔ם וְ⁠עַל־דִּבְרֵי֙ חַגַּ֣י הַ⁠נָּבִ֔יא</w:t>
-      </w:r>
-    </w:p>
-    <w:p>
-      <w:pPr/>
-      <w:r>
-        <w:rPr>
-          <w:lang w:val="hi_IN" w:bidi="hi_IN"/>
-        </w:rPr>
-      </w:r>
-      <w:r>
-        <w:rPr>
           <w:b/>
           <w:lang w:val="hi_IN" w:bidi="hi_IN"/>
         </w:rPr>
@@ -6103,20 +5373,6 @@
       </w:r>
       <w:r>
         <w:rPr>
-          <w:lang w:val="hi_IN" w:bidi="hi_IN"/>
-        </w:rPr>
-        <w:t>בְּ⁠קוֹל֙ יְהוָ֣ה אֱלֹֽהֵי⁠הֶ֔ם וְ⁠עַל־דִּבְרֵי֙ חַגַּ֣י הַ⁠נָּבִ֔יא</w:t>
-      </w:r>
-    </w:p>
-    <w:p>
-      <w:pPr/>
-      <w:r>
-        <w:rPr>
-          <w:lang w:val="hi_IN" w:bidi="hi_IN"/>
-        </w:rPr>
-      </w:r>
-      <w:r>
-        <w:rPr>
           <w:b/>
           <w:lang w:val="hi_IN" w:bidi="hi_IN"/>
         </w:rPr>
@@ -6213,20 +5469,6 @@
       </w:r>
       <w:r>
         <w:rPr>
-          <w:lang w:val="hi_IN" w:bidi="hi_IN"/>
-        </w:rPr>
-        <w:t>וַ⁠יִּֽירְא֥וּ הָ⁠עָ֖ם מִ⁠פְּנֵ֥י יְהוָֽה</w:t>
-      </w:r>
-    </w:p>
-    <w:p>
-      <w:pPr/>
-      <w:r>
-        <w:rPr>
-          <w:lang w:val="hi_IN" w:bidi="hi_IN"/>
-        </w:rPr>
-      </w:r>
-      <w:r>
-        <w:rPr>
           <w:b/>
           <w:lang w:val="hi_IN" w:bidi="hi_IN"/>
         </w:rPr>
@@ -6349,20 +5591,6 @@
       </w:r>
       <w:r>
         <w:rPr>
-          <w:lang w:val="hi_IN" w:bidi="hi_IN"/>
-        </w:rPr>
-        <w:t>אֲנִ֥י אִתְּ⁠כֶ֖ם נְאֻם־יְהוָֽה</w:t>
-      </w:r>
-    </w:p>
-    <w:p>
-      <w:pPr/>
-      <w:r>
-        <w:rPr>
-          <w:lang w:val="hi_IN" w:bidi="hi_IN"/>
-        </w:rPr>
-      </w:r>
-      <w:r>
-        <w:rPr>
           <w:b/>
           <w:lang w:val="hi_IN" w:bidi="hi_IN"/>
         </w:rPr>
@@ -6446,20 +5674,6 @@
       </w:r>
       <w:r>
         <w:rPr>
-          <w:lang w:val="hi_IN" w:bidi="hi_IN"/>
-        </w:rPr>
-        <w:t>וַ⁠יָּ֣עַר יְהוָ֡ה אֶת־רוּחַ֩ זְרֻבָּבֶ֨ל בֶּן־שַׁלְתִּיאֵ֜ל פַּחַ֣ת יְהוּדָ֗ה וְ⁠אֶת־ר֨וּחַ֙ יְהוֹשֻׁ֤עַ בֶּן־יְהוֹצָדָק֙ הַ⁠כֹּהֵ֣ן הַ⁠גָּד֔וֹל וְֽ⁠אֶת־ר֔וּחַ כֹּ֖ל שְׁאֵרִ֣ית הָ⁠עָ֑ם</w:t>
-      </w:r>
-    </w:p>
-    <w:p>
-      <w:pPr/>
-      <w:r>
-        <w:rPr>
-          <w:lang w:val="hi_IN" w:bidi="hi_IN"/>
-        </w:rPr>
-      </w:r>
-      <w:r>
-        <w:rPr>
           <w:b/>
           <w:lang w:val="hi_IN" w:bidi="hi_IN"/>
         </w:rPr>
@@ -6582,20 +5796,6 @@
       </w:r>
       <w:r>
         <w:rPr>
-          <w:lang w:val="hi_IN" w:bidi="hi_IN"/>
-        </w:rPr>
-        <w:t>וַ⁠יָּ֣עַר יְהוָ֡ה אֶת־רוּחַ֩ זְרֻבָּבֶ֨ל בֶּן־שַׁלְתִּיאֵ֜ל פַּחַ֣ת יְהוּדָ֗ה וְ⁠אֶת־ר֨וּחַ֙ יְהוֹשֻׁ֤עַ בֶּן־יְהוֹצָדָק֙ הַ⁠כֹּהֵ֣ן הַ⁠גָּד֔וֹל וְֽ⁠אֶת־ר֔וּחַ כֹּ֖ל שְׁאֵרִ֣ית הָ⁠עָ֑ם</w:t>
-      </w:r>
-    </w:p>
-    <w:p>
-      <w:pPr/>
-      <w:r>
-        <w:rPr>
-          <w:lang w:val="hi_IN" w:bidi="hi_IN"/>
-        </w:rPr>
-      </w:r>
-      <w:r>
-        <w:rPr>
           <w:b/>
           <w:lang w:val="hi_IN" w:bidi="hi_IN"/>
         </w:rPr>
@@ -6694,20 +5894,6 @@
         <w:rPr>
           <w:lang w:val="hi_IN" w:bidi="hi_IN"/>
         </w:rPr>
-      </w:r>
-    </w:p>
-    <w:p>
-      <w:pPr/>
-      <w:r>
-        <w:rPr>
-          <w:lang w:val="hi_IN" w:bidi="hi_IN"/>
-        </w:rPr>
-      </w:r>
-      <w:r>
-        <w:rPr>
-          <w:lang w:val="hi_IN" w:bidi="hi_IN"/>
-        </w:rPr>
-        <w:t>בְּ⁠י֨וֹם עֶשְׂרִ֧ים וְ⁠אַרְבָּעָ֛ה לַ⁠חֹ֖דֶשׁ בַּ⁠שִּׁשִּׁ֑י</w:t>
       </w:r>
     </w:p>
     <w:p>
@@ -6833,20 +6019,6 @@
       </w:r>
       <w:r>
         <w:rPr>
-          <w:lang w:val="hi_IN" w:bidi="hi_IN"/>
-        </w:rPr>
-        <w:t>בְּ⁠י֨וֹם עֶשְׂרִ֧ים וְ⁠אַרְבָּעָ֛ה לַ⁠חֹ֖דֶשׁ בַּ⁠שִּׁשִּׁ֑י בִּ⁠שְׁנַ֥ת שְׁתַּ֖יִם</w:t>
-      </w:r>
-    </w:p>
-    <w:p>
-      <w:pPr/>
-      <w:r>
-        <w:rPr>
-          <w:lang w:val="hi_IN" w:bidi="hi_IN"/>
-        </w:rPr>
-      </w:r>
-      <w:r>
-        <w:rPr>
           <w:b/>
           <w:lang w:val="hi_IN" w:bidi="hi_IN"/>
         </w:rPr>
@@ -6913,100 +6085,61 @@
         <w:rPr>
           <w:lang w:val="hi_IN" w:bidi="hi_IN"/>
         </w:rPr>
-        <w:t>हाग्गै - अध्याय 2 परिचय</w:t>
-      </w:r>
-      <w:r>
-        <w:rPr>
-          <w:lang w:val="hi_IN" w:bidi="hi_IN"/>
-        </w:rPr>
-      </w:r>
-    </w:p>
-    <w:p>
-      <w:pPr>
-        <w:pStyle w:val="Heading3"/>
-      </w:pPr>
-      <w:r>
-        <w:rPr>
-          <w:lang w:val="hi_IN" w:bidi="hi_IN"/>
-        </w:rPr>
-        <w:t>संरचना और रुपरेखा</w:t>
-      </w:r>
-    </w:p>
-    <w:p>
-      <w:pPr/>
-      <w:r>
-        <w:rPr>
-          <w:lang w:val="hi_IN" w:bidi="hi_IN"/>
-        </w:rPr>
-      </w:r>
-      <w:r>
-        <w:rPr>
-          <w:lang w:val="hi_IN" w:bidi="hi_IN"/>
-        </w:rPr>
-        <w:t xml:space="preserve">इस अध्याय में दूसरी (2:1–9), तीसरी (2:10–19) और चौथी (2:20–23) </w:t>
-      </w:r>
-      <w:r>
-        <w:rPr>
-          <w:lang w:val="hi_IN" w:bidi="hi_IN"/>
-        </w:rPr>
-        <w:t>भविष्यवा</w:t>
-      </w:r>
-      <w:r>
-        <w:rPr>
-          <w:lang w:val="hi_IN" w:bidi="hi_IN"/>
-        </w:rPr>
-        <w:t>णियाँ शामिल हैं जो हाग्गै ने यहोवा की ओर से उन यहूदियों के लिए की थी, जो बँधुआई से लौटे थे।</w:t>
-      </w:r>
-    </w:p>
-    <w:p>
-      <w:pPr/>
-      <w:r>
-        <w:rPr>
-          <w:lang w:val="hi_IN" w:bidi="hi_IN"/>
-        </w:rPr>
-      </w:r>
-      <w:r>
-        <w:rPr>
-          <w:lang w:val="hi_IN" w:bidi="hi_IN"/>
-        </w:rPr>
-        <w:t xml:space="preserve">कुछ अनुवाद कविता की प्रत्येक पंक्ति को शेष पाठ की तुलना में दाईं ओर थोड़ा और हटाकर प्रस्तुत करते हैं ताकि पढ़ना आसान हो जाएँ। यूएलटी पद 6–7 और 21–22 में पाई जाने वाली कविता के साथ ऐसा ही करता है। </w:t>
-      </w:r>
-    </w:p>
-    <w:p>
-      <w:pPr>
-        <w:pStyle w:val="Heading3"/>
-      </w:pPr>
-      <w:r>
-        <w:rPr>
-          <w:lang w:val="hi_IN" w:bidi="hi_IN"/>
-        </w:rPr>
-        <w:t>इस अध्याय में अनुवाद की समस्याएँ</w:t>
-      </w:r>
-    </w:p>
-    <w:p>
-      <w:pPr>
-        <w:pStyle w:val="Heading4"/>
-      </w:pPr>
-      <w:r>
-        <w:rPr>
-          <w:b/>
-          <w:lang w:val="hi_IN" w:bidi="hi_IN"/>
-        </w:rPr>
-        <w:t>अशुद्धता का शिक्षण उदाहरण (पद 12–14)</w:t>
-      </w:r>
-    </w:p>
-    <w:p>
-      <w:pPr/>
-      <w:r>
-        <w:rPr>
-          <w:lang w:val="hi_IN" w:bidi="hi_IN"/>
-        </w:rPr>
-      </w:r>
-      <w:r>
-        <w:rPr>
-          <w:lang w:val="hi_IN" w:bidi="hi_IN"/>
-        </w:rPr>
-        <w:t>तीसरी भविष्यवाणी में, यहोवा ने हाग्गै से कहा कि वह लोगों के सामने याजकों से बात करें ताकि वह एक उदाहरण के माध्यम से लोगों को सिखा सकें। हाग्गै ने याजकों से पुष्टि करवाई कि पवित्रता की स्थिति में व्यक्ति उन खाद्य पदार्थों को पवित्र नहीं करता, जिन्हें वह छूता है। फिर हाग्गै ने याजकों से पुष्टि करवाई कि अशुद्धता की स्थिति में व्यक्ति उन खाद्य पदार्थों को अशुद्ध करता है, जिन्हें वह छूता है। हाग्गै फिर लोगों से कहते हैं कि यहोवा उन्हें अशुद्ध मानते हैं, जिसका अर्थ है कि वे आराधना में भाग लेने के लिए उचित स्थिति में नहीं हैं, क्योंकि उन्होंने उनकी आज्ञा का पालन नहीं किया और मन्दिर का पुनर्निर्माण नहीं किया। उन्होंने उस अशुद्ध स्थिति को उन खाद्य पदार्थों में संचारित किया है, जिन्हें उन्होंने बलिदान में चढ़ाया है, इसलिए वे बलिदान यहोवा के लिए स्वीकार्य नहीं हैं। स्पष्ट रूप से कहा जाए, इस उदाहरण का संदेश यह है कि वेदी पर लोग जो बलिदान चढ़ा रहे हैं, वह मन्दिर का पुनर्निर्माण न करने की उनकी अवज्ञा की भरपाई नहीं करता। बल्कि, मन्दिर का पुनर्निर्माण न करने की उनकी अवज्ञा उनके बलिदानों को अस्वीकार्य बना रही है। पद 11–14 की टिप्पणियाँ सुझाव देगी कि आप अपने अनुवाद में इस अर्थ को कैसे इंगित कर सकते हैं।</w:t>
+        <w:t>हाग्गै 2:1 (#1)</w:t>
+      </w:r>
+      <w:r>
+        <w:rPr>
+          <w:lang w:val="hi_IN" w:bidi="hi_IN"/>
+        </w:rPr>
+      </w:r>
+    </w:p>
+    <w:p>
+      <w:pPr/>
+      <w:r>
+        <w:rPr>
+          <w:lang w:val="hi_IN" w:bidi="hi_IN"/>
+        </w:rPr>
+      </w:r>
+      <w:r>
+        <w:rPr>
+          <w:b/>
+          <w:lang w:val="hi_IN" w:bidi="hi_IN"/>
+        </w:rPr>
+        <w:t>"सातवें महीने के इक्कीसवें दिन को"</w:t>
+      </w:r>
+    </w:p>
+    <w:p>
+      <w:pPr/>
+      <w:r>
+        <w:rPr>
+          <w:lang w:val="hi_IN" w:bidi="hi_IN"/>
+        </w:rPr>
+      </w:r>
+      <w:r>
+        <w:rPr>
+          <w:lang w:val="hi_IN" w:bidi="hi_IN"/>
+        </w:rPr>
+        <w:t>यहाँ कुछ शब्द छोड़े गए हैं जो कई भाषाओं में एक वाक्य को पूरा करने के लिए आवश्यक होते हैं। यदि यह आपकी भाषा में स्पष्ट होगा, तो आप सन्दर्भ से इन शब्दों की पूर्ति कर सकते हैं। वैकल्पिक अनुवाद: "सातवें महीने की इक्कीसवीं तारीख को"</w:t>
+      </w:r>
+    </w:p>
+    <w:p>
+      <w:pPr/>
+      <w:r>
+        <w:rPr>
+          <w:lang w:val="hi_IN" w:bidi="hi_IN"/>
+        </w:rPr>
+      </w:r>
+      <w:r>
+        <w:rPr>
+          <w:lang w:val="hi_IN" w:bidi="hi_IN"/>
+        </w:rPr>
+        <w:t xml:space="preserve">देखें: </w:t>
+      </w:r>
+      <w:r>
+        <w:rPr>
+          <w:lang w:val="hi_IN" w:bidi="hi_IN"/>
+        </w:rPr>
+        <w:t>पदलोप</w:t>
       </w:r>
       <w:r>
         <w:rPr>
@@ -7035,26 +6168,12 @@
         <w:rPr>
           <w:lang w:val="hi_IN" w:bidi="hi_IN"/>
         </w:rPr>
-        <w:t>हाग्गै 2:1 (#1)</w:t>
-      </w:r>
-      <w:r>
-        <w:rPr>
-          <w:lang w:val="hi_IN" w:bidi="hi_IN"/>
-        </w:rPr>
-      </w:r>
-    </w:p>
-    <w:p>
-      <w:pPr/>
-      <w:r>
-        <w:rPr>
-          <w:lang w:val="hi_IN" w:bidi="hi_IN"/>
-        </w:rPr>
-      </w:r>
-      <w:r>
-        <w:rPr>
-          <w:lang w:val="hi_IN" w:bidi="hi_IN"/>
-        </w:rPr>
-        <w:t>בַּ⁠שְּׁבִיעִ֕י בְּ⁠עֶשְׂרִ֥ים וְ⁠אֶחָ֖ד לַ⁠חֹ֑דֶשׁ</w:t>
+        <w:t>हाग्गै 2:1 (#2)</w:t>
+      </w:r>
+      <w:r>
+        <w:rPr>
+          <w:lang w:val="hi_IN" w:bidi="hi_IN"/>
+        </w:rPr>
       </w:r>
     </w:p>
     <w:p>
@@ -7083,7 +6202,7 @@
         <w:rPr>
           <w:lang w:val="hi_IN" w:bidi="hi_IN"/>
         </w:rPr>
-        <w:t>यहाँ कुछ शब्द छोड़े गए हैं जो कई भाषाओं में एक वाक्य को पूरा करने के लिए आवश्यक होते हैं। यदि यह आपकी भाषा में स्पष्ट होगा, तो आप सन्दर्भ से इन शब्दों की पूर्ति कर सकते हैं। वैकल्पिक अनुवाद: "सातवें महीने की इक्कीसवीं तारीख को"</w:t>
+        <w:t>यदि आपकी भाषा में क्रमवाचक संख्याओं का उपयोग नहीं होता है, तो आप अपने अनुवाद में मूल संख्याओं या समकक्ष अभिव्यक्तियों का उपयोग कर सकते हैं। वैकल्पिक अनुवाद: "सातवें महीने की 21 तारीख को"</w:t>
       </w:r>
     </w:p>
     <w:p>
@@ -7103,7 +6222,7 @@
         <w:rPr>
           <w:lang w:val="hi_IN" w:bidi="hi_IN"/>
         </w:rPr>
-        <w:t>पदलोप</w:t>
+        <w:t>क्रमसूचक संख्याएँ</w:t>
       </w:r>
       <w:r>
         <w:rPr>
@@ -7132,123 +6251,12 @@
         <w:rPr>
           <w:lang w:val="hi_IN" w:bidi="hi_IN"/>
         </w:rPr>
-        <w:t>हाग्गै 2:1 (#2)</w:t>
-      </w:r>
-      <w:r>
-        <w:rPr>
-          <w:lang w:val="hi_IN" w:bidi="hi_IN"/>
-        </w:rPr>
-      </w:r>
-    </w:p>
-    <w:p>
-      <w:pPr/>
-      <w:r>
-        <w:rPr>
-          <w:lang w:val="hi_IN" w:bidi="hi_IN"/>
-        </w:rPr>
-      </w:r>
-      <w:r>
-        <w:rPr>
-          <w:lang w:val="hi_IN" w:bidi="hi_IN"/>
-        </w:rPr>
-        <w:t>בַּ⁠שְּׁבִיעִ֕י בְּ⁠עֶשְׂרִ֥ים וְ⁠אֶחָ֖ד לַ⁠חֹ֑דֶשׁ</w:t>
-      </w:r>
-    </w:p>
-    <w:p>
-      <w:pPr/>
-      <w:r>
-        <w:rPr>
-          <w:lang w:val="hi_IN" w:bidi="hi_IN"/>
-        </w:rPr>
-      </w:r>
-      <w:r>
-        <w:rPr>
-          <w:b/>
-          <w:lang w:val="hi_IN" w:bidi="hi_IN"/>
-        </w:rPr>
-        <w:t>"सातवें महीने के इक्कीसवें दिन को"</w:t>
-      </w:r>
-    </w:p>
-    <w:p>
-      <w:pPr/>
-      <w:r>
-        <w:rPr>
-          <w:lang w:val="hi_IN" w:bidi="hi_IN"/>
-        </w:rPr>
-      </w:r>
-      <w:r>
-        <w:rPr>
-          <w:lang w:val="hi_IN" w:bidi="hi_IN"/>
-        </w:rPr>
-        <w:t>यदि आपकी भाषा में क्रमवाचक संख्याओं का उपयोग नहीं होता है, तो आप अपने अनुवाद में मूल संख्याओं या समकक्ष अभिव्यक्तियों का उपयोग कर सकते हैं। वैकल्पिक अनुवाद: "सातवें महीने की 21 तारीख को"</w:t>
-      </w:r>
-    </w:p>
-    <w:p>
-      <w:pPr/>
-      <w:r>
-        <w:rPr>
-          <w:lang w:val="hi_IN" w:bidi="hi_IN"/>
-        </w:rPr>
-      </w:r>
-      <w:r>
-        <w:rPr>
-          <w:lang w:val="hi_IN" w:bidi="hi_IN"/>
-        </w:rPr>
-        <w:t xml:space="preserve">देखें: </w:t>
-      </w:r>
-      <w:r>
-        <w:rPr>
-          <w:lang w:val="hi_IN" w:bidi="hi_IN"/>
-        </w:rPr>
-        <w:t>क्रमसूचक संख्याएँ</w:t>
-      </w:r>
-      <w:r>
-        <w:rPr>
-          <w:lang w:val="hi_IN" w:bidi="hi_IN"/>
-        </w:rPr>
-      </w:r>
-      <w:r>
-        <w:rPr>
-          <w:lang w:val="hi_IN" w:bidi="hi_IN"/>
-        </w:rPr>
-      </w:r>
-    </w:p>
-    <w:p>
-      <w:pPr/>
-      <w:r>
-        <w:rPr>
-          <w:lang w:val="hi_IN" w:bidi="hi_IN"/>
-        </w:rPr>
-      </w:r>
-    </w:p>
-    <w:p>
-      <w:pPr>
-        <w:pStyle w:val="Heading2"/>
-      </w:pPr>
-      <w:r>
-        <w:rPr>
-          <w:lang w:val="hi_IN" w:bidi="hi_IN"/>
-        </w:rPr>
         <w:t>हाग्गै 2:1 (#3)</w:t>
       </w:r>
       <w:r>
         <w:rPr>
           <w:lang w:val="hi_IN" w:bidi="hi_IN"/>
         </w:rPr>
-      </w:r>
-    </w:p>
-    <w:p>
-      <w:pPr/>
-      <w:r>
-        <w:rPr>
-          <w:lang w:val="hi_IN" w:bidi="hi_IN"/>
-        </w:rPr>
-      </w:r>
-      <w:r>
-        <w:rPr>
-          <w:lang w:val="hi_IN" w:bidi="hi_IN"/>
-        </w:rPr>
-        <w:t>בַּ⁠שְּׁבִיעִ֕י בְּ⁠עֶשְׂרִ֥ים וְ⁠אֶחָ֖ד לַ⁠חֹ֑דֶשׁ</w:t>
       </w:r>
     </w:p>
     <w:p>
@@ -7387,20 +6395,6 @@
       </w:r>
       <w:r>
         <w:rPr>
-          <w:lang w:val="hi_IN" w:bidi="hi_IN"/>
-        </w:rPr>
-        <w:t>הָיָה֙ דְּבַר־יְהוָ֔ה בְּ⁠יַד־חַגַּ֥י הַ⁠נָּבִ֖יא</w:t>
-      </w:r>
-    </w:p>
-    <w:p>
-      <w:pPr/>
-      <w:r>
-        <w:rPr>
-          <w:lang w:val="hi_IN" w:bidi="hi_IN"/>
-        </w:rPr>
-      </w:r>
-      <w:r>
-        <w:rPr>
           <w:b/>
           <w:lang w:val="hi_IN" w:bidi="hi_IN"/>
         </w:rPr>
@@ -7502,20 +6496,6 @@
       </w:r>
       <w:r>
         <w:rPr>
-          <w:lang w:val="hi_IN" w:bidi="hi_IN"/>
-        </w:rPr>
-        <w:t>הָ⁠עָ֖ם לֵ⁠אמֹֽר</w:t>
-      </w:r>
-    </w:p>
-    <w:p>
-      <w:pPr/>
-      <w:r>
-        <w:rPr>
-          <w:lang w:val="hi_IN" w:bidi="hi_IN"/>
-        </w:rPr>
-      </w:r>
-      <w:r>
-        <w:rPr>
           <w:b/>
           <w:lang w:val="hi_IN" w:bidi="hi_IN"/>
         </w:rPr>
@@ -7599,20 +6579,6 @@
       </w:r>
       <w:r>
         <w:rPr>
-          <w:lang w:val="hi_IN" w:bidi="hi_IN"/>
-        </w:rPr>
-        <w:t>מִ֤י בָ⁠כֶם֙ הַ⁠נִּשְׁאָ֔ר אֲשֶׁ֤ר רָאָה֙ אֶת־הַ⁠בַּ֣יִת הַ⁠זֶּ֔ה בִּ⁠כְבוֹד֖⁠וֹ הָ⁠רִאשׁ֑וֹן וּ⁠מָ֨ה אַתֶּ֜ם רֹאִ֤ים אֹת⁠וֹ֙ עַ֔תָּה הֲ⁠ל֥וֹא כָמֹ֛⁠הוּ כְּ⁠אַ֖יִן בְּ⁠עֵינֵי⁠כֶֽם</w:t>
-      </w:r>
-    </w:p>
-    <w:p>
-      <w:pPr/>
-      <w:r>
-        <w:rPr>
-          <w:lang w:val="hi_IN" w:bidi="hi_IN"/>
-        </w:rPr>
-      </w:r>
-      <w:r>
-        <w:rPr>
           <w:b/>
           <w:lang w:val="hi_IN" w:bidi="hi_IN"/>
         </w:rPr>
@@ -7696,20 +6662,6 @@
       </w:r>
       <w:r>
         <w:rPr>
-          <w:lang w:val="hi_IN" w:bidi="hi_IN"/>
-        </w:rPr>
-        <w:t>מִ֤י בָ⁠כֶם֙ הַ⁠נִּשְׁאָ֔ר אֲשֶׁ֤ר רָאָה֙ אֶת־הַ⁠בַּ֣יִת הַ⁠זֶּ֔ה בִּ⁠כְבוֹד֖⁠וֹ הָ⁠רִאשׁ֑וֹן וּ⁠מָ֨ה אַתֶּ֜ם רֹאִ֤ים אֹת⁠וֹ֙ עַ֔תָּה הֲ⁠ל֥וֹא כָמֹ֛⁠הוּ כְּ⁠אַ֖יִן בְּ⁠עֵינֵי⁠כֶֽם</w:t>
-      </w:r>
-    </w:p>
-    <w:p>
-      <w:pPr/>
-      <w:r>
-        <w:rPr>
-          <w:lang w:val="hi_IN" w:bidi="hi_IN"/>
-        </w:rPr>
-      </w:r>
-      <w:r>
-        <w:rPr>
           <w:b/>
           <w:lang w:val="hi_IN" w:bidi="hi_IN"/>
         </w:rPr>
@@ -7793,20 +6745,6 @@
       </w:r>
       <w:r>
         <w:rPr>
-          <w:lang w:val="hi_IN" w:bidi="hi_IN"/>
-        </w:rPr>
-        <w:t>בָ⁠כֶם֙ הַ⁠נִּשְׁאָ֔ר אֲשֶׁ֤ר רָאָה֙ אֶת־הַ⁠בַּ֣יִת הַ⁠זֶּ֔ה</w:t>
-      </w:r>
-    </w:p>
-    <w:p>
-      <w:pPr/>
-      <w:r>
-        <w:rPr>
-          <w:lang w:val="hi_IN" w:bidi="hi_IN"/>
-        </w:rPr>
-      </w:r>
-      <w:r>
-        <w:rPr>
           <w:b/>
           <w:lang w:val="hi_IN" w:bidi="hi_IN"/>
         </w:rPr>
@@ -7890,20 +6828,6 @@
       </w:r>
       <w:r>
         <w:rPr>
-          <w:lang w:val="hi_IN" w:bidi="hi_IN"/>
-        </w:rPr>
-        <w:t>אֲשֶׁ֤ר רָאָה֙ אֶת־הַ⁠בַּ֣יִת הַ⁠זֶּ֔ה בִּ⁠כְבוֹד֖⁠וֹ הָ⁠רִאשׁ֑וֹן</w:t>
-      </w:r>
-    </w:p>
-    <w:p>
-      <w:pPr/>
-      <w:r>
-        <w:rPr>
-          <w:lang w:val="hi_IN" w:bidi="hi_IN"/>
-        </w:rPr>
-      </w:r>
-      <w:r>
-        <w:rPr>
           <w:b/>
           <w:lang w:val="hi_IN" w:bidi="hi_IN"/>
         </w:rPr>
@@ -8000,20 +6924,6 @@
       </w:r>
       <w:r>
         <w:rPr>
-          <w:lang w:val="hi_IN" w:bidi="hi_IN"/>
-        </w:rPr>
-        <w:t>כָמֹ֛⁠הוּ</w:t>
-      </w:r>
-    </w:p>
-    <w:p>
-      <w:pPr/>
-      <w:r>
-        <w:rPr>
-          <w:lang w:val="hi_IN" w:bidi="hi_IN"/>
-        </w:rPr>
-      </w:r>
-      <w:r>
-        <w:rPr>
           <w:b/>
           <w:lang w:val="hi_IN" w:bidi="hi_IN"/>
         </w:rPr>
@@ -8117,20 +7027,6 @@
       </w:r>
       <w:r>
         <w:rPr>
-          <w:lang w:val="hi_IN" w:bidi="hi_IN"/>
-        </w:rPr>
-        <w:t>הֲ⁠ל֥וֹא כָמֹ֛⁠הוּ כְּ⁠אַ֖יִן בְּ⁠עֵינֵי⁠כֶֽם</w:t>
-      </w:r>
-    </w:p>
-    <w:p>
-      <w:pPr/>
-      <w:r>
-        <w:rPr>
-          <w:lang w:val="hi_IN" w:bidi="hi_IN"/>
-        </w:rPr>
-      </w:r>
-      <w:r>
-        <w:rPr>
           <w:b/>
           <w:lang w:val="hi_IN" w:bidi="hi_IN"/>
         </w:rPr>
@@ -8253,20 +7149,6 @@
       </w:r>
       <w:r>
         <w:rPr>
-          <w:lang w:val="hi_IN" w:bidi="hi_IN"/>
-        </w:rPr>
-        <w:t>וְ⁠עַתָּ֣ה חֲזַ֣ק זְרֻבָּבֶ֣ל ׀ נְאֻם־יְהוָ֡ה וַ⁠חֲזַ֣ק יְהוֹשֻׁ֣עַ בֶּן־יְהוֹצָדָק֩ הַ⁠כֹּהֵ֨ן הַ⁠גָּד֜וֹל וַ⁠חֲזַ֨ק כָּל־עַ֥ם הָ⁠אָ֛רֶץ נְאֻם־יְהוָ֖ה וַֽ⁠עֲשׂ֑וּ כִּֽי־אֲנִ֣י אִתְּ⁠כֶ֔ם נְאֻ֖ם יְהוָ֥ה צְבָאֽוֹת</w:t>
-      </w:r>
-    </w:p>
-    <w:p>
-      <w:pPr/>
-      <w:r>
-        <w:rPr>
-          <w:lang w:val="hi_IN" w:bidi="hi_IN"/>
-        </w:rPr>
-      </w:r>
-      <w:r>
-        <w:rPr>
           <w:b/>
           <w:lang w:val="hi_IN" w:bidi="hi_IN"/>
         </w:rPr>
@@ -8339,20 +7221,6 @@
         <w:rPr>
           <w:lang w:val="hi_IN" w:bidi="hi_IN"/>
         </w:rPr>
-      </w:r>
-    </w:p>
-    <w:p>
-      <w:pPr/>
-      <w:r>
-        <w:rPr>
-          <w:lang w:val="hi_IN" w:bidi="hi_IN"/>
-        </w:rPr>
-      </w:r>
-      <w:r>
-        <w:rPr>
-          <w:lang w:val="hi_IN" w:bidi="hi_IN"/>
-        </w:rPr>
-        <w:t>כָּל־עַ֥ם הָ⁠אָ֛רֶץ</w:t>
       </w:r>
     </w:p>
     <w:p>
@@ -8483,20 +7351,6 @@
       </w:r>
       <w:r>
         <w:rPr>
-          <w:lang w:val="hi_IN" w:bidi="hi_IN"/>
-        </w:rPr>
-        <w:t>אֶֽת־הַ⁠דָּבָ֞ר אֲשֶׁר־כָּרַ֤תִּי אִתְּ⁠כֶם֙ בְּ⁠צֵאתְ⁠כֶ֣ם מִ⁠מִּצְרַ֔יִם וְ⁠רוּחִ֖⁠י עֹמֶ֣דֶת בְּ⁠תוֹכְ⁠כֶ֑ם אַל־תִּירָֽאוּ</w:t>
-      </w:r>
-    </w:p>
-    <w:p>
-      <w:pPr/>
-      <w:r>
-        <w:rPr>
-          <w:lang w:val="hi_IN" w:bidi="hi_IN"/>
-        </w:rPr>
-      </w:r>
-      <w:r>
-        <w:rPr>
           <w:b/>
           <w:lang w:val="hi_IN" w:bidi="hi_IN"/>
         </w:rPr>
@@ -8580,20 +7434,6 @@
       </w:r>
       <w:r>
         <w:rPr>
-          <w:lang w:val="hi_IN" w:bidi="hi_IN"/>
-        </w:rPr>
-        <w:t>אֶֽת־הַ⁠דָּבָ֞ר אֲשֶׁר־כָּרַ֤תִּי אִתְּ⁠כֶם֙</w:t>
-      </w:r>
-    </w:p>
-    <w:p>
-      <w:pPr/>
-      <w:r>
-        <w:rPr>
-          <w:lang w:val="hi_IN" w:bidi="hi_IN"/>
-        </w:rPr>
-      </w:r>
-      <w:r>
-        <w:rPr>
           <w:b/>
           <w:lang w:val="hi_IN" w:bidi="hi_IN"/>
         </w:rPr>
@@ -8677,20 +7517,6 @@
       </w:r>
       <w:r>
         <w:rPr>
-          <w:lang w:val="hi_IN" w:bidi="hi_IN"/>
-        </w:rPr>
-        <w:t>אֶֽת־הַ⁠דָּבָ֞ר אֲשֶׁר־כָּרַ֤תִּי אִתְּ⁠כֶם֙</w:t>
-      </w:r>
-    </w:p>
-    <w:p>
-      <w:pPr/>
-      <w:r>
-        <w:rPr>
-          <w:lang w:val="hi_IN" w:bidi="hi_IN"/>
-        </w:rPr>
-      </w:r>
-      <w:r>
-        <w:rPr>
           <w:b/>
           <w:lang w:val="hi_IN" w:bidi="hi_IN"/>
         </w:rPr>
@@ -8789,20 +7615,6 @@
         <w:rPr>
           <w:lang w:val="hi_IN" w:bidi="hi_IN"/>
         </w:rPr>
-      </w:r>
-    </w:p>
-    <w:p>
-      <w:pPr/>
-      <w:r>
-        <w:rPr>
-          <w:lang w:val="hi_IN" w:bidi="hi_IN"/>
-        </w:rPr>
-      </w:r>
-      <w:r>
-        <w:rPr>
-          <w:lang w:val="hi_IN" w:bidi="hi_IN"/>
-        </w:rPr>
-        <w:t>אֶֽת־הַ⁠דָּבָ֞ר אֲשֶׁר־כָּרַ֤תִּי אִתְּ⁠כֶם֙ בְּ⁠צֵאתְ⁠כֶ֣ם מִ⁠מִּצְרַ֔יִם</w:t>
       </w:r>
     </w:p>
     <w:p>
@@ -8959,20 +7771,6 @@
       </w:r>
       <w:r>
         <w:rPr>
-          <w:lang w:val="hi_IN" w:bidi="hi_IN"/>
-        </w:rPr>
-        <w:t>וְ⁠רוּחִ֖⁠י עֹמֶ֣דֶת בְּ⁠תוֹכְ⁠כֶ֑ם</w:t>
-      </w:r>
-    </w:p>
-    <w:p>
-      <w:pPr/>
-      <w:r>
-        <w:rPr>
-          <w:lang w:val="hi_IN" w:bidi="hi_IN"/>
-        </w:rPr>
-      </w:r>
-      <w:r>
-        <w:rPr>
           <w:b/>
           <w:lang w:val="hi_IN" w:bidi="hi_IN"/>
         </w:rPr>
@@ -9056,20 +7854,6 @@
       </w:r>
       <w:r>
         <w:rPr>
-          <w:lang w:val="hi_IN" w:bidi="hi_IN"/>
-        </w:rPr>
-        <w:t>כִּ֣י כֹ֤ה אָמַר֙ יְהוָ֣ה צְבָא֔וֹת ע֥וֹד אַחַ֖ת מְעַ֣ט הִ֑יא וַ⁠אֲנִ֗י מַרְעִישׁ֙ אֶת־הַ⁠שָּׁמַ֣יִם וְ⁠אֶת־הָ⁠אָ֔רֶץ וְ⁠אֶת־הַ⁠יָּ֖ם וְ⁠אֶת־הֶ⁠חָרָבָֽה</w:t>
-      </w:r>
-    </w:p>
-    <w:p>
-      <w:pPr/>
-      <w:r>
-        <w:rPr>
-          <w:lang w:val="hi_IN" w:bidi="hi_IN"/>
-        </w:rPr>
-      </w:r>
-      <w:r>
-        <w:rPr>
           <w:b/>
           <w:lang w:val="hi_IN" w:bidi="hi_IN"/>
         </w:rPr>
@@ -9153,20 +7937,6 @@
       </w:r>
       <w:r>
         <w:rPr>
-          <w:lang w:val="hi_IN" w:bidi="hi_IN"/>
-        </w:rPr>
-        <w:t>ע֥וֹד אַחַ֖ת מְעַ֣ט הִ֑יא וַ⁠אֲנִ֗י מַרְעִישׁ֙</w:t>
-      </w:r>
-    </w:p>
-    <w:p>
-      <w:pPr/>
-      <w:r>
-        <w:rPr>
-          <w:lang w:val="hi_IN" w:bidi="hi_IN"/>
-        </w:rPr>
-      </w:r>
-      <w:r>
-        <w:rPr>
           <w:b/>
           <w:lang w:val="hi_IN" w:bidi="hi_IN"/>
         </w:rPr>
@@ -9302,20 +8072,6 @@
       </w:r>
       <w:r>
         <w:rPr>
-          <w:lang w:val="hi_IN" w:bidi="hi_IN"/>
-        </w:rPr>
-        <w:t>וַ⁠אֲנִ֗י מַרְעִישׁ֙</w:t>
-      </w:r>
-    </w:p>
-    <w:p>
-      <w:pPr/>
-      <w:r>
-        <w:rPr>
-          <w:lang w:val="hi_IN" w:bidi="hi_IN"/>
-        </w:rPr>
-      </w:r>
-      <w:r>
-        <w:rPr>
           <w:b/>
           <w:lang w:val="hi_IN" w:bidi="hi_IN"/>
         </w:rPr>
@@ -9436,20 +8192,6 @@
       </w:r>
       <w:r>
         <w:rPr>
-          <w:lang w:val="hi_IN" w:bidi="hi_IN"/>
-        </w:rPr>
-        <w:t>אֶת־הַ⁠שָּׁמַ֣יִם וְ⁠אֶת־הָ⁠אָ֔רֶץ וְ⁠אֶת־הַ⁠יָּ֖ם וְ⁠אֶת־הֶ⁠חָרָבָֽה</w:t>
-      </w:r>
-    </w:p>
-    <w:p>
-      <w:pPr/>
-      <w:r>
-        <w:rPr>
-          <w:lang w:val="hi_IN" w:bidi="hi_IN"/>
-        </w:rPr>
-      </w:r>
-      <w:r>
-        <w:rPr>
           <w:b/>
           <w:lang w:val="hi_IN" w:bidi="hi_IN"/>
         </w:rPr>
@@ -9585,20 +8327,6 @@
       </w:r>
       <w:r>
         <w:rPr>
-          <w:lang w:val="hi_IN" w:bidi="hi_IN"/>
-        </w:rPr>
-        <w:t>וְ⁠הִרְעַשְׁתִּי֙ אֶת־כָּל־הַ⁠גּוֹיִ֔ם וּ⁠בָ֖אוּ חֶמְדַּ֣ת כָּל־הַ⁠גּוֹיִ֑ם וּ⁠מִלֵּאתִ֞י אֶת־הַ⁠בַּ֤יִת הַ⁠זֶּה֙ כָּב֔וֹד אָמַ֖ר יְהוָ֥ה צְבָאֽוֹת</w:t>
-      </w:r>
-    </w:p>
-    <w:p>
-      <w:pPr/>
-      <w:r>
-        <w:rPr>
-          <w:lang w:val="hi_IN" w:bidi="hi_IN"/>
-        </w:rPr>
-      </w:r>
-      <w:r>
-        <w:rPr>
           <w:b/>
           <w:lang w:val="hi_IN" w:bidi="hi_IN"/>
         </w:rPr>
@@ -9682,20 +8410,6 @@
       </w:r>
       <w:r>
         <w:rPr>
-          <w:lang w:val="hi_IN" w:bidi="hi_IN"/>
-        </w:rPr>
-        <w:t>וְ⁠הִרְעַשְׁתִּי֙ אֶת־כָּל־הַ⁠גּוֹיִ֔ם</w:t>
-      </w:r>
-    </w:p>
-    <w:p>
-      <w:pPr/>
-      <w:r>
-        <w:rPr>
-          <w:lang w:val="hi_IN" w:bidi="hi_IN"/>
-        </w:rPr>
-      </w:r>
-      <w:r>
-        <w:rPr>
           <w:b/>
           <w:lang w:val="hi_IN" w:bidi="hi_IN"/>
         </w:rPr>
@@ -9805,20 +8519,6 @@
       </w:r>
       <w:r>
         <w:rPr>
-          <w:lang w:val="hi_IN" w:bidi="hi_IN"/>
-        </w:rPr>
-        <w:t>וּ⁠מִלֵּאתִ֞י אֶת־הַ⁠בַּ֤יִת הַ⁠זֶּה֙ כָּב֔וֹד</w:t>
-      </w:r>
-    </w:p>
-    <w:p>
-      <w:pPr/>
-      <w:r>
-        <w:rPr>
-          <w:lang w:val="hi_IN" w:bidi="hi_IN"/>
-        </w:rPr>
-      </w:r>
-      <w:r>
-        <w:rPr>
           <w:b/>
           <w:lang w:val="hi_IN" w:bidi="hi_IN"/>
         </w:rPr>
@@ -9960,20 +8660,6 @@
       </w:r>
       <w:r>
         <w:rPr>
-          <w:lang w:val="hi_IN" w:bidi="hi_IN"/>
-        </w:rPr>
-        <w:t>לִ֥⁠י הַ⁠כֶּ֖סֶף וְ⁠לִ֣⁠י הַ⁠זָּהָ֑ב נְאֻ֖ם יְהוָ֥ה צְבָאֽוֹת</w:t>
-      </w:r>
-    </w:p>
-    <w:p>
-      <w:pPr/>
-      <w:r>
-        <w:rPr>
-          <w:lang w:val="hi_IN" w:bidi="hi_IN"/>
-        </w:rPr>
-      </w:r>
-      <w:r>
-        <w:rPr>
           <w:b/>
           <w:lang w:val="hi_IN" w:bidi="hi_IN"/>
         </w:rPr>
@@ -10057,20 +8743,6 @@
       </w:r>
       <w:r>
         <w:rPr>
-          <w:lang w:val="hi_IN" w:bidi="hi_IN"/>
-        </w:rPr>
-        <w:t>לִ֥⁠י הַ⁠כֶּ֖סֶף וְ⁠לִ֣⁠י הַ⁠זָּהָ֑ב</w:t>
-      </w:r>
-    </w:p>
-    <w:p>
-      <w:pPr/>
-      <w:r>
-        <w:rPr>
-          <w:lang w:val="hi_IN" w:bidi="hi_IN"/>
-        </w:rPr>
-      </w:r>
-      <w:r>
-        <w:rPr>
           <w:b/>
           <w:lang w:val="hi_IN" w:bidi="hi_IN"/>
         </w:rPr>
@@ -10154,20 +8826,6 @@
       </w:r>
       <w:r>
         <w:rPr>
-          <w:lang w:val="hi_IN" w:bidi="hi_IN"/>
-        </w:rPr>
-        <w:t>גָּד֣וֹל יִֽהְיֶ֡ה כְּבוֹד֩ הַ⁠בַּ֨יִת הַ⁠זֶּ֤ה הָ⁠אַֽחֲרוֹן֙ מִן־הָ֣⁠רִאשׁ֔וֹן אָמַ֖ר יְהוָ֣ה צְבָא֑וֹת וּ⁠בַ⁠מָּק֤וֹם הַ⁠זֶּה֙ אֶתֵּ֣ן שָׁל֔וֹם נְאֻ֖ם יְהוָ֥ה צְבָאֽוֹת</w:t>
-      </w:r>
-    </w:p>
-    <w:p>
-      <w:pPr/>
-      <w:r>
-        <w:rPr>
-          <w:lang w:val="hi_IN" w:bidi="hi_IN"/>
-        </w:rPr>
-      </w:r>
-      <w:r>
-        <w:rPr>
           <w:b/>
           <w:lang w:val="hi_IN" w:bidi="hi_IN"/>
         </w:rPr>
@@ -10251,20 +8909,6 @@
       </w:r>
       <w:r>
         <w:rPr>
-          <w:lang w:val="hi_IN" w:bidi="hi_IN"/>
-        </w:rPr>
-        <w:t>גָּד֣וֹל יִֽהְיֶ֡ה כְּבוֹד֩ הַ⁠בַּ֨יִת הַ⁠זֶּ֤ה הָ⁠אַֽחֲרוֹן֙ מִן־הָ֣⁠רִאשׁ֔וֹן</w:t>
-      </w:r>
-    </w:p>
-    <w:p>
-      <w:pPr/>
-      <w:r>
-        <w:rPr>
-          <w:lang w:val="hi_IN" w:bidi="hi_IN"/>
-        </w:rPr>
-      </w:r>
-      <w:r>
-        <w:rPr>
           <w:b/>
           <w:lang w:val="hi_IN" w:bidi="hi_IN"/>
         </w:rPr>
@@ -10348,20 +8992,6 @@
       </w:r>
       <w:r>
         <w:rPr>
-          <w:lang w:val="hi_IN" w:bidi="hi_IN"/>
-        </w:rPr>
-        <w:t>גָּד֣וֹל יִֽהְיֶ֡ה כְּבוֹד֩ הַ⁠בַּ֨יִת הַ⁠זֶּ֤ה הָ⁠אַֽחֲרוֹן֙ מִן־הָ֣⁠רִאשׁ֔וֹן</w:t>
-      </w:r>
-    </w:p>
-    <w:p>
-      <w:pPr/>
-      <w:r>
-        <w:rPr>
-          <w:lang w:val="hi_IN" w:bidi="hi_IN"/>
-        </w:rPr>
-      </w:r>
-      <w:r>
-        <w:rPr>
           <w:b/>
           <w:lang w:val="hi_IN" w:bidi="hi_IN"/>
         </w:rPr>
@@ -10458,20 +9088,6 @@
       </w:r>
       <w:r>
         <w:rPr>
-          <w:lang w:val="hi_IN" w:bidi="hi_IN"/>
-        </w:rPr>
-        <w:t>הַ⁠בַּ֨יִת</w:t>
-      </w:r>
-    </w:p>
-    <w:p>
-      <w:pPr/>
-      <w:r>
-        <w:rPr>
-          <w:lang w:val="hi_IN" w:bidi="hi_IN"/>
-        </w:rPr>
-      </w:r>
-      <w:r>
-        <w:rPr>
           <w:b/>
           <w:lang w:val="hi_IN" w:bidi="hi_IN"/>
         </w:rPr>
@@ -10581,20 +9197,6 @@
       </w:r>
       <w:r>
         <w:rPr>
-          <w:lang w:val="hi_IN" w:bidi="hi_IN"/>
-        </w:rPr>
-        <w:t>וּ⁠בַ⁠מָּק֤וֹם הַ⁠זֶּה֙ אֶתֵּ֣ן שָׁל֔וֹם</w:t>
-      </w:r>
-    </w:p>
-    <w:p>
-      <w:pPr/>
-      <w:r>
-        <w:rPr>
-          <w:lang w:val="hi_IN" w:bidi="hi_IN"/>
-        </w:rPr>
-      </w:r>
-      <w:r>
-        <w:rPr>
           <w:b/>
           <w:lang w:val="hi_IN" w:bidi="hi_IN"/>
         </w:rPr>
@@ -10698,20 +9300,6 @@
       </w:r>
       <w:r>
         <w:rPr>
-          <w:lang w:val="hi_IN" w:bidi="hi_IN"/>
-        </w:rPr>
-        <w:t>בְּ⁠עֶשְׂרִ֤ים וְ⁠אַרְבָּעָה֙ לַ⁠תְּשִׁיעִ֔י</w:t>
-      </w:r>
-    </w:p>
-    <w:p>
-      <w:pPr/>
-      <w:r>
-        <w:rPr>
-          <w:lang w:val="hi_IN" w:bidi="hi_IN"/>
-        </w:rPr>
-      </w:r>
-      <w:r>
-        <w:rPr>
           <w:b/>
           <w:lang w:val="hi_IN" w:bidi="hi_IN"/>
         </w:rPr>
@@ -10795,20 +9383,6 @@
       </w:r>
       <w:r>
         <w:rPr>
-          <w:lang w:val="hi_IN" w:bidi="hi_IN"/>
-        </w:rPr>
-        <w:t>בְּ⁠עֶשְׂרִ֤ים וְ⁠אַרְבָּעָה֙ לַ⁠תְּשִׁיעִ֔י בִּ⁠שְׁנַ֥ת שְׁתַּ֖יִם לְ⁠דָרְיָ֑וֶשׁ</w:t>
-      </w:r>
-    </w:p>
-    <w:p>
-      <w:pPr/>
-      <w:r>
-        <w:rPr>
-          <w:lang w:val="hi_IN" w:bidi="hi_IN"/>
-        </w:rPr>
-      </w:r>
-      <w:r>
-        <w:rPr>
           <w:b/>
           <w:lang w:val="hi_IN" w:bidi="hi_IN"/>
         </w:rPr>
@@ -10881,20 +9455,6 @@
         <w:rPr>
           <w:lang w:val="hi_IN" w:bidi="hi_IN"/>
         </w:rPr>
-      </w:r>
-    </w:p>
-    <w:p>
-      <w:pPr/>
-      <w:r>
-        <w:rPr>
-          <w:lang w:val="hi_IN" w:bidi="hi_IN"/>
-        </w:rPr>
-      </w:r>
-      <w:r>
-        <w:rPr>
-          <w:lang w:val="hi_IN" w:bidi="hi_IN"/>
-        </w:rPr>
-        <w:t>בְּ⁠עֶשְׂרִ֤ים וְ⁠אַרְבָּעָה֙ לַ⁠תְּשִׁיעִ֔י</w:t>
       </w:r>
     </w:p>
     <w:p>
@@ -11033,20 +9593,6 @@
       </w:r>
       <w:r>
         <w:rPr>
-          <w:lang w:val="hi_IN" w:bidi="hi_IN"/>
-        </w:rPr>
-        <w:t>הָיָה֙ דְּבַר־יְהוָ֔ה אֶל־חַגַּ֥י הַ⁠נָּבִ֖יא לֵ⁠אמֹֽר</w:t>
-      </w:r>
-    </w:p>
-    <w:p>
-      <w:pPr/>
-      <w:r>
-        <w:rPr>
-          <w:lang w:val="hi_IN" w:bidi="hi_IN"/>
-        </w:rPr>
-      </w:r>
-      <w:r>
-        <w:rPr>
           <w:b/>
           <w:lang w:val="hi_IN" w:bidi="hi_IN"/>
         </w:rPr>
@@ -11160,20 +9706,6 @@
       </w:r>
       <w:r>
         <w:rPr>
-          <w:lang w:val="hi_IN" w:bidi="hi_IN"/>
-        </w:rPr>
-        <w:t>כֹּ֥ה אָמַ֖ר יְהוָ֣ה צְבָא֑וֹת שְׁאַל־נָ֧א אֶת־הַ⁠כֹּהֲנִ֛ים תּוֹרָ֖ה לֵ⁠אמֹֽר</w:t>
-      </w:r>
-    </w:p>
-    <w:p>
-      <w:pPr/>
-      <w:r>
-        <w:rPr>
-          <w:lang w:val="hi_IN" w:bidi="hi_IN"/>
-        </w:rPr>
-      </w:r>
-      <w:r>
-        <w:rPr>
           <w:b/>
           <w:lang w:val="hi_IN" w:bidi="hi_IN"/>
         </w:rPr>
@@ -11257,20 +9789,6 @@
       </w:r>
       <w:r>
         <w:rPr>
-          <w:lang w:val="hi_IN" w:bidi="hi_IN"/>
-        </w:rPr>
-        <w:t>הֵ֣ן ׀ יִשָּׂא־אִ֨ישׁ בְּשַׂר־קֹ֜דֶשׁ בִּ⁠כְנַ֣ף בִּגְד֗⁠וֹ וְ⁠נָגַ֣ע בִּ֠⁠כְנָפ⁠וֹ אֶל־הַ⁠לֶּ֨חֶם וְ⁠אֶל־הַ⁠נָּזִ֜יד וְ⁠אֶל־הַ⁠יַּ֧יִן וְ⁠אֶל־שֶׁ֛מֶן וְ⁠אֶל־כָּל־מַאֲכָ֖ל הֲ⁠יִקְדָּ֑שׁ</w:t>
-      </w:r>
-    </w:p>
-    <w:p>
-      <w:pPr/>
-      <w:r>
-        <w:rPr>
-          <w:lang w:val="hi_IN" w:bidi="hi_IN"/>
-        </w:rPr>
-      </w:r>
-      <w:r>
-        <w:rPr>
           <w:b/>
           <w:lang w:val="hi_IN" w:bidi="hi_IN"/>
         </w:rPr>
@@ -11354,20 +9872,6 @@
       </w:r>
       <w:r>
         <w:rPr>
-          <w:lang w:val="hi_IN" w:bidi="hi_IN"/>
-        </w:rPr>
-        <w:t>הֵ֣ן ׀ יִשָּׂא־אִ֨ישׁ בְּשַׂר־קֹ֜דֶשׁ בִּ⁠כְנַ֣ף בִּגְד֗⁠וֹ וְ⁠נָגַ֣ע בִּ֠⁠כְנָפ⁠וֹ אֶל־הַ⁠לֶּ֨חֶם וְ⁠אֶל־הַ⁠נָּזִ֜יד וְ⁠אֶל־הַ⁠יַּ֧יִן וְ⁠אֶל־שֶׁ֛מֶן וְ⁠אֶל־כָּל־מַאֲכָ֖ל הֲ⁠יִקְדָּ֑שׁ</w:t>
-      </w:r>
-    </w:p>
-    <w:p>
-      <w:pPr/>
-      <w:r>
-        <w:rPr>
-          <w:lang w:val="hi_IN" w:bidi="hi_IN"/>
-        </w:rPr>
-      </w:r>
-      <w:r>
-        <w:rPr>
           <w:b/>
           <w:lang w:val="hi_IN" w:bidi="hi_IN"/>
         </w:rPr>
@@ -11451,20 +9955,6 @@
       </w:r>
       <w:r>
         <w:rPr>
-          <w:lang w:val="hi_IN" w:bidi="hi_IN"/>
-        </w:rPr>
-        <w:t>בְּשַׂר־קֹ֜דֶשׁ</w:t>
-      </w:r>
-    </w:p>
-    <w:p>
-      <w:pPr/>
-      <w:r>
-        <w:rPr>
-          <w:lang w:val="hi_IN" w:bidi="hi_IN"/>
-        </w:rPr>
-      </w:r>
-      <w:r>
-        <w:rPr>
           <w:b/>
           <w:lang w:val="hi_IN" w:bidi="hi_IN"/>
         </w:rPr>
@@ -11550,20 +10040,6 @@
         <w:rPr>
           <w:lang w:val="hi_IN" w:bidi="hi_IN"/>
         </w:rPr>
-      </w:r>
-    </w:p>
-    <w:p>
-      <w:pPr/>
-      <w:r>
-        <w:rPr>
-          <w:lang w:val="hi_IN" w:bidi="hi_IN"/>
-        </w:rPr>
-      </w:r>
-      <w:r>
-        <w:rPr>
-          <w:lang w:val="hi_IN" w:bidi="hi_IN"/>
-        </w:rPr>
-        <w:t>לֹֽא</w:t>
       </w:r>
     </w:p>
     <w:p>
@@ -11689,20 +10165,6 @@
       </w:r>
       <w:r>
         <w:rPr>
-          <w:lang w:val="hi_IN" w:bidi="hi_IN"/>
-        </w:rPr>
-        <w:t>טְמֵא־נֶ֛פֶשׁ</w:t>
-      </w:r>
-    </w:p>
-    <w:p>
-      <w:pPr/>
-      <w:r>
-        <w:rPr>
-          <w:lang w:val="hi_IN" w:bidi="hi_IN"/>
-        </w:rPr>
-      </w:r>
-      <w:r>
-        <w:rPr>
           <w:b/>
           <w:lang w:val="hi_IN" w:bidi="hi_IN"/>
         </w:rPr>
@@ -11799,20 +10261,6 @@
       </w:r>
       <w:r>
         <w:rPr>
-          <w:lang w:val="hi_IN" w:bidi="hi_IN"/>
-        </w:rPr>
-        <w:t>טְמֵא־נֶ֛פֶשׁ</w:t>
-      </w:r>
-    </w:p>
-    <w:p>
-      <w:pPr/>
-      <w:r>
-        <w:rPr>
-          <w:lang w:val="hi_IN" w:bidi="hi_IN"/>
-        </w:rPr>
-      </w:r>
-      <w:r>
-        <w:rPr>
           <w:b/>
           <w:lang w:val="hi_IN" w:bidi="hi_IN"/>
         </w:rPr>
@@ -11898,20 +10346,6 @@
         <w:rPr>
           <w:lang w:val="hi_IN" w:bidi="hi_IN"/>
         </w:rPr>
-      </w:r>
-    </w:p>
-    <w:p>
-      <w:pPr/>
-      <w:r>
-        <w:rPr>
-          <w:lang w:val="hi_IN" w:bidi="hi_IN"/>
-        </w:rPr>
-      </w:r>
-      <w:r>
-        <w:rPr>
-          <w:lang w:val="hi_IN" w:bidi="hi_IN"/>
-        </w:rPr>
-        <w:t>טְמֵא־נֶ֛פֶשׁ</w:t>
       </w:r>
     </w:p>
     <w:p>
@@ -12024,20 +10458,6 @@
       </w:r>
       <w:r>
         <w:rPr>
-          <w:lang w:val="hi_IN" w:bidi="hi_IN"/>
-        </w:rPr>
-        <w:t>בְּ⁠כָל־אֵ֖לֶּה הֲ⁠יִטְמָ֑א</w:t>
-      </w:r>
-    </w:p>
-    <w:p>
-      <w:pPr/>
-      <w:r>
-        <w:rPr>
-          <w:lang w:val="hi_IN" w:bidi="hi_IN"/>
-        </w:rPr>
-      </w:r>
-      <w:r>
-        <w:rPr>
           <w:b/>
           <w:lang w:val="hi_IN" w:bidi="hi_IN"/>
         </w:rPr>
@@ -12147,20 +10567,6 @@
       </w:r>
       <w:r>
         <w:rPr>
-          <w:lang w:val="hi_IN" w:bidi="hi_IN"/>
-        </w:rPr>
-        <w:t>יִטְמָֽא</w:t>
-      </w:r>
-    </w:p>
-    <w:p>
-      <w:pPr/>
-      <w:r>
-        <w:rPr>
-          <w:lang w:val="hi_IN" w:bidi="hi_IN"/>
-        </w:rPr>
-      </w:r>
-      <w:r>
-        <w:rPr>
           <w:b/>
           <w:lang w:val="hi_IN" w:bidi="hi_IN"/>
         </w:rPr>
@@ -12244,20 +10650,6 @@
       </w:r>
       <w:r>
         <w:rPr>
-          <w:lang w:val="hi_IN" w:bidi="hi_IN"/>
-        </w:rPr>
-        <w:t>כֵּ֣ן הָֽ⁠עָם־הַ֠⁠זֶּה וְ⁠כֵן־הַ⁠גּ֨וֹי הַ⁠זֶּ֤ה לְ⁠פָנַ⁠י֙ נְאֻם־יְהוָ֔ה וְ⁠כֵ֖ן כָּל־מַעֲשֵׂ֣ה יְדֵי⁠הֶ֑ם וַ⁠אֲשֶׁ֥ר יַקְרִ֛יבוּ שָׁ֖ם טָמֵ֥א הֽוּא</w:t>
-      </w:r>
-    </w:p>
-    <w:p>
-      <w:pPr/>
-      <w:r>
-        <w:rPr>
-          <w:lang w:val="hi_IN" w:bidi="hi_IN"/>
-        </w:rPr>
-      </w:r>
-      <w:r>
-        <w:rPr>
           <w:b/>
           <w:lang w:val="hi_IN" w:bidi="hi_IN"/>
         </w:rPr>
@@ -12341,20 +10733,6 @@
       </w:r>
       <w:r>
         <w:rPr>
-          <w:lang w:val="hi_IN" w:bidi="hi_IN"/>
-        </w:rPr>
-        <w:t>כֵּ֣ן הָֽ⁠עָם־הַ֠⁠זֶּה וְ⁠כֵן־הַ⁠גּ֨וֹי הַ⁠זֶּ֤ה</w:t>
-      </w:r>
-    </w:p>
-    <w:p>
-      <w:pPr/>
-      <w:r>
-        <w:rPr>
-          <w:lang w:val="hi_IN" w:bidi="hi_IN"/>
-        </w:rPr>
-      </w:r>
-      <w:r>
-        <w:rPr>
           <w:b/>
           <w:lang w:val="hi_IN" w:bidi="hi_IN"/>
         </w:rPr>
@@ -12451,20 +10829,6 @@
       </w:r>
       <w:r>
         <w:rPr>
-          <w:lang w:val="hi_IN" w:bidi="hi_IN"/>
-        </w:rPr>
-        <w:t>כֵּ֣ן הָֽ⁠עָם־הַ֠⁠זֶּה וְ⁠כֵן־הַ⁠גּ֨וֹי הַ⁠זֶּ֤ה</w:t>
-      </w:r>
-    </w:p>
-    <w:p>
-      <w:pPr/>
-      <w:r>
-        <w:rPr>
-          <w:lang w:val="hi_IN" w:bidi="hi_IN"/>
-        </w:rPr>
-      </w:r>
-      <w:r>
-        <w:rPr>
           <w:b/>
           <w:lang w:val="hi_IN" w:bidi="hi_IN"/>
         </w:rPr>
@@ -12574,20 +10938,6 @@
       </w:r>
       <w:r>
         <w:rPr>
-          <w:lang w:val="hi_IN" w:bidi="hi_IN"/>
-        </w:rPr>
-        <w:t>לְ⁠פָנַ⁠י֙</w:t>
-      </w:r>
-    </w:p>
-    <w:p>
-      <w:pPr/>
-      <w:r>
-        <w:rPr>
-          <w:lang w:val="hi_IN" w:bidi="hi_IN"/>
-        </w:rPr>
-      </w:r>
-      <w:r>
-        <w:rPr>
           <w:b/>
           <w:lang w:val="hi_IN" w:bidi="hi_IN"/>
         </w:rPr>
@@ -12710,20 +11060,6 @@
       </w:r>
       <w:r>
         <w:rPr>
-          <w:lang w:val="hi_IN" w:bidi="hi_IN"/>
-        </w:rPr>
-        <w:t>לְ⁠פָנַ⁠י֙</w:t>
-      </w:r>
-    </w:p>
-    <w:p>
-      <w:pPr/>
-      <w:r>
-        <w:rPr>
-          <w:lang w:val="hi_IN" w:bidi="hi_IN"/>
-        </w:rPr>
-      </w:r>
-      <w:r>
-        <w:rPr>
           <w:b/>
           <w:lang w:val="hi_IN" w:bidi="hi_IN"/>
         </w:rPr>
@@ -12807,20 +11143,6 @@
       </w:r>
       <w:r>
         <w:rPr>
-          <w:lang w:val="hi_IN" w:bidi="hi_IN"/>
-        </w:rPr>
-        <w:t>וְ⁠כֵ֖ן כָּל־מַעֲשֵׂ֣ה יְדֵי⁠הֶ֑ם</w:t>
-      </w:r>
-    </w:p>
-    <w:p>
-      <w:pPr/>
-      <w:r>
-        <w:rPr>
-          <w:lang w:val="hi_IN" w:bidi="hi_IN"/>
-        </w:rPr>
-      </w:r>
-      <w:r>
-        <w:rPr>
           <w:b/>
           <w:lang w:val="hi_IN" w:bidi="hi_IN"/>
         </w:rPr>
@@ -12932,20 +11254,6 @@
         <w:rPr>
           <w:lang w:val="hi_IN" w:bidi="hi_IN"/>
         </w:rPr>
-      </w:r>
-    </w:p>
-    <w:p>
-      <w:pPr/>
-      <w:r>
-        <w:rPr>
-          <w:lang w:val="hi_IN" w:bidi="hi_IN"/>
-        </w:rPr>
-      </w:r>
-      <w:r>
-        <w:rPr>
-          <w:lang w:val="hi_IN" w:bidi="hi_IN"/>
-        </w:rPr>
-        <w:t>וַ⁠אֲשֶׁ֥ר יַקְרִ֛יבוּ שָׁ֖ם טָמֵ֥א הֽוּא</w:t>
       </w:r>
     </w:p>
     <w:p>
@@ -13071,20 +11379,6 @@
       </w:r>
       <w:r>
         <w:rPr>
-          <w:lang w:val="hi_IN" w:bidi="hi_IN"/>
-        </w:rPr>
-        <w:t>שִֽׂימוּ־נָ֣א לְבַבְ⁠כֶ֔ם</w:t>
-      </w:r>
-    </w:p>
-    <w:p>
-      <w:pPr/>
-      <w:r>
-        <w:rPr>
-          <w:lang w:val="hi_IN" w:bidi="hi_IN"/>
-        </w:rPr>
-      </w:r>
-      <w:r>
-        <w:rPr>
           <w:b/>
           <w:lang w:val="hi_IN" w:bidi="hi_IN"/>
         </w:rPr>
@@ -13186,20 +11480,6 @@
       </w:r>
       <w:r>
         <w:rPr>
-          <w:lang w:val="hi_IN" w:bidi="hi_IN"/>
-        </w:rPr>
-        <w:t>מִן־הַ⁠יּ֥וֹם הַ⁠זֶּ֖ה וָ⁠מָ֑עְלָ⁠ה</w:t>
-      </w:r>
-    </w:p>
-    <w:p>
-      <w:pPr/>
-      <w:r>
-        <w:rPr>
-          <w:lang w:val="hi_IN" w:bidi="hi_IN"/>
-        </w:rPr>
-      </w:r>
-      <w:r>
-        <w:rPr>
           <w:b/>
           <w:lang w:val="hi_IN" w:bidi="hi_IN"/>
         </w:rPr>
@@ -13296,20 +11576,6 @@
       </w:r>
       <w:r>
         <w:rPr>
-          <w:lang w:val="hi_IN" w:bidi="hi_IN"/>
-        </w:rPr>
-        <w:t>מִ⁠טֶּ֧רֶם שֽׂוּם־אֶ֛בֶן אֶל־אֶ֖בֶן בְּ⁠הֵיכַ֥ל יְהוָֽה</w:t>
-      </w:r>
-    </w:p>
-    <w:p>
-      <w:pPr/>
-      <w:r>
-        <w:rPr>
-          <w:lang w:val="hi_IN" w:bidi="hi_IN"/>
-        </w:rPr>
-      </w:r>
-      <w:r>
-        <w:rPr>
           <w:b/>
           <w:lang w:val="hi_IN" w:bidi="hi_IN"/>
         </w:rPr>
@@ -13393,20 +11659,6 @@
       </w:r>
       <w:r>
         <w:rPr>
-          <w:lang w:val="hi_IN" w:bidi="hi_IN"/>
-        </w:rPr>
-        <w:t>בְּ⁠הֵיכַ֥ל יְהוָֽה</w:t>
-      </w:r>
-    </w:p>
-    <w:p>
-      <w:pPr/>
-      <w:r>
-        <w:rPr>
-          <w:lang w:val="hi_IN" w:bidi="hi_IN"/>
-        </w:rPr>
-      </w:r>
-      <w:r>
-        <w:rPr>
           <w:b/>
           <w:lang w:val="hi_IN" w:bidi="hi_IN"/>
         </w:rPr>
@@ -13490,20 +11742,6 @@
       </w:r>
       <w:r>
         <w:rPr>
-          <w:lang w:val="hi_IN" w:bidi="hi_IN"/>
-        </w:rPr>
-        <w:t>מִֽ⁠הְיוֹתָ֥⁠ם</w:t>
-      </w:r>
-    </w:p>
-    <w:p>
-      <w:pPr/>
-      <w:r>
-        <w:rPr>
-          <w:lang w:val="hi_IN" w:bidi="hi_IN"/>
-        </w:rPr>
-      </w:r>
-      <w:r>
-        <w:rPr>
           <w:b/>
           <w:lang w:val="hi_IN" w:bidi="hi_IN"/>
         </w:rPr>
@@ -13600,20 +11838,6 @@
       </w:r>
       <w:r>
         <w:rPr>
-          <w:lang w:val="hi_IN" w:bidi="hi_IN"/>
-        </w:rPr>
-        <w:t>בָּא֙ אֶל־עֲרֵמַ֣ת עֶשְׂרִ֔ים וְ⁠הָיְתָ֖ה עֲשָׂרָ֑ה</w:t>
-      </w:r>
-    </w:p>
-    <w:p>
-      <w:pPr/>
-      <w:r>
-        <w:rPr>
-          <w:lang w:val="hi_IN" w:bidi="hi_IN"/>
-        </w:rPr>
-      </w:r>
-      <w:r>
-        <w:rPr>
           <w:b/>
           <w:lang w:val="hi_IN" w:bidi="hi_IN"/>
         </w:rPr>
@@ -13697,20 +11921,6 @@
       </w:r>
       <w:r>
         <w:rPr>
-          <w:lang w:val="hi_IN" w:bidi="hi_IN"/>
-        </w:rPr>
-        <w:t>בָּא֙ אֶל־עֲרֵמַ֣ת עֶשְׂרִ֔ים וְ⁠הָיְתָ֖ה עֲשָׂרָ֑ה</w:t>
-      </w:r>
-    </w:p>
-    <w:p>
-      <w:pPr/>
-      <w:r>
-        <w:rPr>
-          <w:lang w:val="hi_IN" w:bidi="hi_IN"/>
-        </w:rPr>
-      </w:r>
-      <w:r>
-        <w:rPr>
           <w:b/>
           <w:lang w:val="hi_IN" w:bidi="hi_IN"/>
         </w:rPr>
@@ -13801,20 +12011,6 @@
       </w:r>
       <w:r>
         <w:rPr>
-          <w:lang w:val="hi_IN" w:bidi="hi_IN"/>
-        </w:rPr>
-        <w:t>בָּ֣א אֶל־הַ⁠יֶּ֗קֶב לַ⁠חְשֹׂף֙ חֲמִשִּׁ֣ים פּוּרָ֔ה וְ⁠הָיְתָ֖ה עֶשְׂרִֽים</w:t>
-      </w:r>
-    </w:p>
-    <w:p>
-      <w:pPr/>
-      <w:r>
-        <w:rPr>
-          <w:lang w:val="hi_IN" w:bidi="hi_IN"/>
-        </w:rPr>
-      </w:r>
-      <w:r>
-        <w:rPr>
           <w:b/>
           <w:lang w:val="hi_IN" w:bidi="hi_IN"/>
         </w:rPr>
@@ -13898,20 +12094,6 @@
       </w:r>
       <w:r>
         <w:rPr>
-          <w:lang w:val="hi_IN" w:bidi="hi_IN"/>
-        </w:rPr>
-        <w:t>חֲמִשִּׁ֣ים פּוּרָ֔ה</w:t>
-      </w:r>
-    </w:p>
-    <w:p>
-      <w:pPr/>
-      <w:r>
-        <w:rPr>
-          <w:lang w:val="hi_IN" w:bidi="hi_IN"/>
-        </w:rPr>
-      </w:r>
-      <w:r>
-        <w:rPr>
           <w:b/>
           <w:lang w:val="hi_IN" w:bidi="hi_IN"/>
         </w:rPr>
@@ -14008,20 +12190,6 @@
       </w:r>
       <w:r>
         <w:rPr>
-          <w:lang w:val="hi_IN" w:bidi="hi_IN"/>
-        </w:rPr>
-        <w:t>הִכֵּ֨יתִי אֶתְ⁠כֶ֜ם בַּ⁠שִּׁדָּפ֤וֹן וּ⁠בַ⁠יֵּֽרָקוֹן֙ וּ⁠בַ⁠בָּרָ֔ד אֵ֖ת כָּל־מַעֲשֵׂ֣ה יְדֵי⁠כֶ֑ם וְ⁠אֵין־אֶתְ⁠כֶ֥ם אֵלַ֖⁠י נְאֻם־יְהוָֽה</w:t>
-      </w:r>
-    </w:p>
-    <w:p>
-      <w:pPr/>
-      <w:r>
-        <w:rPr>
-          <w:lang w:val="hi_IN" w:bidi="hi_IN"/>
-        </w:rPr>
-      </w:r>
-      <w:r>
-        <w:rPr>
           <w:b/>
           <w:lang w:val="hi_IN" w:bidi="hi_IN"/>
         </w:rPr>
@@ -14129,20 +12297,6 @@
       </w:r>
       <w:r>
         <w:rPr>
-          <w:lang w:val="hi_IN" w:bidi="hi_IN"/>
-        </w:rPr>
-        <w:t>אֵ֖ת כָּל־מַעֲשֵׂ֣ה יְדֵי⁠כֶ֑ם</w:t>
-      </w:r>
-    </w:p>
-    <w:p>
-      <w:pPr/>
-      <w:r>
-        <w:rPr>
-          <w:lang w:val="hi_IN" w:bidi="hi_IN"/>
-        </w:rPr>
-      </w:r>
-      <w:r>
-        <w:rPr>
           <w:b/>
           <w:lang w:val="hi_IN" w:bidi="hi_IN"/>
         </w:rPr>
@@ -14241,20 +12395,6 @@
         <w:rPr>
           <w:lang w:val="hi_IN" w:bidi="hi_IN"/>
         </w:rPr>
-      </w:r>
-    </w:p>
-    <w:p>
-      <w:pPr/>
-      <w:r>
-        <w:rPr>
-          <w:lang w:val="hi_IN" w:bidi="hi_IN"/>
-        </w:rPr>
-      </w:r>
-      <w:r>
-        <w:rPr>
-          <w:lang w:val="hi_IN" w:bidi="hi_IN"/>
-        </w:rPr>
-        <w:t>אֵ֖ת כָּל־מַעֲשֵׂ֣ה יְדֵי⁠כֶ֑ם</w:t>
       </w:r>
     </w:p>
     <w:p>
@@ -14393,20 +12533,6 @@
       </w:r>
       <w:r>
         <w:rPr>
-          <w:lang w:val="hi_IN" w:bidi="hi_IN"/>
-        </w:rPr>
-        <w:t>וְ⁠אֵין־אֶתְ⁠כֶ֥ם אֵלַ֖⁠י</w:t>
-      </w:r>
-    </w:p>
-    <w:p>
-      <w:pPr/>
-      <w:r>
-        <w:rPr>
-          <w:lang w:val="hi_IN" w:bidi="hi_IN"/>
-        </w:rPr>
-      </w:r>
-      <w:r>
-        <w:rPr>
           <w:b/>
           <w:lang w:val="hi_IN" w:bidi="hi_IN"/>
         </w:rPr>
@@ -14479,20 +12605,6 @@
         <w:rPr>
           <w:lang w:val="hi_IN" w:bidi="hi_IN"/>
         </w:rPr>
-      </w:r>
-    </w:p>
-    <w:p>
-      <w:pPr/>
-      <w:r>
-        <w:rPr>
-          <w:lang w:val="hi_IN" w:bidi="hi_IN"/>
-        </w:rPr>
-      </w:r>
-      <w:r>
-        <w:rPr>
-          <w:lang w:val="hi_IN" w:bidi="hi_IN"/>
-        </w:rPr>
-        <w:t>שִׂימוּ &amp; לְבַבְ⁠כֶ֔ם</w:t>
       </w:r>
     </w:p>
     <w:p>
@@ -14605,20 +12717,6 @@
       </w:r>
       <w:r>
         <w:rPr>
-          <w:lang w:val="hi_IN" w:bidi="hi_IN"/>
-        </w:rPr>
-        <w:t>מִן־הַ⁠יּ֥וֹם הַ⁠זֶּ֖ה וָ⁠מָ֑עְלָ⁠ה מִ⁠יּוֹם֩ עֶשְׂרִ֨ים וְ⁠אַרְבָּעָ֜ה לַ⁠תְּשִׁיעִ֗י לְ⁠מִן־הַ⁠יּ֛וֹם אֲשֶׁר־יֻסַּ֥ד הֵֽיכַל־יְהוָ֖ה</w:t>
-      </w:r>
-    </w:p>
-    <w:p>
-      <w:pPr/>
-      <w:r>
-        <w:rPr>
-          <w:lang w:val="hi_IN" w:bidi="hi_IN"/>
-        </w:rPr>
-      </w:r>
-      <w:r>
-        <w:rPr>
           <w:b/>
           <w:lang w:val="hi_IN" w:bidi="hi_IN"/>
         </w:rPr>
@@ -14751,20 +12849,6 @@
       </w:r>
       <w:r>
         <w:rPr>
-          <w:lang w:val="hi_IN" w:bidi="hi_IN"/>
-        </w:rPr>
-        <w:t>מִ⁠יּוֹם֩ עֶשְׂרִ֨ים וְ⁠אַרְבָּעָ֜ה לַ⁠תְּשִׁיעִ֗י</w:t>
-      </w:r>
-    </w:p>
-    <w:p>
-      <w:pPr/>
-      <w:r>
-        <w:rPr>
-          <w:lang w:val="hi_IN" w:bidi="hi_IN"/>
-        </w:rPr>
-      </w:r>
-      <w:r>
-        <w:rPr>
           <w:b/>
           <w:lang w:val="hi_IN" w:bidi="hi_IN"/>
         </w:rPr>
@@ -14837,20 +12921,6 @@
         <w:rPr>
           <w:lang w:val="hi_IN" w:bidi="hi_IN"/>
         </w:rPr>
-      </w:r>
-    </w:p>
-    <w:p>
-      <w:pPr/>
-      <w:r>
-        <w:rPr>
-          <w:lang w:val="hi_IN" w:bidi="hi_IN"/>
-        </w:rPr>
-      </w:r>
-      <w:r>
-        <w:rPr>
-          <w:lang w:val="hi_IN" w:bidi="hi_IN"/>
-        </w:rPr>
-        <w:t>מִ⁠יּוֹם֩ עֶשְׂרִ֨ים וְ⁠אַרְבָּעָ֜ה לַ⁠תְּשִׁיעִ֗י</w:t>
       </w:r>
     </w:p>
     <w:p>
@@ -14963,20 +13033,6 @@
       </w:r>
       <w:r>
         <w:rPr>
-          <w:lang w:val="hi_IN" w:bidi="hi_IN"/>
-        </w:rPr>
-        <w:t>יֻסַּ֥ד הֵֽיכַל־יְהוָ֖ה</w:t>
-      </w:r>
-    </w:p>
-    <w:p>
-      <w:pPr/>
-      <w:r>
-        <w:rPr>
-          <w:lang w:val="hi_IN" w:bidi="hi_IN"/>
-        </w:rPr>
-      </w:r>
-      <w:r>
-        <w:rPr>
           <w:b/>
           <w:lang w:val="hi_IN" w:bidi="hi_IN"/>
         </w:rPr>
@@ -15060,20 +13116,6 @@
       </w:r>
       <w:r>
         <w:rPr>
-          <w:lang w:val="hi_IN" w:bidi="hi_IN"/>
-        </w:rPr>
-        <w:t>הֵֽיכַל־יְהוָ֖ה</w:t>
-      </w:r>
-    </w:p>
-    <w:p>
-      <w:pPr/>
-      <w:r>
-        <w:rPr>
-          <w:lang w:val="hi_IN" w:bidi="hi_IN"/>
-        </w:rPr>
-      </w:r>
-      <w:r>
-        <w:rPr>
           <w:b/>
           <w:lang w:val="hi_IN" w:bidi="hi_IN"/>
         </w:rPr>
@@ -15146,20 +13188,6 @@
         <w:rPr>
           <w:lang w:val="hi_IN" w:bidi="hi_IN"/>
         </w:rPr>
-      </w:r>
-    </w:p>
-    <w:p>
-      <w:pPr/>
-      <w:r>
-        <w:rPr>
-          <w:lang w:val="hi_IN" w:bidi="hi_IN"/>
-        </w:rPr>
-      </w:r>
-      <w:r>
-        <w:rPr>
-          <w:lang w:val="hi_IN" w:bidi="hi_IN"/>
-        </w:rPr>
-        <w:t>שִׂ֥ימוּ לְבַבְ⁠כֶֽם</w:t>
       </w:r>
     </w:p>
     <w:p>
@@ -15272,20 +13300,6 @@
       </w:r>
       <w:r>
         <w:rPr>
-          <w:lang w:val="hi_IN" w:bidi="hi_IN"/>
-        </w:rPr>
-        <w:t>הַ⁠ע֤וֹד הַ⁠זֶּ֨רַע֙ בַּ⁠מְּגוּרָ֔ה</w:t>
-      </w:r>
-    </w:p>
-    <w:p>
-      <w:pPr/>
-      <w:r>
-        <w:rPr>
-          <w:lang w:val="hi_IN" w:bidi="hi_IN"/>
-        </w:rPr>
-      </w:r>
-      <w:r>
-        <w:rPr>
           <w:b/>
           <w:lang w:val="hi_IN" w:bidi="hi_IN"/>
         </w:rPr>
@@ -15393,20 +13407,6 @@
       </w:r>
       <w:r>
         <w:rPr>
-          <w:lang w:val="hi_IN" w:bidi="hi_IN"/>
-        </w:rPr>
-        <w:t>מִן־הַ⁠יּ֥וֹם הַ⁠זֶּ֖ה אֲבָרֵֽךְ</w:t>
-      </w:r>
-    </w:p>
-    <w:p>
-      <w:pPr/>
-      <w:r>
-        <w:rPr>
-          <w:lang w:val="hi_IN" w:bidi="hi_IN"/>
-        </w:rPr>
-      </w:r>
-      <w:r>
-        <w:rPr>
           <w:b/>
           <w:lang w:val="hi_IN" w:bidi="hi_IN"/>
         </w:rPr>
@@ -15509,20 +13509,6 @@
       </w:r>
       <w:r>
         <w:rPr>
-          <w:lang w:val="hi_IN" w:bidi="hi_IN"/>
-        </w:rPr>
-        <w:t>מִן־הַ⁠יּ֥וֹם הַ⁠זֶּ֖ה</w:t>
-      </w:r>
-    </w:p>
-    <w:p>
-      <w:pPr/>
-      <w:r>
-        <w:rPr>
-          <w:lang w:val="hi_IN" w:bidi="hi_IN"/>
-        </w:rPr>
-      </w:r>
-      <w:r>
-        <w:rPr>
           <w:b/>
           <w:lang w:val="hi_IN" w:bidi="hi_IN"/>
         </w:rPr>
@@ -15595,20 +13581,6 @@
         <w:rPr>
           <w:lang w:val="hi_IN" w:bidi="hi_IN"/>
         </w:rPr>
-      </w:r>
-    </w:p>
-    <w:p>
-      <w:pPr/>
-      <w:r>
-        <w:rPr>
-          <w:lang w:val="hi_IN" w:bidi="hi_IN"/>
-        </w:rPr>
-      </w:r>
-      <w:r>
-        <w:rPr>
-          <w:lang w:val="hi_IN" w:bidi="hi_IN"/>
-        </w:rPr>
-        <w:t>וַ⁠יְהִ֨י דְבַר־יְהוָ֤ה ׀ שֵׁנִית֙ אֶל־חַגַּ֔י</w:t>
       </w:r>
     </w:p>
     <w:p>
@@ -15721,20 +13693,6 @@
       </w:r>
       <w:r>
         <w:rPr>
-          <w:lang w:val="hi_IN" w:bidi="hi_IN"/>
-        </w:rPr>
-        <w:t>שֵׁנִית֙</w:t>
-      </w:r>
-    </w:p>
-    <w:p>
-      <w:pPr/>
-      <w:r>
-        <w:rPr>
-          <w:lang w:val="hi_IN" w:bidi="hi_IN"/>
-        </w:rPr>
-      </w:r>
-      <w:r>
-        <w:rPr>
           <w:b/>
           <w:lang w:val="hi_IN" w:bidi="hi_IN"/>
         </w:rPr>
@@ -15818,20 +13776,6 @@
       </w:r>
       <w:r>
         <w:rPr>
-          <w:lang w:val="hi_IN" w:bidi="hi_IN"/>
-        </w:rPr>
-        <w:t>בְּ⁠עֶשְׂרִ֧ים וְ⁠אַרְבָּעָ֛ה לַ⁠חֹ֖דֶשׁ</w:t>
-      </w:r>
-    </w:p>
-    <w:p>
-      <w:pPr/>
-      <w:r>
-        <w:rPr>
-          <w:lang w:val="hi_IN" w:bidi="hi_IN"/>
-        </w:rPr>
-      </w:r>
-      <w:r>
-        <w:rPr>
           <w:b/>
           <w:lang w:val="hi_IN" w:bidi="hi_IN"/>
         </w:rPr>
@@ -15904,20 +13848,6 @@
         <w:rPr>
           <w:lang w:val="hi_IN" w:bidi="hi_IN"/>
         </w:rPr>
-      </w:r>
-    </w:p>
-    <w:p>
-      <w:pPr/>
-      <w:r>
-        <w:rPr>
-          <w:lang w:val="hi_IN" w:bidi="hi_IN"/>
-        </w:rPr>
-      </w:r>
-      <w:r>
-        <w:rPr>
-          <w:lang w:val="hi_IN" w:bidi="hi_IN"/>
-        </w:rPr>
-        <w:t>בְּ⁠עֶשְׂרִ֧ים וְ⁠אַרְבָּעָ֛ה לַ⁠חֹ֖דֶשׁ</w:t>
       </w:r>
     </w:p>
     <w:p>
@@ -16113,20 +14043,6 @@
       </w:r>
       <w:r>
         <w:rPr>
-          <w:lang w:val="hi_IN" w:bidi="hi_IN"/>
-        </w:rPr>
-        <w:t>אֱמֹ֕ר אֶל־זְרֻבָּבֶ֥ל פַּֽחַת־יְהוּדָ֖ה לֵ⁠אמֹ֑ר אֲנִ֣י מַרְעִ֔ישׁ אֶת־הַ⁠שָּׁמַ֖יִם וְ⁠אֶת־הָ⁠אָֽרֶץ</w:t>
-      </w:r>
-    </w:p>
-    <w:p>
-      <w:pPr/>
-      <w:r>
-        <w:rPr>
-          <w:lang w:val="hi_IN" w:bidi="hi_IN"/>
-        </w:rPr>
-      </w:r>
-      <w:r>
-        <w:rPr>
           <w:b/>
           <w:lang w:val="hi_IN" w:bidi="hi_IN"/>
         </w:rPr>
@@ -16199,20 +14115,6 @@
         <w:rPr>
           <w:lang w:val="hi_IN" w:bidi="hi_IN"/>
         </w:rPr>
-      </w:r>
-    </w:p>
-    <w:p>
-      <w:pPr/>
-      <w:r>
-        <w:rPr>
-          <w:lang w:val="hi_IN" w:bidi="hi_IN"/>
-        </w:rPr>
-      </w:r>
-      <w:r>
-        <w:rPr>
-          <w:lang w:val="hi_IN" w:bidi="hi_IN"/>
-        </w:rPr>
-        <w:t>אֲנִ֣י מַרְעִ֔ישׁ אֶת־הַ⁠שָּׁמַ֖יִם וְ⁠אֶת־הָ⁠אָֽרֶץ</w:t>
       </w:r>
     </w:p>
     <w:p>
@@ -16325,20 +14227,6 @@
       </w:r>
       <w:r>
         <w:rPr>
-          <w:lang w:val="hi_IN" w:bidi="hi_IN"/>
-        </w:rPr>
-        <w:t>אֶת־הַ⁠שָּׁמַ֖יִם וְ⁠אֶת־הָ⁠אָֽרֶץ</w:t>
-      </w:r>
-    </w:p>
-    <w:p>
-      <w:pPr/>
-      <w:r>
-        <w:rPr>
-          <w:lang w:val="hi_IN" w:bidi="hi_IN"/>
-        </w:rPr>
-      </w:r>
-      <w:r>
-        <w:rPr>
           <w:b/>
           <w:lang w:val="hi_IN" w:bidi="hi_IN"/>
         </w:rPr>
@@ -16466,20 +14354,6 @@
       </w:r>
       <w:r>
         <w:rPr>
-          <w:lang w:val="hi_IN" w:bidi="hi_IN"/>
-        </w:rPr>
-        <w:t>כִּסֵּ֣א מַמְלָכ֔וֹת</w:t>
-      </w:r>
-    </w:p>
-    <w:p>
-      <w:pPr/>
-      <w:r>
-        <w:rPr>
-          <w:lang w:val="hi_IN" w:bidi="hi_IN"/>
-        </w:rPr>
-      </w:r>
-      <w:r>
-        <w:rPr>
           <w:b/>
           <w:lang w:val="hi_IN" w:bidi="hi_IN"/>
         </w:rPr>
@@ -16589,20 +14463,6 @@
       </w:r>
       <w:r>
         <w:rPr>
-          <w:lang w:val="hi_IN" w:bidi="hi_IN"/>
-        </w:rPr>
-        <w:t>כִּסֵּ֣א מַמְלָכ֔וֹת</w:t>
-      </w:r>
-    </w:p>
-    <w:p>
-      <w:pPr/>
-      <w:r>
-        <w:rPr>
-          <w:lang w:val="hi_IN" w:bidi="hi_IN"/>
-        </w:rPr>
-      </w:r>
-      <w:r>
-        <w:rPr>
           <w:b/>
           <w:lang w:val="hi_IN" w:bidi="hi_IN"/>
         </w:rPr>
@@ -16712,20 +14572,6 @@
       </w:r>
       <w:r>
         <w:rPr>
-          <w:lang w:val="hi_IN" w:bidi="hi_IN"/>
-        </w:rPr>
-        <w:t>וְ⁠הָפַכְתִּ֤י מֶרְכָּבָה֙ וְ⁠רֹ֣כְבֶ֔י⁠הָ וְ⁠יָרְד֤וּ סוּסִים֙ וְ⁠רֹ֣כְבֵי⁠הֶ֔ם</w:t>
-      </w:r>
-    </w:p>
-    <w:p>
-      <w:pPr/>
-      <w:r>
-        <w:rPr>
-          <w:lang w:val="hi_IN" w:bidi="hi_IN"/>
-        </w:rPr>
-      </w:r>
-      <w:r>
-        <w:rPr>
           <w:b/>
           <w:lang w:val="hi_IN" w:bidi="hi_IN"/>
         </w:rPr>
@@ -16809,20 +14655,6 @@
       </w:r>
       <w:r>
         <w:rPr>
-          <w:lang w:val="hi_IN" w:bidi="hi_IN"/>
-        </w:rPr>
-        <w:t>מֶרְכָּבָה֙ וְ⁠רֹ֣כְבֶ֔י⁠הָ</w:t>
-      </w:r>
-    </w:p>
-    <w:p>
-      <w:pPr/>
-      <w:r>
-        <w:rPr>
-          <w:lang w:val="hi_IN" w:bidi="hi_IN"/>
-        </w:rPr>
-      </w:r>
-      <w:r>
-        <w:rPr>
           <w:b/>
           <w:lang w:val="hi_IN" w:bidi="hi_IN"/>
         </w:rPr>
@@ -16932,20 +14764,6 @@
       </w:r>
       <w:r>
         <w:rPr>
-          <w:lang w:val="hi_IN" w:bidi="hi_IN"/>
-        </w:rPr>
-        <w:t>וְ⁠יָרְד֤וּ</w:t>
-      </w:r>
-    </w:p>
-    <w:p>
-      <w:pPr/>
-      <w:r>
-        <w:rPr>
-          <w:lang w:val="hi_IN" w:bidi="hi_IN"/>
-        </w:rPr>
-      </w:r>
-      <w:r>
-        <w:rPr>
           <w:b/>
           <w:lang w:val="hi_IN" w:bidi="hi_IN"/>
         </w:rPr>
@@ -17070,20 +14888,6 @@
         <w:rPr>
           <w:lang w:val="hi_IN" w:bidi="hi_IN"/>
         </w:rPr>
-      </w:r>
-    </w:p>
-    <w:p>
-      <w:pPr/>
-      <w:r>
-        <w:rPr>
-          <w:lang w:val="hi_IN" w:bidi="hi_IN"/>
-        </w:rPr>
-      </w:r>
-      <w:r>
-        <w:rPr>
-          <w:lang w:val="hi_IN" w:bidi="hi_IN"/>
-        </w:rPr>
-        <w:t>אִ֖ישׁ בְּ⁠חֶ֥רֶב אָחִֽי⁠ו</w:t>
       </w:r>
     </w:p>
     <w:p>
@@ -17196,20 +15000,6 @@
       </w:r>
       <w:r>
         <w:rPr>
-          <w:lang w:val="hi_IN" w:bidi="hi_IN"/>
-        </w:rPr>
-        <w:t>אִ֖ישׁ בְּ⁠חֶ֥רֶב אָחִֽי⁠ו</w:t>
-      </w:r>
-    </w:p>
-    <w:p>
-      <w:pPr/>
-      <w:r>
-        <w:rPr>
-          <w:lang w:val="hi_IN" w:bidi="hi_IN"/>
-        </w:rPr>
-      </w:r>
-      <w:r>
-        <w:rPr>
           <w:b/>
           <w:lang w:val="hi_IN" w:bidi="hi_IN"/>
         </w:rPr>
@@ -17306,20 +15096,6 @@
       </w:r>
       <w:r>
         <w:rPr>
-          <w:lang w:val="hi_IN" w:bidi="hi_IN"/>
-        </w:rPr>
-        <w:t>אָחִֽי⁠ו</w:t>
-      </w:r>
-    </w:p>
-    <w:p>
-      <w:pPr/>
-      <w:r>
-        <w:rPr>
-          <w:lang w:val="hi_IN" w:bidi="hi_IN"/>
-        </w:rPr>
-      </w:r>
-      <w:r>
-        <w:rPr>
           <w:b/>
           <w:lang w:val="hi_IN" w:bidi="hi_IN"/>
         </w:rPr>
@@ -17416,20 +15192,6 @@
       </w:r>
       <w:r>
         <w:rPr>
-          <w:lang w:val="hi_IN" w:bidi="hi_IN"/>
-        </w:rPr>
-        <w:t>בַּ⁠יּ֣וֹם הַ⁠ה֣וּא נְאֻם־יְהוָ֣ה צְבָא֡וֹת אֶ֠קָּחֲ⁠ךָ זְרֻבָּבֶ֨ל בֶּן־שְׁאַלְתִּיאֵ֤ל עַבְדִּ⁠י֙ נְאֻם־יְהוָ֔ה וְ⁠שַׂמְתִּ֖י⁠ךָ כַּֽ⁠חוֹתָ֑ם כִּֽי־בְ⁠ךָ֣ בָחַ֔רְתִּי נְאֻ֖ם יְהוָ֥ה צְבָאֽוֹת</w:t>
-      </w:r>
-    </w:p>
-    <w:p>
-      <w:pPr/>
-      <w:r>
-        <w:rPr>
-          <w:lang w:val="hi_IN" w:bidi="hi_IN"/>
-        </w:rPr>
-      </w:r>
-      <w:r>
-        <w:rPr>
           <w:b/>
           <w:lang w:val="hi_IN" w:bidi="hi_IN"/>
         </w:rPr>
@@ -17513,20 +15275,6 @@
       </w:r>
       <w:r>
         <w:rPr>
-          <w:lang w:val="hi_IN" w:bidi="hi_IN"/>
-        </w:rPr>
-        <w:t>בַּ⁠יּ֣וֹם הַ⁠ה֣וּא</w:t>
-      </w:r>
-    </w:p>
-    <w:p>
-      <w:pPr/>
-      <w:r>
-        <w:rPr>
-          <w:lang w:val="hi_IN" w:bidi="hi_IN"/>
-        </w:rPr>
-      </w:r>
-      <w:r>
-        <w:rPr>
           <w:b/>
           <w:lang w:val="hi_IN" w:bidi="hi_IN"/>
         </w:rPr>
@@ -17623,20 +15371,6 @@
       </w:r>
       <w:r>
         <w:rPr>
-          <w:lang w:val="hi_IN" w:bidi="hi_IN"/>
-        </w:rPr>
-        <w:t>אֶ֠קָּחֲ⁠ךָ &amp; וְ⁠שַׂמְתִּ֖י⁠ךָ &amp; בְ⁠ךָ֣ בָחַ֔רְתִּי</w:t>
-      </w:r>
-    </w:p>
-    <w:p>
-      <w:pPr/>
-      <w:r>
-        <w:rPr>
-          <w:lang w:val="hi_IN" w:bidi="hi_IN"/>
-        </w:rPr>
-      </w:r>
-      <w:r>
-        <w:rPr>
           <w:b/>
           <w:lang w:val="hi_IN" w:bidi="hi_IN"/>
         </w:rPr>
@@ -17759,20 +15493,6 @@
       </w:r>
       <w:r>
         <w:rPr>
-          <w:lang w:val="hi_IN" w:bidi="hi_IN"/>
-        </w:rPr>
-        <w:t>כַּֽ⁠חוֹתָ֑ם</w:t>
-      </w:r>
-    </w:p>
-    <w:p>
-      <w:pPr/>
-      <w:r>
-        <w:rPr>
-          <w:lang w:val="hi_IN" w:bidi="hi_IN"/>
-        </w:rPr>
-      </w:r>
-      <w:r>
-        <w:rPr>
           <w:b/>
           <w:lang w:val="hi_IN" w:bidi="hi_IN"/>
         </w:rPr>
@@ -17863,20 +15583,6 @@
       </w:r>
       <w:r>
         <w:rPr>
-          <w:lang w:val="hi_IN" w:bidi="hi_IN"/>
-        </w:rPr>
-        <w:t>כַּֽ⁠חוֹתָ֑ם</w:t>
-      </w:r>
-    </w:p>
-    <w:p>
-      <w:pPr/>
-      <w:r>
-        <w:rPr>
-          <w:lang w:val="hi_IN" w:bidi="hi_IN"/>
-        </w:rPr>
-      </w:r>
-      <w:r>
-        <w:rPr>
           <w:b/>
           <w:lang w:val="hi_IN" w:bidi="hi_IN"/>
         </w:rPr>
@@ -17941,6 +15647,201 @@
           <w:lang w:val="hi_IN" w:bidi="hi_IN"/>
         </w:rPr>
         <w:t>उपमा</w:t>
+      </w:r>
+      <w:r>
+        <w:rPr>
+          <w:lang w:val="hi_IN" w:bidi="hi_IN"/>
+        </w:rPr>
+      </w:r>
+      <w:r>
+        <w:rPr>
+          <w:lang w:val="hi_IN" w:bidi="hi_IN"/>
+        </w:rPr>
+      </w:r>
+    </w:p>
+    <w:p>
+      <w:pPr/>
+      <w:r>
+        <w:rPr>
+          <w:lang w:val="hi_IN" w:bidi="hi_IN"/>
+        </w:rPr>
+      </w:r>
+    </w:p>
+    <w:p>
+      <w:pPr>
+        <w:pStyle w:val="Heading2"/>
+      </w:pPr>
+      <w:r>
+        <w:rPr>
+          <w:lang w:val="hi_IN" w:bidi="hi_IN"/>
+        </w:rPr>
+        <w:t>हाग्गै - अध्याय 1 परिचय</w:t>
+      </w:r>
+      <w:r>
+        <w:rPr>
+          <w:lang w:val="hi_IN" w:bidi="hi_IN"/>
+        </w:rPr>
+      </w:r>
+    </w:p>
+    <w:p>
+      <w:pPr>
+        <w:pStyle w:val="Heading3"/>
+      </w:pPr>
+      <w:r>
+        <w:rPr>
+          <w:lang w:val="hi_IN" w:bidi="hi_IN"/>
+        </w:rPr>
+        <w:t>संरचना और रुपरेखा</w:t>
+      </w:r>
+    </w:p>
+    <w:p>
+      <w:pPr/>
+      <w:r>
+        <w:rPr>
+          <w:lang w:val="hi_IN" w:bidi="hi_IN"/>
+        </w:rPr>
+      </w:r>
+      <w:r>
+        <w:rPr>
+          <w:lang w:val="hi_IN" w:bidi="hi_IN"/>
+        </w:rPr>
+        <w:t>इस अध्याय में वह पहली भविष्यवाणी है जो हाग्गै ने यहोवा की ओर से उन यहूदियों के लिए की थी, जो बँधुआई से लौटे थे।</w:t>
+      </w:r>
+    </w:p>
+    <w:p>
+      <w:pPr/>
+      <w:r>
+        <w:rPr>
+          <w:lang w:val="hi_IN" w:bidi="hi_IN"/>
+        </w:rPr>
+      </w:r>
+      <w:r>
+        <w:rPr>
+          <w:lang w:val="hi_IN" w:bidi="hi_IN"/>
+        </w:rPr>
+        <w:t>कुछ अनुवाद कविता की प्रत्येक पंक्ति को शेष पाठ की तुलना में दाईं ओर थोड़ा और हटाकर प्रस्तुत करते हैं ताकि पढ़ना आसान हो जाए। यूएलटी ऐसा ही करता है पद 4, 6, और 8–11 में पाई जाने वाली कविता के साथ।</w:t>
+      </w:r>
+      <w:r>
+        <w:rPr>
+          <w:lang w:val="hi_IN" w:bidi="hi_IN"/>
+        </w:rPr>
+      </w:r>
+      <w:r>
+        <w:rPr>
+          <w:lang w:val="hi_IN" w:bidi="hi_IN"/>
+        </w:rPr>
+      </w:r>
+    </w:p>
+    <w:p>
+      <w:pPr/>
+      <w:r>
+        <w:rPr>
+          <w:lang w:val="hi_IN" w:bidi="hi_IN"/>
+        </w:rPr>
+      </w:r>
+    </w:p>
+    <w:p>
+      <w:pPr>
+        <w:pStyle w:val="Heading2"/>
+      </w:pPr>
+      <w:r>
+        <w:rPr>
+          <w:lang w:val="hi_IN" w:bidi="hi_IN"/>
+        </w:rPr>
+        <w:t>हाग्गै - अध्याय 2 परिचय</w:t>
+      </w:r>
+      <w:r>
+        <w:rPr>
+          <w:lang w:val="hi_IN" w:bidi="hi_IN"/>
+        </w:rPr>
+      </w:r>
+    </w:p>
+    <w:p>
+      <w:pPr>
+        <w:pStyle w:val="Heading3"/>
+      </w:pPr>
+      <w:r>
+        <w:rPr>
+          <w:lang w:val="hi_IN" w:bidi="hi_IN"/>
+        </w:rPr>
+        <w:t>संरचना और रुपरेखा</w:t>
+      </w:r>
+    </w:p>
+    <w:p>
+      <w:pPr/>
+      <w:r>
+        <w:rPr>
+          <w:lang w:val="hi_IN" w:bidi="hi_IN"/>
+        </w:rPr>
+      </w:r>
+      <w:r>
+        <w:rPr>
+          <w:lang w:val="hi_IN" w:bidi="hi_IN"/>
+        </w:rPr>
+        <w:t xml:space="preserve">इस अध्याय में दूसरी (2:1–9), तीसरी (2:10–19) और चौथी (2:20–23) </w:t>
+      </w:r>
+      <w:r>
+        <w:rPr>
+          <w:lang w:val="hi_IN" w:bidi="hi_IN"/>
+        </w:rPr>
+        <w:t>भविष्यवा</w:t>
+      </w:r>
+      <w:r>
+        <w:rPr>
+          <w:lang w:val="hi_IN" w:bidi="hi_IN"/>
+        </w:rPr>
+        <w:t>णियाँ शामिल हैं जो हाग्गै ने यहोवा की ओर से उन यहूदियों के लिए की थी, जो बँधुआई से लौटे थे।</w:t>
+      </w:r>
+    </w:p>
+    <w:p>
+      <w:pPr/>
+      <w:r>
+        <w:rPr>
+          <w:lang w:val="hi_IN" w:bidi="hi_IN"/>
+        </w:rPr>
+      </w:r>
+      <w:r>
+        <w:rPr>
+          <w:lang w:val="hi_IN" w:bidi="hi_IN"/>
+        </w:rPr>
+        <w:t xml:space="preserve">कुछ अनुवाद कविता की प्रत्येक पंक्ति को शेष पाठ की तुलना में दाईं ओर थोड़ा और हटाकर प्रस्तुत करते हैं ताकि पढ़ना आसान हो जाएँ। यूएलटी पद 6–7 और 21–22 में पाई जाने वाली कविता के साथ ऐसा ही करता है। </w:t>
+      </w:r>
+    </w:p>
+    <w:p>
+      <w:pPr>
+        <w:pStyle w:val="Heading3"/>
+      </w:pPr>
+      <w:r>
+        <w:rPr>
+          <w:lang w:val="hi_IN" w:bidi="hi_IN"/>
+        </w:rPr>
+        <w:t>इस अध्याय में अनुवाद की समस्याएँ</w:t>
+      </w:r>
+    </w:p>
+    <w:p>
+      <w:pPr>
+        <w:pStyle w:val="Heading4"/>
+      </w:pPr>
+      <w:r>
+        <w:rPr>
+          <w:b/>
+          <w:lang w:val="hi_IN" w:bidi="hi_IN"/>
+        </w:rPr>
+        <w:t>अशुद्धता का शिक्षण उदाहरण (पद 12–14)</w:t>
+      </w:r>
+    </w:p>
+    <w:p>
+      <w:pPr/>
+      <w:r>
+        <w:rPr>
+          <w:lang w:val="hi_IN" w:bidi="hi_IN"/>
+        </w:rPr>
+      </w:r>
+      <w:r>
+        <w:rPr>
+          <w:lang w:val="hi_IN" w:bidi="hi_IN"/>
+        </w:rPr>
+        <w:t>तीसरी भविष्यवाणी में, यहोवा ने हाग्गै से कहा कि वह लोगों के सामने याजकों से बात करें ताकि वह एक उदाहरण के माध्यम से लोगों को सिखा सकें। हाग्गै ने याजकों से पुष्टि करवाई कि पवित्रता की स्थिति में व्यक्ति उन खाद्य पदार्थों को पवित्र नहीं करता, जिन्हें वह छूता है। फिर हाग्गै ने याजकों से पुष्टि करवाई कि अशुद्धता की स्थिति में व्यक्ति उन खाद्य पदार्थों को अशुद्ध करता है, जिन्हें वह छूता है। हाग्गै फिर लोगों से कहते हैं कि यहोवा उन्हें अशुद्ध मानते हैं, जिसका अर्थ है कि वे आराधना में भाग लेने के लिए उचित स्थिति में नहीं हैं, क्योंकि उन्होंने उनकी आज्ञा का पालन नहीं किया और मन्दिर का पुनर्निर्माण नहीं किया। उन्होंने उस अशुद्ध स्थिति को उन खाद्य पदार्थों में संचारित किया है, जिन्हें उन्होंने बलिदान में चढ़ाया है, इसलिए वे बलिदान यहोवा के लिए स्वीकार्य नहीं हैं। स्पष्ट रूप से कहा जाए, इस उदाहरण का संदेश यह है कि वेदी पर लोग जो बलिदान चढ़ा रहे हैं, वह मन्दिर का पुनर्निर्माण न करने की उनकी अवज्ञा की भरपाई नहीं करता। बल्कि, मन्दिर का पुनर्निर्माण न करने की उनकी अवज्ञा उनके बलिदानों को अस्वीकार्य बना रही है। पद 11–14 की टिप्पणियाँ सुझाव देगी कि आप अपने अनुवाद में इस अर्थ को कैसे इंगित कर सकते हैं।</w:t>
       </w:r>
       <w:r>
         <w:rPr>

--- a/hin/docx/37.content.docx
+++ b/hin/docx/37.content.docx
@@ -19,7 +19,7 @@
         <w:rPr>
           <w:lang w:val="hi_IN" w:bidi="hi_IN"/>
         </w:rPr>
-        <w:t>Resource: अनुवाद नोट्स (अनफोल्डिंग वर्ड)</w:t>
+        <w:t>Resource: unfoldingWord® Translation Notes</w:t>
       </w:r>
       <w:r>
         <w:rPr>
@@ -90,7 +90,7 @@
         <w:rPr>
           <w:lang w:val="hi_IN" w:bidi="hi_IN"/>
         </w:rPr>
-        <w:t>अनुवाद नोट्स (अनफोल्डिंग वर्ड)</w:t>
+        <w:t>unfoldingWord® Translation Notes</w:t>
       </w:r>
     </w:p>
     <w:p>

--- a/hin/docx/37.content.docx
+++ b/hin/docx/37.content.docx
@@ -609,6 +609,20 @@
       </w:r>
       <w:r>
         <w:rPr>
+          <w:lang w:val="hi_IN" w:bidi="hi_IN"/>
+        </w:rPr>
+        <w:t>בִּ⁠שְׁנַ֤ת שְׁתַּ֨יִם֙ לְ⁠דָרְיָ֣וֶשׁ הַ⁠מֶּ֔לֶךְ</w:t>
+      </w:r>
+    </w:p>
+    <w:p>
+      <w:pPr/>
+      <w:r>
+        <w:rPr>
+          <w:lang w:val="hi_IN" w:bidi="hi_IN"/>
+        </w:rPr>
+      </w:r>
+      <w:r>
+        <w:rPr>
           <w:b/>
           <w:lang w:val="hi_IN" w:bidi="hi_IN"/>
         </w:rPr>
@@ -699,6 +713,20 @@
       </w:r>
       <w:r>
         <w:rPr>
+          <w:lang w:val="hi_IN" w:bidi="hi_IN"/>
+        </w:rPr>
+        <w:t>בִּ⁠שְׁנַ֤ת שְׁתַּ֨יִם֙ &amp; בַּ⁠חֹ֨דֶשׁ֙ הַ⁠שִּׁשִּׁ֔י בְּ⁠י֥וֹם אֶחָ֖ד לַ⁠חֹ֑דֶשׁ</w:t>
+      </w:r>
+    </w:p>
+    <w:p>
+      <w:pPr/>
+      <w:r>
+        <w:rPr>
+          <w:lang w:val="hi_IN" w:bidi="hi_IN"/>
+        </w:rPr>
+      </w:r>
+      <w:r>
+        <w:rPr>
           <w:b/>
           <w:lang w:val="hi_IN" w:bidi="hi_IN"/>
         </w:rPr>
@@ -795,6 +823,20 @@
       </w:r>
       <w:r>
         <w:rPr>
+          <w:lang w:val="hi_IN" w:bidi="hi_IN"/>
+        </w:rPr>
+        <w:t>בַּ⁠חֹ֨דֶשׁ֙ הַ⁠שִּׁשִּׁ֔י בְּ⁠י֥וֹם אֶחָ֖ד לַ⁠חֹ֑דֶשׁ</w:t>
+      </w:r>
+    </w:p>
+    <w:p>
+      <w:pPr/>
+      <w:r>
+        <w:rPr>
+          <w:lang w:val="hi_IN" w:bidi="hi_IN"/>
+        </w:rPr>
+      </w:r>
+      <w:r>
+        <w:rPr>
           <w:b/>
           <w:lang w:val="hi_IN" w:bidi="hi_IN"/>
         </w:rPr>
@@ -891,6 +933,20 @@
       </w:r>
       <w:r>
         <w:rPr>
+          <w:lang w:val="hi_IN" w:bidi="hi_IN"/>
+        </w:rPr>
+        <w:t>הָיָ֨ה דְבַר־יְהוָ֜ה בְּ⁠יַד־חַגַּ֣י הַ⁠נָּבִ֗יא</w:t>
+      </w:r>
+    </w:p>
+    <w:p>
+      <w:pPr/>
+      <w:r>
+        <w:rPr>
+          <w:lang w:val="hi_IN" w:bidi="hi_IN"/>
+        </w:rPr>
+      </w:r>
+      <w:r>
+        <w:rPr>
           <w:b/>
           <w:lang w:val="hi_IN" w:bidi="hi_IN"/>
         </w:rPr>
@@ -1026,6 +1082,20 @@
       </w:r>
       <w:r>
         <w:rPr>
+          <w:lang w:val="hi_IN" w:bidi="hi_IN"/>
+        </w:rPr>
+        <w:t>דְבַר־יְהוָ֜ה</w:t>
+      </w:r>
+    </w:p>
+    <w:p>
+      <w:pPr/>
+      <w:r>
+        <w:rPr>
+          <w:lang w:val="hi_IN" w:bidi="hi_IN"/>
+        </w:rPr>
+      </w:r>
+      <w:r>
+        <w:rPr>
           <w:b/>
           <w:lang w:val="hi_IN" w:bidi="hi_IN"/>
         </w:rPr>
@@ -1116,6 +1186,20 @@
       </w:r>
       <w:r>
         <w:rPr>
+          <w:lang w:val="hi_IN" w:bidi="hi_IN"/>
+        </w:rPr>
+        <w:t>כֹּ֥ה אָמַ֛ר יְהוָ֥ה צְבָא֖וֹת לֵ⁠אמֹ֑ר הָ⁠עָ֤ם הַ⁠זֶּה֙ אָֽמְר֔וּ לֹ֥א עֶת־בֹּ֛א עֶת־בֵּ֥ית יְהוָ֖ה לְ⁠הִבָּנֽוֹת</w:t>
+      </w:r>
+    </w:p>
+    <w:p>
+      <w:pPr/>
+      <w:r>
+        <w:rPr>
+          <w:lang w:val="hi_IN" w:bidi="hi_IN"/>
+        </w:rPr>
+      </w:r>
+      <w:r>
+        <w:rPr>
           <w:b/>
           <w:lang w:val="hi_IN" w:bidi="hi_IN"/>
         </w:rPr>
@@ -1199,6 +1283,20 @@
       </w:r>
       <w:r>
         <w:rPr>
+          <w:lang w:val="hi_IN" w:bidi="hi_IN"/>
+        </w:rPr>
+        <w:t>יְהוָ֥ה צְבָא֖וֹת</w:t>
+      </w:r>
+    </w:p>
+    <w:p>
+      <w:pPr/>
+      <w:r>
+        <w:rPr>
+          <w:lang w:val="hi_IN" w:bidi="hi_IN"/>
+        </w:rPr>
+      </w:r>
+      <w:r>
+        <w:rPr>
           <w:b/>
           <w:lang w:val="hi_IN" w:bidi="hi_IN"/>
         </w:rPr>
@@ -1308,6 +1406,20 @@
       </w:r>
       <w:r>
         <w:rPr>
+          <w:lang w:val="hi_IN" w:bidi="hi_IN"/>
+        </w:rPr>
+        <w:t>הָ⁠עָ֤ם הַ⁠זֶּה֙</w:t>
+      </w:r>
+    </w:p>
+    <w:p>
+      <w:pPr/>
+      <w:r>
+        <w:rPr>
+          <w:lang w:val="hi_IN" w:bidi="hi_IN"/>
+        </w:rPr>
+      </w:r>
+      <w:r>
+        <w:rPr>
           <w:b/>
           <w:lang w:val="hi_IN" w:bidi="hi_IN"/>
         </w:rPr>
@@ -1404,6 +1516,20 @@
       </w:r>
       <w:r>
         <w:rPr>
+          <w:lang w:val="hi_IN" w:bidi="hi_IN"/>
+        </w:rPr>
+        <w:t>עֶת־בֵּ֥ית יְהוָ֖ה</w:t>
+      </w:r>
+    </w:p>
+    <w:p>
+      <w:pPr/>
+      <w:r>
+        <w:rPr>
+          <w:lang w:val="hi_IN" w:bidi="hi_IN"/>
+        </w:rPr>
+      </w:r>
+      <w:r>
+        <w:rPr>
           <w:b/>
           <w:lang w:val="hi_IN" w:bidi="hi_IN"/>
         </w:rPr>
@@ -1489,6 +1615,20 @@
         <w:rPr>
           <w:lang w:val="hi_IN" w:bidi="hi_IN"/>
         </w:rPr>
+      </w:r>
+    </w:p>
+    <w:p>
+      <w:pPr/>
+      <w:r>
+        <w:rPr>
+          <w:lang w:val="hi_IN" w:bidi="hi_IN"/>
+        </w:rPr>
+      </w:r>
+      <w:r>
+        <w:rPr>
+          <w:lang w:val="hi_IN" w:bidi="hi_IN"/>
+        </w:rPr>
+        <w:t>וַֽ⁠יְהִי֙ דְּבַר־יְהוָ֔ה בְּ⁠יַד־חַגַּ֥י הַ⁠נָּבִ֖יא</w:t>
       </w:r>
     </w:p>
     <w:p>
@@ -1601,6 +1741,20 @@
       </w:r>
       <w:r>
         <w:rPr>
+          <w:lang w:val="hi_IN" w:bidi="hi_IN"/>
+        </w:rPr>
+        <w:t>הַ⁠עֵ֤ת לָ⁠כֶם֙ אַתֶּ֔ם לָ⁠שֶׁ֖בֶת בְּ⁠בָתֵּי⁠כֶ֣ם סְפוּנִ֑ים וְ⁠הַ⁠בַּ֥יִת הַ⁠זֶּ֖ה חָרֵֽב</w:t>
+      </w:r>
+    </w:p>
+    <w:p>
+      <w:pPr/>
+      <w:r>
+        <w:rPr>
+          <w:lang w:val="hi_IN" w:bidi="hi_IN"/>
+        </w:rPr>
+      </w:r>
+      <w:r>
+        <w:rPr>
           <w:b/>
           <w:lang w:val="hi_IN" w:bidi="hi_IN"/>
         </w:rPr>
@@ -1684,6 +1838,20 @@
       </w:r>
       <w:r>
         <w:rPr>
+          <w:lang w:val="hi_IN" w:bidi="hi_IN"/>
+        </w:rPr>
+        <w:t>לָ⁠כֶם֙ אַתֶּ֔ם &amp; בְּ⁠בָתֵּי⁠כֶ֣ם</w:t>
+      </w:r>
+    </w:p>
+    <w:p>
+      <w:pPr/>
+      <w:r>
+        <w:rPr>
+          <w:lang w:val="hi_IN" w:bidi="hi_IN"/>
+        </w:rPr>
+      </w:r>
+      <w:r>
+        <w:rPr>
           <w:b/>
           <w:lang w:val="hi_IN" w:bidi="hi_IN"/>
         </w:rPr>
@@ -1832,6 +2000,20 @@
       </w:r>
       <w:r>
         <w:rPr>
+          <w:lang w:val="hi_IN" w:bidi="hi_IN"/>
+        </w:rPr>
+        <w:t>סְפוּנִ֑ים</w:t>
+      </w:r>
+    </w:p>
+    <w:p>
+      <w:pPr/>
+      <w:r>
+        <w:rPr>
+          <w:lang w:val="hi_IN" w:bidi="hi_IN"/>
+        </w:rPr>
+      </w:r>
+      <w:r>
+        <w:rPr>
           <w:b/>
           <w:lang w:val="hi_IN" w:bidi="hi_IN"/>
         </w:rPr>
@@ -1928,6 +2110,20 @@
       </w:r>
       <w:r>
         <w:rPr>
+          <w:lang w:val="hi_IN" w:bidi="hi_IN"/>
+        </w:rPr>
+        <w:t>וְ⁠עַתָּ֕ה כֹּ֥ה אָמַ֖ר יְהוָ֣ה צְבָא֑וֹת שִׂ֥ימוּ לְבַבְ⁠כֶ֖ם עַל־דַּרְכֵי⁠כֶֽם</w:t>
+      </w:r>
+    </w:p>
+    <w:p>
+      <w:pPr/>
+      <w:r>
+        <w:rPr>
+          <w:lang w:val="hi_IN" w:bidi="hi_IN"/>
+        </w:rPr>
+      </w:r>
+      <w:r>
+        <w:rPr>
           <w:b/>
           <w:lang w:val="hi_IN" w:bidi="hi_IN"/>
         </w:rPr>
@@ -2011,6 +2207,20 @@
       </w:r>
       <w:r>
         <w:rPr>
+          <w:lang w:val="hi_IN" w:bidi="hi_IN"/>
+        </w:rPr>
+        <w:t>שִׂ֥ימוּ לְבַבְ⁠כֶ֖ם עַל־דַּרְכֵי⁠כֶֽם</w:t>
+      </w:r>
+    </w:p>
+    <w:p>
+      <w:pPr/>
+      <w:r>
+        <w:rPr>
+          <w:lang w:val="hi_IN" w:bidi="hi_IN"/>
+        </w:rPr>
+      </w:r>
+      <w:r>
+        <w:rPr>
           <w:b/>
           <w:lang w:val="hi_IN" w:bidi="hi_IN"/>
         </w:rPr>
@@ -2133,6 +2343,20 @@
       </w:r>
       <w:r>
         <w:rPr>
+          <w:lang w:val="hi_IN" w:bidi="hi_IN"/>
+        </w:rPr>
+        <w:t>לְבַבְ⁠כֶ֖ם</w:t>
+      </w:r>
+    </w:p>
+    <w:p>
+      <w:pPr/>
+      <w:r>
+        <w:rPr>
+          <w:lang w:val="hi_IN" w:bidi="hi_IN"/>
+        </w:rPr>
+      </w:r>
+      <w:r>
+        <w:rPr>
           <w:b/>
           <w:lang w:val="hi_IN" w:bidi="hi_IN"/>
         </w:rPr>
@@ -2255,6 +2479,20 @@
       </w:r>
       <w:r>
         <w:rPr>
+          <w:lang w:val="hi_IN" w:bidi="hi_IN"/>
+        </w:rPr>
+        <w:t>דַּרְכֵי⁠כֶֽם</w:t>
+      </w:r>
+    </w:p>
+    <w:p>
+      <w:pPr/>
+      <w:r>
+        <w:rPr>
+          <w:lang w:val="hi_IN" w:bidi="hi_IN"/>
+        </w:rPr>
+      </w:r>
+      <w:r>
+        <w:rPr>
           <w:b/>
           <w:lang w:val="hi_IN" w:bidi="hi_IN"/>
         </w:rPr>
@@ -2377,6 +2615,20 @@
       </w:r>
       <w:r>
         <w:rPr>
+          <w:lang w:val="hi_IN" w:bidi="hi_IN"/>
+        </w:rPr>
+        <w:t>וְ⁠אֵין־לְ⁠שָׂבְעָה֙</w:t>
+      </w:r>
+    </w:p>
+    <w:p>
+      <w:pPr/>
+      <w:r>
+        <w:rPr>
+          <w:lang w:val="hi_IN" w:bidi="hi_IN"/>
+        </w:rPr>
+      </w:r>
+      <w:r>
+        <w:rPr>
           <w:b/>
           <w:lang w:val="hi_IN" w:bidi="hi_IN"/>
         </w:rPr>
@@ -2473,6 +2725,20 @@
       </w:r>
       <w:r>
         <w:rPr>
+          <w:lang w:val="hi_IN" w:bidi="hi_IN"/>
+        </w:rPr>
+        <w:t>וְ⁠אֵין־לְ⁠שָׁכְרָ֔ה</w:t>
+      </w:r>
+    </w:p>
+    <w:p>
+      <w:pPr/>
+      <w:r>
+        <w:rPr>
+          <w:lang w:val="hi_IN" w:bidi="hi_IN"/>
+        </w:rPr>
+      </w:r>
+      <w:r>
+        <w:rPr>
           <w:b/>
           <w:lang w:val="hi_IN" w:bidi="hi_IN"/>
         </w:rPr>
@@ -2556,6 +2822,20 @@
       </w:r>
       <w:r>
         <w:rPr>
+          <w:lang w:val="hi_IN" w:bidi="hi_IN"/>
+        </w:rPr>
+        <w:t>לָב֖וֹשׁ וְ⁠אֵין־לְ⁠חֹ֣ם ל֑⁠וֹ</w:t>
+      </w:r>
+    </w:p>
+    <w:p>
+      <w:pPr/>
+      <w:r>
+        <w:rPr>
+          <w:lang w:val="hi_IN" w:bidi="hi_IN"/>
+        </w:rPr>
+      </w:r>
+      <w:r>
+        <w:rPr>
           <w:b/>
           <w:lang w:val="hi_IN" w:bidi="hi_IN"/>
         </w:rPr>
@@ -2639,6 +2919,20 @@
       </w:r>
       <w:r>
         <w:rPr>
+          <w:lang w:val="hi_IN" w:bidi="hi_IN"/>
+        </w:rPr>
+        <w:t>וְ⁠הַ֨⁠מִּשְׂתַּכֵּ֔ר מִשְׂתַּכֵּ֖ר אֶל־צְר֥וֹר נָקֽוּב</w:t>
+      </w:r>
+    </w:p>
+    <w:p>
+      <w:pPr/>
+      <w:r>
+        <w:rPr>
+          <w:lang w:val="hi_IN" w:bidi="hi_IN"/>
+        </w:rPr>
+      </w:r>
+      <w:r>
+        <w:rPr>
           <w:b/>
           <w:lang w:val="hi_IN" w:bidi="hi_IN"/>
         </w:rPr>
@@ -2722,6 +3016,20 @@
       </w:r>
       <w:r>
         <w:rPr>
+          <w:lang w:val="hi_IN" w:bidi="hi_IN"/>
+        </w:rPr>
+        <w:t>וְ⁠הַ֨⁠מִּשְׂתַּכֵּ֔ר מִשְׂתַּכֵּ֖ר אֶל־צְר֥וֹר נָקֽוּב</w:t>
+      </w:r>
+    </w:p>
+    <w:p>
+      <w:pPr/>
+      <w:r>
+        <w:rPr>
+          <w:lang w:val="hi_IN" w:bidi="hi_IN"/>
+        </w:rPr>
+      </w:r>
+      <w:r>
+        <w:rPr>
           <w:b/>
           <w:lang w:val="hi_IN" w:bidi="hi_IN"/>
         </w:rPr>
@@ -2831,6 +3139,20 @@
       </w:r>
       <w:r>
         <w:rPr>
+          <w:lang w:val="hi_IN" w:bidi="hi_IN"/>
+        </w:rPr>
+        <w:t>צְר֥וֹר נָקֽוּב</w:t>
+      </w:r>
+    </w:p>
+    <w:p>
+      <w:pPr/>
+      <w:r>
+        <w:rPr>
+          <w:lang w:val="hi_IN" w:bidi="hi_IN"/>
+        </w:rPr>
+      </w:r>
+      <w:r>
+        <w:rPr>
           <w:b/>
           <w:lang w:val="hi_IN" w:bidi="hi_IN"/>
         </w:rPr>
@@ -2914,6 +3236,20 @@
       </w:r>
       <w:r>
         <w:rPr>
+          <w:lang w:val="hi_IN" w:bidi="hi_IN"/>
+        </w:rPr>
+        <w:t>כֹּ֥ה אָמַ֖ר יְהוָ֣ה צְבָא֑וֹת שִׂ֥ימוּ לְבַבְ⁠כֶ֖ם עַל־דַּרְכֵי⁠כֶֽם</w:t>
+      </w:r>
+    </w:p>
+    <w:p>
+      <w:pPr/>
+      <w:r>
+        <w:rPr>
+          <w:lang w:val="hi_IN" w:bidi="hi_IN"/>
+        </w:rPr>
+      </w:r>
+      <w:r>
+        <w:rPr>
           <w:b/>
           <w:lang w:val="hi_IN" w:bidi="hi_IN"/>
         </w:rPr>
@@ -3038,6 +3374,20 @@
         <w:rPr>
           <w:lang w:val="hi_IN" w:bidi="hi_IN"/>
         </w:rPr>
+      </w:r>
+    </w:p>
+    <w:p>
+      <w:pPr/>
+      <w:r>
+        <w:rPr>
+          <w:lang w:val="hi_IN" w:bidi="hi_IN"/>
+        </w:rPr>
+      </w:r>
+      <w:r>
+        <w:rPr>
+          <w:lang w:val="hi_IN" w:bidi="hi_IN"/>
+        </w:rPr>
+        <w:t>שִׂ֥ימוּ לְבַבְ⁠כֶ֖ם עַל־דַּרְכֵי⁠כֶֽם</w:t>
       </w:r>
     </w:p>
     <w:p>
@@ -3150,6 +3500,20 @@
       </w:r>
       <w:r>
         <w:rPr>
+          <w:lang w:val="hi_IN" w:bidi="hi_IN"/>
+        </w:rPr>
+        <w:t>עֲל֥וּ הָ⁠הָ֛ר וַ⁠הֲבֵאתֶ֥ם עֵ֖ץ וּ⁠בְנ֣וּ הַ⁠בָּ֑יִת וְ⁠אֶרְצֶה־בּ֥⁠וֹ ו⁠אכבד אָמַ֥ר יְהוָֽה</w:t>
+      </w:r>
+    </w:p>
+    <w:p>
+      <w:pPr/>
+      <w:r>
+        <w:rPr>
+          <w:lang w:val="hi_IN" w:bidi="hi_IN"/>
+        </w:rPr>
+      </w:r>
+      <w:r>
+        <w:rPr>
           <w:b/>
           <w:lang w:val="hi_IN" w:bidi="hi_IN"/>
         </w:rPr>
@@ -3233,6 +3597,20 @@
       </w:r>
       <w:r>
         <w:rPr>
+          <w:lang w:val="hi_IN" w:bidi="hi_IN"/>
+        </w:rPr>
+        <w:t>הָ⁠הָ֛ר</w:t>
+      </w:r>
+    </w:p>
+    <w:p>
+      <w:pPr/>
+      <w:r>
+        <w:rPr>
+          <w:lang w:val="hi_IN" w:bidi="hi_IN"/>
+        </w:rPr>
+      </w:r>
+      <w:r>
+        <w:rPr>
           <w:b/>
           <w:lang w:val="hi_IN" w:bidi="hi_IN"/>
         </w:rPr>
@@ -3329,6 +3707,20 @@
       </w:r>
       <w:r>
         <w:rPr>
+          <w:lang w:val="hi_IN" w:bidi="hi_IN"/>
+        </w:rPr>
+        <w:t>ו⁠אכבד</w:t>
+      </w:r>
+    </w:p>
+    <w:p>
+      <w:pPr/>
+      <w:r>
+        <w:rPr>
+          <w:lang w:val="hi_IN" w:bidi="hi_IN"/>
+        </w:rPr>
+      </w:r>
+      <w:r>
+        <w:rPr>
           <w:b/>
           <w:lang w:val="hi_IN" w:bidi="hi_IN"/>
         </w:rPr>
@@ -3412,6 +3804,20 @@
       </w:r>
       <w:r>
         <w:rPr>
+          <w:lang w:val="hi_IN" w:bidi="hi_IN"/>
+        </w:rPr>
+        <w:t>פָּנֹ֤ה אֶל־הַרְבֵּה֙ וְ⁠הִנֵּ֣ה לִ⁠מְעָ֔ט וַ⁠הֲבֵאתֶ֥ם הַ⁠בַּ֖יִת וְ⁠נָפַ֣חְתִּי ב֑⁠וֹ יַ֣עַן מֶ֗ה נְאֻם֙ יְהוָ֣ה צְבָא֔וֹת יַ֗עַן בֵּיתִ⁠י֙ אֲשֶׁר־ה֣וּא חָרֵ֔ב וְ⁠אַתֶּ֥ם רָצִ֖ים אִ֥ישׁ לְ⁠בֵיתֽ⁠וֹ</w:t>
+      </w:r>
+    </w:p>
+    <w:p>
+      <w:pPr/>
+      <w:r>
+        <w:rPr>
+          <w:lang w:val="hi_IN" w:bidi="hi_IN"/>
+        </w:rPr>
+      </w:r>
+      <w:r>
+        <w:rPr>
           <w:b/>
           <w:lang w:val="hi_IN" w:bidi="hi_IN"/>
         </w:rPr>
@@ -3507,6 +3913,20 @@
       </w:r>
       <w:r>
         <w:rPr>
+          <w:lang w:val="hi_IN" w:bidi="hi_IN"/>
+        </w:rPr>
+        <w:t>וְ⁠הִנֵּ֣ה</w:t>
+      </w:r>
+    </w:p>
+    <w:p>
+      <w:pPr/>
+      <w:r>
+        <w:rPr>
+          <w:lang w:val="hi_IN" w:bidi="hi_IN"/>
+        </w:rPr>
+      </w:r>
+      <w:r>
+        <w:rPr>
           <w:b/>
           <w:lang w:val="hi_IN" w:bidi="hi_IN"/>
         </w:rPr>
@@ -3603,6 +4023,20 @@
       </w:r>
       <w:r>
         <w:rPr>
+          <w:lang w:val="hi_IN" w:bidi="hi_IN"/>
+        </w:rPr>
+        <w:t>וְ⁠הִנֵּ֣ה לִ⁠מְעָ֔ט</w:t>
+      </w:r>
+    </w:p>
+    <w:p>
+      <w:pPr/>
+      <w:r>
+        <w:rPr>
+          <w:lang w:val="hi_IN" w:bidi="hi_IN"/>
+        </w:rPr>
+      </w:r>
+      <w:r>
+        <w:rPr>
           <w:b/>
           <w:lang w:val="hi_IN" w:bidi="hi_IN"/>
         </w:rPr>
@@ -3686,6 +4120,20 @@
       </w:r>
       <w:r>
         <w:rPr>
+          <w:lang w:val="hi_IN" w:bidi="hi_IN"/>
+        </w:rPr>
+        <w:t>וְ⁠נָפַ֣חְתִּי ב֑⁠וֹ</w:t>
+      </w:r>
+    </w:p>
+    <w:p>
+      <w:pPr/>
+      <w:r>
+        <w:rPr>
+          <w:lang w:val="hi_IN" w:bidi="hi_IN"/>
+        </w:rPr>
+      </w:r>
+      <w:r>
+        <w:rPr>
           <w:b/>
           <w:lang w:val="hi_IN" w:bidi="hi_IN"/>
         </w:rPr>
@@ -3795,6 +4243,20 @@
       </w:r>
       <w:r>
         <w:rPr>
+          <w:lang w:val="hi_IN" w:bidi="hi_IN"/>
+        </w:rPr>
+        <w:t>יַ֣עַן מֶ֗ה &amp; יַ֗עַן בֵּיתִ⁠י֙</w:t>
+      </w:r>
+    </w:p>
+    <w:p>
+      <w:pPr/>
+      <w:r>
+        <w:rPr>
+          <w:lang w:val="hi_IN" w:bidi="hi_IN"/>
+        </w:rPr>
+      </w:r>
+      <w:r>
+        <w:rPr>
           <w:b/>
           <w:lang w:val="hi_IN" w:bidi="hi_IN"/>
         </w:rPr>
@@ -3891,6 +4353,20 @@
       </w:r>
       <w:r>
         <w:rPr>
+          <w:lang w:val="hi_IN" w:bidi="hi_IN"/>
+        </w:rPr>
+        <w:t>נְאֻם֙ יְהוָ֣ה צְבָא֔וֹת</w:t>
+      </w:r>
+    </w:p>
+    <w:p>
+      <w:pPr/>
+      <w:r>
+        <w:rPr>
+          <w:lang w:val="hi_IN" w:bidi="hi_IN"/>
+        </w:rPr>
+      </w:r>
+      <w:r>
+        <w:rPr>
           <w:b/>
           <w:lang w:val="hi_IN" w:bidi="hi_IN"/>
         </w:rPr>
@@ -3987,6 +4463,20 @@
       </w:r>
       <w:r>
         <w:rPr>
+          <w:lang w:val="hi_IN" w:bidi="hi_IN"/>
+        </w:rPr>
+        <w:t>וְ⁠אַתֶּ֥ם רָצִ֖ים אִ֥ישׁ לְ⁠בֵיתֽ⁠וֹ</w:t>
+      </w:r>
+    </w:p>
+    <w:p>
+      <w:pPr/>
+      <w:r>
+        <w:rPr>
+          <w:lang w:val="hi_IN" w:bidi="hi_IN"/>
+        </w:rPr>
+      </w:r>
+      <w:r>
+        <w:rPr>
           <w:b/>
           <w:lang w:val="hi_IN" w:bidi="hi_IN"/>
         </w:rPr>
@@ -4096,6 +4586,20 @@
       </w:r>
       <w:r>
         <w:rPr>
+          <w:lang w:val="hi_IN" w:bidi="hi_IN"/>
+        </w:rPr>
+        <w:t>וְ⁠אַתֶּ֥ם רָצִ֖ים אִ֥ישׁ לְ⁠בֵיתֽ⁠וֹ</w:t>
+      </w:r>
+    </w:p>
+    <w:p>
+      <w:pPr/>
+      <w:r>
+        <w:rPr>
+          <w:lang w:val="hi_IN" w:bidi="hi_IN"/>
+        </w:rPr>
+      </w:r>
+      <w:r>
+        <w:rPr>
           <w:b/>
           <w:lang w:val="hi_IN" w:bidi="hi_IN"/>
         </w:rPr>
@@ -4192,6 +4696,20 @@
       </w:r>
       <w:r>
         <w:rPr>
+          <w:lang w:val="hi_IN" w:bidi="hi_IN"/>
+        </w:rPr>
+        <w:t>כָּלְא֥וּ שָמַ֖יִם מִ⁠טָּ֑ל וְ⁠הָ⁠אָ֖רֶץ כָּלְאָ֥ה יְבוּלָֽ⁠הּ</w:t>
+      </w:r>
+    </w:p>
+    <w:p>
+      <w:pPr/>
+      <w:r>
+        <w:rPr>
+          <w:lang w:val="hi_IN" w:bidi="hi_IN"/>
+        </w:rPr>
+      </w:r>
+      <w:r>
+        <w:rPr>
           <w:b/>
           <w:lang w:val="hi_IN" w:bidi="hi_IN"/>
         </w:rPr>
@@ -4340,6 +4858,20 @@
       </w:r>
       <w:r>
         <w:rPr>
+          <w:lang w:val="hi_IN" w:bidi="hi_IN"/>
+        </w:rPr>
+        <w:t>עֲלֵי⁠כֶ֔ם כָּלְא֥וּ שָמַ֖יִם מִ⁠טָּ֑ל</w:t>
+      </w:r>
+    </w:p>
+    <w:p>
+      <w:pPr/>
+      <w:r>
+        <w:rPr>
+          <w:lang w:val="hi_IN" w:bidi="hi_IN"/>
+        </w:rPr>
+      </w:r>
+      <w:r>
+        <w:rPr>
           <w:b/>
           <w:lang w:val="hi_IN" w:bidi="hi_IN"/>
         </w:rPr>
@@ -4449,6 +4981,20 @@
       </w:r>
       <w:r>
         <w:rPr>
+          <w:lang w:val="hi_IN" w:bidi="hi_IN"/>
+        </w:rPr>
+        <w:t>עַל־הָ⁠אָ֣רֶץ וְ⁠עַל־הֶ⁠הָרִ֗ים וְ⁠עַל־הַ⁠דָּגָן֙ וְ⁠עַל־הַ⁠תִּיר֣וֹשׁ וְ⁠עַל־הַ⁠יִּצְהָ֔ר וְ⁠עַ֛ל אֲשֶׁ֥ר תּוֹצִ֖יא הָ⁠אֲדָמָ֑ה וְ⁠עַל־הָֽ⁠אָדָם֙ וְ⁠עַל־הַ⁠בְּהֵמָ֔ה וְ⁠עַ֖ל כָּל־יְגִ֥יעַ כַּפָּֽיִם</w:t>
+      </w:r>
+    </w:p>
+    <w:p>
+      <w:pPr/>
+      <w:r>
+        <w:rPr>
+          <w:lang w:val="hi_IN" w:bidi="hi_IN"/>
+        </w:rPr>
+      </w:r>
+      <w:r>
+        <w:rPr>
           <w:b/>
           <w:lang w:val="hi_IN" w:bidi="hi_IN"/>
         </w:rPr>
@@ -4584,6 +5130,20 @@
       </w:r>
       <w:r>
         <w:rPr>
+          <w:lang w:val="hi_IN" w:bidi="hi_IN"/>
+        </w:rPr>
+        <w:t>וָ⁠אֶקְרָ֨א חֹ֜רֶב עַל־הָ⁠אָ֣רֶץ וְ⁠עַל־הֶ⁠הָרִ֗ים וְ⁠עַל־הַ⁠דָּגָן֙ וְ⁠עַל־הַ⁠תִּיר֣וֹשׁ וְ⁠עַל־הַ⁠יִּצְהָ֔ר וְ⁠עַ֛ל אֲשֶׁ֥ר תּוֹצִ֖יא הָ⁠אֲדָמָ֑ה וְ⁠עַל־הָֽ⁠אָדָם֙ וְ⁠עַל־הַ⁠בְּהֵמָ֔ה וְ⁠עַ֖ל כָּל־יְגִ֥יעַ כַּפָּֽיִם</w:t>
+      </w:r>
+    </w:p>
+    <w:p>
+      <w:pPr/>
+      <w:r>
+        <w:rPr>
+          <w:lang w:val="hi_IN" w:bidi="hi_IN"/>
+        </w:rPr>
+      </w:r>
+      <w:r>
+        <w:rPr>
           <w:b/>
           <w:lang w:val="hi_IN" w:bidi="hi_IN"/>
         </w:rPr>
@@ -4680,6 +5240,20 @@
       </w:r>
       <w:r>
         <w:rPr>
+          <w:lang w:val="hi_IN" w:bidi="hi_IN"/>
+        </w:rPr>
+        <w:t>וָ⁠אֶקְרָ֨א</w:t>
+      </w:r>
+    </w:p>
+    <w:p>
+      <w:pPr/>
+      <w:r>
+        <w:rPr>
+          <w:lang w:val="hi_IN" w:bidi="hi_IN"/>
+        </w:rPr>
+      </w:r>
+      <w:r>
+        <w:rPr>
           <w:b/>
           <w:lang w:val="hi_IN" w:bidi="hi_IN"/>
         </w:rPr>
@@ -4789,6 +5363,20 @@
       </w:r>
       <w:r>
         <w:rPr>
+          <w:lang w:val="hi_IN" w:bidi="hi_IN"/>
+        </w:rPr>
+        <w:t>וְ⁠עַל־הַ⁠דָּגָן֙ וְ⁠עַל־הַ⁠תִּיר֣וֹשׁ וְ⁠עַל־הַ⁠יִּצְהָ֔ר</w:t>
+      </w:r>
+    </w:p>
+    <w:p>
+      <w:pPr/>
+      <w:r>
+        <w:rPr>
+          <w:lang w:val="hi_IN" w:bidi="hi_IN"/>
+        </w:rPr>
+      </w:r>
+      <w:r>
+        <w:rPr>
           <w:b/>
           <w:lang w:val="hi_IN" w:bidi="hi_IN"/>
         </w:rPr>
@@ -4911,6 +5499,20 @@
       </w:r>
       <w:r>
         <w:rPr>
+          <w:lang w:val="hi_IN" w:bidi="hi_IN"/>
+        </w:rPr>
+        <w:t>וְ⁠עַל־הָֽ⁠אָדָם֙ וְ⁠עַל־הַ⁠בְּהֵמָ֔ה</w:t>
+      </w:r>
+    </w:p>
+    <w:p>
+      <w:pPr/>
+      <w:r>
+        <w:rPr>
+          <w:lang w:val="hi_IN" w:bidi="hi_IN"/>
+        </w:rPr>
+      </w:r>
+      <w:r>
+        <w:rPr>
           <w:b/>
           <w:lang w:val="hi_IN" w:bidi="hi_IN"/>
         </w:rPr>
@@ -5020,6 +5622,20 @@
       </w:r>
       <w:r>
         <w:rPr>
+          <w:lang w:val="hi_IN" w:bidi="hi_IN"/>
+        </w:rPr>
+        <w:t>כַּפָּֽיִם</w:t>
+      </w:r>
+    </w:p>
+    <w:p>
+      <w:pPr/>
+      <w:r>
+        <w:rPr>
+          <w:lang w:val="hi_IN" w:bidi="hi_IN"/>
+        </w:rPr>
+      </w:r>
+      <w:r>
+        <w:rPr>
           <w:b/>
           <w:lang w:val="hi_IN" w:bidi="hi_IN"/>
         </w:rPr>
@@ -5142,6 +5758,20 @@
       </w:r>
       <w:r>
         <w:rPr>
+          <w:lang w:val="hi_IN" w:bidi="hi_IN"/>
+        </w:rPr>
+        <w:t>וַ⁠יִּשְׁמַ֣ע &amp; בְּ⁠קוֹל֙ יְהוָ֣ה אֱלֹֽהֵי⁠הֶ֔ם וְ⁠עַל־דִּבְרֵי֙ חַגַּ֣י הַ⁠נָּבִ֔יא</w:t>
+      </w:r>
+    </w:p>
+    <w:p>
+      <w:pPr/>
+      <w:r>
+        <w:rPr>
+          <w:lang w:val="hi_IN" w:bidi="hi_IN"/>
+        </w:rPr>
+      </w:r>
+      <w:r>
+        <w:rPr>
           <w:b/>
           <w:lang w:val="hi_IN" w:bidi="hi_IN"/>
         </w:rPr>
@@ -5251,6 +5881,20 @@
       </w:r>
       <w:r>
         <w:rPr>
+          <w:lang w:val="hi_IN" w:bidi="hi_IN"/>
+        </w:rPr>
+        <w:t>וַ⁠יִּשְׁמַ֣ע &amp; בְּ⁠קוֹל֙ יְהוָ֣ה אֱלֹֽהֵי⁠הֶ֔ם וְ⁠עַל־דִּבְרֵי֙ חַגַּ֣י הַ⁠נָּבִ֔יא</w:t>
+      </w:r>
+    </w:p>
+    <w:p>
+      <w:pPr/>
+      <w:r>
+        <w:rPr>
+          <w:lang w:val="hi_IN" w:bidi="hi_IN"/>
+        </w:rPr>
+      </w:r>
+      <w:r>
+        <w:rPr>
           <w:b/>
           <w:lang w:val="hi_IN" w:bidi="hi_IN"/>
         </w:rPr>
@@ -5373,6 +6017,20 @@
       </w:r>
       <w:r>
         <w:rPr>
+          <w:lang w:val="hi_IN" w:bidi="hi_IN"/>
+        </w:rPr>
+        <w:t>בְּ⁠קוֹל֙ יְהוָ֣ה אֱלֹֽהֵי⁠הֶ֔ם וְ⁠עַל־דִּבְרֵי֙ חַגַּ֣י הַ⁠נָּבִ֔יא</w:t>
+      </w:r>
+    </w:p>
+    <w:p>
+      <w:pPr/>
+      <w:r>
+        <w:rPr>
+          <w:lang w:val="hi_IN" w:bidi="hi_IN"/>
+        </w:rPr>
+      </w:r>
+      <w:r>
+        <w:rPr>
           <w:b/>
           <w:lang w:val="hi_IN" w:bidi="hi_IN"/>
         </w:rPr>
@@ -5469,6 +6127,20 @@
       </w:r>
       <w:r>
         <w:rPr>
+          <w:lang w:val="hi_IN" w:bidi="hi_IN"/>
+        </w:rPr>
+        <w:t>וַ⁠יִּֽירְא֥וּ הָ⁠עָ֖ם מִ⁠פְּנֵ֥י יְהוָֽה</w:t>
+      </w:r>
+    </w:p>
+    <w:p>
+      <w:pPr/>
+      <w:r>
+        <w:rPr>
+          <w:lang w:val="hi_IN" w:bidi="hi_IN"/>
+        </w:rPr>
+      </w:r>
+      <w:r>
+        <w:rPr>
           <w:b/>
           <w:lang w:val="hi_IN" w:bidi="hi_IN"/>
         </w:rPr>
@@ -5591,6 +6263,20 @@
       </w:r>
       <w:r>
         <w:rPr>
+          <w:lang w:val="hi_IN" w:bidi="hi_IN"/>
+        </w:rPr>
+        <w:t>אֲנִ֥י אִתְּ⁠כֶ֖ם נְאֻם־יְהוָֽה</w:t>
+      </w:r>
+    </w:p>
+    <w:p>
+      <w:pPr/>
+      <w:r>
+        <w:rPr>
+          <w:lang w:val="hi_IN" w:bidi="hi_IN"/>
+        </w:rPr>
+      </w:r>
+      <w:r>
+        <w:rPr>
           <w:b/>
           <w:lang w:val="hi_IN" w:bidi="hi_IN"/>
         </w:rPr>
@@ -5674,6 +6360,20 @@
       </w:r>
       <w:r>
         <w:rPr>
+          <w:lang w:val="hi_IN" w:bidi="hi_IN"/>
+        </w:rPr>
+        <w:t>וַ⁠יָּ֣עַר יְהוָ֡ה אֶת־רוּחַ֩ זְרֻבָּבֶ֨ל בֶּן־שַׁלְתִּיאֵ֜ל פַּחַ֣ת יְהוּדָ֗ה וְ⁠אֶת־ר֨וּחַ֙ יְהוֹשֻׁ֤עַ בֶּן־יְהוֹצָדָק֙ הַ⁠כֹּהֵ֣ן הַ⁠גָּד֔וֹל וְֽ⁠אֶת־ר֔וּחַ כֹּ֖ל שְׁאֵרִ֣ית הָ⁠עָ֑ם</w:t>
+      </w:r>
+    </w:p>
+    <w:p>
+      <w:pPr/>
+      <w:r>
+        <w:rPr>
+          <w:lang w:val="hi_IN" w:bidi="hi_IN"/>
+        </w:rPr>
+      </w:r>
+      <w:r>
+        <w:rPr>
           <w:b/>
           <w:lang w:val="hi_IN" w:bidi="hi_IN"/>
         </w:rPr>
@@ -5796,6 +6496,20 @@
       </w:r>
       <w:r>
         <w:rPr>
+          <w:lang w:val="hi_IN" w:bidi="hi_IN"/>
+        </w:rPr>
+        <w:t>וַ⁠יָּ֣עַר יְהוָ֡ה אֶת־רוּחַ֩ זְרֻבָּבֶ֨ל בֶּן־שַׁלְתִּיאֵ֜ל פַּחַ֣ת יְהוּדָ֗ה וְ⁠אֶת־ר֨וּחַ֙ יְהוֹשֻׁ֤עַ בֶּן־יְהוֹצָדָק֙ הַ⁠כֹּהֵ֣ן הַ⁠גָּד֔וֹל וְֽ⁠אֶת־ר֔וּחַ כֹּ֖ל שְׁאֵרִ֣ית הָ⁠עָ֑ם</w:t>
+      </w:r>
+    </w:p>
+    <w:p>
+      <w:pPr/>
+      <w:r>
+        <w:rPr>
+          <w:lang w:val="hi_IN" w:bidi="hi_IN"/>
+        </w:rPr>
+      </w:r>
+      <w:r>
+        <w:rPr>
           <w:b/>
           <w:lang w:val="hi_IN" w:bidi="hi_IN"/>
         </w:rPr>
@@ -5894,6 +6608,20 @@
         <w:rPr>
           <w:lang w:val="hi_IN" w:bidi="hi_IN"/>
         </w:rPr>
+      </w:r>
+    </w:p>
+    <w:p>
+      <w:pPr/>
+      <w:r>
+        <w:rPr>
+          <w:lang w:val="hi_IN" w:bidi="hi_IN"/>
+        </w:rPr>
+      </w:r>
+      <w:r>
+        <w:rPr>
+          <w:lang w:val="hi_IN" w:bidi="hi_IN"/>
+        </w:rPr>
+        <w:t>בְּ⁠י֨וֹם עֶשְׂרִ֧ים וְ⁠אַרְבָּעָ֛ה לַ⁠חֹ֖דֶשׁ בַּ⁠שִּׁשִּׁ֑י</w:t>
       </w:r>
     </w:p>
     <w:p>
@@ -6019,6 +6747,20 @@
       </w:r>
       <w:r>
         <w:rPr>
+          <w:lang w:val="hi_IN" w:bidi="hi_IN"/>
+        </w:rPr>
+        <w:t>בְּ⁠י֨וֹם עֶשְׂרִ֧ים וְ⁠אַרְבָּעָ֛ה לַ⁠חֹ֖דֶשׁ בַּ⁠שִּׁשִּׁ֑י בִּ⁠שְׁנַ֥ת שְׁתַּ֖יִם</w:t>
+      </w:r>
+    </w:p>
+    <w:p>
+      <w:pPr/>
+      <w:r>
+        <w:rPr>
+          <w:lang w:val="hi_IN" w:bidi="hi_IN"/>
+        </w:rPr>
+      </w:r>
+      <w:r>
+        <w:rPr>
           <w:b/>
           <w:lang w:val="hi_IN" w:bidi="hi_IN"/>
         </w:rPr>
@@ -6102,6 +6844,20 @@
       </w:r>
       <w:r>
         <w:rPr>
+          <w:lang w:val="hi_IN" w:bidi="hi_IN"/>
+        </w:rPr>
+        <w:t>בַּ⁠שְּׁבִיעִ֕י בְּ⁠עֶשְׂרִ֥ים וְ⁠אֶחָ֖ד לַ⁠חֹ֑דֶשׁ</w:t>
+      </w:r>
+    </w:p>
+    <w:p>
+      <w:pPr/>
+      <w:r>
+        <w:rPr>
+          <w:lang w:val="hi_IN" w:bidi="hi_IN"/>
+        </w:rPr>
+      </w:r>
+      <w:r>
+        <w:rPr>
           <w:b/>
           <w:lang w:val="hi_IN" w:bidi="hi_IN"/>
         </w:rPr>
@@ -6185,6 +6941,20 @@
       </w:r>
       <w:r>
         <w:rPr>
+          <w:lang w:val="hi_IN" w:bidi="hi_IN"/>
+        </w:rPr>
+        <w:t>בַּ⁠שְּׁבִיעִ֕י בְּ⁠עֶשְׂרִ֥ים וְ⁠אֶחָ֖ד לַ⁠חֹ֑דֶשׁ</w:t>
+      </w:r>
+    </w:p>
+    <w:p>
+      <w:pPr/>
+      <w:r>
+        <w:rPr>
+          <w:lang w:val="hi_IN" w:bidi="hi_IN"/>
+        </w:rPr>
+      </w:r>
+      <w:r>
+        <w:rPr>
           <w:b/>
           <w:lang w:val="hi_IN" w:bidi="hi_IN"/>
         </w:rPr>
@@ -6257,6 +7027,20 @@
         <w:rPr>
           <w:lang w:val="hi_IN" w:bidi="hi_IN"/>
         </w:rPr>
+      </w:r>
+    </w:p>
+    <w:p>
+      <w:pPr/>
+      <w:r>
+        <w:rPr>
+          <w:lang w:val="hi_IN" w:bidi="hi_IN"/>
+        </w:rPr>
+      </w:r>
+      <w:r>
+        <w:rPr>
+          <w:lang w:val="hi_IN" w:bidi="hi_IN"/>
+        </w:rPr>
+        <w:t>בַּ⁠שְּׁבִיעִ֕י בְּ⁠עֶשְׂרִ֥ים וְ⁠אֶחָ֖ד לַ⁠חֹ֑דֶשׁ</w:t>
       </w:r>
     </w:p>
     <w:p>
@@ -6395,6 +7179,20 @@
       </w:r>
       <w:r>
         <w:rPr>
+          <w:lang w:val="hi_IN" w:bidi="hi_IN"/>
+        </w:rPr>
+        <w:t>הָיָה֙ דְּבַר־יְהוָ֔ה בְּ⁠יַד־חַגַּ֥י הַ⁠נָּבִ֖יא</w:t>
+      </w:r>
+    </w:p>
+    <w:p>
+      <w:pPr/>
+      <w:r>
+        <w:rPr>
+          <w:lang w:val="hi_IN" w:bidi="hi_IN"/>
+        </w:rPr>
+      </w:r>
+      <w:r>
+        <w:rPr>
           <w:b/>
           <w:lang w:val="hi_IN" w:bidi="hi_IN"/>
         </w:rPr>
@@ -6496,6 +7294,20 @@
       </w:r>
       <w:r>
         <w:rPr>
+          <w:lang w:val="hi_IN" w:bidi="hi_IN"/>
+        </w:rPr>
+        <w:t>הָ⁠עָ֖ם לֵ⁠אמֹֽר</w:t>
+      </w:r>
+    </w:p>
+    <w:p>
+      <w:pPr/>
+      <w:r>
+        <w:rPr>
+          <w:lang w:val="hi_IN" w:bidi="hi_IN"/>
+        </w:rPr>
+      </w:r>
+      <w:r>
+        <w:rPr>
           <w:b/>
           <w:lang w:val="hi_IN" w:bidi="hi_IN"/>
         </w:rPr>
@@ -6579,6 +7391,20 @@
       </w:r>
       <w:r>
         <w:rPr>
+          <w:lang w:val="hi_IN" w:bidi="hi_IN"/>
+        </w:rPr>
+        <w:t>מִ֤י בָ⁠כֶם֙ הַ⁠נִּשְׁאָ֔ר אֲשֶׁ֤ר רָאָה֙ אֶת־הַ⁠בַּ֣יִת הַ⁠זֶּ֔ה בִּ⁠כְבוֹד֖⁠וֹ הָ⁠רִאשׁ֑וֹן וּ⁠מָ֨ה אַתֶּ֜ם רֹאִ֤ים אֹת⁠וֹ֙ עַ֔תָּה הֲ⁠ל֥וֹא כָמֹ֛⁠הוּ כְּ⁠אַ֖יִן בְּ⁠עֵינֵי⁠כֶֽם</w:t>
+      </w:r>
+    </w:p>
+    <w:p>
+      <w:pPr/>
+      <w:r>
+        <w:rPr>
+          <w:lang w:val="hi_IN" w:bidi="hi_IN"/>
+        </w:rPr>
+      </w:r>
+      <w:r>
+        <w:rPr>
           <w:b/>
           <w:lang w:val="hi_IN" w:bidi="hi_IN"/>
         </w:rPr>
@@ -6662,6 +7488,20 @@
       </w:r>
       <w:r>
         <w:rPr>
+          <w:lang w:val="hi_IN" w:bidi="hi_IN"/>
+        </w:rPr>
+        <w:t>מִ֤י בָ⁠כֶם֙ הַ⁠נִּשְׁאָ֔ר אֲשֶׁ֤ר רָאָה֙ אֶת־הַ⁠בַּ֣יִת הַ⁠זֶּ֔ה בִּ⁠כְבוֹד֖⁠וֹ הָ⁠רִאשׁ֑וֹן וּ⁠מָ֨ה אַתֶּ֜ם רֹאִ֤ים אֹת⁠וֹ֙ עַ֔תָּה הֲ⁠ל֥וֹא כָמֹ֛⁠הוּ כְּ⁠אַ֖יִן בְּ⁠עֵינֵי⁠כֶֽם</w:t>
+      </w:r>
+    </w:p>
+    <w:p>
+      <w:pPr/>
+      <w:r>
+        <w:rPr>
+          <w:lang w:val="hi_IN" w:bidi="hi_IN"/>
+        </w:rPr>
+      </w:r>
+      <w:r>
+        <w:rPr>
           <w:b/>
           <w:lang w:val="hi_IN" w:bidi="hi_IN"/>
         </w:rPr>
@@ -6745,6 +7585,20 @@
       </w:r>
       <w:r>
         <w:rPr>
+          <w:lang w:val="hi_IN" w:bidi="hi_IN"/>
+        </w:rPr>
+        <w:t>בָ⁠כֶם֙ הַ⁠נִּשְׁאָ֔ר אֲשֶׁ֤ר רָאָה֙ אֶת־הַ⁠בַּ֣יִת הַ⁠זֶּ֔ה</w:t>
+      </w:r>
+    </w:p>
+    <w:p>
+      <w:pPr/>
+      <w:r>
+        <w:rPr>
+          <w:lang w:val="hi_IN" w:bidi="hi_IN"/>
+        </w:rPr>
+      </w:r>
+      <w:r>
+        <w:rPr>
           <w:b/>
           <w:lang w:val="hi_IN" w:bidi="hi_IN"/>
         </w:rPr>
@@ -6828,6 +7682,20 @@
       </w:r>
       <w:r>
         <w:rPr>
+          <w:lang w:val="hi_IN" w:bidi="hi_IN"/>
+        </w:rPr>
+        <w:t>אֲשֶׁ֤ר רָאָה֙ אֶת־הַ⁠בַּ֣יִת הַ⁠זֶּ֔ה בִּ⁠כְבוֹד֖⁠וֹ הָ⁠רִאשׁ֑וֹן</w:t>
+      </w:r>
+    </w:p>
+    <w:p>
+      <w:pPr/>
+      <w:r>
+        <w:rPr>
+          <w:lang w:val="hi_IN" w:bidi="hi_IN"/>
+        </w:rPr>
+      </w:r>
+      <w:r>
+        <w:rPr>
           <w:b/>
           <w:lang w:val="hi_IN" w:bidi="hi_IN"/>
         </w:rPr>
@@ -6924,6 +7792,20 @@
       </w:r>
       <w:r>
         <w:rPr>
+          <w:lang w:val="hi_IN" w:bidi="hi_IN"/>
+        </w:rPr>
+        <w:t>כָמֹ֛⁠הוּ</w:t>
+      </w:r>
+    </w:p>
+    <w:p>
+      <w:pPr/>
+      <w:r>
+        <w:rPr>
+          <w:lang w:val="hi_IN" w:bidi="hi_IN"/>
+        </w:rPr>
+      </w:r>
+      <w:r>
+        <w:rPr>
           <w:b/>
           <w:lang w:val="hi_IN" w:bidi="hi_IN"/>
         </w:rPr>
@@ -7027,6 +7909,20 @@
       </w:r>
       <w:r>
         <w:rPr>
+          <w:lang w:val="hi_IN" w:bidi="hi_IN"/>
+        </w:rPr>
+        <w:t>הֲ⁠ל֥וֹא כָמֹ֛⁠הוּ כְּ⁠אַ֖יִן בְּ⁠עֵינֵי⁠כֶֽם</w:t>
+      </w:r>
+    </w:p>
+    <w:p>
+      <w:pPr/>
+      <w:r>
+        <w:rPr>
+          <w:lang w:val="hi_IN" w:bidi="hi_IN"/>
+        </w:rPr>
+      </w:r>
+      <w:r>
+        <w:rPr>
           <w:b/>
           <w:lang w:val="hi_IN" w:bidi="hi_IN"/>
         </w:rPr>
@@ -7149,6 +8045,20 @@
       </w:r>
       <w:r>
         <w:rPr>
+          <w:lang w:val="hi_IN" w:bidi="hi_IN"/>
+        </w:rPr>
+        <w:t>וְ⁠עַתָּ֣ה חֲזַ֣ק זְרֻבָּבֶ֣ל ׀ נְאֻם־יְהוָ֡ה וַ⁠חֲזַ֣ק יְהוֹשֻׁ֣עַ בֶּן־יְהוֹצָדָק֩ הַ⁠כֹּהֵ֨ן הַ⁠גָּד֜וֹל וַ⁠חֲזַ֨ק כָּל־עַ֥ם הָ⁠אָ֛רֶץ נְאֻם־יְהוָ֖ה וַֽ⁠עֲשׂ֑וּ כִּֽי־אֲנִ֣י אִתְּ⁠כֶ֔ם נְאֻ֖ם יְהוָ֥ה צְבָאֽוֹת</w:t>
+      </w:r>
+    </w:p>
+    <w:p>
+      <w:pPr/>
+      <w:r>
+        <w:rPr>
+          <w:lang w:val="hi_IN" w:bidi="hi_IN"/>
+        </w:rPr>
+      </w:r>
+      <w:r>
+        <w:rPr>
           <w:b/>
           <w:lang w:val="hi_IN" w:bidi="hi_IN"/>
         </w:rPr>
@@ -7221,6 +8131,20 @@
         <w:rPr>
           <w:lang w:val="hi_IN" w:bidi="hi_IN"/>
         </w:rPr>
+      </w:r>
+    </w:p>
+    <w:p>
+      <w:pPr/>
+      <w:r>
+        <w:rPr>
+          <w:lang w:val="hi_IN" w:bidi="hi_IN"/>
+        </w:rPr>
+      </w:r>
+      <w:r>
+        <w:rPr>
+          <w:lang w:val="hi_IN" w:bidi="hi_IN"/>
+        </w:rPr>
+        <w:t>כָּל־עַ֥ם הָ⁠אָ֛רֶץ</w:t>
       </w:r>
     </w:p>
     <w:p>
@@ -7351,6 +8275,20 @@
       </w:r>
       <w:r>
         <w:rPr>
+          <w:lang w:val="hi_IN" w:bidi="hi_IN"/>
+        </w:rPr>
+        <w:t>אֶֽת־הַ⁠דָּבָ֞ר אֲשֶׁר־כָּרַ֤תִּי אִתְּ⁠כֶם֙ בְּ⁠צֵאתְ⁠כֶ֣ם מִ⁠מִּצְרַ֔יִם וְ⁠רוּחִ֖⁠י עֹמֶ֣דֶת בְּ⁠תוֹכְ⁠כֶ֑ם אַל־תִּירָֽאוּ</w:t>
+      </w:r>
+    </w:p>
+    <w:p>
+      <w:pPr/>
+      <w:r>
+        <w:rPr>
+          <w:lang w:val="hi_IN" w:bidi="hi_IN"/>
+        </w:rPr>
+      </w:r>
+      <w:r>
+        <w:rPr>
           <w:b/>
           <w:lang w:val="hi_IN" w:bidi="hi_IN"/>
         </w:rPr>
@@ -7434,6 +8372,20 @@
       </w:r>
       <w:r>
         <w:rPr>
+          <w:lang w:val="hi_IN" w:bidi="hi_IN"/>
+        </w:rPr>
+        <w:t>אֶֽת־הַ⁠דָּבָ֞ר אֲשֶׁר־כָּרַ֤תִּי אִתְּ⁠כֶם֙</w:t>
+      </w:r>
+    </w:p>
+    <w:p>
+      <w:pPr/>
+      <w:r>
+        <w:rPr>
+          <w:lang w:val="hi_IN" w:bidi="hi_IN"/>
+        </w:rPr>
+      </w:r>
+      <w:r>
+        <w:rPr>
           <w:b/>
           <w:lang w:val="hi_IN" w:bidi="hi_IN"/>
         </w:rPr>
@@ -7517,6 +8469,20 @@
       </w:r>
       <w:r>
         <w:rPr>
+          <w:lang w:val="hi_IN" w:bidi="hi_IN"/>
+        </w:rPr>
+        <w:t>אֶֽת־הַ⁠דָּבָ֞ר אֲשֶׁר־כָּרַ֤תִּי אִתְּ⁠כֶם֙</w:t>
+      </w:r>
+    </w:p>
+    <w:p>
+      <w:pPr/>
+      <w:r>
+        <w:rPr>
+          <w:lang w:val="hi_IN" w:bidi="hi_IN"/>
+        </w:rPr>
+      </w:r>
+      <w:r>
+        <w:rPr>
           <w:b/>
           <w:lang w:val="hi_IN" w:bidi="hi_IN"/>
         </w:rPr>
@@ -7615,6 +8581,20 @@
         <w:rPr>
           <w:lang w:val="hi_IN" w:bidi="hi_IN"/>
         </w:rPr>
+      </w:r>
+    </w:p>
+    <w:p>
+      <w:pPr/>
+      <w:r>
+        <w:rPr>
+          <w:lang w:val="hi_IN" w:bidi="hi_IN"/>
+        </w:rPr>
+      </w:r>
+      <w:r>
+        <w:rPr>
+          <w:lang w:val="hi_IN" w:bidi="hi_IN"/>
+        </w:rPr>
+        <w:t>אֶֽת־הַ⁠דָּבָ֞ר אֲשֶׁר־כָּרַ֤תִּי אִתְּ⁠כֶם֙ בְּ⁠צֵאתְ⁠כֶ֣ם מִ⁠מִּצְרַ֔יִם</w:t>
       </w:r>
     </w:p>
     <w:p>
@@ -7771,6 +8751,20 @@
       </w:r>
       <w:r>
         <w:rPr>
+          <w:lang w:val="hi_IN" w:bidi="hi_IN"/>
+        </w:rPr>
+        <w:t>וְ⁠רוּחִ֖⁠י עֹמֶ֣דֶת בְּ⁠תוֹכְ⁠כֶ֑ם</w:t>
+      </w:r>
+    </w:p>
+    <w:p>
+      <w:pPr/>
+      <w:r>
+        <w:rPr>
+          <w:lang w:val="hi_IN" w:bidi="hi_IN"/>
+        </w:rPr>
+      </w:r>
+      <w:r>
+        <w:rPr>
           <w:b/>
           <w:lang w:val="hi_IN" w:bidi="hi_IN"/>
         </w:rPr>
@@ -7854,6 +8848,20 @@
       </w:r>
       <w:r>
         <w:rPr>
+          <w:lang w:val="hi_IN" w:bidi="hi_IN"/>
+        </w:rPr>
+        <w:t>כִּ֣י כֹ֤ה אָמַר֙ יְהוָ֣ה צְבָא֔וֹת ע֥וֹד אַחַ֖ת מְעַ֣ט הִ֑יא וַ⁠אֲנִ֗י מַרְעִישׁ֙ אֶת־הַ⁠שָּׁמַ֣יִם וְ⁠אֶת־הָ⁠אָ֔רֶץ וְ⁠אֶת־הַ⁠יָּ֖ם וְ⁠אֶת־הֶ⁠חָרָבָֽה</w:t>
+      </w:r>
+    </w:p>
+    <w:p>
+      <w:pPr/>
+      <w:r>
+        <w:rPr>
+          <w:lang w:val="hi_IN" w:bidi="hi_IN"/>
+        </w:rPr>
+      </w:r>
+      <w:r>
+        <w:rPr>
           <w:b/>
           <w:lang w:val="hi_IN" w:bidi="hi_IN"/>
         </w:rPr>
@@ -7937,6 +8945,20 @@
       </w:r>
       <w:r>
         <w:rPr>
+          <w:lang w:val="hi_IN" w:bidi="hi_IN"/>
+        </w:rPr>
+        <w:t>ע֥וֹד אַחַ֖ת מְעַ֣ט הִ֑יא וַ⁠אֲנִ֗י מַרְעִישׁ֙</w:t>
+      </w:r>
+    </w:p>
+    <w:p>
+      <w:pPr/>
+      <w:r>
+        <w:rPr>
+          <w:lang w:val="hi_IN" w:bidi="hi_IN"/>
+        </w:rPr>
+      </w:r>
+      <w:r>
+        <w:rPr>
           <w:b/>
           <w:lang w:val="hi_IN" w:bidi="hi_IN"/>
         </w:rPr>
@@ -8072,6 +9094,20 @@
       </w:r>
       <w:r>
         <w:rPr>
+          <w:lang w:val="hi_IN" w:bidi="hi_IN"/>
+        </w:rPr>
+        <w:t>וַ⁠אֲנִ֗י מַרְעִישׁ֙</w:t>
+      </w:r>
+    </w:p>
+    <w:p>
+      <w:pPr/>
+      <w:r>
+        <w:rPr>
+          <w:lang w:val="hi_IN" w:bidi="hi_IN"/>
+        </w:rPr>
+      </w:r>
+      <w:r>
+        <w:rPr>
           <w:b/>
           <w:lang w:val="hi_IN" w:bidi="hi_IN"/>
         </w:rPr>
@@ -8192,6 +9228,20 @@
       </w:r>
       <w:r>
         <w:rPr>
+          <w:lang w:val="hi_IN" w:bidi="hi_IN"/>
+        </w:rPr>
+        <w:t>אֶת־הַ⁠שָּׁמַ֣יִם וְ⁠אֶת־הָ⁠אָ֔רֶץ וְ⁠אֶת־הַ⁠יָּ֖ם וְ⁠אֶת־הֶ⁠חָרָבָֽה</w:t>
+      </w:r>
+    </w:p>
+    <w:p>
+      <w:pPr/>
+      <w:r>
+        <w:rPr>
+          <w:lang w:val="hi_IN" w:bidi="hi_IN"/>
+        </w:rPr>
+      </w:r>
+      <w:r>
+        <w:rPr>
           <w:b/>
           <w:lang w:val="hi_IN" w:bidi="hi_IN"/>
         </w:rPr>
@@ -8327,6 +9377,20 @@
       </w:r>
       <w:r>
         <w:rPr>
+          <w:lang w:val="hi_IN" w:bidi="hi_IN"/>
+        </w:rPr>
+        <w:t>וְ⁠הִרְעַשְׁתִּי֙ אֶת־כָּל־הַ⁠גּוֹיִ֔ם וּ⁠בָ֖אוּ חֶמְדַּ֣ת כָּל־הַ⁠גּוֹיִ֑ם וּ⁠מִלֵּאתִ֞י אֶת־הַ⁠בַּ֤יִת הַ⁠זֶּה֙ כָּב֔וֹד אָמַ֖ר יְהוָ֥ה צְבָאֽוֹת</w:t>
+      </w:r>
+    </w:p>
+    <w:p>
+      <w:pPr/>
+      <w:r>
+        <w:rPr>
+          <w:lang w:val="hi_IN" w:bidi="hi_IN"/>
+        </w:rPr>
+      </w:r>
+      <w:r>
+        <w:rPr>
           <w:b/>
           <w:lang w:val="hi_IN" w:bidi="hi_IN"/>
         </w:rPr>
@@ -8410,6 +9474,20 @@
       </w:r>
       <w:r>
         <w:rPr>
+          <w:lang w:val="hi_IN" w:bidi="hi_IN"/>
+        </w:rPr>
+        <w:t>וְ⁠הִרְעַשְׁתִּי֙ אֶת־כָּל־הַ⁠גּוֹיִ֔ם</w:t>
+      </w:r>
+    </w:p>
+    <w:p>
+      <w:pPr/>
+      <w:r>
+        <w:rPr>
+          <w:lang w:val="hi_IN" w:bidi="hi_IN"/>
+        </w:rPr>
+      </w:r>
+      <w:r>
+        <w:rPr>
           <w:b/>
           <w:lang w:val="hi_IN" w:bidi="hi_IN"/>
         </w:rPr>
@@ -8519,6 +9597,20 @@
       </w:r>
       <w:r>
         <w:rPr>
+          <w:lang w:val="hi_IN" w:bidi="hi_IN"/>
+        </w:rPr>
+        <w:t>וּ⁠מִלֵּאתִ֞י אֶת־הַ⁠בַּ֤יִת הַ⁠זֶּה֙ כָּב֔וֹד</w:t>
+      </w:r>
+    </w:p>
+    <w:p>
+      <w:pPr/>
+      <w:r>
+        <w:rPr>
+          <w:lang w:val="hi_IN" w:bidi="hi_IN"/>
+        </w:rPr>
+      </w:r>
+      <w:r>
+        <w:rPr>
           <w:b/>
           <w:lang w:val="hi_IN" w:bidi="hi_IN"/>
         </w:rPr>
@@ -8660,6 +9752,20 @@
       </w:r>
       <w:r>
         <w:rPr>
+          <w:lang w:val="hi_IN" w:bidi="hi_IN"/>
+        </w:rPr>
+        <w:t>לִ֥⁠י הַ⁠כֶּ֖סֶף וְ⁠לִ֣⁠י הַ⁠זָּהָ֑ב נְאֻ֖ם יְהוָ֥ה צְבָאֽוֹת</w:t>
+      </w:r>
+    </w:p>
+    <w:p>
+      <w:pPr/>
+      <w:r>
+        <w:rPr>
+          <w:lang w:val="hi_IN" w:bidi="hi_IN"/>
+        </w:rPr>
+      </w:r>
+      <w:r>
+        <w:rPr>
           <w:b/>
           <w:lang w:val="hi_IN" w:bidi="hi_IN"/>
         </w:rPr>
@@ -8743,6 +9849,20 @@
       </w:r>
       <w:r>
         <w:rPr>
+          <w:lang w:val="hi_IN" w:bidi="hi_IN"/>
+        </w:rPr>
+        <w:t>לִ֥⁠י הַ⁠כֶּ֖סֶף וְ⁠לִ֣⁠י הַ⁠זָּהָ֑ב</w:t>
+      </w:r>
+    </w:p>
+    <w:p>
+      <w:pPr/>
+      <w:r>
+        <w:rPr>
+          <w:lang w:val="hi_IN" w:bidi="hi_IN"/>
+        </w:rPr>
+      </w:r>
+      <w:r>
+        <w:rPr>
           <w:b/>
           <w:lang w:val="hi_IN" w:bidi="hi_IN"/>
         </w:rPr>
@@ -8826,6 +9946,20 @@
       </w:r>
       <w:r>
         <w:rPr>
+          <w:lang w:val="hi_IN" w:bidi="hi_IN"/>
+        </w:rPr>
+        <w:t>גָּד֣וֹל יִֽהְיֶ֡ה כְּבוֹד֩ הַ⁠בַּ֨יִת הַ⁠זֶּ֤ה הָ⁠אַֽחֲרוֹן֙ מִן־הָ֣⁠רִאשׁ֔וֹן אָמַ֖ר יְהוָ֣ה צְבָא֑וֹת וּ⁠בַ⁠מָּק֤וֹם הַ⁠זֶּה֙ אֶתֵּ֣ן שָׁל֔וֹם נְאֻ֖ם יְהוָ֥ה צְבָאֽוֹת</w:t>
+      </w:r>
+    </w:p>
+    <w:p>
+      <w:pPr/>
+      <w:r>
+        <w:rPr>
+          <w:lang w:val="hi_IN" w:bidi="hi_IN"/>
+        </w:rPr>
+      </w:r>
+      <w:r>
+        <w:rPr>
           <w:b/>
           <w:lang w:val="hi_IN" w:bidi="hi_IN"/>
         </w:rPr>
@@ -8909,6 +10043,20 @@
       </w:r>
       <w:r>
         <w:rPr>
+          <w:lang w:val="hi_IN" w:bidi="hi_IN"/>
+        </w:rPr>
+        <w:t>גָּד֣וֹל יִֽהְיֶ֡ה כְּבוֹד֩ הַ⁠בַּ֨יִת הַ⁠זֶּ֤ה הָ⁠אַֽחֲרוֹן֙ מִן־הָ֣⁠רִאשׁ֔וֹן</w:t>
+      </w:r>
+    </w:p>
+    <w:p>
+      <w:pPr/>
+      <w:r>
+        <w:rPr>
+          <w:lang w:val="hi_IN" w:bidi="hi_IN"/>
+        </w:rPr>
+      </w:r>
+      <w:r>
+        <w:rPr>
           <w:b/>
           <w:lang w:val="hi_IN" w:bidi="hi_IN"/>
         </w:rPr>
@@ -8992,6 +10140,20 @@
       </w:r>
       <w:r>
         <w:rPr>
+          <w:lang w:val="hi_IN" w:bidi="hi_IN"/>
+        </w:rPr>
+        <w:t>גָּד֣וֹל יִֽהְיֶ֡ה כְּבוֹד֩ הַ⁠בַּ֨יִת הַ⁠זֶּ֤ה הָ⁠אַֽחֲרוֹן֙ מִן־הָ֣⁠רִאשׁ֔וֹן</w:t>
+      </w:r>
+    </w:p>
+    <w:p>
+      <w:pPr/>
+      <w:r>
+        <w:rPr>
+          <w:lang w:val="hi_IN" w:bidi="hi_IN"/>
+        </w:rPr>
+      </w:r>
+      <w:r>
+        <w:rPr>
           <w:b/>
           <w:lang w:val="hi_IN" w:bidi="hi_IN"/>
         </w:rPr>
@@ -9088,6 +10250,20 @@
       </w:r>
       <w:r>
         <w:rPr>
+          <w:lang w:val="hi_IN" w:bidi="hi_IN"/>
+        </w:rPr>
+        <w:t>הַ⁠בַּ֨יִת</w:t>
+      </w:r>
+    </w:p>
+    <w:p>
+      <w:pPr/>
+      <w:r>
+        <w:rPr>
+          <w:lang w:val="hi_IN" w:bidi="hi_IN"/>
+        </w:rPr>
+      </w:r>
+      <w:r>
+        <w:rPr>
           <w:b/>
           <w:lang w:val="hi_IN" w:bidi="hi_IN"/>
         </w:rPr>
@@ -9197,6 +10373,20 @@
       </w:r>
       <w:r>
         <w:rPr>
+          <w:lang w:val="hi_IN" w:bidi="hi_IN"/>
+        </w:rPr>
+        <w:t>וּ⁠בַ⁠מָּק֤וֹם הַ⁠זֶּה֙ אֶתֵּ֣ן שָׁל֔וֹם</w:t>
+      </w:r>
+    </w:p>
+    <w:p>
+      <w:pPr/>
+      <w:r>
+        <w:rPr>
+          <w:lang w:val="hi_IN" w:bidi="hi_IN"/>
+        </w:rPr>
+      </w:r>
+      <w:r>
+        <w:rPr>
           <w:b/>
           <w:lang w:val="hi_IN" w:bidi="hi_IN"/>
         </w:rPr>
@@ -9300,6 +10490,20 @@
       </w:r>
       <w:r>
         <w:rPr>
+          <w:lang w:val="hi_IN" w:bidi="hi_IN"/>
+        </w:rPr>
+        <w:t>בְּ⁠עֶשְׂרִ֤ים וְ⁠אַרְבָּעָה֙ לַ⁠תְּשִׁיעִ֔י</w:t>
+      </w:r>
+    </w:p>
+    <w:p>
+      <w:pPr/>
+      <w:r>
+        <w:rPr>
+          <w:lang w:val="hi_IN" w:bidi="hi_IN"/>
+        </w:rPr>
+      </w:r>
+      <w:r>
+        <w:rPr>
           <w:b/>
           <w:lang w:val="hi_IN" w:bidi="hi_IN"/>
         </w:rPr>
@@ -9383,6 +10587,20 @@
       </w:r>
       <w:r>
         <w:rPr>
+          <w:lang w:val="hi_IN" w:bidi="hi_IN"/>
+        </w:rPr>
+        <w:t>בְּ⁠עֶשְׂרִ֤ים וְ⁠אַרְבָּעָה֙ לַ⁠תְּשִׁיעִ֔י בִּ⁠שְׁנַ֥ת שְׁתַּ֖יִם לְ⁠דָרְיָ֑וֶשׁ</w:t>
+      </w:r>
+    </w:p>
+    <w:p>
+      <w:pPr/>
+      <w:r>
+        <w:rPr>
+          <w:lang w:val="hi_IN" w:bidi="hi_IN"/>
+        </w:rPr>
+      </w:r>
+      <w:r>
+        <w:rPr>
           <w:b/>
           <w:lang w:val="hi_IN" w:bidi="hi_IN"/>
         </w:rPr>
@@ -9455,6 +10673,20 @@
         <w:rPr>
           <w:lang w:val="hi_IN" w:bidi="hi_IN"/>
         </w:rPr>
+      </w:r>
+    </w:p>
+    <w:p>
+      <w:pPr/>
+      <w:r>
+        <w:rPr>
+          <w:lang w:val="hi_IN" w:bidi="hi_IN"/>
+        </w:rPr>
+      </w:r>
+      <w:r>
+        <w:rPr>
+          <w:lang w:val="hi_IN" w:bidi="hi_IN"/>
+        </w:rPr>
+        <w:t>בְּ⁠עֶשְׂרִ֤ים וְ⁠אַרְבָּעָה֙ לַ⁠תְּשִׁיעִ֔י</w:t>
       </w:r>
     </w:p>
     <w:p>
@@ -9593,6 +10825,20 @@
       </w:r>
       <w:r>
         <w:rPr>
+          <w:lang w:val="hi_IN" w:bidi="hi_IN"/>
+        </w:rPr>
+        <w:t>הָיָה֙ דְּבַר־יְהוָ֔ה אֶל־חַגַּ֥י הַ⁠נָּבִ֖יא לֵ⁠אמֹֽר</w:t>
+      </w:r>
+    </w:p>
+    <w:p>
+      <w:pPr/>
+      <w:r>
+        <w:rPr>
+          <w:lang w:val="hi_IN" w:bidi="hi_IN"/>
+        </w:rPr>
+      </w:r>
+      <w:r>
+        <w:rPr>
           <w:b/>
           <w:lang w:val="hi_IN" w:bidi="hi_IN"/>
         </w:rPr>
@@ -9706,6 +10952,20 @@
       </w:r>
       <w:r>
         <w:rPr>
+          <w:lang w:val="hi_IN" w:bidi="hi_IN"/>
+        </w:rPr>
+        <w:t>כֹּ֥ה אָמַ֖ר יְהוָ֣ה צְבָא֑וֹת שְׁאַל־נָ֧א אֶת־הַ⁠כֹּהֲנִ֛ים תּוֹרָ֖ה לֵ⁠אמֹֽר</w:t>
+      </w:r>
+    </w:p>
+    <w:p>
+      <w:pPr/>
+      <w:r>
+        <w:rPr>
+          <w:lang w:val="hi_IN" w:bidi="hi_IN"/>
+        </w:rPr>
+      </w:r>
+      <w:r>
+        <w:rPr>
           <w:b/>
           <w:lang w:val="hi_IN" w:bidi="hi_IN"/>
         </w:rPr>
@@ -9789,6 +11049,20 @@
       </w:r>
       <w:r>
         <w:rPr>
+          <w:lang w:val="hi_IN" w:bidi="hi_IN"/>
+        </w:rPr>
+        <w:t>הֵ֣ן ׀ יִשָּׂא־אִ֨ישׁ בְּשַׂר־קֹ֜דֶשׁ בִּ⁠כְנַ֣ף בִּגְד֗⁠וֹ וְ⁠נָגַ֣ע בִּ֠⁠כְנָפ⁠וֹ אֶל־הַ⁠לֶּ֨חֶם וְ⁠אֶל־הַ⁠נָּזִ֜יד וְ⁠אֶל־הַ⁠יַּ֧יִן וְ⁠אֶל־שֶׁ֛מֶן וְ⁠אֶל־כָּל־מַאֲכָ֖ל הֲ⁠יִקְדָּ֑שׁ</w:t>
+      </w:r>
+    </w:p>
+    <w:p>
+      <w:pPr/>
+      <w:r>
+        <w:rPr>
+          <w:lang w:val="hi_IN" w:bidi="hi_IN"/>
+        </w:rPr>
+      </w:r>
+      <w:r>
+        <w:rPr>
           <w:b/>
           <w:lang w:val="hi_IN" w:bidi="hi_IN"/>
         </w:rPr>
@@ -9872,6 +11146,20 @@
       </w:r>
       <w:r>
         <w:rPr>
+          <w:lang w:val="hi_IN" w:bidi="hi_IN"/>
+        </w:rPr>
+        <w:t>הֵ֣ן ׀ יִשָּׂא־אִ֨ישׁ בְּשַׂר־קֹ֜דֶשׁ בִּ⁠כְנַ֣ף בִּגְד֗⁠וֹ וְ⁠נָגַ֣ע בִּ֠⁠כְנָפ⁠וֹ אֶל־הַ⁠לֶּ֨חֶם וְ⁠אֶל־הַ⁠נָּזִ֜יד וְ⁠אֶל־הַ⁠יַּ֧יִן וְ⁠אֶל־שֶׁ֛מֶן וְ⁠אֶל־כָּל־מַאֲכָ֖ל הֲ⁠יִקְדָּ֑שׁ</w:t>
+      </w:r>
+    </w:p>
+    <w:p>
+      <w:pPr/>
+      <w:r>
+        <w:rPr>
+          <w:lang w:val="hi_IN" w:bidi="hi_IN"/>
+        </w:rPr>
+      </w:r>
+      <w:r>
+        <w:rPr>
           <w:b/>
           <w:lang w:val="hi_IN" w:bidi="hi_IN"/>
         </w:rPr>
@@ -9955,6 +11243,20 @@
       </w:r>
       <w:r>
         <w:rPr>
+          <w:lang w:val="hi_IN" w:bidi="hi_IN"/>
+        </w:rPr>
+        <w:t>בְּשַׂר־קֹ֜דֶשׁ</w:t>
+      </w:r>
+    </w:p>
+    <w:p>
+      <w:pPr/>
+      <w:r>
+        <w:rPr>
+          <w:lang w:val="hi_IN" w:bidi="hi_IN"/>
+        </w:rPr>
+      </w:r>
+      <w:r>
+        <w:rPr>
           <w:b/>
           <w:lang w:val="hi_IN" w:bidi="hi_IN"/>
         </w:rPr>
@@ -10040,6 +11342,20 @@
         <w:rPr>
           <w:lang w:val="hi_IN" w:bidi="hi_IN"/>
         </w:rPr>
+      </w:r>
+    </w:p>
+    <w:p>
+      <w:pPr/>
+      <w:r>
+        <w:rPr>
+          <w:lang w:val="hi_IN" w:bidi="hi_IN"/>
+        </w:rPr>
+      </w:r>
+      <w:r>
+        <w:rPr>
+          <w:lang w:val="hi_IN" w:bidi="hi_IN"/>
+        </w:rPr>
+        <w:t>לֹֽא</w:t>
       </w:r>
     </w:p>
     <w:p>
@@ -10165,6 +11481,20 @@
       </w:r>
       <w:r>
         <w:rPr>
+          <w:lang w:val="hi_IN" w:bidi="hi_IN"/>
+        </w:rPr>
+        <w:t>טְמֵא־נֶ֛פֶשׁ</w:t>
+      </w:r>
+    </w:p>
+    <w:p>
+      <w:pPr/>
+      <w:r>
+        <w:rPr>
+          <w:lang w:val="hi_IN" w:bidi="hi_IN"/>
+        </w:rPr>
+      </w:r>
+      <w:r>
+        <w:rPr>
           <w:b/>
           <w:lang w:val="hi_IN" w:bidi="hi_IN"/>
         </w:rPr>
@@ -10261,6 +11591,20 @@
       </w:r>
       <w:r>
         <w:rPr>
+          <w:lang w:val="hi_IN" w:bidi="hi_IN"/>
+        </w:rPr>
+        <w:t>טְמֵא־נֶ֛פֶשׁ</w:t>
+      </w:r>
+    </w:p>
+    <w:p>
+      <w:pPr/>
+      <w:r>
+        <w:rPr>
+          <w:lang w:val="hi_IN" w:bidi="hi_IN"/>
+        </w:rPr>
+      </w:r>
+      <w:r>
+        <w:rPr>
           <w:b/>
           <w:lang w:val="hi_IN" w:bidi="hi_IN"/>
         </w:rPr>
@@ -10346,6 +11690,20 @@
         <w:rPr>
           <w:lang w:val="hi_IN" w:bidi="hi_IN"/>
         </w:rPr>
+      </w:r>
+    </w:p>
+    <w:p>
+      <w:pPr/>
+      <w:r>
+        <w:rPr>
+          <w:lang w:val="hi_IN" w:bidi="hi_IN"/>
+        </w:rPr>
+      </w:r>
+      <w:r>
+        <w:rPr>
+          <w:lang w:val="hi_IN" w:bidi="hi_IN"/>
+        </w:rPr>
+        <w:t>טְמֵא־נֶ֛פֶשׁ</w:t>
       </w:r>
     </w:p>
     <w:p>
@@ -10458,6 +11816,20 @@
       </w:r>
       <w:r>
         <w:rPr>
+          <w:lang w:val="hi_IN" w:bidi="hi_IN"/>
+        </w:rPr>
+        <w:t>בְּ⁠כָל־אֵ֖לֶּה הֲ⁠יִטְמָ֑א</w:t>
+      </w:r>
+    </w:p>
+    <w:p>
+      <w:pPr/>
+      <w:r>
+        <w:rPr>
+          <w:lang w:val="hi_IN" w:bidi="hi_IN"/>
+        </w:rPr>
+      </w:r>
+      <w:r>
+        <w:rPr>
           <w:b/>
           <w:lang w:val="hi_IN" w:bidi="hi_IN"/>
         </w:rPr>
@@ -10567,6 +11939,20 @@
       </w:r>
       <w:r>
         <w:rPr>
+          <w:lang w:val="hi_IN" w:bidi="hi_IN"/>
+        </w:rPr>
+        <w:t>יִטְמָֽא</w:t>
+      </w:r>
+    </w:p>
+    <w:p>
+      <w:pPr/>
+      <w:r>
+        <w:rPr>
+          <w:lang w:val="hi_IN" w:bidi="hi_IN"/>
+        </w:rPr>
+      </w:r>
+      <w:r>
+        <w:rPr>
           <w:b/>
           <w:lang w:val="hi_IN" w:bidi="hi_IN"/>
         </w:rPr>
@@ -10650,6 +12036,20 @@
       </w:r>
       <w:r>
         <w:rPr>
+          <w:lang w:val="hi_IN" w:bidi="hi_IN"/>
+        </w:rPr>
+        <w:t>כֵּ֣ן הָֽ⁠עָם־הַ֠⁠זֶּה וְ⁠כֵן־הַ⁠גּ֨וֹי הַ⁠זֶּ֤ה לְ⁠פָנַ⁠י֙ נְאֻם־יְהוָ֔ה וְ⁠כֵ֖ן כָּל־מַעֲשֵׂ֣ה יְדֵי⁠הֶ֑ם וַ⁠אֲשֶׁ֥ר יַקְרִ֛יבוּ שָׁ֖ם טָמֵ֥א הֽוּא</w:t>
+      </w:r>
+    </w:p>
+    <w:p>
+      <w:pPr/>
+      <w:r>
+        <w:rPr>
+          <w:lang w:val="hi_IN" w:bidi="hi_IN"/>
+        </w:rPr>
+      </w:r>
+      <w:r>
+        <w:rPr>
           <w:b/>
           <w:lang w:val="hi_IN" w:bidi="hi_IN"/>
         </w:rPr>
@@ -10733,6 +12133,20 @@
       </w:r>
       <w:r>
         <w:rPr>
+          <w:lang w:val="hi_IN" w:bidi="hi_IN"/>
+        </w:rPr>
+        <w:t>כֵּ֣ן הָֽ⁠עָם־הַ֠⁠זֶּה וְ⁠כֵן־הַ⁠גּ֨וֹי הַ⁠זֶּ֤ה</w:t>
+      </w:r>
+    </w:p>
+    <w:p>
+      <w:pPr/>
+      <w:r>
+        <w:rPr>
+          <w:lang w:val="hi_IN" w:bidi="hi_IN"/>
+        </w:rPr>
+      </w:r>
+      <w:r>
+        <w:rPr>
           <w:b/>
           <w:lang w:val="hi_IN" w:bidi="hi_IN"/>
         </w:rPr>
@@ -10829,6 +12243,20 @@
       </w:r>
       <w:r>
         <w:rPr>
+          <w:lang w:val="hi_IN" w:bidi="hi_IN"/>
+        </w:rPr>
+        <w:t>כֵּ֣ן הָֽ⁠עָם־הַ֠⁠זֶּה וְ⁠כֵן־הַ⁠גּ֨וֹי הַ⁠זֶּ֤ה</w:t>
+      </w:r>
+    </w:p>
+    <w:p>
+      <w:pPr/>
+      <w:r>
+        <w:rPr>
+          <w:lang w:val="hi_IN" w:bidi="hi_IN"/>
+        </w:rPr>
+      </w:r>
+      <w:r>
+        <w:rPr>
           <w:b/>
           <w:lang w:val="hi_IN" w:bidi="hi_IN"/>
         </w:rPr>
@@ -10938,6 +12366,20 @@
       </w:r>
       <w:r>
         <w:rPr>
+          <w:lang w:val="hi_IN" w:bidi="hi_IN"/>
+        </w:rPr>
+        <w:t>לְ⁠פָנַ⁠י֙</w:t>
+      </w:r>
+    </w:p>
+    <w:p>
+      <w:pPr/>
+      <w:r>
+        <w:rPr>
+          <w:lang w:val="hi_IN" w:bidi="hi_IN"/>
+        </w:rPr>
+      </w:r>
+      <w:r>
+        <w:rPr>
           <w:b/>
           <w:lang w:val="hi_IN" w:bidi="hi_IN"/>
         </w:rPr>
@@ -11060,6 +12502,20 @@
       </w:r>
       <w:r>
         <w:rPr>
+          <w:lang w:val="hi_IN" w:bidi="hi_IN"/>
+        </w:rPr>
+        <w:t>לְ⁠פָנַ⁠י֙</w:t>
+      </w:r>
+    </w:p>
+    <w:p>
+      <w:pPr/>
+      <w:r>
+        <w:rPr>
+          <w:lang w:val="hi_IN" w:bidi="hi_IN"/>
+        </w:rPr>
+      </w:r>
+      <w:r>
+        <w:rPr>
           <w:b/>
           <w:lang w:val="hi_IN" w:bidi="hi_IN"/>
         </w:rPr>
@@ -11143,6 +12599,20 @@
       </w:r>
       <w:r>
         <w:rPr>
+          <w:lang w:val="hi_IN" w:bidi="hi_IN"/>
+        </w:rPr>
+        <w:t>וְ⁠כֵ֖ן כָּל־מַעֲשֵׂ֣ה יְדֵי⁠הֶ֑ם</w:t>
+      </w:r>
+    </w:p>
+    <w:p>
+      <w:pPr/>
+      <w:r>
+        <w:rPr>
+          <w:lang w:val="hi_IN" w:bidi="hi_IN"/>
+        </w:rPr>
+      </w:r>
+      <w:r>
+        <w:rPr>
           <w:b/>
           <w:lang w:val="hi_IN" w:bidi="hi_IN"/>
         </w:rPr>
@@ -11254,6 +12724,20 @@
         <w:rPr>
           <w:lang w:val="hi_IN" w:bidi="hi_IN"/>
         </w:rPr>
+      </w:r>
+    </w:p>
+    <w:p>
+      <w:pPr/>
+      <w:r>
+        <w:rPr>
+          <w:lang w:val="hi_IN" w:bidi="hi_IN"/>
+        </w:rPr>
+      </w:r>
+      <w:r>
+        <w:rPr>
+          <w:lang w:val="hi_IN" w:bidi="hi_IN"/>
+        </w:rPr>
+        <w:t>וַ⁠אֲשֶׁ֥ר יַקְרִ֛יבוּ שָׁ֖ם טָמֵ֥א הֽוּא</w:t>
       </w:r>
     </w:p>
     <w:p>
@@ -11379,6 +12863,20 @@
       </w:r>
       <w:r>
         <w:rPr>
+          <w:lang w:val="hi_IN" w:bidi="hi_IN"/>
+        </w:rPr>
+        <w:t>שִֽׂימוּ־נָ֣א לְבַבְ⁠כֶ֔ם</w:t>
+      </w:r>
+    </w:p>
+    <w:p>
+      <w:pPr/>
+      <w:r>
+        <w:rPr>
+          <w:lang w:val="hi_IN" w:bidi="hi_IN"/>
+        </w:rPr>
+      </w:r>
+      <w:r>
+        <w:rPr>
           <w:b/>
           <w:lang w:val="hi_IN" w:bidi="hi_IN"/>
         </w:rPr>
@@ -11480,6 +12978,20 @@
       </w:r>
       <w:r>
         <w:rPr>
+          <w:lang w:val="hi_IN" w:bidi="hi_IN"/>
+        </w:rPr>
+        <w:t>מִן־הַ⁠יּ֥וֹם הַ⁠זֶּ֖ה וָ⁠מָ֑עְלָ⁠ה</w:t>
+      </w:r>
+    </w:p>
+    <w:p>
+      <w:pPr/>
+      <w:r>
+        <w:rPr>
+          <w:lang w:val="hi_IN" w:bidi="hi_IN"/>
+        </w:rPr>
+      </w:r>
+      <w:r>
+        <w:rPr>
           <w:b/>
           <w:lang w:val="hi_IN" w:bidi="hi_IN"/>
         </w:rPr>
@@ -11576,6 +13088,20 @@
       </w:r>
       <w:r>
         <w:rPr>
+          <w:lang w:val="hi_IN" w:bidi="hi_IN"/>
+        </w:rPr>
+        <w:t>מִ⁠טֶּ֧רֶם שֽׂוּם־אֶ֛בֶן אֶל־אֶ֖בֶן בְּ⁠הֵיכַ֥ל יְהוָֽה</w:t>
+      </w:r>
+    </w:p>
+    <w:p>
+      <w:pPr/>
+      <w:r>
+        <w:rPr>
+          <w:lang w:val="hi_IN" w:bidi="hi_IN"/>
+        </w:rPr>
+      </w:r>
+      <w:r>
+        <w:rPr>
           <w:b/>
           <w:lang w:val="hi_IN" w:bidi="hi_IN"/>
         </w:rPr>
@@ -11659,6 +13185,20 @@
       </w:r>
       <w:r>
         <w:rPr>
+          <w:lang w:val="hi_IN" w:bidi="hi_IN"/>
+        </w:rPr>
+        <w:t>בְּ⁠הֵיכַ֥ל יְהוָֽה</w:t>
+      </w:r>
+    </w:p>
+    <w:p>
+      <w:pPr/>
+      <w:r>
+        <w:rPr>
+          <w:lang w:val="hi_IN" w:bidi="hi_IN"/>
+        </w:rPr>
+      </w:r>
+      <w:r>
+        <w:rPr>
           <w:b/>
           <w:lang w:val="hi_IN" w:bidi="hi_IN"/>
         </w:rPr>
@@ -11742,6 +13282,20 @@
       </w:r>
       <w:r>
         <w:rPr>
+          <w:lang w:val="hi_IN" w:bidi="hi_IN"/>
+        </w:rPr>
+        <w:t>מִֽ⁠הְיוֹתָ֥⁠ם</w:t>
+      </w:r>
+    </w:p>
+    <w:p>
+      <w:pPr/>
+      <w:r>
+        <w:rPr>
+          <w:lang w:val="hi_IN" w:bidi="hi_IN"/>
+        </w:rPr>
+      </w:r>
+      <w:r>
+        <w:rPr>
           <w:b/>
           <w:lang w:val="hi_IN" w:bidi="hi_IN"/>
         </w:rPr>
@@ -11838,6 +13392,20 @@
       </w:r>
       <w:r>
         <w:rPr>
+          <w:lang w:val="hi_IN" w:bidi="hi_IN"/>
+        </w:rPr>
+        <w:t>בָּא֙ אֶל־עֲרֵמַ֣ת עֶשְׂרִ֔ים וְ⁠הָיְתָ֖ה עֲשָׂרָ֑ה</w:t>
+      </w:r>
+    </w:p>
+    <w:p>
+      <w:pPr/>
+      <w:r>
+        <w:rPr>
+          <w:lang w:val="hi_IN" w:bidi="hi_IN"/>
+        </w:rPr>
+      </w:r>
+      <w:r>
+        <w:rPr>
           <w:b/>
           <w:lang w:val="hi_IN" w:bidi="hi_IN"/>
         </w:rPr>
@@ -11921,6 +13489,20 @@
       </w:r>
       <w:r>
         <w:rPr>
+          <w:lang w:val="hi_IN" w:bidi="hi_IN"/>
+        </w:rPr>
+        <w:t>בָּא֙ אֶל־עֲרֵמַ֣ת עֶשְׂרִ֔ים וְ⁠הָיְתָ֖ה עֲשָׂרָ֑ה</w:t>
+      </w:r>
+    </w:p>
+    <w:p>
+      <w:pPr/>
+      <w:r>
+        <w:rPr>
+          <w:lang w:val="hi_IN" w:bidi="hi_IN"/>
+        </w:rPr>
+      </w:r>
+      <w:r>
+        <w:rPr>
           <w:b/>
           <w:lang w:val="hi_IN" w:bidi="hi_IN"/>
         </w:rPr>
@@ -12011,6 +13593,20 @@
       </w:r>
       <w:r>
         <w:rPr>
+          <w:lang w:val="hi_IN" w:bidi="hi_IN"/>
+        </w:rPr>
+        <w:t>בָּ֣א אֶל־הַ⁠יֶּ֗קֶב לַ⁠חְשֹׂף֙ חֲמִשִּׁ֣ים פּוּרָ֔ה וְ⁠הָיְתָ֖ה עֶשְׂרִֽים</w:t>
+      </w:r>
+    </w:p>
+    <w:p>
+      <w:pPr/>
+      <w:r>
+        <w:rPr>
+          <w:lang w:val="hi_IN" w:bidi="hi_IN"/>
+        </w:rPr>
+      </w:r>
+      <w:r>
+        <w:rPr>
           <w:b/>
           <w:lang w:val="hi_IN" w:bidi="hi_IN"/>
         </w:rPr>
@@ -12094,6 +13690,20 @@
       </w:r>
       <w:r>
         <w:rPr>
+          <w:lang w:val="hi_IN" w:bidi="hi_IN"/>
+        </w:rPr>
+        <w:t>חֲמִשִּׁ֣ים פּוּרָ֔ה</w:t>
+      </w:r>
+    </w:p>
+    <w:p>
+      <w:pPr/>
+      <w:r>
+        <w:rPr>
+          <w:lang w:val="hi_IN" w:bidi="hi_IN"/>
+        </w:rPr>
+      </w:r>
+      <w:r>
+        <w:rPr>
           <w:b/>
           <w:lang w:val="hi_IN" w:bidi="hi_IN"/>
         </w:rPr>
@@ -12190,6 +13800,20 @@
       </w:r>
       <w:r>
         <w:rPr>
+          <w:lang w:val="hi_IN" w:bidi="hi_IN"/>
+        </w:rPr>
+        <w:t>הִכֵּ֨יתִי אֶתְ⁠כֶ֜ם בַּ⁠שִּׁדָּפ֤וֹן וּ⁠בַ⁠יֵּֽרָקוֹן֙ וּ⁠בַ⁠בָּרָ֔ד אֵ֖ת כָּל־מַעֲשֵׂ֣ה יְדֵי⁠כֶ֑ם וְ⁠אֵין־אֶתְ⁠כֶ֥ם אֵלַ֖⁠י נְאֻם־יְהוָֽה</w:t>
+      </w:r>
+    </w:p>
+    <w:p>
+      <w:pPr/>
+      <w:r>
+        <w:rPr>
+          <w:lang w:val="hi_IN" w:bidi="hi_IN"/>
+        </w:rPr>
+      </w:r>
+      <w:r>
+        <w:rPr>
           <w:b/>
           <w:lang w:val="hi_IN" w:bidi="hi_IN"/>
         </w:rPr>
@@ -12297,6 +13921,20 @@
       </w:r>
       <w:r>
         <w:rPr>
+          <w:lang w:val="hi_IN" w:bidi="hi_IN"/>
+        </w:rPr>
+        <w:t>אֵ֖ת כָּל־מַעֲשֵׂ֣ה יְדֵי⁠כֶ֑ם</w:t>
+      </w:r>
+    </w:p>
+    <w:p>
+      <w:pPr/>
+      <w:r>
+        <w:rPr>
+          <w:lang w:val="hi_IN" w:bidi="hi_IN"/>
+        </w:rPr>
+      </w:r>
+      <w:r>
+        <w:rPr>
           <w:b/>
           <w:lang w:val="hi_IN" w:bidi="hi_IN"/>
         </w:rPr>
@@ -12395,6 +14033,20 @@
         <w:rPr>
           <w:lang w:val="hi_IN" w:bidi="hi_IN"/>
         </w:rPr>
+      </w:r>
+    </w:p>
+    <w:p>
+      <w:pPr/>
+      <w:r>
+        <w:rPr>
+          <w:lang w:val="hi_IN" w:bidi="hi_IN"/>
+        </w:rPr>
+      </w:r>
+      <w:r>
+        <w:rPr>
+          <w:lang w:val="hi_IN" w:bidi="hi_IN"/>
+        </w:rPr>
+        <w:t>אֵ֖ת כָּל־מַעֲשֵׂ֣ה יְדֵי⁠כֶ֑ם</w:t>
       </w:r>
     </w:p>
     <w:p>
@@ -12533,6 +14185,20 @@
       </w:r>
       <w:r>
         <w:rPr>
+          <w:lang w:val="hi_IN" w:bidi="hi_IN"/>
+        </w:rPr>
+        <w:t>וְ⁠אֵין־אֶתְ⁠כֶ֥ם אֵלַ֖⁠י</w:t>
+      </w:r>
+    </w:p>
+    <w:p>
+      <w:pPr/>
+      <w:r>
+        <w:rPr>
+          <w:lang w:val="hi_IN" w:bidi="hi_IN"/>
+        </w:rPr>
+      </w:r>
+      <w:r>
+        <w:rPr>
           <w:b/>
           <w:lang w:val="hi_IN" w:bidi="hi_IN"/>
         </w:rPr>
@@ -12605,6 +14271,20 @@
         <w:rPr>
           <w:lang w:val="hi_IN" w:bidi="hi_IN"/>
         </w:rPr>
+      </w:r>
+    </w:p>
+    <w:p>
+      <w:pPr/>
+      <w:r>
+        <w:rPr>
+          <w:lang w:val="hi_IN" w:bidi="hi_IN"/>
+        </w:rPr>
+      </w:r>
+      <w:r>
+        <w:rPr>
+          <w:lang w:val="hi_IN" w:bidi="hi_IN"/>
+        </w:rPr>
+        <w:t>שִׂימוּ &amp; לְבַבְ⁠כֶ֔ם</w:t>
       </w:r>
     </w:p>
     <w:p>
@@ -12717,6 +14397,20 @@
       </w:r>
       <w:r>
         <w:rPr>
+          <w:lang w:val="hi_IN" w:bidi="hi_IN"/>
+        </w:rPr>
+        <w:t>מִן־הַ⁠יּ֥וֹם הַ⁠זֶּ֖ה וָ⁠מָ֑עְלָ⁠ה מִ⁠יּוֹם֩ עֶשְׂרִ֨ים וְ⁠אַרְבָּעָ֜ה לַ⁠תְּשִׁיעִ֗י לְ⁠מִן־הַ⁠יּ֛וֹם אֲשֶׁר־יֻסַּ֥ד הֵֽיכַל־יְהוָ֖ה</w:t>
+      </w:r>
+    </w:p>
+    <w:p>
+      <w:pPr/>
+      <w:r>
+        <w:rPr>
+          <w:lang w:val="hi_IN" w:bidi="hi_IN"/>
+        </w:rPr>
+      </w:r>
+      <w:r>
+        <w:rPr>
           <w:b/>
           <w:lang w:val="hi_IN" w:bidi="hi_IN"/>
         </w:rPr>
@@ -12849,6 +14543,20 @@
       </w:r>
       <w:r>
         <w:rPr>
+          <w:lang w:val="hi_IN" w:bidi="hi_IN"/>
+        </w:rPr>
+        <w:t>מִ⁠יּוֹם֩ עֶשְׂרִ֨ים וְ⁠אַרְבָּעָ֜ה לַ⁠תְּשִׁיעִ֗י</w:t>
+      </w:r>
+    </w:p>
+    <w:p>
+      <w:pPr/>
+      <w:r>
+        <w:rPr>
+          <w:lang w:val="hi_IN" w:bidi="hi_IN"/>
+        </w:rPr>
+      </w:r>
+      <w:r>
+        <w:rPr>
           <w:b/>
           <w:lang w:val="hi_IN" w:bidi="hi_IN"/>
         </w:rPr>
@@ -12921,6 +14629,20 @@
         <w:rPr>
           <w:lang w:val="hi_IN" w:bidi="hi_IN"/>
         </w:rPr>
+      </w:r>
+    </w:p>
+    <w:p>
+      <w:pPr/>
+      <w:r>
+        <w:rPr>
+          <w:lang w:val="hi_IN" w:bidi="hi_IN"/>
+        </w:rPr>
+      </w:r>
+      <w:r>
+        <w:rPr>
+          <w:lang w:val="hi_IN" w:bidi="hi_IN"/>
+        </w:rPr>
+        <w:t>מִ⁠יּוֹם֩ עֶשְׂרִ֨ים וְ⁠אַרְבָּעָ֜ה לַ⁠תְּשִׁיעִ֗י</w:t>
       </w:r>
     </w:p>
     <w:p>
@@ -13033,6 +14755,20 @@
       </w:r>
       <w:r>
         <w:rPr>
+          <w:lang w:val="hi_IN" w:bidi="hi_IN"/>
+        </w:rPr>
+        <w:t>יֻסַּ֥ד הֵֽיכַל־יְהוָ֖ה</w:t>
+      </w:r>
+    </w:p>
+    <w:p>
+      <w:pPr/>
+      <w:r>
+        <w:rPr>
+          <w:lang w:val="hi_IN" w:bidi="hi_IN"/>
+        </w:rPr>
+      </w:r>
+      <w:r>
+        <w:rPr>
           <w:b/>
           <w:lang w:val="hi_IN" w:bidi="hi_IN"/>
         </w:rPr>
@@ -13116,6 +14852,20 @@
       </w:r>
       <w:r>
         <w:rPr>
+          <w:lang w:val="hi_IN" w:bidi="hi_IN"/>
+        </w:rPr>
+        <w:t>הֵֽיכַל־יְהוָ֖ה</w:t>
+      </w:r>
+    </w:p>
+    <w:p>
+      <w:pPr/>
+      <w:r>
+        <w:rPr>
+          <w:lang w:val="hi_IN" w:bidi="hi_IN"/>
+        </w:rPr>
+      </w:r>
+      <w:r>
+        <w:rPr>
           <w:b/>
           <w:lang w:val="hi_IN" w:bidi="hi_IN"/>
         </w:rPr>
@@ -13188,6 +14938,20 @@
         <w:rPr>
           <w:lang w:val="hi_IN" w:bidi="hi_IN"/>
         </w:rPr>
+      </w:r>
+    </w:p>
+    <w:p>
+      <w:pPr/>
+      <w:r>
+        <w:rPr>
+          <w:lang w:val="hi_IN" w:bidi="hi_IN"/>
+        </w:rPr>
+      </w:r>
+      <w:r>
+        <w:rPr>
+          <w:lang w:val="hi_IN" w:bidi="hi_IN"/>
+        </w:rPr>
+        <w:t>שִׂ֥ימוּ לְבַבְ⁠כֶֽם</w:t>
       </w:r>
     </w:p>
     <w:p>
@@ -13300,6 +15064,20 @@
       </w:r>
       <w:r>
         <w:rPr>
+          <w:lang w:val="hi_IN" w:bidi="hi_IN"/>
+        </w:rPr>
+        <w:t>הַ⁠ע֤וֹד הַ⁠זֶּ֨רַע֙ בַּ⁠מְּגוּרָ֔ה</w:t>
+      </w:r>
+    </w:p>
+    <w:p>
+      <w:pPr/>
+      <w:r>
+        <w:rPr>
+          <w:lang w:val="hi_IN" w:bidi="hi_IN"/>
+        </w:rPr>
+      </w:r>
+      <w:r>
+        <w:rPr>
           <w:b/>
           <w:lang w:val="hi_IN" w:bidi="hi_IN"/>
         </w:rPr>
@@ -13407,6 +15185,20 @@
       </w:r>
       <w:r>
         <w:rPr>
+          <w:lang w:val="hi_IN" w:bidi="hi_IN"/>
+        </w:rPr>
+        <w:t>מִן־הַ⁠יּ֥וֹם הַ⁠זֶּ֖ה אֲבָרֵֽךְ</w:t>
+      </w:r>
+    </w:p>
+    <w:p>
+      <w:pPr/>
+      <w:r>
+        <w:rPr>
+          <w:lang w:val="hi_IN" w:bidi="hi_IN"/>
+        </w:rPr>
+      </w:r>
+      <w:r>
+        <w:rPr>
           <w:b/>
           <w:lang w:val="hi_IN" w:bidi="hi_IN"/>
         </w:rPr>
@@ -13509,6 +15301,20 @@
       </w:r>
       <w:r>
         <w:rPr>
+          <w:lang w:val="hi_IN" w:bidi="hi_IN"/>
+        </w:rPr>
+        <w:t>מִן־הַ⁠יּ֥וֹם הַ⁠זֶּ֖ה</w:t>
+      </w:r>
+    </w:p>
+    <w:p>
+      <w:pPr/>
+      <w:r>
+        <w:rPr>
+          <w:lang w:val="hi_IN" w:bidi="hi_IN"/>
+        </w:rPr>
+      </w:r>
+      <w:r>
+        <w:rPr>
           <w:b/>
           <w:lang w:val="hi_IN" w:bidi="hi_IN"/>
         </w:rPr>
@@ -13581,6 +15387,20 @@
         <w:rPr>
           <w:lang w:val="hi_IN" w:bidi="hi_IN"/>
         </w:rPr>
+      </w:r>
+    </w:p>
+    <w:p>
+      <w:pPr/>
+      <w:r>
+        <w:rPr>
+          <w:lang w:val="hi_IN" w:bidi="hi_IN"/>
+        </w:rPr>
+      </w:r>
+      <w:r>
+        <w:rPr>
+          <w:lang w:val="hi_IN" w:bidi="hi_IN"/>
+        </w:rPr>
+        <w:t>וַ⁠יְהִ֨י דְבַר־יְהוָ֤ה ׀ שֵׁנִית֙ אֶל־חַגַּ֔י</w:t>
       </w:r>
     </w:p>
     <w:p>
@@ -13693,6 +15513,20 @@
       </w:r>
       <w:r>
         <w:rPr>
+          <w:lang w:val="hi_IN" w:bidi="hi_IN"/>
+        </w:rPr>
+        <w:t>שֵׁנִית֙</w:t>
+      </w:r>
+    </w:p>
+    <w:p>
+      <w:pPr/>
+      <w:r>
+        <w:rPr>
+          <w:lang w:val="hi_IN" w:bidi="hi_IN"/>
+        </w:rPr>
+      </w:r>
+      <w:r>
+        <w:rPr>
           <w:b/>
           <w:lang w:val="hi_IN" w:bidi="hi_IN"/>
         </w:rPr>
@@ -13776,6 +15610,20 @@
       </w:r>
       <w:r>
         <w:rPr>
+          <w:lang w:val="hi_IN" w:bidi="hi_IN"/>
+        </w:rPr>
+        <w:t>בְּ⁠עֶשְׂרִ֧ים וְ⁠אַרְבָּעָ֛ה לַ⁠חֹ֖דֶשׁ</w:t>
+      </w:r>
+    </w:p>
+    <w:p>
+      <w:pPr/>
+      <w:r>
+        <w:rPr>
+          <w:lang w:val="hi_IN" w:bidi="hi_IN"/>
+        </w:rPr>
+      </w:r>
+      <w:r>
+        <w:rPr>
           <w:b/>
           <w:lang w:val="hi_IN" w:bidi="hi_IN"/>
         </w:rPr>
@@ -13848,6 +15696,20 @@
         <w:rPr>
           <w:lang w:val="hi_IN" w:bidi="hi_IN"/>
         </w:rPr>
+      </w:r>
+    </w:p>
+    <w:p>
+      <w:pPr/>
+      <w:r>
+        <w:rPr>
+          <w:lang w:val="hi_IN" w:bidi="hi_IN"/>
+        </w:rPr>
+      </w:r>
+      <w:r>
+        <w:rPr>
+          <w:lang w:val="hi_IN" w:bidi="hi_IN"/>
+        </w:rPr>
+        <w:t>בְּ⁠עֶשְׂרִ֧ים וְ⁠אַרְבָּעָ֛ה לַ⁠חֹ֖דֶשׁ</w:t>
       </w:r>
     </w:p>
     <w:p>
@@ -14043,6 +15905,20 @@
       </w:r>
       <w:r>
         <w:rPr>
+          <w:lang w:val="hi_IN" w:bidi="hi_IN"/>
+        </w:rPr>
+        <w:t>אֱמֹ֕ר אֶל־זְרֻבָּבֶ֥ל פַּֽחַת־יְהוּדָ֖ה לֵ⁠אמֹ֑ר אֲנִ֣י מַרְעִ֔ישׁ אֶת־הַ⁠שָּׁמַ֖יִם וְ⁠אֶת־הָ⁠אָֽרֶץ</w:t>
+      </w:r>
+    </w:p>
+    <w:p>
+      <w:pPr/>
+      <w:r>
+        <w:rPr>
+          <w:lang w:val="hi_IN" w:bidi="hi_IN"/>
+        </w:rPr>
+      </w:r>
+      <w:r>
+        <w:rPr>
           <w:b/>
           <w:lang w:val="hi_IN" w:bidi="hi_IN"/>
         </w:rPr>
@@ -14115,6 +15991,20 @@
         <w:rPr>
           <w:lang w:val="hi_IN" w:bidi="hi_IN"/>
         </w:rPr>
+      </w:r>
+    </w:p>
+    <w:p>
+      <w:pPr/>
+      <w:r>
+        <w:rPr>
+          <w:lang w:val="hi_IN" w:bidi="hi_IN"/>
+        </w:rPr>
+      </w:r>
+      <w:r>
+        <w:rPr>
+          <w:lang w:val="hi_IN" w:bidi="hi_IN"/>
+        </w:rPr>
+        <w:t>אֲנִ֣י מַרְעִ֔ישׁ אֶת־הַ⁠שָּׁמַ֖יִם וְ⁠אֶת־הָ⁠אָֽרֶץ</w:t>
       </w:r>
     </w:p>
     <w:p>
@@ -14227,6 +16117,20 @@
       </w:r>
       <w:r>
         <w:rPr>
+          <w:lang w:val="hi_IN" w:bidi="hi_IN"/>
+        </w:rPr>
+        <w:t>אֶת־הַ⁠שָּׁמַ֖יִם וְ⁠אֶת־הָ⁠אָֽרֶץ</w:t>
+      </w:r>
+    </w:p>
+    <w:p>
+      <w:pPr/>
+      <w:r>
+        <w:rPr>
+          <w:lang w:val="hi_IN" w:bidi="hi_IN"/>
+        </w:rPr>
+      </w:r>
+      <w:r>
+        <w:rPr>
           <w:b/>
           <w:lang w:val="hi_IN" w:bidi="hi_IN"/>
         </w:rPr>
@@ -14354,6 +16258,20 @@
       </w:r>
       <w:r>
         <w:rPr>
+          <w:lang w:val="hi_IN" w:bidi="hi_IN"/>
+        </w:rPr>
+        <w:t>כִּסֵּ֣א מַמְלָכ֔וֹת</w:t>
+      </w:r>
+    </w:p>
+    <w:p>
+      <w:pPr/>
+      <w:r>
+        <w:rPr>
+          <w:lang w:val="hi_IN" w:bidi="hi_IN"/>
+        </w:rPr>
+      </w:r>
+      <w:r>
+        <w:rPr>
           <w:b/>
           <w:lang w:val="hi_IN" w:bidi="hi_IN"/>
         </w:rPr>
@@ -14463,6 +16381,20 @@
       </w:r>
       <w:r>
         <w:rPr>
+          <w:lang w:val="hi_IN" w:bidi="hi_IN"/>
+        </w:rPr>
+        <w:t>כִּסֵּ֣א מַמְלָכ֔וֹת</w:t>
+      </w:r>
+    </w:p>
+    <w:p>
+      <w:pPr/>
+      <w:r>
+        <w:rPr>
+          <w:lang w:val="hi_IN" w:bidi="hi_IN"/>
+        </w:rPr>
+      </w:r>
+      <w:r>
+        <w:rPr>
           <w:b/>
           <w:lang w:val="hi_IN" w:bidi="hi_IN"/>
         </w:rPr>
@@ -14572,6 +16504,20 @@
       </w:r>
       <w:r>
         <w:rPr>
+          <w:lang w:val="hi_IN" w:bidi="hi_IN"/>
+        </w:rPr>
+        <w:t>וְ⁠הָפַכְתִּ֤י מֶרְכָּבָה֙ וְ⁠רֹ֣כְבֶ֔י⁠הָ וְ⁠יָרְד֤וּ סוּסִים֙ וְ⁠רֹ֣כְבֵי⁠הֶ֔ם</w:t>
+      </w:r>
+    </w:p>
+    <w:p>
+      <w:pPr/>
+      <w:r>
+        <w:rPr>
+          <w:lang w:val="hi_IN" w:bidi="hi_IN"/>
+        </w:rPr>
+      </w:r>
+      <w:r>
+        <w:rPr>
           <w:b/>
           <w:lang w:val="hi_IN" w:bidi="hi_IN"/>
         </w:rPr>
@@ -14655,6 +16601,20 @@
       </w:r>
       <w:r>
         <w:rPr>
+          <w:lang w:val="hi_IN" w:bidi="hi_IN"/>
+        </w:rPr>
+        <w:t>מֶרְכָּבָה֙ וְ⁠רֹ֣כְבֶ֔י⁠הָ</w:t>
+      </w:r>
+    </w:p>
+    <w:p>
+      <w:pPr/>
+      <w:r>
+        <w:rPr>
+          <w:lang w:val="hi_IN" w:bidi="hi_IN"/>
+        </w:rPr>
+      </w:r>
+      <w:r>
+        <w:rPr>
           <w:b/>
           <w:lang w:val="hi_IN" w:bidi="hi_IN"/>
         </w:rPr>
@@ -14764,6 +16724,20 @@
       </w:r>
       <w:r>
         <w:rPr>
+          <w:lang w:val="hi_IN" w:bidi="hi_IN"/>
+        </w:rPr>
+        <w:t>וְ⁠יָרְד֤וּ</w:t>
+      </w:r>
+    </w:p>
+    <w:p>
+      <w:pPr/>
+      <w:r>
+        <w:rPr>
+          <w:lang w:val="hi_IN" w:bidi="hi_IN"/>
+        </w:rPr>
+      </w:r>
+      <w:r>
+        <w:rPr>
           <w:b/>
           <w:lang w:val="hi_IN" w:bidi="hi_IN"/>
         </w:rPr>
@@ -14888,6 +16862,20 @@
         <w:rPr>
           <w:lang w:val="hi_IN" w:bidi="hi_IN"/>
         </w:rPr>
+      </w:r>
+    </w:p>
+    <w:p>
+      <w:pPr/>
+      <w:r>
+        <w:rPr>
+          <w:lang w:val="hi_IN" w:bidi="hi_IN"/>
+        </w:rPr>
+      </w:r>
+      <w:r>
+        <w:rPr>
+          <w:lang w:val="hi_IN" w:bidi="hi_IN"/>
+        </w:rPr>
+        <w:t>אִ֖ישׁ בְּ⁠חֶ֥רֶב אָחִֽי⁠ו</w:t>
       </w:r>
     </w:p>
     <w:p>
@@ -15000,6 +16988,20 @@
       </w:r>
       <w:r>
         <w:rPr>
+          <w:lang w:val="hi_IN" w:bidi="hi_IN"/>
+        </w:rPr>
+        <w:t>אִ֖ישׁ בְּ⁠חֶ֥רֶב אָחִֽי⁠ו</w:t>
+      </w:r>
+    </w:p>
+    <w:p>
+      <w:pPr/>
+      <w:r>
+        <w:rPr>
+          <w:lang w:val="hi_IN" w:bidi="hi_IN"/>
+        </w:rPr>
+      </w:r>
+      <w:r>
+        <w:rPr>
           <w:b/>
           <w:lang w:val="hi_IN" w:bidi="hi_IN"/>
         </w:rPr>
@@ -15096,6 +17098,20 @@
       </w:r>
       <w:r>
         <w:rPr>
+          <w:lang w:val="hi_IN" w:bidi="hi_IN"/>
+        </w:rPr>
+        <w:t>אָחִֽי⁠ו</w:t>
+      </w:r>
+    </w:p>
+    <w:p>
+      <w:pPr/>
+      <w:r>
+        <w:rPr>
+          <w:lang w:val="hi_IN" w:bidi="hi_IN"/>
+        </w:rPr>
+      </w:r>
+      <w:r>
+        <w:rPr>
           <w:b/>
           <w:lang w:val="hi_IN" w:bidi="hi_IN"/>
         </w:rPr>
@@ -15192,6 +17208,20 @@
       </w:r>
       <w:r>
         <w:rPr>
+          <w:lang w:val="hi_IN" w:bidi="hi_IN"/>
+        </w:rPr>
+        <w:t>בַּ⁠יּ֣וֹם הַ⁠ה֣וּא נְאֻם־יְהוָ֣ה צְבָא֡וֹת אֶ֠קָּחֲ⁠ךָ זְרֻבָּבֶ֨ל בֶּן־שְׁאַלְתִּיאֵ֤ל עַבְדִּ⁠י֙ נְאֻם־יְהוָ֔ה וְ⁠שַׂמְתִּ֖י⁠ךָ כַּֽ⁠חוֹתָ֑ם כִּֽי־בְ⁠ךָ֣ בָחַ֔רְתִּי נְאֻ֖ם יְהוָ֥ה צְבָאֽוֹת</w:t>
+      </w:r>
+    </w:p>
+    <w:p>
+      <w:pPr/>
+      <w:r>
+        <w:rPr>
+          <w:lang w:val="hi_IN" w:bidi="hi_IN"/>
+        </w:rPr>
+      </w:r>
+      <w:r>
+        <w:rPr>
           <w:b/>
           <w:lang w:val="hi_IN" w:bidi="hi_IN"/>
         </w:rPr>
@@ -15275,6 +17305,20 @@
       </w:r>
       <w:r>
         <w:rPr>
+          <w:lang w:val="hi_IN" w:bidi="hi_IN"/>
+        </w:rPr>
+        <w:t>בַּ⁠יּ֣וֹם הַ⁠ה֣וּא</w:t>
+      </w:r>
+    </w:p>
+    <w:p>
+      <w:pPr/>
+      <w:r>
+        <w:rPr>
+          <w:lang w:val="hi_IN" w:bidi="hi_IN"/>
+        </w:rPr>
+      </w:r>
+      <w:r>
+        <w:rPr>
           <w:b/>
           <w:lang w:val="hi_IN" w:bidi="hi_IN"/>
         </w:rPr>
@@ -15371,6 +17415,20 @@
       </w:r>
       <w:r>
         <w:rPr>
+          <w:lang w:val="hi_IN" w:bidi="hi_IN"/>
+        </w:rPr>
+        <w:t>אֶ֠קָּחֲ⁠ךָ &amp; וְ⁠שַׂמְתִּ֖י⁠ךָ &amp; בְ⁠ךָ֣ בָחַ֔רְתִּי</w:t>
+      </w:r>
+    </w:p>
+    <w:p>
+      <w:pPr/>
+      <w:r>
+        <w:rPr>
+          <w:lang w:val="hi_IN" w:bidi="hi_IN"/>
+        </w:rPr>
+      </w:r>
+      <w:r>
+        <w:rPr>
           <w:b/>
           <w:lang w:val="hi_IN" w:bidi="hi_IN"/>
         </w:rPr>
@@ -15493,6 +17551,20 @@
       </w:r>
       <w:r>
         <w:rPr>
+          <w:lang w:val="hi_IN" w:bidi="hi_IN"/>
+        </w:rPr>
+        <w:t>כַּֽ⁠חוֹתָ֑ם</w:t>
+      </w:r>
+    </w:p>
+    <w:p>
+      <w:pPr/>
+      <w:r>
+        <w:rPr>
+          <w:lang w:val="hi_IN" w:bidi="hi_IN"/>
+        </w:rPr>
+      </w:r>
+      <w:r>
+        <w:rPr>
           <w:b/>
           <w:lang w:val="hi_IN" w:bidi="hi_IN"/>
         </w:rPr>
@@ -15572,6 +17644,20 @@
         <w:rPr>
           <w:lang w:val="hi_IN" w:bidi="hi_IN"/>
         </w:rPr>
+      </w:r>
+    </w:p>
+    <w:p>
+      <w:pPr/>
+      <w:r>
+        <w:rPr>
+          <w:lang w:val="hi_IN" w:bidi="hi_IN"/>
+        </w:rPr>
+      </w:r>
+      <w:r>
+        <w:rPr>
+          <w:lang w:val="hi_IN" w:bidi="hi_IN"/>
+        </w:rPr>
+        <w:t>כַּֽ⁠חוֹתָ֑ם</w:t>
       </w:r>
     </w:p>
     <w:p>

--- a/hin/docx/37.content.docx
+++ b/hin/docx/37.content.docx
@@ -611,7 +611,7 @@
         <w:rPr>
           <w:lang w:val="hi_IN" w:bidi="hi_IN"/>
         </w:rPr>
-        <w:t>בִּ⁠שְׁנַ֤ת שְׁתַּ֨יִם֙ לְ⁠דָרְיָ֣וֶשׁ הַ⁠מֶּ֔לֶךְ</w:t>
+        <w:t>בִּ⁠שְׁנַ֤ת שְׁתַּ֨יִם֙ לְ⁠דָרְיָ֣וֶשׁ הַ⁠מֶּ֔לֶךְ</w:t>
       </w:r>
     </w:p>
     <w:p>
@@ -715,7 +715,7 @@
         <w:rPr>
           <w:lang w:val="hi_IN" w:bidi="hi_IN"/>
         </w:rPr>
-        <w:t>בִּ⁠שְׁנַ֤ת שְׁתַּ֨יִם֙ &amp; בַּ⁠חֹ֨דֶשׁ֙ הַ⁠שִּׁשִּׁ֔י בְּ⁠י֥וֹם אֶחָ֖ד לַ⁠חֹ֑דֶשׁ</w:t>
+        <w:t>בִּ⁠שְׁנַ֤ת שְׁתַּ֨יִם֙ &amp; בַּ⁠חֹ֨דֶשׁ֙ הַ⁠שִּׁשִּׁ֔י בְּ⁠י֥וֹם אֶחָ֖ד לַ⁠חֹ֑דֶשׁ</w:t>
       </w:r>
     </w:p>
     <w:p>
@@ -825,7 +825,7 @@
         <w:rPr>
           <w:lang w:val="hi_IN" w:bidi="hi_IN"/>
         </w:rPr>
-        <w:t>בַּ⁠חֹ֨דֶשׁ֙ הַ⁠שִּׁשִּׁ֔י בְּ⁠י֥וֹם אֶחָ֖ד לַ⁠חֹ֑דֶשׁ</w:t>
+        <w:t>בַּ⁠חֹ֨דֶשׁ֙ הַ⁠שִּׁשִּׁ֔י בְּ⁠י֥וֹם אֶחָ֖ד לַ⁠חֹ֑דֶשׁ</w:t>
       </w:r>
     </w:p>
     <w:p>
@@ -935,7 +935,7 @@
         <w:rPr>
           <w:lang w:val="hi_IN" w:bidi="hi_IN"/>
         </w:rPr>
-        <w:t>הָיָ֨ה דְבַר־יְהוָ֜ה בְּ⁠יַד־חַגַּ֣י הַ⁠נָּבִ֗יא</w:t>
+        <w:t>הָיָ֨ה דְבַר־יְהוָ֜ה בְּ⁠יַד־חַגַּ֣י הַ⁠נָּבִ֗יא</w:t>
       </w:r>
     </w:p>
     <w:p>
@@ -1188,7 +1188,7 @@
         <w:rPr>
           <w:lang w:val="hi_IN" w:bidi="hi_IN"/>
         </w:rPr>
-        <w:t>כֹּ֥ה אָמַ֛ר יְהוָ֥ה צְבָא֖וֹת לֵ⁠אמֹ֑ר הָ⁠עָ֤ם הַ⁠זֶּה֙ אָֽמְר֔וּ לֹ֥א עֶת־בֹּ֛א עֶת־בֵּ֥ית יְהוָ֖ה לְ⁠הִבָּנֽוֹת</w:t>
+        <w:t>כֹּ֥ה אָמַ֛ר יְהוָ֥ה צְבָא֖וֹת לֵ⁠אמֹ֑ר הָ⁠עָ֤ם הַ⁠זֶּה֙ אָֽמְר֔וּ לֹ֥א עֶת־בֹּ֛א עֶת־בֵּ֥ית יְהוָ֖ה לְ⁠הִבָּנֽוֹת</w:t>
       </w:r>
     </w:p>
     <w:p>
@@ -1408,7 +1408,7 @@
         <w:rPr>
           <w:lang w:val="hi_IN" w:bidi="hi_IN"/>
         </w:rPr>
-        <w:t>הָ⁠עָ֤ם הַ⁠זֶּה֙</w:t>
+        <w:t>הָ⁠עָ֤ם הַ⁠זֶּה֙</w:t>
       </w:r>
     </w:p>
     <w:p>
@@ -1518,7 +1518,7 @@
         <w:rPr>
           <w:lang w:val="hi_IN" w:bidi="hi_IN"/>
         </w:rPr>
-        <w:t>עֶת־בֵּ֥ית יְהוָ֖ה</w:t>
+        <w:t>עֶת־בֵּ֥ית יְהוָ֖ה</w:t>
       </w:r>
     </w:p>
     <w:p>
@@ -1628,7 +1628,7 @@
         <w:rPr>
           <w:lang w:val="hi_IN" w:bidi="hi_IN"/>
         </w:rPr>
-        <w:t>וַֽ⁠יְהִי֙ דְּבַר־יְהוָ֔ה בְּ⁠יַד־חַגַּ֥י הַ⁠נָּבִ֖יא</w:t>
+        <w:t>וַֽ⁠יְהִי֙ דְּבַר־יְהוָ֔ה בְּ⁠יַד־חַגַּ֥י הַ⁠נָּבִ֖יא</w:t>
       </w:r>
     </w:p>
     <w:p>
@@ -1743,7 +1743,7 @@
         <w:rPr>
           <w:lang w:val="hi_IN" w:bidi="hi_IN"/>
         </w:rPr>
-        <w:t>הַ⁠עֵ֤ת לָ⁠כֶם֙ אַתֶּ֔ם לָ⁠שֶׁ֖בֶת בְּ⁠בָתֵּי⁠כֶ֣ם סְפוּנִ֑ים וְ⁠הַ⁠בַּ֥יִת הַ⁠זֶּ֖ה חָרֵֽב</w:t>
+        <w:t>הַ⁠עֵ֤ת לָ⁠כֶם֙ אַתֶּ֔ם לָ⁠שֶׁ֖בֶת בְּ⁠בָתֵּי⁠כֶ֣ם סְפוּנִ֑ים וְ⁠הַ⁠בַּ֥יִת הַ⁠זֶּ֖ה חָרֵֽב</w:t>
       </w:r>
     </w:p>
     <w:p>
@@ -1840,7 +1840,7 @@
         <w:rPr>
           <w:lang w:val="hi_IN" w:bidi="hi_IN"/>
         </w:rPr>
-        <w:t>לָ⁠כֶם֙ אַתֶּ֔ם &amp; בְּ⁠בָתֵּי⁠כֶ֣ם</w:t>
+        <w:t>לָ⁠כֶם֙ אַתֶּ֔ם &amp; בְּ⁠בָתֵּי⁠כֶ֣ם</w:t>
       </w:r>
     </w:p>
     <w:p>
@@ -2112,7 +2112,7 @@
         <w:rPr>
           <w:lang w:val="hi_IN" w:bidi="hi_IN"/>
         </w:rPr>
-        <w:t>וְ⁠עַתָּ֕ה כֹּ֥ה אָמַ֖ר יְהוָ֣ה צְבָא֑וֹת שִׂ֥ימוּ לְבַבְ⁠כֶ֖ם עַל־דַּרְכֵי⁠כֶֽם</w:t>
+        <w:t>וְ⁠עַתָּ֕ה כֹּ֥ה אָמַ֖ר יְהוָ֣ה צְבָא֑וֹת שִׂ֥ימוּ לְבַבְ⁠כֶ֖ם עַל־דַּרְכֵי⁠כֶֽם</w:t>
       </w:r>
     </w:p>
     <w:p>
@@ -2209,7 +2209,7 @@
         <w:rPr>
           <w:lang w:val="hi_IN" w:bidi="hi_IN"/>
         </w:rPr>
-        <w:t>שִׂ֥ימוּ לְבַבְ⁠כֶ֖ם עַל־דַּרְכֵי⁠כֶֽם</w:t>
+        <w:t>שִׂ֥ימוּ לְבַבְ⁠כֶ֖ם עַל־דַּרְכֵי⁠כֶֽם</w:t>
       </w:r>
     </w:p>
     <w:p>
@@ -2481,7 +2481,7 @@
         <w:rPr>
           <w:lang w:val="hi_IN" w:bidi="hi_IN"/>
         </w:rPr>
-        <w:t>דַּרְכֵי⁠כֶֽם</w:t>
+        <w:t>דַּרְכֵי⁠כֶֽם</w:t>
       </w:r>
     </w:p>
     <w:p>
@@ -2617,7 +2617,7 @@
         <w:rPr>
           <w:lang w:val="hi_IN" w:bidi="hi_IN"/>
         </w:rPr>
-        <w:t>וְ⁠אֵין־לְ⁠שָׂבְעָה֙</w:t>
+        <w:t>וְ⁠אֵין־לְ⁠שָׂבְעָה֙</w:t>
       </w:r>
     </w:p>
     <w:p>
@@ -2727,7 +2727,7 @@
         <w:rPr>
           <w:lang w:val="hi_IN" w:bidi="hi_IN"/>
         </w:rPr>
-        <w:t>וְ⁠אֵין־לְ⁠שָׁכְרָ֔ה</w:t>
+        <w:t>וְ⁠אֵין־לְ⁠שָׁכְרָ֔ה</w:t>
       </w:r>
     </w:p>
     <w:p>
@@ -2921,7 +2921,7 @@
         <w:rPr>
           <w:lang w:val="hi_IN" w:bidi="hi_IN"/>
         </w:rPr>
-        <w:t>וְ⁠הַ֨⁠מִּשְׂתַּכֵּ֔ר מִשְׂתַּכֵּ֖ר אֶל־צְר֥וֹר נָקֽוּב</w:t>
+        <w:t>וְ⁠הַ֨⁠מִּשְׂתַּכֵּ֔ר מִשְׂתַּכֵּ֖ר אֶל־צְר֥וֹר נָקֽוּב</w:t>
       </w:r>
     </w:p>
     <w:p>
@@ -3018,7 +3018,7 @@
         <w:rPr>
           <w:lang w:val="hi_IN" w:bidi="hi_IN"/>
         </w:rPr>
-        <w:t>וְ⁠הַ֨⁠מִּשְׂתַּכֵּ֔ר מִשְׂתַּכֵּ֖ר אֶל־צְר֥וֹר נָקֽוּב</w:t>
+        <w:t>וְ⁠הַ֨⁠מִּשְׂתַּכֵּ֔ר מִשְׂתַּכֵּ֖ר אֶל־צְר֥וֹר נָקֽוּב</w:t>
       </w:r>
     </w:p>
     <w:p>
@@ -3238,7 +3238,7 @@
         <w:rPr>
           <w:lang w:val="hi_IN" w:bidi="hi_IN"/>
         </w:rPr>
-        <w:t>כֹּ֥ה אָמַ֖ר יְהוָ֣ה צְבָא֑וֹת שִׂ֥ימוּ לְבַבְ⁠כֶ֖ם עַל־דַּרְכֵי⁠כֶֽם</w:t>
+        <w:t>כֹּ֥ה אָמַ֖ר יְהוָ֣ה צְבָא֑וֹת שִׂ֥ימוּ לְבַבְ⁠כֶ֖ם עַל־דַּרְכֵי⁠כֶֽם</w:t>
       </w:r>
     </w:p>
     <w:p>
@@ -3387,7 +3387,7 @@
         <w:rPr>
           <w:lang w:val="hi_IN" w:bidi="hi_IN"/>
         </w:rPr>
-        <w:t>שִׂ֥ימוּ לְבַבְ⁠כֶ֖ם עַל־דַּרְכֵי⁠כֶֽם</w:t>
+        <w:t>שִׂ֥ימוּ לְבַבְ⁠כֶ֖ם עַל־דַּרְכֵי⁠כֶֽם</w:t>
       </w:r>
     </w:p>
     <w:p>
@@ -3502,7 +3502,7 @@
         <w:rPr>
           <w:lang w:val="hi_IN" w:bidi="hi_IN"/>
         </w:rPr>
-        <w:t>עֲל֥וּ הָ⁠הָ֛ר וַ⁠הֲבֵאתֶ֥ם עֵ֖ץ וּ⁠בְנ֣וּ הַ⁠בָּ֑יִת וְ⁠אֶרְצֶה־בּ֥⁠וֹ ו⁠אכבד אָמַ֥ר יְהוָֽה</w:t>
+        <w:t>עֲל֥וּ הָ⁠הָ֛ר וַ⁠הֲבֵאתֶ֥ם עֵ֖ץ וּ⁠בְנ֣וּ הַ⁠בָּ֑יִת וְ⁠אֶרְצֶה־בּ֥⁠וֹ ו⁠אכבד אָמַ֥ר יְהוָֽה</w:t>
       </w:r>
     </w:p>
     <w:p>
@@ -3806,7 +3806,7 @@
         <w:rPr>
           <w:lang w:val="hi_IN" w:bidi="hi_IN"/>
         </w:rPr>
-        <w:t>פָּנֹ֤ה אֶל־הַרְבֵּה֙ וְ⁠הִנֵּ֣ה לִ⁠מְעָ֔ט וַ⁠הֲבֵאתֶ֥ם הַ⁠בַּ֖יִת וְ⁠נָפַ֣חְתִּי ב֑⁠וֹ יַ֣עַן מֶ֗ה נְאֻם֙ יְהוָ֣ה צְבָא֔וֹת יַ֗עַן בֵּיתִ⁠י֙ אֲשֶׁר־ה֣וּא חָרֵ֔ב וְ⁠אַתֶּ֥ם רָצִ֖ים אִ֥ישׁ לְ⁠בֵיתֽ⁠וֹ</w:t>
+        <w:t>פָּנֹ֤ה אֶל־הַרְבֵּה֙ וְ⁠הִנֵּ֣ה לִ⁠מְעָ֔ט וַ⁠הֲבֵאתֶ֥ם הַ⁠בַּ֖יִת וְ⁠נָפַ֣חְתִּי ב֑⁠וֹ יַ֣עַן מֶ֗ה נְאֻם֙ יְהוָ֣ה צְבָא֔וֹת יַ֗עַן בֵּיתִ⁠י֙ אֲשֶׁר־ה֣וּא חָרֵ֔ב וְ⁠אַתֶּ֥ם רָצִ֖ים אִ֥ישׁ לְ⁠בֵיתֽ⁠וֹ</w:t>
       </w:r>
     </w:p>
     <w:p>
@@ -3915,7 +3915,7 @@
         <w:rPr>
           <w:lang w:val="hi_IN" w:bidi="hi_IN"/>
         </w:rPr>
-        <w:t>וְ⁠הִנֵּ֣ה</w:t>
+        <w:t>וְ⁠הִנֵּ֣ה</w:t>
       </w:r>
     </w:p>
     <w:p>
@@ -4025,7 +4025,7 @@
         <w:rPr>
           <w:lang w:val="hi_IN" w:bidi="hi_IN"/>
         </w:rPr>
-        <w:t>וְ⁠הִנֵּ֣ה לִ⁠מְעָ֔ט</w:t>
+        <w:t>וְ⁠הִנֵּ֣ה לִ⁠מְעָ֔ט</w:t>
       </w:r>
     </w:p>
     <w:p>
@@ -4122,7 +4122,7 @@
         <w:rPr>
           <w:lang w:val="hi_IN" w:bidi="hi_IN"/>
         </w:rPr>
-        <w:t>וְ⁠נָפַ֣חְתִּי ב֑⁠וֹ</w:t>
+        <w:t>וְ⁠נָפַ֣חְתִּי ב֑⁠וֹ</w:t>
       </w:r>
     </w:p>
     <w:p>
@@ -4245,7 +4245,7 @@
         <w:rPr>
           <w:lang w:val="hi_IN" w:bidi="hi_IN"/>
         </w:rPr>
-        <w:t>יַ֣עַן מֶ֗ה &amp; יַ֗עַן בֵּיתִ⁠י֙</w:t>
+        <w:t>יַ֣עַן מֶ֗ה &amp; יַ֗עַן בֵּיתִ⁠י֙</w:t>
       </w:r>
     </w:p>
     <w:p>
@@ -4465,7 +4465,7 @@
         <w:rPr>
           <w:lang w:val="hi_IN" w:bidi="hi_IN"/>
         </w:rPr>
-        <w:t>וְ⁠אַתֶּ֥ם רָצִ֖ים אִ֥ישׁ לְ⁠בֵיתֽ⁠וֹ</w:t>
+        <w:t>וְ⁠אַתֶּ֥ם רָצִ֖ים אִ֥ישׁ לְ⁠בֵיתֽ⁠וֹ</w:t>
       </w:r>
     </w:p>
     <w:p>
@@ -4588,7 +4588,7 @@
         <w:rPr>
           <w:lang w:val="hi_IN" w:bidi="hi_IN"/>
         </w:rPr>
-        <w:t>וְ⁠אַתֶּ֥ם רָצִ֖ים אִ֥ישׁ לְ⁠בֵיתֽ⁠וֹ</w:t>
+        <w:t>וְ⁠אַתֶּ֥ם רָצִ֖ים אִ֥ישׁ לְ⁠בֵיתֽ⁠וֹ</w:t>
       </w:r>
     </w:p>
     <w:p>
@@ -4698,7 +4698,7 @@
         <w:rPr>
           <w:lang w:val="hi_IN" w:bidi="hi_IN"/>
         </w:rPr>
-        <w:t>כָּלְא֥וּ שָמַ֖יִם מִ⁠טָּ֑ל וְ⁠הָ⁠אָ֖רֶץ כָּלְאָ֥ה יְבוּלָֽ⁠הּ</w:t>
+        <w:t>כָּלְא֥וּ שָמַ֖יִם מִ⁠טָּ֑ל וְ⁠הָ⁠אָ֖רֶץ כָּלְאָ֥ה יְבוּלָֽ⁠הּ</w:t>
       </w:r>
     </w:p>
     <w:p>
@@ -4860,7 +4860,7 @@
         <w:rPr>
           <w:lang w:val="hi_IN" w:bidi="hi_IN"/>
         </w:rPr>
-        <w:t>עֲלֵי⁠כֶ֔ם כָּלְא֥וּ שָמַ֖יִם מִ⁠טָּ֑ל</w:t>
+        <w:t>עֲלֵי⁠כֶ֔ם כָּלְא֥וּ שָמַ֖יִם מִ⁠טָּ֑ל</w:t>
       </w:r>
     </w:p>
     <w:p>
@@ -4983,7 +4983,7 @@
         <w:rPr>
           <w:lang w:val="hi_IN" w:bidi="hi_IN"/>
         </w:rPr>
-        <w:t>עַל־הָ⁠אָ֣רֶץ וְ⁠עַל־הֶ⁠הָרִ֗ים וְ⁠עַל־הַ⁠דָּגָן֙ וְ⁠עַל־הַ⁠תִּיר֣וֹשׁ וְ⁠עַל־הַ⁠יִּצְהָ֔ר וְ⁠עַ֛ל אֲשֶׁ֥ר תּוֹצִ֖יא הָ⁠אֲדָמָ֑ה וְ⁠עַל־הָֽ⁠אָדָם֙ וְ⁠עַל־הַ⁠בְּהֵמָ֔ה וְ⁠עַ֖ל כָּל־יְגִ֥יעַ כַּפָּֽיִם</w:t>
+        <w:t>עַל־הָ⁠אָ֣רֶץ וְ⁠עַל־הֶ⁠הָרִ֗ים וְ⁠עַל־הַ⁠דָּגָן֙ וְ⁠עַל־הַ⁠תִּיר֣וֹשׁ וְ⁠עַל־הַ⁠יִּצְהָ֔ר וְ⁠עַ֛ל אֲשֶׁ֥ר תּוֹצִ֖יא הָ⁠אֲדָמָ֑ה וְ⁠עַל־הָֽ⁠אָדָם֙ וְ⁠עַל־הַ⁠בְּהֵמָ֔ה וְ⁠עַ֖ל כָּל־יְגִ֥יעַ כַּפָּֽיִם</w:t>
       </w:r>
     </w:p>
     <w:p>
@@ -5132,7 +5132,7 @@
         <w:rPr>
           <w:lang w:val="hi_IN" w:bidi="hi_IN"/>
         </w:rPr>
-        <w:t>וָ⁠אֶקְרָ֨א חֹ֜רֶב עַל־הָ⁠אָ֣רֶץ וְ⁠עַל־הֶ⁠הָרִ֗ים וְ⁠עַל־הַ⁠דָּגָן֙ וְ⁠עַל־הַ⁠תִּיר֣וֹשׁ וְ⁠עַל־הַ⁠יִּצְהָ֔ר וְ⁠עַ֛ל אֲשֶׁ֥ר תּוֹצִ֖יא הָ⁠אֲדָמָ֑ה וְ⁠עַל־הָֽ⁠אָדָם֙ וְ⁠עַל־הַ⁠בְּהֵמָ֔ה וְ⁠עַ֖ל כָּל־יְגִ֥יעַ כַּפָּֽיִם</w:t>
+        <w:t>וָ⁠אֶקְרָ֨א חֹ֜רֶב עַל־הָ⁠אָ֣רֶץ וְ⁠עַל־הֶ⁠הָרִ֗ים וְ⁠עַל־הַ⁠דָּגָן֙ וְ⁠עַל־הַ⁠תִּיר֣וֹשׁ וְ⁠עַל־הַ⁠יִּצְהָ֔ר וְ⁠עַ֛ל אֲשֶׁ֥ר תּוֹצִ֖יא הָ⁠אֲדָמָ֑ה וְ⁠עַל־הָֽ⁠אָדָם֙ וְ⁠עַל־הַ⁠בְּהֵמָ֔ה וְ⁠עַ֖ל כָּל־יְגִ֥יעַ כַּפָּֽיִם</w:t>
       </w:r>
     </w:p>
     <w:p>
@@ -5365,7 +5365,7 @@
         <w:rPr>
           <w:lang w:val="hi_IN" w:bidi="hi_IN"/>
         </w:rPr>
-        <w:t>וְ⁠עַל־הַ⁠דָּגָן֙ וְ⁠עַל־הַ⁠תִּיר֣וֹשׁ וְ⁠עַל־הַ⁠יִּצְהָ֔ר</w:t>
+        <w:t>וְ⁠עַל־הַ⁠דָּגָן֙ וְ⁠עַל־הַ⁠תִּיר֣וֹשׁ וְ⁠עַל־הַ⁠יִּצְהָ֔ר</w:t>
       </w:r>
     </w:p>
     <w:p>
@@ -5501,7 +5501,7 @@
         <w:rPr>
           <w:lang w:val="hi_IN" w:bidi="hi_IN"/>
         </w:rPr>
-        <w:t>וְ⁠עַל־הָֽ⁠אָדָם֙ וְ⁠עַל־הַ⁠בְּהֵמָ֔ה</w:t>
+        <w:t>וְ⁠עַל־הָֽ⁠אָדָם֙ וְ⁠עַל־הַ⁠בְּהֵמָ֔ה</w:t>
       </w:r>
     </w:p>
     <w:p>
@@ -5624,7 +5624,7 @@
         <w:rPr>
           <w:lang w:val="hi_IN" w:bidi="hi_IN"/>
         </w:rPr>
-        <w:t>כַּפָּֽיִם</w:t>
+        <w:t>כַּפָּֽיִם</w:t>
       </w:r>
     </w:p>
     <w:p>
@@ -5760,7 +5760,7 @@
         <w:rPr>
           <w:lang w:val="hi_IN" w:bidi="hi_IN"/>
         </w:rPr>
-        <w:t>וַ⁠יִּשְׁמַ֣ע &amp; בְּ⁠קוֹל֙ יְהוָ֣ה אֱלֹֽהֵי⁠הֶ֔ם וְ⁠עַל־דִּבְרֵי֙ חַגַּ֣י הַ⁠נָּבִ֔יא</w:t>
+        <w:t>וַ⁠יִּשְׁמַ֣ע &amp; בְּ⁠קוֹל֙ יְהוָ֣ה אֱלֹֽהֵי⁠הֶ֔ם וְ⁠עַל־דִּבְרֵי֙ חַגַּ֣י הַ⁠נָּבִ֔יא</w:t>
       </w:r>
     </w:p>
     <w:p>
@@ -5883,7 +5883,7 @@
         <w:rPr>
           <w:lang w:val="hi_IN" w:bidi="hi_IN"/>
         </w:rPr>
-        <w:t>וַ⁠יִּשְׁמַ֣ע &amp; בְּ⁠קוֹל֙ יְהוָ֣ה אֱלֹֽהֵי⁠הֶ֔ם וְ⁠עַל־דִּבְרֵי֙ חַגַּ֣י הַ⁠נָּבִ֔יא</w:t>
+        <w:t>וַ⁠יִּשְׁמַ֣ע &amp; בְּ⁠קוֹל֙ יְהוָ֣ה אֱלֹֽהֵי⁠הֶ֔ם וְ⁠עַל־דִּבְרֵי֙ חַגַּ֣י הַ⁠נָּבִ֔יא</w:t>
       </w:r>
     </w:p>
     <w:p>
@@ -6019,7 +6019,7 @@
         <w:rPr>
           <w:lang w:val="hi_IN" w:bidi="hi_IN"/>
         </w:rPr>
-        <w:t>בְּ⁠קוֹל֙ יְהוָ֣ה אֱלֹֽהֵי⁠הֶ֔ם וְ⁠עַל־דִּבְרֵי֙ חַגַּ֣י הַ⁠נָּבִ֔יא</w:t>
+        <w:t>בְּ⁠קוֹל֙ יְהוָ֣ה אֱלֹֽהֵי⁠הֶ֔ם וְ⁠עַל־דִּבְרֵי֙ חַגַּ֣י הַ⁠נָּבִ֔יא</w:t>
       </w:r>
     </w:p>
     <w:p>
@@ -6129,7 +6129,7 @@
         <w:rPr>
           <w:lang w:val="hi_IN" w:bidi="hi_IN"/>
         </w:rPr>
-        <w:t>וַ⁠יִּֽירְא֥וּ הָ⁠עָ֖ם מִ⁠פְּנֵ֥י יְהוָֽה</w:t>
+        <w:t>וַ⁠יִּֽירְא֥וּ הָ⁠עָ֖ם מִ⁠פְּנֵ֥י יְהוָֽה</w:t>
       </w:r>
     </w:p>
     <w:p>
@@ -6265,7 +6265,7 @@
         <w:rPr>
           <w:lang w:val="hi_IN" w:bidi="hi_IN"/>
         </w:rPr>
-        <w:t>אֲנִ֥י אִתְּ⁠כֶ֖ם נְאֻם־יְהוָֽה</w:t>
+        <w:t>אֲנִ֥י אִתְּ⁠כֶ֖ם נְאֻם־יְהוָֽה</w:t>
       </w:r>
     </w:p>
     <w:p>
@@ -6362,7 +6362,7 @@
         <w:rPr>
           <w:lang w:val="hi_IN" w:bidi="hi_IN"/>
         </w:rPr>
-        <w:t>וַ⁠יָּ֣עַר יְהוָ֡ה אֶת־רוּחַ֩ זְרֻבָּבֶ֨ל בֶּן־שַׁלְתִּיאֵ֜ל פַּחַ֣ת יְהוּדָ֗ה וְ⁠אֶת־ר֨וּחַ֙ יְהוֹשֻׁ֤עַ בֶּן־יְהוֹצָדָק֙ הַ⁠כֹּהֵ֣ן הַ⁠גָּד֔וֹל וְֽ⁠אֶת־ר֔וּחַ כֹּ֖ל שְׁאֵרִ֣ית הָ⁠עָ֑ם</w:t>
+        <w:t>וַ⁠יָּ֣עַר יְהוָ֡ה אֶת־רוּחַ֩ זְרֻבָּבֶ֨ל בֶּן־שַׁלְתִּיאֵ֜ל פַּחַ֣ת יְהוּדָ֗ה וְ⁠אֶת־ר֨וּחַ֙ יְהוֹשֻׁ֤עַ בֶּן־יְהוֹצָדָק֙ הַ⁠כֹּהֵ֣ן הַ⁠גָּד֔וֹל וְֽ⁠אֶת־ר֔וּחַ כֹּ֖ל שְׁאֵרִ֣ית הָ⁠עָ֑ם</w:t>
       </w:r>
     </w:p>
     <w:p>
@@ -6498,7 +6498,7 @@
         <w:rPr>
           <w:lang w:val="hi_IN" w:bidi="hi_IN"/>
         </w:rPr>
-        <w:t>וַ⁠יָּ֣עַר יְהוָ֡ה אֶת־רוּחַ֩ זְרֻבָּבֶ֨ל בֶּן־שַׁלְתִּיאֵ֜ל פַּחַ֣ת יְהוּדָ֗ה וְ⁠אֶת־ר֨וּחַ֙ יְהוֹשֻׁ֤עַ בֶּן־יְהוֹצָדָק֙ הַ⁠כֹּהֵ֣ן הַ⁠גָּד֔וֹל וְֽ⁠אֶת־ר֔וּחַ כֹּ֖ל שְׁאֵרִ֣ית הָ⁠עָ֑ם</w:t>
+        <w:t>וַ⁠יָּ֣עַר יְהוָ֡ה אֶת־רוּחַ֩ זְרֻבָּבֶ֨ל בֶּן־שַׁלְתִּיאֵ֜ל פַּחַ֣ת יְהוּדָ֗ה וְ⁠אֶת־ר֨וּחַ֙ יְהוֹשֻׁ֤עַ בֶּן־יְהוֹצָדָק֙ הַ⁠כֹּהֵ֣ן הַ⁠גָּד֔וֹל וְֽ⁠אֶת־ר֔וּחַ כֹּ֖ל שְׁאֵרִ֣ית הָ⁠עָ֑ם</w:t>
       </w:r>
     </w:p>
     <w:p>
@@ -6621,7 +6621,7 @@
         <w:rPr>
           <w:lang w:val="hi_IN" w:bidi="hi_IN"/>
         </w:rPr>
-        <w:t>בְּ⁠י֨וֹם עֶשְׂרִ֧ים וְ⁠אַרְבָּעָ֛ה לַ⁠חֹ֖דֶשׁ בַּ⁠שִּׁשִּׁ֑י</w:t>
+        <w:t>בְּ⁠י֨וֹם עֶשְׂרִ֧ים וְ⁠אַרְבָּעָ֛ה לַ⁠חֹ֖דֶשׁ בַּ⁠שִּׁשִּׁ֑י</w:t>
       </w:r>
     </w:p>
     <w:p>
@@ -6749,7 +6749,7 @@
         <w:rPr>
           <w:lang w:val="hi_IN" w:bidi="hi_IN"/>
         </w:rPr>
-        <w:t>בְּ⁠י֨וֹם עֶשְׂרִ֧ים וְ⁠אַרְבָּעָ֛ה לַ⁠חֹ֖דֶשׁ בַּ⁠שִּׁשִּׁ֑י בִּ⁠שְׁנַ֥ת שְׁתַּ֖יִם</w:t>
+        <w:t>בְּ⁠י֨וֹם עֶשְׂרִ֧ים וְ⁠אַרְבָּעָ֛ה לַ⁠חֹ֖דֶשׁ בַּ⁠שִּׁשִּׁ֑י בִּ⁠שְׁנַ֥ת שְׁתַּ֖יִם</w:t>
       </w:r>
     </w:p>
     <w:p>
@@ -6846,7 +6846,7 @@
         <w:rPr>
           <w:lang w:val="hi_IN" w:bidi="hi_IN"/>
         </w:rPr>
-        <w:t>בַּ⁠שְּׁבִיעִ֕י בְּ⁠עֶשְׂרִ֥ים וְ⁠אֶחָ֖ד לַ⁠חֹ֑דֶשׁ</w:t>
+        <w:t>בַּ⁠שְּׁבִיעִ֕י בְּ⁠עֶשְׂרִ֥ים וְ⁠אֶחָ֖ד לַ⁠חֹ֑דֶשׁ</w:t>
       </w:r>
     </w:p>
     <w:p>
@@ -6943,7 +6943,7 @@
         <w:rPr>
           <w:lang w:val="hi_IN" w:bidi="hi_IN"/>
         </w:rPr>
-        <w:t>בַּ⁠שְּׁבִיעִ֕י בְּ⁠עֶשְׂרִ֥ים וְ⁠אֶחָ֖ד לַ⁠חֹ֑דֶשׁ</w:t>
+        <w:t>בַּ⁠שְּׁבִיעִ֕י בְּ⁠עֶשְׂרִ֥ים וְ⁠אֶחָ֖ד לַ⁠חֹ֑דֶשׁ</w:t>
       </w:r>
     </w:p>
     <w:p>
@@ -7040,7 +7040,7 @@
         <w:rPr>
           <w:lang w:val="hi_IN" w:bidi="hi_IN"/>
         </w:rPr>
-        <w:t>בַּ⁠שְּׁבִיעִ֕י בְּ⁠עֶשְׂרִ֥ים וְ⁠אֶחָ֖ד לַ⁠חֹ֑דֶשׁ</w:t>
+        <w:t>בַּ⁠שְּׁבִיעִ֕י בְּ⁠עֶשְׂרִ֥ים וְ⁠אֶחָ֖ד לַ⁠חֹ֑דֶשׁ</w:t>
       </w:r>
     </w:p>
     <w:p>
@@ -7181,7 +7181,7 @@
         <w:rPr>
           <w:lang w:val="hi_IN" w:bidi="hi_IN"/>
         </w:rPr>
-        <w:t>הָיָה֙ דְּבַר־יְהוָ֔ה בְּ⁠יַד־חַגַּ֥י הַ⁠נָּבִ֖יא</w:t>
+        <w:t>הָיָה֙ דְּבַר־יְהוָ֔ה בְּ⁠יַד־חַגַּ֥י הַ⁠נָּבִ֖יא</w:t>
       </w:r>
     </w:p>
     <w:p>
@@ -7393,7 +7393,7 @@
         <w:rPr>
           <w:lang w:val="hi_IN" w:bidi="hi_IN"/>
         </w:rPr>
-        <w:t>מִ֤י בָ⁠כֶם֙ הַ⁠נִּשְׁאָ֔ר אֲשֶׁ֤ר רָאָה֙ אֶת־הַ⁠בַּ֣יִת הַ⁠זֶּ֔ה בִּ⁠כְבוֹד֖⁠וֹ הָ⁠רִאשׁ֑וֹן וּ⁠מָ֨ה אַתֶּ֜ם רֹאִ֤ים אֹת⁠וֹ֙ עַ֔תָּה הֲ⁠ל֥וֹא כָמֹ֛⁠הוּ כְּ⁠אַ֖יִן בְּ⁠עֵינֵי⁠כֶֽם</w:t>
+        <w:t>מִ֤י בָ⁠כֶם֙ הַ⁠נִּשְׁאָ֔ר אֲשֶׁ֤ר רָאָה֙ אֶת־הַ⁠בַּ֣יִת הַ⁠זֶּ֔ה בִּ⁠כְבוֹד֖⁠וֹ הָ⁠רִאשׁ֑וֹן וּ⁠מָ֨ה אַתֶּ֜ם רֹאִ֤ים אֹת⁠וֹ֙ עַ֔תָּה הֲ⁠ל֥וֹא כָמֹ֛⁠הוּ כְּ⁠אַ֖יִן בְּ⁠עֵינֵי⁠כֶֽם</w:t>
       </w:r>
     </w:p>
     <w:p>
@@ -7490,7 +7490,7 @@
         <w:rPr>
           <w:lang w:val="hi_IN" w:bidi="hi_IN"/>
         </w:rPr>
-        <w:t>מִ֤י בָ⁠כֶם֙ הַ⁠נִּשְׁאָ֔ר אֲשֶׁ֤ר רָאָה֙ אֶת־הַ⁠בַּ֣יִת הַ⁠זֶּ֔ה בִּ⁠כְבוֹד֖⁠וֹ הָ⁠רִאשׁ֑וֹן וּ⁠מָ֨ה אַתֶּ֜ם רֹאִ֤ים אֹת⁠וֹ֙ עַ֔תָּה הֲ⁠ל֥וֹא כָמֹ֛⁠הוּ כְּ⁠אַ֖יִן בְּ⁠עֵינֵי⁠כֶֽם</w:t>
+        <w:t>מִ֤י בָ⁠כֶם֙ הַ⁠נִּשְׁאָ֔ר אֲשֶׁ֤ר רָאָה֙ אֶת־הַ⁠בַּ֣יִת הַ⁠זֶּ֔ה בִּ⁠כְבוֹד֖⁠וֹ הָ⁠רִאשׁ֑וֹן וּ⁠מָ֨ה אַתֶּ֜ם רֹאִ֤ים אֹת⁠וֹ֙ עַ֔תָּה הֲ⁠ל֥וֹא כָמֹ֛⁠הוּ כְּ⁠אַ֖יִן בְּ⁠עֵינֵי⁠כֶֽם</w:t>
       </w:r>
     </w:p>
     <w:p>
@@ -7587,7 +7587,7 @@
         <w:rPr>
           <w:lang w:val="hi_IN" w:bidi="hi_IN"/>
         </w:rPr>
-        <w:t>בָ⁠כֶם֙ הַ⁠נִּשְׁאָ֔ר אֲשֶׁ֤ר רָאָה֙ אֶת־הַ⁠בַּ֣יִת הַ⁠זֶּ֔ה</w:t>
+        <w:t>בָ⁠כֶם֙ הַ⁠נִּשְׁאָ֔ר אֲשֶׁ֤ר רָאָה֙ אֶת־הַ⁠בַּ֣יִת הַ⁠זֶּ֔ה</w:t>
       </w:r>
     </w:p>
     <w:p>
@@ -7684,7 +7684,7 @@
         <w:rPr>
           <w:lang w:val="hi_IN" w:bidi="hi_IN"/>
         </w:rPr>
-        <w:t>אֲשֶׁ֤ר רָאָה֙ אֶת־הַ⁠בַּ֣יִת הַ⁠זֶּ֔ה בִּ⁠כְבוֹד֖⁠וֹ הָ⁠רִאשׁ֑וֹן</w:t>
+        <w:t>אֲשֶׁ֤ר רָאָה֙ אֶת־הַ⁠בַּ֣יִת הַ⁠זֶּ֔ה בִּ⁠כְבוֹד֖⁠וֹ הָ⁠רִאשׁ֑וֹן</w:t>
       </w:r>
     </w:p>
     <w:p>
@@ -7911,7 +7911,7 @@
         <w:rPr>
           <w:lang w:val="hi_IN" w:bidi="hi_IN"/>
         </w:rPr>
-        <w:t>הֲ⁠ל֥וֹא כָמֹ֛⁠הוּ כְּ⁠אַ֖יִן בְּ⁠עֵינֵי⁠כֶֽם</w:t>
+        <w:t>הֲ⁠ל֥וֹא כָמֹ֛⁠הוּ כְּ⁠אַ֖יִן בְּ⁠עֵינֵי⁠כֶֽם</w:t>
       </w:r>
     </w:p>
     <w:p>
@@ -8047,7 +8047,7 @@
         <w:rPr>
           <w:lang w:val="hi_IN" w:bidi="hi_IN"/>
         </w:rPr>
-        <w:t>וְ⁠עַתָּ֣ה חֲזַ֣ק זְרֻבָּבֶ֣ל ׀ נְאֻם־יְהוָ֡ה וַ⁠חֲזַ֣ק יְהוֹשֻׁ֣עַ בֶּן־יְהוֹצָדָק֩ הַ⁠כֹּהֵ֨ן הַ⁠גָּד֜וֹל וַ⁠חֲזַ֨ק כָּל־עַ֥ם הָ⁠אָ֛רֶץ נְאֻם־יְהוָ֖ה וַֽ⁠עֲשׂ֑וּ כִּֽי־אֲנִ֣י אִתְּ⁠כֶ֔ם נְאֻ֖ם יְהוָ֥ה צְבָאֽוֹת</w:t>
+        <w:t>וְ⁠עַתָּ֣ה חֲזַ֣ק זְרֻבָּבֶ֣ל ׀ נְאֻם־יְהוָ֡ה וַ⁠חֲזַ֣ק יְהוֹשֻׁ֣עַ בֶּן־יְהוֹצָדָק֩ הַ⁠כֹּהֵ֨ן הַ⁠גָּד֜וֹל וַ⁠חֲזַ֨ק כָּל־עַ֥ם הָ⁠אָ֛רֶץ נְאֻם־יְהוָ֖ה וַֽ⁠עֲשׂ֑וּ כִּֽי־אֲנִ֣י אִתְּ⁠כֶ֔ם נְאֻ֖ם יְהוָ֥ה צְבָאֽוֹת</w:t>
       </w:r>
     </w:p>
     <w:p>
@@ -8144,7 +8144,7 @@
         <w:rPr>
           <w:lang w:val="hi_IN" w:bidi="hi_IN"/>
         </w:rPr>
-        <w:t>כָּל־עַ֥ם הָ⁠אָ֛רֶץ</w:t>
+        <w:t>כָּל־עַ֥ם הָ⁠אָ֛רֶץ</w:t>
       </w:r>
     </w:p>
     <w:p>
@@ -8277,7 +8277,7 @@
         <w:rPr>
           <w:lang w:val="hi_IN" w:bidi="hi_IN"/>
         </w:rPr>
-        <w:t>אֶֽת־הַ⁠דָּבָ֞ר אֲשֶׁר־כָּרַ֤תִּי אִתְּ⁠כֶם֙ בְּ⁠צֵאתְ⁠כֶ֣ם מִ⁠מִּצְרַ֔יִם וְ⁠רוּחִ֖⁠י עֹמֶ֣דֶת בְּ⁠תוֹכְ⁠כֶ֑ם אַל־תִּירָֽאוּ</w:t>
+        <w:t>אֶֽת־הַ⁠דָּבָ֞ר אֲשֶׁר־כָּרַ֤תִּי אִתְּ⁠כֶם֙ בְּ⁠צֵאתְ⁠כֶ֣ם מִ⁠מִּצְרַ֔יִם וְ⁠רוּחִ֖⁠י עֹמֶ֣דֶת בְּ⁠תוֹכְ⁠כֶ֑ם אַל־תִּירָֽאוּ</w:t>
       </w:r>
     </w:p>
     <w:p>
@@ -8374,7 +8374,7 @@
         <w:rPr>
           <w:lang w:val="hi_IN" w:bidi="hi_IN"/>
         </w:rPr>
-        <w:t>אֶֽת־הַ⁠דָּבָ֞ר אֲשֶׁר־כָּרַ֤תִּי אִתְּ⁠כֶם֙</w:t>
+        <w:t>אֶֽת־הַ⁠דָּבָ֞ר אֲשֶׁר־כָּרַ֤תִּי אִתְּ⁠כֶם֙</w:t>
       </w:r>
     </w:p>
     <w:p>
@@ -8471,7 +8471,7 @@
         <w:rPr>
           <w:lang w:val="hi_IN" w:bidi="hi_IN"/>
         </w:rPr>
-        <w:t>אֶֽת־הַ⁠דָּבָ֞ר אֲשֶׁר־כָּרַ֤תִּי אִתְּ⁠כֶם֙</w:t>
+        <w:t>אֶֽת־הַ⁠דָּבָ֞ר אֲשֶׁר־כָּרַ֤תִּי אִתְּ⁠כֶם֙</w:t>
       </w:r>
     </w:p>
     <w:p>
@@ -8594,7 +8594,7 @@
         <w:rPr>
           <w:lang w:val="hi_IN" w:bidi="hi_IN"/>
         </w:rPr>
-        <w:t>אֶֽת־הַ⁠דָּבָ֞ר אֲשֶׁר־כָּרַ֤תִּי אִתְּ⁠כֶם֙ בְּ⁠צֵאתְ⁠כֶ֣ם מִ⁠מִּצְרַ֔יִם</w:t>
+        <w:t>אֶֽת־הַ⁠דָּבָ֞ר אֲשֶׁר־כָּרַ֤תִּי אִתְּ⁠כֶם֙ בְּ⁠צֵאתְ⁠כֶ֣ם מִ⁠מִּצְרַ֔יִם</w:t>
       </w:r>
     </w:p>
     <w:p>
@@ -8753,7 +8753,7 @@
         <w:rPr>
           <w:lang w:val="hi_IN" w:bidi="hi_IN"/>
         </w:rPr>
-        <w:t>וְ⁠רוּחִ֖⁠י עֹמֶ֣דֶת בְּ⁠תוֹכְ⁠כֶ֑ם</w:t>
+        <w:t>וְ⁠רוּחִ֖⁠י עֹמֶ֣דֶת בְּ⁠תוֹכְ⁠כֶ֑ם</w:t>
       </w:r>
     </w:p>
     <w:p>
@@ -8850,7 +8850,7 @@
         <w:rPr>
           <w:lang w:val="hi_IN" w:bidi="hi_IN"/>
         </w:rPr>
-        <w:t>כִּ֣י כֹ֤ה אָמַר֙ יְהוָ֣ה צְבָא֔וֹת ע֥וֹד אַחַ֖ת מְעַ֣ט הִ֑יא וַ⁠אֲנִ֗י מַרְעִישׁ֙ אֶת־הַ⁠שָּׁמַ֣יִם וְ⁠אֶת־הָ⁠אָ֔רֶץ וְ⁠אֶת־הַ⁠יָּ֖ם וְ⁠אֶת־הֶ⁠חָרָבָֽה</w:t>
+        <w:t>כִּ֣י כֹ֤ה אָמַר֙ יְהוָ֣ה צְבָא֔וֹת ע֥וֹד אַחַ֖ת מְעַ֣ט הִ֑יא וַ⁠אֲנִ֗י מַרְעִישׁ֙ אֶת־הַ⁠שָּׁמַ֣יִם וְ⁠אֶת־הָ⁠אָ֔רֶץ וְ⁠אֶת־הַ⁠יָּ֖ם וְ⁠אֶת־הֶ⁠חָרָבָֽה</w:t>
       </w:r>
     </w:p>
     <w:p>
@@ -9230,7 +9230,7 @@
         <w:rPr>
           <w:lang w:val="hi_IN" w:bidi="hi_IN"/>
         </w:rPr>
-        <w:t>אֶת־הַ⁠שָּׁמַ֣יִם וְ⁠אֶת־הָ⁠אָ֔רֶץ וְ⁠אֶת־הַ⁠יָּ֖ם וְ⁠אֶת־הֶ⁠חָרָבָֽה</w:t>
+        <w:t>אֶת־הַ⁠שָּׁמַ֣יִם וְ⁠אֶת־הָ⁠אָ֔רֶץ וְ⁠אֶת־הַ⁠יָּ֖ם וְ⁠אֶת־הֶ⁠חָרָבָֽה</w:t>
       </w:r>
     </w:p>
     <w:p>
@@ -9379,7 +9379,7 @@
         <w:rPr>
           <w:lang w:val="hi_IN" w:bidi="hi_IN"/>
         </w:rPr>
-        <w:t>וְ⁠הִרְעַשְׁתִּי֙ אֶת־כָּל־הַ⁠גּוֹיִ֔ם וּ⁠בָ֖אוּ חֶמְדַּ֣ת כָּל־הַ⁠גּוֹיִ֑ם וּ⁠מִלֵּאתִ֞י אֶת־הַ⁠בַּ֤יִת הַ⁠זֶּה֙ כָּב֔וֹד אָמַ֖ר יְהוָ֥ה צְבָאֽוֹת</w:t>
+        <w:t>וְ⁠הִרְעַשְׁתִּי֙ אֶת־כָּל־הַ⁠גּוֹיִ֔ם וּ⁠בָ֖אוּ חֶמְדַּ֣ת כָּל־הַ⁠גּוֹיִ֑ם וּ⁠מִלֵּאתִ֞י אֶת־הַ⁠בַּ֤יִת הַ⁠זֶּה֙ כָּב֔וֹד אָמַ֖ר יְהוָ֥ה צְבָאֽוֹת</w:t>
       </w:r>
     </w:p>
     <w:p>
@@ -9476,7 +9476,7 @@
         <w:rPr>
           <w:lang w:val="hi_IN" w:bidi="hi_IN"/>
         </w:rPr>
-        <w:t>וְ⁠הִרְעַשְׁתִּי֙ אֶת־כָּל־הַ⁠גּוֹיִ֔ם</w:t>
+        <w:t>וְ⁠הִרְעַשְׁתִּי֙ אֶת־כָּל־הַ⁠גּוֹיִ֔ם</w:t>
       </w:r>
     </w:p>
     <w:p>
@@ -9599,7 +9599,7 @@
         <w:rPr>
           <w:lang w:val="hi_IN" w:bidi="hi_IN"/>
         </w:rPr>
-        <w:t>וּ⁠מִלֵּאתִ֞י אֶת־הַ⁠בַּ֤יִת הַ⁠זֶּה֙ כָּב֔וֹד</w:t>
+        <w:t>וּ⁠מִלֵּאתִ֞י אֶת־הַ⁠בַּ֤יִת הַ⁠זֶּה֙ כָּב֔וֹד</w:t>
       </w:r>
     </w:p>
     <w:p>
@@ -9754,7 +9754,7 @@
         <w:rPr>
           <w:lang w:val="hi_IN" w:bidi="hi_IN"/>
         </w:rPr>
-        <w:t>לִ֥⁠י הַ⁠כֶּ֖סֶף וְ⁠לִ֣⁠י הַ⁠זָּהָ֑ב נְאֻ֖ם יְהוָ֥ה צְבָאֽוֹת</w:t>
+        <w:t>לִ֥⁠י הַ⁠כֶּ֖סֶף וְ⁠לִ֣⁠י הַ⁠זָּהָ֑ב נְאֻ֖ם יְהוָ֥ה צְבָאֽוֹת</w:t>
       </w:r>
     </w:p>
     <w:p>
@@ -9851,7 +9851,7 @@
         <w:rPr>
           <w:lang w:val="hi_IN" w:bidi="hi_IN"/>
         </w:rPr>
-        <w:t>לִ֥⁠י הַ⁠כֶּ֖סֶף וְ⁠לִ֣⁠י הַ⁠זָּהָ֑ב</w:t>
+        <w:t>לִ֥⁠י הַ⁠כֶּ֖סֶף וְ⁠לִ֣⁠י הַ⁠זָּהָ֑ב</w:t>
       </w:r>
     </w:p>
     <w:p>
@@ -9948,7 +9948,7 @@
         <w:rPr>
           <w:lang w:val="hi_IN" w:bidi="hi_IN"/>
         </w:rPr>
-        <w:t>גָּד֣וֹל יִֽהְיֶ֡ה כְּבוֹד֩ הַ⁠בַּ֨יִת הַ⁠זֶּ֤ה הָ⁠אַֽחֲרוֹן֙ מִן־הָ֣⁠רִאשׁ֔וֹן אָמַ֖ר יְהוָ֣ה צְבָא֑וֹת וּ⁠בַ⁠מָּק֤וֹם הַ⁠זֶּה֙ אֶתֵּ֣ן שָׁל֔וֹם נְאֻ֖ם יְהוָ֥ה צְבָאֽוֹת</w:t>
+        <w:t>גָּד֣וֹל יִֽהְיֶ֡ה כְּבוֹד֩ הַ⁠בַּ֨יִת הַ⁠זֶּ֤ה הָ⁠אַֽחֲרוֹן֙ מִן־הָ֣⁠רִאשׁ֔וֹן אָמַ֖ר יְהוָ֣ה צְבָא֑וֹת וּ⁠בַ⁠מָּק֤וֹם הַ⁠זֶּה֙ אֶתֵּ֣ן שָׁל֔וֹם נְאֻ֖ם יְהוָ֥ה צְבָאֽוֹת</w:t>
       </w:r>
     </w:p>
     <w:p>
@@ -10045,7 +10045,7 @@
         <w:rPr>
           <w:lang w:val="hi_IN" w:bidi="hi_IN"/>
         </w:rPr>
-        <w:t>גָּד֣וֹל יִֽהְיֶ֡ה כְּבוֹד֩ הַ⁠בַּ֨יִת הַ⁠זֶּ֤ה הָ⁠אַֽחֲרוֹן֙ מִן־הָ֣⁠רִאשׁ֔וֹן</w:t>
+        <w:t>גָּד֣וֹל יִֽהְיֶ֡ה כְּבוֹד֩ הַ⁠בַּ֨יִת הַ⁠זֶּ֤ה הָ⁠אַֽחֲרוֹן֙ מִן־הָ֣⁠רִאשׁ֔וֹן</w:t>
       </w:r>
     </w:p>
     <w:p>
@@ -10142,7 +10142,7 @@
         <w:rPr>
           <w:lang w:val="hi_IN" w:bidi="hi_IN"/>
         </w:rPr>
-        <w:t>גָּד֣וֹל יִֽהְיֶ֡ה כְּבוֹד֩ הַ⁠בַּ֨יִת הַ⁠זֶּ֤ה הָ⁠אַֽחֲרוֹן֙ מִן־הָ֣⁠רִאשׁ֔וֹן</w:t>
+        <w:t>גָּד֣וֹל יִֽהְיֶ֡ה כְּבוֹד֩ הַ⁠בַּ֨יִת הַ⁠זֶּ֤ה הָ⁠אַֽחֲרוֹן֙ מִן־הָ֣⁠רִאשׁ֔וֹן</w:t>
       </w:r>
     </w:p>
     <w:p>
@@ -10252,7 +10252,7 @@
         <w:rPr>
           <w:lang w:val="hi_IN" w:bidi="hi_IN"/>
         </w:rPr>
-        <w:t>הַ⁠בַּ֨יִת</w:t>
+        <w:t>הַ⁠בַּ֨יִת</w:t>
       </w:r>
     </w:p>
     <w:p>
@@ -10375,7 +10375,7 @@
         <w:rPr>
           <w:lang w:val="hi_IN" w:bidi="hi_IN"/>
         </w:rPr>
-        <w:t>וּ⁠בַ⁠מָּק֤וֹם הַ⁠זֶּה֙ אֶתֵּ֣ן שָׁל֔וֹם</w:t>
+        <w:t>וּ⁠בַ⁠מָּק֤וֹם הַ⁠זֶּה֙ אֶתֵּ֣ן שָׁל֔וֹם</w:t>
       </w:r>
     </w:p>
     <w:p>
@@ -10492,7 +10492,7 @@
         <w:rPr>
           <w:lang w:val="hi_IN" w:bidi="hi_IN"/>
         </w:rPr>
-        <w:t>בְּ⁠עֶשְׂרִ֤ים וְ⁠אַרְבָּעָה֙ לַ⁠תְּשִׁיעִ֔י</w:t>
+        <w:t>בְּ⁠עֶשְׂרִ֤ים וְ⁠אַרְבָּעָה֙ לַ⁠תְּשִׁיעִ֔י</w:t>
       </w:r>
     </w:p>
     <w:p>
@@ -10589,7 +10589,7 @@
         <w:rPr>
           <w:lang w:val="hi_IN" w:bidi="hi_IN"/>
         </w:rPr>
-        <w:t>בְּ⁠עֶשְׂרִ֤ים וְ⁠אַרְבָּעָה֙ לַ⁠תְּשִׁיעִ֔י בִּ⁠שְׁנַ֥ת שְׁתַּ֖יִם לְ⁠דָרְיָ֑וֶשׁ</w:t>
+        <w:t>בְּ⁠עֶשְׂרִ֤ים וְ⁠אַרְבָּעָה֙ לַ⁠תְּשִׁיעִ֔י בִּ⁠שְׁנַ֥ת שְׁתַּ֖יִם לְ⁠דָרְיָ֑וֶשׁ</w:t>
       </w:r>
     </w:p>
     <w:p>
@@ -10686,7 +10686,7 @@
         <w:rPr>
           <w:lang w:val="hi_IN" w:bidi="hi_IN"/>
         </w:rPr>
-        <w:t>בְּ⁠עֶשְׂרִ֤ים וְ⁠אַרְבָּעָה֙ לַ⁠תְּשִׁיעִ֔י</w:t>
+        <w:t>בְּ⁠עֶשְׂרִ֤ים וְ⁠אַרְבָּעָה֙ לַ⁠תְּשִׁיעִ֔י</w:t>
       </w:r>
     </w:p>
     <w:p>
@@ -10827,7 +10827,7 @@
         <w:rPr>
           <w:lang w:val="hi_IN" w:bidi="hi_IN"/>
         </w:rPr>
-        <w:t>הָיָה֙ דְּבַר־יְהוָ֔ה אֶל־חַגַּ֥י הַ⁠נָּבִ֖יא לֵ⁠אמֹֽר</w:t>
+        <w:t>הָיָה֙ דְּבַר־יְהוָ֔ה אֶל־חַגַּ֥י הַ⁠נָּבִ֖יא לֵ⁠אמֹֽר</w:t>
       </w:r>
     </w:p>
     <w:p>
@@ -10954,7 +10954,7 @@
         <w:rPr>
           <w:lang w:val="hi_IN" w:bidi="hi_IN"/>
         </w:rPr>
-        <w:t>כֹּ֥ה אָמַ֖ר יְהוָ֣ה צְבָא֑וֹת שְׁאַל־נָ֧א אֶת־הַ⁠כֹּהֲנִ֛ים תּוֹרָ֖ה לֵ⁠אמֹֽר</w:t>
+        <w:t>כֹּ֥ה אָמַ֖ר יְהוָ֣ה צְבָא֑וֹת שְׁאַל־נָ֧א אֶת־הַ⁠כֹּהֲנִ֛ים תּוֹרָ֖ה לֵ⁠אמֹֽר</w:t>
       </w:r>
     </w:p>
     <w:p>
@@ -11051,7 +11051,7 @@
         <w:rPr>
           <w:lang w:val="hi_IN" w:bidi="hi_IN"/>
         </w:rPr>
-        <w:t>הֵ֣ן ׀ יִשָּׂא־אִ֨ישׁ בְּשַׂר־קֹ֜דֶשׁ בִּ⁠כְנַ֣ף בִּגְד֗⁠וֹ וְ⁠נָגַ֣ע בִּ֠⁠כְנָפ⁠וֹ אֶל־הַ⁠לֶּ֨חֶם וְ⁠אֶל־הַ⁠נָּזִ֜יד וְ⁠אֶל־הַ⁠יַּ֧יִן וְ⁠אֶל־שֶׁ֛מֶן וְ⁠אֶל־כָּל־מַאֲכָ֖ל הֲ⁠יִקְדָּ֑שׁ</w:t>
+        <w:t>הֵ֣ן ׀ יִשָּׂא־אִ֨ישׁ בְּשַׂר־קֹ֜דֶשׁ בִּ⁠כְנַ֣ף בִּגְד֗⁠וֹ וְ⁠נָגַ֣ע בִּ֠⁠כְנָפ⁠וֹ אֶל־הַ⁠לֶּ֨חֶם וְ⁠אֶל־הַ⁠נָּזִ֜יד וְ⁠אֶל־הַ⁠יַּ֧יִן וְ⁠אֶל־שֶׁ֛מֶן וְ⁠אֶל־כָּל־מַאֲכָ֖ל הֲ⁠יִקְדָּ֑שׁ</w:t>
       </w:r>
     </w:p>
     <w:p>
@@ -11148,7 +11148,7 @@
         <w:rPr>
           <w:lang w:val="hi_IN" w:bidi="hi_IN"/>
         </w:rPr>
-        <w:t>הֵ֣ן ׀ יִשָּׂא־אִ֨ישׁ בְּשַׂר־קֹ֜דֶשׁ בִּ⁠כְנַ֣ף בִּגְד֗⁠וֹ וְ⁠נָגַ֣ע בִּ֠⁠כְנָפ⁠וֹ אֶל־הַ⁠לֶּ֨חֶם וְ⁠אֶל־הַ⁠נָּזִ֜יד וְ⁠אֶל־הַ⁠יַּ֧יִן וְ⁠אֶל־שֶׁ֛מֶן וְ⁠אֶל־כָּל־מַאֲכָ֖ל הֲ⁠יִקְדָּ֑שׁ</w:t>
+        <w:t>הֵ֣ן ׀ יִשָּׂא־אִ֨ישׁ בְּשַׂר־קֹ֜דֶשׁ בִּ⁠כְנַ֣ף בִּגְד֗⁠וֹ וְ⁠נָגַ֣ע בִּ֠⁠כְנָפ⁠וֹ אֶל־הַ⁠לֶּ֨חֶם וְ⁠אֶל־הַ⁠נָּזִ֜יד וְ⁠אֶל־הַ⁠יַּ֧יִן וְ⁠אֶל־שֶׁ֛מֶן וְ⁠אֶל־כָּל־מַאֲכָ֖ל הֲ⁠יִקְדָּ֑שׁ</w:t>
       </w:r>
     </w:p>
     <w:p>
@@ -11245,7 +11245,7 @@
         <w:rPr>
           <w:lang w:val="hi_IN" w:bidi="hi_IN"/>
         </w:rPr>
-        <w:t>בְּשַׂר־קֹ֜דֶשׁ</w:t>
+        <w:t>בְּשַׂר־קֹ֜דֶשׁ</w:t>
       </w:r>
     </w:p>
     <w:p>
@@ -11818,7 +11818,7 @@
         <w:rPr>
           <w:lang w:val="hi_IN" w:bidi="hi_IN"/>
         </w:rPr>
-        <w:t>בְּ⁠כָל־אֵ֖לֶּה הֲ⁠יִטְמָ֑א</w:t>
+        <w:t>בְּ⁠כָל־אֵ֖לֶּה הֲ⁠יִטְמָ֑א</w:t>
       </w:r>
     </w:p>
     <w:p>
@@ -12038,7 +12038,7 @@
         <w:rPr>
           <w:lang w:val="hi_IN" w:bidi="hi_IN"/>
         </w:rPr>
-        <w:t>כֵּ֣ן הָֽ⁠עָם־הַ֠⁠זֶּה וְ⁠כֵן־הַ⁠גּ֨וֹי הַ⁠זֶּ֤ה לְ⁠פָנַ⁠י֙ נְאֻם־יְהוָ֔ה וְ⁠כֵ֖ן כָּל־מַעֲשֵׂ֣ה יְדֵי⁠הֶ֑ם וַ⁠אֲשֶׁ֥ר יַקְרִ֛יבוּ שָׁ֖ם טָמֵ֥א הֽוּא</w:t>
+        <w:t>כֵּ֣ן הָֽ⁠עָם־הַ֠⁠זֶּה וְ⁠כֵן־הַ⁠גּ֨וֹי הַ⁠זֶּ֤ה לְ⁠פָנַ⁠י֙ נְאֻם־יְהוָ֔ה וְ⁠כֵ֖ן כָּל־מַעֲשֵׂ֣ה יְדֵי⁠הֶ֑ם וַ⁠אֲשֶׁ֥ר יַקְרִ֛יבוּ שָׁ֖ם טָמֵ֥א הֽוּא</w:t>
       </w:r>
     </w:p>
     <w:p>
@@ -12135,7 +12135,7 @@
         <w:rPr>
           <w:lang w:val="hi_IN" w:bidi="hi_IN"/>
         </w:rPr>
-        <w:t>כֵּ֣ן הָֽ⁠עָם־הַ֠⁠זֶּה וְ⁠כֵן־הַ⁠גּ֨וֹי הַ⁠זֶּ֤ה</w:t>
+        <w:t>כֵּ֣ן הָֽ⁠עָם־הַ֠⁠זֶּה וְ⁠כֵן־הַ⁠גּ֨וֹי הַ⁠זֶּ֤ה</w:t>
       </w:r>
     </w:p>
     <w:p>
@@ -12245,7 +12245,7 @@
         <w:rPr>
           <w:lang w:val="hi_IN" w:bidi="hi_IN"/>
         </w:rPr>
-        <w:t>כֵּ֣ן הָֽ⁠עָם־הַ֠⁠זֶּה וְ⁠כֵן־הַ⁠גּ֨וֹי הַ⁠זֶּ֤ה</w:t>
+        <w:t>כֵּ֣ן הָֽ⁠עָם־הַ֠⁠זֶּה וְ⁠כֵן־הַ⁠גּ֨וֹי הַ⁠זֶּ֤ה</w:t>
       </w:r>
     </w:p>
     <w:p>
@@ -12601,7 +12601,7 @@
         <w:rPr>
           <w:lang w:val="hi_IN" w:bidi="hi_IN"/>
         </w:rPr>
-        <w:t>וְ⁠כֵ֖ן כָּל־מַעֲשֵׂ֣ה יְדֵי⁠הֶ֑ם</w:t>
+        <w:t>וְ⁠כֵ֖ן כָּל־מַעֲשֵׂ֣ה יְדֵי⁠הֶ֑ם</w:t>
       </w:r>
     </w:p>
     <w:p>
@@ -12737,7 +12737,7 @@
         <w:rPr>
           <w:lang w:val="hi_IN" w:bidi="hi_IN"/>
         </w:rPr>
-        <w:t>וַ⁠אֲשֶׁ֥ר יַקְרִ֛יבוּ שָׁ֖ם טָמֵ֥א הֽוּא</w:t>
+        <w:t>וַ⁠אֲשֶׁ֥ר יַקְרִ֛יבוּ שָׁ֖ם טָמֵ֥א הֽוּא</w:t>
       </w:r>
     </w:p>
     <w:p>
@@ -12865,7 +12865,7 @@
         <w:rPr>
           <w:lang w:val="hi_IN" w:bidi="hi_IN"/>
         </w:rPr>
-        <w:t>שִֽׂימוּ־נָ֣א לְבַבְ⁠כֶ֔ם</w:t>
+        <w:t>שִֽׂימוּ־נָ֣א לְבַבְ⁠כֶ֔ם</w:t>
       </w:r>
     </w:p>
     <w:p>
@@ -12980,7 +12980,7 @@
         <w:rPr>
           <w:lang w:val="hi_IN" w:bidi="hi_IN"/>
         </w:rPr>
-        <w:t>מִן־הַ⁠יּ֥וֹם הַ⁠זֶּ֖ה וָ⁠מָ֑עְלָ⁠ה</w:t>
+        <w:t>מִן־הַ⁠יּ֥וֹם הַ⁠זֶּ֖ה וָ⁠מָ֑עְלָ⁠ה</w:t>
       </w:r>
     </w:p>
     <w:p>
@@ -13090,7 +13090,7 @@
         <w:rPr>
           <w:lang w:val="hi_IN" w:bidi="hi_IN"/>
         </w:rPr>
-        <w:t>מִ⁠טֶּ֧רֶם שֽׂוּם־אֶ֛בֶן אֶל־אֶ֖בֶן בְּ⁠הֵיכַ֥ל יְהוָֽה</w:t>
+        <w:t>מִ⁠טֶּ֧רֶם שֽׂוּם־אֶ֛בֶן אֶל־אֶ֖בֶן בְּ⁠הֵיכַ֥ל יְהוָֽה</w:t>
       </w:r>
     </w:p>
     <w:p>
@@ -13187,7 +13187,7 @@
         <w:rPr>
           <w:lang w:val="hi_IN" w:bidi="hi_IN"/>
         </w:rPr>
-        <w:t>בְּ⁠הֵיכַ֥ל יְהוָֽה</w:t>
+        <w:t>בְּ⁠הֵיכַ֥ל יְהוָֽה</w:t>
       </w:r>
     </w:p>
     <w:p>
@@ -13394,7 +13394,7 @@
         <w:rPr>
           <w:lang w:val="hi_IN" w:bidi="hi_IN"/>
         </w:rPr>
-        <w:t>בָּא֙ אֶל־עֲרֵמַ֣ת עֶשְׂרִ֔ים וְ⁠הָיְתָ֖ה עֲשָׂרָ֑ה</w:t>
+        <w:t>בָּא֙ אֶל־עֲרֵמַ֣ת עֶשְׂרִ֔ים וְ⁠הָיְתָ֖ה עֲשָׂרָ֑ה</w:t>
       </w:r>
     </w:p>
     <w:p>
@@ -13491,7 +13491,7 @@
         <w:rPr>
           <w:lang w:val="hi_IN" w:bidi="hi_IN"/>
         </w:rPr>
-        <w:t>בָּא֙ אֶל־עֲרֵמַ֣ת עֶשְׂרִ֔ים וְ⁠הָיְתָ֖ה עֲשָׂרָ֑ה</w:t>
+        <w:t>בָּא֙ אֶל־עֲרֵמַ֣ת עֶשְׂרִ֔ים וְ⁠הָיְתָ֖ה עֲשָׂרָ֑ה</w:t>
       </w:r>
     </w:p>
     <w:p>
@@ -13595,7 +13595,7 @@
         <w:rPr>
           <w:lang w:val="hi_IN" w:bidi="hi_IN"/>
         </w:rPr>
-        <w:t>בָּ֣א אֶל־הַ⁠יֶּ֗קֶב לַ⁠חְשֹׂף֙ חֲמִשִּׁ֣ים פּוּרָ֔ה וְ⁠הָיְתָ֖ה עֶשְׂרִֽים</w:t>
+        <w:t>בָּ֣א אֶל־הַ⁠יֶּ֗קֶב לַ⁠חְשֹׂף֙ חֲמִשִּׁ֣ים פּוּרָ֔ה וְ⁠הָיְתָ֖ה עֶשְׂרִֽים</w:t>
       </w:r>
     </w:p>
     <w:p>
@@ -13692,7 +13692,7 @@
         <w:rPr>
           <w:lang w:val="hi_IN" w:bidi="hi_IN"/>
         </w:rPr>
-        <w:t>חֲמִשִּׁ֣ים פּוּרָ֔ה</w:t>
+        <w:t>חֲמִשִּׁ֣ים פּוּרָ֔ה</w:t>
       </w:r>
     </w:p>
     <w:p>
@@ -13802,7 +13802,7 @@
         <w:rPr>
           <w:lang w:val="hi_IN" w:bidi="hi_IN"/>
         </w:rPr>
-        <w:t>הִכֵּ֨יתִי אֶתְ⁠כֶ֜ם בַּ⁠שִּׁדָּפ֤וֹן וּ⁠בַ⁠יֵּֽרָקוֹן֙ וּ⁠בַ⁠בָּרָ֔ד אֵ֖ת כָּל־מַעֲשֵׂ֣ה יְדֵי⁠כֶ֑ם וְ⁠אֵין־אֶתְ⁠כֶ֥ם אֵלַ֖⁠י נְאֻם־יְהוָֽה</w:t>
+        <w:t>הִכֵּ֨יתִי אֶתְ⁠כֶ֜ם בַּ⁠שִּׁדָּפ֤וֹן וּ⁠בַ⁠יֵּֽרָקוֹן֙ וּ⁠בַ⁠בָּרָ֔ד אֵ֖ת כָּל־מַעֲשֵׂ֣ה יְדֵי⁠כֶ֑ם וְ⁠אֵין־אֶתְ⁠כֶ֥ם אֵלַ֖⁠י נְאֻם־יְהוָֽה</w:t>
       </w:r>
     </w:p>
     <w:p>
@@ -13923,7 +13923,7 @@
         <w:rPr>
           <w:lang w:val="hi_IN" w:bidi="hi_IN"/>
         </w:rPr>
-        <w:t>אֵ֖ת כָּל־מַעֲשֵׂ֣ה יְדֵי⁠כֶ֑ם</w:t>
+        <w:t>אֵ֖ת כָּל־מַעֲשֵׂ֣ה יְדֵי⁠כֶ֑ם</w:t>
       </w:r>
     </w:p>
     <w:p>
@@ -14046,7 +14046,7 @@
         <w:rPr>
           <w:lang w:val="hi_IN" w:bidi="hi_IN"/>
         </w:rPr>
-        <w:t>אֵ֖ת כָּל־מַעֲשֵׂ֣ה יְדֵי⁠כֶ֑ם</w:t>
+        <w:t>אֵ֖ת כָּל־מַעֲשֵׂ֣ה יְדֵי⁠כֶ֑ם</w:t>
       </w:r>
     </w:p>
     <w:p>
@@ -14284,7 +14284,7 @@
         <w:rPr>
           <w:lang w:val="hi_IN" w:bidi="hi_IN"/>
         </w:rPr>
-        <w:t>שִׂימוּ &amp; לְבַבְ⁠כֶ֔ם</w:t>
+        <w:t>שִׂימוּ &amp; לְבַבְ⁠כֶ֔ם</w:t>
       </w:r>
     </w:p>
     <w:p>
@@ -14399,7 +14399,7 @@
         <w:rPr>
           <w:lang w:val="hi_IN" w:bidi="hi_IN"/>
         </w:rPr>
-        <w:t>מִן־הַ⁠יּ֥וֹם הַ⁠זֶּ֖ה וָ⁠מָ֑עְלָ⁠ה מִ⁠יּוֹם֩ עֶשְׂרִ֨ים וְ⁠אַרְבָּעָ֜ה לַ⁠תְּשִׁיעִ֗י לְ⁠מִן־הַ⁠יּ֛וֹם אֲשֶׁר־יֻסַּ֥ד הֵֽיכַל־יְהוָ֖ה</w:t>
+        <w:t>מִן־הַ⁠יּ֥וֹם הַ⁠זֶּ֖ה וָ⁠מָ֑עְלָ⁠ה מִ⁠יּוֹם֩ עֶשְׂרִ֨ים וְ⁠אַרְבָּעָ֜ה לַ⁠תְּשִׁיעִ֗י לְ⁠מִן־הַ⁠יּ֛וֹם אֲשֶׁר־יֻסַּ֥ד הֵֽיכַל־יְהוָ֖ה</w:t>
       </w:r>
     </w:p>
     <w:p>
@@ -14545,7 +14545,7 @@
         <w:rPr>
           <w:lang w:val="hi_IN" w:bidi="hi_IN"/>
         </w:rPr>
-        <w:t>מִ⁠יּוֹם֩ עֶשְׂרִ֨ים וְ⁠אַרְבָּעָ֜ה לַ⁠תְּשִׁיעִ֗י</w:t>
+        <w:t>מִ⁠יּוֹם֩ עֶשְׂרִ֨ים וְ⁠אַרְבָּעָ֜ה לַ⁠תְּשִׁיעִ֗י</w:t>
       </w:r>
     </w:p>
     <w:p>
@@ -14642,7 +14642,7 @@
         <w:rPr>
           <w:lang w:val="hi_IN" w:bidi="hi_IN"/>
         </w:rPr>
-        <w:t>מִ⁠יּוֹם֩ עֶשְׂרִ֨ים וְ⁠אַרְבָּעָ֜ה לַ⁠תְּשִׁיעִ֗י</w:t>
+        <w:t>מִ⁠יּוֹם֩ עֶשְׂרִ֨ים וְ⁠אַרְבָּעָ֜ה לַ⁠תְּשִׁיעִ֗י</w:t>
       </w:r>
     </w:p>
     <w:p>
@@ -14757,7 +14757,7 @@
         <w:rPr>
           <w:lang w:val="hi_IN" w:bidi="hi_IN"/>
         </w:rPr>
-        <w:t>יֻסַּ֥ד הֵֽיכַל־יְהוָ֖ה</w:t>
+        <w:t>יֻסַּ֥ד הֵֽיכַל־יְהוָ֖ה</w:t>
       </w:r>
     </w:p>
     <w:p>
@@ -14951,7 +14951,7 @@
         <w:rPr>
           <w:lang w:val="hi_IN" w:bidi="hi_IN"/>
         </w:rPr>
-        <w:t>שִׂ֥ימוּ לְבַבְ⁠כֶֽם</w:t>
+        <w:t>שִׂ֥ימוּ לְבַבְ⁠כֶֽם</w:t>
       </w:r>
     </w:p>
     <w:p>
@@ -15066,7 +15066,7 @@
         <w:rPr>
           <w:lang w:val="hi_IN" w:bidi="hi_IN"/>
         </w:rPr>
-        <w:t>הַ⁠ע֤וֹד הַ⁠זֶּ֨רַע֙ בַּ⁠מְּגוּרָ֔ה</w:t>
+        <w:t>הַ⁠ע֤וֹד הַ⁠זֶּ֨רַע֙ בַּ⁠מְּגוּרָ֔ה</w:t>
       </w:r>
     </w:p>
     <w:p>
@@ -15187,7 +15187,7 @@
         <w:rPr>
           <w:lang w:val="hi_IN" w:bidi="hi_IN"/>
         </w:rPr>
-        <w:t>מִן־הַ⁠יּ֥וֹם הַ⁠זֶּ֖ה אֲבָרֵֽךְ</w:t>
+        <w:t>מִן־הַ⁠יּ֥וֹם הַ⁠זֶּ֖ה אֲבָרֵֽךְ</w:t>
       </w:r>
     </w:p>
     <w:p>
@@ -15303,7 +15303,7 @@
         <w:rPr>
           <w:lang w:val="hi_IN" w:bidi="hi_IN"/>
         </w:rPr>
-        <w:t>מִן־הַ⁠יּ֥וֹם הַ⁠זֶּ֖ה</w:t>
+        <w:t>מִן־הַ⁠יּ֥וֹם הַ⁠זֶּ֖ה</w:t>
       </w:r>
     </w:p>
     <w:p>
@@ -15400,7 +15400,7 @@
         <w:rPr>
           <w:lang w:val="hi_IN" w:bidi="hi_IN"/>
         </w:rPr>
-        <w:t>וַ⁠יְהִ֨י דְבַר־יְהוָ֤ה ׀ שֵׁנִית֙ אֶל־חַגַּ֔י</w:t>
+        <w:t>וַ⁠יְהִ֨י דְבַר־יְהוָ֤ה ׀ שֵׁנִית֙ אֶל־חַגַּ֔י</w:t>
       </w:r>
     </w:p>
     <w:p>
@@ -15515,7 +15515,7 @@
         <w:rPr>
           <w:lang w:val="hi_IN" w:bidi="hi_IN"/>
         </w:rPr>
-        <w:t>שֵׁנִית֙</w:t>
+        <w:t>שֵׁנִית֙</w:t>
       </w:r>
     </w:p>
     <w:p>
@@ -15612,7 +15612,7 @@
         <w:rPr>
           <w:lang w:val="hi_IN" w:bidi="hi_IN"/>
         </w:rPr>
-        <w:t>בְּ⁠עֶשְׂרִ֧ים וְ⁠אַרְבָּעָ֛ה לַ⁠חֹ֖דֶשׁ</w:t>
+        <w:t>בְּ⁠עֶשְׂרִ֧ים וְ⁠אַרְבָּעָ֛ה לַ⁠חֹ֖דֶשׁ</w:t>
       </w:r>
     </w:p>
     <w:p>
@@ -15709,7 +15709,7 @@
         <w:rPr>
           <w:lang w:val="hi_IN" w:bidi="hi_IN"/>
         </w:rPr>
-        <w:t>בְּ⁠עֶשְׂרִ֧ים וְ⁠אַרְבָּעָ֛ה לַ⁠חֹ֖דֶשׁ</w:t>
+        <w:t>בְּ⁠עֶשְׂרִ֧ים וְ⁠אַרְבָּעָ֛ה לַ⁠חֹ֖דֶשׁ</w:t>
       </w:r>
     </w:p>
     <w:p>
@@ -15907,7 +15907,7 @@
         <w:rPr>
           <w:lang w:val="hi_IN" w:bidi="hi_IN"/>
         </w:rPr>
-        <w:t>אֱמֹ֕ר אֶל־זְרֻבָּבֶ֥ל פַּֽחַת־יְהוּדָ֖ה לֵ⁠אמֹ֑ר אֲנִ֣י מַרְעִ֔ישׁ אֶת־הַ⁠שָּׁמַ֖יִם וְ⁠אֶת־הָ⁠אָֽרֶץ</w:t>
+        <w:t>אֱמֹ֕ר אֶל־זְרֻבָּבֶ֥ל פַּֽחַת־יְהוּדָ֖ה לֵ⁠אמֹ֑ר אֲנִ֣י מַרְעִ֔ישׁ אֶת־הַ⁠שָּׁמַ֖יִם וְ⁠אֶת־הָ⁠אָֽרֶץ</w:t>
       </w:r>
     </w:p>
     <w:p>
@@ -16004,7 +16004,7 @@
         <w:rPr>
           <w:lang w:val="hi_IN" w:bidi="hi_IN"/>
         </w:rPr>
-        <w:t>אֲנִ֣י מַרְעִ֔ישׁ אֶת־הַ⁠שָּׁמַ֖יִם וְ⁠אֶת־הָ⁠אָֽרֶץ</w:t>
+        <w:t>אֲנִ֣י מַרְעִ֔ישׁ אֶת־הַ⁠שָּׁמַ֖יִם וְ⁠אֶת־הָ⁠אָֽרֶץ</w:t>
       </w:r>
     </w:p>
     <w:p>
@@ -16119,7 +16119,7 @@
         <w:rPr>
           <w:lang w:val="hi_IN" w:bidi="hi_IN"/>
         </w:rPr>
-        <w:t>אֶת־הַ⁠שָּׁמַ֖יִם וְ⁠אֶת־הָ⁠אָֽרֶץ</w:t>
+        <w:t>אֶת־הַ⁠שָּׁמַ֖יִם וְ⁠אֶת־הָ⁠אָֽרֶץ</w:t>
       </w:r>
     </w:p>
     <w:p>
@@ -16260,7 +16260,7 @@
         <w:rPr>
           <w:lang w:val="hi_IN" w:bidi="hi_IN"/>
         </w:rPr>
-        <w:t>כִּסֵּ֣א מַמְלָכ֔וֹת</w:t>
+        <w:t>כִּסֵּ֣א מַמְלָכ֔וֹת</w:t>
       </w:r>
     </w:p>
     <w:p>
@@ -16383,7 +16383,7 @@
         <w:rPr>
           <w:lang w:val="hi_IN" w:bidi="hi_IN"/>
         </w:rPr>
-        <w:t>כִּסֵּ֣א מַמְלָכ֔וֹת</w:t>
+        <w:t>כִּסֵּ֣א מַמְלָכ֔וֹת</w:t>
       </w:r>
     </w:p>
     <w:p>
@@ -16506,7 +16506,7 @@
         <w:rPr>
           <w:lang w:val="hi_IN" w:bidi="hi_IN"/>
         </w:rPr>
-        <w:t>וְ⁠הָפַכְתִּ֤י מֶרְכָּבָה֙ וְ⁠רֹ֣כְבֶ֔י⁠הָ וְ⁠יָרְד֤וּ סוּסִים֙ וְ⁠רֹ֣כְבֵי⁠הֶ֔ם</w:t>
+        <w:t>וְ⁠הָפַכְתִּ֤י מֶרְכָּבָה֙ וְ⁠רֹ֣כְבֶ֔י⁠הָ וְ⁠יָרְד֤וּ סוּסִים֙ וְ⁠רֹ֣כְבֵי⁠הֶ֔ם</w:t>
       </w:r>
     </w:p>
     <w:p>
@@ -16603,7 +16603,7 @@
         <w:rPr>
           <w:lang w:val="hi_IN" w:bidi="hi_IN"/>
         </w:rPr>
-        <w:t>מֶרְכָּבָה֙ וְ⁠רֹ֣כְבֶ֔י⁠הָ</w:t>
+        <w:t>מֶרְכָּבָה֙ וְ⁠רֹ֣כְבֶ֔י⁠הָ</w:t>
       </w:r>
     </w:p>
     <w:p>
@@ -16875,7 +16875,7 @@
         <w:rPr>
           <w:lang w:val="hi_IN" w:bidi="hi_IN"/>
         </w:rPr>
-        <w:t>אִ֖ישׁ בְּ⁠חֶ֥רֶב אָחִֽי⁠ו</w:t>
+        <w:t>אִ֖ישׁ בְּ⁠חֶ֥רֶב אָחִֽי⁠ו</w:t>
       </w:r>
     </w:p>
     <w:p>
@@ -16990,7 +16990,7 @@
         <w:rPr>
           <w:lang w:val="hi_IN" w:bidi="hi_IN"/>
         </w:rPr>
-        <w:t>אִ֖ישׁ בְּ⁠חֶ֥רֶב אָחִֽי⁠ו</w:t>
+        <w:t>אִ֖ישׁ בְּ⁠חֶ֥רֶב אָחִֽי⁠ו</w:t>
       </w:r>
     </w:p>
     <w:p>
@@ -17210,7 +17210,7 @@
         <w:rPr>
           <w:lang w:val="hi_IN" w:bidi="hi_IN"/>
         </w:rPr>
-        <w:t>בַּ⁠יּ֣וֹם הַ⁠ה֣וּא נְאֻם־יְהוָ֣ה צְבָא֡וֹת אֶ֠קָּחֲ⁠ךָ זְרֻבָּבֶ֨ל בֶּן־שְׁאַלְתִּיאֵ֤ל עַבְדִּ⁠י֙ נְאֻם־יְהוָ֔ה וְ⁠שַׂמְתִּ֖י⁠ךָ כַּֽ⁠חוֹתָ֑ם כִּֽי־בְ⁠ךָ֣ בָחַ֔רְתִּי נְאֻ֖ם יְהוָ֥ה צְבָאֽוֹת</w:t>
+        <w:t>בַּ⁠יּ֣וֹם הַ⁠ה֣וּא נְאֻם־יְהוָ֣ה צְבָא֡וֹת אֶ֠קָּחֲ⁠ךָ זְרֻבָּבֶ֨ל בֶּן־שְׁאַלְתִּיאֵ֤ל עַבְדִּ⁠י֙ נְאֻם־יְהוָ֔ה וְ⁠שַׂמְתִּ֖י⁠ךָ כַּֽ⁠חוֹתָ֑ם כִּֽי־בְ⁠ךָ֣ בָחַ֔רְתִּי נְאֻ֖ם יְהוָ֥ה צְבָאֽוֹת</w:t>
       </w:r>
     </w:p>
     <w:p>
@@ -17307,7 +17307,7 @@
         <w:rPr>
           <w:lang w:val="hi_IN" w:bidi="hi_IN"/>
         </w:rPr>
-        <w:t>בַּ⁠יּ֣וֹם הַ⁠ה֣וּא</w:t>
+        <w:t>בַּ⁠יּ֣וֹם הַ⁠ה֣וּא</w:t>
       </w:r>
     </w:p>
     <w:p>
@@ -17417,7 +17417,7 @@
         <w:rPr>
           <w:lang w:val="hi_IN" w:bidi="hi_IN"/>
         </w:rPr>
-        <w:t>אֶ֠קָּחֲ⁠ךָ &amp; וְ⁠שַׂמְתִּ֖י⁠ךָ &amp; בְ⁠ךָ֣ בָחַ֔רְתִּי</w:t>
+        <w:t>אֶ֠קָּחֲ⁠ךָ &amp; וְ⁠שַׂמְתִּ֖י⁠ךָ &amp; בְ⁠ךָ֣ בָחַ֔רְתִּי</w:t>
       </w:r>
     </w:p>
     <w:p>
@@ -17553,7 +17553,7 @@
         <w:rPr>
           <w:lang w:val="hi_IN" w:bidi="hi_IN"/>
         </w:rPr>
-        <w:t>כַּֽ⁠חוֹתָ֑ם</w:t>
+        <w:t>כַּֽ⁠חוֹתָ֑ם</w:t>
       </w:r>
     </w:p>
     <w:p>
@@ -17657,7 +17657,7 @@
         <w:rPr>
           <w:lang w:val="hi_IN" w:bidi="hi_IN"/>
         </w:rPr>
-        <w:t>כַּֽ⁠חוֹתָ֑ם</w:t>
+        <w:t>כַּֽ⁠חוֹתָ֑ם</w:t>
       </w:r>
     </w:p>
     <w:p>

--- a/hin/docx/37.content.docx
+++ b/hin/docx/37.content.docx
@@ -592,6 +592,79 @@
         <w:rPr>
           <w:lang w:val="hi_IN" w:bidi="hi_IN"/>
         </w:rPr>
+        <w:t>हाग्गै - अध्याय 1 परिचय</w:t>
+      </w:r>
+      <w:r>
+        <w:rPr>
+          <w:lang w:val="hi_IN" w:bidi="hi_IN"/>
+        </w:rPr>
+      </w:r>
+    </w:p>
+    <w:p>
+      <w:pPr>
+        <w:pStyle w:val="Heading3"/>
+      </w:pPr>
+      <w:r>
+        <w:rPr>
+          <w:lang w:val="hi_IN" w:bidi="hi_IN"/>
+        </w:rPr>
+        <w:t>संरचना और रुपरेखा</w:t>
+      </w:r>
+    </w:p>
+    <w:p>
+      <w:pPr/>
+      <w:r>
+        <w:rPr>
+          <w:lang w:val="hi_IN" w:bidi="hi_IN"/>
+        </w:rPr>
+      </w:r>
+      <w:r>
+        <w:rPr>
+          <w:lang w:val="hi_IN" w:bidi="hi_IN"/>
+        </w:rPr>
+        <w:t>इस अध्याय में वह पहली भविष्यवाणी है जो हाग्गै ने यहोवा की ओर से उन यहूदियों के लिए की थी, जो बँधुआई से लौटे थे।</w:t>
+      </w:r>
+    </w:p>
+    <w:p>
+      <w:pPr/>
+      <w:r>
+        <w:rPr>
+          <w:lang w:val="hi_IN" w:bidi="hi_IN"/>
+        </w:rPr>
+      </w:r>
+      <w:r>
+        <w:rPr>
+          <w:lang w:val="hi_IN" w:bidi="hi_IN"/>
+        </w:rPr>
+        <w:t>कुछ अनुवाद कविता की प्रत्येक पंक्ति को शेष पाठ की तुलना में दाईं ओर थोड़ा और हटाकर प्रस्तुत करते हैं ताकि पढ़ना आसान हो जाए। यूएलटी ऐसा ही करता है पद 4, 6, और 8–11 में पाई जाने वाली कविता के साथ।</w:t>
+      </w:r>
+      <w:r>
+        <w:rPr>
+          <w:lang w:val="hi_IN" w:bidi="hi_IN"/>
+        </w:rPr>
+      </w:r>
+      <w:r>
+        <w:rPr>
+          <w:lang w:val="hi_IN" w:bidi="hi_IN"/>
+        </w:rPr>
+      </w:r>
+    </w:p>
+    <w:p>
+      <w:pPr/>
+      <w:r>
+        <w:rPr>
+          <w:lang w:val="hi_IN" w:bidi="hi_IN"/>
+        </w:rPr>
+      </w:r>
+    </w:p>
+    <w:p>
+      <w:pPr>
+        <w:pStyle w:val="Heading2"/>
+      </w:pPr>
+      <w:r>
+        <w:rPr>
+          <w:lang w:val="hi_IN" w:bidi="hi_IN"/>
+        </w:rPr>
         <w:t>हाग्गै 1:1 (#1)</w:t>
       </w:r>
       <w:r>
@@ -6827,6 +6900,128 @@
         <w:rPr>
           <w:lang w:val="hi_IN" w:bidi="hi_IN"/>
         </w:rPr>
+        <w:t>हाग्गै - अध्याय 2 परिचय</w:t>
+      </w:r>
+      <w:r>
+        <w:rPr>
+          <w:lang w:val="hi_IN" w:bidi="hi_IN"/>
+        </w:rPr>
+      </w:r>
+    </w:p>
+    <w:p>
+      <w:pPr>
+        <w:pStyle w:val="Heading3"/>
+      </w:pPr>
+      <w:r>
+        <w:rPr>
+          <w:lang w:val="hi_IN" w:bidi="hi_IN"/>
+        </w:rPr>
+        <w:t>संरचना और रुपरेखा</w:t>
+      </w:r>
+    </w:p>
+    <w:p>
+      <w:pPr/>
+      <w:r>
+        <w:rPr>
+          <w:lang w:val="hi_IN" w:bidi="hi_IN"/>
+        </w:rPr>
+      </w:r>
+      <w:r>
+        <w:rPr>
+          <w:lang w:val="hi_IN" w:bidi="hi_IN"/>
+        </w:rPr>
+        <w:t xml:space="preserve">इस अध्याय में दूसरी (2:1–9), तीसरी (2:10–19) और चौथी (2:20–23) </w:t>
+      </w:r>
+      <w:r>
+        <w:rPr>
+          <w:lang w:val="hi_IN" w:bidi="hi_IN"/>
+        </w:rPr>
+        <w:t>भविष्यवा</w:t>
+      </w:r>
+      <w:r>
+        <w:rPr>
+          <w:lang w:val="hi_IN" w:bidi="hi_IN"/>
+        </w:rPr>
+        <w:t>णियाँ शामिल हैं जो हाग्गै ने यहोवा की ओर से उन यहूदियों के लिए की थी, जो बँधुआई से लौटे थे।</w:t>
+      </w:r>
+    </w:p>
+    <w:p>
+      <w:pPr/>
+      <w:r>
+        <w:rPr>
+          <w:lang w:val="hi_IN" w:bidi="hi_IN"/>
+        </w:rPr>
+      </w:r>
+      <w:r>
+        <w:rPr>
+          <w:lang w:val="hi_IN" w:bidi="hi_IN"/>
+        </w:rPr>
+        <w:t xml:space="preserve">कुछ अनुवाद कविता की प्रत्येक पंक्ति को शेष पाठ की तुलना में दाईं ओर थोड़ा और हटाकर प्रस्तुत करते हैं ताकि पढ़ना आसान हो जाएँ। यूएलटी पद 6–7 और 21–22 में पाई जाने वाली कविता के साथ ऐसा ही करता है। </w:t>
+      </w:r>
+    </w:p>
+    <w:p>
+      <w:pPr>
+        <w:pStyle w:val="Heading3"/>
+      </w:pPr>
+      <w:r>
+        <w:rPr>
+          <w:lang w:val="hi_IN" w:bidi="hi_IN"/>
+        </w:rPr>
+        <w:t>इस अध्याय में अनुवाद की समस्याएँ</w:t>
+      </w:r>
+    </w:p>
+    <w:p>
+      <w:pPr>
+        <w:pStyle w:val="Heading4"/>
+      </w:pPr>
+      <w:r>
+        <w:rPr>
+          <w:b/>
+          <w:lang w:val="hi_IN" w:bidi="hi_IN"/>
+        </w:rPr>
+        <w:t>अशुद्धता का शिक्षण उदाहरण (पद 12–14)</w:t>
+      </w:r>
+    </w:p>
+    <w:p>
+      <w:pPr/>
+      <w:r>
+        <w:rPr>
+          <w:lang w:val="hi_IN" w:bidi="hi_IN"/>
+        </w:rPr>
+      </w:r>
+      <w:r>
+        <w:rPr>
+          <w:lang w:val="hi_IN" w:bidi="hi_IN"/>
+        </w:rPr>
+        <w:t>तीसरी भविष्यवाणी में, यहोवा ने हाग्गै से कहा कि वह लोगों के सामने याजकों से बात करें ताकि वह एक उदाहरण के माध्यम से लोगों को सिखा सकें। हाग्गै ने याजकों से पुष्टि करवाई कि पवित्रता की स्थिति में व्यक्ति उन खाद्य पदार्थों को पवित्र नहीं करता, जिन्हें वह छूता है। फिर हाग्गै ने याजकों से पुष्टि करवाई कि अशुद्धता की स्थिति में व्यक्ति उन खाद्य पदार्थों को अशुद्ध करता है, जिन्हें वह छूता है। हाग्गै फिर लोगों से कहते हैं कि यहोवा उन्हें अशुद्ध मानते हैं, जिसका अर्थ है कि वे आराधना में भाग लेने के लिए उचित स्थिति में नहीं हैं, क्योंकि उन्होंने उनकी आज्ञा का पालन नहीं किया और मन्दिर का पुनर्निर्माण नहीं किया। उन्होंने उस अशुद्ध स्थिति को उन खाद्य पदार्थों में संचारित किया है, जिन्हें उन्होंने बलिदान में चढ़ाया है, इसलिए वे बलिदान यहोवा के लिए स्वीकार्य नहीं हैं। स्पष्ट रूप से कहा जाए, इस उदाहरण का संदेश यह है कि वेदी पर लोग जो बलिदान चढ़ा रहे हैं, वह मन्दिर का पुनर्निर्माण न करने की उनकी अवज्ञा की भरपाई नहीं करता। बल्कि, मन्दिर का पुनर्निर्माण न करने की उनकी अवज्ञा उनके बलिदानों को अस्वीकार्य बना रही है। पद 11–14 की टिप्पणियाँ सुझाव देगी कि आप अपने अनुवाद में इस अर्थ को कैसे इंगित कर सकते हैं।</w:t>
+      </w:r>
+      <w:r>
+        <w:rPr>
+          <w:lang w:val="hi_IN" w:bidi="hi_IN"/>
+        </w:rPr>
+      </w:r>
+      <w:r>
+        <w:rPr>
+          <w:lang w:val="hi_IN" w:bidi="hi_IN"/>
+        </w:rPr>
+      </w:r>
+    </w:p>
+    <w:p>
+      <w:pPr/>
+      <w:r>
+        <w:rPr>
+          <w:lang w:val="hi_IN" w:bidi="hi_IN"/>
+        </w:rPr>
+      </w:r>
+    </w:p>
+    <w:p>
+      <w:pPr>
+        <w:pStyle w:val="Heading2"/>
+      </w:pPr>
+      <w:r>
+        <w:rPr>
+          <w:lang w:val="hi_IN" w:bidi="hi_IN"/>
+        </w:rPr>
         <w:t>हाग्गै 2:1 (#1)</w:t>
       </w:r>
       <w:r>
@@ -17733,201 +17928,6 @@
           <w:lang w:val="hi_IN" w:bidi="hi_IN"/>
         </w:rPr>
         <w:t>उपमा</w:t>
-      </w:r>
-      <w:r>
-        <w:rPr>
-          <w:lang w:val="hi_IN" w:bidi="hi_IN"/>
-        </w:rPr>
-      </w:r>
-      <w:r>
-        <w:rPr>
-          <w:lang w:val="hi_IN" w:bidi="hi_IN"/>
-        </w:rPr>
-      </w:r>
-    </w:p>
-    <w:p>
-      <w:pPr/>
-      <w:r>
-        <w:rPr>
-          <w:lang w:val="hi_IN" w:bidi="hi_IN"/>
-        </w:rPr>
-      </w:r>
-    </w:p>
-    <w:p>
-      <w:pPr>
-        <w:pStyle w:val="Heading2"/>
-      </w:pPr>
-      <w:r>
-        <w:rPr>
-          <w:lang w:val="hi_IN" w:bidi="hi_IN"/>
-        </w:rPr>
-        <w:t>हाग्गै - अध्याय 1 परिचय</w:t>
-      </w:r>
-      <w:r>
-        <w:rPr>
-          <w:lang w:val="hi_IN" w:bidi="hi_IN"/>
-        </w:rPr>
-      </w:r>
-    </w:p>
-    <w:p>
-      <w:pPr>
-        <w:pStyle w:val="Heading3"/>
-      </w:pPr>
-      <w:r>
-        <w:rPr>
-          <w:lang w:val="hi_IN" w:bidi="hi_IN"/>
-        </w:rPr>
-        <w:t>संरचना और रुपरेखा</w:t>
-      </w:r>
-    </w:p>
-    <w:p>
-      <w:pPr/>
-      <w:r>
-        <w:rPr>
-          <w:lang w:val="hi_IN" w:bidi="hi_IN"/>
-        </w:rPr>
-      </w:r>
-      <w:r>
-        <w:rPr>
-          <w:lang w:val="hi_IN" w:bidi="hi_IN"/>
-        </w:rPr>
-        <w:t>इस अध्याय में वह पहली भविष्यवाणी है जो हाग्गै ने यहोवा की ओर से उन यहूदियों के लिए की थी, जो बँधुआई से लौटे थे।</w:t>
-      </w:r>
-    </w:p>
-    <w:p>
-      <w:pPr/>
-      <w:r>
-        <w:rPr>
-          <w:lang w:val="hi_IN" w:bidi="hi_IN"/>
-        </w:rPr>
-      </w:r>
-      <w:r>
-        <w:rPr>
-          <w:lang w:val="hi_IN" w:bidi="hi_IN"/>
-        </w:rPr>
-        <w:t>कुछ अनुवाद कविता की प्रत्येक पंक्ति को शेष पाठ की तुलना में दाईं ओर थोड़ा और हटाकर प्रस्तुत करते हैं ताकि पढ़ना आसान हो जाए। यूएलटी ऐसा ही करता है पद 4, 6, और 8–11 में पाई जाने वाली कविता के साथ।</w:t>
-      </w:r>
-      <w:r>
-        <w:rPr>
-          <w:lang w:val="hi_IN" w:bidi="hi_IN"/>
-        </w:rPr>
-      </w:r>
-      <w:r>
-        <w:rPr>
-          <w:lang w:val="hi_IN" w:bidi="hi_IN"/>
-        </w:rPr>
-      </w:r>
-    </w:p>
-    <w:p>
-      <w:pPr/>
-      <w:r>
-        <w:rPr>
-          <w:lang w:val="hi_IN" w:bidi="hi_IN"/>
-        </w:rPr>
-      </w:r>
-    </w:p>
-    <w:p>
-      <w:pPr>
-        <w:pStyle w:val="Heading2"/>
-      </w:pPr>
-      <w:r>
-        <w:rPr>
-          <w:lang w:val="hi_IN" w:bidi="hi_IN"/>
-        </w:rPr>
-        <w:t>हाग्गै - अध्याय 2 परिचय</w:t>
-      </w:r>
-      <w:r>
-        <w:rPr>
-          <w:lang w:val="hi_IN" w:bidi="hi_IN"/>
-        </w:rPr>
-      </w:r>
-    </w:p>
-    <w:p>
-      <w:pPr>
-        <w:pStyle w:val="Heading3"/>
-      </w:pPr>
-      <w:r>
-        <w:rPr>
-          <w:lang w:val="hi_IN" w:bidi="hi_IN"/>
-        </w:rPr>
-        <w:t>संरचना और रुपरेखा</w:t>
-      </w:r>
-    </w:p>
-    <w:p>
-      <w:pPr/>
-      <w:r>
-        <w:rPr>
-          <w:lang w:val="hi_IN" w:bidi="hi_IN"/>
-        </w:rPr>
-      </w:r>
-      <w:r>
-        <w:rPr>
-          <w:lang w:val="hi_IN" w:bidi="hi_IN"/>
-        </w:rPr>
-        <w:t xml:space="preserve">इस अध्याय में दूसरी (2:1–9), तीसरी (2:10–19) और चौथी (2:20–23) </w:t>
-      </w:r>
-      <w:r>
-        <w:rPr>
-          <w:lang w:val="hi_IN" w:bidi="hi_IN"/>
-        </w:rPr>
-        <w:t>भविष्यवा</w:t>
-      </w:r>
-      <w:r>
-        <w:rPr>
-          <w:lang w:val="hi_IN" w:bidi="hi_IN"/>
-        </w:rPr>
-        <w:t>णियाँ शामिल हैं जो हाग्गै ने यहोवा की ओर से उन यहूदियों के लिए की थी, जो बँधुआई से लौटे थे।</w:t>
-      </w:r>
-    </w:p>
-    <w:p>
-      <w:pPr/>
-      <w:r>
-        <w:rPr>
-          <w:lang w:val="hi_IN" w:bidi="hi_IN"/>
-        </w:rPr>
-      </w:r>
-      <w:r>
-        <w:rPr>
-          <w:lang w:val="hi_IN" w:bidi="hi_IN"/>
-        </w:rPr>
-        <w:t xml:space="preserve">कुछ अनुवाद कविता की प्रत्येक पंक्ति को शेष पाठ की तुलना में दाईं ओर थोड़ा और हटाकर प्रस्तुत करते हैं ताकि पढ़ना आसान हो जाएँ। यूएलटी पद 6–7 और 21–22 में पाई जाने वाली कविता के साथ ऐसा ही करता है। </w:t>
-      </w:r>
-    </w:p>
-    <w:p>
-      <w:pPr>
-        <w:pStyle w:val="Heading3"/>
-      </w:pPr>
-      <w:r>
-        <w:rPr>
-          <w:lang w:val="hi_IN" w:bidi="hi_IN"/>
-        </w:rPr>
-        <w:t>इस अध्याय में अनुवाद की समस्याएँ</w:t>
-      </w:r>
-    </w:p>
-    <w:p>
-      <w:pPr>
-        <w:pStyle w:val="Heading4"/>
-      </w:pPr>
-      <w:r>
-        <w:rPr>
-          <w:b/>
-          <w:lang w:val="hi_IN" w:bidi="hi_IN"/>
-        </w:rPr>
-        <w:t>अशुद्धता का शिक्षण उदाहरण (पद 12–14)</w:t>
-      </w:r>
-    </w:p>
-    <w:p>
-      <w:pPr/>
-      <w:r>
-        <w:rPr>
-          <w:lang w:val="hi_IN" w:bidi="hi_IN"/>
-        </w:rPr>
-      </w:r>
-      <w:r>
-        <w:rPr>
-          <w:lang w:val="hi_IN" w:bidi="hi_IN"/>
-        </w:rPr>
-        <w:t>तीसरी भविष्यवाणी में, यहोवा ने हाग्गै से कहा कि वह लोगों के सामने याजकों से बात करें ताकि वह एक उदाहरण के माध्यम से लोगों को सिखा सकें। हाग्गै ने याजकों से पुष्टि करवाई कि पवित्रता की स्थिति में व्यक्ति उन खाद्य पदार्थों को पवित्र नहीं करता, जिन्हें वह छूता है। फिर हाग्गै ने याजकों से पुष्टि करवाई कि अशुद्धता की स्थिति में व्यक्ति उन खाद्य पदार्थों को अशुद्ध करता है, जिन्हें वह छूता है। हाग्गै फिर लोगों से कहते हैं कि यहोवा उन्हें अशुद्ध मानते हैं, जिसका अर्थ है कि वे आराधना में भाग लेने के लिए उचित स्थिति में नहीं हैं, क्योंकि उन्होंने उनकी आज्ञा का पालन नहीं किया और मन्दिर का पुनर्निर्माण नहीं किया। उन्होंने उस अशुद्ध स्थिति को उन खाद्य पदार्थों में संचारित किया है, जिन्हें उन्होंने बलिदान में चढ़ाया है, इसलिए वे बलिदान यहोवा के लिए स्वीकार्य नहीं हैं। स्पष्ट रूप से कहा जाए, इस उदाहरण का संदेश यह है कि वेदी पर लोग जो बलिदान चढ़ा रहे हैं, वह मन्दिर का पुनर्निर्माण न करने की उनकी अवज्ञा की भरपाई नहीं करता। बल्कि, मन्दिर का पुनर्निर्माण न करने की उनकी अवज्ञा उनके बलिदानों को अस्वीकार्य बना रही है। पद 11–14 की टिप्पणियाँ सुझाव देगी कि आप अपने अनुवाद में इस अर्थ को कैसे इंगित कर सकते हैं।</w:t>
       </w:r>
       <w:r>
         <w:rPr>

--- a/hin/docx/37.content.docx
+++ b/hin/docx/37.content.docx
@@ -786,20 +786,6 @@
       </w:r>
       <w:r>
         <w:rPr>
-          <w:lang w:val="hi_IN" w:bidi="hi_IN"/>
-        </w:rPr>
-        <w:t>בִּ⁠שְׁנַ֤ת שְׁתַּ֨יִם֙ &amp; בַּ⁠חֹ֨דֶשׁ֙ הַ⁠שִּׁשִּׁ֔י בְּ⁠י֥וֹם אֶחָ֖ד לַ⁠חֹ֑דֶשׁ</w:t>
-      </w:r>
-    </w:p>
-    <w:p>
-      <w:pPr/>
-      <w:r>
-        <w:rPr>
-          <w:lang w:val="hi_IN" w:bidi="hi_IN"/>
-        </w:rPr>
-      </w:r>
-      <w:r>
-        <w:rPr>
           <w:b/>
           <w:lang w:val="hi_IN" w:bidi="hi_IN"/>
         </w:rPr>
@@ -896,20 +882,6 @@
       </w:r>
       <w:r>
         <w:rPr>
-          <w:lang w:val="hi_IN" w:bidi="hi_IN"/>
-        </w:rPr>
-        <w:t>בַּ⁠חֹ֨דֶשׁ֙ הַ⁠שִּׁשִּׁ֔י בְּ⁠י֥וֹם אֶחָ֖ד לַ⁠חֹ֑דֶשׁ</w:t>
-      </w:r>
-    </w:p>
-    <w:p>
-      <w:pPr/>
-      <w:r>
-        <w:rPr>
-          <w:lang w:val="hi_IN" w:bidi="hi_IN"/>
-        </w:rPr>
-      </w:r>
-      <w:r>
-        <w:rPr>
           <w:b/>
           <w:lang w:val="hi_IN" w:bidi="hi_IN"/>
         </w:rPr>
@@ -1006,20 +978,6 @@
       </w:r>
       <w:r>
         <w:rPr>
-          <w:lang w:val="hi_IN" w:bidi="hi_IN"/>
-        </w:rPr>
-        <w:t>הָיָ֨ה דְבַר־יְהוָ֜ה בְּ⁠יַד־חַגַּ֣י הַ⁠נָּבִ֗יא</w:t>
-      </w:r>
-    </w:p>
-    <w:p>
-      <w:pPr/>
-      <w:r>
-        <w:rPr>
-          <w:lang w:val="hi_IN" w:bidi="hi_IN"/>
-        </w:rPr>
-      </w:r>
-      <w:r>
-        <w:rPr>
           <w:b/>
           <w:lang w:val="hi_IN" w:bidi="hi_IN"/>
         </w:rPr>
@@ -1259,20 +1217,6 @@
       </w:r>
       <w:r>
         <w:rPr>
-          <w:lang w:val="hi_IN" w:bidi="hi_IN"/>
-        </w:rPr>
-        <w:t>כֹּ֥ה אָמַ֛ר יְהוָ֥ה צְבָא֖וֹת לֵ⁠אמֹ֑ר הָ⁠עָ֤ם הַ⁠זֶּה֙ אָֽמְר֔וּ לֹ֥א עֶת־בֹּ֛א עֶת־בֵּ֥ית יְהוָ֖ה לְ⁠הִבָּנֽוֹת</w:t>
-      </w:r>
-    </w:p>
-    <w:p>
-      <w:pPr/>
-      <w:r>
-        <w:rPr>
-          <w:lang w:val="hi_IN" w:bidi="hi_IN"/>
-        </w:rPr>
-      </w:r>
-      <w:r>
-        <w:rPr>
           <w:b/>
           <w:lang w:val="hi_IN" w:bidi="hi_IN"/>
         </w:rPr>
@@ -1688,20 +1632,6 @@
         <w:rPr>
           <w:lang w:val="hi_IN" w:bidi="hi_IN"/>
         </w:rPr>
-      </w:r>
-    </w:p>
-    <w:p>
-      <w:pPr/>
-      <w:r>
-        <w:rPr>
-          <w:lang w:val="hi_IN" w:bidi="hi_IN"/>
-        </w:rPr>
-      </w:r>
-      <w:r>
-        <w:rPr>
-          <w:lang w:val="hi_IN" w:bidi="hi_IN"/>
-        </w:rPr>
-        <w:t>וַֽ⁠יְהִי֙ דְּבַר־יְהוָ֔ה בְּ⁠יַד־חַגַּ֥י הַ⁠נָּבִ֖יא</w:t>
       </w:r>
     </w:p>
     <w:p>
@@ -1814,20 +1744,6 @@
       </w:r>
       <w:r>
         <w:rPr>
-          <w:lang w:val="hi_IN" w:bidi="hi_IN"/>
-        </w:rPr>
-        <w:t>הַ⁠עֵ֤ת לָ⁠כֶם֙ אַתֶּ֔ם לָ⁠שֶׁ֖בֶת בְּ⁠בָתֵּי⁠כֶ֣ם סְפוּנִ֑ים וְ⁠הַ⁠בַּ֥יִת הַ⁠זֶּ֖ה חָרֵֽב</w:t>
-      </w:r>
-    </w:p>
-    <w:p>
-      <w:pPr/>
-      <w:r>
-        <w:rPr>
-          <w:lang w:val="hi_IN" w:bidi="hi_IN"/>
-        </w:rPr>
-      </w:r>
-      <w:r>
-        <w:rPr>
           <w:b/>
           <w:lang w:val="hi_IN" w:bidi="hi_IN"/>
         </w:rPr>
@@ -2183,20 +2099,6 @@
       </w:r>
       <w:r>
         <w:rPr>
-          <w:lang w:val="hi_IN" w:bidi="hi_IN"/>
-        </w:rPr>
-        <w:t>וְ⁠עַתָּ֕ה כֹּ֥ה אָמַ֖ר יְהוָ֣ה צְבָא֑וֹת שִׂ֥ימוּ לְבַבְ⁠כֶ֖ם עַל־דַּרְכֵי⁠כֶֽם</w:t>
-      </w:r>
-    </w:p>
-    <w:p>
-      <w:pPr/>
-      <w:r>
-        <w:rPr>
-          <w:lang w:val="hi_IN" w:bidi="hi_IN"/>
-        </w:rPr>
-      </w:r>
-      <w:r>
-        <w:rPr>
           <w:b/>
           <w:lang w:val="hi_IN" w:bidi="hi_IN"/>
         </w:rPr>
@@ -2895,20 +2797,6 @@
       </w:r>
       <w:r>
         <w:rPr>
-          <w:lang w:val="hi_IN" w:bidi="hi_IN"/>
-        </w:rPr>
-        <w:t>לָב֖וֹשׁ וְ⁠אֵין־לְ⁠חֹ֣ם ל֑⁠וֹ</w:t>
-      </w:r>
-    </w:p>
-    <w:p>
-      <w:pPr/>
-      <w:r>
-        <w:rPr>
-          <w:lang w:val="hi_IN" w:bidi="hi_IN"/>
-        </w:rPr>
-      </w:r>
-      <w:r>
-        <w:rPr>
           <w:b/>
           <w:lang w:val="hi_IN" w:bidi="hi_IN"/>
         </w:rPr>
@@ -2992,6 +2880,89 @@
       </w:r>
       <w:r>
         <w:rPr>
+          <w:b/>
+          <w:lang w:val="hi_IN" w:bidi="hi_IN"/>
+        </w:rPr>
+        <w:t>"और जो मजदूरी कमाता है, वह अपनी मजदूरी की कमाई को छेदवाली थैली में रखता है"</w:t>
+      </w:r>
+    </w:p>
+    <w:p>
+      <w:pPr/>
+      <w:r>
+        <w:rPr>
+          <w:lang w:val="hi_IN" w:bidi="hi_IN"/>
+        </w:rPr>
+      </w:r>
+      <w:r>
+        <w:rPr>
+          <w:lang w:val="hi_IN" w:bidi="hi_IN"/>
+        </w:rPr>
+        <w:t>यहोवा कुछ शब्द छोड़ रहे हैं जो कई भाषाओं में एक वाक्य को पूरा करने के लिए आवश्यक होते हैं। यदि यह आपकी भाषा में स्पष्ट होगा, तो आप सन्दर्भ से इन शब्दों की पूर्ति कर सकते हैं। वैकल्पिक अनुवाद: "और मज़दूरी कमाने वाला मज़दूरी कमाता है, पर केवल उसे एक छिद्रित थैली में डालने के लिए।"</w:t>
+      </w:r>
+    </w:p>
+    <w:p>
+      <w:pPr/>
+      <w:r>
+        <w:rPr>
+          <w:lang w:val="hi_IN" w:bidi="hi_IN"/>
+        </w:rPr>
+      </w:r>
+      <w:r>
+        <w:rPr>
+          <w:lang w:val="hi_IN" w:bidi="hi_IN"/>
+        </w:rPr>
+        <w:t xml:space="preserve">देखें: </w:t>
+      </w:r>
+      <w:r>
+        <w:rPr>
+          <w:lang w:val="hi_IN" w:bidi="hi_IN"/>
+        </w:rPr>
+        <w:t>पदलोप</w:t>
+      </w:r>
+      <w:r>
+        <w:rPr>
+          <w:lang w:val="hi_IN" w:bidi="hi_IN"/>
+        </w:rPr>
+      </w:r>
+      <w:r>
+        <w:rPr>
+          <w:lang w:val="hi_IN" w:bidi="hi_IN"/>
+        </w:rPr>
+      </w:r>
+    </w:p>
+    <w:p>
+      <w:pPr/>
+      <w:r>
+        <w:rPr>
+          <w:lang w:val="hi_IN" w:bidi="hi_IN"/>
+        </w:rPr>
+      </w:r>
+    </w:p>
+    <w:p>
+      <w:pPr>
+        <w:pStyle w:val="Heading2"/>
+      </w:pPr>
+      <w:r>
+        <w:rPr>
+          <w:lang w:val="hi_IN" w:bidi="hi_IN"/>
+        </w:rPr>
+        <w:t>हाग्गै 1:6 (#5)</w:t>
+      </w:r>
+      <w:r>
+        <w:rPr>
+          <w:lang w:val="hi_IN" w:bidi="hi_IN"/>
+        </w:rPr>
+      </w:r>
+    </w:p>
+    <w:p>
+      <w:pPr/>
+      <w:r>
+        <w:rPr>
+          <w:lang w:val="hi_IN" w:bidi="hi_IN"/>
+        </w:rPr>
+      </w:r>
+      <w:r>
+        <w:rPr>
           <w:lang w:val="hi_IN" w:bidi="hi_IN"/>
         </w:rPr>
         <w:t>וְ⁠הַ֨⁠מִּשְׂתַּכֵּ֔ר מִשְׂתַּכֵּ֖ר אֶל־צְר֥וֹר נָקֽוּב</w:t>
@@ -3023,7 +2994,33 @@
         <w:rPr>
           <w:lang w:val="hi_IN" w:bidi="hi_IN"/>
         </w:rPr>
-        <w:t>यहोवा कुछ शब्द छोड़ रहे हैं जो कई भाषाओं में एक वाक्य को पूरा करने के लिए आवश्यक होते हैं। यदि यह आपकी भाषा में स्पष्ट होगा, तो आप सन्दर्भ से इन शब्दों की पूर्ति कर सकते हैं। वैकल्पिक अनुवाद: "और मज़दूरी कमाने वाला मज़दूरी कमाता है, पर केवल उसे एक छिद्रित थैली में डालने के लिए।"</w:t>
+        <w:t xml:space="preserve">यहोवा ऐसे बोल रहे हैं जैसे बँधुआई से लौटे हुए लोग सचमुच अपनी </w:t>
+      </w:r>
+      <w:r>
+        <w:rPr>
+          <w:b/>
+          <w:lang w:val="hi_IN" w:bidi="hi_IN"/>
+        </w:rPr>
+        <w:t>मज़दूरी</w:t>
+      </w:r>
+      <w:r>
+        <w:rPr>
+          <w:lang w:val="hi_IN" w:bidi="hi_IN"/>
+        </w:rPr>
+        <w:t xml:space="preserve"> को एक </w:t>
+      </w:r>
+      <w:r>
+        <w:rPr>
+          <w:b/>
+          <w:lang w:val="hi_IN" w:bidi="hi_IN"/>
+        </w:rPr>
+        <w:t>छेदवाली थैली</w:t>
+      </w:r>
+      <w:r>
+        <w:rPr>
+          <w:lang w:val="hi_IN" w:bidi="hi_IN"/>
+        </w:rPr>
+        <w:t xml:space="preserve"> में डाल रहे हों। यह छवि यह सुझाव देती है कि जब उनके खर्चे होते हैं, तो उनके पास उन्हें पूरा करने के लिए रुपये-पैसे उपलब्ध नहीं होते। यदि यह आपकी भाषा में अधिक स्पष्ट होगा, तो आप अर्थ को सीधे तौर पर कह सकते हैं। वैकल्पिक अनुवाद: “और जो रुपये-पैसे तुम कमाते हो, वे जल्दी खत्म हो जाते हैं”</w:t>
       </w:r>
     </w:p>
     <w:p>
@@ -3043,7 +3040,7 @@
         <w:rPr>
           <w:lang w:val="hi_IN" w:bidi="hi_IN"/>
         </w:rPr>
-        <w:t>पदलोप</w:t>
+        <w:t>रूपक</w:t>
       </w:r>
       <w:r>
         <w:rPr>
@@ -3072,81 +3069,55 @@
         <w:rPr>
           <w:lang w:val="hi_IN" w:bidi="hi_IN"/>
         </w:rPr>
-        <w:t>हाग्गै 1:6 (#5)</w:t>
-      </w:r>
-      <w:r>
-        <w:rPr>
-          <w:lang w:val="hi_IN" w:bidi="hi_IN"/>
-        </w:rPr>
-      </w:r>
-    </w:p>
-    <w:p>
-      <w:pPr/>
-      <w:r>
-        <w:rPr>
-          <w:lang w:val="hi_IN" w:bidi="hi_IN"/>
-        </w:rPr>
-      </w:r>
-      <w:r>
-        <w:rPr>
-          <w:lang w:val="hi_IN" w:bidi="hi_IN"/>
-        </w:rPr>
-        <w:t>וְ⁠הַ֨⁠מִּשְׂתַּכֵּ֔ר מִשְׂתַּכֵּ֖ר אֶל־צְר֥וֹר נָקֽוּב</w:t>
-      </w:r>
-    </w:p>
-    <w:p>
-      <w:pPr/>
-      <w:r>
-        <w:rPr>
-          <w:lang w:val="hi_IN" w:bidi="hi_IN"/>
-        </w:rPr>
-      </w:r>
-      <w:r>
-        <w:rPr>
-          <w:b/>
-          <w:lang w:val="hi_IN" w:bidi="hi_IN"/>
-        </w:rPr>
-        <w:t>"और जो मजदूरी कमाता है, वह अपनी मजदूरी की कमाई को छेदवाली थैली में रखता है"</w:t>
-      </w:r>
-    </w:p>
-    <w:p>
-      <w:pPr/>
-      <w:r>
-        <w:rPr>
-          <w:lang w:val="hi_IN" w:bidi="hi_IN"/>
-        </w:rPr>
-      </w:r>
-      <w:r>
-        <w:rPr>
-          <w:lang w:val="hi_IN" w:bidi="hi_IN"/>
-        </w:rPr>
-        <w:t xml:space="preserve">यहोवा ऐसे बोल रहे हैं जैसे बँधुआई से लौटे हुए लोग सचमुच अपनी </w:t>
-      </w:r>
-      <w:r>
-        <w:rPr>
-          <w:b/>
-          <w:lang w:val="hi_IN" w:bidi="hi_IN"/>
-        </w:rPr>
-        <w:t>मज़दूरी</w:t>
-      </w:r>
-      <w:r>
-        <w:rPr>
-          <w:lang w:val="hi_IN" w:bidi="hi_IN"/>
-        </w:rPr>
-        <w:t xml:space="preserve"> को एक </w:t>
-      </w:r>
-      <w:r>
-        <w:rPr>
-          <w:b/>
-          <w:lang w:val="hi_IN" w:bidi="hi_IN"/>
-        </w:rPr>
-        <w:t>छेदवाली थैली</w:t>
-      </w:r>
-      <w:r>
-        <w:rPr>
-          <w:lang w:val="hi_IN" w:bidi="hi_IN"/>
-        </w:rPr>
-        <w:t xml:space="preserve"> में डाल रहे हों। यह छवि यह सुझाव देती है कि जब उनके खर्चे होते हैं, तो उनके पास उन्हें पूरा करने के लिए रुपये-पैसे उपलब्ध नहीं होते। यदि यह आपकी भाषा में अधिक स्पष्ट होगा, तो आप अर्थ को सीधे तौर पर कह सकते हैं। वैकल्पिक अनुवाद: “और जो रुपये-पैसे तुम कमाते हो, वे जल्दी खत्म हो जाते हैं”</w:t>
+        <w:t>हाग्गै 1:6 (#6)</w:t>
+      </w:r>
+      <w:r>
+        <w:rPr>
+          <w:lang w:val="hi_IN" w:bidi="hi_IN"/>
+        </w:rPr>
+      </w:r>
+    </w:p>
+    <w:p>
+      <w:pPr/>
+      <w:r>
+        <w:rPr>
+          <w:lang w:val="hi_IN" w:bidi="hi_IN"/>
+        </w:rPr>
+      </w:r>
+      <w:r>
+        <w:rPr>
+          <w:lang w:val="hi_IN" w:bidi="hi_IN"/>
+        </w:rPr>
+        <w:t>צְר֥וֹר נָקֽוּב</w:t>
+      </w:r>
+    </w:p>
+    <w:p>
+      <w:pPr/>
+      <w:r>
+        <w:rPr>
+          <w:lang w:val="hi_IN" w:bidi="hi_IN"/>
+        </w:rPr>
+      </w:r>
+      <w:r>
+        <w:rPr>
+          <w:b/>
+          <w:lang w:val="hi_IN" w:bidi="hi_IN"/>
+        </w:rPr>
+        <w:t>"छेदवाली थैली"</w:t>
+      </w:r>
+    </w:p>
+    <w:p>
+      <w:pPr/>
+      <w:r>
+        <w:rPr>
+          <w:lang w:val="hi_IN" w:bidi="hi_IN"/>
+        </w:rPr>
+      </w:r>
+      <w:r>
+        <w:rPr>
+          <w:lang w:val="hi_IN" w:bidi="hi_IN"/>
+        </w:rPr>
+        <w:t>यदि आपकी भाषा इस निष्क्रिय रूप का उपयोग नहीं करती है, तो आप इस विचार को सक्रिय रूप में या अपनी भाषा में किसी अन्य तरीके से व्यक्त कर सकते हैं जो स्वाभाविक है। वैकल्पिक अनुवाद: "एक थैली जिसमें किसी ने छेद कर दिया है" या "एक थैली जिसमें छेद है"</w:t>
       </w:r>
     </w:p>
     <w:p>
@@ -3166,7 +3137,7 @@
         <w:rPr>
           <w:lang w:val="hi_IN" w:bidi="hi_IN"/>
         </w:rPr>
-        <w:t>रूपक</w:t>
+        <w:t>सक्रिय या निष्क्रिय</w:t>
       </w:r>
       <w:r>
         <w:rPr>
@@ -3195,55 +3166,93 @@
         <w:rPr>
           <w:lang w:val="hi_IN" w:bidi="hi_IN"/>
         </w:rPr>
-        <w:t>हाग्गै 1:6 (#6)</w:t>
-      </w:r>
-      <w:r>
-        <w:rPr>
-          <w:lang w:val="hi_IN" w:bidi="hi_IN"/>
-        </w:rPr>
-      </w:r>
-    </w:p>
-    <w:p>
-      <w:pPr/>
-      <w:r>
-        <w:rPr>
-          <w:lang w:val="hi_IN" w:bidi="hi_IN"/>
-        </w:rPr>
-      </w:r>
-      <w:r>
-        <w:rPr>
-          <w:lang w:val="hi_IN" w:bidi="hi_IN"/>
-        </w:rPr>
-        <w:t>צְר֥וֹר נָקֽוּב</w:t>
-      </w:r>
-    </w:p>
-    <w:p>
-      <w:pPr/>
-      <w:r>
-        <w:rPr>
-          <w:lang w:val="hi_IN" w:bidi="hi_IN"/>
-        </w:rPr>
-      </w:r>
-      <w:r>
-        <w:rPr>
-          <w:b/>
-          <w:lang w:val="hi_IN" w:bidi="hi_IN"/>
-        </w:rPr>
-        <w:t>"छेदवाली थैली"</w:t>
-      </w:r>
-    </w:p>
-    <w:p>
-      <w:pPr/>
-      <w:r>
-        <w:rPr>
-          <w:lang w:val="hi_IN" w:bidi="hi_IN"/>
-        </w:rPr>
-      </w:r>
-      <w:r>
-        <w:rPr>
-          <w:lang w:val="hi_IN" w:bidi="hi_IN"/>
-        </w:rPr>
-        <w:t>यदि आपकी भाषा इस निष्क्रिय रूप का उपयोग नहीं करती है, तो आप इस विचार को सक्रिय रूप में या अपनी भाषा में किसी अन्य तरीके से व्यक्त कर सकते हैं जो स्वाभाविक है। वैकल्पिक अनुवाद: "एक थैली जिसमें किसी ने छेद कर दिया है" या "एक थैली जिसमें छेद है"</w:t>
+        <w:t>हाग्गै 1:7 (#1)</w:t>
+      </w:r>
+      <w:r>
+        <w:rPr>
+          <w:lang w:val="hi_IN" w:bidi="hi_IN"/>
+        </w:rPr>
+      </w:r>
+    </w:p>
+    <w:p>
+      <w:pPr/>
+      <w:r>
+        <w:rPr>
+          <w:lang w:val="hi_IN" w:bidi="hi_IN"/>
+        </w:rPr>
+      </w:r>
+      <w:r>
+        <w:rPr>
+          <w:b/>
+          <w:lang w:val="hi_IN" w:bidi="hi_IN"/>
+        </w:rPr>
+        <w:t>"सेनाओं का यहोवा तुम से यह कहता है, अपने-अपने चाल चलन पर सोचो"</w:t>
+      </w:r>
+    </w:p>
+    <w:p>
+      <w:pPr/>
+      <w:r>
+        <w:rPr>
+          <w:lang w:val="hi_IN" w:bidi="hi_IN"/>
+        </w:rPr>
+      </w:r>
+      <w:r>
+        <w:rPr>
+          <w:lang w:val="hi_IN" w:bidi="hi_IN"/>
+        </w:rPr>
+        <w:t xml:space="preserve">मूल भाषा में यहाँ </w:t>
+      </w:r>
+      <w:r>
+        <w:rPr>
+          <w:b/>
+          <w:lang w:val="hi_IN" w:bidi="hi_IN"/>
+        </w:rPr>
+        <w:t>हृदय</w:t>
+      </w:r>
+      <w:r>
+        <w:rPr>
+          <w:lang w:val="hi_IN" w:bidi="hi_IN"/>
+        </w:rPr>
+        <w:t xml:space="preserve"> और </w:t>
+      </w:r>
+      <w:r>
+        <w:rPr>
+          <w:b/>
+          <w:lang w:val="hi_IN" w:bidi="hi_IN"/>
+        </w:rPr>
+        <w:t>मार्गों</w:t>
+      </w:r>
+      <w:r>
+        <w:rPr>
+          <w:lang w:val="hi_IN" w:bidi="hi_IN"/>
+        </w:rPr>
+        <w:t xml:space="preserve"> शब्द का उपयोग हुआ है, जबकि हिंदी अनुवाद में </w:t>
+      </w:r>
+      <w:r>
+        <w:rPr>
+          <w:b/>
+          <w:lang w:val="hi_IN" w:bidi="hi_IN"/>
+        </w:rPr>
+        <w:t>चाल-चलन</w:t>
+      </w:r>
+      <w:r>
+        <w:rPr>
+          <w:lang w:val="hi_IN" w:bidi="hi_IN"/>
+        </w:rPr>
+        <w:t xml:space="preserve"> और </w:t>
+      </w:r>
+      <w:r>
+        <w:rPr>
+          <w:b/>
+          <w:lang w:val="hi_IN" w:bidi="hi_IN"/>
+        </w:rPr>
+        <w:t xml:space="preserve">सोचों </w:t>
+      </w:r>
+      <w:r>
+        <w:rPr>
+          <w:lang w:val="hi_IN" w:bidi="hi_IN"/>
+        </w:rPr>
+        <w:t>शब्द का उपयोग हुआ है, दोनों ही समान अर्थ को संदर्भित करते हैं। यदि यह आपकी भाषा में अधिक स्पष्ट होगा, तो आप इसका अनुवाद कर सकते हैं ताकि उद्धरण के भीतर उद्धरण न हो। वैकल्पिक अनुवाद: "सेनाओं के यहोवा कह रहे हैं कि तुम अपने मार्गों पर ध्यान दो।"</w:t>
       </w:r>
     </w:p>
     <w:p>
@@ -3263,7 +3272,7 @@
         <w:rPr>
           <w:lang w:val="hi_IN" w:bidi="hi_IN"/>
         </w:rPr>
-        <w:t>सक्रिय या निष्क्रिय</w:t>
+        <w:t>उद्धरणों के अन्दर उद्धरण</w:t>
       </w:r>
       <w:r>
         <w:rPr>
@@ -3292,175 +3301,12 @@
         <w:rPr>
           <w:lang w:val="hi_IN" w:bidi="hi_IN"/>
         </w:rPr>
-        <w:t>हाग्गै 1:7 (#1)</w:t>
-      </w:r>
-      <w:r>
-        <w:rPr>
-          <w:lang w:val="hi_IN" w:bidi="hi_IN"/>
-        </w:rPr>
-      </w:r>
-    </w:p>
-    <w:p>
-      <w:pPr/>
-      <w:r>
-        <w:rPr>
-          <w:lang w:val="hi_IN" w:bidi="hi_IN"/>
-        </w:rPr>
-      </w:r>
-      <w:r>
-        <w:rPr>
-          <w:lang w:val="hi_IN" w:bidi="hi_IN"/>
-        </w:rPr>
-        <w:t>כֹּ֥ה אָמַ֖ר יְהוָ֣ה צְבָא֑וֹת שִׂ֥ימוּ לְבַבְ⁠כֶ֖ם עַל־דַּרְכֵי⁠כֶֽם</w:t>
-      </w:r>
-    </w:p>
-    <w:p>
-      <w:pPr/>
-      <w:r>
-        <w:rPr>
-          <w:lang w:val="hi_IN" w:bidi="hi_IN"/>
-        </w:rPr>
-      </w:r>
-      <w:r>
-        <w:rPr>
-          <w:b/>
-          <w:lang w:val="hi_IN" w:bidi="hi_IN"/>
-        </w:rPr>
-        <w:t>"सेनाओं का यहोवा तुम से यह कहता है, अपने-अपने चाल चलन पर सोचो"</w:t>
-      </w:r>
-    </w:p>
-    <w:p>
-      <w:pPr/>
-      <w:r>
-        <w:rPr>
-          <w:lang w:val="hi_IN" w:bidi="hi_IN"/>
-        </w:rPr>
-      </w:r>
-      <w:r>
-        <w:rPr>
-          <w:lang w:val="hi_IN" w:bidi="hi_IN"/>
-        </w:rPr>
-        <w:t xml:space="preserve">मूल भाषा में यहाँ </w:t>
-      </w:r>
-      <w:r>
-        <w:rPr>
-          <w:b/>
-          <w:lang w:val="hi_IN" w:bidi="hi_IN"/>
-        </w:rPr>
-        <w:t>हृदय</w:t>
-      </w:r>
-      <w:r>
-        <w:rPr>
-          <w:lang w:val="hi_IN" w:bidi="hi_IN"/>
-        </w:rPr>
-        <w:t xml:space="preserve"> और </w:t>
-      </w:r>
-      <w:r>
-        <w:rPr>
-          <w:b/>
-          <w:lang w:val="hi_IN" w:bidi="hi_IN"/>
-        </w:rPr>
-        <w:t>मार्गों</w:t>
-      </w:r>
-      <w:r>
-        <w:rPr>
-          <w:lang w:val="hi_IN" w:bidi="hi_IN"/>
-        </w:rPr>
-        <w:t xml:space="preserve"> शब्द का उपयोग हुआ है, जबकि हिंदी अनुवाद में </w:t>
-      </w:r>
-      <w:r>
-        <w:rPr>
-          <w:b/>
-          <w:lang w:val="hi_IN" w:bidi="hi_IN"/>
-        </w:rPr>
-        <w:t>चाल-चलन</w:t>
-      </w:r>
-      <w:r>
-        <w:rPr>
-          <w:lang w:val="hi_IN" w:bidi="hi_IN"/>
-        </w:rPr>
-        <w:t xml:space="preserve"> और </w:t>
-      </w:r>
-      <w:r>
-        <w:rPr>
-          <w:b/>
-          <w:lang w:val="hi_IN" w:bidi="hi_IN"/>
-        </w:rPr>
-        <w:t xml:space="preserve">सोचों </w:t>
-      </w:r>
-      <w:r>
-        <w:rPr>
-          <w:lang w:val="hi_IN" w:bidi="hi_IN"/>
-        </w:rPr>
-        <w:t>शब्द का उपयोग हुआ है, दोनों ही समान अर्थ को संदर्भित करते हैं। यदि यह आपकी भाषा में अधिक स्पष्ट होगा, तो आप इसका अनुवाद कर सकते हैं ताकि उद्धरण के भीतर उद्धरण न हो। वैकल्पिक अनुवाद: "सेनाओं के यहोवा कह रहे हैं कि तुम अपने मार्गों पर ध्यान दो।"</w:t>
-      </w:r>
-    </w:p>
-    <w:p>
-      <w:pPr/>
-      <w:r>
-        <w:rPr>
-          <w:lang w:val="hi_IN" w:bidi="hi_IN"/>
-        </w:rPr>
-      </w:r>
-      <w:r>
-        <w:rPr>
-          <w:lang w:val="hi_IN" w:bidi="hi_IN"/>
-        </w:rPr>
-        <w:t xml:space="preserve">देखें: </w:t>
-      </w:r>
-      <w:r>
-        <w:rPr>
-          <w:lang w:val="hi_IN" w:bidi="hi_IN"/>
-        </w:rPr>
-        <w:t>उद्धरणों के अन्दर उद्धरण</w:t>
-      </w:r>
-      <w:r>
-        <w:rPr>
-          <w:lang w:val="hi_IN" w:bidi="hi_IN"/>
-        </w:rPr>
-      </w:r>
-      <w:r>
-        <w:rPr>
-          <w:lang w:val="hi_IN" w:bidi="hi_IN"/>
-        </w:rPr>
-      </w:r>
-    </w:p>
-    <w:p>
-      <w:pPr/>
-      <w:r>
-        <w:rPr>
-          <w:lang w:val="hi_IN" w:bidi="hi_IN"/>
-        </w:rPr>
-      </w:r>
-    </w:p>
-    <w:p>
-      <w:pPr>
-        <w:pStyle w:val="Heading2"/>
-      </w:pPr>
-      <w:r>
-        <w:rPr>
-          <w:lang w:val="hi_IN" w:bidi="hi_IN"/>
-        </w:rPr>
         <w:t>हाग्गै 1:7 (#2)</w:t>
       </w:r>
       <w:r>
         <w:rPr>
           <w:lang w:val="hi_IN" w:bidi="hi_IN"/>
         </w:rPr>
-      </w:r>
-    </w:p>
-    <w:p>
-      <w:pPr/>
-      <w:r>
-        <w:rPr>
-          <w:lang w:val="hi_IN" w:bidi="hi_IN"/>
-        </w:rPr>
-      </w:r>
-      <w:r>
-        <w:rPr>
-          <w:lang w:val="hi_IN" w:bidi="hi_IN"/>
-        </w:rPr>
-        <w:t>שִׂ֥ימוּ לְבַבְ⁠כֶ֖ם עַל־דַּרְכֵי⁠כֶֽם</w:t>
       </w:r>
     </w:p>
     <w:p>
@@ -3573,20 +3419,6 @@
       </w:r>
       <w:r>
         <w:rPr>
-          <w:lang w:val="hi_IN" w:bidi="hi_IN"/>
-        </w:rPr>
-        <w:t>עֲל֥וּ הָ⁠הָ֛ר וַ⁠הֲבֵאתֶ֥ם עֵ֖ץ וּ⁠בְנ֣וּ הַ⁠בָּ֑יִת וְ⁠אֶרְצֶה־בּ֥⁠וֹ ו⁠אכבד אָמַ֥ר יְהוָֽה</w:t>
-      </w:r>
-    </w:p>
-    <w:p>
-      <w:pPr/>
-      <w:r>
-        <w:rPr>
-          <w:lang w:val="hi_IN" w:bidi="hi_IN"/>
-        </w:rPr>
-      </w:r>
-      <w:r>
-        <w:rPr>
           <w:b/>
           <w:lang w:val="hi_IN" w:bidi="hi_IN"/>
         </w:rPr>
@@ -3877,20 +3709,6 @@
       </w:r>
       <w:r>
         <w:rPr>
-          <w:lang w:val="hi_IN" w:bidi="hi_IN"/>
-        </w:rPr>
-        <w:t>פָּנֹ֤ה אֶל־הַרְבֵּה֙ וְ⁠הִנֵּ֣ה לִ⁠מְעָ֔ט וַ⁠הֲבֵאתֶ֥ם הַ⁠בַּ֖יִת וְ⁠נָפַ֣חְתִּי ב֑⁠וֹ יַ֣עַן מֶ֗ה נְאֻם֙ יְהוָ֣ה צְבָא֔וֹת יַ֗עַן בֵּיתִ⁠י֙ אֲשֶׁר־ה֣וּא חָרֵ֔ב וְ⁠אַתֶּ֥ם רָצִ֖ים אִ֥ישׁ לְ⁠בֵיתֽ⁠וֹ</w:t>
-      </w:r>
-    </w:p>
-    <w:p>
-      <w:pPr/>
-      <w:r>
-        <w:rPr>
-          <w:lang w:val="hi_IN" w:bidi="hi_IN"/>
-        </w:rPr>
-      </w:r>
-      <w:r>
-        <w:rPr>
           <w:b/>
           <w:lang w:val="hi_IN" w:bidi="hi_IN"/>
         </w:rPr>
@@ -4769,20 +4587,6 @@
       </w:r>
       <w:r>
         <w:rPr>
-          <w:lang w:val="hi_IN" w:bidi="hi_IN"/>
-        </w:rPr>
-        <w:t>כָּלְא֥וּ שָמַ֖יִם מִ⁠טָּ֑ל וְ⁠הָ⁠אָ֖רֶץ כָּלְאָ֥ה יְבוּלָֽ⁠הּ</w:t>
-      </w:r>
-    </w:p>
-    <w:p>
-      <w:pPr/>
-      <w:r>
-        <w:rPr>
-          <w:lang w:val="hi_IN" w:bidi="hi_IN"/>
-        </w:rPr>
-      </w:r>
-      <w:r>
-        <w:rPr>
           <w:b/>
           <w:lang w:val="hi_IN" w:bidi="hi_IN"/>
         </w:rPr>
@@ -5054,20 +4858,6 @@
       </w:r>
       <w:r>
         <w:rPr>
-          <w:lang w:val="hi_IN" w:bidi="hi_IN"/>
-        </w:rPr>
-        <w:t>עַל־הָ⁠אָ֣רֶץ וְ⁠עַל־הֶ⁠הָרִ֗ים וְ⁠עַל־הַ⁠דָּגָן֙ וְ⁠עַל־הַ⁠תִּיר֣וֹשׁ וְ⁠עַל־הַ⁠יִּצְהָ֔ר וְ⁠עַ֛ל אֲשֶׁ֥ר תּוֹצִ֖יא הָ⁠אֲדָמָ֑ה וְ⁠עַל־הָֽ⁠אָדָם֙ וְ⁠עַל־הַ⁠בְּהֵמָ֔ה וְ⁠עַ֖ל כָּל־יְגִ֥יעַ כַּפָּֽיִם</w:t>
-      </w:r>
-    </w:p>
-    <w:p>
-      <w:pPr/>
-      <w:r>
-        <w:rPr>
-          <w:lang w:val="hi_IN" w:bidi="hi_IN"/>
-        </w:rPr>
-      </w:r>
-      <w:r>
-        <w:rPr>
           <w:b/>
           <w:lang w:val="hi_IN" w:bidi="hi_IN"/>
         </w:rPr>
@@ -5203,20 +4993,6 @@
       </w:r>
       <w:r>
         <w:rPr>
-          <w:lang w:val="hi_IN" w:bidi="hi_IN"/>
-        </w:rPr>
-        <w:t>וָ⁠אֶקְרָ֨א חֹ֜רֶב עַל־הָ⁠אָ֣רֶץ וְ⁠עַל־הֶ⁠הָרִ֗ים וְ⁠עַל־הַ⁠דָּגָן֙ וְ⁠עַל־הַ⁠תִּיר֣וֹשׁ וְ⁠עַל־הַ⁠יִּצְהָ֔ר וְ⁠עַ֛ל אֲשֶׁ֥ר תּוֹצִ֖יא הָ⁠אֲדָמָ֑ה וְ⁠עַל־הָֽ⁠אָדָם֙ וְ⁠עַל־הַ⁠בְּהֵמָ֔ה וְ⁠עַ֖ל כָּל־יְגִ֥יעַ כַּפָּֽיִם</w:t>
-      </w:r>
-    </w:p>
-    <w:p>
-      <w:pPr/>
-      <w:r>
-        <w:rPr>
-          <w:lang w:val="hi_IN" w:bidi="hi_IN"/>
-        </w:rPr>
-      </w:r>
-      <w:r>
-        <w:rPr>
           <w:b/>
           <w:lang w:val="hi_IN" w:bidi="hi_IN"/>
         </w:rPr>
@@ -5436,20 +5212,6 @@
       </w:r>
       <w:r>
         <w:rPr>
-          <w:lang w:val="hi_IN" w:bidi="hi_IN"/>
-        </w:rPr>
-        <w:t>וְ⁠עַל־הַ⁠דָּגָן֙ וְ⁠עַל־הַ⁠תִּיר֣וֹשׁ וְ⁠עַל־הַ⁠יִּצְהָ֔ר</w:t>
-      </w:r>
-    </w:p>
-    <w:p>
-      <w:pPr/>
-      <w:r>
-        <w:rPr>
-          <w:lang w:val="hi_IN" w:bidi="hi_IN"/>
-        </w:rPr>
-      </w:r>
-      <w:r>
-        <w:rPr>
           <w:b/>
           <w:lang w:val="hi_IN" w:bidi="hi_IN"/>
         </w:rPr>
@@ -5954,20 +5716,6 @@
       </w:r>
       <w:r>
         <w:rPr>
-          <w:lang w:val="hi_IN" w:bidi="hi_IN"/>
-        </w:rPr>
-        <w:t>וַ⁠יִּשְׁמַ֣ע &amp; בְּ⁠קוֹל֙ יְהוָ֣ה אֱלֹֽהֵי⁠הֶ֔ם וְ⁠עַל־דִּבְרֵי֙ חַגַּ֣י הַ⁠נָּבִ֔יא</w:t>
-      </w:r>
-    </w:p>
-    <w:p>
-      <w:pPr/>
-      <w:r>
-        <w:rPr>
-          <w:lang w:val="hi_IN" w:bidi="hi_IN"/>
-        </w:rPr>
-      </w:r>
-      <w:r>
-        <w:rPr>
           <w:b/>
           <w:lang w:val="hi_IN" w:bidi="hi_IN"/>
         </w:rPr>
@@ -6090,20 +5838,6 @@
       </w:r>
       <w:r>
         <w:rPr>
-          <w:lang w:val="hi_IN" w:bidi="hi_IN"/>
-        </w:rPr>
-        <w:t>בְּ⁠קוֹל֙ יְהוָ֣ה אֱלֹֽהֵי⁠הֶ֔ם וְ⁠עַל־דִּבְרֵי֙ חַגַּ֣י הַ⁠נָּבִ֔יא</w:t>
-      </w:r>
-    </w:p>
-    <w:p>
-      <w:pPr/>
-      <w:r>
-        <w:rPr>
-          <w:lang w:val="hi_IN" w:bidi="hi_IN"/>
-        </w:rPr>
-      </w:r>
-      <w:r>
-        <w:rPr>
           <w:b/>
           <w:lang w:val="hi_IN" w:bidi="hi_IN"/>
         </w:rPr>
@@ -6200,20 +5934,6 @@
       </w:r>
       <w:r>
         <w:rPr>
-          <w:lang w:val="hi_IN" w:bidi="hi_IN"/>
-        </w:rPr>
-        <w:t>וַ⁠יִּֽירְא֥וּ הָ⁠עָ֖ם מִ⁠פְּנֵ֥י יְהוָֽה</w:t>
-      </w:r>
-    </w:p>
-    <w:p>
-      <w:pPr/>
-      <w:r>
-        <w:rPr>
-          <w:lang w:val="hi_IN" w:bidi="hi_IN"/>
-        </w:rPr>
-      </w:r>
-      <w:r>
-        <w:rPr>
           <w:b/>
           <w:lang w:val="hi_IN" w:bidi="hi_IN"/>
         </w:rPr>
@@ -6336,20 +6056,6 @@
       </w:r>
       <w:r>
         <w:rPr>
-          <w:lang w:val="hi_IN" w:bidi="hi_IN"/>
-        </w:rPr>
-        <w:t>אֲנִ֥י אִתְּ⁠כֶ֖ם נְאֻם־יְהוָֽה</w:t>
-      </w:r>
-    </w:p>
-    <w:p>
-      <w:pPr/>
-      <w:r>
-        <w:rPr>
-          <w:lang w:val="hi_IN" w:bidi="hi_IN"/>
-        </w:rPr>
-      </w:r>
-      <w:r>
-        <w:rPr>
           <w:b/>
           <w:lang w:val="hi_IN" w:bidi="hi_IN"/>
         </w:rPr>
@@ -6433,20 +6139,6 @@
       </w:r>
       <w:r>
         <w:rPr>
-          <w:lang w:val="hi_IN" w:bidi="hi_IN"/>
-        </w:rPr>
-        <w:t>וַ⁠יָּ֣עַר יְהוָ֡ה אֶת־רוּחַ֩ זְרֻבָּבֶ֨ל בֶּן־שַׁלְתִּיאֵ֜ל פַּחַ֣ת יְהוּדָ֗ה וְ⁠אֶת־ר֨וּחַ֙ יְהוֹשֻׁ֤עַ בֶּן־יְהוֹצָדָק֙ הַ⁠כֹּהֵ֣ן הַ⁠גָּד֔וֹל וְֽ⁠אֶת־ר֔וּחַ כֹּ֖ל שְׁאֵרִ֣ית הָ⁠עָ֑ם</w:t>
-      </w:r>
-    </w:p>
-    <w:p>
-      <w:pPr/>
-      <w:r>
-        <w:rPr>
-          <w:lang w:val="hi_IN" w:bidi="hi_IN"/>
-        </w:rPr>
-      </w:r>
-      <w:r>
-        <w:rPr>
           <w:b/>
           <w:lang w:val="hi_IN" w:bidi="hi_IN"/>
         </w:rPr>
@@ -6569,20 +6261,6 @@
       </w:r>
       <w:r>
         <w:rPr>
-          <w:lang w:val="hi_IN" w:bidi="hi_IN"/>
-        </w:rPr>
-        <w:t>וַ⁠יָּ֣עַר יְהוָ֡ה אֶת־רוּחַ֩ זְרֻבָּבֶ֨ל בֶּן־שַׁלְתִּיאֵ֜ל פַּחַ֣ת יְהוּדָ֗ה וְ⁠אֶת־ר֨וּחַ֙ יְהוֹשֻׁ֤עַ בֶּן־יְהוֹצָדָק֙ הַ⁠כֹּהֵ֣ן הַ⁠גָּד֔וֹל וְֽ⁠אֶת־ר֔וּחַ כֹּ֖ל שְׁאֵרִ֣ית הָ⁠עָ֑ם</w:t>
-      </w:r>
-    </w:p>
-    <w:p>
-      <w:pPr/>
-      <w:r>
-        <w:rPr>
-          <w:lang w:val="hi_IN" w:bidi="hi_IN"/>
-        </w:rPr>
-      </w:r>
-      <w:r>
-        <w:rPr>
           <w:b/>
           <w:lang w:val="hi_IN" w:bidi="hi_IN"/>
         </w:rPr>
@@ -6681,20 +6359,6 @@
         <w:rPr>
           <w:lang w:val="hi_IN" w:bidi="hi_IN"/>
         </w:rPr>
-      </w:r>
-    </w:p>
-    <w:p>
-      <w:pPr/>
-      <w:r>
-        <w:rPr>
-          <w:lang w:val="hi_IN" w:bidi="hi_IN"/>
-        </w:rPr>
-      </w:r>
-      <w:r>
-        <w:rPr>
-          <w:lang w:val="hi_IN" w:bidi="hi_IN"/>
-        </w:rPr>
-        <w:t>בְּ⁠י֨וֹם עֶשְׂרִ֧ים וְ⁠אַרְבָּעָ֛ה לַ⁠חֹ֖דֶשׁ בַּ⁠שִּׁשִּׁ֑י</w:t>
       </w:r>
     </w:p>
     <w:p>
@@ -6820,20 +6484,6 @@
       </w:r>
       <w:r>
         <w:rPr>
-          <w:lang w:val="hi_IN" w:bidi="hi_IN"/>
-        </w:rPr>
-        <w:t>בְּ⁠י֨וֹם עֶשְׂרִ֧ים וְ⁠אַרְבָּעָ֛ה לַ⁠חֹ֖דֶשׁ בַּ⁠שִּׁשִּׁ֑י בִּ⁠שְׁנַ֥ת שְׁתַּ֖יִם</w:t>
-      </w:r>
-    </w:p>
-    <w:p>
-      <w:pPr/>
-      <w:r>
-        <w:rPr>
-          <w:lang w:val="hi_IN" w:bidi="hi_IN"/>
-        </w:rPr>
-      </w:r>
-      <w:r>
-        <w:rPr>
           <w:b/>
           <w:lang w:val="hi_IN" w:bidi="hi_IN"/>
         </w:rPr>
@@ -7039,20 +6689,6 @@
       </w:r>
       <w:r>
         <w:rPr>
-          <w:lang w:val="hi_IN" w:bidi="hi_IN"/>
-        </w:rPr>
-        <w:t>בַּ⁠שְּׁבִיעִ֕י בְּ⁠עֶשְׂרִ֥ים וְ⁠אֶחָ֖ד לַ⁠חֹ֑דֶשׁ</w:t>
-      </w:r>
-    </w:p>
-    <w:p>
-      <w:pPr/>
-      <w:r>
-        <w:rPr>
-          <w:lang w:val="hi_IN" w:bidi="hi_IN"/>
-        </w:rPr>
-      </w:r>
-      <w:r>
-        <w:rPr>
           <w:b/>
           <w:lang w:val="hi_IN" w:bidi="hi_IN"/>
         </w:rPr>
@@ -7136,20 +6772,6 @@
       </w:r>
       <w:r>
         <w:rPr>
-          <w:lang w:val="hi_IN" w:bidi="hi_IN"/>
-        </w:rPr>
-        <w:t>בַּ⁠שְּׁבִיעִ֕י בְּ⁠עֶשְׂרִ֥ים וְ⁠אֶחָ֖ד לַ⁠חֹ֑דֶשׁ</w:t>
-      </w:r>
-    </w:p>
-    <w:p>
-      <w:pPr/>
-      <w:r>
-        <w:rPr>
-          <w:lang w:val="hi_IN" w:bidi="hi_IN"/>
-        </w:rPr>
-      </w:r>
-      <w:r>
-        <w:rPr>
           <w:b/>
           <w:lang w:val="hi_IN" w:bidi="hi_IN"/>
         </w:rPr>
@@ -7222,20 +6844,6 @@
         <w:rPr>
           <w:lang w:val="hi_IN" w:bidi="hi_IN"/>
         </w:rPr>
-      </w:r>
-    </w:p>
-    <w:p>
-      <w:pPr/>
-      <w:r>
-        <w:rPr>
-          <w:lang w:val="hi_IN" w:bidi="hi_IN"/>
-        </w:rPr>
-      </w:r>
-      <w:r>
-        <w:rPr>
-          <w:lang w:val="hi_IN" w:bidi="hi_IN"/>
-        </w:rPr>
-        <w:t>בַּ⁠שְּׁבִיעִ֕י בְּ⁠עֶשְׂרִ֥ים וְ⁠אֶחָ֖ד לַ⁠חֹ֑דֶשׁ</w:t>
       </w:r>
     </w:p>
     <w:p>
@@ -7374,20 +6982,6 @@
       </w:r>
       <w:r>
         <w:rPr>
-          <w:lang w:val="hi_IN" w:bidi="hi_IN"/>
-        </w:rPr>
-        <w:t>הָיָה֙ דְּבַר־יְהוָ֔ה בְּ⁠יַד־חַגַּ֥י הַ⁠נָּבִ֖יא</w:t>
-      </w:r>
-    </w:p>
-    <w:p>
-      <w:pPr/>
-      <w:r>
-        <w:rPr>
-          <w:lang w:val="hi_IN" w:bidi="hi_IN"/>
-        </w:rPr>
-      </w:r>
-      <w:r>
-        <w:rPr>
           <w:b/>
           <w:lang w:val="hi_IN" w:bidi="hi_IN"/>
         </w:rPr>
@@ -7586,20 +7180,6 @@
       </w:r>
       <w:r>
         <w:rPr>
-          <w:lang w:val="hi_IN" w:bidi="hi_IN"/>
-        </w:rPr>
-        <w:t>מִ֤י בָ⁠כֶם֙ הַ⁠נִּשְׁאָ֔ר אֲשֶׁ֤ר רָאָה֙ אֶת־הַ⁠בַּ֣יִת הַ⁠זֶּ֔ה בִּ⁠כְבוֹד֖⁠וֹ הָ⁠רִאשׁ֑וֹן וּ⁠מָ֨ה אַתֶּ֜ם רֹאִ֤ים אֹת⁠וֹ֙ עַ֔תָּה הֲ⁠ל֥וֹא כָמֹ֛⁠הוּ כְּ⁠אַ֖יִן בְּ⁠עֵינֵי⁠כֶֽם</w:t>
-      </w:r>
-    </w:p>
-    <w:p>
-      <w:pPr/>
-      <w:r>
-        <w:rPr>
-          <w:lang w:val="hi_IN" w:bidi="hi_IN"/>
-        </w:rPr>
-      </w:r>
-      <w:r>
-        <w:rPr>
           <w:b/>
           <w:lang w:val="hi_IN" w:bidi="hi_IN"/>
         </w:rPr>
@@ -7683,20 +7263,6 @@
       </w:r>
       <w:r>
         <w:rPr>
-          <w:lang w:val="hi_IN" w:bidi="hi_IN"/>
-        </w:rPr>
-        <w:t>מִ֤י בָ⁠כֶם֙ הַ⁠נִּשְׁאָ֔ר אֲשֶׁ֤ר רָאָה֙ אֶת־הַ⁠בַּ֣יִת הַ⁠זֶּ֔ה בִּ⁠כְבוֹד֖⁠וֹ הָ⁠רִאשׁ֑וֹן וּ⁠מָ֨ה אַתֶּ֜ם רֹאִ֤ים אֹת⁠וֹ֙ עַ֔תָּה הֲ⁠ל֥וֹא כָמֹ֛⁠הוּ כְּ⁠אַ֖יִן בְּ⁠עֵינֵי⁠כֶֽם</w:t>
-      </w:r>
-    </w:p>
-    <w:p>
-      <w:pPr/>
-      <w:r>
-        <w:rPr>
-          <w:lang w:val="hi_IN" w:bidi="hi_IN"/>
-        </w:rPr>
-      </w:r>
-      <w:r>
-        <w:rPr>
           <w:b/>
           <w:lang w:val="hi_IN" w:bidi="hi_IN"/>
         </w:rPr>
@@ -7780,20 +7346,6 @@
       </w:r>
       <w:r>
         <w:rPr>
-          <w:lang w:val="hi_IN" w:bidi="hi_IN"/>
-        </w:rPr>
-        <w:t>בָ⁠כֶם֙ הַ⁠נִּשְׁאָ֔ר אֲשֶׁ֤ר רָאָה֙ אֶת־הַ⁠בַּ֣יִת הַ⁠זֶּ֔ה</w:t>
-      </w:r>
-    </w:p>
-    <w:p>
-      <w:pPr/>
-      <w:r>
-        <w:rPr>
-          <w:lang w:val="hi_IN" w:bidi="hi_IN"/>
-        </w:rPr>
-      </w:r>
-      <w:r>
-        <w:rPr>
           <w:b/>
           <w:lang w:val="hi_IN" w:bidi="hi_IN"/>
         </w:rPr>
@@ -7877,20 +7429,6 @@
       </w:r>
       <w:r>
         <w:rPr>
-          <w:lang w:val="hi_IN" w:bidi="hi_IN"/>
-        </w:rPr>
-        <w:t>אֲשֶׁ֤ר רָאָה֙ אֶת־הַ⁠בַּ֣יִת הַ⁠זֶּ֔ה בִּ⁠כְבוֹד֖⁠וֹ הָ⁠רִאשׁ֑וֹן</w:t>
-      </w:r>
-    </w:p>
-    <w:p>
-      <w:pPr/>
-      <w:r>
-        <w:rPr>
-          <w:lang w:val="hi_IN" w:bidi="hi_IN"/>
-        </w:rPr>
-      </w:r>
-      <w:r>
-        <w:rPr>
           <w:b/>
           <w:lang w:val="hi_IN" w:bidi="hi_IN"/>
         </w:rPr>
@@ -8104,20 +7642,6 @@
       </w:r>
       <w:r>
         <w:rPr>
-          <w:lang w:val="hi_IN" w:bidi="hi_IN"/>
-        </w:rPr>
-        <w:t>הֲ⁠ל֥וֹא כָמֹ֛⁠הוּ כְּ⁠אַ֖יִן בְּ⁠עֵינֵי⁠כֶֽם</w:t>
-      </w:r>
-    </w:p>
-    <w:p>
-      <w:pPr/>
-      <w:r>
-        <w:rPr>
-          <w:lang w:val="hi_IN" w:bidi="hi_IN"/>
-        </w:rPr>
-      </w:r>
-      <w:r>
-        <w:rPr>
           <w:b/>
           <w:lang w:val="hi_IN" w:bidi="hi_IN"/>
         </w:rPr>
@@ -8229,20 +7753,6 @@
         <w:rPr>
           <w:lang w:val="hi_IN" w:bidi="hi_IN"/>
         </w:rPr>
-      </w:r>
-    </w:p>
-    <w:p>
-      <w:pPr/>
-      <w:r>
-        <w:rPr>
-          <w:lang w:val="hi_IN" w:bidi="hi_IN"/>
-        </w:rPr>
-      </w:r>
-      <w:r>
-        <w:rPr>
-          <w:lang w:val="hi_IN" w:bidi="hi_IN"/>
-        </w:rPr>
-        <w:t>וְ⁠עַתָּ֣ה חֲזַ֣ק זְרֻבָּבֶ֣ל ׀ נְאֻם־יְהוָ֡ה וַ⁠חֲזַ֣ק יְהוֹשֻׁ֣עַ בֶּן־יְהוֹצָדָק֩ הַ⁠כֹּהֵ֨ן הַ⁠גָּד֜וֹל וַ⁠חֲזַ֨ק כָּל־עַ֥ם הָ⁠אָ֛רֶץ נְאֻם־יְהוָ֖ה וַֽ⁠עֲשׂ֑וּ כִּֽי־אֲנִ֣י אִתְּ⁠כֶ֔ם נְאֻ֖ם יְהוָ֥ה צְבָאֽוֹת</w:t>
       </w:r>
     </w:p>
     <w:p>
@@ -8470,20 +7980,6 @@
       </w:r>
       <w:r>
         <w:rPr>
-          <w:lang w:val="hi_IN" w:bidi="hi_IN"/>
-        </w:rPr>
-        <w:t>אֶֽת־הַ⁠דָּבָ֞ר אֲשֶׁר־כָּרַ֤תִּי אִתְּ⁠כֶם֙ בְּ⁠צֵאתְ⁠כֶ֣ם מִ⁠מִּצְרַ֔יִם וְ⁠רוּחִ֖⁠י עֹמֶ֣דֶת בְּ⁠תוֹכְ⁠כֶ֑ם אַל־תִּירָֽאוּ</w:t>
-      </w:r>
-    </w:p>
-    <w:p>
-      <w:pPr/>
-      <w:r>
-        <w:rPr>
-          <w:lang w:val="hi_IN" w:bidi="hi_IN"/>
-        </w:rPr>
-      </w:r>
-      <w:r>
-        <w:rPr>
           <w:b/>
           <w:lang w:val="hi_IN" w:bidi="hi_IN"/>
         </w:rPr>
@@ -9043,20 +8539,6 @@
       </w:r>
       <w:r>
         <w:rPr>
-          <w:lang w:val="hi_IN" w:bidi="hi_IN"/>
-        </w:rPr>
-        <w:t>כִּ֣י כֹ֤ה אָמַר֙ יְהוָ֣ה צְבָא֔וֹת ע֥וֹד אַחַ֖ת מְעַ֣ט הִ֑יא וַ⁠אֲנִ֗י מַרְעִישׁ֙ אֶת־הַ⁠שָּׁמַ֣יִם וְ⁠אֶת־הָ⁠אָ֔רֶץ וְ⁠אֶת־הַ⁠יָּ֖ם וְ⁠אֶת־הֶ⁠חָרָבָֽה</w:t>
-      </w:r>
-    </w:p>
-    <w:p>
-      <w:pPr/>
-      <w:r>
-        <w:rPr>
-          <w:lang w:val="hi_IN" w:bidi="hi_IN"/>
-        </w:rPr>
-      </w:r>
-      <w:r>
-        <w:rPr>
           <w:b/>
           <w:lang w:val="hi_IN" w:bidi="hi_IN"/>
         </w:rPr>
@@ -9572,20 +9054,6 @@
       </w:r>
       <w:r>
         <w:rPr>
-          <w:lang w:val="hi_IN" w:bidi="hi_IN"/>
-        </w:rPr>
-        <w:t>וְ⁠הִרְעַשְׁתִּי֙ אֶת־כָּל־הַ⁠גּוֹיִ֔ם וּ⁠בָ֖אוּ חֶמְדַּ֣ת כָּל־הַ⁠גּוֹיִ֑ם וּ⁠מִלֵּאתִ֞י אֶת־הַ⁠בַּ֤יִת הַ⁠זֶּה֙ כָּב֔וֹד אָמַ֖ר יְהוָ֥ה צְבָאֽוֹת</w:t>
-      </w:r>
-    </w:p>
-    <w:p>
-      <w:pPr/>
-      <w:r>
-        <w:rPr>
-          <w:lang w:val="hi_IN" w:bidi="hi_IN"/>
-        </w:rPr>
-      </w:r>
-      <w:r>
-        <w:rPr>
           <w:b/>
           <w:lang w:val="hi_IN" w:bidi="hi_IN"/>
         </w:rPr>
@@ -9947,20 +9415,6 @@
       </w:r>
       <w:r>
         <w:rPr>
-          <w:lang w:val="hi_IN" w:bidi="hi_IN"/>
-        </w:rPr>
-        <w:t>לִ֥⁠י הַ⁠כֶּ֖סֶף וְ⁠לִ֣⁠י הַ⁠זָּהָ֑ב נְאֻ֖ם יְהוָ֥ה צְבָאֽוֹת</w:t>
-      </w:r>
-    </w:p>
-    <w:p>
-      <w:pPr/>
-      <w:r>
-        <w:rPr>
-          <w:lang w:val="hi_IN" w:bidi="hi_IN"/>
-        </w:rPr>
-      </w:r>
-      <w:r>
-        <w:rPr>
           <w:b/>
           <w:lang w:val="hi_IN" w:bidi="hi_IN"/>
         </w:rPr>
@@ -10141,20 +9595,6 @@
       </w:r>
       <w:r>
         <w:rPr>
-          <w:lang w:val="hi_IN" w:bidi="hi_IN"/>
-        </w:rPr>
-        <w:t>גָּד֣וֹל יִֽהְיֶ֡ה כְּבוֹד֩ הַ⁠בַּ֨יִת הַ⁠זֶּ֤ה הָ⁠אַֽחֲרוֹן֙ מִן־הָ֣⁠רִאשׁ֔וֹן אָמַ֖ר יְהוָ֣ה צְבָא֑וֹת וּ⁠בַ⁠מָּק֤וֹם הַ⁠זֶּה֙ אֶתֵּ֣ן שָׁל֔וֹם נְאֻ֖ם יְהוָ֥ה צְבָאֽוֹת</w:t>
-      </w:r>
-    </w:p>
-    <w:p>
-      <w:pPr/>
-      <w:r>
-        <w:rPr>
-          <w:lang w:val="hi_IN" w:bidi="hi_IN"/>
-        </w:rPr>
-      </w:r>
-      <w:r>
-        <w:rPr>
           <w:b/>
           <w:lang w:val="hi_IN" w:bidi="hi_IN"/>
         </w:rPr>
@@ -10335,20 +9775,6 @@
       </w:r>
       <w:r>
         <w:rPr>
-          <w:lang w:val="hi_IN" w:bidi="hi_IN"/>
-        </w:rPr>
-        <w:t>גָּד֣וֹל יִֽהְיֶ֡ה כְּבוֹד֩ הַ⁠בַּ֨יִת הַ⁠זֶּ֤ה הָ⁠אַֽחֲרוֹן֙ מִן־הָ֣⁠רִאשׁ֔וֹן</w:t>
-      </w:r>
-    </w:p>
-    <w:p>
-      <w:pPr/>
-      <w:r>
-        <w:rPr>
-          <w:lang w:val="hi_IN" w:bidi="hi_IN"/>
-        </w:rPr>
-      </w:r>
-      <w:r>
-        <w:rPr>
           <w:b/>
           <w:lang w:val="hi_IN" w:bidi="hi_IN"/>
         </w:rPr>
@@ -10782,20 +10208,6 @@
       </w:r>
       <w:r>
         <w:rPr>
-          <w:lang w:val="hi_IN" w:bidi="hi_IN"/>
-        </w:rPr>
-        <w:t>בְּ⁠עֶשְׂרִ֤ים וְ⁠אַרְבָּעָה֙ לַ⁠תְּשִׁיעִ֔י בִּ⁠שְׁנַ֥ת שְׁתַּ֖יִם לְ⁠דָרְיָ֑וֶשׁ</w:t>
-      </w:r>
-    </w:p>
-    <w:p>
-      <w:pPr/>
-      <w:r>
-        <w:rPr>
-          <w:lang w:val="hi_IN" w:bidi="hi_IN"/>
-        </w:rPr>
-      </w:r>
-      <w:r>
-        <w:rPr>
           <w:b/>
           <w:lang w:val="hi_IN" w:bidi="hi_IN"/>
         </w:rPr>
@@ -10868,20 +10280,6 @@
         <w:rPr>
           <w:lang w:val="hi_IN" w:bidi="hi_IN"/>
         </w:rPr>
-      </w:r>
-    </w:p>
-    <w:p>
-      <w:pPr/>
-      <w:r>
-        <w:rPr>
-          <w:lang w:val="hi_IN" w:bidi="hi_IN"/>
-        </w:rPr>
-      </w:r>
-      <w:r>
-        <w:rPr>
-          <w:lang w:val="hi_IN" w:bidi="hi_IN"/>
-        </w:rPr>
-        <w:t>בְּ⁠עֶשְׂרִ֤ים וְ⁠אַרְבָּעָה֙ לַ⁠תְּשִׁיעִ֔י</w:t>
       </w:r>
     </w:p>
     <w:p>
@@ -11020,20 +10418,6 @@
       </w:r>
       <w:r>
         <w:rPr>
-          <w:lang w:val="hi_IN" w:bidi="hi_IN"/>
-        </w:rPr>
-        <w:t>הָיָה֙ דְּבַר־יְהוָ֔ה אֶל־חַגַּ֥י הַ⁠נָּבִ֖יא לֵ⁠אמֹֽר</w:t>
-      </w:r>
-    </w:p>
-    <w:p>
-      <w:pPr/>
-      <w:r>
-        <w:rPr>
-          <w:lang w:val="hi_IN" w:bidi="hi_IN"/>
-        </w:rPr>
-      </w:r>
-      <w:r>
-        <w:rPr>
           <w:b/>
           <w:lang w:val="hi_IN" w:bidi="hi_IN"/>
         </w:rPr>
@@ -11147,20 +10531,6 @@
       </w:r>
       <w:r>
         <w:rPr>
-          <w:lang w:val="hi_IN" w:bidi="hi_IN"/>
-        </w:rPr>
-        <w:t>כֹּ֥ה אָמַ֖ר יְהוָ֣ה צְבָא֑וֹת שְׁאַל־נָ֧א אֶת־הַ⁠כֹּהֲנִ֛ים תּוֹרָ֖ה לֵ⁠אמֹֽר</w:t>
-      </w:r>
-    </w:p>
-    <w:p>
-      <w:pPr/>
-      <w:r>
-        <w:rPr>
-          <w:lang w:val="hi_IN" w:bidi="hi_IN"/>
-        </w:rPr>
-      </w:r>
-      <w:r>
-        <w:rPr>
           <w:b/>
           <w:lang w:val="hi_IN" w:bidi="hi_IN"/>
         </w:rPr>
@@ -11244,20 +10614,6 @@
       </w:r>
       <w:r>
         <w:rPr>
-          <w:lang w:val="hi_IN" w:bidi="hi_IN"/>
-        </w:rPr>
-        <w:t>הֵ֣ן ׀ יִשָּׂא־אִ֨ישׁ בְּשַׂר־קֹ֜דֶשׁ בִּ⁠כְנַ֣ף בִּגְד֗⁠וֹ וְ⁠נָגַ֣ע בִּ֠⁠כְנָפ⁠וֹ אֶל־הַ⁠לֶּ֨חֶם וְ⁠אֶל־הַ⁠נָּזִ֜יד וְ⁠אֶל־הַ⁠יַּ֧יִן וְ⁠אֶל־שֶׁ֛מֶן וְ⁠אֶל־כָּל־מַאֲכָ֖ל הֲ⁠יִקְדָּ֑שׁ</w:t>
-      </w:r>
-    </w:p>
-    <w:p>
-      <w:pPr/>
-      <w:r>
-        <w:rPr>
-          <w:lang w:val="hi_IN" w:bidi="hi_IN"/>
-        </w:rPr>
-      </w:r>
-      <w:r>
-        <w:rPr>
           <w:b/>
           <w:lang w:val="hi_IN" w:bidi="hi_IN"/>
         </w:rPr>
@@ -11330,20 +10686,6 @@
         <w:rPr>
           <w:lang w:val="hi_IN" w:bidi="hi_IN"/>
         </w:rPr>
-      </w:r>
-    </w:p>
-    <w:p>
-      <w:pPr/>
-      <w:r>
-        <w:rPr>
-          <w:lang w:val="hi_IN" w:bidi="hi_IN"/>
-        </w:rPr>
-      </w:r>
-      <w:r>
-        <w:rPr>
-          <w:lang w:val="hi_IN" w:bidi="hi_IN"/>
-        </w:rPr>
-        <w:t>הֵ֣ן ׀ יִשָּׂא־אִ֨ישׁ בְּשַׂר־קֹ֜דֶשׁ בִּ⁠כְנַ֣ף בִּגְד֗⁠וֹ וְ⁠נָגַ֣ע בִּ֠⁠כְנָפ⁠וֹ אֶל־הַ⁠לֶּ֨חֶם וְ⁠אֶל־הַ⁠נָּזִ֜יד וְ⁠אֶל־הַ⁠יַּ֧יִן וְ⁠אֶל־שֶׁ֛מֶן וְ⁠אֶל־כָּל־מַאֲכָ֖ל הֲ⁠יִקְדָּ֑שׁ</w:t>
       </w:r>
     </w:p>
     <w:p>
@@ -12231,20 +11573,6 @@
       </w:r>
       <w:r>
         <w:rPr>
-          <w:lang w:val="hi_IN" w:bidi="hi_IN"/>
-        </w:rPr>
-        <w:t>כֵּ֣ן הָֽ⁠עָם־הַ֠⁠זֶּה וְ⁠כֵן־הַ⁠גּ֨וֹי הַ⁠זֶּ֤ה לְ⁠פָנַ⁠י֙ נְאֻם־יְהוָ֔ה וְ⁠כֵ֖ן כָּל־מַעֲשֵׂ֣ה יְדֵי⁠הֶ֑ם וַ⁠אֲשֶׁ֥ר יַקְרִ֛יבוּ שָׁ֖ם טָמֵ֥א הֽוּא</w:t>
-      </w:r>
-    </w:p>
-    <w:p>
-      <w:pPr/>
-      <w:r>
-        <w:rPr>
-          <w:lang w:val="hi_IN" w:bidi="hi_IN"/>
-        </w:rPr>
-      </w:r>
-      <w:r>
-        <w:rPr>
           <w:b/>
           <w:lang w:val="hi_IN" w:bidi="hi_IN"/>
         </w:rPr>
@@ -12317,20 +11645,6 @@
         <w:rPr>
           <w:lang w:val="hi_IN" w:bidi="hi_IN"/>
         </w:rPr>
-      </w:r>
-    </w:p>
-    <w:p>
-      <w:pPr/>
-      <w:r>
-        <w:rPr>
-          <w:lang w:val="hi_IN" w:bidi="hi_IN"/>
-        </w:rPr>
-      </w:r>
-      <w:r>
-        <w:rPr>
-          <w:lang w:val="hi_IN" w:bidi="hi_IN"/>
-        </w:rPr>
-        <w:t>כֵּ֣ן הָֽ⁠עָם־הַ֠⁠זֶּה וְ⁠כֵן־הַ⁠גּ֨וֹי הַ⁠זֶּ֤ה</w:t>
       </w:r>
     </w:p>
     <w:p>
@@ -13058,20 +12372,6 @@
       </w:r>
       <w:r>
         <w:rPr>
-          <w:lang w:val="hi_IN" w:bidi="hi_IN"/>
-        </w:rPr>
-        <w:t>שִֽׂימוּ־נָ֣א לְבַבְ⁠כֶ֔ם</w:t>
-      </w:r>
-    </w:p>
-    <w:p>
-      <w:pPr/>
-      <w:r>
-        <w:rPr>
-          <w:lang w:val="hi_IN" w:bidi="hi_IN"/>
-        </w:rPr>
-      </w:r>
-      <w:r>
-        <w:rPr>
           <w:b/>
           <w:lang w:val="hi_IN" w:bidi="hi_IN"/>
         </w:rPr>
@@ -13283,20 +12583,6 @@
       </w:r>
       <w:r>
         <w:rPr>
-          <w:lang w:val="hi_IN" w:bidi="hi_IN"/>
-        </w:rPr>
-        <w:t>מִ⁠טֶּ֧רֶם שֽׂוּם־אֶ֛בֶן אֶל־אֶ֖בֶן בְּ⁠הֵיכַ֥ל יְהוָֽה</w:t>
-      </w:r>
-    </w:p>
-    <w:p>
-      <w:pPr/>
-      <w:r>
-        <w:rPr>
-          <w:lang w:val="hi_IN" w:bidi="hi_IN"/>
-        </w:rPr>
-      </w:r>
-      <w:r>
-        <w:rPr>
           <w:b/>
           <w:lang w:val="hi_IN" w:bidi="hi_IN"/>
         </w:rPr>
@@ -13788,20 +13074,6 @@
       </w:r>
       <w:r>
         <w:rPr>
-          <w:lang w:val="hi_IN" w:bidi="hi_IN"/>
-        </w:rPr>
-        <w:t>בָּ֣א אֶל־הַ⁠יֶּ֗קֶב לַ⁠חְשֹׂף֙ חֲמִשִּׁ֣ים פּוּרָ֔ה וְ⁠הָיְתָ֖ה עֶשְׂרִֽים</w:t>
-      </w:r>
-    </w:p>
-    <w:p>
-      <w:pPr/>
-      <w:r>
-        <w:rPr>
-          <w:lang w:val="hi_IN" w:bidi="hi_IN"/>
-        </w:rPr>
-      </w:r>
-      <w:r>
-        <w:rPr>
           <w:b/>
           <w:lang w:val="hi_IN" w:bidi="hi_IN"/>
         </w:rPr>
@@ -13995,20 +13267,6 @@
       </w:r>
       <w:r>
         <w:rPr>
-          <w:lang w:val="hi_IN" w:bidi="hi_IN"/>
-        </w:rPr>
-        <w:t>הִכֵּ֨יתִי אֶתְ⁠כֶ֜ם בַּ⁠שִּׁדָּפ֤וֹן וּ⁠בַ⁠יֵּֽרָקוֹן֙ וּ⁠בַ⁠בָּרָ֔ד אֵ֖ת כָּל־מַעֲשֵׂ֣ה יְדֵי⁠כֶ֑ם וְ⁠אֵין־אֶתְ⁠כֶ֥ם אֵלַ֖⁠י נְאֻם־יְהוָֽה</w:t>
-      </w:r>
-    </w:p>
-    <w:p>
-      <w:pPr/>
-      <w:r>
-        <w:rPr>
-          <w:lang w:val="hi_IN" w:bidi="hi_IN"/>
-        </w:rPr>
-      </w:r>
-      <w:r>
-        <w:rPr>
           <w:b/>
           <w:lang w:val="hi_IN" w:bidi="hi_IN"/>
         </w:rPr>
@@ -14228,20 +13486,6 @@
         <w:rPr>
           <w:lang w:val="hi_IN" w:bidi="hi_IN"/>
         </w:rPr>
-      </w:r>
-    </w:p>
-    <w:p>
-      <w:pPr/>
-      <w:r>
-        <w:rPr>
-          <w:lang w:val="hi_IN" w:bidi="hi_IN"/>
-        </w:rPr>
-      </w:r>
-      <w:r>
-        <w:rPr>
-          <w:lang w:val="hi_IN" w:bidi="hi_IN"/>
-        </w:rPr>
-        <w:t>אֵ֖ת כָּל־מַעֲשֵׂ֣ה יְדֵי⁠כֶ֑ם</w:t>
       </w:r>
     </w:p>
     <w:p>
@@ -14592,20 +13836,6 @@
       </w:r>
       <w:r>
         <w:rPr>
-          <w:lang w:val="hi_IN" w:bidi="hi_IN"/>
-        </w:rPr>
-        <w:t>מִן־הַ⁠יּ֥וֹם הַ⁠זֶּ֖ה וָ⁠מָ֑עְלָ⁠ה מִ⁠יּוֹם֩ עֶשְׂרִ֨ים וְ⁠אַרְבָּעָ֜ה לַ⁠תְּשִׁיעִ֗י לְ⁠מִן־הַ⁠יּ֛וֹם אֲשֶׁר־יֻסַּ֥ד הֵֽיכַל־יְהוָ֖ה</w:t>
-      </w:r>
-    </w:p>
-    <w:p>
-      <w:pPr/>
-      <w:r>
-        <w:rPr>
-          <w:lang w:val="hi_IN" w:bidi="hi_IN"/>
-        </w:rPr>
-      </w:r>
-      <w:r>
-        <w:rPr>
           <w:b/>
           <w:lang w:val="hi_IN" w:bidi="hi_IN"/>
         </w:rPr>
@@ -14835,20 +14065,6 @@
       </w:r>
       <w:r>
         <w:rPr>
-          <w:lang w:val="hi_IN" w:bidi="hi_IN"/>
-        </w:rPr>
-        <w:t>מִ⁠יּוֹם֩ עֶשְׂרִ֨ים וְ⁠אַרְבָּעָ֜ה לַ⁠תְּשִׁיעִ֗י</w:t>
-      </w:r>
-    </w:p>
-    <w:p>
-      <w:pPr/>
-      <w:r>
-        <w:rPr>
-          <w:lang w:val="hi_IN" w:bidi="hi_IN"/>
-        </w:rPr>
-      </w:r>
-      <w:r>
-        <w:rPr>
           <w:b/>
           <w:lang w:val="hi_IN" w:bidi="hi_IN"/>
         </w:rPr>
@@ -15144,20 +14360,6 @@
       </w:r>
       <w:r>
         <w:rPr>
-          <w:lang w:val="hi_IN" w:bidi="hi_IN"/>
-        </w:rPr>
-        <w:t>שִׂ֥ימוּ לְבַבְ⁠כֶֽם</w:t>
-      </w:r>
-    </w:p>
-    <w:p>
-      <w:pPr/>
-      <w:r>
-        <w:rPr>
-          <w:lang w:val="hi_IN" w:bidi="hi_IN"/>
-        </w:rPr>
-      </w:r>
-      <w:r>
-        <w:rPr>
           <w:b/>
           <w:lang w:val="hi_IN" w:bidi="hi_IN"/>
         </w:rPr>
@@ -15593,20 +14795,6 @@
       </w:r>
       <w:r>
         <w:rPr>
-          <w:lang w:val="hi_IN" w:bidi="hi_IN"/>
-        </w:rPr>
-        <w:t>וַ⁠יְהִ֨י דְבַר־יְהוָ֤ה ׀ שֵׁנִית֙ אֶל־חַגַּ֔י</w:t>
-      </w:r>
-    </w:p>
-    <w:p>
-      <w:pPr/>
-      <w:r>
-        <w:rPr>
-          <w:lang w:val="hi_IN" w:bidi="hi_IN"/>
-        </w:rPr>
-      </w:r>
-      <w:r>
-        <w:rPr>
           <w:b/>
           <w:lang w:val="hi_IN" w:bidi="hi_IN"/>
         </w:rPr>
@@ -15902,20 +15090,6 @@
       </w:r>
       <w:r>
         <w:rPr>
-          <w:lang w:val="hi_IN" w:bidi="hi_IN"/>
-        </w:rPr>
-        <w:t>בְּ⁠עֶשְׂרִ֧ים וְ⁠אַרְבָּעָ֛ה לַ⁠חֹ֖דֶשׁ</w:t>
-      </w:r>
-    </w:p>
-    <w:p>
-      <w:pPr/>
-      <w:r>
-        <w:rPr>
-          <w:lang w:val="hi_IN" w:bidi="hi_IN"/>
-        </w:rPr>
-      </w:r>
-      <w:r>
-        <w:rPr>
           <w:b/>
           <w:lang w:val="hi_IN" w:bidi="hi_IN"/>
         </w:rPr>
@@ -16100,20 +15274,6 @@
       </w:r>
       <w:r>
         <w:rPr>
-          <w:lang w:val="hi_IN" w:bidi="hi_IN"/>
-        </w:rPr>
-        <w:t>אֱמֹ֕ר אֶל־זְרֻבָּבֶ֥ל פַּֽחַת־יְהוּדָ֖ה לֵ⁠אמֹ֑ר אֲנִ֣י מַרְעִ֔ישׁ אֶת־הַ⁠שָּׁמַ֖יִם וְ⁠אֶת־הָ⁠אָֽרֶץ</w:t>
-      </w:r>
-    </w:p>
-    <w:p>
-      <w:pPr/>
-      <w:r>
-        <w:rPr>
-          <w:lang w:val="hi_IN" w:bidi="hi_IN"/>
-        </w:rPr>
-      </w:r>
-      <w:r>
-        <w:rPr>
           <w:b/>
           <w:lang w:val="hi_IN" w:bidi="hi_IN"/>
         </w:rPr>
@@ -16186,20 +15346,6 @@
         <w:rPr>
           <w:lang w:val="hi_IN" w:bidi="hi_IN"/>
         </w:rPr>
-      </w:r>
-    </w:p>
-    <w:p>
-      <w:pPr/>
-      <w:r>
-        <w:rPr>
-          <w:lang w:val="hi_IN" w:bidi="hi_IN"/>
-        </w:rPr>
-      </w:r>
-      <w:r>
-        <w:rPr>
-          <w:lang w:val="hi_IN" w:bidi="hi_IN"/>
-        </w:rPr>
-        <w:t>אֲנִ֣י מַרְעִ֔ישׁ אֶת־הַ⁠שָּׁמַ֖יִם וְ⁠אֶת־הָ⁠אָֽרֶץ</w:t>
       </w:r>
     </w:p>
     <w:p>
@@ -16699,20 +15845,6 @@
       </w:r>
       <w:r>
         <w:rPr>
-          <w:lang w:val="hi_IN" w:bidi="hi_IN"/>
-        </w:rPr>
-        <w:t>וְ⁠הָפַכְתִּ֤י מֶרְכָּבָה֙ וְ⁠רֹ֣כְבֶ֔י⁠הָ וְ⁠יָרְד֤וּ סוּסִים֙ וְ⁠רֹ֣כְבֵי⁠הֶ֔ם</w:t>
-      </w:r>
-    </w:p>
-    <w:p>
-      <w:pPr/>
-      <w:r>
-        <w:rPr>
-          <w:lang w:val="hi_IN" w:bidi="hi_IN"/>
-        </w:rPr>
-      </w:r>
-      <w:r>
-        <w:rPr>
           <w:b/>
           <w:lang w:val="hi_IN" w:bidi="hi_IN"/>
         </w:rPr>
@@ -17057,20 +16189,6 @@
         <w:rPr>
           <w:lang w:val="hi_IN" w:bidi="hi_IN"/>
         </w:rPr>
-      </w:r>
-    </w:p>
-    <w:p>
-      <w:pPr/>
-      <w:r>
-        <w:rPr>
-          <w:lang w:val="hi_IN" w:bidi="hi_IN"/>
-        </w:rPr>
-      </w:r>
-      <w:r>
-        <w:rPr>
-          <w:lang w:val="hi_IN" w:bidi="hi_IN"/>
-        </w:rPr>
-        <w:t>אִ֖ישׁ בְּ⁠חֶ֥רֶב אָחִֽי⁠ו</w:t>
       </w:r>
     </w:p>
     <w:p>
@@ -17403,20 +16521,6 @@
       </w:r>
       <w:r>
         <w:rPr>
-          <w:lang w:val="hi_IN" w:bidi="hi_IN"/>
-        </w:rPr>
-        <w:t>בַּ⁠יּ֣וֹם הַ⁠ה֣וּא נְאֻם־יְהוָ֣ה צְבָא֡וֹת אֶ֠קָּחֲ⁠ךָ זְרֻבָּבֶ֨ל בֶּן־שְׁאַלְתִּיאֵ֤ל עַבְדִּ⁠י֙ נְאֻם־יְהוָ֔ה וְ⁠שַׂמְתִּ֖י⁠ךָ כַּֽ⁠חוֹתָ֑ם כִּֽי־בְ⁠ךָ֣ בָחַ֔רְתִּי נְאֻ֖ם יְהוָ֥ה צְבָאֽוֹת</w:t>
-      </w:r>
-    </w:p>
-    <w:p>
-      <w:pPr/>
-      <w:r>
-        <w:rPr>
-          <w:lang w:val="hi_IN" w:bidi="hi_IN"/>
-        </w:rPr>
-      </w:r>
-      <w:r>
-        <w:rPr>
           <w:b/>
           <w:lang w:val="hi_IN" w:bidi="hi_IN"/>
         </w:rPr>
@@ -17599,20 +16703,6 @@
         <w:rPr>
           <w:lang w:val="hi_IN" w:bidi="hi_IN"/>
         </w:rPr>
-      </w:r>
-    </w:p>
-    <w:p>
-      <w:pPr/>
-      <w:r>
-        <w:rPr>
-          <w:lang w:val="hi_IN" w:bidi="hi_IN"/>
-        </w:rPr>
-      </w:r>
-      <w:r>
-        <w:rPr>
-          <w:lang w:val="hi_IN" w:bidi="hi_IN"/>
-        </w:rPr>
-        <w:t>אֶ֠קָּחֲ⁠ךָ &amp; וְ⁠שַׂמְתִּ֖י⁠ךָ &amp; בְ⁠ךָ֣ בָחַ֔רְתִּי</w:t>
       </w:r>
     </w:p>
     <w:p>

--- a/hin/docx/37.content.docx
+++ b/hin/docx/37.content.docx
@@ -786,6 +786,20 @@
       </w:r>
       <w:r>
         <w:rPr>
+          <w:lang w:val="hi_IN" w:bidi="hi_IN"/>
+        </w:rPr>
+        <w:t>בִּ⁠שְׁנַ֤ת שְׁתַּ֨יִם֙ &amp; בַּ⁠חֹ֨דֶשׁ֙ הַ⁠שִּׁשִּׁ֔י בְּ⁠י֥וֹם אֶחָ֖ד לַ⁠חֹ֑דֶשׁ</w:t>
+      </w:r>
+    </w:p>
+    <w:p>
+      <w:pPr/>
+      <w:r>
+        <w:rPr>
+          <w:lang w:val="hi_IN" w:bidi="hi_IN"/>
+        </w:rPr>
+      </w:r>
+      <w:r>
+        <w:rPr>
           <w:b/>
           <w:lang w:val="hi_IN" w:bidi="hi_IN"/>
         </w:rPr>
@@ -882,6 +896,20 @@
       </w:r>
       <w:r>
         <w:rPr>
+          <w:lang w:val="hi_IN" w:bidi="hi_IN"/>
+        </w:rPr>
+        <w:t>בַּ⁠חֹ֨דֶשׁ֙ הַ⁠שִּׁשִּׁ֔י בְּ⁠י֥וֹם אֶחָ֖ד לַ⁠חֹ֑דֶשׁ</w:t>
+      </w:r>
+    </w:p>
+    <w:p>
+      <w:pPr/>
+      <w:r>
+        <w:rPr>
+          <w:lang w:val="hi_IN" w:bidi="hi_IN"/>
+        </w:rPr>
+      </w:r>
+      <w:r>
+        <w:rPr>
           <w:b/>
           <w:lang w:val="hi_IN" w:bidi="hi_IN"/>
         </w:rPr>
@@ -978,6 +1006,20 @@
       </w:r>
       <w:r>
         <w:rPr>
+          <w:lang w:val="hi_IN" w:bidi="hi_IN"/>
+        </w:rPr>
+        <w:t>הָיָ֨ה דְבַר־יְהוָ֜ה בְּ⁠יַד־חַגַּ֣י הַ⁠נָּבִ֗יא</w:t>
+      </w:r>
+    </w:p>
+    <w:p>
+      <w:pPr/>
+      <w:r>
+        <w:rPr>
+          <w:lang w:val="hi_IN" w:bidi="hi_IN"/>
+        </w:rPr>
+      </w:r>
+      <w:r>
+        <w:rPr>
           <w:b/>
           <w:lang w:val="hi_IN" w:bidi="hi_IN"/>
         </w:rPr>
@@ -1217,6 +1259,20 @@
       </w:r>
       <w:r>
         <w:rPr>
+          <w:lang w:val="hi_IN" w:bidi="hi_IN"/>
+        </w:rPr>
+        <w:t>כֹּ֥ה אָמַ֛ר יְהוָ֥ה צְבָא֖וֹת לֵ⁠אמֹ֑ר הָ⁠עָ֤ם הַ⁠זֶּה֙ אָֽמְר֔וּ לֹ֥א עֶת־בֹּ֛א עֶת־בֵּ֥ית יְהוָ֖ה לְ⁠הִבָּנֽוֹת</w:t>
+      </w:r>
+    </w:p>
+    <w:p>
+      <w:pPr/>
+      <w:r>
+        <w:rPr>
+          <w:lang w:val="hi_IN" w:bidi="hi_IN"/>
+        </w:rPr>
+      </w:r>
+      <w:r>
+        <w:rPr>
           <w:b/>
           <w:lang w:val="hi_IN" w:bidi="hi_IN"/>
         </w:rPr>
@@ -1632,6 +1688,20 @@
         <w:rPr>
           <w:lang w:val="hi_IN" w:bidi="hi_IN"/>
         </w:rPr>
+      </w:r>
+    </w:p>
+    <w:p>
+      <w:pPr/>
+      <w:r>
+        <w:rPr>
+          <w:lang w:val="hi_IN" w:bidi="hi_IN"/>
+        </w:rPr>
+      </w:r>
+      <w:r>
+        <w:rPr>
+          <w:lang w:val="hi_IN" w:bidi="hi_IN"/>
+        </w:rPr>
+        <w:t>וַֽ⁠יְהִי֙ דְּבַר־יְהוָ֔ה בְּ⁠יַד־חַגַּ֥י הַ⁠נָּבִ֖יא</w:t>
       </w:r>
     </w:p>
     <w:p>
@@ -1744,6 +1814,20 @@
       </w:r>
       <w:r>
         <w:rPr>
+          <w:lang w:val="hi_IN" w:bidi="hi_IN"/>
+        </w:rPr>
+        <w:t>הַ⁠עֵ֤ת לָ⁠כֶם֙ אַתֶּ֔ם לָ⁠שֶׁ֖בֶת בְּ⁠בָתֵּי⁠כֶ֣ם סְפוּנִ֑ים וְ⁠הַ⁠בַּ֥יִת הַ⁠זֶּ֖ה חָרֵֽב</w:t>
+      </w:r>
+    </w:p>
+    <w:p>
+      <w:pPr/>
+      <w:r>
+        <w:rPr>
+          <w:lang w:val="hi_IN" w:bidi="hi_IN"/>
+        </w:rPr>
+      </w:r>
+      <w:r>
+        <w:rPr>
           <w:b/>
           <w:lang w:val="hi_IN" w:bidi="hi_IN"/>
         </w:rPr>
@@ -2099,6 +2183,20 @@
       </w:r>
       <w:r>
         <w:rPr>
+          <w:lang w:val="hi_IN" w:bidi="hi_IN"/>
+        </w:rPr>
+        <w:t>וְ⁠עַתָּ֕ה כֹּ֥ה אָמַ֖ר יְהוָ֣ה צְבָא֑וֹת שִׂ֥ימוּ לְבַבְ⁠כֶ֖ם עַל־דַּרְכֵי⁠כֶֽם</w:t>
+      </w:r>
+    </w:p>
+    <w:p>
+      <w:pPr/>
+      <w:r>
+        <w:rPr>
+          <w:lang w:val="hi_IN" w:bidi="hi_IN"/>
+        </w:rPr>
+      </w:r>
+      <w:r>
+        <w:rPr>
           <w:b/>
           <w:lang w:val="hi_IN" w:bidi="hi_IN"/>
         </w:rPr>
@@ -2797,6 +2895,20 @@
       </w:r>
       <w:r>
         <w:rPr>
+          <w:lang w:val="hi_IN" w:bidi="hi_IN"/>
+        </w:rPr>
+        <w:t>לָב֖וֹשׁ וְ⁠אֵין־לְ⁠חֹ֣ם ל֑⁠וֹ</w:t>
+      </w:r>
+    </w:p>
+    <w:p>
+      <w:pPr/>
+      <w:r>
+        <w:rPr>
+          <w:lang w:val="hi_IN" w:bidi="hi_IN"/>
+        </w:rPr>
+      </w:r>
+      <w:r>
+        <w:rPr>
           <w:b/>
           <w:lang w:val="hi_IN" w:bidi="hi_IN"/>
         </w:rPr>
@@ -2880,6 +2992,20 @@
       </w:r>
       <w:r>
         <w:rPr>
+          <w:lang w:val="hi_IN" w:bidi="hi_IN"/>
+        </w:rPr>
+        <w:t>וְ⁠הַ֨⁠מִּשְׂתַּכֵּ֔ר מִשְׂתַּכֵּ֖ר אֶל־צְר֥וֹר נָקֽוּב</w:t>
+      </w:r>
+    </w:p>
+    <w:p>
+      <w:pPr/>
+      <w:r>
+        <w:rPr>
+          <w:lang w:val="hi_IN" w:bidi="hi_IN"/>
+        </w:rPr>
+      </w:r>
+      <w:r>
+        <w:rPr>
           <w:b/>
           <w:lang w:val="hi_IN" w:bidi="hi_IN"/>
         </w:rPr>
@@ -3183,6 +3309,20 @@
       </w:r>
       <w:r>
         <w:rPr>
+          <w:lang w:val="hi_IN" w:bidi="hi_IN"/>
+        </w:rPr>
+        <w:t>כֹּ֥ה אָמַ֖ר יְהוָ֣ה צְבָא֑וֹת שִׂ֥ימוּ לְבַבְ⁠כֶ֖ם עַל־דַּרְכֵי⁠כֶֽם</w:t>
+      </w:r>
+    </w:p>
+    <w:p>
+      <w:pPr/>
+      <w:r>
+        <w:rPr>
+          <w:lang w:val="hi_IN" w:bidi="hi_IN"/>
+        </w:rPr>
+      </w:r>
+      <w:r>
+        <w:rPr>
           <w:b/>
           <w:lang w:val="hi_IN" w:bidi="hi_IN"/>
         </w:rPr>
@@ -3307,6 +3447,20 @@
         <w:rPr>
           <w:lang w:val="hi_IN" w:bidi="hi_IN"/>
         </w:rPr>
+      </w:r>
+    </w:p>
+    <w:p>
+      <w:pPr/>
+      <w:r>
+        <w:rPr>
+          <w:lang w:val="hi_IN" w:bidi="hi_IN"/>
+        </w:rPr>
+      </w:r>
+      <w:r>
+        <w:rPr>
+          <w:lang w:val="hi_IN" w:bidi="hi_IN"/>
+        </w:rPr>
+        <w:t>שִׂ֥ימוּ לְבַבְ⁠כֶ֖ם עַל־דַּרְכֵי⁠כֶֽם</w:t>
       </w:r>
     </w:p>
     <w:p>
@@ -3419,6 +3573,20 @@
       </w:r>
       <w:r>
         <w:rPr>
+          <w:lang w:val="hi_IN" w:bidi="hi_IN"/>
+        </w:rPr>
+        <w:t>עֲל֥וּ הָ⁠הָ֛ר וַ⁠הֲבֵאתֶ֥ם עֵ֖ץ וּ⁠בְנ֣וּ הַ⁠בָּ֑יִת וְ⁠אֶרְצֶה־בּ֥⁠וֹ ו⁠אכבד אָמַ֥ר יְהוָֽה</w:t>
+      </w:r>
+    </w:p>
+    <w:p>
+      <w:pPr/>
+      <w:r>
+        <w:rPr>
+          <w:lang w:val="hi_IN" w:bidi="hi_IN"/>
+        </w:rPr>
+      </w:r>
+      <w:r>
+        <w:rPr>
           <w:b/>
           <w:lang w:val="hi_IN" w:bidi="hi_IN"/>
         </w:rPr>
@@ -3709,6 +3877,20 @@
       </w:r>
       <w:r>
         <w:rPr>
+          <w:lang w:val="hi_IN" w:bidi="hi_IN"/>
+        </w:rPr>
+        <w:t>פָּנֹ֤ה אֶל־הַרְבֵּה֙ וְ⁠הִנֵּ֣ה לִ⁠מְעָ֔ט וַ⁠הֲבֵאתֶ֥ם הַ⁠בַּ֖יִת וְ⁠נָפַ֣חְתִּי ב֑⁠וֹ יַ֣עַן מֶ֗ה נְאֻם֙ יְהוָ֣ה צְבָא֔וֹת יַ֗עַן בֵּיתִ⁠י֙ אֲשֶׁר־ה֣וּא חָרֵ֔ב וְ⁠אַתֶּ֥ם רָצִ֖ים אִ֥ישׁ לְ⁠בֵיתֽ⁠וֹ</w:t>
+      </w:r>
+    </w:p>
+    <w:p>
+      <w:pPr/>
+      <w:r>
+        <w:rPr>
+          <w:lang w:val="hi_IN" w:bidi="hi_IN"/>
+        </w:rPr>
+      </w:r>
+      <w:r>
+        <w:rPr>
           <w:b/>
           <w:lang w:val="hi_IN" w:bidi="hi_IN"/>
         </w:rPr>
@@ -4587,6 +4769,20 @@
       </w:r>
       <w:r>
         <w:rPr>
+          <w:lang w:val="hi_IN" w:bidi="hi_IN"/>
+        </w:rPr>
+        <w:t>כָּלְא֥וּ שָמַ֖יִם מִ⁠טָּ֑ל וְ⁠הָ⁠אָ֖רֶץ כָּלְאָ֥ה יְבוּלָֽ⁠הּ</w:t>
+      </w:r>
+    </w:p>
+    <w:p>
+      <w:pPr/>
+      <w:r>
+        <w:rPr>
+          <w:lang w:val="hi_IN" w:bidi="hi_IN"/>
+        </w:rPr>
+      </w:r>
+      <w:r>
+        <w:rPr>
           <w:b/>
           <w:lang w:val="hi_IN" w:bidi="hi_IN"/>
         </w:rPr>
@@ -4858,6 +5054,20 @@
       </w:r>
       <w:r>
         <w:rPr>
+          <w:lang w:val="hi_IN" w:bidi="hi_IN"/>
+        </w:rPr>
+        <w:t>עַל־הָ⁠אָ֣רֶץ וְ⁠עַל־הֶ⁠הָרִ֗ים וְ⁠עַל־הַ⁠דָּגָן֙ וְ⁠עַל־הַ⁠תִּיר֣וֹשׁ וְ⁠עַל־הַ⁠יִּצְהָ֔ר וְ⁠עַ֛ל אֲשֶׁ֥ר תּוֹצִ֖יא הָ⁠אֲדָמָ֑ה וְ⁠עַל־הָֽ⁠אָדָם֙ וְ⁠עַל־הַ⁠בְּהֵמָ֔ה וְ⁠עַ֖ל כָּל־יְגִ֥יעַ כַּפָּֽיִם</w:t>
+      </w:r>
+    </w:p>
+    <w:p>
+      <w:pPr/>
+      <w:r>
+        <w:rPr>
+          <w:lang w:val="hi_IN" w:bidi="hi_IN"/>
+        </w:rPr>
+      </w:r>
+      <w:r>
+        <w:rPr>
           <w:b/>
           <w:lang w:val="hi_IN" w:bidi="hi_IN"/>
         </w:rPr>
@@ -4993,6 +5203,20 @@
       </w:r>
       <w:r>
         <w:rPr>
+          <w:lang w:val="hi_IN" w:bidi="hi_IN"/>
+        </w:rPr>
+        <w:t>וָ⁠אֶקְרָ֨א חֹ֜רֶב עַל־הָ⁠אָ֣רֶץ וְ⁠עַל־הֶ⁠הָרִ֗ים וְ⁠עַל־הַ⁠דָּגָן֙ וְ⁠עַל־הַ⁠תִּיר֣וֹשׁ וְ⁠עַל־הַ⁠יִּצְהָ֔ר וְ⁠עַ֛ל אֲשֶׁ֥ר תּוֹצִ֖יא הָ⁠אֲדָמָ֑ה וְ⁠עַל־הָֽ⁠אָדָם֙ וְ⁠עַל־הַ⁠בְּהֵמָ֔ה וְ⁠עַ֖ל כָּל־יְגִ֥יעַ כַּפָּֽיִם</w:t>
+      </w:r>
+    </w:p>
+    <w:p>
+      <w:pPr/>
+      <w:r>
+        <w:rPr>
+          <w:lang w:val="hi_IN" w:bidi="hi_IN"/>
+        </w:rPr>
+      </w:r>
+      <w:r>
+        <w:rPr>
           <w:b/>
           <w:lang w:val="hi_IN" w:bidi="hi_IN"/>
         </w:rPr>
@@ -5212,6 +5436,20 @@
       </w:r>
       <w:r>
         <w:rPr>
+          <w:lang w:val="hi_IN" w:bidi="hi_IN"/>
+        </w:rPr>
+        <w:t>וְ⁠עַל־הַ⁠דָּגָן֙ וְ⁠עַל־הַ⁠תִּיר֣וֹשׁ וְ⁠עַל־הַ⁠יִּצְהָ֔ר</w:t>
+      </w:r>
+    </w:p>
+    <w:p>
+      <w:pPr/>
+      <w:r>
+        <w:rPr>
+          <w:lang w:val="hi_IN" w:bidi="hi_IN"/>
+        </w:rPr>
+      </w:r>
+      <w:r>
+        <w:rPr>
           <w:b/>
           <w:lang w:val="hi_IN" w:bidi="hi_IN"/>
         </w:rPr>
@@ -5716,6 +5954,20 @@
       </w:r>
       <w:r>
         <w:rPr>
+          <w:lang w:val="hi_IN" w:bidi="hi_IN"/>
+        </w:rPr>
+        <w:t>וַ⁠יִּשְׁמַ֣ע &amp; בְּ⁠קוֹל֙ יְהוָ֣ה אֱלֹֽהֵי⁠הֶ֔ם וְ⁠עַל־דִּבְרֵי֙ חַגַּ֣י הַ⁠נָּבִ֔יא</w:t>
+      </w:r>
+    </w:p>
+    <w:p>
+      <w:pPr/>
+      <w:r>
+        <w:rPr>
+          <w:lang w:val="hi_IN" w:bidi="hi_IN"/>
+        </w:rPr>
+      </w:r>
+      <w:r>
+        <w:rPr>
           <w:b/>
           <w:lang w:val="hi_IN" w:bidi="hi_IN"/>
         </w:rPr>
@@ -5838,6 +6090,20 @@
       </w:r>
       <w:r>
         <w:rPr>
+          <w:lang w:val="hi_IN" w:bidi="hi_IN"/>
+        </w:rPr>
+        <w:t>בְּ⁠קוֹל֙ יְהוָ֣ה אֱלֹֽהֵי⁠הֶ֔ם וְ⁠עַל־דִּבְרֵי֙ חַגַּ֣י הַ⁠נָּבִ֔יא</w:t>
+      </w:r>
+    </w:p>
+    <w:p>
+      <w:pPr/>
+      <w:r>
+        <w:rPr>
+          <w:lang w:val="hi_IN" w:bidi="hi_IN"/>
+        </w:rPr>
+      </w:r>
+      <w:r>
+        <w:rPr>
           <w:b/>
           <w:lang w:val="hi_IN" w:bidi="hi_IN"/>
         </w:rPr>
@@ -5934,6 +6200,20 @@
       </w:r>
       <w:r>
         <w:rPr>
+          <w:lang w:val="hi_IN" w:bidi="hi_IN"/>
+        </w:rPr>
+        <w:t>וַ⁠יִּֽירְא֥וּ הָ⁠עָ֖ם מִ⁠פְּנֵ֥י יְהוָֽה</w:t>
+      </w:r>
+    </w:p>
+    <w:p>
+      <w:pPr/>
+      <w:r>
+        <w:rPr>
+          <w:lang w:val="hi_IN" w:bidi="hi_IN"/>
+        </w:rPr>
+      </w:r>
+      <w:r>
+        <w:rPr>
           <w:b/>
           <w:lang w:val="hi_IN" w:bidi="hi_IN"/>
         </w:rPr>
@@ -6056,6 +6336,20 @@
       </w:r>
       <w:r>
         <w:rPr>
+          <w:lang w:val="hi_IN" w:bidi="hi_IN"/>
+        </w:rPr>
+        <w:t>אֲנִ֥י אִתְּ⁠כֶ֖ם נְאֻם־יְהוָֽה</w:t>
+      </w:r>
+    </w:p>
+    <w:p>
+      <w:pPr/>
+      <w:r>
+        <w:rPr>
+          <w:lang w:val="hi_IN" w:bidi="hi_IN"/>
+        </w:rPr>
+      </w:r>
+      <w:r>
+        <w:rPr>
           <w:b/>
           <w:lang w:val="hi_IN" w:bidi="hi_IN"/>
         </w:rPr>
@@ -6139,6 +6433,20 @@
       </w:r>
       <w:r>
         <w:rPr>
+          <w:lang w:val="hi_IN" w:bidi="hi_IN"/>
+        </w:rPr>
+        <w:t>וַ⁠יָּ֣עַר יְהוָ֡ה אֶת־רוּחַ֩ זְרֻבָּבֶ֨ל בֶּן־שַׁלְתִּיאֵ֜ל פַּחַ֣ת יְהוּדָ֗ה וְ⁠אֶת־ר֨וּחַ֙ יְהוֹשֻׁ֤עַ בֶּן־יְהוֹצָדָק֙ הַ⁠כֹּהֵ֣ן הַ⁠גָּד֔וֹל וְֽ⁠אֶת־ר֔וּחַ כֹּ֖ל שְׁאֵרִ֣ית הָ⁠עָ֑ם</w:t>
+      </w:r>
+    </w:p>
+    <w:p>
+      <w:pPr/>
+      <w:r>
+        <w:rPr>
+          <w:lang w:val="hi_IN" w:bidi="hi_IN"/>
+        </w:rPr>
+      </w:r>
+      <w:r>
+        <w:rPr>
           <w:b/>
           <w:lang w:val="hi_IN" w:bidi="hi_IN"/>
         </w:rPr>
@@ -6261,6 +6569,20 @@
       </w:r>
       <w:r>
         <w:rPr>
+          <w:lang w:val="hi_IN" w:bidi="hi_IN"/>
+        </w:rPr>
+        <w:t>וַ⁠יָּ֣עַר יְהוָ֡ה אֶת־רוּחַ֩ זְרֻבָּבֶ֨ל בֶּן־שַׁלְתִּיאֵ֜ל פַּחַ֣ת יְהוּדָ֗ה וְ⁠אֶת־ר֨וּחַ֙ יְהוֹשֻׁ֤עַ בֶּן־יְהוֹצָדָק֙ הַ⁠כֹּהֵ֣ן הַ⁠גָּד֔וֹל וְֽ⁠אֶת־ר֔וּחַ כֹּ֖ל שְׁאֵרִ֣ית הָ⁠עָ֑ם</w:t>
+      </w:r>
+    </w:p>
+    <w:p>
+      <w:pPr/>
+      <w:r>
+        <w:rPr>
+          <w:lang w:val="hi_IN" w:bidi="hi_IN"/>
+        </w:rPr>
+      </w:r>
+      <w:r>
+        <w:rPr>
           <w:b/>
           <w:lang w:val="hi_IN" w:bidi="hi_IN"/>
         </w:rPr>
@@ -6359,6 +6681,20 @@
         <w:rPr>
           <w:lang w:val="hi_IN" w:bidi="hi_IN"/>
         </w:rPr>
+      </w:r>
+    </w:p>
+    <w:p>
+      <w:pPr/>
+      <w:r>
+        <w:rPr>
+          <w:lang w:val="hi_IN" w:bidi="hi_IN"/>
+        </w:rPr>
+      </w:r>
+      <w:r>
+        <w:rPr>
+          <w:lang w:val="hi_IN" w:bidi="hi_IN"/>
+        </w:rPr>
+        <w:t>בְּ⁠י֨וֹם עֶשְׂרִ֧ים וְ⁠אַרְבָּעָ֛ה לַ⁠חֹ֖דֶשׁ בַּ⁠שִּׁשִּׁ֑י</w:t>
       </w:r>
     </w:p>
     <w:p>
@@ -6484,6 +6820,20 @@
       </w:r>
       <w:r>
         <w:rPr>
+          <w:lang w:val="hi_IN" w:bidi="hi_IN"/>
+        </w:rPr>
+        <w:t>בְּ⁠י֨וֹם עֶשְׂרִ֧ים וְ⁠אַרְבָּעָ֛ה לַ⁠חֹ֖דֶשׁ בַּ⁠שִּׁשִּׁ֑י בִּ⁠שְׁנַ֥ת שְׁתַּ֖יִם</w:t>
+      </w:r>
+    </w:p>
+    <w:p>
+      <w:pPr/>
+      <w:r>
+        <w:rPr>
+          <w:lang w:val="hi_IN" w:bidi="hi_IN"/>
+        </w:rPr>
+      </w:r>
+      <w:r>
+        <w:rPr>
           <w:b/>
           <w:lang w:val="hi_IN" w:bidi="hi_IN"/>
         </w:rPr>
@@ -6689,6 +7039,20 @@
       </w:r>
       <w:r>
         <w:rPr>
+          <w:lang w:val="hi_IN" w:bidi="hi_IN"/>
+        </w:rPr>
+        <w:t>בַּ⁠שְּׁבִיעִ֕י בְּ⁠עֶשְׂרִ֥ים וְ⁠אֶחָ֖ד לַ⁠חֹ֑דֶשׁ</w:t>
+      </w:r>
+    </w:p>
+    <w:p>
+      <w:pPr/>
+      <w:r>
+        <w:rPr>
+          <w:lang w:val="hi_IN" w:bidi="hi_IN"/>
+        </w:rPr>
+      </w:r>
+      <w:r>
+        <w:rPr>
           <w:b/>
           <w:lang w:val="hi_IN" w:bidi="hi_IN"/>
         </w:rPr>
@@ -6772,6 +7136,20 @@
       </w:r>
       <w:r>
         <w:rPr>
+          <w:lang w:val="hi_IN" w:bidi="hi_IN"/>
+        </w:rPr>
+        <w:t>בַּ⁠שְּׁבִיעִ֕י בְּ⁠עֶשְׂרִ֥ים וְ⁠אֶחָ֖ד לַ⁠חֹ֑דֶשׁ</w:t>
+      </w:r>
+    </w:p>
+    <w:p>
+      <w:pPr/>
+      <w:r>
+        <w:rPr>
+          <w:lang w:val="hi_IN" w:bidi="hi_IN"/>
+        </w:rPr>
+      </w:r>
+      <w:r>
+        <w:rPr>
           <w:b/>
           <w:lang w:val="hi_IN" w:bidi="hi_IN"/>
         </w:rPr>
@@ -6844,6 +7222,20 @@
         <w:rPr>
           <w:lang w:val="hi_IN" w:bidi="hi_IN"/>
         </w:rPr>
+      </w:r>
+    </w:p>
+    <w:p>
+      <w:pPr/>
+      <w:r>
+        <w:rPr>
+          <w:lang w:val="hi_IN" w:bidi="hi_IN"/>
+        </w:rPr>
+      </w:r>
+      <w:r>
+        <w:rPr>
+          <w:lang w:val="hi_IN" w:bidi="hi_IN"/>
+        </w:rPr>
+        <w:t>בַּ⁠שְּׁבִיעִ֕י בְּ⁠עֶשְׂרִ֥ים וְ⁠אֶחָ֖ד לַ⁠חֹ֑דֶשׁ</w:t>
       </w:r>
     </w:p>
     <w:p>
@@ -6982,6 +7374,20 @@
       </w:r>
       <w:r>
         <w:rPr>
+          <w:lang w:val="hi_IN" w:bidi="hi_IN"/>
+        </w:rPr>
+        <w:t>הָיָה֙ דְּבַר־יְהוָ֔ה בְּ⁠יַד־חַגַּ֥י הַ⁠נָּבִ֖יא</w:t>
+      </w:r>
+    </w:p>
+    <w:p>
+      <w:pPr/>
+      <w:r>
+        <w:rPr>
+          <w:lang w:val="hi_IN" w:bidi="hi_IN"/>
+        </w:rPr>
+      </w:r>
+      <w:r>
+        <w:rPr>
           <w:b/>
           <w:lang w:val="hi_IN" w:bidi="hi_IN"/>
         </w:rPr>
@@ -7180,6 +7586,20 @@
       </w:r>
       <w:r>
         <w:rPr>
+          <w:lang w:val="hi_IN" w:bidi="hi_IN"/>
+        </w:rPr>
+        <w:t>מִ֤י בָ⁠כֶם֙ הַ⁠נִּשְׁאָ֔ר אֲשֶׁ֤ר רָאָה֙ אֶת־הַ⁠בַּ֣יִת הַ⁠זֶּ֔ה בִּ⁠כְבוֹד֖⁠וֹ הָ⁠רִאשׁ֑וֹן וּ⁠מָ֨ה אַתֶּ֜ם רֹאִ֤ים אֹת⁠וֹ֙ עַ֔תָּה הֲ⁠ל֥וֹא כָמֹ֛⁠הוּ כְּ⁠אַ֖יִן בְּ⁠עֵינֵי⁠כֶֽם</w:t>
+      </w:r>
+    </w:p>
+    <w:p>
+      <w:pPr/>
+      <w:r>
+        <w:rPr>
+          <w:lang w:val="hi_IN" w:bidi="hi_IN"/>
+        </w:rPr>
+      </w:r>
+      <w:r>
+        <w:rPr>
           <w:b/>
           <w:lang w:val="hi_IN" w:bidi="hi_IN"/>
         </w:rPr>
@@ -7263,6 +7683,20 @@
       </w:r>
       <w:r>
         <w:rPr>
+          <w:lang w:val="hi_IN" w:bidi="hi_IN"/>
+        </w:rPr>
+        <w:t>מִ֤י בָ⁠כֶם֙ הַ⁠נִּשְׁאָ֔ר אֲשֶׁ֤ר רָאָה֙ אֶת־הַ⁠בַּ֣יִת הַ⁠זֶּ֔ה בִּ⁠כְבוֹד֖⁠וֹ הָ⁠רִאשׁ֑וֹן וּ⁠מָ֨ה אַתֶּ֜ם רֹאִ֤ים אֹת⁠וֹ֙ עַ֔תָּה הֲ⁠ל֥וֹא כָמֹ֛⁠הוּ כְּ⁠אַ֖יִן בְּ⁠עֵינֵי⁠כֶֽם</w:t>
+      </w:r>
+    </w:p>
+    <w:p>
+      <w:pPr/>
+      <w:r>
+        <w:rPr>
+          <w:lang w:val="hi_IN" w:bidi="hi_IN"/>
+        </w:rPr>
+      </w:r>
+      <w:r>
+        <w:rPr>
           <w:b/>
           <w:lang w:val="hi_IN" w:bidi="hi_IN"/>
         </w:rPr>
@@ -7346,6 +7780,20 @@
       </w:r>
       <w:r>
         <w:rPr>
+          <w:lang w:val="hi_IN" w:bidi="hi_IN"/>
+        </w:rPr>
+        <w:t>בָ⁠כֶם֙ הַ⁠נִּשְׁאָ֔ר אֲשֶׁ֤ר רָאָה֙ אֶת־הַ⁠בַּ֣יִת הַ⁠זֶּ֔ה</w:t>
+      </w:r>
+    </w:p>
+    <w:p>
+      <w:pPr/>
+      <w:r>
+        <w:rPr>
+          <w:lang w:val="hi_IN" w:bidi="hi_IN"/>
+        </w:rPr>
+      </w:r>
+      <w:r>
+        <w:rPr>
           <w:b/>
           <w:lang w:val="hi_IN" w:bidi="hi_IN"/>
         </w:rPr>
@@ -7429,6 +7877,20 @@
       </w:r>
       <w:r>
         <w:rPr>
+          <w:lang w:val="hi_IN" w:bidi="hi_IN"/>
+        </w:rPr>
+        <w:t>אֲשֶׁ֤ר רָאָה֙ אֶת־הַ⁠בַּ֣יִת הַ⁠זֶּ֔ה בִּ⁠כְבוֹד֖⁠וֹ הָ⁠רִאשׁ֑וֹן</w:t>
+      </w:r>
+    </w:p>
+    <w:p>
+      <w:pPr/>
+      <w:r>
+        <w:rPr>
+          <w:lang w:val="hi_IN" w:bidi="hi_IN"/>
+        </w:rPr>
+      </w:r>
+      <w:r>
+        <w:rPr>
           <w:b/>
           <w:lang w:val="hi_IN" w:bidi="hi_IN"/>
         </w:rPr>
@@ -7642,6 +8104,20 @@
       </w:r>
       <w:r>
         <w:rPr>
+          <w:lang w:val="hi_IN" w:bidi="hi_IN"/>
+        </w:rPr>
+        <w:t>הֲ⁠ל֥וֹא כָמֹ֛⁠הוּ כְּ⁠אַ֖יִן בְּ⁠עֵינֵי⁠כֶֽם</w:t>
+      </w:r>
+    </w:p>
+    <w:p>
+      <w:pPr/>
+      <w:r>
+        <w:rPr>
+          <w:lang w:val="hi_IN" w:bidi="hi_IN"/>
+        </w:rPr>
+      </w:r>
+      <w:r>
+        <w:rPr>
           <w:b/>
           <w:lang w:val="hi_IN" w:bidi="hi_IN"/>
         </w:rPr>
@@ -7753,6 +8229,20 @@
         <w:rPr>
           <w:lang w:val="hi_IN" w:bidi="hi_IN"/>
         </w:rPr>
+      </w:r>
+    </w:p>
+    <w:p>
+      <w:pPr/>
+      <w:r>
+        <w:rPr>
+          <w:lang w:val="hi_IN" w:bidi="hi_IN"/>
+        </w:rPr>
+      </w:r>
+      <w:r>
+        <w:rPr>
+          <w:lang w:val="hi_IN" w:bidi="hi_IN"/>
+        </w:rPr>
+        <w:t>וְ⁠עַתָּ֣ה חֲזַ֣ק זְרֻבָּבֶ֣ל ׀ נְאֻם־יְהוָ֡ה וַ⁠חֲזַ֣ק יְהוֹשֻׁ֣עַ בֶּן־יְהוֹצָדָק֩ הַ⁠כֹּהֵ֨ן הַ⁠גָּד֜וֹל וַ⁠חֲזַ֨ק כָּל־עַ֥ם הָ⁠אָ֛רֶץ נְאֻם־יְהוָ֖ה וַֽ⁠עֲשׂ֑וּ כִּֽי־אֲנִ֣י אִתְּ⁠כֶ֔ם נְאֻ֖ם יְהוָ֥ה צְבָאֽוֹת</w:t>
       </w:r>
     </w:p>
     <w:p>
@@ -7980,6 +8470,20 @@
       </w:r>
       <w:r>
         <w:rPr>
+          <w:lang w:val="hi_IN" w:bidi="hi_IN"/>
+        </w:rPr>
+        <w:t>אֶֽת־הַ⁠דָּבָ֞ר אֲשֶׁר־כָּרַ֤תִּי אִתְּ⁠כֶם֙ בְּ⁠צֵאתְ⁠כֶ֣ם מִ⁠מִּצְרַ֔יִם וְ⁠רוּחִ֖⁠י עֹמֶ֣דֶת בְּ⁠תוֹכְ⁠כֶ֑ם אַל־תִּירָֽאוּ</w:t>
+      </w:r>
+    </w:p>
+    <w:p>
+      <w:pPr/>
+      <w:r>
+        <w:rPr>
+          <w:lang w:val="hi_IN" w:bidi="hi_IN"/>
+        </w:rPr>
+      </w:r>
+      <w:r>
+        <w:rPr>
           <w:b/>
           <w:lang w:val="hi_IN" w:bidi="hi_IN"/>
         </w:rPr>
@@ -8539,6 +9043,20 @@
       </w:r>
       <w:r>
         <w:rPr>
+          <w:lang w:val="hi_IN" w:bidi="hi_IN"/>
+        </w:rPr>
+        <w:t>כִּ֣י כֹ֤ה אָמַר֙ יְהוָ֣ה צְבָא֔וֹת ע֥וֹד אַחַ֖ת מְעַ֣ט הִ֑יא וַ⁠אֲנִ֗י מַרְעִישׁ֙ אֶת־הַ⁠שָּׁמַ֣יִם וְ⁠אֶת־הָ⁠אָ֔רֶץ וְ⁠אֶת־הַ⁠יָּ֖ם וְ⁠אֶת־הֶ⁠חָרָבָֽה</w:t>
+      </w:r>
+    </w:p>
+    <w:p>
+      <w:pPr/>
+      <w:r>
+        <w:rPr>
+          <w:lang w:val="hi_IN" w:bidi="hi_IN"/>
+        </w:rPr>
+      </w:r>
+      <w:r>
+        <w:rPr>
           <w:b/>
           <w:lang w:val="hi_IN" w:bidi="hi_IN"/>
         </w:rPr>
@@ -9054,6 +9572,20 @@
       </w:r>
       <w:r>
         <w:rPr>
+          <w:lang w:val="hi_IN" w:bidi="hi_IN"/>
+        </w:rPr>
+        <w:t>וְ⁠הִרְעַשְׁתִּי֙ אֶת־כָּל־הַ⁠גּוֹיִ֔ם וּ⁠בָ֖אוּ חֶמְדַּ֣ת כָּל־הַ⁠גּוֹיִ֑ם וּ⁠מִלֵּאתִ֞י אֶת־הַ⁠בַּ֤יִת הַ⁠זֶּה֙ כָּב֔וֹד אָמַ֖ר יְהוָ֥ה צְבָאֽוֹת</w:t>
+      </w:r>
+    </w:p>
+    <w:p>
+      <w:pPr/>
+      <w:r>
+        <w:rPr>
+          <w:lang w:val="hi_IN" w:bidi="hi_IN"/>
+        </w:rPr>
+      </w:r>
+      <w:r>
+        <w:rPr>
           <w:b/>
           <w:lang w:val="hi_IN" w:bidi="hi_IN"/>
         </w:rPr>
@@ -9415,6 +9947,20 @@
       </w:r>
       <w:r>
         <w:rPr>
+          <w:lang w:val="hi_IN" w:bidi="hi_IN"/>
+        </w:rPr>
+        <w:t>לִ֥⁠י הַ⁠כֶּ֖סֶף וְ⁠לִ֣⁠י הַ⁠זָּהָ֑ב נְאֻ֖ם יְהוָ֥ה צְבָאֽוֹת</w:t>
+      </w:r>
+    </w:p>
+    <w:p>
+      <w:pPr/>
+      <w:r>
+        <w:rPr>
+          <w:lang w:val="hi_IN" w:bidi="hi_IN"/>
+        </w:rPr>
+      </w:r>
+      <w:r>
+        <w:rPr>
           <w:b/>
           <w:lang w:val="hi_IN" w:bidi="hi_IN"/>
         </w:rPr>
@@ -9595,6 +10141,20 @@
       </w:r>
       <w:r>
         <w:rPr>
+          <w:lang w:val="hi_IN" w:bidi="hi_IN"/>
+        </w:rPr>
+        <w:t>גָּד֣וֹל יִֽהְיֶ֡ה כְּבוֹד֩ הַ⁠בַּ֨יִת הַ⁠זֶּ֤ה הָ⁠אַֽחֲרוֹן֙ מִן־הָ֣⁠רִאשׁ֔וֹן אָמַ֖ר יְהוָ֣ה צְבָא֑וֹת וּ⁠בַ⁠מָּק֤וֹם הַ⁠זֶּה֙ אֶתֵּ֣ן שָׁל֔וֹם נְאֻ֖ם יְהוָ֥ה צְבָאֽוֹת</w:t>
+      </w:r>
+    </w:p>
+    <w:p>
+      <w:pPr/>
+      <w:r>
+        <w:rPr>
+          <w:lang w:val="hi_IN" w:bidi="hi_IN"/>
+        </w:rPr>
+      </w:r>
+      <w:r>
+        <w:rPr>
           <w:b/>
           <w:lang w:val="hi_IN" w:bidi="hi_IN"/>
         </w:rPr>
@@ -9775,6 +10335,20 @@
       </w:r>
       <w:r>
         <w:rPr>
+          <w:lang w:val="hi_IN" w:bidi="hi_IN"/>
+        </w:rPr>
+        <w:t>גָּד֣וֹל יִֽהְיֶ֡ה כְּבוֹד֩ הַ⁠בַּ֨יִת הַ⁠זֶּ֤ה הָ⁠אַֽחֲרוֹן֙ מִן־הָ֣⁠רִאשׁ֔וֹן</w:t>
+      </w:r>
+    </w:p>
+    <w:p>
+      <w:pPr/>
+      <w:r>
+        <w:rPr>
+          <w:lang w:val="hi_IN" w:bidi="hi_IN"/>
+        </w:rPr>
+      </w:r>
+      <w:r>
+        <w:rPr>
           <w:b/>
           <w:lang w:val="hi_IN" w:bidi="hi_IN"/>
         </w:rPr>
@@ -10208,6 +10782,20 @@
       </w:r>
       <w:r>
         <w:rPr>
+          <w:lang w:val="hi_IN" w:bidi="hi_IN"/>
+        </w:rPr>
+        <w:t>בְּ⁠עֶשְׂרִ֤ים וְ⁠אַרְבָּעָה֙ לַ⁠תְּשִׁיעִ֔י בִּ⁠שְׁנַ֥ת שְׁתַּ֖יִם לְ⁠דָרְיָ֑וֶשׁ</w:t>
+      </w:r>
+    </w:p>
+    <w:p>
+      <w:pPr/>
+      <w:r>
+        <w:rPr>
+          <w:lang w:val="hi_IN" w:bidi="hi_IN"/>
+        </w:rPr>
+      </w:r>
+      <w:r>
+        <w:rPr>
           <w:b/>
           <w:lang w:val="hi_IN" w:bidi="hi_IN"/>
         </w:rPr>
@@ -10280,6 +10868,20 @@
         <w:rPr>
           <w:lang w:val="hi_IN" w:bidi="hi_IN"/>
         </w:rPr>
+      </w:r>
+    </w:p>
+    <w:p>
+      <w:pPr/>
+      <w:r>
+        <w:rPr>
+          <w:lang w:val="hi_IN" w:bidi="hi_IN"/>
+        </w:rPr>
+      </w:r>
+      <w:r>
+        <w:rPr>
+          <w:lang w:val="hi_IN" w:bidi="hi_IN"/>
+        </w:rPr>
+        <w:t>בְּ⁠עֶשְׂרִ֤ים וְ⁠אַרְבָּעָה֙ לַ⁠תְּשִׁיעִ֔י</w:t>
       </w:r>
     </w:p>
     <w:p>
@@ -10418,6 +11020,20 @@
       </w:r>
       <w:r>
         <w:rPr>
+          <w:lang w:val="hi_IN" w:bidi="hi_IN"/>
+        </w:rPr>
+        <w:t>הָיָה֙ דְּבַר־יְהוָ֔ה אֶל־חַגַּ֥י הַ⁠נָּבִ֖יא לֵ⁠אמֹֽר</w:t>
+      </w:r>
+    </w:p>
+    <w:p>
+      <w:pPr/>
+      <w:r>
+        <w:rPr>
+          <w:lang w:val="hi_IN" w:bidi="hi_IN"/>
+        </w:rPr>
+      </w:r>
+      <w:r>
+        <w:rPr>
           <w:b/>
           <w:lang w:val="hi_IN" w:bidi="hi_IN"/>
         </w:rPr>
@@ -10531,6 +11147,20 @@
       </w:r>
       <w:r>
         <w:rPr>
+          <w:lang w:val="hi_IN" w:bidi="hi_IN"/>
+        </w:rPr>
+        <w:t>כֹּ֥ה אָמַ֖ר יְהוָ֣ה צְבָא֑וֹת שְׁאַל־נָ֧א אֶת־הַ⁠כֹּהֲנִ֛ים תּוֹרָ֖ה לֵ⁠אמֹֽר</w:t>
+      </w:r>
+    </w:p>
+    <w:p>
+      <w:pPr/>
+      <w:r>
+        <w:rPr>
+          <w:lang w:val="hi_IN" w:bidi="hi_IN"/>
+        </w:rPr>
+      </w:r>
+      <w:r>
+        <w:rPr>
           <w:b/>
           <w:lang w:val="hi_IN" w:bidi="hi_IN"/>
         </w:rPr>
@@ -10614,6 +11244,20 @@
       </w:r>
       <w:r>
         <w:rPr>
+          <w:lang w:val="hi_IN" w:bidi="hi_IN"/>
+        </w:rPr>
+        <w:t>הֵ֣ן ׀ יִשָּׂא־אִ֨ישׁ בְּשַׂר־קֹ֜דֶשׁ בִּ⁠כְנַ֣ף בִּגְד֗⁠וֹ וְ⁠נָגַ֣ע בִּ֠⁠כְנָפ⁠וֹ אֶל־הַ⁠לֶּ֨חֶם וְ⁠אֶל־הַ⁠נָּזִ֜יד וְ⁠אֶל־הַ⁠יַּ֧יִן וְ⁠אֶל־שֶׁ֛מֶן וְ⁠אֶל־כָּל־מַאֲכָ֖ל הֲ⁠יִקְדָּ֑שׁ</w:t>
+      </w:r>
+    </w:p>
+    <w:p>
+      <w:pPr/>
+      <w:r>
+        <w:rPr>
+          <w:lang w:val="hi_IN" w:bidi="hi_IN"/>
+        </w:rPr>
+      </w:r>
+      <w:r>
+        <w:rPr>
           <w:b/>
           <w:lang w:val="hi_IN" w:bidi="hi_IN"/>
         </w:rPr>
@@ -10686,6 +11330,20 @@
         <w:rPr>
           <w:lang w:val="hi_IN" w:bidi="hi_IN"/>
         </w:rPr>
+      </w:r>
+    </w:p>
+    <w:p>
+      <w:pPr/>
+      <w:r>
+        <w:rPr>
+          <w:lang w:val="hi_IN" w:bidi="hi_IN"/>
+        </w:rPr>
+      </w:r>
+      <w:r>
+        <w:rPr>
+          <w:lang w:val="hi_IN" w:bidi="hi_IN"/>
+        </w:rPr>
+        <w:t>הֵ֣ן ׀ יִשָּׂא־אִ֨ישׁ בְּשַׂר־קֹ֜דֶשׁ בִּ⁠כְנַ֣ף בִּגְד֗⁠וֹ וְ⁠נָגַ֣ע בִּ֠⁠כְנָפ⁠וֹ אֶל־הַ⁠לֶּ֨חֶם וְ⁠אֶל־הַ⁠נָּזִ֜יד וְ⁠אֶל־הַ⁠יַּ֧יִן וְ⁠אֶל־שֶׁ֛מֶן וְ⁠אֶל־כָּל־מַאֲכָ֖ל הֲ⁠יִקְדָּ֑שׁ</w:t>
       </w:r>
     </w:p>
     <w:p>
@@ -11573,6 +12231,20 @@
       </w:r>
       <w:r>
         <w:rPr>
+          <w:lang w:val="hi_IN" w:bidi="hi_IN"/>
+        </w:rPr>
+        <w:t>כֵּ֣ן הָֽ⁠עָם־הַ֠⁠זֶּה וְ⁠כֵן־הַ⁠גּ֨וֹי הַ⁠זֶּ֤ה לְ⁠פָנַ⁠י֙ נְאֻם־יְהוָ֔ה וְ⁠כֵ֖ן כָּל־מַעֲשֵׂ֣ה יְדֵי⁠הֶ֑ם וַ⁠אֲשֶׁ֥ר יַקְרִ֛יבוּ שָׁ֖ם טָמֵ֥א הֽוּא</w:t>
+      </w:r>
+    </w:p>
+    <w:p>
+      <w:pPr/>
+      <w:r>
+        <w:rPr>
+          <w:lang w:val="hi_IN" w:bidi="hi_IN"/>
+        </w:rPr>
+      </w:r>
+      <w:r>
+        <w:rPr>
           <w:b/>
           <w:lang w:val="hi_IN" w:bidi="hi_IN"/>
         </w:rPr>
@@ -11645,6 +12317,20 @@
         <w:rPr>
           <w:lang w:val="hi_IN" w:bidi="hi_IN"/>
         </w:rPr>
+      </w:r>
+    </w:p>
+    <w:p>
+      <w:pPr/>
+      <w:r>
+        <w:rPr>
+          <w:lang w:val="hi_IN" w:bidi="hi_IN"/>
+        </w:rPr>
+      </w:r>
+      <w:r>
+        <w:rPr>
+          <w:lang w:val="hi_IN" w:bidi="hi_IN"/>
+        </w:rPr>
+        <w:t>כֵּ֣ן הָֽ⁠עָם־הַ֠⁠זֶּה וְ⁠כֵן־הַ⁠גּ֨וֹי הַ⁠זֶּ֤ה</w:t>
       </w:r>
     </w:p>
     <w:p>
@@ -12372,6 +13058,20 @@
       </w:r>
       <w:r>
         <w:rPr>
+          <w:lang w:val="hi_IN" w:bidi="hi_IN"/>
+        </w:rPr>
+        <w:t>שִֽׂימוּ־נָ֣א לְבַבְ⁠כֶ֔ם</w:t>
+      </w:r>
+    </w:p>
+    <w:p>
+      <w:pPr/>
+      <w:r>
+        <w:rPr>
+          <w:lang w:val="hi_IN" w:bidi="hi_IN"/>
+        </w:rPr>
+      </w:r>
+      <w:r>
+        <w:rPr>
           <w:b/>
           <w:lang w:val="hi_IN" w:bidi="hi_IN"/>
         </w:rPr>
@@ -12583,6 +13283,20 @@
       </w:r>
       <w:r>
         <w:rPr>
+          <w:lang w:val="hi_IN" w:bidi="hi_IN"/>
+        </w:rPr>
+        <w:t>מִ⁠טֶּ֧רֶם שֽׂוּם־אֶ֛בֶן אֶל־אֶ֖בֶן בְּ⁠הֵיכַ֥ל יְהוָֽה</w:t>
+      </w:r>
+    </w:p>
+    <w:p>
+      <w:pPr/>
+      <w:r>
+        <w:rPr>
+          <w:lang w:val="hi_IN" w:bidi="hi_IN"/>
+        </w:rPr>
+      </w:r>
+      <w:r>
+        <w:rPr>
           <w:b/>
           <w:lang w:val="hi_IN" w:bidi="hi_IN"/>
         </w:rPr>
@@ -13074,6 +13788,20 @@
       </w:r>
       <w:r>
         <w:rPr>
+          <w:lang w:val="hi_IN" w:bidi="hi_IN"/>
+        </w:rPr>
+        <w:t>בָּ֣א אֶל־הַ⁠יֶּ֗קֶב לַ⁠חְשֹׂף֙ חֲמִשִּׁ֣ים פּוּרָ֔ה וְ⁠הָיְתָ֖ה עֶשְׂרִֽים</w:t>
+      </w:r>
+    </w:p>
+    <w:p>
+      <w:pPr/>
+      <w:r>
+        <w:rPr>
+          <w:lang w:val="hi_IN" w:bidi="hi_IN"/>
+        </w:rPr>
+      </w:r>
+      <w:r>
+        <w:rPr>
           <w:b/>
           <w:lang w:val="hi_IN" w:bidi="hi_IN"/>
         </w:rPr>
@@ -13267,6 +13995,20 @@
       </w:r>
       <w:r>
         <w:rPr>
+          <w:lang w:val="hi_IN" w:bidi="hi_IN"/>
+        </w:rPr>
+        <w:t>הִכֵּ֨יתִי אֶתְ⁠כֶ֜ם בַּ⁠שִּׁדָּפ֤וֹן וּ⁠בַ⁠יֵּֽרָקוֹן֙ וּ⁠בַ⁠בָּרָ֔ד אֵ֖ת כָּל־מַעֲשֵׂ֣ה יְדֵי⁠כֶ֑ם וְ⁠אֵין־אֶתְ⁠כֶ֥ם אֵלַ֖⁠י נְאֻם־יְהוָֽה</w:t>
+      </w:r>
+    </w:p>
+    <w:p>
+      <w:pPr/>
+      <w:r>
+        <w:rPr>
+          <w:lang w:val="hi_IN" w:bidi="hi_IN"/>
+        </w:rPr>
+      </w:r>
+      <w:r>
+        <w:rPr>
           <w:b/>
           <w:lang w:val="hi_IN" w:bidi="hi_IN"/>
         </w:rPr>
@@ -13486,6 +14228,20 @@
         <w:rPr>
           <w:lang w:val="hi_IN" w:bidi="hi_IN"/>
         </w:rPr>
+      </w:r>
+    </w:p>
+    <w:p>
+      <w:pPr/>
+      <w:r>
+        <w:rPr>
+          <w:lang w:val="hi_IN" w:bidi="hi_IN"/>
+        </w:rPr>
+      </w:r>
+      <w:r>
+        <w:rPr>
+          <w:lang w:val="hi_IN" w:bidi="hi_IN"/>
+        </w:rPr>
+        <w:t>אֵ֖ת כָּל־מַעֲשֵׂ֣ה יְדֵי⁠כֶ֑ם</w:t>
       </w:r>
     </w:p>
     <w:p>
@@ -13836,6 +14592,20 @@
       </w:r>
       <w:r>
         <w:rPr>
+          <w:lang w:val="hi_IN" w:bidi="hi_IN"/>
+        </w:rPr>
+        <w:t>מִן־הַ⁠יּ֥וֹם הַ⁠זֶּ֖ה וָ⁠מָ֑עְלָ⁠ה מִ⁠יּוֹם֩ עֶשְׂרִ֨ים וְ⁠אַרְבָּעָ֜ה לַ⁠תְּשִׁיעִ֗י לְ⁠מִן־הַ⁠יּ֛וֹם אֲשֶׁר־יֻסַּ֥ד הֵֽיכַל־יְהוָ֖ה</w:t>
+      </w:r>
+    </w:p>
+    <w:p>
+      <w:pPr/>
+      <w:r>
+        <w:rPr>
+          <w:lang w:val="hi_IN" w:bidi="hi_IN"/>
+        </w:rPr>
+      </w:r>
+      <w:r>
+        <w:rPr>
           <w:b/>
           <w:lang w:val="hi_IN" w:bidi="hi_IN"/>
         </w:rPr>
@@ -14065,6 +14835,20 @@
       </w:r>
       <w:r>
         <w:rPr>
+          <w:lang w:val="hi_IN" w:bidi="hi_IN"/>
+        </w:rPr>
+        <w:t>מִ⁠יּוֹם֩ עֶשְׂרִ֨ים וְ⁠אַרְבָּעָ֜ה לַ⁠תְּשִׁיעִ֗י</w:t>
+      </w:r>
+    </w:p>
+    <w:p>
+      <w:pPr/>
+      <w:r>
+        <w:rPr>
+          <w:lang w:val="hi_IN" w:bidi="hi_IN"/>
+        </w:rPr>
+      </w:r>
+      <w:r>
+        <w:rPr>
           <w:b/>
           <w:lang w:val="hi_IN" w:bidi="hi_IN"/>
         </w:rPr>
@@ -14360,6 +15144,20 @@
       </w:r>
       <w:r>
         <w:rPr>
+          <w:lang w:val="hi_IN" w:bidi="hi_IN"/>
+        </w:rPr>
+        <w:t>שִׂ֥ימוּ לְבַבְ⁠כֶֽם</w:t>
+      </w:r>
+    </w:p>
+    <w:p>
+      <w:pPr/>
+      <w:r>
+        <w:rPr>
+          <w:lang w:val="hi_IN" w:bidi="hi_IN"/>
+        </w:rPr>
+      </w:r>
+      <w:r>
+        <w:rPr>
           <w:b/>
           <w:lang w:val="hi_IN" w:bidi="hi_IN"/>
         </w:rPr>
@@ -14795,6 +15593,20 @@
       </w:r>
       <w:r>
         <w:rPr>
+          <w:lang w:val="hi_IN" w:bidi="hi_IN"/>
+        </w:rPr>
+        <w:t>וַ⁠יְהִ֨י דְבַר־יְהוָ֤ה ׀ שֵׁנִית֙ אֶל־חַגַּ֔י</w:t>
+      </w:r>
+    </w:p>
+    <w:p>
+      <w:pPr/>
+      <w:r>
+        <w:rPr>
+          <w:lang w:val="hi_IN" w:bidi="hi_IN"/>
+        </w:rPr>
+      </w:r>
+      <w:r>
+        <w:rPr>
           <w:b/>
           <w:lang w:val="hi_IN" w:bidi="hi_IN"/>
         </w:rPr>
@@ -15090,6 +15902,20 @@
       </w:r>
       <w:r>
         <w:rPr>
+          <w:lang w:val="hi_IN" w:bidi="hi_IN"/>
+        </w:rPr>
+        <w:t>בְּ⁠עֶשְׂרִ֧ים וְ⁠אַרְבָּעָ֛ה לַ⁠חֹ֖דֶשׁ</w:t>
+      </w:r>
+    </w:p>
+    <w:p>
+      <w:pPr/>
+      <w:r>
+        <w:rPr>
+          <w:lang w:val="hi_IN" w:bidi="hi_IN"/>
+        </w:rPr>
+      </w:r>
+      <w:r>
+        <w:rPr>
           <w:b/>
           <w:lang w:val="hi_IN" w:bidi="hi_IN"/>
         </w:rPr>
@@ -15162,6 +15988,20 @@
         <w:rPr>
           <w:lang w:val="hi_IN" w:bidi="hi_IN"/>
         </w:rPr>
+      </w:r>
+    </w:p>
+    <w:p>
+      <w:pPr/>
+      <w:r>
+        <w:rPr>
+          <w:lang w:val="hi_IN" w:bidi="hi_IN"/>
+        </w:rPr>
+      </w:r>
+      <w:r>
+        <w:rPr>
+          <w:lang w:val="hi_IN" w:bidi="hi_IN"/>
+        </w:rPr>
+        <w:t>בְּ⁠עֶשְׂרִ֧ים וְ⁠אַרְבָּעָ֛ה לַ⁠חֹ֖דֶשׁ</w:t>
       </w:r>
     </w:p>
     <w:p>
@@ -15274,6 +16114,20 @@
       </w:r>
       <w:r>
         <w:rPr>
+          <w:lang w:val="hi_IN" w:bidi="hi_IN"/>
+        </w:rPr>
+        <w:t>אֱמֹ֕ר אֶל־זְרֻבָּבֶ֥ל פַּֽחַת־יְהוּדָ֖ה לֵ⁠אמֹ֑ר אֲנִ֣י מַרְעִ֔ישׁ אֶת־הַ⁠שָּׁמַ֖יִם וְ⁠אֶת־הָ⁠אָֽרֶץ</w:t>
+      </w:r>
+    </w:p>
+    <w:p>
+      <w:pPr/>
+      <w:r>
+        <w:rPr>
+          <w:lang w:val="hi_IN" w:bidi="hi_IN"/>
+        </w:rPr>
+      </w:r>
+      <w:r>
+        <w:rPr>
           <w:b/>
           <w:lang w:val="hi_IN" w:bidi="hi_IN"/>
         </w:rPr>
@@ -15346,6 +16200,20 @@
         <w:rPr>
           <w:lang w:val="hi_IN" w:bidi="hi_IN"/>
         </w:rPr>
+      </w:r>
+    </w:p>
+    <w:p>
+      <w:pPr/>
+      <w:r>
+        <w:rPr>
+          <w:lang w:val="hi_IN" w:bidi="hi_IN"/>
+        </w:rPr>
+      </w:r>
+      <w:r>
+        <w:rPr>
+          <w:lang w:val="hi_IN" w:bidi="hi_IN"/>
+        </w:rPr>
+        <w:t>אֲנִ֣י מַרְעִ֔ישׁ אֶת־הַ⁠שָּׁמַ֖יִם וְ⁠אֶת־הָ⁠אָֽרֶץ</w:t>
       </w:r>
     </w:p>
     <w:p>
@@ -15845,6 +16713,20 @@
       </w:r>
       <w:r>
         <w:rPr>
+          <w:lang w:val="hi_IN" w:bidi="hi_IN"/>
+        </w:rPr>
+        <w:t>וְ⁠הָפַכְתִּ֤י מֶרְכָּבָה֙ וְ⁠רֹ֣כְבֶ֔י⁠הָ וְ⁠יָרְד֤וּ סוּסִים֙ וְ⁠רֹ֣כְבֵי⁠הֶ֔ם</w:t>
+      </w:r>
+    </w:p>
+    <w:p>
+      <w:pPr/>
+      <w:r>
+        <w:rPr>
+          <w:lang w:val="hi_IN" w:bidi="hi_IN"/>
+        </w:rPr>
+      </w:r>
+      <w:r>
+        <w:rPr>
           <w:b/>
           <w:lang w:val="hi_IN" w:bidi="hi_IN"/>
         </w:rPr>
@@ -16189,6 +17071,20 @@
         <w:rPr>
           <w:lang w:val="hi_IN" w:bidi="hi_IN"/>
         </w:rPr>
+      </w:r>
+    </w:p>
+    <w:p>
+      <w:pPr/>
+      <w:r>
+        <w:rPr>
+          <w:lang w:val="hi_IN" w:bidi="hi_IN"/>
+        </w:rPr>
+      </w:r>
+      <w:r>
+        <w:rPr>
+          <w:lang w:val="hi_IN" w:bidi="hi_IN"/>
+        </w:rPr>
+        <w:t>אִ֖ישׁ בְּ⁠חֶ֥רֶב אָחִֽי⁠ו</w:t>
       </w:r>
     </w:p>
     <w:p>
@@ -16521,6 +17417,20 @@
       </w:r>
       <w:r>
         <w:rPr>
+          <w:lang w:val="hi_IN" w:bidi="hi_IN"/>
+        </w:rPr>
+        <w:t>בַּ⁠יּ֣וֹם הַ⁠ה֣וּא נְאֻם־יְהוָ֣ה צְבָא֡וֹת אֶ֠קָּחֲ⁠ךָ זְרֻבָּבֶ֨ל בֶּן־שְׁאַלְתִּיאֵ֤ל עַבְדִּ⁠י֙ נְאֻם־יְהוָ֔ה וְ⁠שַׂמְתִּ֖י⁠ךָ כַּֽ⁠חוֹתָ֑ם כִּֽי־בְ⁠ךָ֣ בָחַ֔רְתִּי נְאֻ֖ם יְהוָ֥ה צְבָאֽוֹת</w:t>
+      </w:r>
+    </w:p>
+    <w:p>
+      <w:pPr/>
+      <w:r>
+        <w:rPr>
+          <w:lang w:val="hi_IN" w:bidi="hi_IN"/>
+        </w:rPr>
+      </w:r>
+      <w:r>
+        <w:rPr>
           <w:b/>
           <w:lang w:val="hi_IN" w:bidi="hi_IN"/>
         </w:rPr>
@@ -16703,6 +17613,20 @@
         <w:rPr>
           <w:lang w:val="hi_IN" w:bidi="hi_IN"/>
         </w:rPr>
+      </w:r>
+    </w:p>
+    <w:p>
+      <w:pPr/>
+      <w:r>
+        <w:rPr>
+          <w:lang w:val="hi_IN" w:bidi="hi_IN"/>
+        </w:rPr>
+      </w:r>
+      <w:r>
+        <w:rPr>
+          <w:lang w:val="hi_IN" w:bidi="hi_IN"/>
+        </w:rPr>
+        <w:t>אֶ֠קָּחֲ⁠ךָ &amp; וְ⁠שַׂמְתִּ֖י⁠ךָ &amp; בְ⁠ךָ֣ בָחַ֔רְתִּי</w:t>
       </w:r>
     </w:p>
     <w:p>
